--- a/reports/УЧПРАКТИКА_4343_Маркашов_ГД_Селезнев_ДЕ_Пимахин_РА.docx
+++ b/reports/УЧПРАКТИКА_4343_Маркашов_ГД_Селезнев_ДЕ_Пимахин_РА.docx
@@ -43,7 +43,29 @@
           <w:sz w:val="26"/>
           <w:szCs w:val="26"/>
         </w:rPr>
-        <w:t>«ЛЭТИ» им. В.И.Ульянова (Ленина)»</w:t>
+        <w:t xml:space="preserve">«ЛЭТИ» им. </w:t>
+      </w:r>
+      <w:proofErr w:type="spellStart"/>
+      <w:r>
+        <w:rPr>
+          <w:rFonts w:cs="Times New Roman"/>
+          <w:b/>
+          <w:bCs/>
+          <w:sz w:val="26"/>
+          <w:szCs w:val="26"/>
+        </w:rPr>
+        <w:t>В.И.Ульянова</w:t>
+      </w:r>
+      <w:proofErr w:type="spellEnd"/>
+      <w:r>
+        <w:rPr>
+          <w:rFonts w:cs="Times New Roman"/>
+          <w:b/>
+          <w:bCs/>
+          <w:sz w:val="26"/>
+          <w:szCs w:val="26"/>
+        </w:rPr>
+        <w:t xml:space="preserve"> (Ленина)»</w:t>
       </w:r>
     </w:p>
     <w:p>
@@ -497,8 +519,18 @@
                 <w:color w:val="000000" w:themeColor="text1"/>
                 <w:szCs w:val="28"/>
               </w:rPr>
-              <w:t>Г.Д. Маркашов</w:t>
+              <w:t xml:space="preserve">Г.Д. </w:t>
             </w:r>
+            <w:proofErr w:type="spellStart"/>
+            <w:r>
+              <w:rPr>
+                <w:rFonts w:cs="Times New Roman"/>
+                <w:color w:val="000000" w:themeColor="text1"/>
+                <w:szCs w:val="28"/>
+              </w:rPr>
+              <w:t>Маркашов</w:t>
+            </w:r>
+            <w:proofErr w:type="spellEnd"/>
             <w:r>
               <w:rPr>
                 <w:rFonts w:cs="Times New Roman"/>
@@ -711,8 +743,18 @@
                 <w:color w:val="000000" w:themeColor="text1"/>
                 <w:szCs w:val="28"/>
               </w:rPr>
-              <w:t>Р.А. Пимахин</w:t>
+              <w:t xml:space="preserve">Р.А. </w:t>
             </w:r>
+            <w:proofErr w:type="spellStart"/>
+            <w:r>
+              <w:rPr>
+                <w:rFonts w:cs="Times New Roman"/>
+                <w:color w:val="000000" w:themeColor="text1"/>
+                <w:szCs w:val="28"/>
+              </w:rPr>
+              <w:t>Пимахин</w:t>
+            </w:r>
+            <w:proofErr w:type="spellEnd"/>
           </w:p>
         </w:tc>
       </w:tr>
@@ -887,8 +929,18 @@
                 <w:color w:val="000000" w:themeColor="text1"/>
                 <w:szCs w:val="28"/>
               </w:rPr>
-              <w:t>Т.Р. Жангиров</w:t>
+              <w:t xml:space="preserve">Т.Р. </w:t>
             </w:r>
+            <w:proofErr w:type="spellStart"/>
+            <w:r>
+              <w:rPr>
+                <w:rFonts w:cs="Times New Roman"/>
+                <w:color w:val="000000" w:themeColor="text1"/>
+                <w:szCs w:val="28"/>
+              </w:rPr>
+              <w:t>Жангиров</w:t>
+            </w:r>
+            <w:proofErr w:type="spellEnd"/>
           </w:p>
         </w:tc>
       </w:tr>
@@ -1142,8 +1194,18 @@
                 <w:color w:val="000000" w:themeColor="text1"/>
                 <w:szCs w:val="28"/>
               </w:rPr>
-              <w:t>Г.Д. Маркашов</w:t>
+              <w:t xml:space="preserve">Г.Д. </w:t>
             </w:r>
+            <w:proofErr w:type="spellStart"/>
+            <w:r>
+              <w:rPr>
+                <w:rFonts w:cs="Times New Roman"/>
+                <w:color w:val="000000" w:themeColor="text1"/>
+                <w:szCs w:val="28"/>
+              </w:rPr>
+              <w:t>Маркашов</w:t>
+            </w:r>
+            <w:proofErr w:type="spellEnd"/>
           </w:p>
           <w:p>
             <w:pPr>
@@ -1188,8 +1250,18 @@
                 <w:color w:val="000000" w:themeColor="text1"/>
                 <w:szCs w:val="28"/>
               </w:rPr>
-              <w:t>Р.А. Пимахин</w:t>
+              <w:t xml:space="preserve">Р.А. </w:t>
             </w:r>
+            <w:proofErr w:type="spellStart"/>
+            <w:r>
+              <w:rPr>
+                <w:rFonts w:cs="Times New Roman"/>
+                <w:color w:val="000000" w:themeColor="text1"/>
+                <w:szCs w:val="28"/>
+              </w:rPr>
+              <w:t>Пимахин</w:t>
+            </w:r>
+            <w:proofErr w:type="spellEnd"/>
           </w:p>
         </w:tc>
       </w:tr>
@@ -1296,7 +1368,23 @@
                 <w:color w:val="000000" w:themeColor="text1"/>
                 <w:szCs w:val="28"/>
               </w:rPr>
-              <w:t>Дан взвешенный неориентированный граф (ребра имеют вес больше 0). Необходимо найти минимальное остовное дерево для данного графа.</w:t>
+              <w:t xml:space="preserve">Дан взвешенный неориентированный граф (ребра имеют вес больше 0). Необходимо найти минимальное </w:t>
+            </w:r>
+            <w:proofErr w:type="spellStart"/>
+            <w:r>
+              <w:rPr>
+                <w:color w:val="000000" w:themeColor="text1"/>
+                <w:szCs w:val="28"/>
+              </w:rPr>
+              <w:t>остовное</w:t>
+            </w:r>
+            <w:proofErr w:type="spellEnd"/>
+            <w:r>
+              <w:rPr>
+                <w:color w:val="000000" w:themeColor="text1"/>
+                <w:szCs w:val="28"/>
+              </w:rPr>
+              <w:t xml:space="preserve"> дерево для данного графа.</w:t>
             </w:r>
             <w:r>
               <w:rPr>
@@ -1337,8 +1425,18 @@
                 <w:color w:val="000000" w:themeColor="text1"/>
                 <w:szCs w:val="28"/>
               </w:rPr>
-              <w:t>Г.Д. Маркашов</w:t>
+              <w:t xml:space="preserve">Г.Д. </w:t>
             </w:r>
+            <w:proofErr w:type="spellStart"/>
+            <w:r>
+              <w:rPr>
+                <w:rFonts w:cs="Times New Roman"/>
+                <w:color w:val="000000" w:themeColor="text1"/>
+                <w:szCs w:val="28"/>
+              </w:rPr>
+              <w:t>Маркашов</w:t>
+            </w:r>
+            <w:proofErr w:type="spellEnd"/>
           </w:p>
           <w:p>
             <w:pPr>
@@ -1371,8 +1469,18 @@
                 <w:color w:val="000000" w:themeColor="text1"/>
                 <w:szCs w:val="28"/>
               </w:rPr>
-              <w:t>Ответственный за работу графической части ПО - Р.А. Пимахин</w:t>
+              <w:t xml:space="preserve">Ответственный за работу графической части ПО - Р.А. </w:t>
             </w:r>
+            <w:proofErr w:type="spellStart"/>
+            <w:r>
+              <w:rPr>
+                <w:rFonts w:cs="Times New Roman"/>
+                <w:color w:val="000000" w:themeColor="text1"/>
+                <w:szCs w:val="28"/>
+              </w:rPr>
+              <w:t>Пимахин</w:t>
+            </w:r>
+            <w:proofErr w:type="spellEnd"/>
           </w:p>
         </w:tc>
       </w:tr>
@@ -1569,8 +1677,18 @@
                 <w:color w:val="000000" w:themeColor="text1"/>
                 <w:szCs w:val="28"/>
               </w:rPr>
-              <w:t>Г.Д. Маркашов</w:t>
+              <w:t xml:space="preserve">Г.Д. </w:t>
             </w:r>
+            <w:proofErr w:type="spellStart"/>
+            <w:r>
+              <w:rPr>
+                <w:rFonts w:cs="Times New Roman"/>
+                <w:color w:val="000000" w:themeColor="text1"/>
+                <w:szCs w:val="28"/>
+              </w:rPr>
+              <w:t>Маркашов</w:t>
+            </w:r>
+            <w:proofErr w:type="spellEnd"/>
           </w:p>
         </w:tc>
       </w:tr>
@@ -1701,8 +1819,18 @@
                 <w:color w:val="000000" w:themeColor="text1"/>
                 <w:szCs w:val="28"/>
               </w:rPr>
-              <w:t>Р.А. Пимахин</w:t>
+              <w:t xml:space="preserve">Р.А. </w:t>
             </w:r>
+            <w:proofErr w:type="spellStart"/>
+            <w:r>
+              <w:rPr>
+                <w:rFonts w:cs="Times New Roman"/>
+                <w:color w:val="000000" w:themeColor="text1"/>
+                <w:szCs w:val="28"/>
+              </w:rPr>
+              <w:t>Пимахин</w:t>
+            </w:r>
+            <w:proofErr w:type="spellEnd"/>
           </w:p>
         </w:tc>
       </w:tr>
@@ -1765,8 +1893,18 @@
                 <w:color w:val="000000" w:themeColor="text1"/>
                 <w:szCs w:val="28"/>
               </w:rPr>
-              <w:t>Т.Р. Жангиров</w:t>
+              <w:t xml:space="preserve">Т.Р. </w:t>
             </w:r>
+            <w:proofErr w:type="spellStart"/>
+            <w:r>
+              <w:rPr>
+                <w:rFonts w:cs="Times New Roman"/>
+                <w:color w:val="000000" w:themeColor="text1"/>
+                <w:szCs w:val="28"/>
+              </w:rPr>
+              <w:t>Жангиров</w:t>
+            </w:r>
+            <w:proofErr w:type="spellEnd"/>
           </w:p>
         </w:tc>
       </w:tr>
@@ -1809,15 +1947,31 @@
         <w:pStyle w:val="a1"/>
       </w:pPr>
       <w:r>
-        <w:t>В данной работе рассматривается задача поиска минимального остовного дерева (МОД) во взвешенном неориентированном графе с использованием генетического алгоритма. Целью проекта является разработка программного приложения с графическим интерфейсом пользователя, позволяющего задавать исходные данные, настраивать параметры алгоритма, выполнять поиск решения и визуализировать процесс оптимизации.</w:t>
-      </w:r>
-    </w:p>
-    <w:p>
-      <w:pPr>
-        <w:pStyle w:val="a1"/>
-      </w:pPr>
-      <w:r>
-        <w:t>В отчёте описываются особенности постановки задачи, структура представления графа, принципы работы реализованного генетического алгоритма, используемые операции формирования популяции, отбора, скрещивания и мутации, а также функция качества решения. Рассматривается архитектура разработанного программного обеспечения, возможности взаимодействия пользователя с графическим интерфейсом и способы визуализации процесса поиска минимального остовного дерева.</w:t>
+        <w:t xml:space="preserve">В данной работе рассматривается задача поиска минимального </w:t>
+      </w:r>
+      <w:proofErr w:type="spellStart"/>
+      <w:r>
+        <w:t>остовного</w:t>
+      </w:r>
+      <w:proofErr w:type="spellEnd"/>
+      <w:r>
+        <w:t xml:space="preserve"> дерева (МОД) во взвешенном неориентированном графе с использованием генетического алгоритма. Целью проекта является разработка программного приложения с графическим интерфейсом пользователя, позволяющего задавать исходные данные, настраивать параметры алгоритма, выполнять поиск решения и визуализировать процесс оптимизации.</w:t>
+      </w:r>
+    </w:p>
+    <w:p>
+      <w:pPr>
+        <w:pStyle w:val="a1"/>
+      </w:pPr>
+      <w:r>
+        <w:t xml:space="preserve">В отчёте описываются особенности постановки задачи, структура представления графа, принципы работы реализованного генетического алгоритма, используемые операции формирования популяции, отбора, скрещивания и мутации, а также функция качества решения. Рассматривается архитектура разработанного программного обеспечения, возможности взаимодействия пользователя с графическим интерфейсом и способы визуализации процесса поиска минимального </w:t>
+      </w:r>
+      <w:proofErr w:type="spellStart"/>
+      <w:r>
+        <w:t>остовного</w:t>
+      </w:r>
+      <w:proofErr w:type="spellEnd"/>
+      <w:r>
+        <w:t xml:space="preserve"> дерева.</w:t>
       </w:r>
     </w:p>
     <w:p>
@@ -1990,6 +2144,7 @@
           <w:docPartUnique/>
         </w:docPartObj>
       </w:sdtPr>
+      <w:sdtEndPr/>
       <w:sdtContent>
         <w:p>
           <w:pPr>
@@ -2938,7 +3093,23 @@
           <w:rFonts w:cs="Times New Roman"/>
           <w:szCs w:val="28"/>
         </w:rPr>
-        <w:t>Предметной областью данной работы являются задачи оптимизации на графах, в частности задача поиска минимального остовного дерева (МОД) во взвешенном неориентированном графе. Подобные задачи находят применение при проектировании сетей связи, транспортных систем, электрических сетей и других областях, где требуется построение наиболее эффективной структуры при минимальных затратах. Для решения сложных оптимизационных задач могут применяться эвристические методы, одним из которых являются генетические алгоритмы, основанные на моделировании процессов естественного отбора и эволюции.</w:t>
+        <w:t xml:space="preserve">Предметной областью данной работы являются задачи оптимизации на графах, в частности задача поиска минимального </w:t>
+      </w:r>
+      <w:proofErr w:type="spellStart"/>
+      <w:r>
+        <w:rPr>
+          <w:rFonts w:cs="Times New Roman"/>
+          <w:szCs w:val="28"/>
+        </w:rPr>
+        <w:t>остовного</w:t>
+      </w:r>
+      <w:proofErr w:type="spellEnd"/>
+      <w:r>
+        <w:rPr>
+          <w:rFonts w:cs="Times New Roman"/>
+          <w:szCs w:val="28"/>
+        </w:rPr>
+        <w:t xml:space="preserve"> дерева (МОД) во взвешенном неориентированном графе. Подобные задачи находят применение при проектировании сетей связи, транспортных систем, электрических сетей и других областях, где требуется построение наиболее эффективной структуры при минимальных затратах. Для решения сложных оптимизационных задач могут применяться эвристические методы, одним из которых являются генетические алгоритмы, основанные на моделировании процессов естественного отбора и эволюции.</w:t>
       </w:r>
     </w:p>
     <w:p>
@@ -2955,7 +3126,23 @@
           <w:rFonts w:cs="Times New Roman"/>
           <w:szCs w:val="28"/>
         </w:rPr>
-        <w:t>Целью практики является разработка программного приложения для поиска минимального остовного дерева во взвешенном неориентированном графе с использованием генетического алгоритма. Разрабатываемая программа должна обеспечивать возможность задания исходных данных различными способами, настройки параметров алгоритма пользователем, визуального отображения процесса поиска решения и анализа эффективности работы алгоритма.</w:t>
+        <w:t xml:space="preserve">Целью практики является разработка программного приложения для поиска минимального </w:t>
+      </w:r>
+      <w:proofErr w:type="spellStart"/>
+      <w:r>
+        <w:rPr>
+          <w:rFonts w:cs="Times New Roman"/>
+          <w:szCs w:val="28"/>
+        </w:rPr>
+        <w:t>остовного</w:t>
+      </w:r>
+      <w:proofErr w:type="spellEnd"/>
+      <w:r>
+        <w:rPr>
+          <w:rFonts w:cs="Times New Roman"/>
+          <w:szCs w:val="28"/>
+        </w:rPr>
+        <w:t xml:space="preserve"> дерева во взвешенном неориентированном графе с использованием генетического алгоритма. Разрабатываемая программа должна обеспечивать возможность задания исходных данных различными способами, настройки параметров алгоритма пользователем, визуального отображения процесса поиска решения и анализа эффективности работы алгоритма.</w:t>
       </w:r>
     </w:p>
     <w:p>
@@ -2975,7 +3162,23 @@
           <w:rFonts w:cs="Times New Roman"/>
           <w:szCs w:val="28"/>
         </w:rPr>
-        <w:t>Для достижения поставленной цели необходимо решить следующие задачи: изучить особенности задачи поиска минимального остовного дерева и методы её решения; разработать представление графа и структуру генетического алгоритма; реализовать основные этапы работы алгоритма, включая формирование начальной популяции, оценку качества решений, отбор, скрещивание и мутацию; разработать графический интерфейс пользователя на языке Python; реализовать возможность ввода данных через интерфейс, загрузки из файла и генерации случайных графов; обеспечить пошаговую визуализацию процесса поиска решения, построение графика изменения функции качества и возможность получения итогового результата без просмотра всех промежуточных этапов.</w:t>
+        <w:t xml:space="preserve">Для достижения поставленной цели необходимо решить следующие задачи: изучить особенности задачи поиска минимального </w:t>
+      </w:r>
+      <w:proofErr w:type="spellStart"/>
+      <w:r>
+        <w:rPr>
+          <w:rFonts w:cs="Times New Roman"/>
+          <w:szCs w:val="28"/>
+        </w:rPr>
+        <w:t>остовного</w:t>
+      </w:r>
+      <w:proofErr w:type="spellEnd"/>
+      <w:r>
+        <w:rPr>
+          <w:rFonts w:cs="Times New Roman"/>
+          <w:szCs w:val="28"/>
+        </w:rPr>
+        <w:t xml:space="preserve"> дерева и методы её решения; разработать представление графа и структуру генетического алгоритма; реализовать основные этапы работы алгоритма, включая формирование начальной популяции, оценку качества решений, отбор, скрещивание и мутацию; разработать графический интерфейс пользователя на языке Python; реализовать возможность ввода данных через интерфейс, загрузки из файла и генерации случайных графов; обеспечить пошаговую визуализацию процесса поиска решения, построение графика изменения функции качества и возможность получения итогового результата без просмотра всех промежуточных этапов.</w:t>
       </w:r>
       <w:r>
         <w:br w:type="page"/>
@@ -3020,7 +3223,15 @@
         <w:pStyle w:val="a1"/>
       </w:pPr>
       <w:r>
-        <w:t>Предметной областью практики являются поиск минимального остовного дерева во взвешенном неориентированном графе с использованием генетических алгоритмов. Подобные задачи применяются при проектировании сетей связи, транспортных систем, электрических сетей и других структур, где требуется найти наиболее эффективное соединение объектов с минимальными затратами.</w:t>
+        <w:t xml:space="preserve">Предметной областью практики являются поиск минимального </w:t>
+      </w:r>
+      <w:proofErr w:type="spellStart"/>
+      <w:r>
+        <w:t>остовного</w:t>
+      </w:r>
+      <w:proofErr w:type="spellEnd"/>
+      <w:r>
+        <w:t xml:space="preserve"> дерева во взвешенном неориентированном графе с использованием генетических алгоритмов. Подобные задачи применяются при проектировании сетей связи, транспортных систем, электрических сетей и других структур, где требуется найти наиболее эффективное соединение объектов с минимальными затратами.</w:t>
       </w:r>
     </w:p>
     <w:p>
@@ -3056,74 +3267,278 @@
     <w:p>
       <w:pPr>
         <w:pStyle w:val="a1"/>
-      </w:pPr>
-      <w:r>
-        <w:t>1. Изучить особенности задачи поиска минимального остовного дерева во взвешенном неориентированном графе и существующие методы её решения.</w:t>
-      </w:r>
-    </w:p>
-    <w:p>
-      <w:pPr>
-        <w:pStyle w:val="a1"/>
-      </w:pPr>
-      <w:r>
-        <w:t>2. Изучить принципы работы генетических алгоритмов и возможности их применения для решения задач поиска оптимальных решений.</w:t>
-      </w:r>
-    </w:p>
-    <w:p>
-      <w:pPr>
-        <w:pStyle w:val="a1"/>
-      </w:pPr>
-      <w:r>
-        <w:t>3. Изучить средства разработки графического интерфейса на языке Python, в частности библиотеку Tkinter</w:t>
-      </w:r>
-      <w:r>
-        <w:t>,</w:t>
-      </w:r>
-      <w:r>
-        <w:t xml:space="preserve"> а также инструменты визуализации графов с использованием библиотеки NetworkX.</w:t>
-      </w:r>
-    </w:p>
-    <w:p>
-      <w:pPr>
-        <w:pStyle w:val="a1"/>
-      </w:pPr>
-      <w:r>
-        <w:t>4. Разработать структуру представления графа и алгоритм поиска минимального остовного дерева на основе генетического алгоритма.</w:t>
-      </w:r>
-    </w:p>
-    <w:p>
-      <w:pPr>
-        <w:pStyle w:val="a1"/>
-      </w:pPr>
-      <w:r>
-        <w:t>5. Реализовать основные этапы работы генетического алгоритма: создание начальной популяции, вычисление функции качества, отбор, скрещивание и мутацию.</w:t>
-      </w:r>
-    </w:p>
-    <w:p>
-      <w:pPr>
-        <w:pStyle w:val="a1"/>
-      </w:pPr>
-      <w:r>
-        <w:t>6. Разработать графический интерфейс программы с использованием Tkinter, обеспечивающий ввод данных, загрузку графов из файла, генерацию случайных графов и настройку параметров алгоритма.</w:t>
-      </w:r>
-    </w:p>
-    <w:p>
-      <w:pPr>
-        <w:pStyle w:val="a1"/>
+        <w:numPr>
+          <w:ilvl w:val="0"/>
+          <w:numId w:val="38"/>
+        </w:numPr>
+        <w:ind w:left="0" w:firstLine="709"/>
+      </w:pPr>
+      <w:r>
+        <w:t>Разработать слой работы с данными, обеспечивающий валидацию и целостность информации о графах, истории эволюции и параметрах алгоритма. (</w:t>
+      </w:r>
+      <w:proofErr w:type="spellStart"/>
+      <w:r>
+        <w:t>Маркашов</w:t>
+      </w:r>
+      <w:proofErr w:type="spellEnd"/>
+      <w:r>
+        <w:t xml:space="preserve"> Г.Д.)</w:t>
+      </w:r>
+    </w:p>
+    <w:p>
+      <w:pPr>
+        <w:pStyle w:val="a1"/>
+        <w:numPr>
+          <w:ilvl w:val="0"/>
+          <w:numId w:val="38"/>
+        </w:numPr>
+        <w:ind w:left="0" w:firstLine="709"/>
+      </w:pPr>
+      <w:r>
+        <w:t>Реализовать механизмы загрузки графов из файлов, генерации случайных связных графов и конвертации между различными представлениями данных. (</w:t>
+      </w:r>
+      <w:proofErr w:type="spellStart"/>
+      <w:r>
+        <w:t>Маркашов</w:t>
+      </w:r>
+      <w:proofErr w:type="spellEnd"/>
+      <w:r>
+        <w:t xml:space="preserve"> Г.Д.)</w:t>
+      </w:r>
+    </w:p>
+    <w:p>
+      <w:pPr>
+        <w:pStyle w:val="a1"/>
+        <w:numPr>
+          <w:ilvl w:val="0"/>
+          <w:numId w:val="38"/>
+        </w:numPr>
+        <w:ind w:left="0" w:firstLine="709"/>
+      </w:pPr>
+      <w:r>
+        <w:t xml:space="preserve">Реализовать алгоритмы кодирования и декодирования деревьев с использованием кодов </w:t>
+      </w:r>
+      <w:proofErr w:type="spellStart"/>
+      <w:r>
+        <w:t>Прюфера</w:t>
+      </w:r>
+      <w:proofErr w:type="spellEnd"/>
+      <w:r>
+        <w:t xml:space="preserve"> для представления решений в генетическом алгоритме. (</w:t>
+      </w:r>
+      <w:proofErr w:type="spellStart"/>
+      <w:r>
+        <w:t>Маркашов</w:t>
+      </w:r>
+      <w:proofErr w:type="spellEnd"/>
+      <w:r>
+        <w:t xml:space="preserve"> Г.Д., Селезнев Д.Е.)</w:t>
+      </w:r>
+    </w:p>
+    <w:p>
+      <w:pPr>
+        <w:pStyle w:val="a1"/>
+        <w:numPr>
+          <w:ilvl w:val="0"/>
+          <w:numId w:val="38"/>
+        </w:numPr>
+        <w:ind w:left="0" w:firstLine="709"/>
+      </w:pPr>
+      <w:r>
+        <w:t>Реализовать генетические операторы: несколько вариантов селекции, скрещивания и мутации с возможностью выбора типа оператора пользователем. (Селезнев Д.Е.)</w:t>
+      </w:r>
+    </w:p>
+    <w:p>
+      <w:pPr>
+        <w:pStyle w:val="a1"/>
+        <w:numPr>
+          <w:ilvl w:val="0"/>
+          <w:numId w:val="38"/>
+        </w:numPr>
+        <w:ind w:left="0" w:firstLine="709"/>
+      </w:pPr>
+      <w:r>
+        <w:t xml:space="preserve">Разработать генетический алгоритм для поиска минимального </w:t>
+      </w:r>
+      <w:proofErr w:type="spellStart"/>
+      <w:r>
+        <w:t>остовного</w:t>
+      </w:r>
+      <w:proofErr w:type="spellEnd"/>
+      <w:r>
+        <w:t xml:space="preserve"> дерева, включающий функцию приспособленности с системой штрафов, механизм </w:t>
+      </w:r>
+      <w:proofErr w:type="spellStart"/>
+      <w:r>
+        <w:t>элитизма</w:t>
+      </w:r>
+      <w:proofErr w:type="spellEnd"/>
+      <w:r>
+        <w:t xml:space="preserve"> и критерий сходимости. (Селезнев Д.Е.)</w:t>
+      </w:r>
+    </w:p>
+    <w:p>
+      <w:pPr>
+        <w:pStyle w:val="a1"/>
+        <w:numPr>
+          <w:ilvl w:val="0"/>
+          <w:numId w:val="38"/>
+        </w:numPr>
+        <w:ind w:left="0" w:firstLine="709"/>
       </w:pPr>
       <w:r>
         <w:lastRenderedPageBreak/>
-        <w:t>7. Реализовать визуализацию графа и процесса поиска решения с использованием NetworkX, включая отображение промежуточных результатов, текущих решений и изменения качества решений по поколениям.</w:t>
-      </w:r>
-    </w:p>
-    <w:p>
-      <w:pPr>
-        <w:pStyle w:val="a1"/>
-      </w:pPr>
-      <w:r>
-        <w:t>8. Провести тестирование разработанного приложения и оценить корректность работы алгоритма на различных входных данных.</w:t>
-      </w:r>
-      <w:bookmarkEnd w:id="4"/>
+        <w:t xml:space="preserve">Реализовать механизм сохранения истории эволюции с возможностью отката к предыдущим поколениям и сбор статистики для анализа работы алгоритма. (Селезнев Д.Е., </w:t>
+      </w:r>
+      <w:proofErr w:type="spellStart"/>
+      <w:r>
+        <w:t>Маркашов</w:t>
+      </w:r>
+      <w:proofErr w:type="spellEnd"/>
+      <w:r>
+        <w:t xml:space="preserve"> Г.Д.)</w:t>
+      </w:r>
+    </w:p>
+    <w:p>
+      <w:pPr>
+        <w:pStyle w:val="a1"/>
+        <w:numPr>
+          <w:ilvl w:val="0"/>
+          <w:numId w:val="38"/>
+        </w:numPr>
+        <w:ind w:left="0" w:firstLine="709"/>
+      </w:pPr>
+      <w:r>
+        <w:t>Разработать модульный графический интерфейс пользователя с панелями для настройки параметров, управления процессом эволюции и отображения статистики. (</w:t>
+      </w:r>
+      <w:proofErr w:type="spellStart"/>
+      <w:r>
+        <w:t>Пимахин</w:t>
+      </w:r>
+      <w:proofErr w:type="spellEnd"/>
+      <w:r>
+        <w:t xml:space="preserve"> Р.А.)</w:t>
+      </w:r>
+    </w:p>
+    <w:bookmarkEnd w:id="4"/>
+    <w:p>
+      <w:pPr>
+        <w:pStyle w:val="a1"/>
+        <w:numPr>
+          <w:ilvl w:val="0"/>
+          <w:numId w:val="38"/>
+        </w:numPr>
+        <w:ind w:left="0" w:firstLine="709"/>
+      </w:pPr>
+      <w:r>
+        <w:t>Реализовать несколько способов создания и загрузки графов через графический интерфейс: из файла, генерацию случайных графов и ручной ввод. (</w:t>
+      </w:r>
+      <w:proofErr w:type="spellStart"/>
+      <w:r>
+        <w:t>Пимахин</w:t>
+      </w:r>
+      <w:proofErr w:type="spellEnd"/>
+      <w:r>
+        <w:t xml:space="preserve"> Р.А.)</w:t>
+      </w:r>
+    </w:p>
+    <w:p>
+      <w:pPr>
+        <w:pStyle w:val="a1"/>
+        <w:numPr>
+          <w:ilvl w:val="0"/>
+          <w:numId w:val="38"/>
+        </w:numPr>
+        <w:ind w:left="0" w:firstLine="709"/>
+      </w:pPr>
+      <w:r>
+        <w:t xml:space="preserve">Реализовать визуализацию </w:t>
+      </w:r>
+      <w:r>
+        <w:t>графа с выделением</w:t>
+      </w:r>
+      <w:r>
+        <w:t xml:space="preserve"> найденного минимального </w:t>
+      </w:r>
+      <w:proofErr w:type="spellStart"/>
+      <w:r>
+        <w:t>остовного</w:t>
+      </w:r>
+      <w:proofErr w:type="spellEnd"/>
+      <w:r>
+        <w:t xml:space="preserve"> дерева и возможностью просмотра различных решений из популяции. (</w:t>
+      </w:r>
+      <w:proofErr w:type="spellStart"/>
+      <w:r>
+        <w:t>Пимахин</w:t>
+      </w:r>
+      <w:proofErr w:type="spellEnd"/>
+      <w:r>
+        <w:t xml:space="preserve"> Р.А.)</w:t>
+      </w:r>
+    </w:p>
+    <w:p>
+      <w:pPr>
+        <w:pStyle w:val="a1"/>
+        <w:numPr>
+          <w:ilvl w:val="0"/>
+          <w:numId w:val="38"/>
+        </w:numPr>
+        <w:ind w:left="0" w:firstLine="709"/>
+      </w:pPr>
+      <w:r>
+        <w:t>Реализовать график сходимости алгоритма для визуального анализа динамики оптимизации в процессе эволюции. (</w:t>
+      </w:r>
+      <w:proofErr w:type="spellStart"/>
+      <w:r>
+        <w:t>Пимахин</w:t>
+      </w:r>
+      <w:proofErr w:type="spellEnd"/>
+      <w:r>
+        <w:t xml:space="preserve"> Р.А.</w:t>
+      </w:r>
+      <w:r>
+        <w:t xml:space="preserve">, </w:t>
+      </w:r>
+      <w:proofErr w:type="spellStart"/>
+      <w:r>
+        <w:t>Маркашов</w:t>
+      </w:r>
+      <w:proofErr w:type="spellEnd"/>
+      <w:r>
+        <w:t xml:space="preserve"> Г.Д.)</w:t>
+      </w:r>
+    </w:p>
+    <w:p>
+      <w:pPr>
+        <w:pStyle w:val="a1"/>
+        <w:numPr>
+          <w:ilvl w:val="0"/>
+          <w:numId w:val="38"/>
+        </w:numPr>
+        <w:ind w:left="0" w:firstLine="709"/>
+      </w:pPr>
+      <w:r>
+        <w:t>Обеспечить интерактивное управление процессом эволюции: пошаговое выполнение, откат назад, автоматическое проигрывание и быстрый переход к результату. (</w:t>
+      </w:r>
+      <w:proofErr w:type="spellStart"/>
+      <w:r>
+        <w:t>Пимахин</w:t>
+      </w:r>
+      <w:proofErr w:type="spellEnd"/>
+      <w:r>
+        <w:t xml:space="preserve"> Р.А., Селезнев Д.Е.)</w:t>
+      </w:r>
+    </w:p>
+    <w:p>
+      <w:pPr>
+        <w:pStyle w:val="a1"/>
+        <w:numPr>
+          <w:ilvl w:val="0"/>
+          <w:numId w:val="38"/>
+        </w:numPr>
+        <w:ind w:left="0" w:firstLine="709"/>
+      </w:pPr>
       <w:r>
         <w:br w:type="page"/>
       </w:r>
@@ -3182,12 +3597,14 @@
       <w:r>
         <w:t xml:space="preserve">работа над </w:t>
       </w:r>
+      <w:proofErr w:type="spellStart"/>
       <w:r>
         <w:rPr>
           <w:lang w:val="en-US"/>
         </w:rPr>
         <w:t>pydantic</w:t>
       </w:r>
+      <w:proofErr w:type="spellEnd"/>
       <w:r>
         <w:t xml:space="preserve"> </w:t>
       </w:r>
@@ -3211,21 +3628,25 @@
       <w:r>
         <w:t xml:space="preserve"> </w:t>
       </w:r>
+      <w:proofErr w:type="spellStart"/>
       <w:r>
         <w:rPr>
           <w:lang w:val="en-US"/>
         </w:rPr>
         <w:t>GAStateStep</w:t>
       </w:r>
+      <w:proofErr w:type="spellEnd"/>
       <w:r>
         <w:t>(</w:t>
       </w:r>
+      <w:proofErr w:type="spellStart"/>
       <w:r>
         <w:rPr>
           <w:lang w:val="en-US"/>
         </w:rPr>
         <w:t>BaseModel</w:t>
       </w:r>
+      <w:proofErr w:type="spellEnd"/>
       <w:r>
         <w:t xml:space="preserve">) </w:t>
       </w:r>
@@ -3287,7 +3708,15 @@
         <w:t xml:space="preserve"> – </w:t>
       </w:r>
       <w:r>
-        <w:t>список хромосом(кодов Прюфера)</w:t>
+        <w:t xml:space="preserve">список хромосом(кодов </w:t>
+      </w:r>
+      <w:proofErr w:type="spellStart"/>
+      <w:r>
+        <w:t>Прюфера</w:t>
+      </w:r>
+      <w:proofErr w:type="spellEnd"/>
+      <w:r>
+        <w:t>)</w:t>
       </w:r>
     </w:p>
     <w:p>
@@ -3397,21 +3826,25 @@
       <w:r>
         <w:t xml:space="preserve"> </w:t>
       </w:r>
+      <w:proofErr w:type="spellStart"/>
       <w:r>
         <w:rPr>
           <w:lang w:val="en-US"/>
         </w:rPr>
         <w:t>GAHistory</w:t>
       </w:r>
+      <w:proofErr w:type="spellEnd"/>
       <w:r>
         <w:t>(</w:t>
       </w:r>
+      <w:proofErr w:type="spellStart"/>
       <w:r>
         <w:rPr>
           <w:lang w:val="en-US"/>
         </w:rPr>
         <w:t>BaseModel</w:t>
       </w:r>
+      <w:proofErr w:type="spellEnd"/>
       <w:r>
         <w:t xml:space="preserve">) </w:t>
       </w:r>
@@ -3655,18 +4088,22 @@
           <w:numId w:val="17"/>
         </w:numPr>
       </w:pPr>
+      <w:proofErr w:type="spellStart"/>
       <w:r>
         <w:t>steps</w:t>
       </w:r>
+      <w:proofErr w:type="spellEnd"/>
       <w:r>
         <w:t xml:space="preserve"> – список шагов эволюции (</w:t>
       </w:r>
+      <w:proofErr w:type="spellStart"/>
       <w:r>
         <w:rPr>
           <w:lang w:val="en-US"/>
         </w:rPr>
         <w:t>GAStateStep</w:t>
       </w:r>
+      <w:proofErr w:type="spellEnd"/>
       <w:r>
         <w:t>)</w:t>
       </w:r>
@@ -3740,6 +4177,7 @@
       <w:r>
         <w:t xml:space="preserve">: </w:t>
       </w:r>
+      <w:proofErr w:type="spellStart"/>
       <w:r>
         <w:rPr>
           <w:i/>
@@ -3748,6 +4186,7 @@
         </w:rPr>
         <w:t>GAStateStep</w:t>
       </w:r>
+      <w:proofErr w:type="spellEnd"/>
       <w:r>
         <w:t xml:space="preserve">) </w:t>
       </w:r>
@@ -3790,11 +4229,33 @@
           <w:lang w:val="en-US"/>
         </w:rPr>
       </w:pPr>
-      <w:r>
-        <w:rPr>
-          <w:lang w:val="en-US"/>
-        </w:rPr>
-        <w:t xml:space="preserve">get_step(self, index: int) -&gt; GAStateStep </w:t>
+      <w:proofErr w:type="spellStart"/>
+      <w:r>
+        <w:rPr>
+          <w:lang w:val="en-US"/>
+        </w:rPr>
+        <w:t>get_step</w:t>
+      </w:r>
+      <w:proofErr w:type="spellEnd"/>
+      <w:r>
+        <w:rPr>
+          <w:lang w:val="en-US"/>
+        </w:rPr>
+        <w:t xml:space="preserve">(self, index: int) -&gt; </w:t>
+      </w:r>
+      <w:proofErr w:type="spellStart"/>
+      <w:r>
+        <w:rPr>
+          <w:lang w:val="en-US"/>
+        </w:rPr>
+        <w:t>GAStateStep</w:t>
+      </w:r>
+      <w:proofErr w:type="spellEnd"/>
+      <w:r>
+        <w:rPr>
+          <w:lang w:val="en-US"/>
+        </w:rPr>
+        <w:t xml:space="preserve"> </w:t>
       </w:r>
       <w:r>
         <w:t>для</w:t>
@@ -3904,21 +4365,25 @@
       <w:r>
         <w:t xml:space="preserve"> </w:t>
       </w:r>
+      <w:proofErr w:type="spellStart"/>
       <w:r>
         <w:rPr>
           <w:lang w:val="en-US"/>
         </w:rPr>
         <w:t>GraphData</w:t>
       </w:r>
+      <w:proofErr w:type="spellEnd"/>
       <w:r>
         <w:t>(</w:t>
       </w:r>
+      <w:proofErr w:type="spellStart"/>
       <w:r>
         <w:rPr>
           <w:lang w:val="en-US"/>
         </w:rPr>
         <w:t>BaseModel</w:t>
       </w:r>
+      <w:proofErr w:type="spellEnd"/>
       <w:r>
         <w:t xml:space="preserve">) </w:t>
       </w:r>
@@ -3949,8 +4414,13 @@
           <w:numId w:val="17"/>
         </w:numPr>
       </w:pPr>
-      <w:r>
-        <w:t xml:space="preserve">num_vercites – </w:t>
+      <w:proofErr w:type="spellStart"/>
+      <w:r>
+        <w:t>num_vercites</w:t>
+      </w:r>
+      <w:proofErr w:type="spellEnd"/>
+      <w:r>
+        <w:t xml:space="preserve"> – </w:t>
       </w:r>
       <w:r>
         <w:t>кол-во вершин в графе</w:t>
@@ -3984,7 +4454,15 @@
       </w:pPr>
       <w:r>
         <w:tab/>
-        <w:t>Для корректности работы алгоритмов были установлено несколько валидаций данных и проверки на их соблюдения. Именно для этих целей был создан метод</w:t>
+        <w:t xml:space="preserve">Для корректности работы алгоритмов были установлено несколько </w:t>
+      </w:r>
+      <w:proofErr w:type="spellStart"/>
+      <w:r>
+        <w:t>валидаций</w:t>
+      </w:r>
+      <w:proofErr w:type="spellEnd"/>
+      <w:r>
+        <w:t xml:space="preserve"> данных и проверки на их соблюдения. Именно для этих целей был создан метод</w:t>
       </w:r>
       <w:r>
         <w:t xml:space="preserve"> </w:t>
@@ -4025,12 +4503,14 @@
       <w:r>
         <w:t xml:space="preserve">Наличие петель и в случае их обнаружения выбрасывает исключение </w:t>
       </w:r>
+      <w:proofErr w:type="spellStart"/>
       <w:r>
         <w:rPr>
           <w:lang w:val="en-US"/>
         </w:rPr>
         <w:t>ValueError</w:t>
       </w:r>
+      <w:proofErr w:type="spellEnd"/>
     </w:p>
     <w:p>
       <w:pPr>
@@ -4043,12 +4523,14 @@
       <w:r>
         <w:t xml:space="preserve">Использование только ориентированного графа, в случае исключения выбрасывает исключение </w:t>
       </w:r>
+      <w:proofErr w:type="spellStart"/>
       <w:r>
         <w:rPr>
           <w:lang w:val="en-US"/>
         </w:rPr>
         <w:t>ValueError</w:t>
       </w:r>
+      <w:proofErr w:type="spellEnd"/>
     </w:p>
     <w:p>
       <w:pPr>
@@ -4290,12 +4772,14 @@
       <w:r>
         <w:t xml:space="preserve">для управления данными графа и извлечению, установки и применения графа в алгоритме. Конструктор класса принимает кол-во вершин и создает объекта класса </w:t>
       </w:r>
+      <w:proofErr w:type="spellStart"/>
       <w:r>
         <w:rPr>
           <w:lang w:val="en-US"/>
         </w:rPr>
         <w:t>GraphData</w:t>
       </w:r>
+      <w:proofErr w:type="spellEnd"/>
       <w:r>
         <w:t xml:space="preserve"> и хранит кол-во вершин. Для управления графом были реализованы следующие функции</w:t>
       </w:r>
@@ -4392,12 +4876,14 @@
       <w:r>
         <w:t xml:space="preserve">метод возврата данных графа из объекта </w:t>
       </w:r>
+      <w:proofErr w:type="spellStart"/>
       <w:r>
         <w:rPr>
           <w:lang w:val="en-US"/>
         </w:rPr>
         <w:t>GraphData</w:t>
       </w:r>
+      <w:proofErr w:type="spellEnd"/>
     </w:p>
     <w:p>
       <w:pPr>
@@ -4927,12 +5413,14 @@
       <w:r>
         <w:t>_</w:t>
       </w:r>
+      <w:proofErr w:type="spellStart"/>
       <w:r>
         <w:rPr>
           <w:lang w:val="en-US"/>
         </w:rPr>
         <w:t>dict</w:t>
       </w:r>
+      <w:proofErr w:type="spellEnd"/>
       <w:r>
         <w:t xml:space="preserve"> – </w:t>
       </w:r>
@@ -4957,24 +5445,28 @@
       <w:r>
         <w:t>_</w:t>
       </w:r>
+      <w:proofErr w:type="spellStart"/>
       <w:r>
         <w:rPr>
           <w:lang w:val="en-US"/>
         </w:rPr>
         <w:t>json</w:t>
       </w:r>
+      <w:proofErr w:type="spellEnd"/>
       <w:r>
         <w:t xml:space="preserve"> </w:t>
       </w:r>
       <w:r>
         <w:t xml:space="preserve">– метод миграции данных в </w:t>
       </w:r>
+      <w:proofErr w:type="spellStart"/>
       <w:r>
         <w:rPr>
           <w:lang w:val="en-US"/>
         </w:rPr>
         <w:t>json</w:t>
       </w:r>
+      <w:proofErr w:type="spellEnd"/>
       <w:r>
         <w:t xml:space="preserve"> </w:t>
       </w:r>
@@ -4990,9 +5482,11 @@
           <w:numId w:val="15"/>
         </w:numPr>
       </w:pPr>
+      <w:proofErr w:type="spellStart"/>
       <w:r>
         <w:t>is_connected</w:t>
       </w:r>
+      <w:proofErr w:type="spellEnd"/>
       <w:r>
         <w:t xml:space="preserve"> – метод проверки связности графа</w:t>
       </w:r>
@@ -5040,17 +5534,35 @@
       <w:r>
         <w:t xml:space="preserve"> </w:t>
       </w:r>
+      <w:proofErr w:type="spellStart"/>
       <w:r>
         <w:rPr>
           <w:lang w:val="en-US"/>
         </w:rPr>
         <w:t>PruferCode</w:t>
       </w:r>
+      <w:proofErr w:type="spellEnd"/>
       <w:r>
         <w:t xml:space="preserve"> </w:t>
       </w:r>
       <w:r>
-        <w:t>один из важнейших классов в ПО. Класс призван для кодировании и декодировании графа в код Прюфера из ребер и наоборот из кода Прюфера в список ребер. Имеет следующие методы</w:t>
+        <w:t xml:space="preserve">один из важнейших классов в ПО. Класс призван для кодировании и декодировании графа в код </w:t>
+      </w:r>
+      <w:proofErr w:type="spellStart"/>
+      <w:r>
+        <w:t>Прюфера</w:t>
+      </w:r>
+      <w:proofErr w:type="spellEnd"/>
+      <w:r>
+        <w:t xml:space="preserve"> из ребер и наоборот из кода </w:t>
+      </w:r>
+      <w:proofErr w:type="spellStart"/>
+      <w:r>
+        <w:t>Прюфера</w:t>
+      </w:r>
+      <w:proofErr w:type="spellEnd"/>
+      <w:r>
+        <w:t xml:space="preserve"> в список ребер. Имеет следующие методы</w:t>
       </w:r>
       <w:r>
         <w:t>:</w:t>
@@ -5092,8 +5604,13 @@
         <w:t xml:space="preserve"> – </w:t>
       </w:r>
       <w:r>
-        <w:t>статический метод класса для кодирования списка ребер в код Прюфера</w:t>
-      </w:r>
+        <w:t xml:space="preserve">статический метод класса для кодирования списка ребер в код </w:t>
+      </w:r>
+      <w:proofErr w:type="spellStart"/>
+      <w:r>
+        <w:t>Прюфера</w:t>
+      </w:r>
+      <w:proofErr w:type="spellEnd"/>
     </w:p>
     <w:p>
       <w:pPr>
@@ -5131,7 +5648,15 @@
         <w:t xml:space="preserve"> – </w:t>
       </w:r>
       <w:r>
-        <w:t>статический метод для декодирования кода Прюфера в список ребер</w:t>
+        <w:t xml:space="preserve">статический метод для декодирования кода </w:t>
+      </w:r>
+      <w:proofErr w:type="spellStart"/>
+      <w:r>
+        <w:t>Прюфера</w:t>
+      </w:r>
+      <w:proofErr w:type="spellEnd"/>
+      <w:r>
+        <w:t xml:space="preserve"> в список ребер</w:t>
       </w:r>
     </w:p>
     <w:p>
@@ -5160,12 +5685,14 @@
       <w:r>
         <w:t>_</w:t>
       </w:r>
+      <w:proofErr w:type="spellStart"/>
       <w:r>
         <w:rPr>
           <w:lang w:val="en-US"/>
         </w:rPr>
         <w:t>prufer</w:t>
       </w:r>
+      <w:proofErr w:type="spellEnd"/>
       <w:r>
         <w:t>_</w:t>
       </w:r>
@@ -5179,8 +5706,21 @@
         <w:t xml:space="preserve"> – </w:t>
       </w:r>
       <w:r>
-        <w:t>статический метод для проверки влидности кода Прюфера</w:t>
-      </w:r>
+        <w:t xml:space="preserve">статический метод для проверки </w:t>
+      </w:r>
+      <w:proofErr w:type="spellStart"/>
+      <w:r>
+        <w:t>влидности</w:t>
+      </w:r>
+      <w:proofErr w:type="spellEnd"/>
+      <w:r>
+        <w:t xml:space="preserve"> кода </w:t>
+      </w:r>
+      <w:proofErr w:type="spellStart"/>
+      <w:r>
+        <w:t>Прюфера</w:t>
+      </w:r>
+      <w:proofErr w:type="spellEnd"/>
     </w:p>
     <w:p>
       <w:pPr>
@@ -5201,12 +5741,14 @@
       <w:r>
         <w:t xml:space="preserve"> </w:t>
       </w:r>
+      <w:proofErr w:type="spellStart"/>
       <w:r>
         <w:rPr>
           <w:lang w:val="en-US"/>
         </w:rPr>
         <w:t>FileIO</w:t>
       </w:r>
+      <w:proofErr w:type="spellEnd"/>
       <w:r>
         <w:t>. Класс предназначен для работы с файлами, а именно для чтения графа из файла в формате списка ребер. Класс имеет следующий метод</w:t>
       </w:r>
@@ -5266,12 +5808,14 @@
       <w:r>
         <w:t xml:space="preserve"> </w:t>
       </w:r>
+      <w:proofErr w:type="spellStart"/>
       <w:r>
         <w:rPr>
           <w:lang w:val="en-US"/>
         </w:rPr>
         <w:t>GraphGenerator</w:t>
       </w:r>
+      <w:proofErr w:type="spellEnd"/>
       <w:r>
         <w:t xml:space="preserve">. </w:t>
       </w:r>
@@ -5343,36 +5887,50 @@
       <w:r>
         <w:t xml:space="preserve"> </w:t>
       </w:r>
+      <w:proofErr w:type="spellStart"/>
       <w:r>
         <w:rPr>
           <w:lang w:val="en-US"/>
         </w:rPr>
         <w:t>GraphManager</w:t>
       </w:r>
+      <w:proofErr w:type="spellEnd"/>
       <w:r>
         <w:t xml:space="preserve">. </w:t>
       </w:r>
       <w:r>
-        <w:t xml:space="preserve">Класс асбстрации объединяющий несколько классов в один для удобного управления и комбинации использований других классов, а также для валидации приходящих данных. Метод конструктор объекты классов </w:t>
-      </w:r>
+        <w:t xml:space="preserve">Класс </w:t>
+      </w:r>
+      <w:proofErr w:type="spellStart"/>
+      <w:r>
+        <w:t>асбстрации</w:t>
+      </w:r>
+      <w:proofErr w:type="spellEnd"/>
+      <w:r>
+        <w:t xml:space="preserve"> объединяющий несколько классов в один для удобного управления и комбинации использований других классов, а также для валидации приходящих данных. Метод конструктор объекты классов </w:t>
+      </w:r>
+      <w:proofErr w:type="spellStart"/>
       <w:r>
         <w:rPr>
           <w:lang w:val="en-US"/>
         </w:rPr>
         <w:t>FileIO</w:t>
       </w:r>
+      <w:proofErr w:type="spellEnd"/>
       <w:r>
         <w:t xml:space="preserve"> </w:t>
       </w:r>
       <w:r>
         <w:t xml:space="preserve">и </w:t>
       </w:r>
+      <w:proofErr w:type="spellStart"/>
       <w:r>
         <w:rPr>
           <w:lang w:val="en-US"/>
         </w:rPr>
         <w:t>GraphGenerator</w:t>
       </w:r>
+      <w:proofErr w:type="spellEnd"/>
       <w:r>
         <w:t xml:space="preserve">, а также поле </w:t>
       </w:r>
@@ -5421,8 +5979,13 @@
       <w:r>
         <w:t xml:space="preserve"> – </w:t>
       </w:r>
-      <w:r>
-        <w:t xml:space="preserve">возвращяет объект метода </w:t>
+      <w:proofErr w:type="spellStart"/>
+      <w:r>
+        <w:t>возвращяет</w:t>
+      </w:r>
+      <w:proofErr w:type="spellEnd"/>
+      <w:r>
+        <w:t xml:space="preserve"> объект метода </w:t>
       </w:r>
       <w:r>
         <w:rPr>
@@ -5709,12 +6272,14 @@
       <w:r>
         <w:t xml:space="preserve">метод возврата данных графа из объекта </w:t>
       </w:r>
+      <w:proofErr w:type="spellStart"/>
       <w:r>
         <w:rPr>
           <w:lang w:val="en-US"/>
         </w:rPr>
         <w:t>GraphData</w:t>
       </w:r>
+      <w:proofErr w:type="spellEnd"/>
     </w:p>
     <w:p>
       <w:pPr>
@@ -6157,12 +6722,14 @@
       <w:r>
         <w:t>_</w:t>
       </w:r>
+      <w:proofErr w:type="spellStart"/>
       <w:r>
         <w:rPr>
           <w:lang w:val="en-US"/>
         </w:rPr>
         <w:t>dict</w:t>
       </w:r>
+      <w:proofErr w:type="spellEnd"/>
       <w:r>
         <w:t xml:space="preserve"> – </w:t>
       </w:r>
@@ -6196,24 +6763,28 @@
       <w:r>
         <w:t>_</w:t>
       </w:r>
+      <w:proofErr w:type="spellStart"/>
       <w:r>
         <w:rPr>
           <w:lang w:val="en-US"/>
         </w:rPr>
         <w:t>json</w:t>
       </w:r>
+      <w:proofErr w:type="spellEnd"/>
       <w:r>
         <w:t xml:space="preserve"> </w:t>
       </w:r>
       <w:r>
         <w:t xml:space="preserve">– метод миграции данных в </w:t>
       </w:r>
+      <w:proofErr w:type="spellStart"/>
       <w:r>
         <w:rPr>
           <w:lang w:val="en-US"/>
         </w:rPr>
         <w:t>json</w:t>
       </w:r>
+      <w:proofErr w:type="spellEnd"/>
       <w:r>
         <w:t xml:space="preserve"> </w:t>
       </w:r>
@@ -6238,9 +6809,11 @@
       <w:r>
         <w:t>_</w:t>
       </w:r>
+      <w:proofErr w:type="spellStart"/>
       <w:r>
         <w:t>is_connected</w:t>
       </w:r>
+      <w:proofErr w:type="spellEnd"/>
       <w:r>
         <w:t xml:space="preserve"> – метод проверки связности графа</w:t>
       </w:r>
@@ -6261,12 +6834,14 @@
       <w:r>
         <w:t xml:space="preserve"> </w:t>
       </w:r>
+      <w:proofErr w:type="spellStart"/>
       <w:r>
         <w:rPr>
           <w:lang w:val="en-US"/>
         </w:rPr>
         <w:t>HistoryManager</w:t>
       </w:r>
+      <w:proofErr w:type="spellEnd"/>
       <w:r>
         <w:t xml:space="preserve">. </w:t>
       </w:r>
@@ -6285,12 +6860,14 @@
       <w:r>
         <w:t xml:space="preserve">хранению и управлению историей эволюции особей, шагов алгоритма. В конструкторе класс создает объекта класса </w:t>
       </w:r>
+      <w:proofErr w:type="spellStart"/>
       <w:r>
         <w:rPr>
           <w:lang w:val="en-US"/>
         </w:rPr>
         <w:t>GAHistory</w:t>
       </w:r>
+      <w:proofErr w:type="spellEnd"/>
       <w:r>
         <w:t>. Класс имеет следующие методы</w:t>
       </w:r>
@@ -6789,12 +7366,14 @@
       <w:r>
         <w:t xml:space="preserve"> </w:t>
       </w:r>
+      <w:proofErr w:type="spellStart"/>
       <w:r>
         <w:rPr>
           <w:lang w:val="en-US"/>
         </w:rPr>
         <w:t>CrossoverType</w:t>
       </w:r>
+      <w:proofErr w:type="spellEnd"/>
       <w:r>
         <w:t xml:space="preserve">. </w:t>
       </w:r>
@@ -6836,12 +7415,14 @@
       <w:r>
         <w:t xml:space="preserve"> </w:t>
       </w:r>
+      <w:proofErr w:type="spellStart"/>
       <w:r>
         <w:rPr>
           <w:lang w:val="en-US"/>
         </w:rPr>
         <w:t>MutationType</w:t>
       </w:r>
+      <w:proofErr w:type="spellEnd"/>
       <w:r>
         <w:t xml:space="preserve">. </w:t>
       </w:r>
@@ -6883,12 +7464,14 @@
       <w:r>
         <w:t xml:space="preserve"> </w:t>
       </w:r>
+      <w:proofErr w:type="spellStart"/>
       <w:r>
         <w:rPr>
           <w:lang w:val="en-US"/>
         </w:rPr>
         <w:t>SelectionType</w:t>
       </w:r>
+      <w:proofErr w:type="spellEnd"/>
       <w:r>
         <w:t xml:space="preserve">. </w:t>
       </w:r>
@@ -6937,6 +7520,30 @@
     <w:p>
       <w:pPr>
         <w:pStyle w:val="a1"/>
+      </w:pPr>
+      <w:r>
+        <w:t>Генетический алгоритм реализован в модуле ga_engine.py и включает два основных класса: </w:t>
+      </w:r>
+      <w:proofErr w:type="spellStart"/>
+      <w:r>
+        <w:t>GeneticAlgorithmMST</w:t>
+      </w:r>
+      <w:proofErr w:type="spellEnd"/>
+      <w:r>
+        <w:t> для управления процессом эволюции и </w:t>
+      </w:r>
+      <w:proofErr w:type="spellStart"/>
+      <w:r>
+        <w:t>GeneticOperators</w:t>
+      </w:r>
+      <w:proofErr w:type="spellEnd"/>
+      <w:r>
+        <w:t> для реализации генетических операторов.</w:t>
+      </w:r>
+    </w:p>
+    <w:p>
+      <w:pPr>
+        <w:pStyle w:val="a1"/>
         <w:rPr>
           <w:b/>
           <w:bCs/>
@@ -6953,803 +7560,514 @@
         <w:rPr>
           <w:b/>
           <w:bCs/>
-          <w:lang w:val="en-US"/>
-        </w:rPr>
-        <w:t>ga_engine</w:t>
-      </w:r>
-      <w:r>
+        </w:rPr>
+        <w:t>operators.py</w:t>
+      </w:r>
+    </w:p>
+    <w:p>
+      <w:pPr>
+        <w:pStyle w:val="a1"/>
+      </w:pPr>
+      <w:r>
+        <w:t xml:space="preserve">Класс </w:t>
+      </w:r>
+      <w:proofErr w:type="spellStart"/>
+      <w:r>
+        <w:t>GeneticOperators</w:t>
+      </w:r>
+      <w:proofErr w:type="spellEnd"/>
+      <w:r>
+        <w:t xml:space="preserve"> инкапсулирует все генетические операторы, обеспечивая модульность и возможность независимого тестирования. Метод </w:t>
+      </w:r>
+      <w:proofErr w:type="spellStart"/>
+      <w:r>
+        <w:t>create_random_individual</w:t>
+      </w:r>
+      <w:proofErr w:type="spellEnd"/>
+      <w:r>
+        <w:t xml:space="preserve"> генерирует случайные коды </w:t>
+      </w:r>
+      <w:proofErr w:type="spellStart"/>
+      <w:r>
+        <w:t>Прюфера</w:t>
+      </w:r>
+      <w:proofErr w:type="spellEnd"/>
+      <w:r>
+        <w:t xml:space="preserve"> заданной длины для инициализации популяции.</w:t>
+      </w:r>
+    </w:p>
+    <w:p>
+      <w:pPr>
+        <w:pStyle w:val="a1"/>
+      </w:pPr>
+      <w:r>
+        <w:t xml:space="preserve">Турнирная селекция реализована методом </w:t>
+      </w:r>
+      <w:proofErr w:type="spellStart"/>
+      <w:r>
+        <w:t>tournament_selection</w:t>
+      </w:r>
+      <w:proofErr w:type="spellEnd"/>
+      <w:r>
+        <w:t xml:space="preserve">, который случайно выбирает участников турнира через </w:t>
+      </w:r>
+      <w:proofErr w:type="spellStart"/>
+      <w:r>
+        <w:t>random.sample</w:t>
+      </w:r>
+      <w:proofErr w:type="spellEnd"/>
+      <w:r>
+        <w:t xml:space="preserve"> и находит победителя с минимальным </w:t>
+      </w:r>
+      <w:proofErr w:type="spellStart"/>
+      <w:r>
+        <w:t>fitness</w:t>
+      </w:r>
+      <w:proofErr w:type="spellEnd"/>
+      <w:r>
+        <w:t xml:space="preserve"> через функцию </w:t>
+      </w:r>
+      <w:proofErr w:type="spellStart"/>
+      <w:r>
+        <w:t>min</w:t>
+      </w:r>
+      <w:proofErr w:type="spellEnd"/>
+      <w:r>
+        <w:t xml:space="preserve">, обеспечивая баланс между исследованием новых решений и эксплуатацией найденных. Рулеточная селекция в методе </w:t>
+      </w:r>
+      <w:proofErr w:type="spellStart"/>
+      <w:r>
+        <w:t>roulette_selection</w:t>
+      </w:r>
+      <w:proofErr w:type="spellEnd"/>
+      <w:r>
+        <w:t xml:space="preserve"> инвертирует </w:t>
+      </w:r>
+      <w:proofErr w:type="spellStart"/>
+      <w:r>
+        <w:t>fitness</w:t>
+      </w:r>
+      <w:proofErr w:type="spellEnd"/>
+      <w:r>
+        <w:t xml:space="preserve"> для задачи минимизации, создаёт накопительную сумму через </w:t>
+      </w:r>
+      <w:proofErr w:type="spellStart"/>
+      <w:r>
+        <w:t>sum</w:t>
+      </w:r>
+      <w:proofErr w:type="spellEnd"/>
+      <w:r>
+        <w:t xml:space="preserve"> и выбирает особь пропорционально её приспособленности.</w:t>
+      </w:r>
+    </w:p>
+    <w:p>
+      <w:pPr>
+        <w:pStyle w:val="a1"/>
+      </w:pPr>
+      <w:r>
+        <w:lastRenderedPageBreak/>
+        <w:t xml:space="preserve">Скрещивание реализовано тремя методами. Метод </w:t>
+      </w:r>
+      <w:proofErr w:type="spellStart"/>
+      <w:r>
+        <w:t>uniform_crossover</w:t>
+      </w:r>
+      <w:proofErr w:type="spellEnd"/>
+      <w:r>
+        <w:t xml:space="preserve"> на каждой позиции случайно выбирает ген от одного из родителей через цикл, обеспечивая равномерное смешивание генетического материала. Метод </w:t>
+      </w:r>
+      <w:proofErr w:type="spellStart"/>
+      <w:r>
+        <w:t>one_point_crossover</w:t>
+      </w:r>
+      <w:proofErr w:type="spellEnd"/>
+      <w:r>
+        <w:t xml:space="preserve"> выбирает случайную точку разреза через </w:t>
+      </w:r>
+      <w:proofErr w:type="spellStart"/>
+      <w:r>
+        <w:t>random.randint</w:t>
+      </w:r>
+      <w:proofErr w:type="spellEnd"/>
+      <w:r>
+        <w:t xml:space="preserve"> и обменивает хвостовые части родителей с помощью срезов списков, сохраняя большие блоки генов. Метод </w:t>
+      </w:r>
+      <w:proofErr w:type="spellStart"/>
+      <w:r>
+        <w:t>two_point_crossover</w:t>
+      </w:r>
+      <w:proofErr w:type="spellEnd"/>
+      <w:r>
+        <w:t xml:space="preserve"> выбирает две точки разреза и обменивает средние сегменты путём конкатенации трёх срезов, сохраняя граничные области от обоих родителей.</w:t>
+      </w:r>
+    </w:p>
+    <w:p>
+      <w:pPr>
+        <w:pStyle w:val="a1"/>
+      </w:pPr>
+      <w:r>
+        <w:t xml:space="preserve">Мутация представлена двумя методами. Метод </w:t>
+      </w:r>
+      <w:proofErr w:type="spellStart"/>
+      <w:r>
+        <w:t>mutate</w:t>
+      </w:r>
+      <w:proofErr w:type="spellEnd"/>
+      <w:r>
+        <w:t xml:space="preserve"> проходит по всем позициям кода </w:t>
+      </w:r>
+      <w:proofErr w:type="spellStart"/>
+      <w:r>
+        <w:t>Прюфера</w:t>
+      </w:r>
+      <w:proofErr w:type="spellEnd"/>
+      <w:r>
+        <w:t xml:space="preserve"> и с заданной вероятностью заменяет каждый ген на новое случайное значение через </w:t>
+      </w:r>
+      <w:proofErr w:type="spellStart"/>
+      <w:r>
+        <w:t>random.randint</w:t>
+      </w:r>
+      <w:proofErr w:type="spellEnd"/>
+      <w:r>
+        <w:t xml:space="preserve">, вводя новые гены в популяцию для увеличения разнообразия и избегания локальных оптимумов. Метод </w:t>
+      </w:r>
+      <w:proofErr w:type="spellStart"/>
+      <w:r>
+        <w:t>mutate_swap</w:t>
+      </w:r>
+      <w:proofErr w:type="spellEnd"/>
+      <w:r>
+        <w:t xml:space="preserve"> выбирает две случайные позиции через </w:t>
+      </w:r>
+      <w:proofErr w:type="spellStart"/>
+      <w:r>
+        <w:t>random.sample</w:t>
+      </w:r>
+      <w:proofErr w:type="spellEnd"/>
+      <w:r>
+        <w:t xml:space="preserve"> и обменивает гены местами через одновременное присваивание, сохраняя набор </w:t>
+      </w:r>
+      <w:r>
+        <w:t>генов,</w:t>
+      </w:r>
+      <w:r>
+        <w:t xml:space="preserve"> но изменяя структуру кодируемого дерева.</w:t>
+      </w:r>
+    </w:p>
+    <w:p>
+      <w:pPr>
+        <w:pStyle w:val="a1"/>
         <w:rPr>
           <w:b/>
           <w:bCs/>
         </w:rPr>
-        <w:t>.py</w:t>
-      </w:r>
-    </w:p>
-    <w:p>
-      <w:pPr>
-        <w:pStyle w:val="a1"/>
-      </w:pPr>
-      <w:r>
-        <w:t>class GeneticAlgorithmMST – класс, управляющий процессом эволюции популяции решений для поиска минимального остовного дерева. Обеспечивает полный цикл генетического алгоритма, включая инициализацию популяции, оценку приспособленности особей, применение генетических операторов, сохранение истории для отката и сбор статистики для анализа сходимости.</w:t>
-      </w:r>
-    </w:p>
-    <w:p>
-      <w:pPr>
-        <w:pStyle w:val="a1"/>
-      </w:pPr>
-      <w:r>
-        <w:t>Поля класса:</w:t>
-      </w:r>
-    </w:p>
-    <w:p>
-      <w:pPr>
-        <w:pStyle w:val="a1"/>
-        <w:numPr>
-          <w:ilvl w:val="1"/>
-          <w:numId w:val="12"/>
-        </w:numPr>
-        <w:ind w:left="0" w:firstLine="709"/>
-      </w:pPr>
-      <w:r>
-        <w:t>graph: Graph – граф, для которого ищется минимальное остовное дерево.</w:t>
-      </w:r>
-    </w:p>
-    <w:p>
-      <w:pPr>
-        <w:pStyle w:val="a1"/>
-        <w:numPr>
-          <w:ilvl w:val="1"/>
-          <w:numId w:val="12"/>
-        </w:numPr>
-        <w:ind w:left="0" w:firstLine="709"/>
-      </w:pPr>
-      <w:r>
-        <w:t>population_size: int – размер популяции (количество особей в каждом поколении).</w:t>
-      </w:r>
-    </w:p>
-    <w:p>
-      <w:pPr>
-        <w:pStyle w:val="a1"/>
-        <w:numPr>
-          <w:ilvl w:val="1"/>
-          <w:numId w:val="12"/>
-        </w:numPr>
-        <w:ind w:left="0" w:firstLine="709"/>
-      </w:pPr>
-      <w:r>
-        <w:t>mutation_rate: float – вероятность мутации особи.</w:t>
-      </w:r>
-    </w:p>
-    <w:p>
-      <w:pPr>
-        <w:pStyle w:val="a1"/>
-        <w:numPr>
-          <w:ilvl w:val="1"/>
-          <w:numId w:val="12"/>
-        </w:numPr>
-        <w:ind w:left="0" w:firstLine="709"/>
-      </w:pPr>
-      <w:r>
-        <w:t>crossover_rate: float – вероятность скрещивания родительских особей.</w:t>
-      </w:r>
-    </w:p>
-    <w:p>
-      <w:pPr>
-        <w:pStyle w:val="a1"/>
-        <w:numPr>
-          <w:ilvl w:val="1"/>
-          <w:numId w:val="12"/>
-        </w:numPr>
-        <w:ind w:left="0" w:firstLine="709"/>
-      </w:pPr>
-      <w:r>
-        <w:t>elitism_count: int – количество лучших особей, переходящих в следующее поколение без изменений.</w:t>
-      </w:r>
-    </w:p>
-    <w:p>
-      <w:pPr>
-        <w:pStyle w:val="a1"/>
-        <w:numPr>
-          <w:ilvl w:val="1"/>
-          <w:numId w:val="12"/>
-        </w:numPr>
-        <w:ind w:left="0" w:firstLine="709"/>
-      </w:pPr>
-      <w:r>
-        <w:lastRenderedPageBreak/>
-        <w:t>selection_type: str – тип селекции ("tournament" для турнирной или "roulette" для рулеточной).</w:t>
-      </w:r>
-    </w:p>
-    <w:p>
-      <w:pPr>
-        <w:pStyle w:val="a1"/>
-        <w:numPr>
-          <w:ilvl w:val="1"/>
-          <w:numId w:val="12"/>
-        </w:numPr>
-        <w:ind w:left="0" w:firstLine="709"/>
-      </w:pPr>
-      <w:r>
-        <w:t>crossover_type: str – тип скрещивания ("uniform" для равномерного, "one_point" для одноточечного или "two_point" для двухточечного).</w:t>
-      </w:r>
-    </w:p>
-    <w:p>
-      <w:pPr>
-        <w:pStyle w:val="a1"/>
-        <w:numPr>
-          <w:ilvl w:val="1"/>
-          <w:numId w:val="12"/>
-        </w:numPr>
-        <w:ind w:left="0" w:firstLine="709"/>
-      </w:pPr>
-      <w:r>
-        <w:t>mutation_type: str – тип мутации ("swap" для мутации обменом или "random_reset" для мутации заменой).</w:t>
-      </w:r>
-    </w:p>
-    <w:p>
-      <w:pPr>
-        <w:pStyle w:val="a1"/>
-        <w:numPr>
-          <w:ilvl w:val="1"/>
-          <w:numId w:val="12"/>
-        </w:numPr>
-        <w:ind w:left="0" w:firstLine="709"/>
-      </w:pPr>
-      <w:r>
-        <w:t>tournament_size: int – размер турнира для турнирной селекции.</w:t>
-      </w:r>
-    </w:p>
-    <w:p>
-      <w:pPr>
-        <w:pStyle w:val="a1"/>
-        <w:numPr>
-          <w:ilvl w:val="1"/>
-          <w:numId w:val="12"/>
-        </w:numPr>
-        <w:ind w:left="0" w:firstLine="709"/>
-      </w:pPr>
-      <w:r>
-        <w:t>operators: GeneticOperators – экземпляр класса генетических операторов для выполнения селекции, скрещивания и мутации.</w:t>
-      </w:r>
-    </w:p>
-    <w:p>
-      <w:pPr>
-        <w:pStyle w:val="a1"/>
-        <w:numPr>
-          <w:ilvl w:val="1"/>
-          <w:numId w:val="12"/>
-        </w:numPr>
-        <w:ind w:left="0" w:firstLine="709"/>
-      </w:pPr>
-      <w:r>
-        <w:t>population: List[List[int]] – текущая популяция особей (кодов Прюфера).</w:t>
-      </w:r>
-    </w:p>
-    <w:p>
-      <w:pPr>
-        <w:pStyle w:val="a1"/>
-        <w:numPr>
-          <w:ilvl w:val="1"/>
-          <w:numId w:val="12"/>
-        </w:numPr>
-        <w:ind w:left="0" w:firstLine="709"/>
-      </w:pPr>
-      <w:r>
-        <w:t>history: List[Dict] – история состояний алгоритма для возможности отката к предыдущим поколениям.</w:t>
-      </w:r>
-    </w:p>
-    <w:p>
-      <w:pPr>
-        <w:pStyle w:val="a1"/>
-        <w:numPr>
-          <w:ilvl w:val="1"/>
-          <w:numId w:val="12"/>
-        </w:numPr>
-        <w:ind w:left="0" w:firstLine="709"/>
-      </w:pPr>
-      <w:r>
-        <w:t>generation: int – номер текущего поколения.</w:t>
-      </w:r>
-    </w:p>
-    <w:p>
-      <w:pPr>
-        <w:pStyle w:val="a1"/>
-        <w:numPr>
-          <w:ilvl w:val="1"/>
-          <w:numId w:val="12"/>
-        </w:numPr>
-        <w:ind w:left="0" w:firstLine="709"/>
-      </w:pPr>
-      <w:r>
-        <w:t>best_fitness_history: List[float] – список лучших значений fitness для каждого поколения.</w:t>
-      </w:r>
-    </w:p>
-    <w:p>
-      <w:pPr>
-        <w:pStyle w:val="a1"/>
-        <w:numPr>
-          <w:ilvl w:val="1"/>
-          <w:numId w:val="12"/>
-        </w:numPr>
-        <w:ind w:left="0" w:firstLine="709"/>
-      </w:pPr>
-      <w:r>
-        <w:t>avg_fitness_history: List[float] – список средних значений fitness для каждого поколения.</w:t>
-      </w:r>
-    </w:p>
-    <w:p>
-      <w:pPr>
-        <w:pStyle w:val="a1"/>
-        <w:numPr>
-          <w:ilvl w:val="1"/>
-          <w:numId w:val="12"/>
-        </w:numPr>
-        <w:ind w:left="0" w:firstLine="709"/>
-      </w:pPr>
-      <w:r>
-        <w:t>worst_fitness_history: List[float] – список худших значений fitness для каждого поколения.</w:t>
-      </w:r>
-    </w:p>
-    <w:p>
-      <w:pPr>
-        <w:pStyle w:val="a1"/>
-        <w:numPr>
-          <w:ilvl w:val="1"/>
-          <w:numId w:val="12"/>
-        </w:numPr>
-        <w:ind w:left="0" w:firstLine="709"/>
-      </w:pPr>
-      <w:r>
-        <w:t>max_possible_tree_weight: float – кэшированное максимально возможное значение веса дерева, используемое для расчёта штрафов.</w:t>
-      </w:r>
-    </w:p>
-    <w:p>
-      <w:pPr>
-        <w:pStyle w:val="a1"/>
-        <w:numPr>
-          <w:ilvl w:val="1"/>
-          <w:numId w:val="12"/>
-        </w:numPr>
-        <w:ind w:left="0" w:firstLine="709"/>
-      </w:pPr>
-      <w:r>
-        <w:t>default_patience: int – адаптивное значение терпения для проверки сходимости, вычисляемое как 30% от размера популяции, но не менее 30 и не более 150.</w:t>
-      </w:r>
-    </w:p>
-    <w:p>
-      <w:pPr>
-        <w:pStyle w:val="a1"/>
-      </w:pPr>
-      <w:r>
-        <w:t>Методы класса:</w:t>
-      </w:r>
-    </w:p>
-    <w:p>
-      <w:pPr>
-        <w:pStyle w:val="a1"/>
-        <w:numPr>
-          <w:ilvl w:val="1"/>
-          <w:numId w:val="12"/>
-        </w:numPr>
-        <w:ind w:left="0" w:firstLine="709"/>
-      </w:pPr>
-      <w:r>
-        <w:t xml:space="preserve">__init__(graph, population_size=100, mutation_rate=0.1, crossover_rate=0.8, elitism_count=2, selection_type="tournament", crossover_type="uniform", mutation_type="swap", tournament_size=3) – инициализирует алгоритм с заданными параметрами, проверяет связность </w:t>
-      </w:r>
-      <w:r>
-        <w:lastRenderedPageBreak/>
-        <w:t>графа, вычисляет максимально возможный вес дерева и адаптивное значение терпения, создаёт экземпляр операторов и инициализирует начальную популяцию.</w:t>
-      </w:r>
-    </w:p>
-    <w:p>
-      <w:pPr>
-        <w:pStyle w:val="a1"/>
-        <w:numPr>
-          <w:ilvl w:val="1"/>
-          <w:numId w:val="12"/>
-        </w:numPr>
-        <w:ind w:left="0" w:firstLine="709"/>
-      </w:pPr>
-      <w:r>
-        <w:t xml:space="preserve">_initialize_population() – </w:t>
-      </w:r>
-      <w:r>
-        <w:t>создаёт начальную популяцию случайных особей с помощью метода создания случайной особи из операторов, оценивает созданную популяцию, собирает статистику поколения 0 и сохраняет начальное состояние в историю.</w:t>
-      </w:r>
-    </w:p>
-    <w:p>
-      <w:pPr>
-        <w:pStyle w:val="a1"/>
-        <w:numPr>
-          <w:ilvl w:val="1"/>
-          <w:numId w:val="12"/>
-        </w:numPr>
-        <w:ind w:left="0" w:firstLine="709"/>
-      </w:pPr>
-      <w:r>
-        <w:t>_calculate_fitness(individual) – вычисляет функцию приспособленности для особи, используя двухуровневую систему оценки. Преобразует код Прюфера в рёбра, проверяет валидность каждого ребра через граф и возвращает суммарный вес для валидных деревьев или штрафное значение для невалидных, где штраф включает удвоенный максимальный вес дерева, тысячу за каждое невалидное ребро и суммарный вес валидных рёбер.</w:t>
-      </w:r>
-    </w:p>
-    <w:p>
-      <w:pPr>
-        <w:pStyle w:val="a1"/>
-        <w:numPr>
-          <w:ilvl w:val="1"/>
-          <w:numId w:val="12"/>
-        </w:numPr>
-        <w:ind w:left="0" w:firstLine="709"/>
-      </w:pPr>
-      <w:r>
-        <w:t>_evaluate_population() – оценивает всю текущую популяцию, вызывая метод вычисления fitness для каждой особи и возвращая список пар особь-fitness.</w:t>
-      </w:r>
-    </w:p>
-    <w:p>
-      <w:pPr>
-        <w:pStyle w:val="a1"/>
-        <w:numPr>
-          <w:ilvl w:val="1"/>
-          <w:numId w:val="12"/>
-        </w:numPr>
-        <w:ind w:left="0" w:firstLine="709"/>
-      </w:pPr>
-      <w:r>
-        <w:t>_select_parent(evaluated_population) – выполняет селекцию одного родителя из оценённой популяции в зависимости от выбранного типа селекции, вызывая соответствующий метод операторов и возвращая копию выбранной особи.</w:t>
-      </w:r>
-    </w:p>
-    <w:p>
-      <w:pPr>
-        <w:pStyle w:val="a1"/>
-        <w:numPr>
-          <w:ilvl w:val="1"/>
-          <w:numId w:val="12"/>
-        </w:numPr>
-        <w:ind w:left="0" w:firstLine="709"/>
-      </w:pPr>
-      <w:r>
-        <w:t>_crossover(parent1, parent2) – применяет оператор скрещивания к двум родительским особям в зависимости от выбранного типа, вызывая соответствующий метод операторов и возвращая пару потомков.</w:t>
-      </w:r>
-    </w:p>
-    <w:p>
-      <w:pPr>
-        <w:pStyle w:val="a1"/>
-        <w:numPr>
-          <w:ilvl w:val="1"/>
-          <w:numId w:val="12"/>
-        </w:numPr>
-        <w:ind w:left="0" w:firstLine="709"/>
-      </w:pPr>
-      <w:r>
-        <w:t>_mutate(individual) – применяет оператор мутации к особи в зависимости от выбранного типа мутации, вызывая метод `mutate_swap` для типа "swap" или метод `mutate` для типа "random_reset" и возвращая мутированную особь.</w:t>
-      </w:r>
-    </w:p>
-    <w:p>
-      <w:pPr>
-        <w:pStyle w:val="a1"/>
-        <w:numPr>
-          <w:ilvl w:val="1"/>
-          <w:numId w:val="12"/>
-        </w:numPr>
-        <w:ind w:left="0" w:firstLine="709"/>
-      </w:pPr>
-      <w:r>
-        <w:t>_save_state() – сохраняет текущее состояние алгоритма в историю, создавая словарь с номером поколения, копиями всех особей популяции и копиями списков статистики.</w:t>
-      </w:r>
-    </w:p>
-    <w:p>
-      <w:pPr>
-        <w:pStyle w:val="a1"/>
-        <w:numPr>
-          <w:ilvl w:val="1"/>
-          <w:numId w:val="12"/>
-        </w:numPr>
-        <w:ind w:left="0" w:firstLine="709"/>
-      </w:pPr>
-      <w:r>
-        <w:lastRenderedPageBreak/>
-        <w:t xml:space="preserve">step() – </w:t>
-      </w:r>
-      <w:r>
-        <w:t>выполняет один шаг эволюции (одно поколение). Оценивает текущую популяцию для селекции, создаёт новую популяцию через элитизм и генерацию потомков (селекция, скрещивание, мутация), заменяет популяцию на новую, инкрементирует счётчик поколений, оценивает новую популяцию для статистики, собирает и сохраняет статистику (лучший, средний и худший fitness), сохраняет состояние в историю и возвращает словарь со статистикой текущего поколения.</w:t>
-      </w:r>
-    </w:p>
-    <w:p>
-      <w:pPr>
-        <w:pStyle w:val="a1"/>
-        <w:numPr>
-          <w:ilvl w:val="1"/>
-          <w:numId w:val="12"/>
-        </w:numPr>
-        <w:ind w:left="0" w:firstLine="709"/>
-      </w:pPr>
-      <w:r>
-        <w:t>has_converged(patience=None, min_improvement=0.001) – проверяет достижение сходимости путём анализа последних поколений, используя адаптивное значение терпения при None, проверяя достаточность данных, извлекая последние значения лучшего fitness и вычисляя относительное улучшение для определения сходимости.</w:t>
-      </w:r>
-    </w:p>
-    <w:p>
-      <w:pPr>
-        <w:pStyle w:val="a1"/>
-        <w:numPr>
-          <w:ilvl w:val="1"/>
-          <w:numId w:val="12"/>
-        </w:numPr>
-        <w:ind w:left="0" w:firstLine="709"/>
-      </w:pPr>
-      <w:r>
-        <w:t>run(max_generations) – запускает алгоритм на заданное количество поколений, выполняя цикл вызовов метода step и возвращая статистику последнего поколения. В текущей реализации проверка сходимости закомментирована, поэтому алгоритм всегда выполняет полное количество поколений.</w:t>
-      </w:r>
-    </w:p>
-    <w:p>
-      <w:pPr>
-        <w:pStyle w:val="a1"/>
-        <w:numPr>
-          <w:ilvl w:val="1"/>
-          <w:numId w:val="12"/>
-        </w:numPr>
-        <w:ind w:left="0" w:firstLine="709"/>
-      </w:pPr>
-      <w:r>
-        <w:t>get_best_solution() – возвращает информацию о лучшем решении из текущей популяции, включая код Прюфера, список рёбер, вес дерева и номер поколения.</w:t>
-      </w:r>
-    </w:p>
-    <w:p>
-      <w:pPr>
-        <w:pStyle w:val="a1"/>
-        <w:numPr>
-          <w:ilvl w:val="1"/>
-          <w:numId w:val="12"/>
-        </w:numPr>
-        <w:ind w:left="0" w:firstLine="709"/>
-      </w:pPr>
-      <w:r>
-        <w:t>get_</w:t>
-      </w:r>
-      <w:r>
-        <w:rPr>
-          <w:lang w:val="en-US"/>
-        </w:rPr>
-        <w:t>all</w:t>
-      </w:r>
-      <w:r>
-        <w:t xml:space="preserve">_solutions() – </w:t>
-      </w:r>
-      <w:r>
-        <w:t>возвращает список всех особей из текущей популяции, отсортированных по fitness, с полной информацией о каждой особи, включая индекс (0-based), ранг (1-based), код Прюфера, рёбра и вес.</w:t>
-      </w:r>
-    </w:p>
-    <w:p>
-      <w:pPr>
-        <w:pStyle w:val="a1"/>
-        <w:numPr>
-          <w:ilvl w:val="1"/>
-          <w:numId w:val="12"/>
-        </w:numPr>
-        <w:ind w:left="0" w:firstLine="709"/>
-      </w:pPr>
-      <w:r>
-        <w:t>get_statistics() – возвращает полную статистику работы алгоритма, включая текущий номер поколения и копии списков лучшего, среднего и худшего fitness по всем поколениям.</w:t>
-      </w:r>
-    </w:p>
-    <w:p>
-      <w:pPr>
-        <w:pStyle w:val="a1"/>
-        <w:numPr>
-          <w:ilvl w:val="1"/>
-          <w:numId w:val="12"/>
-        </w:numPr>
-        <w:ind w:left="0" w:firstLine="709"/>
-      </w:pPr>
-      <w:r>
-        <w:t>rollback(steps=1) – выполняет откат состояния алгоритма на указанное количество шагов назад, проверяя возможность отката, вычисляя целевой индекс, восстанавливая состояние из истории и обрезая более поздние состояния, возвращая True при успехе или False при невозможности отката.</w:t>
-      </w:r>
-    </w:p>
-    <w:p>
-      <w:pPr>
-        <w:pStyle w:val="a1"/>
-        <w:numPr>
-          <w:ilvl w:val="1"/>
-          <w:numId w:val="12"/>
-        </w:numPr>
-        <w:ind w:left="0" w:firstLine="709"/>
-      </w:pPr>
-      <w:r>
-        <w:lastRenderedPageBreak/>
-        <w:t>reset() – полностью сбрасывает алгоритм в начальное состояние, обнуляя счётчик поколений, очищая историю и статистику, генерируя новую начальную популяцию.</w:t>
-      </w:r>
-    </w:p>
-    <w:p>
-      <w:pPr>
-        <w:pStyle w:val="a1"/>
+      </w:pPr>
+      <w:r>
         <w:rPr>
           <w:b/>
           <w:bCs/>
         </w:rPr>
-      </w:pPr>
+        <w:t xml:space="preserve">Модуль </w:t>
+      </w:r>
       <w:r>
         <w:rPr>
           <w:b/>
           <w:bCs/>
         </w:rPr>
-        <w:t>Модуль operators.py</w:t>
-      </w:r>
-    </w:p>
-    <w:p>
-      <w:pPr>
-        <w:pStyle w:val="a1"/>
-      </w:pPr>
-      <w:r>
-        <w:t>Модуль содержит реализацию генетических операторов: селекции, скрещивания и мутации. Все операторы инкапсулированы в класс GeneticOperators, обеспечивающий модульность и возможность независимого тестирования.</w:t>
-      </w:r>
-    </w:p>
-    <w:p>
-      <w:pPr>
-        <w:pStyle w:val="a1"/>
-      </w:pPr>
-      <w:r>
-        <w:t>class GeneticOperators – класс, инкапсулирующий все генетические операторы для работы алгоритма. Обеспечивает создание случайных особей, селекцию родителей, скрещивание и мутацию кодов Прюфера с учётом заданных вероятностей.</w:t>
-      </w:r>
-    </w:p>
-    <w:p>
-      <w:pPr>
-        <w:pStyle w:val="a1"/>
-      </w:pPr>
-      <w:r>
-        <w:t>Поля класса:</w:t>
-      </w:r>
-    </w:p>
-    <w:p>
-      <w:pPr>
-        <w:pStyle w:val="a1"/>
-        <w:numPr>
-          <w:ilvl w:val="1"/>
-          <w:numId w:val="12"/>
-        </w:numPr>
-        <w:ind w:left="0" w:firstLine="709"/>
-      </w:pPr>
-      <w:r>
-        <w:t>num_vertices: int – количество вершин в графе, используемое для генерации кодов Прюфера корректной длины.</w:t>
-      </w:r>
-    </w:p>
-    <w:p>
-      <w:pPr>
-        <w:pStyle w:val="a1"/>
-        <w:numPr>
-          <w:ilvl w:val="1"/>
-          <w:numId w:val="12"/>
-        </w:numPr>
-        <w:ind w:left="0" w:firstLine="709"/>
-      </w:pPr>
-      <w:r>
-        <w:t>mutation_rate: float – вероятность выполнения мутации особи.</w:t>
-      </w:r>
-    </w:p>
-    <w:p>
-      <w:pPr>
-        <w:pStyle w:val="a1"/>
-        <w:numPr>
-          <w:ilvl w:val="1"/>
-          <w:numId w:val="12"/>
-        </w:numPr>
-        <w:ind w:left="0" w:firstLine="709"/>
-      </w:pPr>
-      <w:r>
-        <w:t>crossover_rate: float – вероятность выполнения скрещивания родительских особей.</w:t>
-      </w:r>
-    </w:p>
-    <w:p>
-      <w:pPr>
-        <w:pStyle w:val="a1"/>
-      </w:pPr>
-      <w:r>
-        <w:t>Методы класса:</w:t>
-      </w:r>
-    </w:p>
-    <w:p>
-      <w:pPr>
-        <w:pStyle w:val="a1"/>
-        <w:numPr>
-          <w:ilvl w:val="1"/>
-          <w:numId w:val="12"/>
-        </w:numPr>
-        <w:ind w:left="0" w:firstLine="709"/>
-      </w:pPr>
-      <w:r>
-        <w:t>__init__(num_vertices, mutation_rate=0.1, crossover_rate=0.8) – инициализирует операторы с параметрами графа и вероятностями генетических операций, сохраняя все параметры в соответствующих полях класса для последующего использования.</w:t>
-      </w:r>
-    </w:p>
-    <w:p>
-      <w:pPr>
-        <w:pStyle w:val="a1"/>
-        <w:numPr>
-          <w:ilvl w:val="1"/>
-          <w:numId w:val="12"/>
-        </w:numPr>
-        <w:ind w:left="0" w:firstLine="709"/>
-      </w:pPr>
-      <w:r>
-        <w:t>create_random_individual() – генерирует случайную особь в виде кода Прюфера длиной num_vertices-2, где каждый элемент представляет случайную вершину от 1 до num_vertices.</w:t>
-      </w:r>
-    </w:p>
-    <w:p>
-      <w:pPr>
-        <w:pStyle w:val="a1"/>
-        <w:numPr>
-          <w:ilvl w:val="1"/>
-          <w:numId w:val="12"/>
-        </w:numPr>
-        <w:ind w:left="0" w:firstLine="709"/>
-      </w:pPr>
-      <w:r>
-        <w:rPr>
-          <w:lang w:val="en-US"/>
-        </w:rPr>
-        <w:t xml:space="preserve">tournament_selection(population, tournament_size=3) – </w:t>
-      </w:r>
-      <w:r>
-        <w:t>реализует</w:t>
-      </w:r>
-      <w:r>
-        <w:rPr>
-          <w:lang w:val="en-US"/>
-        </w:rPr>
-        <w:t xml:space="preserve"> </w:t>
-      </w:r>
-      <w:r>
-        <w:t>турнирную</w:t>
-      </w:r>
-      <w:r>
-        <w:rPr>
-          <w:lang w:val="en-US"/>
-        </w:rPr>
-        <w:t xml:space="preserve"> </w:t>
-      </w:r>
-      <w:r>
-        <w:t>селекцию</w:t>
-      </w:r>
-      <w:r>
-        <w:rPr>
-          <w:lang w:val="en-US"/>
-        </w:rPr>
-        <w:t xml:space="preserve"> </w:t>
-      </w:r>
-      <w:r>
-        <w:t>для</w:t>
-      </w:r>
-      <w:r>
-        <w:rPr>
-          <w:lang w:val="en-US"/>
-        </w:rPr>
-        <w:t xml:space="preserve"> </w:t>
-      </w:r>
-      <w:r>
-        <w:t>выбора</w:t>
-      </w:r>
-      <w:r>
-        <w:rPr>
-          <w:lang w:val="en-US"/>
-        </w:rPr>
-        <w:t xml:space="preserve"> </w:t>
-      </w:r>
-      <w:r>
-        <w:t>родителя</w:t>
-      </w:r>
-      <w:r>
-        <w:rPr>
-          <w:lang w:val="en-US"/>
-        </w:rPr>
-        <w:t xml:space="preserve">. </w:t>
-      </w:r>
-      <w:r>
-        <w:t xml:space="preserve">Использует random.sample(population, min(tournament_size, len(population))) для случайного выбора участников турнира, где количество ограничено </w:t>
+        <w:t>ga_engine.py</w:t>
+      </w:r>
+    </w:p>
+    <w:p>
+      <w:pPr>
+        <w:pStyle w:val="a1"/>
+      </w:pPr>
+      <w:r>
+        <w:t>Класс </w:t>
+      </w:r>
+      <w:proofErr w:type="spellStart"/>
+      <w:r>
+        <w:t>GeneticAlgorithmMST</w:t>
+      </w:r>
+      <w:proofErr w:type="spellEnd"/>
+      <w:r>
+        <w:t> управляет полным циклом эволюции популяции решений, используя экземпляр класса </w:t>
+      </w:r>
+      <w:proofErr w:type="spellStart"/>
+      <w:r>
+        <w:t>GeneticOperators</w:t>
+      </w:r>
+      <w:proofErr w:type="spellEnd"/>
+      <w:r>
+        <w:t> для выполнения генетических операций. При инициализации через конструктор __</w:t>
+      </w:r>
+      <w:proofErr w:type="spellStart"/>
+      <w:r>
+        <w:t>init</w:t>
+      </w:r>
+      <w:proofErr w:type="spellEnd"/>
+      <w:r>
+        <w:t>__ класс принимает граф и параметры алгоритма, проверяет связность графа методом </w:t>
+      </w:r>
+      <w:proofErr w:type="spellStart"/>
+      <w:r>
+        <w:t>is_connected</w:t>
+      </w:r>
+      <w:proofErr w:type="spellEnd"/>
+      <w:r>
+        <w:t>, вычисляет максимально возможный вес дерева для расчёта штрафов. Начальная популяция создаётся методом _</w:t>
+      </w:r>
+      <w:proofErr w:type="spellStart"/>
+      <w:r>
+        <w:t>initialize_population</w:t>
+      </w:r>
+      <w:proofErr w:type="spellEnd"/>
+      <w:r>
+        <w:t xml:space="preserve">, который генерирует случайные коды </w:t>
+      </w:r>
+      <w:proofErr w:type="spellStart"/>
+      <w:r>
+        <w:t>Прюфера</w:t>
+      </w:r>
+      <w:proofErr w:type="spellEnd"/>
+      <w:r>
+        <w:t>, оценивает их и сохраняет статистику поколения 0 в историю.</w:t>
+      </w:r>
+    </w:p>
+    <w:p>
+      <w:pPr>
+        <w:pStyle w:val="a1"/>
+      </w:pPr>
+      <w:r>
+        <w:t>Центральным элементом алгоритма является функция приспособленности, реализованная методом _</w:t>
+      </w:r>
+      <w:proofErr w:type="spellStart"/>
+      <w:r>
+        <w:t>calculate_fitness</w:t>
+      </w:r>
+      <w:proofErr w:type="spellEnd"/>
+      <w:r>
+        <w:t xml:space="preserve">. Она использует двухуровневую систему оценки: преобразует код </w:t>
+      </w:r>
+      <w:proofErr w:type="spellStart"/>
+      <w:r>
+        <w:t>Прюфера</w:t>
+      </w:r>
+      <w:proofErr w:type="spellEnd"/>
+      <w:r>
+        <w:t xml:space="preserve"> в рёбра дерева через </w:t>
+      </w:r>
+      <w:proofErr w:type="spellStart"/>
+      <w:r>
+        <w:t>PruferCode.code_to_edges</w:t>
+      </w:r>
+      <w:proofErr w:type="spellEnd"/>
+      <w:r>
+        <w:t>, проверяет валидность каждого ребра методом </w:t>
+      </w:r>
+      <w:proofErr w:type="spellStart"/>
+      <w:r>
+        <w:t>get_edge_weight</w:t>
+      </w:r>
+      <w:proofErr w:type="spellEnd"/>
+      <w:r>
+        <w:t xml:space="preserve"> графа и возвращает суммарный вес для валидных деревьев или штрафное значение для </w:t>
+      </w:r>
+      <w:proofErr w:type="spellStart"/>
+      <w:r>
+        <w:t>невалидных</w:t>
+      </w:r>
+      <w:proofErr w:type="spellEnd"/>
+      <w:r>
+        <w:t xml:space="preserve">. Штраф включает </w:t>
       </w:r>
       <w:r>
         <w:lastRenderedPageBreak/>
-        <w:t>минимумом из размера турнира и размера популяции для корректной работы на малых популяциях. Из выбранных участников находит победителя через min(tournament, key=lambda x: x[1]), где лямбда-функция извлекает второй элемент кортежа (fitness) как ключ сравнения, что выбирает особь с наименьшим fitness. Возвращает копию кода Прюфера победителя через winner[0].copy(). Турнирная селекция обеспечивает баланс между исследованием и эксплуатацией: больший размер турнира усиливает селекционное давление в пользу лучших решений.</w:t>
-      </w:r>
-    </w:p>
-    <w:p>
-      <w:pPr>
-        <w:pStyle w:val="a1"/>
-        <w:numPr>
-          <w:ilvl w:val="1"/>
-          <w:numId w:val="12"/>
-        </w:numPr>
-        <w:ind w:left="0" w:firstLine="709"/>
-      </w:pPr>
-      <w:r>
-        <w:t>roulette_selection(population) – реализует рулеточную селекцию с инверсией fitness для задачи минимизации. Находит максимальный fitness в популяции через. Далее создаётся список инвертированных fitness через списковое включение, где каждое значение вычисляется как максимум минус fitness плюс единица, что преобразует задачу минимизации в максимизацию и обеспечивает положительность всех значений. Вычисляет сумму инвертированных fitness. Генерирует случайное вещественное число от 0 до суммы через random.uniform(0, total_fitness), представляющее позицию на рулетке. Инициализирует накопитель и в цикле проходит по индексам и значениям инвертированных fitness. На каждой итерации к накопителю добавляется текущее значение fitness, и проверяется условие: если накопитель превысил позицию на рулетке, возвращается копия особи по текущему индексу. Если цикл завершается без возврата из-за ошибок округления, возвращается копия последней особи как запасной вариант. Рулеточная селекция даёт всем особям шанс на выбор пропорционально их приспособленности.</w:t>
-      </w:r>
-    </w:p>
-    <w:p>
-      <w:pPr>
-        <w:pStyle w:val="a1"/>
-        <w:numPr>
-          <w:ilvl w:val="1"/>
-          <w:numId w:val="12"/>
-        </w:numPr>
-        <w:ind w:left="0" w:firstLine="709"/>
-      </w:pPr>
-      <w:r>
-        <w:t xml:space="preserve">uniform_crossover(parent1, parent2) – реализует равномерное скрещивание родителей. Проверяется условие: если сгенерированное случайное число больше вероятности скрещивания, метод возвращает копии обоих родителей без изменений. Проверяет длину первого родителя через if len(parent1) == 0 и возвращает пару пустых списков [], [] для граничного случая. Создаёт два пустых списка для потомков. Далее запускается цикл по </w:t>
-      </w:r>
-      <w:r>
-        <w:lastRenderedPageBreak/>
-        <w:t>парам генов родителей через. На каждой итерации генерирует случайное число и проверяет условие: если условие выполнено, в первого потомка добавляется ген от первого родителя, а во второго потомка ген от второго родителя, иначе гены добавляются в обратном порядке. После обработки всех позиций возвращает пару сформированных потомков. Равномерное скрещивание обеспечивает равномерное смешивание генетического материала родителей на уровне отдельных генов.</w:t>
-      </w:r>
-    </w:p>
-    <w:p>
-      <w:pPr>
-        <w:pStyle w:val="a1"/>
-        <w:numPr>
-          <w:ilvl w:val="1"/>
-          <w:numId w:val="12"/>
-        </w:numPr>
-        <w:ind w:left="0" w:firstLine="709"/>
-      </w:pPr>
-      <w:r>
-        <w:t>one_point_crossover(parent1, parent2) – реализует одноточечное скрещивание с одной точкой разреза. Проверяет вероятность скрещивания и возвращает копии родителей при отказе от скрещивания. Далее если длина родителей меньше или равна одному, возвращаются их копии, так как невозможно выбрать точку разреза для коротких кодов. Выбирает случайную точку разреза через, где точка выбирается в диапазоне от 1 до длины минус 1 включительно. После создаются потомки путём конкатенации срезов, получается начало до точки от первого родителя и хвост от точки от второго родителя получает начало от второго родителя и хвост от первого родителя. Возвращает пару созданных потомков. Одноточечное скрещивание сохраняет большие блоки генов, что может быть полезно, если структура кодов Прюфера имеет локальные зависимости.</w:t>
-      </w:r>
-    </w:p>
-    <w:p>
-      <w:pPr>
-        <w:pStyle w:val="a1"/>
-        <w:numPr>
-          <w:ilvl w:val="1"/>
-          <w:numId w:val="12"/>
-        </w:numPr>
-        <w:ind w:left="0" w:firstLine="709"/>
-      </w:pPr>
-      <w:r>
-        <w:t xml:space="preserve">two_point_crossover(parent1, parent2) – реализует двухточечное скрещивание с двумя точками разреза. Проверяет условие выполнения скрещивания и возвращает копии родителей при отказе. Для родителей длиной 2 или меньше через делегирует выполнение методу one_point_crossover, так как невозможно выбрать две различные внутренние точки разреза. Выбирает первую точку разреза в диапазоне от 1 до длины минус 2, затем выбирает вторую точку в диапазоне от первой точки плюс один до длины минус один, что гарантирует упорядоченность точек и наличие среднего сегмента. Создаёт потомков путём конкатенации трёх срезов: child1 = parent1[:point1] + parent2[point1:point2] + parent1[point2:] и child2 получает соответствующие части в обратном порядке. Возвращает пару сформированных потомков. </w:t>
-      </w:r>
-      <w:r>
-        <w:lastRenderedPageBreak/>
-        <w:t>Двухточечное скрещивание позволяет обмениваться внутренними сегментами кодов Прюфера, сохраняя граничные области от обоих родителей.</w:t>
-      </w:r>
-    </w:p>
-    <w:p>
-      <w:pPr>
-        <w:pStyle w:val="a1"/>
-        <w:numPr>
-          <w:ilvl w:val="1"/>
-          <w:numId w:val="12"/>
-        </w:numPr>
-        <w:ind w:left="0" w:firstLine="709"/>
-      </w:pPr>
-      <w:r>
-        <w:t>mutate(individual) – реализует мутацию путём замены случайных генов на новые значения. Проверяет длину особи и возвращает копию если длина равна нулю. Далее создается копия особи и запускает цикл по всем позициям в мутированной копии через. На каждой позиции генерирует случайное число и проверяет условие if random.random() &lt; self.mutation_rate: если условие выполнено, ген на текущей позиции заменяется новым случайным значением, где новое значение выбирается от 1 до количества вершин включительно. После прохода по всем позициям возвращает мутированную копию, которая может содержать от нуля до всех изменённых генов в зависимости от вероятности мутации и случайности. Мутация заменой вводит новые гены в популяцию, что увеличивает разнообразие и помогает избегать локальных оптимумов.</w:t>
-      </w:r>
-    </w:p>
-    <w:p>
-      <w:pPr>
-        <w:pStyle w:val="a1"/>
-        <w:numPr>
-          <w:ilvl w:val="1"/>
-          <w:numId w:val="12"/>
-        </w:numPr>
-        <w:ind w:left="0" w:firstLine="709"/>
-      </w:pPr>
-      <w:r>
-        <w:t>mutate_swap(individual) – реализует мутацию обменом двух случайных генов. Генерирует случайное число и проверяет условие: если число больше вероятности мутации или длина особи меньше двух, возвращает копию особи без изменений. Потом создаётся копия особи и выбирается два различных индекса через i, j = random.sample(range(len(mutated)), 2), где random.sample гарантирует выбор двух разных позиций из диапазона длины особи. Обменивает гены на выбранных позициях через одновременное присваивание. Возвращает мутированную особь mutated с обменёнными генами. Мутация обменом сохраняет набор генов, присутствующих в коде Прюфера, изменяя только их порядок, что может значительно изменить структуру кодируемого дерева.</w:t>
-      </w:r>
-    </w:p>
-    <w:p>
-      <w:pPr>
-        <w:pStyle w:val="a1"/>
-      </w:pPr>
-      <w:r>
-        <w:t xml:space="preserve">Таким образом Класс GeneticAlgorithmMST использует экземпляр класса GeneticOperators для выполнения всех генетических операций в процессе эволюции. Основной алгоритм управляет высокоуровневой логикой эволюционного процесса, включая оценку популяции с использованием двухуровневой функции приспособленности, формирование новых поколений </w:t>
-      </w:r>
-      <w:r>
-        <w:lastRenderedPageBreak/>
-        <w:t>через элитизм и генерацию потомков, сохранение истории для возможности отката к предыдущим состояниям и сбор статистики для анализа сходимости. Генетические операторы инкапсулируют низкоуровневые операции над кодами Прюфера, обеспечивая модульность и возможность независимого тестирования каждого оператора.</w:t>
-      </w:r>
-    </w:p>
-    <w:p>
-      <w:pPr>
-        <w:pStyle w:val="a1"/>
-      </w:pPr>
-      <w:r>
-        <w:t>Использование кодов Прюфера как представления решений гарантирует, что каждая особь кодирует корректное остовное дерево без циклов, что устраняет необходимость проверок валидности на структурном уровне. Двухуровневая функция приспособленности с системой штрафов направляет эволюцию от невалидных деревьев, содержащих рёбра отсутствующие в графе, через постепенное исправление ошибок к валидным деревьям, и далее к минимизации суммарного веса среди валидных решений. Такой подход обеспечивает работоспособность алгоритма даже при случайной инициализации популяции с большим количеством невалидных особей, позволяя алгоритму постепенно улучшать решения через механизмы селекции, скрещивания и мутации.</w:t>
+        <w:t xml:space="preserve">удвоенный максимальный вес дерева, тысячу за каждое </w:t>
+      </w:r>
+      <w:proofErr w:type="spellStart"/>
+      <w:r>
+        <w:t>невалидное</w:t>
+      </w:r>
+      <w:proofErr w:type="spellEnd"/>
+      <w:r>
+        <w:t xml:space="preserve"> ребро и суммарный вес валидных рёбер, что направляет эволюцию от </w:t>
+      </w:r>
+      <w:proofErr w:type="spellStart"/>
+      <w:r>
+        <w:t>невалидных</w:t>
+      </w:r>
+      <w:proofErr w:type="spellEnd"/>
+      <w:r>
+        <w:t xml:space="preserve"> решений через постепенное исправление ошибок к оптимальным.</w:t>
+      </w:r>
+    </w:p>
+    <w:p>
+      <w:pPr>
+        <w:pStyle w:val="a1"/>
+      </w:pPr>
+      <w:r>
+        <w:t>Процесс эволюции реализован методом </w:t>
+      </w:r>
+      <w:proofErr w:type="spellStart"/>
+      <w:r>
+        <w:t>step</w:t>
+      </w:r>
+      <w:proofErr w:type="spellEnd"/>
+      <w:r>
+        <w:t>, который выполняет одно поколение алгоритма. Сначала текущая популяция оценивается методом _</w:t>
+      </w:r>
+      <w:proofErr w:type="spellStart"/>
+      <w:r>
+        <w:t>evaluate_population</w:t>
+      </w:r>
+      <w:proofErr w:type="spellEnd"/>
+      <w:r>
+        <w:t xml:space="preserve"> для селекции родителей. Новая популяция формируется через </w:t>
+      </w:r>
+      <w:proofErr w:type="spellStart"/>
+      <w:r>
+        <w:t>элитизм</w:t>
+      </w:r>
+      <w:proofErr w:type="spellEnd"/>
+      <w:r>
+        <w:t>, когда лучшие особи копируются без изменений, и генерацию потомков. Родители выбираются методом _</w:t>
+      </w:r>
+      <w:proofErr w:type="spellStart"/>
+      <w:r>
+        <w:t>select_parent</w:t>
+      </w:r>
+      <w:proofErr w:type="spellEnd"/>
+      <w:r>
+        <w:t>, скрещиваются методом _</w:t>
+      </w:r>
+      <w:proofErr w:type="spellStart"/>
+      <w:r>
+        <w:t>crossover</w:t>
+      </w:r>
+      <w:proofErr w:type="spellEnd"/>
+      <w:r>
+        <w:t> и мутируют методом _</w:t>
+      </w:r>
+      <w:proofErr w:type="spellStart"/>
+      <w:r>
+        <w:t>mutate</w:t>
+      </w:r>
+      <w:proofErr w:type="spellEnd"/>
+      <w:r>
+        <w:t>, каждый из которых вызывает соответствующие методы класса </w:t>
+      </w:r>
+      <w:proofErr w:type="spellStart"/>
+      <w:r>
+        <w:t>GeneticOperators</w:t>
+      </w:r>
+      <w:proofErr w:type="spellEnd"/>
+      <w:r>
+        <w:t> в зависимости от выбранного типа оператора. После создания новой популяции она оценивается повторно для сбора статистики, которая сохраняется методом _</w:t>
+      </w:r>
+      <w:proofErr w:type="spellStart"/>
+      <w:r>
+        <w:t>save_state</w:t>
+      </w:r>
+      <w:proofErr w:type="spellEnd"/>
+      <w:r>
+        <w:t> в историю для возможности отката через метод </w:t>
+      </w:r>
+      <w:proofErr w:type="spellStart"/>
+      <w:r>
+        <w:t>rollback</w:t>
+      </w:r>
+      <w:proofErr w:type="spellEnd"/>
+      <w:r>
+        <w:t>.</w:t>
+      </w:r>
+    </w:p>
+    <w:p>
+      <w:pPr>
+        <w:pStyle w:val="a1"/>
+      </w:pPr>
+      <w:r>
+        <w:t xml:space="preserve">Метод </w:t>
+      </w:r>
+      <w:proofErr w:type="spellStart"/>
+      <w:r>
+        <w:t>run</w:t>
+      </w:r>
+      <w:proofErr w:type="spellEnd"/>
+      <w:r>
+        <w:t xml:space="preserve"> запускает цикл эволюции на заданное количество поколений, последовательно вызывая метод </w:t>
+      </w:r>
+      <w:proofErr w:type="spellStart"/>
+      <w:r>
+        <w:t>step</w:t>
+      </w:r>
+      <w:proofErr w:type="spellEnd"/>
+      <w:r>
+        <w:t xml:space="preserve"> для каждой итерации. Для работы с результатами реализованы методы </w:t>
+      </w:r>
+      <w:proofErr w:type="spellStart"/>
+      <w:r>
+        <w:t>get_best_solution</w:t>
+      </w:r>
+      <w:proofErr w:type="spellEnd"/>
+      <w:r>
+        <w:t xml:space="preserve"> для получения лучшего решения из текущей популяции, </w:t>
+      </w:r>
+      <w:proofErr w:type="spellStart"/>
+      <w:r>
+        <w:t>get_all_solutions</w:t>
+      </w:r>
+      <w:proofErr w:type="spellEnd"/>
+      <w:r>
+        <w:t xml:space="preserve"> для доступа ко всей отсортированной популяции с рангами, кодами </w:t>
+      </w:r>
+      <w:proofErr w:type="spellStart"/>
+      <w:r>
+        <w:t>Прюфера</w:t>
+      </w:r>
+      <w:proofErr w:type="spellEnd"/>
+      <w:r>
+        <w:t xml:space="preserve"> и весами особей, и </w:t>
+      </w:r>
+      <w:proofErr w:type="spellStart"/>
+      <w:r>
+        <w:t>get_statistics</w:t>
+      </w:r>
+      <w:proofErr w:type="spellEnd"/>
+      <w:r>
+        <w:t xml:space="preserve"> для извлечения полной статистики по всем поколениям, включая списки лучшего, среднего и худшего </w:t>
+      </w:r>
+      <w:proofErr w:type="spellStart"/>
+      <w:r>
+        <w:t>fitness</w:t>
+      </w:r>
+      <w:proofErr w:type="spellEnd"/>
+      <w:r>
+        <w:t>.</w:t>
+      </w:r>
+    </w:p>
+    <w:p>
+      <w:pPr>
+        <w:pStyle w:val="a1"/>
+      </w:pPr>
+      <w:r>
+        <w:t xml:space="preserve">Использование кодов </w:t>
+      </w:r>
+      <w:proofErr w:type="spellStart"/>
+      <w:r>
+        <w:t>Прюфера</w:t>
+      </w:r>
+      <w:proofErr w:type="spellEnd"/>
+      <w:r>
+        <w:t xml:space="preserve"> гарантирует корректность всех генерируемых деревьев без циклов, устраняя необходимость проверок валидности на структурном уровне. Двухуровневая функция приспособленности с системой штрафов обеспечивает робастность алгоритма даже при случайной инициализации популяции с большим количеством </w:t>
+      </w:r>
+      <w:proofErr w:type="spellStart"/>
+      <w:r>
+        <w:t>невалидных</w:t>
+      </w:r>
+      <w:proofErr w:type="spellEnd"/>
+      <w:r>
+        <w:t xml:space="preserve"> особей.</w:t>
       </w:r>
     </w:p>
     <w:p>
@@ -7774,7 +8092,35 @@
         <w:pStyle w:val="a1"/>
       </w:pPr>
       <w:r>
-        <w:t>Графический интерфейс разработан с использованием стандартной библиотеки Tkinter, а также библиотек Matplotlib и NetworkX для динамической отрисовки графов и построения графиков сходимости. Интерфейс организован по модульному принципу, разделяя функциональность на компоненты, что обеспечивает удобство</w:t>
+        <w:t xml:space="preserve">Графический интерфейс разработан с использованием стандартной библиотеки </w:t>
+      </w:r>
+      <w:proofErr w:type="spellStart"/>
+      <w:r>
+        <w:t>Tkinter</w:t>
+      </w:r>
+      <w:proofErr w:type="spellEnd"/>
+      <w:r>
+        <w:t xml:space="preserve">, а также библиотек </w:t>
+      </w:r>
+      <w:proofErr w:type="spellStart"/>
+      <w:r>
+        <w:t>Matplotlib</w:t>
+      </w:r>
+      <w:proofErr w:type="spellEnd"/>
+      <w:r>
+        <w:t xml:space="preserve"> и </w:t>
+      </w:r>
+      <w:proofErr w:type="spellStart"/>
+      <w:r>
+        <w:t>NetworkX</w:t>
+      </w:r>
+      <w:proofErr w:type="spellEnd"/>
+      <w:r>
+        <w:t xml:space="preserve"> для динамической отрисовки графов и построения графиков сходимости. </w:t>
+      </w:r>
+      <w:r>
+        <w:lastRenderedPageBreak/>
+        <w:t>Интерфейс организован по модульному принципу, разделяя функциональность на компоненты, что обеспечивает удобство</w:t>
       </w:r>
       <w:r>
         <w:t xml:space="preserve"> </w:t>
@@ -7804,26 +8150,76 @@
       <w:pPr>
         <w:pStyle w:val="a1"/>
       </w:pPr>
+      <w:proofErr w:type="spellStart"/>
       <w:r>
         <w:rPr>
           <w:b/>
           <w:bCs/>
         </w:rPr>
-        <w:t>class GraphDrawer</w:t>
-      </w:r>
-    </w:p>
-    <w:p>
-      <w:pPr>
-        <w:pStyle w:val="a1"/>
-      </w:pPr>
-      <w:r>
-        <w:t xml:space="preserve">Класс отвечает за отрисовку структуры графа и выделение найденного минимального остовного дерева на </w:t>
+        <w:t>class</w:t>
+      </w:r>
+      <w:proofErr w:type="spellEnd"/>
+      <w:r>
+        <w:rPr>
+          <w:b/>
+          <w:bCs/>
+        </w:rPr>
+        <w:t xml:space="preserve"> </w:t>
+      </w:r>
+      <w:proofErr w:type="spellStart"/>
+      <w:r>
+        <w:rPr>
+          <w:b/>
+          <w:bCs/>
+        </w:rPr>
+        <w:t>GraphDrawer</w:t>
+      </w:r>
+      <w:proofErr w:type="spellEnd"/>
+    </w:p>
+    <w:p>
+      <w:pPr>
+        <w:pStyle w:val="a1"/>
+      </w:pPr>
+      <w:r>
+        <w:t xml:space="preserve">Класс отвечает за отрисовку структуры графа и выделение найденного минимального </w:t>
+      </w:r>
+      <w:proofErr w:type="spellStart"/>
+      <w:r>
+        <w:t>остовного</w:t>
+      </w:r>
+      <w:proofErr w:type="spellEnd"/>
+      <w:r>
+        <w:t xml:space="preserve"> дерева на </w:t>
       </w:r>
       <w:r>
         <w:t>поле</w:t>
       </w:r>
       <w:r>
-        <w:t xml:space="preserve"> Tkinter с помощью интеграции с Matplotlib и NetworkX.</w:t>
+        <w:t xml:space="preserve"> </w:t>
+      </w:r>
+      <w:proofErr w:type="spellStart"/>
+      <w:r>
+        <w:t>Tkinter</w:t>
+      </w:r>
+      <w:proofErr w:type="spellEnd"/>
+      <w:r>
+        <w:t xml:space="preserve"> с помощью интеграции с </w:t>
+      </w:r>
+      <w:proofErr w:type="spellStart"/>
+      <w:r>
+        <w:t>Matplotlib</w:t>
+      </w:r>
+      <w:proofErr w:type="spellEnd"/>
+      <w:r>
+        <w:t xml:space="preserve"> и </w:t>
+      </w:r>
+      <w:proofErr w:type="spellStart"/>
+      <w:r>
+        <w:t>NetworkX</w:t>
+      </w:r>
+      <w:proofErr w:type="spellEnd"/>
+      <w:r>
+        <w:t>.</w:t>
       </w:r>
     </w:p>
     <w:p>
@@ -7862,7 +8258,15 @@
         <w:t>поле</w:t>
       </w:r>
       <w:r>
-        <w:t xml:space="preserve"> Tkinter для размещения графика.</w:t>
+        <w:t xml:space="preserve"> </w:t>
+      </w:r>
+      <w:proofErr w:type="spellStart"/>
+      <w:r>
+        <w:t>Tkinter</w:t>
+      </w:r>
+      <w:proofErr w:type="spellEnd"/>
+      <w:r>
+        <w:t xml:space="preserve"> для размещения графика.</w:t>
       </w:r>
     </w:p>
     <w:p>
@@ -7881,7 +8285,6 @@
         <w:rPr>
           <w:lang w:val="en-US"/>
         </w:rPr>
-        <w:lastRenderedPageBreak/>
         <w:t>pos</w:t>
       </w:r>
       <w:r>
@@ -7910,7 +8313,15 @@
         <w:t xml:space="preserve">fig - </w:t>
       </w:r>
       <w:r>
-        <w:t>фигура Matplotlib.</w:t>
+        <w:t xml:space="preserve">фигура </w:t>
+      </w:r>
+      <w:proofErr w:type="spellStart"/>
+      <w:r>
+        <w:t>Matplotlib</w:t>
+      </w:r>
+      <w:proofErr w:type="spellEnd"/>
+      <w:r>
+        <w:t>.</w:t>
       </w:r>
     </w:p>
     <w:p>
@@ -7950,14 +8361,27 @@
           <w:tab w:val="left" w:pos="709"/>
         </w:tabs>
       </w:pPr>
-      <w:r>
-        <w:t xml:space="preserve">plot_canvas </w:t>
+      <w:proofErr w:type="spellStart"/>
+      <w:r>
+        <w:t>plot_canvas</w:t>
+      </w:r>
+      <w:proofErr w:type="spellEnd"/>
+      <w:r>
+        <w:t xml:space="preserve"> </w:t>
       </w:r>
       <w:r>
         <w:t xml:space="preserve">- </w:t>
       </w:r>
       <w:r>
-        <w:t>виджет для встраивания графика в Tkinter.</w:t>
+        <w:t xml:space="preserve">виджет для встраивания графика в </w:t>
+      </w:r>
+      <w:proofErr w:type="spellStart"/>
+      <w:r>
+        <w:t>Tkinter</w:t>
+      </w:r>
+      <w:proofErr w:type="spellEnd"/>
+      <w:r>
+        <w:t>.</w:t>
       </w:r>
     </w:p>
     <w:p>
@@ -7972,8 +8396,13 @@
           <w:tab w:val="left" w:pos="709"/>
         </w:tabs>
       </w:pPr>
-      <w:r>
-        <w:t xml:space="preserve">plot_widget </w:t>
+      <w:proofErr w:type="spellStart"/>
+      <w:r>
+        <w:t>plot_widget</w:t>
+      </w:r>
+      <w:proofErr w:type="spellEnd"/>
+      <w:r>
+        <w:t xml:space="preserve"> </w:t>
       </w:r>
       <w:r>
         <w:t xml:space="preserve">- </w:t>
@@ -8003,13 +8432,53 @@
         </w:tabs>
       </w:pPr>
       <w:r>
-        <w:t xml:space="preserve">__init__(canvas_widget) </w:t>
+        <w:t>__</w:t>
+      </w:r>
+      <w:proofErr w:type="spellStart"/>
+      <w:r>
+        <w:t>init</w:t>
+      </w:r>
+      <w:proofErr w:type="spellEnd"/>
+      <w:r>
+        <w:t>__(</w:t>
+      </w:r>
+      <w:proofErr w:type="spellStart"/>
+      <w:r>
+        <w:t>canvas_widget</w:t>
+      </w:r>
+      <w:proofErr w:type="spellEnd"/>
+      <w:r>
+        <w:t xml:space="preserve">) </w:t>
       </w:r>
       <w:r>
         <w:t xml:space="preserve">- </w:t>
       </w:r>
       <w:r>
-        <w:t>инициализирует фигуру Matplotlib, настраивает белый фон и интегрирует виджет графика в Tkinter.Canvas через FigureCanvasTkAgg.</w:t>
+        <w:t xml:space="preserve">инициализирует фигуру </w:t>
+      </w:r>
+      <w:proofErr w:type="spellStart"/>
+      <w:r>
+        <w:t>Matplotlib</w:t>
+      </w:r>
+      <w:proofErr w:type="spellEnd"/>
+      <w:r>
+        <w:t xml:space="preserve">, настраивает белый фон и интегрирует виджет графика в </w:t>
+      </w:r>
+      <w:proofErr w:type="spellStart"/>
+      <w:r>
+        <w:t>Tkinter.Canvas</w:t>
+      </w:r>
+      <w:proofErr w:type="spellEnd"/>
+      <w:r>
+        <w:t xml:space="preserve"> через </w:t>
+      </w:r>
+      <w:proofErr w:type="spellStart"/>
+      <w:r>
+        <w:t>FigureCanvasTkAgg</w:t>
+      </w:r>
+      <w:proofErr w:type="spellEnd"/>
+      <w:r>
+        <w:t>.</w:t>
       </w:r>
     </w:p>
     <w:p>
@@ -8028,7 +8497,77 @@
         <w:rPr>
           <w:lang w:val="en-US"/>
         </w:rPr>
-        <w:t>draw(vertices_count, edges_list, mst_edges=None, selected_edges=None, reset_layout=False)</w:t>
+        <w:t>draw(</w:t>
+      </w:r>
+      <w:proofErr w:type="spellStart"/>
+      <w:r>
+        <w:rPr>
+          <w:lang w:val="en-US"/>
+        </w:rPr>
+        <w:t>vertices_count</w:t>
+      </w:r>
+      <w:proofErr w:type="spellEnd"/>
+      <w:r>
+        <w:rPr>
+          <w:lang w:val="en-US"/>
+        </w:rPr>
+        <w:t xml:space="preserve">, </w:t>
+      </w:r>
+      <w:proofErr w:type="spellStart"/>
+      <w:r>
+        <w:rPr>
+          <w:lang w:val="en-US"/>
+        </w:rPr>
+        <w:t>edges_list</w:t>
+      </w:r>
+      <w:proofErr w:type="spellEnd"/>
+      <w:r>
+        <w:rPr>
+          <w:lang w:val="en-US"/>
+        </w:rPr>
+        <w:t xml:space="preserve">, </w:t>
+      </w:r>
+      <w:proofErr w:type="spellStart"/>
+      <w:r>
+        <w:rPr>
+          <w:lang w:val="en-US"/>
+        </w:rPr>
+        <w:t>mst_edges</w:t>
+      </w:r>
+      <w:proofErr w:type="spellEnd"/>
+      <w:r>
+        <w:rPr>
+          <w:lang w:val="en-US"/>
+        </w:rPr>
+        <w:t xml:space="preserve">=None, </w:t>
+      </w:r>
+      <w:proofErr w:type="spellStart"/>
+      <w:r>
+        <w:rPr>
+          <w:lang w:val="en-US"/>
+        </w:rPr>
+        <w:t>selected_edges</w:t>
+      </w:r>
+      <w:proofErr w:type="spellEnd"/>
+      <w:r>
+        <w:rPr>
+          <w:lang w:val="en-US"/>
+        </w:rPr>
+        <w:t xml:space="preserve">=None, </w:t>
+      </w:r>
+      <w:proofErr w:type="spellStart"/>
+      <w:r>
+        <w:rPr>
+          <w:lang w:val="en-US"/>
+        </w:rPr>
+        <w:t>reset_layout</w:t>
+      </w:r>
+      <w:proofErr w:type="spellEnd"/>
+      <w:r>
+        <w:rPr>
+          <w:lang w:val="en-US"/>
+        </w:rPr>
+        <w:t>=False)</w:t>
       </w:r>
       <w:r>
         <w:rPr>
@@ -8070,7 +8609,55 @@
         <w:t xml:space="preserve">, </w:t>
       </w:r>
       <w:r>
-        <w:t>рассчитывает стабильное расположение вершин по алгоритму spring_layout с коэффициентом в зависимости от числа вершин. Отрисовывает рёбра графа, вершины, их метки и веса рёбер. При передаче списка mst_edges подсвечивает рёбра, входящие в текущее лучшее остовное дерево, красным цветом (crimson) с увеличенной толщиной. При передаче selected_edges подсвечивает рёбра выбранной особи зелёным цветом пунктирной линией, что позволяет визуально сравнивать различные решения.</w:t>
+        <w:t xml:space="preserve">рассчитывает стабильное расположение вершин по алгоритму </w:t>
+      </w:r>
+      <w:proofErr w:type="spellStart"/>
+      <w:r>
+        <w:t>spring_layout</w:t>
+      </w:r>
+      <w:proofErr w:type="spellEnd"/>
+      <w:r>
+        <w:t xml:space="preserve"> с коэффициентом в зависимости от числа вершин. </w:t>
+      </w:r>
+      <w:proofErr w:type="spellStart"/>
+      <w:r>
+        <w:t>Отрисовывает</w:t>
+      </w:r>
+      <w:proofErr w:type="spellEnd"/>
+      <w:r>
+        <w:t xml:space="preserve"> рёбра графа, вершины, их метки и веса рёбер. При передаче списка </w:t>
+      </w:r>
+      <w:proofErr w:type="spellStart"/>
+      <w:r>
+        <w:t>mst_edges</w:t>
+      </w:r>
+      <w:proofErr w:type="spellEnd"/>
+      <w:r>
+        <w:t xml:space="preserve"> подсвечивает рёбра, входящие в текущее лучшее </w:t>
+      </w:r>
+      <w:proofErr w:type="spellStart"/>
+      <w:r>
+        <w:t>остовное</w:t>
+      </w:r>
+      <w:proofErr w:type="spellEnd"/>
+      <w:r>
+        <w:t xml:space="preserve"> дерево, красным цветом (</w:t>
+      </w:r>
+      <w:proofErr w:type="spellStart"/>
+      <w:r>
+        <w:t>crimson</w:t>
+      </w:r>
+      <w:proofErr w:type="spellEnd"/>
+      <w:r>
+        <w:t xml:space="preserve">) с увеличенной толщиной. При передаче </w:t>
+      </w:r>
+      <w:proofErr w:type="spellStart"/>
+      <w:r>
+        <w:t>selected_edges</w:t>
+      </w:r>
+      <w:proofErr w:type="spellEnd"/>
+      <w:r>
+        <w:t xml:space="preserve"> подсвечивает рёбра выбранной особи зелёным цветом пунктирной линией, что позволяет визуально сравнивать различные решения.</w:t>
       </w:r>
     </w:p>
     <w:p>
@@ -8085,8 +8672,22 @@
           <w:tab w:val="left" w:pos="709"/>
         </w:tabs>
       </w:pPr>
-      <w:r>
-        <w:t xml:space="preserve">clear(self) </w:t>
+      <w:proofErr w:type="spellStart"/>
+      <w:r>
+        <w:lastRenderedPageBreak/>
+        <w:t>clear</w:t>
+      </w:r>
+      <w:proofErr w:type="spellEnd"/>
+      <w:r>
+        <w:t>(</w:t>
+      </w:r>
+      <w:proofErr w:type="spellStart"/>
+      <w:r>
+        <w:t>self</w:t>
+      </w:r>
+      <w:proofErr w:type="spellEnd"/>
+      <w:r>
+        <w:t xml:space="preserve">) </w:t>
       </w:r>
       <w:r>
         <w:t xml:space="preserve">- </w:t>
@@ -8108,13 +8709,31 @@
       <w:pPr>
         <w:pStyle w:val="a1"/>
       </w:pPr>
+      <w:proofErr w:type="spellStart"/>
       <w:r>
         <w:rPr>
           <w:b/>
           <w:bCs/>
         </w:rPr>
-        <w:t>class ParameterFrame</w:t>
-      </w:r>
+        <w:t>class</w:t>
+      </w:r>
+      <w:proofErr w:type="spellEnd"/>
+      <w:r>
+        <w:rPr>
+          <w:b/>
+          <w:bCs/>
+        </w:rPr>
+        <w:t xml:space="preserve"> </w:t>
+      </w:r>
+      <w:proofErr w:type="spellStart"/>
+      <w:r>
+        <w:rPr>
+          <w:b/>
+          <w:bCs/>
+        </w:rPr>
+        <w:t>ParameterFrame</w:t>
+      </w:r>
+      <w:proofErr w:type="spellEnd"/>
     </w:p>
     <w:p>
       <w:pPr>
@@ -8144,8 +8763,13 @@
           <w:tab w:val="left" w:pos="709"/>
         </w:tabs>
       </w:pPr>
-      <w:r>
-        <w:t xml:space="preserve">frame </w:t>
+      <w:proofErr w:type="spellStart"/>
+      <w:r>
+        <w:t>frame</w:t>
+      </w:r>
+      <w:proofErr w:type="spellEnd"/>
+      <w:r>
+        <w:t xml:space="preserve"> </w:t>
       </w:r>
       <w:r>
         <w:rPr>
@@ -8169,8 +8793,13 @@
           <w:tab w:val="left" w:pos="709"/>
         </w:tabs>
       </w:pPr>
-      <w:r>
-        <w:t xml:space="preserve">population </w:t>
+      <w:proofErr w:type="spellStart"/>
+      <w:r>
+        <w:t>population</w:t>
+      </w:r>
+      <w:proofErr w:type="spellEnd"/>
+      <w:r>
+        <w:t xml:space="preserve"> </w:t>
       </w:r>
       <w:r>
         <w:t xml:space="preserve">- </w:t>
@@ -8191,8 +8820,13 @@
           <w:tab w:val="left" w:pos="709"/>
         </w:tabs>
       </w:pPr>
-      <w:r>
-        <w:t xml:space="preserve">generations </w:t>
+      <w:proofErr w:type="spellStart"/>
+      <w:r>
+        <w:t>generations</w:t>
+      </w:r>
+      <w:proofErr w:type="spellEnd"/>
+      <w:r>
+        <w:t xml:space="preserve"> </w:t>
       </w:r>
       <w:r>
         <w:t xml:space="preserve">- </w:t>
@@ -8213,8 +8847,13 @@
           <w:tab w:val="left" w:pos="709"/>
         </w:tabs>
       </w:pPr>
-      <w:r>
-        <w:t xml:space="preserve">crossover </w:t>
+      <w:proofErr w:type="spellStart"/>
+      <w:r>
+        <w:t>crossover</w:t>
+      </w:r>
+      <w:proofErr w:type="spellEnd"/>
+      <w:r>
+        <w:t xml:space="preserve"> </w:t>
       </w:r>
       <w:r>
         <w:t xml:space="preserve">- </w:t>
@@ -8235,9 +8874,13 @@
           <w:tab w:val="left" w:pos="709"/>
         </w:tabs>
       </w:pPr>
-      <w:r>
-        <w:lastRenderedPageBreak/>
-        <w:t xml:space="preserve">mutation </w:t>
+      <w:proofErr w:type="spellStart"/>
+      <w:r>
+        <w:t>mutation</w:t>
+      </w:r>
+      <w:proofErr w:type="spellEnd"/>
+      <w:r>
+        <w:t xml:space="preserve"> </w:t>
       </w:r>
       <w:r>
         <w:t xml:space="preserve">- </w:t>
@@ -8258,8 +8901,13 @@
           <w:tab w:val="left" w:pos="709"/>
         </w:tabs>
       </w:pPr>
-      <w:r>
-        <w:t xml:space="preserve">selection </w:t>
+      <w:proofErr w:type="spellStart"/>
+      <w:r>
+        <w:t>selection</w:t>
+      </w:r>
+      <w:proofErr w:type="spellEnd"/>
+      <w:r>
+        <w:t xml:space="preserve"> </w:t>
       </w:r>
       <w:r>
         <w:t xml:space="preserve">- </w:t>
@@ -8280,8 +8928,13 @@
           <w:tab w:val="left" w:pos="709"/>
         </w:tabs>
       </w:pPr>
-      <w:r>
-        <w:t xml:space="preserve">tournament_size </w:t>
+      <w:proofErr w:type="spellStart"/>
+      <w:r>
+        <w:t>tournament_size</w:t>
+      </w:r>
+      <w:proofErr w:type="spellEnd"/>
+      <w:r>
+        <w:t xml:space="preserve"> </w:t>
       </w:r>
       <w:r>
         <w:t xml:space="preserve">- </w:t>
@@ -8302,8 +8955,13 @@
           <w:tab w:val="left" w:pos="709"/>
         </w:tabs>
       </w:pPr>
-      <w:r>
-        <w:t xml:space="preserve">crossover_method </w:t>
+      <w:proofErr w:type="spellStart"/>
+      <w:r>
+        <w:t>crossover_method</w:t>
+      </w:r>
+      <w:proofErr w:type="spellEnd"/>
+      <w:r>
+        <w:t xml:space="preserve"> </w:t>
       </w:r>
       <w:r>
         <w:t xml:space="preserve">- </w:t>
@@ -8324,8 +8982,13 @@
           <w:tab w:val="left" w:pos="709"/>
         </w:tabs>
       </w:pPr>
-      <w:r>
-        <w:t xml:space="preserve">mutation_method </w:t>
+      <w:proofErr w:type="spellStart"/>
+      <w:r>
+        <w:t>mutation_method</w:t>
+      </w:r>
+      <w:proofErr w:type="spellEnd"/>
+      <w:r>
+        <w:t xml:space="preserve"> </w:t>
       </w:r>
       <w:r>
         <w:t xml:space="preserve">- </w:t>
@@ -8346,8 +9009,13 @@
           <w:tab w:val="left" w:pos="709"/>
         </w:tabs>
       </w:pPr>
-      <w:r>
-        <w:t xml:space="preserve">elitism </w:t>
+      <w:proofErr w:type="spellStart"/>
+      <w:r>
+        <w:t>elitism</w:t>
+      </w:r>
+      <w:proofErr w:type="spellEnd"/>
+      <w:r>
+        <w:t xml:space="preserve"> </w:t>
       </w:r>
       <w:r>
         <w:t xml:space="preserve">- </w:t>
@@ -8383,7 +9051,23 @@
         </w:tabs>
       </w:pPr>
       <w:r>
-        <w:t xml:space="preserve">__init__(parent) </w:t>
+        <w:t>__</w:t>
+      </w:r>
+      <w:proofErr w:type="spellStart"/>
+      <w:r>
+        <w:t>init</w:t>
+      </w:r>
+      <w:proofErr w:type="spellEnd"/>
+      <w:r>
+        <w:t>__(</w:t>
+      </w:r>
+      <w:proofErr w:type="spellStart"/>
+      <w:r>
+        <w:t>parent</w:t>
+      </w:r>
+      <w:proofErr w:type="spellEnd"/>
+      <w:r>
+        <w:t xml:space="preserve">) </w:t>
       </w:r>
       <w:r>
         <w:t>-</w:t>
@@ -8417,7 +9101,31 @@
         </w:tabs>
       </w:pPr>
       <w:r>
-        <w:t xml:space="preserve">_update_selection(event=None) </w:t>
+        <w:t>_</w:t>
+      </w:r>
+      <w:proofErr w:type="spellStart"/>
+      <w:r>
+        <w:t>update_selection</w:t>
+      </w:r>
+      <w:proofErr w:type="spellEnd"/>
+      <w:r>
+        <w:t>(</w:t>
+      </w:r>
+      <w:proofErr w:type="spellStart"/>
+      <w:r>
+        <w:t>event</w:t>
+      </w:r>
+      <w:proofErr w:type="spellEnd"/>
+      <w:r>
+        <w:t>=</w:t>
+      </w:r>
+      <w:proofErr w:type="spellStart"/>
+      <w:r>
+        <w:t>None</w:t>
+      </w:r>
+      <w:proofErr w:type="spellEnd"/>
+      <w:r>
+        <w:t xml:space="preserve">) </w:t>
       </w:r>
       <w:r>
         <w:t xml:space="preserve">- </w:t>
@@ -8441,8 +9149,13 @@
           <w:tab w:val="left" w:pos="709"/>
         </w:tabs>
       </w:pPr>
-      <w:r>
-        <w:t xml:space="preserve">get_parameters() </w:t>
+      <w:proofErr w:type="spellStart"/>
+      <w:r>
+        <w:t>get_parameters</w:t>
+      </w:r>
+      <w:proofErr w:type="spellEnd"/>
+      <w:r>
+        <w:t xml:space="preserve">() </w:t>
       </w:r>
       <w:r>
         <w:t>-</w:t>
@@ -8454,17 +9167,32 @@
     <w:p>
       <w:pPr>
         <w:pStyle w:val="a1"/>
-        <w:rPr>
-          <w:lang w:val="en-US"/>
-        </w:rPr>
-      </w:pPr>
+      </w:pPr>
+      <w:proofErr w:type="spellStart"/>
       <w:r>
         <w:rPr>
           <w:b/>
           <w:bCs/>
         </w:rPr>
-        <w:t>class ControlButtons</w:t>
-      </w:r>
+        <w:t>class</w:t>
+      </w:r>
+      <w:proofErr w:type="spellEnd"/>
+      <w:r>
+        <w:rPr>
+          <w:b/>
+          <w:bCs/>
+        </w:rPr>
+        <w:t xml:space="preserve"> </w:t>
+      </w:r>
+      <w:proofErr w:type="spellStart"/>
+      <w:r>
+        <w:rPr>
+          <w:b/>
+          <w:bCs/>
+        </w:rPr>
+        <w:t>ControlButtons</w:t>
+      </w:r>
+      <w:proofErr w:type="spellEnd"/>
     </w:p>
     <w:p>
       <w:pPr>
@@ -8494,9 +9222,11 @@
           <w:tab w:val="left" w:pos="709"/>
         </w:tabs>
       </w:pPr>
+      <w:proofErr w:type="spellStart"/>
       <w:r>
         <w:t>btn_generate</w:t>
       </w:r>
+      <w:proofErr w:type="spellEnd"/>
       <w:r>
         <w:t xml:space="preserve"> - </w:t>
       </w:r>
@@ -8516,9 +9246,12 @@
           <w:tab w:val="left" w:pos="709"/>
         </w:tabs>
       </w:pPr>
-      <w:r>
+      <w:proofErr w:type="spellStart"/>
+      <w:r>
+        <w:lastRenderedPageBreak/>
         <w:t>btn_load</w:t>
       </w:r>
+      <w:proofErr w:type="spellEnd"/>
       <w:r>
         <w:t xml:space="preserve"> - </w:t>
       </w:r>
@@ -8538,9 +9271,11 @@
           <w:tab w:val="left" w:pos="709"/>
         </w:tabs>
       </w:pPr>
+      <w:proofErr w:type="spellStart"/>
       <w:r>
         <w:t>btn_manual</w:t>
       </w:r>
+      <w:proofErr w:type="spellEnd"/>
       <w:r>
         <w:t xml:space="preserve"> - </w:t>
       </w:r>
@@ -8560,9 +9295,11 @@
           <w:tab w:val="left" w:pos="709"/>
         </w:tabs>
       </w:pPr>
+      <w:proofErr w:type="spellStart"/>
       <w:r>
         <w:t>btn_run</w:t>
       </w:r>
+      <w:proofErr w:type="spellEnd"/>
       <w:r>
         <w:t xml:space="preserve"> -</w:t>
       </w:r>
@@ -8582,9 +9319,11 @@
           <w:tab w:val="left" w:pos="709"/>
         </w:tabs>
       </w:pPr>
+      <w:proofErr w:type="spellStart"/>
       <w:r>
         <w:t>btn_reset</w:t>
       </w:r>
+      <w:proofErr w:type="spellEnd"/>
       <w:r>
         <w:t xml:space="preserve"> - </w:t>
       </w:r>
@@ -8604,9 +9343,11 @@
           <w:tab w:val="left" w:pos="709"/>
         </w:tabs>
       </w:pPr>
+      <w:proofErr w:type="spellStart"/>
       <w:r>
         <w:t>btn_back</w:t>
       </w:r>
+      <w:proofErr w:type="spellEnd"/>
       <w:r>
         <w:t xml:space="preserve"> - </w:t>
       </w:r>
@@ -8626,9 +9367,11 @@
           <w:tab w:val="left" w:pos="709"/>
         </w:tabs>
       </w:pPr>
+      <w:proofErr w:type="spellStart"/>
       <w:r>
         <w:t>btn_play</w:t>
       </w:r>
+      <w:proofErr w:type="spellEnd"/>
       <w:r>
         <w:t xml:space="preserve"> - </w:t>
       </w:r>
@@ -8648,9 +9391,11 @@
           <w:tab w:val="left" w:pos="709"/>
         </w:tabs>
       </w:pPr>
+      <w:proofErr w:type="spellStart"/>
       <w:r>
         <w:t>btn_next</w:t>
       </w:r>
+      <w:proofErr w:type="spellEnd"/>
       <w:r>
         <w:t xml:space="preserve"> - </w:t>
       </w:r>
@@ -8670,9 +9415,11 @@
           <w:tab w:val="left" w:pos="709"/>
         </w:tabs>
       </w:pPr>
+      <w:proofErr w:type="spellStart"/>
       <w:r>
         <w:t>btn_skip</w:t>
       </w:r>
+      <w:proofErr w:type="spellEnd"/>
       <w:r>
         <w:t xml:space="preserve"> - </w:t>
       </w:r>
@@ -8701,8 +9448,95 @@
         </w:tabs>
       </w:pPr>
       <w:r>
-        <w:lastRenderedPageBreak/>
-        <w:t xml:space="preserve">__init__(parent, on_generate, on_load, on_manual, on_run, on_reset, on_step_back, on_step_forward, on_play, on_skip) </w:t>
+        <w:t>__</w:t>
+      </w:r>
+      <w:proofErr w:type="spellStart"/>
+      <w:r>
+        <w:t>init</w:t>
+      </w:r>
+      <w:proofErr w:type="spellEnd"/>
+      <w:r>
+        <w:t>__(</w:t>
+      </w:r>
+      <w:proofErr w:type="spellStart"/>
+      <w:r>
+        <w:t>parent</w:t>
+      </w:r>
+      <w:proofErr w:type="spellEnd"/>
+      <w:r>
+        <w:t xml:space="preserve">, </w:t>
+      </w:r>
+      <w:proofErr w:type="spellStart"/>
+      <w:r>
+        <w:t>on_generate</w:t>
+      </w:r>
+      <w:proofErr w:type="spellEnd"/>
+      <w:r>
+        <w:t xml:space="preserve">, </w:t>
+      </w:r>
+      <w:proofErr w:type="spellStart"/>
+      <w:r>
+        <w:t>on_load</w:t>
+      </w:r>
+      <w:proofErr w:type="spellEnd"/>
+      <w:r>
+        <w:t xml:space="preserve">, </w:t>
+      </w:r>
+      <w:proofErr w:type="spellStart"/>
+      <w:r>
+        <w:t>on_manual</w:t>
+      </w:r>
+      <w:proofErr w:type="spellEnd"/>
+      <w:r>
+        <w:t xml:space="preserve">, </w:t>
+      </w:r>
+      <w:proofErr w:type="spellStart"/>
+      <w:r>
+        <w:t>on_run</w:t>
+      </w:r>
+      <w:proofErr w:type="spellEnd"/>
+      <w:r>
+        <w:t xml:space="preserve">, </w:t>
+      </w:r>
+      <w:proofErr w:type="spellStart"/>
+      <w:r>
+        <w:t>on_reset</w:t>
+      </w:r>
+      <w:proofErr w:type="spellEnd"/>
+      <w:r>
+        <w:t xml:space="preserve">, </w:t>
+      </w:r>
+      <w:proofErr w:type="spellStart"/>
+      <w:r>
+        <w:t>on_step_back</w:t>
+      </w:r>
+      <w:proofErr w:type="spellEnd"/>
+      <w:r>
+        <w:t xml:space="preserve">, </w:t>
+      </w:r>
+      <w:proofErr w:type="spellStart"/>
+      <w:r>
+        <w:t>on_step_forward</w:t>
+      </w:r>
+      <w:proofErr w:type="spellEnd"/>
+      <w:r>
+        <w:t xml:space="preserve">, </w:t>
+      </w:r>
+      <w:proofErr w:type="spellStart"/>
+      <w:r>
+        <w:t>on_play</w:t>
+      </w:r>
+      <w:proofErr w:type="spellEnd"/>
+      <w:r>
+        <w:t xml:space="preserve">, </w:t>
+      </w:r>
+      <w:proofErr w:type="spellStart"/>
+      <w:r>
+        <w:t>on_skip</w:t>
+      </w:r>
+      <w:proofErr w:type="spellEnd"/>
+      <w:r>
+        <w:t xml:space="preserve">) </w:t>
       </w:r>
       <w:r>
         <w:t xml:space="preserve">- </w:t>
@@ -8723,14 +9557,59 @@
           <w:tab w:val="left" w:pos="709"/>
         </w:tabs>
       </w:pPr>
-      <w:r>
-        <w:t xml:space="preserve">enable_controls(enabled) </w:t>
+      <w:proofErr w:type="spellStart"/>
+      <w:r>
+        <w:t>enable_controls</w:t>
+      </w:r>
+      <w:proofErr w:type="spellEnd"/>
+      <w:r>
+        <w:t>(</w:t>
+      </w:r>
+      <w:proofErr w:type="spellStart"/>
+      <w:r>
+        <w:t>enabled</w:t>
+      </w:r>
+      <w:proofErr w:type="spellEnd"/>
+      <w:r>
+        <w:t xml:space="preserve">) </w:t>
       </w:r>
       <w:r>
         <w:t xml:space="preserve">- </w:t>
       </w:r>
       <w:r>
-        <w:t>включает или отключает кнопки пошагового управления (play, next, back, skip) в зависимости от состояния алгоритма.</w:t>
+        <w:t>включает или отключает кнопки пошагового управления (</w:t>
+      </w:r>
+      <w:proofErr w:type="spellStart"/>
+      <w:r>
+        <w:t>play</w:t>
+      </w:r>
+      <w:proofErr w:type="spellEnd"/>
+      <w:r>
+        <w:t xml:space="preserve">, </w:t>
+      </w:r>
+      <w:proofErr w:type="spellStart"/>
+      <w:r>
+        <w:t>next</w:t>
+      </w:r>
+      <w:proofErr w:type="spellEnd"/>
+      <w:r>
+        <w:t xml:space="preserve">, </w:t>
+      </w:r>
+      <w:proofErr w:type="spellStart"/>
+      <w:r>
+        <w:t>back</w:t>
+      </w:r>
+      <w:proofErr w:type="spellEnd"/>
+      <w:r>
+        <w:t xml:space="preserve">, </w:t>
+      </w:r>
+      <w:proofErr w:type="spellStart"/>
+      <w:r>
+        <w:t>skip</w:t>
+      </w:r>
+      <w:proofErr w:type="spellEnd"/>
+      <w:r>
+        <w:t>) в зависимости от состояния алгоритма.</w:t>
       </w:r>
     </w:p>
     <w:p>
@@ -8745,8 +9624,29 @@
           <w:tab w:val="left" w:pos="709"/>
         </w:tabs>
       </w:pPr>
-      <w:r>
-        <w:t>enable_step_buttons(can_back, can_skip)</w:t>
+      <w:proofErr w:type="spellStart"/>
+      <w:r>
+        <w:t>enable_step_buttons</w:t>
+      </w:r>
+      <w:proofErr w:type="spellEnd"/>
+      <w:r>
+        <w:t>(</w:t>
+      </w:r>
+      <w:proofErr w:type="spellStart"/>
+      <w:r>
+        <w:t>can_back</w:t>
+      </w:r>
+      <w:proofErr w:type="spellEnd"/>
+      <w:r>
+        <w:t xml:space="preserve">, </w:t>
+      </w:r>
+      <w:proofErr w:type="spellStart"/>
+      <w:r>
+        <w:t>can_skip</w:t>
+      </w:r>
+      <w:proofErr w:type="spellEnd"/>
+      <w:r>
+        <w:t>)</w:t>
       </w:r>
       <w:r>
         <w:t xml:space="preserve"> - </w:t>
@@ -8767,21 +9667,52 @@
           <w:tab w:val="left" w:pos="709"/>
         </w:tabs>
       </w:pPr>
-      <w:r>
-        <w:t>set_play_button_text(is_playing) — изменяет текст кнопки авто-запуска между "Авто-запуск" и "Пауза".</w:t>
-      </w:r>
-    </w:p>
-    <w:p>
-      <w:pPr>
-        <w:pStyle w:val="a1"/>
-      </w:pPr>
+      <w:proofErr w:type="spellStart"/>
+      <w:r>
+        <w:t>set_play_button_text</w:t>
+      </w:r>
+      <w:proofErr w:type="spellEnd"/>
+      <w:r>
+        <w:t>(</w:t>
+      </w:r>
+      <w:proofErr w:type="spellStart"/>
+      <w:r>
+        <w:t>is_playing</w:t>
+      </w:r>
+      <w:proofErr w:type="spellEnd"/>
+      <w:r>
+        <w:t>) — изменяет текст кнопки авто-запуска между "Авто-запуск" и "Пауза".</w:t>
+      </w:r>
+    </w:p>
+    <w:p>
+      <w:pPr>
+        <w:pStyle w:val="a1"/>
+      </w:pPr>
+      <w:proofErr w:type="spellStart"/>
       <w:r>
         <w:rPr>
           <w:b/>
           <w:bCs/>
         </w:rPr>
-        <w:t>class StatisticsFrame</w:t>
-      </w:r>
+        <w:t>class</w:t>
+      </w:r>
+      <w:proofErr w:type="spellEnd"/>
+      <w:r>
+        <w:rPr>
+          <w:b/>
+          <w:bCs/>
+        </w:rPr>
+        <w:t xml:space="preserve"> </w:t>
+      </w:r>
+      <w:proofErr w:type="spellStart"/>
+      <w:r>
+        <w:rPr>
+          <w:b/>
+          <w:bCs/>
+        </w:rPr>
+        <w:t>StatisticsFrame</w:t>
+      </w:r>
+      <w:proofErr w:type="spellEnd"/>
     </w:p>
     <w:p>
       <w:pPr>
@@ -8811,9 +9742,11 @@
           <w:tab w:val="left" w:pos="709"/>
         </w:tabs>
       </w:pPr>
+      <w:proofErr w:type="spellStart"/>
       <w:r>
         <w:t>frame</w:t>
       </w:r>
+      <w:proofErr w:type="spellEnd"/>
       <w:r>
         <w:rPr>
           <w:lang w:val="en-US"/>
@@ -8836,9 +9769,11 @@
           <w:tab w:val="left" w:pos="709"/>
         </w:tabs>
       </w:pPr>
+      <w:proofErr w:type="spellStart"/>
       <w:r>
         <w:t>generation_label</w:t>
       </w:r>
+      <w:proofErr w:type="spellEnd"/>
       <w:r>
         <w:t xml:space="preserve"> - </w:t>
       </w:r>
@@ -8858,9 +9793,11 @@
           <w:tab w:val="left" w:pos="709"/>
         </w:tabs>
       </w:pPr>
+      <w:proofErr w:type="spellStart"/>
       <w:r>
         <w:t>best_label</w:t>
       </w:r>
+      <w:proofErr w:type="spellEnd"/>
       <w:r>
         <w:t xml:space="preserve"> - </w:t>
       </w:r>
@@ -8880,9 +9817,11 @@
           <w:tab w:val="left" w:pos="709"/>
         </w:tabs>
       </w:pPr>
+      <w:proofErr w:type="spellStart"/>
       <w:r>
         <w:t>avg_label</w:t>
       </w:r>
+      <w:proofErr w:type="spellEnd"/>
       <w:r>
         <w:t xml:space="preserve"> -</w:t>
       </w:r>
@@ -8902,9 +9841,11 @@
           <w:tab w:val="left" w:pos="709"/>
         </w:tabs>
       </w:pPr>
+      <w:proofErr w:type="spellStart"/>
       <w:r>
         <w:t>worst_label</w:t>
       </w:r>
+      <w:proofErr w:type="spellEnd"/>
       <w:r>
         <w:t xml:space="preserve"> -</w:t>
       </w:r>
@@ -8924,9 +9865,12 @@
           <w:tab w:val="left" w:pos="709"/>
         </w:tabs>
       </w:pPr>
-      <w:r>
+      <w:proofErr w:type="spellStart"/>
+      <w:r>
+        <w:lastRenderedPageBreak/>
         <w:t>weight_label</w:t>
       </w:r>
+      <w:proofErr w:type="spellEnd"/>
       <w:r>
         <w:t xml:space="preserve"> </w:t>
       </w:r>
@@ -8934,7 +9878,15 @@
         <w:t>-</w:t>
       </w:r>
       <w:r>
-        <w:t xml:space="preserve"> метка с весом текущего минимального остовного дерева.</w:t>
+        <w:t xml:space="preserve"> метка с весом текущего минимального </w:t>
+      </w:r>
+      <w:proofErr w:type="spellStart"/>
+      <w:r>
+        <w:t>остовного</w:t>
+      </w:r>
+      <w:proofErr w:type="spellEnd"/>
+      <w:r>
+        <w:t xml:space="preserve"> дерева.</w:t>
       </w:r>
     </w:p>
     <w:p>
@@ -8949,17 +9901,27 @@
           <w:tab w:val="left" w:pos="709"/>
         </w:tabs>
       </w:pPr>
+      <w:proofErr w:type="spellStart"/>
       <w:r>
         <w:t>F</w:t>
       </w:r>
       <w:r>
         <w:t>ig</w:t>
       </w:r>
+      <w:proofErr w:type="spellEnd"/>
       <w:r>
         <w:t xml:space="preserve"> - </w:t>
       </w:r>
       <w:r>
-        <w:t>фигура Matplotlib для графика.</w:t>
+        <w:t xml:space="preserve">фигура </w:t>
+      </w:r>
+      <w:proofErr w:type="spellStart"/>
+      <w:r>
+        <w:t>Matplotlib</w:t>
+      </w:r>
+      <w:proofErr w:type="spellEnd"/>
+      <w:r>
+        <w:t xml:space="preserve"> для графика.</w:t>
       </w:r>
     </w:p>
     <w:p>
@@ -9005,8 +9967,13 @@
           <w:tab w:val="left" w:pos="709"/>
         </w:tabs>
       </w:pPr>
-      <w:r>
-        <w:t xml:space="preserve">canvas </w:t>
+      <w:proofErr w:type="spellStart"/>
+      <w:r>
+        <w:t>canvas</w:t>
+      </w:r>
+      <w:proofErr w:type="spellEnd"/>
+      <w:r>
+        <w:t xml:space="preserve"> </w:t>
       </w:r>
       <w:r>
         <w:t xml:space="preserve">- </w:t>
@@ -9027,8 +9994,13 @@
           <w:tab w:val="left" w:pos="709"/>
         </w:tabs>
       </w:pPr>
-      <w:r>
-        <w:t xml:space="preserve">generations </w:t>
+      <w:proofErr w:type="spellStart"/>
+      <w:r>
+        <w:t>generations</w:t>
+      </w:r>
+      <w:proofErr w:type="spellEnd"/>
+      <w:r>
+        <w:t xml:space="preserve"> </w:t>
       </w:r>
       <w:r>
         <w:t xml:space="preserve">- </w:t>
@@ -9049,8 +10021,13 @@
           <w:tab w:val="left" w:pos="709"/>
         </w:tabs>
       </w:pPr>
-      <w:r>
-        <w:t xml:space="preserve">weights </w:t>
+      <w:proofErr w:type="spellStart"/>
+      <w:r>
+        <w:t>weights</w:t>
+      </w:r>
+      <w:proofErr w:type="spellEnd"/>
+      <w:r>
+        <w:t xml:space="preserve"> </w:t>
       </w:r>
       <w:r>
         <w:t xml:space="preserve">- </w:t>
@@ -9071,9 +10048,11 @@
           <w:tab w:val="left" w:pos="709"/>
         </w:tabs>
       </w:pPr>
+      <w:proofErr w:type="spellStart"/>
       <w:r>
         <w:t>best_line</w:t>
       </w:r>
+      <w:proofErr w:type="spellEnd"/>
       <w:r>
         <w:t xml:space="preserve"> - </w:t>
       </w:r>
@@ -9093,8 +10072,13 @@
           <w:tab w:val="left" w:pos="709"/>
         </w:tabs>
       </w:pPr>
-      <w:r>
-        <w:t xml:space="preserve">scatter </w:t>
+      <w:proofErr w:type="spellStart"/>
+      <w:r>
+        <w:t>scatter</w:t>
+      </w:r>
+      <w:proofErr w:type="spellEnd"/>
+      <w:r>
+        <w:t xml:space="preserve"> </w:t>
       </w:r>
       <w:r>
         <w:t xml:space="preserve">- </w:t>
@@ -9124,8 +10108,23 @@
         </w:tabs>
       </w:pPr>
       <w:r>
-        <w:lastRenderedPageBreak/>
-        <w:t>__init__(parent)</w:t>
+        <w:t>__</w:t>
+      </w:r>
+      <w:proofErr w:type="spellStart"/>
+      <w:r>
+        <w:t>init</w:t>
+      </w:r>
+      <w:proofErr w:type="spellEnd"/>
+      <w:r>
+        <w:t>__(</w:t>
+      </w:r>
+      <w:proofErr w:type="spellStart"/>
+      <w:r>
+        <w:t>parent</w:t>
+      </w:r>
+      <w:proofErr w:type="spellEnd"/>
+      <w:r>
+        <w:t>)</w:t>
       </w:r>
       <w:r>
         <w:t xml:space="preserve"> </w:t>
@@ -9156,13 +10155,29 @@
         </w:tabs>
       </w:pPr>
       <w:r>
-        <w:t xml:space="preserve">_create_plot() </w:t>
+        <w:t>_</w:t>
+      </w:r>
+      <w:proofErr w:type="spellStart"/>
+      <w:r>
+        <w:t>create_plot</w:t>
+      </w:r>
+      <w:proofErr w:type="spellEnd"/>
+      <w:r>
+        <w:t xml:space="preserve">() </w:t>
       </w:r>
       <w:r>
         <w:t>-</w:t>
       </w:r>
       <w:r>
-        <w:t xml:space="preserve"> создаёт фигуру Matplotlib, настраивает оси, добавляет линию для лучшего веса и точечный график для найденных решений-улучшений.</w:t>
+        <w:t xml:space="preserve"> создаёт фигуру </w:t>
+      </w:r>
+      <w:proofErr w:type="spellStart"/>
+      <w:r>
+        <w:t>Matplotlib</w:t>
+      </w:r>
+      <w:proofErr w:type="spellEnd"/>
+      <w:r>
+        <w:t>, настраивает оси, добавляет линию для лучшего веса и точечный график для найденных решений-улучшений.</w:t>
       </w:r>
     </w:p>
     <w:p>
@@ -9177,8 +10192,21 @@
           <w:tab w:val="left" w:pos="709"/>
         </w:tabs>
       </w:pPr>
-      <w:r>
-        <w:t xml:space="preserve">update_stats(stats) </w:t>
+      <w:proofErr w:type="spellStart"/>
+      <w:r>
+        <w:t>update_stats</w:t>
+      </w:r>
+      <w:proofErr w:type="spellEnd"/>
+      <w:r>
+        <w:t>(</w:t>
+      </w:r>
+      <w:proofErr w:type="spellStart"/>
+      <w:r>
+        <w:t>stats</w:t>
+      </w:r>
+      <w:proofErr w:type="spellEnd"/>
+      <w:r>
+        <w:t xml:space="preserve">) </w:t>
       </w:r>
       <w:r>
         <w:t>-</w:t>
@@ -9205,8 +10233,37 @@
           <w:tab w:val="left" w:pos="709"/>
         </w:tabs>
       </w:pPr>
-      <w:r>
-        <w:t xml:space="preserve">update_weight(weight, generation, is_valid) </w:t>
+      <w:proofErr w:type="spellStart"/>
+      <w:r>
+        <w:t>update_weight</w:t>
+      </w:r>
+      <w:proofErr w:type="spellEnd"/>
+      <w:r>
+        <w:t>(</w:t>
+      </w:r>
+      <w:proofErr w:type="spellStart"/>
+      <w:r>
+        <w:t>weight</w:t>
+      </w:r>
+      <w:proofErr w:type="spellEnd"/>
+      <w:r>
+        <w:t xml:space="preserve">, </w:t>
+      </w:r>
+      <w:proofErr w:type="spellStart"/>
+      <w:r>
+        <w:t>generation</w:t>
+      </w:r>
+      <w:proofErr w:type="spellEnd"/>
+      <w:r>
+        <w:t xml:space="preserve">, </w:t>
+      </w:r>
+      <w:proofErr w:type="spellStart"/>
+      <w:r>
+        <w:t>is_valid</w:t>
+      </w:r>
+      <w:proofErr w:type="spellEnd"/>
+      <w:r>
+        <w:t xml:space="preserve">) </w:t>
       </w:r>
       <w:r>
         <w:t>-</w:t>
@@ -9233,8 +10290,21 @@
           <w:tab w:val="left" w:pos="709"/>
         </w:tabs>
       </w:pPr>
-      <w:r>
-        <w:t xml:space="preserve">truncate(generation) </w:t>
+      <w:proofErr w:type="spellStart"/>
+      <w:r>
+        <w:t>truncate</w:t>
+      </w:r>
+      <w:proofErr w:type="spellEnd"/>
+      <w:r>
+        <w:t>(</w:t>
+      </w:r>
+      <w:proofErr w:type="spellStart"/>
+      <w:r>
+        <w:t>generation</w:t>
+      </w:r>
+      <w:proofErr w:type="spellEnd"/>
+      <w:r>
+        <w:t xml:space="preserve">) </w:t>
       </w:r>
       <w:r>
         <w:t>-</w:t>
@@ -9255,8 +10325,21 @@
           <w:tab w:val="left" w:pos="709"/>
         </w:tabs>
       </w:pPr>
-      <w:r>
-        <w:t xml:space="preserve">bulk_update_weights(weight_data) </w:t>
+      <w:proofErr w:type="spellStart"/>
+      <w:r>
+        <w:t>bulk_update_weights</w:t>
+      </w:r>
+      <w:proofErr w:type="spellEnd"/>
+      <w:r>
+        <w:t>(</w:t>
+      </w:r>
+      <w:proofErr w:type="spellStart"/>
+      <w:r>
+        <w:t>weight_data</w:t>
+      </w:r>
+      <w:proofErr w:type="spellEnd"/>
+      <w:r>
+        <w:t xml:space="preserve">) </w:t>
       </w:r>
       <w:r>
         <w:t>-</w:t>
@@ -9277,8 +10360,13 @@
           <w:tab w:val="left" w:pos="709"/>
         </w:tabs>
       </w:pPr>
-      <w:r>
-        <w:t xml:space="preserve">reset() </w:t>
+      <w:proofErr w:type="spellStart"/>
+      <w:r>
+        <w:t>reset</w:t>
+      </w:r>
+      <w:proofErr w:type="spellEnd"/>
+      <w:r>
+        <w:t xml:space="preserve">() </w:t>
       </w:r>
       <w:r>
         <w:t>-</w:t>
@@ -9291,12 +10379,21 @@
       <w:pPr>
         <w:pStyle w:val="a1"/>
       </w:pPr>
+      <w:proofErr w:type="spellStart"/>
       <w:r>
         <w:rPr>
           <w:b/>
           <w:bCs/>
         </w:rPr>
-        <w:t>class GA_GUI</w:t>
+        <w:t>class</w:t>
+      </w:r>
+      <w:proofErr w:type="spellEnd"/>
+      <w:r>
+        <w:rPr>
+          <w:b/>
+          <w:bCs/>
+        </w:rPr>
+        <w:t xml:space="preserve"> GA_GUI</w:t>
       </w:r>
     </w:p>
     <w:p>
@@ -9333,8 +10430,14 @@
           <w:tab w:val="left" w:pos="709"/>
         </w:tabs>
       </w:pPr>
-      <w:r>
-        <w:t xml:space="preserve">root </w:t>
+      <w:proofErr w:type="spellStart"/>
+      <w:r>
+        <w:lastRenderedPageBreak/>
+        <w:t>root</w:t>
+      </w:r>
+      <w:proofErr w:type="spellEnd"/>
+      <w:r>
+        <w:t xml:space="preserve"> </w:t>
       </w:r>
       <w:r>
         <w:t xml:space="preserve">- </w:t>
@@ -9355,9 +10458,11 @@
           <w:tab w:val="left" w:pos="709"/>
         </w:tabs>
       </w:pPr>
+      <w:proofErr w:type="spellStart"/>
       <w:r>
         <w:t>graph_manager</w:t>
       </w:r>
+      <w:proofErr w:type="spellEnd"/>
       <w:r>
         <w:t xml:space="preserve"> - </w:t>
       </w:r>
@@ -9377,9 +10482,11 @@
           <w:tab w:val="left" w:pos="709"/>
         </w:tabs>
       </w:pPr>
+      <w:proofErr w:type="spellStart"/>
       <w:r>
         <w:t>algorithm_running</w:t>
       </w:r>
+      <w:proofErr w:type="spellEnd"/>
       <w:r>
         <w:t xml:space="preserve"> - ф</w:t>
       </w:r>
@@ -9402,12 +10509,14 @@
           <w:lang w:val="en-US"/>
         </w:rPr>
       </w:pPr>
+      <w:proofErr w:type="spellStart"/>
       <w:r>
         <w:rPr>
           <w:lang w:val="en-US"/>
         </w:rPr>
         <w:t>current_step</w:t>
       </w:r>
+      <w:proofErr w:type="spellEnd"/>
       <w:r>
         <w:t xml:space="preserve"> -</w:t>
       </w:r>
@@ -9451,12 +10560,14 @@
           <w:lang w:val="en-US"/>
         </w:rPr>
       </w:pPr>
+      <w:proofErr w:type="spellStart"/>
       <w:r>
         <w:rPr>
           <w:lang w:val="en-US"/>
         </w:rPr>
         <w:t>is_playing</w:t>
       </w:r>
+      <w:proofErr w:type="spellEnd"/>
       <w:r>
         <w:t xml:space="preserve"> - </w:t>
       </w:r>
@@ -9469,9 +10580,11 @@
         </w:rPr>
         <w:t xml:space="preserve"> </w:t>
       </w:r>
+      <w:proofErr w:type="spellStart"/>
       <w:r>
         <w:t>автопроигрывания</w:t>
       </w:r>
+      <w:proofErr w:type="spellEnd"/>
       <w:r>
         <w:rPr>
           <w:lang w:val="en-US"/>
@@ -9491,9 +10604,11 @@
           <w:tab w:val="left" w:pos="709"/>
         </w:tabs>
       </w:pPr>
+      <w:proofErr w:type="spellStart"/>
       <w:r>
         <w:t>max_generations</w:t>
       </w:r>
+      <w:proofErr w:type="spellEnd"/>
       <w:r>
         <w:t xml:space="preserve"> - </w:t>
       </w:r>
@@ -9513,9 +10628,11 @@
           <w:tab w:val="left" w:pos="709"/>
         </w:tabs>
       </w:pPr>
+      <w:proofErr w:type="spellStart"/>
       <w:r>
         <w:t>best_mst_weight</w:t>
       </w:r>
+      <w:proofErr w:type="spellEnd"/>
       <w:r>
         <w:t xml:space="preserve"> - </w:t>
       </w:r>
@@ -9615,9 +10732,13 @@
           <w:tab w:val="left" w:pos="709"/>
         </w:tabs>
       </w:pPr>
-      <w:r>
-        <w:lastRenderedPageBreak/>
-        <w:t xml:space="preserve">log </w:t>
+      <w:proofErr w:type="spellStart"/>
+      <w:r>
+        <w:t>log</w:t>
+      </w:r>
+      <w:proofErr w:type="spellEnd"/>
+      <w:r>
+        <w:t xml:space="preserve"> </w:t>
       </w:r>
       <w:r>
         <w:t xml:space="preserve">- </w:t>
@@ -9638,12 +10759,14 @@
           <w:tab w:val="left" w:pos="709"/>
         </w:tabs>
       </w:pPr>
+      <w:proofErr w:type="spellStart"/>
       <w:r>
         <w:t>D</w:t>
       </w:r>
       <w:r>
         <w:t>rawer</w:t>
       </w:r>
+      <w:proofErr w:type="spellEnd"/>
       <w:r>
         <w:t xml:space="preserve"> -</w:t>
       </w:r>
@@ -9718,8 +10841,13 @@
           <w:tab w:val="left" w:pos="709"/>
         </w:tabs>
       </w:pPr>
-      <w:r>
-        <w:t xml:space="preserve">controls </w:t>
+      <w:proofErr w:type="spellStart"/>
+      <w:r>
+        <w:t>controls</w:t>
+      </w:r>
+      <w:proofErr w:type="spellEnd"/>
+      <w:r>
+        <w:t xml:space="preserve"> </w:t>
       </w:r>
       <w:r>
         <w:t xml:space="preserve">- </w:t>
@@ -9740,8 +10868,13 @@
           <w:tab w:val="left" w:pos="709"/>
         </w:tabs>
       </w:pPr>
-      <w:r>
-        <w:t xml:space="preserve">stats </w:t>
+      <w:proofErr w:type="spellStart"/>
+      <w:r>
+        <w:t>stats</w:t>
+      </w:r>
+      <w:proofErr w:type="spellEnd"/>
+      <w:r>
+        <w:t xml:space="preserve"> </w:t>
       </w:r>
       <w:r>
         <w:t>- раздел</w:t>
@@ -9762,8 +10895,13 @@
           <w:tab w:val="left" w:pos="709"/>
         </w:tabs>
       </w:pPr>
-      <w:r>
-        <w:t xml:space="preserve">individual_var </w:t>
+      <w:proofErr w:type="spellStart"/>
+      <w:r>
+        <w:t>individual_var</w:t>
+      </w:r>
+      <w:proofErr w:type="spellEnd"/>
+      <w:r>
+        <w:t xml:space="preserve"> </w:t>
       </w:r>
       <w:r>
         <w:t xml:space="preserve">- </w:t>
@@ -9784,8 +10922,13 @@
           <w:tab w:val="left" w:pos="709"/>
         </w:tabs>
       </w:pPr>
-      <w:r>
-        <w:t xml:space="preserve">individual_combo </w:t>
+      <w:proofErr w:type="spellStart"/>
+      <w:r>
+        <w:t>individual_combo</w:t>
+      </w:r>
+      <w:proofErr w:type="spellEnd"/>
+      <w:r>
+        <w:t xml:space="preserve"> </w:t>
       </w:r>
       <w:r>
         <w:t xml:space="preserve">- </w:t>
@@ -9806,8 +10949,13 @@
           <w:tab w:val="left" w:pos="709"/>
         </w:tabs>
       </w:pPr>
-      <w:r>
-        <w:t xml:space="preserve">individual_info_label </w:t>
+      <w:proofErr w:type="spellStart"/>
+      <w:r>
+        <w:t>individual_info_label</w:t>
+      </w:r>
+      <w:proofErr w:type="spellEnd"/>
+      <w:r>
+        <w:t xml:space="preserve"> </w:t>
       </w:r>
       <w:r>
         <w:t xml:space="preserve">- </w:t>
@@ -9828,8 +10976,13 @@
           <w:tab w:val="left" w:pos="709"/>
         </w:tabs>
       </w:pPr>
-      <w:r>
-        <w:t xml:space="preserve">individual_solutions </w:t>
+      <w:proofErr w:type="spellStart"/>
+      <w:r>
+        <w:t>individual_solutions</w:t>
+      </w:r>
+      <w:proofErr w:type="spellEnd"/>
+      <w:r>
+        <w:t xml:space="preserve"> </w:t>
       </w:r>
       <w:r>
         <w:t xml:space="preserve">- </w:t>
@@ -9859,7 +11012,23 @@
         </w:tabs>
       </w:pPr>
       <w:r>
-        <w:t xml:space="preserve">__init__(root) </w:t>
+        <w:t>__</w:t>
+      </w:r>
+      <w:proofErr w:type="spellStart"/>
+      <w:r>
+        <w:t>init</w:t>
+      </w:r>
+      <w:proofErr w:type="spellEnd"/>
+      <w:r>
+        <w:t>__(</w:t>
+      </w:r>
+      <w:proofErr w:type="spellStart"/>
+      <w:r>
+        <w:t>root</w:t>
+      </w:r>
+      <w:proofErr w:type="spellEnd"/>
+      <w:r>
+        <w:t xml:space="preserve">) </w:t>
       </w:r>
       <w:r>
         <w:t>-</w:t>
@@ -9893,13 +11062,61 @@
         </w:tabs>
       </w:pPr>
       <w:r>
-        <w:t xml:space="preserve">_create_layout() </w:t>
+        <w:t>_</w:t>
+      </w:r>
+      <w:proofErr w:type="spellStart"/>
+      <w:r>
+        <w:t>create_layout</w:t>
+      </w:r>
+      <w:proofErr w:type="spellEnd"/>
+      <w:r>
+        <w:t xml:space="preserve">() </w:t>
       </w:r>
       <w:r>
         <w:t>-</w:t>
       </w:r>
       <w:r>
-        <w:t xml:space="preserve"> создаёт основную структуру интерфейса: разделяет окно на левую и правую панели, размещает ParameterFrame, ControlButtons, GraphDrawer, StatisticsFrame и ScrolledText.</w:t>
+        <w:t xml:space="preserve"> создаёт основную структуру интерфейса: разделяет окно на левую и правую панели, размещает </w:t>
+      </w:r>
+      <w:proofErr w:type="spellStart"/>
+      <w:r>
+        <w:t>ParameterFrame</w:t>
+      </w:r>
+      <w:proofErr w:type="spellEnd"/>
+      <w:r>
+        <w:t xml:space="preserve">, </w:t>
+      </w:r>
+      <w:proofErr w:type="spellStart"/>
+      <w:r>
+        <w:t>ControlButtons</w:t>
+      </w:r>
+      <w:proofErr w:type="spellEnd"/>
+      <w:r>
+        <w:t xml:space="preserve">, </w:t>
+      </w:r>
+      <w:proofErr w:type="spellStart"/>
+      <w:r>
+        <w:t>GraphDrawer</w:t>
+      </w:r>
+      <w:proofErr w:type="spellEnd"/>
+      <w:r>
+        <w:t xml:space="preserve">, </w:t>
+      </w:r>
+      <w:proofErr w:type="spellStart"/>
+      <w:r>
+        <w:t>StatisticsFrame</w:t>
+      </w:r>
+      <w:proofErr w:type="spellEnd"/>
+      <w:r>
+        <w:t xml:space="preserve"> и </w:t>
+      </w:r>
+      <w:proofErr w:type="spellStart"/>
+      <w:r>
+        <w:t>ScrolledText</w:t>
+      </w:r>
+      <w:proofErr w:type="spellEnd"/>
+      <w:r>
+        <w:t>.</w:t>
       </w:r>
     </w:p>
     <w:p>
@@ -9915,13 +11132,29 @@
         </w:tabs>
       </w:pPr>
       <w:r>
-        <w:t>_show_generate_dialog()</w:t>
+        <w:t>_</w:t>
+      </w:r>
+      <w:proofErr w:type="spellStart"/>
+      <w:r>
+        <w:t>show_generate_dialog</w:t>
+      </w:r>
+      <w:proofErr w:type="spellEnd"/>
+      <w:r>
+        <w:t>()</w:t>
       </w:r>
       <w:r>
         <w:t xml:space="preserve"> - </w:t>
       </w:r>
       <w:r>
-        <w:t>открывает диалоговое окно GenerateGraphDialog для генерации случайного графа.</w:t>
+        <w:t xml:space="preserve">открывает диалоговое окно </w:t>
+      </w:r>
+      <w:proofErr w:type="spellStart"/>
+      <w:r>
+        <w:t>GenerateGraphDialog</w:t>
+      </w:r>
+      <w:proofErr w:type="spellEnd"/>
+      <w:r>
+        <w:t xml:space="preserve"> для генерации случайного графа.</w:t>
       </w:r>
     </w:p>
     <w:p>
@@ -9937,13 +11170,29 @@
         </w:tabs>
       </w:pPr>
       <w:r>
-        <w:t xml:space="preserve">_show_manual_dialog() </w:t>
+        <w:t>_</w:t>
+      </w:r>
+      <w:proofErr w:type="spellStart"/>
+      <w:r>
+        <w:t>show_manual_dialog</w:t>
+      </w:r>
+      <w:proofErr w:type="spellEnd"/>
+      <w:r>
+        <w:t xml:space="preserve">() </w:t>
       </w:r>
       <w:r>
         <w:t xml:space="preserve">- </w:t>
       </w:r>
       <w:r>
-        <w:t>открывает диалоговое окно ManualInputDialog для ручного ввода рёбер.</w:t>
+        <w:t xml:space="preserve">открывает диалоговое окно </w:t>
+      </w:r>
+      <w:proofErr w:type="spellStart"/>
+      <w:r>
+        <w:t>ManualInputDialog</w:t>
+      </w:r>
+      <w:proofErr w:type="spellEnd"/>
+      <w:r>
+        <w:t xml:space="preserve"> для ручного ввода рёбер.</w:t>
       </w:r>
     </w:p>
     <w:p>
@@ -9959,7 +11208,32 @@
         </w:tabs>
       </w:pPr>
       <w:r>
-        <w:t xml:space="preserve">_on_generate_graph(n, p, w_min, w_max) </w:t>
+        <w:lastRenderedPageBreak/>
+        <w:t>_</w:t>
+      </w:r>
+      <w:proofErr w:type="spellStart"/>
+      <w:r>
+        <w:t>on_generate_graph</w:t>
+      </w:r>
+      <w:proofErr w:type="spellEnd"/>
+      <w:r>
+        <w:t xml:space="preserve">(n, p, </w:t>
+      </w:r>
+      <w:proofErr w:type="spellStart"/>
+      <w:r>
+        <w:t>w_min</w:t>
+      </w:r>
+      <w:proofErr w:type="spellEnd"/>
+      <w:r>
+        <w:t xml:space="preserve">, </w:t>
+      </w:r>
+      <w:proofErr w:type="spellStart"/>
+      <w:r>
+        <w:t>w_max</w:t>
+      </w:r>
+      <w:proofErr w:type="spellEnd"/>
+      <w:r>
+        <w:t xml:space="preserve">) </w:t>
       </w:r>
       <w:r>
         <w:t>-</w:t>
@@ -9987,7 +11261,23 @@
         </w:tabs>
       </w:pPr>
       <w:r>
-        <w:t xml:space="preserve">_on_manual_input(edges) </w:t>
+        <w:t>_</w:t>
+      </w:r>
+      <w:proofErr w:type="spellStart"/>
+      <w:r>
+        <w:t>on_manual_input</w:t>
+      </w:r>
+      <w:proofErr w:type="spellEnd"/>
+      <w:r>
+        <w:t>(</w:t>
+      </w:r>
+      <w:proofErr w:type="spellStart"/>
+      <w:r>
+        <w:t>edges</w:t>
+      </w:r>
+      <w:proofErr w:type="spellEnd"/>
+      <w:r>
+        <w:t xml:space="preserve">) </w:t>
       </w:r>
       <w:r>
         <w:t>-</w:t>
@@ -10009,7 +11299,23 @@
         </w:tabs>
       </w:pPr>
       <w:r>
-        <w:t xml:space="preserve">_update_after_graph_load(message) </w:t>
+        <w:t>_</w:t>
+      </w:r>
+      <w:proofErr w:type="spellStart"/>
+      <w:r>
+        <w:t>update_after_graph_load</w:t>
+      </w:r>
+      <w:proofErr w:type="spellEnd"/>
+      <w:r>
+        <w:t>(</w:t>
+      </w:r>
+      <w:proofErr w:type="spellStart"/>
+      <w:r>
+        <w:t>message</w:t>
+      </w:r>
+      <w:proofErr w:type="spellEnd"/>
+      <w:r>
+        <w:t xml:space="preserve">) </w:t>
       </w:r>
       <w:r>
         <w:t>-</w:t>
@@ -10030,14 +11336,27 @@
           <w:tab w:val="left" w:pos="709"/>
         </w:tabs>
       </w:pPr>
-      <w:r>
-        <w:t xml:space="preserve">load_graph() </w:t>
+      <w:proofErr w:type="spellStart"/>
+      <w:r>
+        <w:t>load_graph</w:t>
+      </w:r>
+      <w:proofErr w:type="spellEnd"/>
+      <w:r>
+        <w:t xml:space="preserve">() </w:t>
       </w:r>
       <w:r>
         <w:t>-</w:t>
       </w:r>
       <w:r>
-        <w:t xml:space="preserve"> открывает диалог выбора файла, загружает граф через GraphManager и обновляет интерфейс.</w:t>
+        <w:t xml:space="preserve"> открывает диалог выбора файла, загружает граф через </w:t>
+      </w:r>
+      <w:proofErr w:type="spellStart"/>
+      <w:r>
+        <w:t>GraphManager</w:t>
+      </w:r>
+      <w:proofErr w:type="spellEnd"/>
+      <w:r>
+        <w:t xml:space="preserve"> и обновляет интерфейс.</w:t>
       </w:r>
     </w:p>
     <w:p>
@@ -10052,15 +11371,35 @@
           <w:tab w:val="left" w:pos="709"/>
         </w:tabs>
       </w:pPr>
-      <w:r>
-        <w:lastRenderedPageBreak/>
-        <w:t xml:space="preserve">load_in_ga() </w:t>
+      <w:proofErr w:type="spellStart"/>
+      <w:r>
+        <w:t>load_in_ga</w:t>
+      </w:r>
+      <w:proofErr w:type="spellEnd"/>
+      <w:r>
+        <w:t xml:space="preserve">() </w:t>
       </w:r>
       <w:r>
         <w:t>-</w:t>
       </w:r>
       <w:r>
-        <w:t xml:space="preserve"> инициализирует объект GeneticAlgorithmMST с параметрами из ParameterFrame. Проверяет наличие графа, считывает параметры, создаёт экземпляр алгоритма и сбрасывает график статистики.</w:t>
+        <w:t xml:space="preserve"> инициализирует объект </w:t>
+      </w:r>
+      <w:proofErr w:type="spellStart"/>
+      <w:r>
+        <w:t>GeneticAlgorithmMST</w:t>
+      </w:r>
+      <w:proofErr w:type="spellEnd"/>
+      <w:r>
+        <w:t xml:space="preserve"> с параметрами из </w:t>
+      </w:r>
+      <w:proofErr w:type="spellStart"/>
+      <w:r>
+        <w:t>ParameterFrame</w:t>
+      </w:r>
+      <w:proofErr w:type="spellEnd"/>
+      <w:r>
+        <w:t>. Проверяет наличие графа, считывает параметры, создаёт экземпляр алгоритма и сбрасывает график статистики.</w:t>
       </w:r>
     </w:p>
     <w:p>
@@ -10075,8 +11414,13 @@
           <w:tab w:val="left" w:pos="709"/>
         </w:tabs>
       </w:pPr>
-      <w:r>
-        <w:t xml:space="preserve">reset() </w:t>
+      <w:proofErr w:type="spellStart"/>
+      <w:r>
+        <w:t>reset</w:t>
+      </w:r>
+      <w:proofErr w:type="spellEnd"/>
+      <w:r>
+        <w:t xml:space="preserve">() </w:t>
       </w:r>
       <w:r>
         <w:t>-</w:t>
@@ -10098,13 +11442,37 @@
         </w:tabs>
       </w:pPr>
       <w:r>
-        <w:t xml:space="preserve">_populate_individual_selector() </w:t>
+        <w:t>_</w:t>
+      </w:r>
+      <w:proofErr w:type="spellStart"/>
+      <w:r>
+        <w:t>populate_individual_selector</w:t>
+      </w:r>
+      <w:proofErr w:type="spellEnd"/>
+      <w:r>
+        <w:t xml:space="preserve">() </w:t>
       </w:r>
       <w:r>
         <w:t>-</w:t>
       </w:r>
       <w:r>
-        <w:t xml:space="preserve"> заполняет Combobox списком особей из текущей популяции. Для каждой особи формирует строку с рангом, весом и кодом Прюфера.</w:t>
+        <w:t xml:space="preserve"> заполняет </w:t>
+      </w:r>
+      <w:proofErr w:type="spellStart"/>
+      <w:r>
+        <w:t>Combobox</w:t>
+      </w:r>
+      <w:proofErr w:type="spellEnd"/>
+      <w:r>
+        <w:t xml:space="preserve"> списком особей из текущей популяции. Для каждой особи формирует строку с рангом, весом и кодом </w:t>
+      </w:r>
+      <w:proofErr w:type="spellStart"/>
+      <w:r>
+        <w:t>Прюфера</w:t>
+      </w:r>
+      <w:proofErr w:type="spellEnd"/>
+      <w:r>
+        <w:t>.</w:t>
       </w:r>
     </w:p>
     <w:p>
@@ -10120,13 +11488,45 @@
         </w:tabs>
       </w:pPr>
       <w:r>
-        <w:t xml:space="preserve">_on_individual_selected(event=None) </w:t>
+        <w:t>_</w:t>
+      </w:r>
+      <w:proofErr w:type="spellStart"/>
+      <w:r>
+        <w:t>on_individual_selected</w:t>
+      </w:r>
+      <w:proofErr w:type="spellEnd"/>
+      <w:r>
+        <w:t>(</w:t>
+      </w:r>
+      <w:proofErr w:type="spellStart"/>
+      <w:r>
+        <w:t>event</w:t>
+      </w:r>
+      <w:proofErr w:type="spellEnd"/>
+      <w:r>
+        <w:t>=</w:t>
+      </w:r>
+      <w:proofErr w:type="spellStart"/>
+      <w:r>
+        <w:t>None</w:t>
+      </w:r>
+      <w:proofErr w:type="spellEnd"/>
+      <w:r>
+        <w:t xml:space="preserve">) </w:t>
       </w:r>
       <w:r>
         <w:t>-</w:t>
       </w:r>
       <w:r>
-        <w:t xml:space="preserve"> обрабатывает выбор особи из Combobox: обновляет информационную метку и перерисовывает граф с подсветкой рёбер выбранной особи.</w:t>
+        <w:t xml:space="preserve"> обрабатывает выбор особи из </w:t>
+      </w:r>
+      <w:proofErr w:type="spellStart"/>
+      <w:r>
+        <w:t>Combobox</w:t>
+      </w:r>
+      <w:proofErr w:type="spellEnd"/>
+      <w:r>
+        <w:t>: обновляет информационную метку и перерисовывает граф с подсветкой рёбер выбранной особи.</w:t>
       </w:r>
     </w:p>
     <w:p>
@@ -10142,7 +11542,31 @@
         </w:tabs>
       </w:pPr>
       <w:r>
-        <w:t xml:space="preserve">_redraw_with_selected(selected_edges=None) </w:t>
+        <w:t>_</w:t>
+      </w:r>
+      <w:proofErr w:type="spellStart"/>
+      <w:r>
+        <w:t>redraw_with_selected</w:t>
+      </w:r>
+      <w:proofErr w:type="spellEnd"/>
+      <w:r>
+        <w:t>(</w:t>
+      </w:r>
+      <w:proofErr w:type="spellStart"/>
+      <w:r>
+        <w:t>selected_edges</w:t>
+      </w:r>
+      <w:proofErr w:type="spellEnd"/>
+      <w:r>
+        <w:t>=</w:t>
+      </w:r>
+      <w:proofErr w:type="spellStart"/>
+      <w:r>
+        <w:t>None</w:t>
+      </w:r>
+      <w:proofErr w:type="spellEnd"/>
+      <w:r>
+        <w:t xml:space="preserve">) </w:t>
       </w:r>
       <w:r>
         <w:t>-</w:t>
@@ -10163,14 +11587,35 @@
           <w:tab w:val="left" w:pos="709"/>
         </w:tabs>
       </w:pPr>
-      <w:r>
-        <w:t xml:space="preserve">show_stats() </w:t>
+      <w:proofErr w:type="spellStart"/>
+      <w:r>
+        <w:t>show_stats</w:t>
+      </w:r>
+      <w:proofErr w:type="spellEnd"/>
+      <w:r>
+        <w:t xml:space="preserve">() </w:t>
       </w:r>
       <w:r>
         <w:t>-</w:t>
       </w:r>
       <w:r>
-        <w:t xml:space="preserve"> обновляет статистику в StatisticsFrame на основе данных из GeneticAlgorithmMST. При обнаружении нового лучшего решения добавляет запись в лог.</w:t>
+        <w:t xml:space="preserve"> обновляет статистику в </w:t>
+      </w:r>
+      <w:proofErr w:type="spellStart"/>
+      <w:r>
+        <w:t>StatisticsFrame</w:t>
+      </w:r>
+      <w:proofErr w:type="spellEnd"/>
+      <w:r>
+        <w:t xml:space="preserve"> на основе данных из </w:t>
+      </w:r>
+      <w:proofErr w:type="spellStart"/>
+      <w:r>
+        <w:t>GeneticAlgorithmMST</w:t>
+      </w:r>
+      <w:proofErr w:type="spellEnd"/>
+      <w:r>
+        <w:t>. При обнаружении нового лучшего решения добавляет запись в лог.</w:t>
       </w:r>
     </w:p>
     <w:p>
@@ -10186,7 +11631,23 @@
         </w:tabs>
       </w:pPr>
       <w:r>
-        <w:t xml:space="preserve">_is_valid_solution(solution) </w:t>
+        <w:t>_</w:t>
+      </w:r>
+      <w:proofErr w:type="spellStart"/>
+      <w:r>
+        <w:t>is_valid_solution</w:t>
+      </w:r>
+      <w:proofErr w:type="spellEnd"/>
+      <w:r>
+        <w:t>(</w:t>
+      </w:r>
+      <w:proofErr w:type="spellStart"/>
+      <w:r>
+        <w:t>solution</w:t>
+      </w:r>
+      <w:proofErr w:type="spellEnd"/>
+      <w:r>
+        <w:t xml:space="preserve">) </w:t>
       </w:r>
       <w:r>
         <w:t>-</w:t>
@@ -10216,8 +11677,14 @@
           <w:tab w:val="left" w:pos="709"/>
         </w:tabs>
       </w:pPr>
-      <w:r>
-        <w:t xml:space="preserve">update_plot() </w:t>
+      <w:proofErr w:type="spellStart"/>
+      <w:r>
+        <w:lastRenderedPageBreak/>
+        <w:t>update_plot</w:t>
+      </w:r>
+      <w:proofErr w:type="spellEnd"/>
+      <w:r>
+        <w:t xml:space="preserve">() </w:t>
       </w:r>
       <w:r>
         <w:t>-</w:t>
@@ -10244,8 +11711,13 @@
           <w:tab w:val="left" w:pos="709"/>
         </w:tabs>
       </w:pPr>
-      <w:r>
-        <w:t xml:space="preserve">run_algorithm() </w:t>
+      <w:proofErr w:type="spellStart"/>
+      <w:r>
+        <w:t>run_algorithm</w:t>
+      </w:r>
+      <w:proofErr w:type="spellEnd"/>
+      <w:r>
+        <w:t xml:space="preserve">() </w:t>
       </w:r>
       <w:r>
         <w:t>-</w:t>
@@ -10266,8 +11738,13 @@
           <w:tab w:val="left" w:pos="709"/>
         </w:tabs>
       </w:pPr>
-      <w:r>
-        <w:t xml:space="preserve">next_step() </w:t>
+      <w:proofErr w:type="spellStart"/>
+      <w:r>
+        <w:t>next_step</w:t>
+      </w:r>
+      <w:proofErr w:type="spellEnd"/>
+      <w:r>
+        <w:t xml:space="preserve">() </w:t>
       </w:r>
       <w:r>
         <w:t>-</w:t>
@@ -10288,15 +11765,35 @@
           <w:tab w:val="left" w:pos="709"/>
         </w:tabs>
       </w:pPr>
-      <w:r>
-        <w:lastRenderedPageBreak/>
-        <w:t xml:space="preserve">prev_step() </w:t>
+      <w:proofErr w:type="spellStart"/>
+      <w:r>
+        <w:t>prev_step</w:t>
+      </w:r>
+      <w:proofErr w:type="spellEnd"/>
+      <w:r>
+        <w:t xml:space="preserve">() </w:t>
       </w:r>
       <w:r>
         <w:t>-</w:t>
       </w:r>
       <w:r>
-        <w:t xml:space="preserve"> выполняет откат на шаг назад с использованием ga.rollback(), синхронизирует график статистики с помощью truncate() и обновляет отображение.</w:t>
+        <w:t xml:space="preserve"> выполняет откат на шаг назад с использованием </w:t>
+      </w:r>
+      <w:proofErr w:type="spellStart"/>
+      <w:r>
+        <w:t>ga.rollback</w:t>
+      </w:r>
+      <w:proofErr w:type="spellEnd"/>
+      <w:r>
+        <w:t xml:space="preserve">(), синхронизирует график статистики с помощью </w:t>
+      </w:r>
+      <w:proofErr w:type="spellStart"/>
+      <w:r>
+        <w:t>truncate</w:t>
+      </w:r>
+      <w:proofErr w:type="spellEnd"/>
+      <w:r>
+        <w:t>() и обновляет отображение.</w:t>
       </w:r>
     </w:p>
     <w:p>
@@ -10311,14 +11808,35 @@
           <w:tab w:val="left" w:pos="709"/>
         </w:tabs>
       </w:pPr>
-      <w:r>
-        <w:t xml:space="preserve">skip_to_end() </w:t>
+      <w:proofErr w:type="spellStart"/>
+      <w:r>
+        <w:t>skip_to_end</w:t>
+      </w:r>
+      <w:proofErr w:type="spellEnd"/>
+      <w:r>
+        <w:t xml:space="preserve">() </w:t>
       </w:r>
       <w:r>
         <w:t>-</w:t>
       </w:r>
       <w:r>
-        <w:t xml:space="preserve"> выполняет пропуск к финальному поколению: отключает автопроигрывание, запускает ga.run() на оставшееся количество поколений, выполняет обновление графика и отображает итоговое решение.</w:t>
+        <w:t xml:space="preserve"> выполняет пропуск к финальному поколению: отключает </w:t>
+      </w:r>
+      <w:proofErr w:type="spellStart"/>
+      <w:r>
+        <w:t>автопроигрывание</w:t>
+      </w:r>
+      <w:proofErr w:type="spellEnd"/>
+      <w:r>
+        <w:t xml:space="preserve">, запускает </w:t>
+      </w:r>
+      <w:proofErr w:type="spellStart"/>
+      <w:r>
+        <w:t>ga.run</w:t>
+      </w:r>
+      <w:proofErr w:type="spellEnd"/>
+      <w:r>
+        <w:t>() на оставшееся количество поколений, выполняет обновление графика и отображает итоговое решение.</w:t>
       </w:r>
     </w:p>
     <w:p>
@@ -10333,14 +11851,27 @@
           <w:tab w:val="left" w:pos="709"/>
         </w:tabs>
       </w:pPr>
-      <w:r>
-        <w:t xml:space="preserve">toggle_play() </w:t>
+      <w:proofErr w:type="spellStart"/>
+      <w:r>
+        <w:t>toggle_play</w:t>
+      </w:r>
+      <w:proofErr w:type="spellEnd"/>
+      <w:r>
+        <w:t xml:space="preserve">() </w:t>
       </w:r>
       <w:r>
         <w:t>-</w:t>
       </w:r>
       <w:r>
-        <w:t xml:space="preserve"> переключает режим автопроигрывания, обновляет текст кнопки.</w:t>
+        <w:t xml:space="preserve"> переключает режим </w:t>
+      </w:r>
+      <w:proofErr w:type="spellStart"/>
+      <w:r>
+        <w:t>автопроигрывания</w:t>
+      </w:r>
+      <w:proofErr w:type="spellEnd"/>
+      <w:r>
+        <w:t>, обновляет текст кнопки.</w:t>
       </w:r>
     </w:p>
     <w:p>
@@ -10355,27 +11886,58 @@
           <w:tab w:val="left" w:pos="709"/>
         </w:tabs>
       </w:pPr>
-      <w:r>
-        <w:t xml:space="preserve">play_loop() </w:t>
+      <w:proofErr w:type="spellStart"/>
+      <w:r>
+        <w:t>play_loop</w:t>
+      </w:r>
+      <w:proofErr w:type="spellEnd"/>
+      <w:r>
+        <w:t xml:space="preserve">() </w:t>
       </w:r>
       <w:r>
         <w:t>-</w:t>
       </w:r>
       <w:r>
-        <w:t xml:space="preserve"> циклически выполняет next_step() с задержкой 500 мс.</w:t>
-      </w:r>
-    </w:p>
-    <w:p>
-      <w:pPr>
-        <w:pStyle w:val="a1"/>
-      </w:pPr>
+        <w:t xml:space="preserve"> циклически выполняет </w:t>
+      </w:r>
+      <w:proofErr w:type="spellStart"/>
+      <w:r>
+        <w:t>next_step</w:t>
+      </w:r>
+      <w:proofErr w:type="spellEnd"/>
+      <w:r>
+        <w:t>() с задержкой 500 мс.</w:t>
+      </w:r>
+    </w:p>
+    <w:p>
+      <w:pPr>
+        <w:pStyle w:val="a1"/>
+      </w:pPr>
+      <w:proofErr w:type="spellStart"/>
       <w:r>
         <w:rPr>
           <w:b/>
           <w:bCs/>
         </w:rPr>
-        <w:t>class GenerateGraphDialog</w:t>
-      </w:r>
+        <w:t>class</w:t>
+      </w:r>
+      <w:proofErr w:type="spellEnd"/>
+      <w:r>
+        <w:rPr>
+          <w:b/>
+          <w:bCs/>
+        </w:rPr>
+        <w:t xml:space="preserve"> </w:t>
+      </w:r>
+      <w:proofErr w:type="spellStart"/>
+      <w:r>
+        <w:rPr>
+          <w:b/>
+          <w:bCs/>
+        </w:rPr>
+        <w:t>GenerateGraphDialog</w:t>
+      </w:r>
+      <w:proofErr w:type="spellEnd"/>
     </w:p>
     <w:p>
       <w:pPr>
@@ -10405,8 +11967,13 @@
           <w:tab w:val="left" w:pos="709"/>
         </w:tabs>
       </w:pPr>
-      <w:r>
-        <w:t xml:space="preserve">window </w:t>
+      <w:proofErr w:type="spellStart"/>
+      <w:r>
+        <w:t>window</w:t>
+      </w:r>
+      <w:proofErr w:type="spellEnd"/>
+      <w:r>
+        <w:t xml:space="preserve"> </w:t>
       </w:r>
       <w:r>
         <w:rPr>
@@ -10430,9 +11997,11 @@
           <w:tab w:val="left" w:pos="709"/>
         </w:tabs>
       </w:pPr>
+      <w:proofErr w:type="spellStart"/>
       <w:r>
         <w:t>vertices</w:t>
       </w:r>
+      <w:proofErr w:type="spellEnd"/>
       <w:r>
         <w:t xml:space="preserve"> - </w:t>
       </w:r>
@@ -10452,8 +12021,13 @@
           <w:tab w:val="left" w:pos="709"/>
         </w:tabs>
       </w:pPr>
-      <w:r>
-        <w:t xml:space="preserve">probability </w:t>
+      <w:proofErr w:type="spellStart"/>
+      <w:r>
+        <w:t>probability</w:t>
+      </w:r>
+      <w:proofErr w:type="spellEnd"/>
+      <w:r>
+        <w:t xml:space="preserve"> </w:t>
       </w:r>
       <w:r>
         <w:t xml:space="preserve">- </w:t>
@@ -10474,8 +12048,13 @@
           <w:tab w:val="left" w:pos="709"/>
         </w:tabs>
       </w:pPr>
-      <w:r>
-        <w:t xml:space="preserve">min_weight </w:t>
+      <w:proofErr w:type="spellStart"/>
+      <w:r>
+        <w:t>min_weight</w:t>
+      </w:r>
+      <w:proofErr w:type="spellEnd"/>
+      <w:r>
+        <w:t xml:space="preserve"> </w:t>
       </w:r>
       <w:r>
         <w:t>-</w:t>
@@ -10496,9 +12075,11 @@
           <w:tab w:val="left" w:pos="709"/>
         </w:tabs>
       </w:pPr>
+      <w:proofErr w:type="spellStart"/>
       <w:r>
         <w:t>max_weight</w:t>
       </w:r>
+      <w:proofErr w:type="spellEnd"/>
       <w:r>
         <w:t xml:space="preserve"> -</w:t>
       </w:r>
@@ -10527,7 +12108,31 @@
         </w:tabs>
       </w:pPr>
       <w:r>
-        <w:t xml:space="preserve">__init__(parent, on_generate) </w:t>
+        <w:t>__</w:t>
+      </w:r>
+      <w:proofErr w:type="spellStart"/>
+      <w:r>
+        <w:t>init</w:t>
+      </w:r>
+      <w:proofErr w:type="spellEnd"/>
+      <w:r>
+        <w:t>__(</w:t>
+      </w:r>
+      <w:proofErr w:type="spellStart"/>
+      <w:r>
+        <w:t>parent</w:t>
+      </w:r>
+      <w:proofErr w:type="spellEnd"/>
+      <w:r>
+        <w:t xml:space="preserve">, </w:t>
+      </w:r>
+      <w:proofErr w:type="spellStart"/>
+      <w:r>
+        <w:t>on_generate</w:t>
+      </w:r>
+      <w:proofErr w:type="spellEnd"/>
+      <w:r>
+        <w:t xml:space="preserve">) </w:t>
       </w:r>
       <w:r>
         <w:t>-</w:t>
@@ -10549,26 +12154,61 @@
         </w:tabs>
       </w:pPr>
       <w:r>
-        <w:t xml:space="preserve">_create() </w:t>
+        <w:lastRenderedPageBreak/>
+        <w:t>_</w:t>
+      </w:r>
+      <w:proofErr w:type="spellStart"/>
+      <w:r>
+        <w:t>create</w:t>
+      </w:r>
+      <w:proofErr w:type="spellEnd"/>
+      <w:r>
+        <w:t xml:space="preserve">() </w:t>
       </w:r>
       <w:r>
         <w:t>-</w:t>
       </w:r>
       <w:r>
-        <w:t xml:space="preserve"> считывает значения из полей, вызывает функцию обратного вызова on_generate с параметрами и закрывает окно.</w:t>
-      </w:r>
-    </w:p>
-    <w:p>
-      <w:pPr>
-        <w:pStyle w:val="a1"/>
-      </w:pPr>
+        <w:t xml:space="preserve"> считывает значения из полей, вызывает функцию обратного вызова </w:t>
+      </w:r>
+      <w:proofErr w:type="spellStart"/>
+      <w:r>
+        <w:t>on_generate</w:t>
+      </w:r>
+      <w:proofErr w:type="spellEnd"/>
+      <w:r>
+        <w:t xml:space="preserve"> с параметрами и закрывает окно.</w:t>
+      </w:r>
+    </w:p>
+    <w:p>
+      <w:pPr>
+        <w:pStyle w:val="a1"/>
+      </w:pPr>
+      <w:proofErr w:type="spellStart"/>
       <w:r>
         <w:rPr>
           <w:b/>
           <w:bCs/>
         </w:rPr>
-        <w:t>class ManualInputDialog</w:t>
-      </w:r>
+        <w:t>class</w:t>
+      </w:r>
+      <w:proofErr w:type="spellEnd"/>
+      <w:r>
+        <w:rPr>
+          <w:b/>
+          <w:bCs/>
+        </w:rPr>
+        <w:t xml:space="preserve"> </w:t>
+      </w:r>
+      <w:proofErr w:type="spellStart"/>
+      <w:r>
+        <w:rPr>
+          <w:b/>
+          <w:bCs/>
+        </w:rPr>
+        <w:t>ManualInputDialog</w:t>
+      </w:r>
+      <w:proofErr w:type="spellEnd"/>
     </w:p>
     <w:p>
       <w:pPr>
@@ -10598,8 +12238,13 @@
           <w:tab w:val="left" w:pos="709"/>
         </w:tabs>
       </w:pPr>
-      <w:r>
-        <w:t xml:space="preserve">window </w:t>
+      <w:proofErr w:type="spellStart"/>
+      <w:r>
+        <w:t>window</w:t>
+      </w:r>
+      <w:proofErr w:type="spellEnd"/>
+      <w:r>
+        <w:t xml:space="preserve"> </w:t>
       </w:r>
       <w:r>
         <w:rPr>
@@ -10623,8 +12268,13 @@
           <w:tab w:val="left" w:pos="709"/>
         </w:tabs>
       </w:pPr>
-      <w:r>
-        <w:t xml:space="preserve">txt_input </w:t>
+      <w:proofErr w:type="spellStart"/>
+      <w:r>
+        <w:t>txt_input</w:t>
+      </w:r>
+      <w:proofErr w:type="spellEnd"/>
+      <w:r>
+        <w:t xml:space="preserve"> </w:t>
       </w:r>
       <w:r>
         <w:t xml:space="preserve">- </w:t>
@@ -10654,8 +12304,31 @@
         </w:tabs>
       </w:pPr>
       <w:r>
-        <w:lastRenderedPageBreak/>
-        <w:t xml:space="preserve">__init__(parent, on_save) </w:t>
+        <w:t>__</w:t>
+      </w:r>
+      <w:proofErr w:type="spellStart"/>
+      <w:r>
+        <w:t>init</w:t>
+      </w:r>
+      <w:proofErr w:type="spellEnd"/>
+      <w:r>
+        <w:t>__(</w:t>
+      </w:r>
+      <w:proofErr w:type="spellStart"/>
+      <w:r>
+        <w:t>parent</w:t>
+      </w:r>
+      <w:proofErr w:type="spellEnd"/>
+      <w:r>
+        <w:t xml:space="preserve">, </w:t>
+      </w:r>
+      <w:proofErr w:type="spellStart"/>
+      <w:r>
+        <w:t>on_save</w:t>
+      </w:r>
+      <w:proofErr w:type="spellEnd"/>
+      <w:r>
+        <w:t xml:space="preserve">) </w:t>
       </w:r>
       <w:r>
         <w:t>-</w:t>
@@ -10677,7 +12350,15 @@
         </w:tabs>
       </w:pPr>
       <w:r>
-        <w:t xml:space="preserve">_parse_and_save() </w:t>
+        <w:t>_</w:t>
+      </w:r>
+      <w:proofErr w:type="spellStart"/>
+      <w:r>
+        <w:t>parse_and_save</w:t>
+      </w:r>
+      <w:proofErr w:type="spellEnd"/>
+      <w:r>
+        <w:t xml:space="preserve">() </w:t>
       </w:r>
       <w:r>
         <w:t>-</w:t>
@@ -10695,13 +12376,37 @@
         <w:t>ый</w:t>
       </w:r>
       <w:r>
-        <w:t xml:space="preserve"> ввод: разбивает на строки, каждую строку разбивает на три части (u, v, w), преобразует к типам int и float. При ошибках формата выводит сообщение. При успешн</w:t>
+        <w:t xml:space="preserve"> ввод: разбивает на строки, каждую строку разбивает на три части (u, v, w), преобразует к типам </w:t>
+      </w:r>
+      <w:proofErr w:type="spellStart"/>
+      <w:r>
+        <w:t>int</w:t>
+      </w:r>
+      <w:proofErr w:type="spellEnd"/>
+      <w:r>
+        <w:t xml:space="preserve"> и </w:t>
+      </w:r>
+      <w:proofErr w:type="spellStart"/>
+      <w:r>
+        <w:t>float</w:t>
+      </w:r>
+      <w:proofErr w:type="spellEnd"/>
+      <w:r>
+        <w:t>. При ошибках формата выводит сообщение. При успешн</w:t>
       </w:r>
       <w:r>
         <w:t xml:space="preserve">ой обработке </w:t>
       </w:r>
       <w:r>
-        <w:t>вызывает on_save с полученным списком рёбер и закрывает окно.</w:t>
+        <w:t xml:space="preserve">вызывает </w:t>
+      </w:r>
+      <w:proofErr w:type="spellStart"/>
+      <w:r>
+        <w:t>on_save</w:t>
+      </w:r>
+      <w:proofErr w:type="spellEnd"/>
+      <w:r>
+        <w:t xml:space="preserve"> с полученным списком рёбер и закрывает окно.</w:t>
       </w:r>
     </w:p>
     <w:p>
@@ -10778,9 +12483,11 @@
         </w:numPr>
         <w:ind w:left="0" w:firstLine="709"/>
       </w:pPr>
+      <w:proofErr w:type="spellStart"/>
       <w:r>
         <w:t>Tkinter</w:t>
       </w:r>
+      <w:proofErr w:type="spellEnd"/>
       <w:r>
         <w:rPr>
           <w:b/>
@@ -10807,9 +12514,11 @@
           <w:caps/>
         </w:rPr>
       </w:pPr>
+      <w:proofErr w:type="spellStart"/>
       <w:r>
         <w:t>NetworkX</w:t>
       </w:r>
+      <w:proofErr w:type="spellEnd"/>
       <w:r>
         <w:rPr>
           <w:b/>
@@ -10844,12 +12553,14 @@
           <w:caps/>
         </w:rPr>
       </w:pPr>
+      <w:proofErr w:type="spellStart"/>
       <w:r>
         <w:rPr>
           <w:lang w:val="en-US"/>
         </w:rPr>
         <w:t>Pydantic</w:t>
       </w:r>
+      <w:proofErr w:type="spellEnd"/>
       <w:r>
         <w:rPr>
           <w:b/>
@@ -10919,7 +12630,15 @@
         <w:pStyle w:val="a1"/>
       </w:pPr>
       <w:r>
-        <w:t>По результатам работы учебная практика оценена на &lt;ваша_оценка&gt;.</w:t>
+        <w:t>По результатам работы учебная практика оценена на &lt;</w:t>
+      </w:r>
+      <w:proofErr w:type="spellStart"/>
+      <w:r>
+        <w:t>ваша_оценка</w:t>
+      </w:r>
+      <w:proofErr w:type="spellEnd"/>
+      <w:r>
+        <w:t>&gt;.</w:t>
       </w:r>
     </w:p>
     <w:p>
@@ -11047,66 +12766,212 @@
     <w:p>
       <w:pPr>
         <w:pStyle w:val="a1"/>
-      </w:pPr>
-      <w:r>
-        <w:t>В ходе выполнения практической работы была разработана полнофункциональная программная система для решения задачи поиска минимального остовного дерева взвешенного неориентированного графа с использованием генетического алгоритма.</w:t>
-      </w:r>
-    </w:p>
-    <w:p>
-      <w:pPr>
-        <w:pStyle w:val="a1"/>
-      </w:pPr>
-      <w:r>
-        <w:t>Ядро системы представлено модулями генетического алгоритма и операторов, реализующими полный цикл эволюционного процесса с использованием кодов Прюфера в качестве представления решений. Применение кодов Прюфера обеспечило корректность всех генерируемых решений на структурном уровне, исключив необходимость проверок на ацикличность и связность деревьев. Двухуровневая функция приспособленности с адаптивной системой штрафов обеспечивает постепенную эволюцию от невалидных решений к оптимальным. Алгоритм поддерживает гибкую настройку параметров, включая выбор типов селекции, скрещивания и мутации, механизм элитизма и адаптивный критерий сходимости. Система сохранения истории обеспечивает возможность отката к любому предыдущему поколению.</w:t>
-      </w:r>
-    </w:p>
-    <w:p>
-      <w:pPr>
-        <w:pStyle w:val="a1"/>
-      </w:pPr>
-      <w:r>
-        <w:t>Слой работы с данными построен на основе pydantic-схем, обеспечивающих строгую валидацию и целостность данных. Класс Graph</w:t>
-      </w:r>
-      <w:r>
-        <w:t xml:space="preserve"> </w:t>
-      </w:r>
-      <w:r>
-        <w:t>предоставляет полный набор методов для работы с графами, класс PruferCode</w:t>
-      </w:r>
-      <w:r>
-        <w:t xml:space="preserve"> </w:t>
-      </w:r>
-      <w:r>
-        <w:t>реализует алгоритмы кодирования и декодирования, классы GraphGenerator и FileIO обеспечивают генерацию тестовых данных и загрузку из файлов. Класс GraphManager объединяет функциональность в единый интерфейс, а HistoryManager предоставляет навигацию по истории эволюции.</w:t>
-      </w:r>
-    </w:p>
-    <w:p>
-      <w:pPr>
-        <w:pStyle w:val="a1"/>
-      </w:pPr>
-      <w:r>
-        <w:t xml:space="preserve">Графический интерфейс, разработанный с использованием tkinter, matplotlib и networkx, предоставляет интуитивный способ взаимодействия с системой. Класс GA_GUI реализует главное окно с модульной архитектурой, разделяя функциональность на специализированные компоненты: `ParameterFrame` для настройки параметров алгоритма, ControlButtons для управления процессом эволюции, StatisticsFrame для отображения метрик и </w:t>
-      </w:r>
+        <w:rPr>
+          <w:lang w:val="en-US"/>
+        </w:rPr>
+      </w:pPr>
+      <w:r>
+        <w:t xml:space="preserve">В ходе выполнения практической работы была разработана полнофункциональная программная система для решения задачи поиска минимального </w:t>
+      </w:r>
+      <w:proofErr w:type="spellStart"/>
+      <w:r>
+        <w:t>остовного</w:t>
+      </w:r>
+      <w:proofErr w:type="spellEnd"/>
+      <w:r>
+        <w:t xml:space="preserve"> дерева взвешенного неориентированного графа с использованием генетического алгоритма.</w:t>
+      </w:r>
+    </w:p>
+    <w:p>
+      <w:pPr>
+        <w:pStyle w:val="a1"/>
+        <w:rPr>
+          <w:lang w:val="en-US"/>
+        </w:rPr>
+      </w:pPr>
+      <w:r>
+        <w:t xml:space="preserve">Ядро системы представлено модулями генетического алгоритма и операторов, реализующими полный цикл эволюционного процесса с использованием кодов </w:t>
+      </w:r>
+      <w:proofErr w:type="spellStart"/>
+      <w:r>
+        <w:t>Прюфера</w:t>
+      </w:r>
+      <w:proofErr w:type="spellEnd"/>
+      <w:r>
+        <w:t xml:space="preserve"> в качестве представления решений. Применение кодов </w:t>
+      </w:r>
+      <w:proofErr w:type="spellStart"/>
+      <w:r>
+        <w:t>Прюфера</w:t>
+      </w:r>
+      <w:proofErr w:type="spellEnd"/>
+      <w:r>
+        <w:t xml:space="preserve"> обеспечило корректность всех генерируемых решений, исключив необходимость проверок на ацикличность деревьев. Двухуровневая функция приспособленности с системой штрафов обеспечивает эволюцию от </w:t>
+      </w:r>
+      <w:proofErr w:type="spellStart"/>
+      <w:r>
+        <w:t>невалидных</w:t>
+      </w:r>
+      <w:proofErr w:type="spellEnd"/>
+      <w:r>
+        <w:t xml:space="preserve"> решений к оптимальным. Алгоритм поддерживает гибкую настройку параметров, включая типы селекции, скрещивания и мутации, механизм </w:t>
+      </w:r>
+      <w:proofErr w:type="spellStart"/>
+      <w:r>
+        <w:t>элитизма</w:t>
+      </w:r>
+      <w:proofErr w:type="spellEnd"/>
+      <w:r>
+        <w:t xml:space="preserve"> и адаптивный критерий сходимости.</w:t>
+      </w:r>
+    </w:p>
+    <w:p>
+      <w:pPr>
+        <w:pStyle w:val="a1"/>
+        <w:rPr>
+          <w:lang w:val="en-US"/>
+        </w:rPr>
+      </w:pPr>
+      <w:r>
+        <w:t xml:space="preserve">Слой работы с данными построен на основе </w:t>
+      </w:r>
+      <w:proofErr w:type="spellStart"/>
+      <w:r>
+        <w:t>pydantic</w:t>
+      </w:r>
+      <w:proofErr w:type="spellEnd"/>
+      <w:r>
+        <w:t xml:space="preserve">-схем, обеспечивающих валидацию и целостность данных. Классы </w:t>
+      </w:r>
+      <w:proofErr w:type="spellStart"/>
+      <w:r>
+        <w:t>Graph</w:t>
+      </w:r>
+      <w:proofErr w:type="spellEnd"/>
+      <w:r>
+        <w:t xml:space="preserve">, </w:t>
+      </w:r>
+      <w:proofErr w:type="spellStart"/>
+      <w:r>
+        <w:t>PruferCode</w:t>
+      </w:r>
+      <w:proofErr w:type="spellEnd"/>
+      <w:r>
+        <w:t xml:space="preserve">, </w:t>
+      </w:r>
+      <w:proofErr w:type="spellStart"/>
+      <w:r>
+        <w:t>GraphGenerator</w:t>
+      </w:r>
+      <w:proofErr w:type="spellEnd"/>
+      <w:r>
+        <w:t xml:space="preserve"> и </w:t>
+      </w:r>
+      <w:proofErr w:type="spellStart"/>
+      <w:r>
+        <w:t>FileIO</w:t>
+      </w:r>
+      <w:proofErr w:type="spellEnd"/>
+      <w:r>
+        <w:t xml:space="preserve"> предоставляют полный функционал для работы с графами, их генерации и загрузки. Класс </w:t>
+      </w:r>
+      <w:proofErr w:type="spellStart"/>
+      <w:r>
+        <w:t>GraphManager</w:t>
+      </w:r>
+      <w:proofErr w:type="spellEnd"/>
+      <w:r>
+        <w:t xml:space="preserve"> объединяет функциональность в единый интерфейс.</w:t>
+      </w:r>
+    </w:p>
+    <w:p>
+      <w:pPr>
+        <w:pStyle w:val="a1"/>
+        <w:rPr>
+          <w:lang w:val="en-US"/>
+        </w:rPr>
+      </w:pPr>
+      <w:r>
+        <w:t xml:space="preserve">Графический интерфейс, разработанный с использованием </w:t>
+      </w:r>
+      <w:proofErr w:type="spellStart"/>
+      <w:r>
+        <w:t>tkinter</w:t>
+      </w:r>
+      <w:proofErr w:type="spellEnd"/>
+      <w:r>
+        <w:t xml:space="preserve">, </w:t>
+      </w:r>
+      <w:proofErr w:type="spellStart"/>
+      <w:r>
+        <w:t>matplotlib</w:t>
+      </w:r>
+      <w:proofErr w:type="spellEnd"/>
+      <w:r>
+        <w:t xml:space="preserve"> и </w:t>
+      </w:r>
+      <w:proofErr w:type="spellStart"/>
+      <w:r>
+        <w:t>networkx</w:t>
+      </w:r>
+      <w:proofErr w:type="spellEnd"/>
+      <w:r>
+        <w:t xml:space="preserve">, предоставляет интуитивный способ взаимодействия с системой. Интерфейс разделён на специализированные компоненты: </w:t>
+      </w:r>
+      <w:proofErr w:type="spellStart"/>
+      <w:r>
+        <w:t>ParameterFrame</w:t>
+      </w:r>
+      <w:proofErr w:type="spellEnd"/>
+      <w:r>
+        <w:t xml:space="preserve"> для настройки параметров, </w:t>
+      </w:r>
+      <w:proofErr w:type="spellStart"/>
+      <w:r>
+        <w:t>ControlButtons</w:t>
+      </w:r>
+      <w:proofErr w:type="spellEnd"/>
+      <w:r>
+        <w:t xml:space="preserve"> для управления эволюцией, </w:t>
+      </w:r>
+      <w:proofErr w:type="spellStart"/>
+      <w:r>
+        <w:t>StatisticsFrame</w:t>
+      </w:r>
+      <w:proofErr w:type="spellEnd"/>
+      <w:r>
+        <w:t xml:space="preserve"> для отображения метрик и графика сходимости. Система поддерживает три способа создания графов: загрузку из файла, генерацию случайных графов и ручной ввод рёбер. Класс </w:t>
+      </w:r>
+      <w:proofErr w:type="spellStart"/>
+      <w:r>
+        <w:t>GraphDrawer</w:t>
+      </w:r>
+      <w:proofErr w:type="spellEnd"/>
+      <w:r>
+        <w:t xml:space="preserve"> обеспечивает визуализацию с выделением рёбер МОД и отображением любой особи из популяции. Интерфейс предоставляет пошаговое выполнение, автоматическое проигрывание и быстрый переход к результату.</w:t>
+      </w:r>
+    </w:p>
+    <w:p>
+      <w:pPr>
+        <w:pStyle w:val="a1"/>
+      </w:pPr>
       <w:r>
         <w:lastRenderedPageBreak/>
-        <w:t>графика сходимости. Система поддерживает три способа создания графов: загрузку из файла через FileIO, генерацию случайных графов через диалог GenerateGraphDialog и ручной ввод рёбер через ManualInputDialog. Класс GraphDrawer обеспечивает визуализацию графов с выделением рёбер минимального остовного дерева и поддерживает отображение любой выбранной особи из популяции через интерактивный селектор. Интерфейс предоставляет полный контроль над процессом эволюции: пошаговое выполнение вперёд и назад с использованием механизма отката, автоматическое проигрывание с настраиваемой задержкой и быстрый переход к конечному поколению. Встроенная система логирования записывает все ключевые события, а график сходимости в реальном времени отображает динамику лучшего fitness, позволяя визуально оценивать прогресс оптимизации.</w:t>
-      </w:r>
-    </w:p>
-    <w:p>
-      <w:pPr>
-        <w:pStyle w:val="a1"/>
-      </w:pPr>
-      <w:r>
-        <w:t>Разработанная система успешно прошла тестирование на различных графах, демонстрируя способность находить минимальные остовные деревья для связных взвешенных графов различной сложности. Модульная архитектура обеспечивает лёгкость расширения функциональности и добавления новых операторов. Использование современных практик разработки, включая строгую типизацию, валидацию данных и разделение ответственности между классами, гарантирует поддерживаемость системы.</w:t>
-      </w:r>
-    </w:p>
-    <w:p>
-      <w:pPr>
-        <w:pStyle w:val="a1"/>
-      </w:pPr>
-      <w:r>
-        <w:t>Полученные результаты подтверждают эффективность применения генетических алгоритмов для решения задачи поиска минимального остовного дерева. Система может использоваться в образовательных целях для изучения эволюционных алгоритмов и в качестве основы для решения практических задач оптимизации сетевых структур. Реализованный функционал визуализации делает систему особенно ценной для исследовательских целей, позволяя детально изучать динамику генетического алгоритма и влияние различных параметров на качество и скорость сходимости к оптимальному решению.</w:t>
-      </w:r>
+        <w:t xml:space="preserve">Разработанная система успешно прошла тестирование на графах различной сложности. Модульная архитектура и использование современных практик разработки обеспечивают </w:t>
+      </w:r>
+      <w:proofErr w:type="spellStart"/>
+      <w:r>
+        <w:t>поддерживаемость</w:t>
+      </w:r>
+      <w:proofErr w:type="spellEnd"/>
+      <w:r>
+        <w:t xml:space="preserve"> и расширяемость системы. Полученные результаты подтверждают эффективность применения генетических алгоритмов для решения задачи поиска МОД. Система может использоваться в образовательных целях для изучения эволюционных алгоритмов и в качестве основы для решения практических задач оптимизации сетевых структур.</w:t>
+      </w:r>
+    </w:p>
+    <w:p>
+      <w:pPr>
+        <w:pStyle w:val="a1"/>
+      </w:pPr>
       <w:r>
         <w:br w:type="page"/>
       </w:r>
@@ -11143,7 +13008,21 @@
         <w:rPr>
           <w:lang w:val="en-US"/>
         </w:rPr>
-        <w:t>The State of the Octoverse [</w:t>
+        <w:t xml:space="preserve">The State of the </w:t>
+      </w:r>
+      <w:proofErr w:type="spellStart"/>
+      <w:r>
+        <w:rPr>
+          <w:lang w:val="en-US"/>
+        </w:rPr>
+        <w:t>Octoverse</w:t>
+      </w:r>
+      <w:proofErr w:type="spellEnd"/>
+      <w:r>
+        <w:rPr>
+          <w:lang w:val="en-US"/>
+        </w:rPr>
+        <w:t xml:space="preserve"> [</w:t>
       </w:r>
       <w:r>
         <w:t>Электронный</w:t>
@@ -11201,14 +13080,27 @@
           <w:numId w:val="3"/>
         </w:numPr>
       </w:pPr>
-      <w:r>
-        <w:t>Вирсански Э.</w:t>
+      <w:proofErr w:type="spellStart"/>
+      <w:r>
+        <w:t>Вирсански</w:t>
+      </w:r>
+      <w:proofErr w:type="spellEnd"/>
+      <w:r>
+        <w:t xml:space="preserve"> Э.</w:t>
       </w:r>
       <w:r>
         <w:t xml:space="preserve"> </w:t>
       </w:r>
       <w:r>
-        <w:t>В52 Генетические алгоритмы на Python / пер. с англ. А. А. Слинкина. – М.:</w:t>
+        <w:t xml:space="preserve">В52 Генетические алгоритмы на Python / пер. с англ. А. А. </w:t>
+      </w:r>
+      <w:proofErr w:type="spellStart"/>
+      <w:r>
+        <w:t>Слинкина</w:t>
+      </w:r>
+      <w:proofErr w:type="spellEnd"/>
+      <w:r>
+        <w:t>. – М.:</w:t>
       </w:r>
     </w:p>
     <w:p>
@@ -11220,7 +13112,15 @@
         </w:numPr>
       </w:pPr>
       <w:r>
-        <w:t>ДМК Пресс, 2020. – 286 с.: ил.Панченко, Т. В. Генетические алгоритмы [Текст] : учебно-методическое</w:t>
+        <w:t xml:space="preserve">ДМК Пресс, 2020. – 286 с.: </w:t>
+      </w:r>
+      <w:proofErr w:type="spellStart"/>
+      <w:r>
+        <w:t>ил.Панченко</w:t>
+      </w:r>
+      <w:proofErr w:type="spellEnd"/>
+      <w:r>
+        <w:t>, Т. В. Генетические алгоритмы [Текст] : учебно-методическое</w:t>
       </w:r>
       <w:r>
         <w:t xml:space="preserve"> </w:t>
@@ -11246,11 +13146,19 @@
           <w:lang w:val="en-US"/>
         </w:rPr>
       </w:pPr>
-      <w:r>
-        <w:rPr>
-          <w:lang w:val="en-US"/>
-        </w:rPr>
-        <w:t xml:space="preserve">Tkinter Documentation. Python Software Foundation. – </w:t>
+      <w:proofErr w:type="spellStart"/>
+      <w:r>
+        <w:rPr>
+          <w:lang w:val="en-US"/>
+        </w:rPr>
+        <w:t>Tkinter</w:t>
+      </w:r>
+      <w:proofErr w:type="spellEnd"/>
+      <w:r>
+        <w:rPr>
+          <w:lang w:val="en-US"/>
+        </w:rPr>
+        <w:t xml:space="preserve"> Documentation. Python Software Foundation. – </w:t>
       </w:r>
       <w:r>
         <w:t>Режим</w:t>
@@ -11291,11 +13199,19 @@
           <w:lang w:val="en-US"/>
         </w:rPr>
       </w:pPr>
-      <w:r>
-        <w:rPr>
-          <w:lang w:val="en-US"/>
-        </w:rPr>
-        <w:t xml:space="preserve">Pydantic Documentation. – </w:t>
+      <w:proofErr w:type="spellStart"/>
+      <w:r>
+        <w:rPr>
+          <w:lang w:val="en-US"/>
+        </w:rPr>
+        <w:t>Pydantic</w:t>
+      </w:r>
+      <w:proofErr w:type="spellEnd"/>
+      <w:r>
+        <w:rPr>
+          <w:lang w:val="en-US"/>
+        </w:rPr>
+        <w:t xml:space="preserve"> Documentation. – </w:t>
       </w:r>
       <w:r>
         <w:t>Режим</w:t>
@@ -11336,11 +13252,19 @@
           <w:lang w:val="en-US"/>
         </w:rPr>
       </w:pPr>
-      <w:r>
-        <w:rPr>
-          <w:lang w:val="en-US"/>
-        </w:rPr>
-        <w:t xml:space="preserve">NetworkX Documentation. – </w:t>
+      <w:proofErr w:type="spellStart"/>
+      <w:r>
+        <w:rPr>
+          <w:lang w:val="en-US"/>
+        </w:rPr>
+        <w:t>NetworkX</w:t>
+      </w:r>
+      <w:proofErr w:type="spellEnd"/>
+      <w:r>
+        <w:rPr>
+          <w:lang w:val="en-US"/>
+        </w:rPr>
+        <w:t xml:space="preserve"> Documentation. – </w:t>
       </w:r>
       <w:r>
         <w:t>Режим</w:t>
@@ -12336,6 +14260,182 @@
     </w:lvl>
   </w:abstractNum>
   <w:abstractNum w:abstractNumId="6" w15:restartNumberingAfterBreak="0">
+    <w:nsid w:val="1579040E"/>
+    <w:multiLevelType w:val="hybridMultilevel"/>
+    <w:tmpl w:val="7BD07F0E"/>
+    <w:lvl w:ilvl="0" w:tplc="0419000F">
+      <w:start w:val="1"/>
+      <w:numFmt w:val="decimal"/>
+      <w:lvlText w:val="%1."/>
+      <w:lvlJc w:val="left"/>
+      <w:pPr>
+        <w:ind w:left="1429" w:hanging="360"/>
+      </w:pPr>
+    </w:lvl>
+    <w:lvl w:ilvl="1" w:tplc="04190019" w:tentative="1">
+      <w:start w:val="1"/>
+      <w:numFmt w:val="lowerLetter"/>
+      <w:lvlText w:val="%2."/>
+      <w:lvlJc w:val="left"/>
+      <w:pPr>
+        <w:ind w:left="2149" w:hanging="360"/>
+      </w:pPr>
+    </w:lvl>
+    <w:lvl w:ilvl="2" w:tplc="0419001B" w:tentative="1">
+      <w:start w:val="1"/>
+      <w:numFmt w:val="lowerRoman"/>
+      <w:lvlText w:val="%3."/>
+      <w:lvlJc w:val="right"/>
+      <w:pPr>
+        <w:ind w:left="2869" w:hanging="180"/>
+      </w:pPr>
+    </w:lvl>
+    <w:lvl w:ilvl="3" w:tplc="0419000F" w:tentative="1">
+      <w:start w:val="1"/>
+      <w:numFmt w:val="decimal"/>
+      <w:lvlText w:val="%4."/>
+      <w:lvlJc w:val="left"/>
+      <w:pPr>
+        <w:ind w:left="3589" w:hanging="360"/>
+      </w:pPr>
+    </w:lvl>
+    <w:lvl w:ilvl="4" w:tplc="04190019" w:tentative="1">
+      <w:start w:val="1"/>
+      <w:numFmt w:val="lowerLetter"/>
+      <w:lvlText w:val="%5."/>
+      <w:lvlJc w:val="left"/>
+      <w:pPr>
+        <w:ind w:left="4309" w:hanging="360"/>
+      </w:pPr>
+    </w:lvl>
+    <w:lvl w:ilvl="5" w:tplc="0419001B" w:tentative="1">
+      <w:start w:val="1"/>
+      <w:numFmt w:val="lowerRoman"/>
+      <w:lvlText w:val="%6."/>
+      <w:lvlJc w:val="right"/>
+      <w:pPr>
+        <w:ind w:left="5029" w:hanging="180"/>
+      </w:pPr>
+    </w:lvl>
+    <w:lvl w:ilvl="6" w:tplc="0419000F" w:tentative="1">
+      <w:start w:val="1"/>
+      <w:numFmt w:val="decimal"/>
+      <w:lvlText w:val="%7."/>
+      <w:lvlJc w:val="left"/>
+      <w:pPr>
+        <w:ind w:left="5749" w:hanging="360"/>
+      </w:pPr>
+    </w:lvl>
+    <w:lvl w:ilvl="7" w:tplc="04190019" w:tentative="1">
+      <w:start w:val="1"/>
+      <w:numFmt w:val="lowerLetter"/>
+      <w:lvlText w:val="%8."/>
+      <w:lvlJc w:val="left"/>
+      <w:pPr>
+        <w:ind w:left="6469" w:hanging="360"/>
+      </w:pPr>
+    </w:lvl>
+    <w:lvl w:ilvl="8" w:tplc="0419001B" w:tentative="1">
+      <w:start w:val="1"/>
+      <w:numFmt w:val="lowerRoman"/>
+      <w:lvlText w:val="%9."/>
+      <w:lvlJc w:val="right"/>
+      <w:pPr>
+        <w:ind w:left="7189" w:hanging="180"/>
+      </w:pPr>
+    </w:lvl>
+  </w:abstractNum>
+  <w:abstractNum w:abstractNumId="7" w15:restartNumberingAfterBreak="0">
+    <w:nsid w:val="1710004C"/>
+    <w:multiLevelType w:val="hybridMultilevel"/>
+    <w:tmpl w:val="87983AC8"/>
+    <w:lvl w:ilvl="0" w:tplc="B12EA724">
+      <w:start w:val="1"/>
+      <w:numFmt w:val="decimal"/>
+      <w:suff w:val="space"/>
+      <w:lvlText w:val="%1."/>
+      <w:lvlJc w:val="left"/>
+      <w:pPr>
+        <w:ind w:left="1069" w:hanging="360"/>
+      </w:pPr>
+      <w:rPr>
+        <w:rFonts w:hint="default"/>
+      </w:rPr>
+    </w:lvl>
+    <w:lvl w:ilvl="1" w:tplc="04190019" w:tentative="1">
+      <w:start w:val="1"/>
+      <w:numFmt w:val="lowerLetter"/>
+      <w:lvlText w:val="%2."/>
+      <w:lvlJc w:val="left"/>
+      <w:pPr>
+        <w:ind w:left="1789" w:hanging="360"/>
+      </w:pPr>
+    </w:lvl>
+    <w:lvl w:ilvl="2" w:tplc="0419001B" w:tentative="1">
+      <w:start w:val="1"/>
+      <w:numFmt w:val="lowerRoman"/>
+      <w:lvlText w:val="%3."/>
+      <w:lvlJc w:val="right"/>
+      <w:pPr>
+        <w:ind w:left="2509" w:hanging="180"/>
+      </w:pPr>
+    </w:lvl>
+    <w:lvl w:ilvl="3" w:tplc="0419000F" w:tentative="1">
+      <w:start w:val="1"/>
+      <w:numFmt w:val="decimal"/>
+      <w:lvlText w:val="%4."/>
+      <w:lvlJc w:val="left"/>
+      <w:pPr>
+        <w:ind w:left="3229" w:hanging="360"/>
+      </w:pPr>
+    </w:lvl>
+    <w:lvl w:ilvl="4" w:tplc="04190019" w:tentative="1">
+      <w:start w:val="1"/>
+      <w:numFmt w:val="lowerLetter"/>
+      <w:lvlText w:val="%5."/>
+      <w:lvlJc w:val="left"/>
+      <w:pPr>
+        <w:ind w:left="3949" w:hanging="360"/>
+      </w:pPr>
+    </w:lvl>
+    <w:lvl w:ilvl="5" w:tplc="0419001B" w:tentative="1">
+      <w:start w:val="1"/>
+      <w:numFmt w:val="lowerRoman"/>
+      <w:lvlText w:val="%6."/>
+      <w:lvlJc w:val="right"/>
+      <w:pPr>
+        <w:ind w:left="4669" w:hanging="180"/>
+      </w:pPr>
+    </w:lvl>
+    <w:lvl w:ilvl="6" w:tplc="0419000F" w:tentative="1">
+      <w:start w:val="1"/>
+      <w:numFmt w:val="decimal"/>
+      <w:lvlText w:val="%7."/>
+      <w:lvlJc w:val="left"/>
+      <w:pPr>
+        <w:ind w:left="5389" w:hanging="360"/>
+      </w:pPr>
+    </w:lvl>
+    <w:lvl w:ilvl="7" w:tplc="04190019" w:tentative="1">
+      <w:start w:val="1"/>
+      <w:numFmt w:val="lowerLetter"/>
+      <w:lvlText w:val="%8."/>
+      <w:lvlJc w:val="left"/>
+      <w:pPr>
+        <w:ind w:left="6109" w:hanging="360"/>
+      </w:pPr>
+    </w:lvl>
+    <w:lvl w:ilvl="8" w:tplc="0419001B" w:tentative="1">
+      <w:start w:val="1"/>
+      <w:numFmt w:val="lowerRoman"/>
+      <w:lvlText w:val="%9."/>
+      <w:lvlJc w:val="right"/>
+      <w:pPr>
+        <w:ind w:left="6829" w:hanging="180"/>
+      </w:pPr>
+    </w:lvl>
+  </w:abstractNum>
+  <w:abstractNum w:abstractNumId="8" w15:restartNumberingAfterBreak="0">
     <w:nsid w:val="1D6C73E1"/>
     <w:multiLevelType w:val="hybridMultilevel"/>
     <w:tmpl w:val="BB88E472"/>
@@ -12448,7 +14548,7 @@
       </w:rPr>
     </w:lvl>
   </w:abstractNum>
-  <w:abstractNum w:abstractNumId="7" w15:restartNumberingAfterBreak="0">
+  <w:abstractNum w:abstractNumId="9" w15:restartNumberingAfterBreak="0">
     <w:nsid w:val="1DC424C2"/>
     <w:multiLevelType w:val="multilevel"/>
     <w:tmpl w:val="99CE0900"/>
@@ -12597,7 +14697,7 @@
       </w:rPr>
     </w:lvl>
   </w:abstractNum>
-  <w:abstractNum w:abstractNumId="8" w15:restartNumberingAfterBreak="0">
+  <w:abstractNum w:abstractNumId="10" w15:restartNumberingAfterBreak="0">
     <w:nsid w:val="206863BB"/>
     <w:multiLevelType w:val="multilevel"/>
     <w:tmpl w:val="6EAAF940"/>
@@ -12746,7 +14846,7 @@
       </w:rPr>
     </w:lvl>
   </w:abstractNum>
-  <w:abstractNum w:abstractNumId="9" w15:restartNumberingAfterBreak="0">
+  <w:abstractNum w:abstractNumId="11" w15:restartNumberingAfterBreak="0">
     <w:nsid w:val="233F6D63"/>
     <w:multiLevelType w:val="multilevel"/>
     <w:tmpl w:val="6538ACE6"/>
@@ -12895,7 +14995,7 @@
       </w:rPr>
     </w:lvl>
   </w:abstractNum>
-  <w:abstractNum w:abstractNumId="10" w15:restartNumberingAfterBreak="0">
+  <w:abstractNum w:abstractNumId="12" w15:restartNumberingAfterBreak="0">
     <w:nsid w:val="24A63352"/>
     <w:multiLevelType w:val="multilevel"/>
     <w:tmpl w:val="04EE963A"/>
@@ -13044,7 +15144,7 @@
       </w:rPr>
     </w:lvl>
   </w:abstractNum>
-  <w:abstractNum w:abstractNumId="11" w15:restartNumberingAfterBreak="0">
+  <w:abstractNum w:abstractNumId="13" w15:restartNumberingAfterBreak="0">
     <w:nsid w:val="2678056B"/>
     <w:multiLevelType w:val="multilevel"/>
     <w:tmpl w:val="1CFE8E1A"/>
@@ -13157,7 +15257,7 @@
       </w:pPr>
     </w:lvl>
   </w:abstractNum>
-  <w:abstractNum w:abstractNumId="12" w15:restartNumberingAfterBreak="0">
+  <w:abstractNum w:abstractNumId="14" w15:restartNumberingAfterBreak="0">
     <w:nsid w:val="292E0116"/>
     <w:multiLevelType w:val="multilevel"/>
     <w:tmpl w:val="930CCD20"/>
@@ -13306,7 +15406,7 @@
       </w:rPr>
     </w:lvl>
   </w:abstractNum>
-  <w:abstractNum w:abstractNumId="13" w15:restartNumberingAfterBreak="0">
+  <w:abstractNum w:abstractNumId="15" w15:restartNumberingAfterBreak="0">
     <w:nsid w:val="2D66705F"/>
     <w:multiLevelType w:val="multilevel"/>
     <w:tmpl w:val="8BBACC14"/>
@@ -13428,7 +15528,7 @@
       </w:pPr>
     </w:lvl>
   </w:abstractNum>
-  <w:abstractNum w:abstractNumId="14" w15:restartNumberingAfterBreak="0">
+  <w:abstractNum w:abstractNumId="16" w15:restartNumberingAfterBreak="0">
     <w:nsid w:val="2E010B8A"/>
     <w:multiLevelType w:val="multilevel"/>
     <w:tmpl w:val="DBCE0E06"/>
@@ -13577,7 +15677,7 @@
       </w:rPr>
     </w:lvl>
   </w:abstractNum>
-  <w:abstractNum w:abstractNumId="15" w15:restartNumberingAfterBreak="0">
+  <w:abstractNum w:abstractNumId="17" w15:restartNumberingAfterBreak="0">
     <w:nsid w:val="2EFA6622"/>
     <w:multiLevelType w:val="multilevel"/>
     <w:tmpl w:val="EE7EF9A0"/>
@@ -13717,7 +15817,7 @@
       </w:rPr>
     </w:lvl>
   </w:abstractNum>
-  <w:abstractNum w:abstractNumId="16" w15:restartNumberingAfterBreak="0">
+  <w:abstractNum w:abstractNumId="18" w15:restartNumberingAfterBreak="0">
     <w:nsid w:val="2F3377FA"/>
     <w:multiLevelType w:val="hybridMultilevel"/>
     <w:tmpl w:val="2736CF1E"/>
@@ -13830,7 +15930,7 @@
       </w:rPr>
     </w:lvl>
   </w:abstractNum>
-  <w:abstractNum w:abstractNumId="17" w15:restartNumberingAfterBreak="0">
+  <w:abstractNum w:abstractNumId="19" w15:restartNumberingAfterBreak="0">
     <w:nsid w:val="34AC6C1E"/>
     <w:multiLevelType w:val="hybridMultilevel"/>
     <w:tmpl w:val="6AFEED98"/>
@@ -13943,7 +16043,7 @@
       </w:rPr>
     </w:lvl>
   </w:abstractNum>
-  <w:abstractNum w:abstractNumId="18" w15:restartNumberingAfterBreak="0">
+  <w:abstractNum w:abstractNumId="20" w15:restartNumberingAfterBreak="0">
     <w:nsid w:val="34B54E4C"/>
     <w:multiLevelType w:val="multilevel"/>
     <w:tmpl w:val="0E4CDB12"/>
@@ -14066,7 +16166,7 @@
       </w:pPr>
     </w:lvl>
   </w:abstractNum>
-  <w:abstractNum w:abstractNumId="19" w15:restartNumberingAfterBreak="0">
+  <w:abstractNum w:abstractNumId="21" w15:restartNumberingAfterBreak="0">
     <w:nsid w:val="372F50C9"/>
     <w:multiLevelType w:val="multilevel"/>
     <w:tmpl w:val="D55815DE"/>
@@ -14215,7 +16315,7 @@
       </w:rPr>
     </w:lvl>
   </w:abstractNum>
-  <w:abstractNum w:abstractNumId="20" w15:restartNumberingAfterBreak="0">
+  <w:abstractNum w:abstractNumId="22" w15:restartNumberingAfterBreak="0">
     <w:nsid w:val="3AB152AE"/>
     <w:multiLevelType w:val="multilevel"/>
     <w:tmpl w:val="2E284078"/>
@@ -14364,7 +16464,7 @@
       </w:rPr>
     </w:lvl>
   </w:abstractNum>
-  <w:abstractNum w:abstractNumId="21" w15:restartNumberingAfterBreak="0">
+  <w:abstractNum w:abstractNumId="23" w15:restartNumberingAfterBreak="0">
     <w:nsid w:val="3C541D42"/>
     <w:multiLevelType w:val="hybridMultilevel"/>
     <w:tmpl w:val="4BD4883A"/>
@@ -14477,7 +16577,7 @@
       </w:rPr>
     </w:lvl>
   </w:abstractNum>
-  <w:abstractNum w:abstractNumId="22" w15:restartNumberingAfterBreak="0">
+  <w:abstractNum w:abstractNumId="24" w15:restartNumberingAfterBreak="0">
     <w:nsid w:val="3E4C2051"/>
     <w:multiLevelType w:val="multilevel"/>
     <w:tmpl w:val="1A324A34"/>
@@ -14626,7 +16726,7 @@
       </w:rPr>
     </w:lvl>
   </w:abstractNum>
-  <w:abstractNum w:abstractNumId="23" w15:restartNumberingAfterBreak="0">
+  <w:abstractNum w:abstractNumId="25" w15:restartNumberingAfterBreak="0">
     <w:nsid w:val="466A23A3"/>
     <w:multiLevelType w:val="hybridMultilevel"/>
     <w:tmpl w:val="13760C60"/>
@@ -14739,7 +16839,7 @@
       </w:rPr>
     </w:lvl>
   </w:abstractNum>
-  <w:abstractNum w:abstractNumId="24" w15:restartNumberingAfterBreak="0">
+  <w:abstractNum w:abstractNumId="26" w15:restartNumberingAfterBreak="0">
     <w:nsid w:val="4CC03190"/>
     <w:multiLevelType w:val="multilevel"/>
     <w:tmpl w:val="1CCE7360"/>
@@ -14888,7 +16988,7 @@
       </w:rPr>
     </w:lvl>
   </w:abstractNum>
-  <w:abstractNum w:abstractNumId="25" w15:restartNumberingAfterBreak="0">
+  <w:abstractNum w:abstractNumId="27" w15:restartNumberingAfterBreak="0">
     <w:nsid w:val="4E112771"/>
     <w:multiLevelType w:val="multilevel"/>
     <w:tmpl w:val="9E887894"/>
@@ -15037,7 +17137,7 @@
       </w:rPr>
     </w:lvl>
   </w:abstractNum>
-  <w:abstractNum w:abstractNumId="26" w15:restartNumberingAfterBreak="0">
+  <w:abstractNum w:abstractNumId="28" w15:restartNumberingAfterBreak="0">
     <w:nsid w:val="4FA112D5"/>
     <w:multiLevelType w:val="hybridMultilevel"/>
     <w:tmpl w:val="D3284296"/>
@@ -15150,7 +17250,7 @@
       </w:rPr>
     </w:lvl>
   </w:abstractNum>
-  <w:abstractNum w:abstractNumId="27" w15:restartNumberingAfterBreak="0">
+  <w:abstractNum w:abstractNumId="29" w15:restartNumberingAfterBreak="0">
     <w:nsid w:val="54563F10"/>
     <w:multiLevelType w:val="multilevel"/>
     <w:tmpl w:val="1E2E4C4A"/>
@@ -15299,7 +17399,7 @@
       </w:rPr>
     </w:lvl>
   </w:abstractNum>
-  <w:abstractNum w:abstractNumId="28" w15:restartNumberingAfterBreak="0">
+  <w:abstractNum w:abstractNumId="30" w15:restartNumberingAfterBreak="0">
     <w:nsid w:val="5E3F4E91"/>
     <w:multiLevelType w:val="hybridMultilevel"/>
     <w:tmpl w:val="CFC8DB72"/>
@@ -15412,7 +17512,7 @@
       </w:rPr>
     </w:lvl>
   </w:abstractNum>
-  <w:abstractNum w:abstractNumId="29" w15:restartNumberingAfterBreak="0">
+  <w:abstractNum w:abstractNumId="31" w15:restartNumberingAfterBreak="0">
     <w:nsid w:val="5FCD7DF7"/>
     <w:multiLevelType w:val="hybridMultilevel"/>
     <w:tmpl w:val="108A03D2"/>
@@ -15501,7 +17601,7 @@
       </w:pPr>
     </w:lvl>
   </w:abstractNum>
-  <w:abstractNum w:abstractNumId="30" w15:restartNumberingAfterBreak="0">
+  <w:abstractNum w:abstractNumId="32" w15:restartNumberingAfterBreak="0">
     <w:nsid w:val="6A992D2A"/>
     <w:multiLevelType w:val="multilevel"/>
     <w:tmpl w:val="B79EB740"/>
@@ -15650,7 +17750,7 @@
       </w:rPr>
     </w:lvl>
   </w:abstractNum>
-  <w:abstractNum w:abstractNumId="31" w15:restartNumberingAfterBreak="0">
+  <w:abstractNum w:abstractNumId="33" w15:restartNumberingAfterBreak="0">
     <w:nsid w:val="6B893E03"/>
     <w:multiLevelType w:val="hybridMultilevel"/>
     <w:tmpl w:val="8D823510"/>
@@ -15763,7 +17863,7 @@
       </w:rPr>
     </w:lvl>
   </w:abstractNum>
-  <w:abstractNum w:abstractNumId="32" w15:restartNumberingAfterBreak="0">
+  <w:abstractNum w:abstractNumId="34" w15:restartNumberingAfterBreak="0">
     <w:nsid w:val="72B01073"/>
     <w:multiLevelType w:val="hybridMultilevel"/>
     <w:tmpl w:val="07E2BAF2"/>
@@ -15876,7 +17976,7 @@
       </w:rPr>
     </w:lvl>
   </w:abstractNum>
-  <w:abstractNum w:abstractNumId="33" w15:restartNumberingAfterBreak="0">
+  <w:abstractNum w:abstractNumId="35" w15:restartNumberingAfterBreak="0">
     <w:nsid w:val="74617625"/>
     <w:multiLevelType w:val="multilevel"/>
     <w:tmpl w:val="940E750C"/>
@@ -16017,7 +18117,7 @@
       </w:rPr>
     </w:lvl>
   </w:abstractNum>
-  <w:abstractNum w:abstractNumId="34" w15:restartNumberingAfterBreak="0">
+  <w:abstractNum w:abstractNumId="36" w15:restartNumberingAfterBreak="0">
     <w:nsid w:val="7A130554"/>
     <w:multiLevelType w:val="multilevel"/>
     <w:tmpl w:val="2FCAB352"/>
@@ -16166,7 +18266,7 @@
       </w:rPr>
     </w:lvl>
   </w:abstractNum>
-  <w:abstractNum w:abstractNumId="35" w15:restartNumberingAfterBreak="0">
+  <w:abstractNum w:abstractNumId="37" w15:restartNumberingAfterBreak="0">
     <w:nsid w:val="7A846A38"/>
     <w:multiLevelType w:val="multilevel"/>
     <w:tmpl w:val="6958E6E8"/>
@@ -16319,109 +18419,115 @@
     <w:abstractNumId w:val="1"/>
   </w:num>
   <w:num w:numId="2" w16cid:durableId="638418930">
-    <w:abstractNumId w:val="18"/>
+    <w:abstractNumId w:val="20"/>
   </w:num>
   <w:num w:numId="3" w16cid:durableId="510141633">
-    <w:abstractNumId w:val="11"/>
+    <w:abstractNumId w:val="13"/>
   </w:num>
   <w:num w:numId="4" w16cid:durableId="1270119905">
-    <w:abstractNumId w:val="33"/>
+    <w:abstractNumId w:val="35"/>
   </w:num>
   <w:num w:numId="5" w16cid:durableId="1337726807">
+    <w:abstractNumId w:val="17"/>
+  </w:num>
+  <w:num w:numId="6" w16cid:durableId="1574852934">
     <w:abstractNumId w:val="15"/>
   </w:num>
-  <w:num w:numId="6" w16cid:durableId="1574852934">
-    <w:abstractNumId w:val="13"/>
-  </w:num>
   <w:num w:numId="7" w16cid:durableId="839850239">
-    <w:abstractNumId w:val="29"/>
+    <w:abstractNumId w:val="31"/>
   </w:num>
   <w:num w:numId="8" w16cid:durableId="191265496">
-    <w:abstractNumId w:val="22"/>
+    <w:abstractNumId w:val="24"/>
   </w:num>
   <w:num w:numId="9" w16cid:durableId="120802823">
     <w:abstractNumId w:val="4"/>
   </w:num>
   <w:num w:numId="10" w16cid:durableId="1521578025">
+    <w:abstractNumId w:val="10"/>
+  </w:num>
+  <w:num w:numId="11" w16cid:durableId="141969323">
     <w:abstractNumId w:val="8"/>
   </w:num>
-  <w:num w:numId="11" w16cid:durableId="141969323">
-    <w:abstractNumId w:val="6"/>
-  </w:num>
   <w:num w:numId="12" w16cid:durableId="291442044">
-    <w:abstractNumId w:val="32"/>
+    <w:abstractNumId w:val="34"/>
   </w:num>
   <w:num w:numId="13" w16cid:durableId="1005208238">
-    <w:abstractNumId w:val="26"/>
+    <w:abstractNumId w:val="28"/>
   </w:num>
   <w:num w:numId="14" w16cid:durableId="873931648">
-    <w:abstractNumId w:val="16"/>
+    <w:abstractNumId w:val="18"/>
   </w:num>
   <w:num w:numId="15" w16cid:durableId="1528829771">
-    <w:abstractNumId w:val="23"/>
+    <w:abstractNumId w:val="25"/>
   </w:num>
   <w:num w:numId="16" w16cid:durableId="990718391">
     <w:abstractNumId w:val="2"/>
   </w:num>
   <w:num w:numId="17" w16cid:durableId="204414863">
-    <w:abstractNumId w:val="31"/>
+    <w:abstractNumId w:val="33"/>
   </w:num>
   <w:num w:numId="18" w16cid:durableId="1984196013">
-    <w:abstractNumId w:val="28"/>
+    <w:abstractNumId w:val="30"/>
   </w:num>
   <w:num w:numId="19" w16cid:durableId="830171277">
-    <w:abstractNumId w:val="21"/>
+    <w:abstractNumId w:val="23"/>
   </w:num>
   <w:num w:numId="20" w16cid:durableId="326443064">
-    <w:abstractNumId w:val="17"/>
+    <w:abstractNumId w:val="19"/>
   </w:num>
   <w:num w:numId="21" w16cid:durableId="1340423431">
-    <w:abstractNumId w:val="24"/>
+    <w:abstractNumId w:val="26"/>
   </w:num>
   <w:num w:numId="22" w16cid:durableId="2049067005">
-    <w:abstractNumId w:val="35"/>
+    <w:abstractNumId w:val="37"/>
   </w:num>
   <w:num w:numId="23" w16cid:durableId="2000111477">
-    <w:abstractNumId w:val="34"/>
+    <w:abstractNumId w:val="36"/>
   </w:num>
   <w:num w:numId="24" w16cid:durableId="28841432">
     <w:abstractNumId w:val="5"/>
   </w:num>
   <w:num w:numId="25" w16cid:durableId="1704788248">
-    <w:abstractNumId w:val="12"/>
+    <w:abstractNumId w:val="14"/>
   </w:num>
   <w:num w:numId="26" w16cid:durableId="874269439">
-    <w:abstractNumId w:val="14"/>
+    <w:abstractNumId w:val="16"/>
   </w:num>
   <w:num w:numId="27" w16cid:durableId="1575119810">
-    <w:abstractNumId w:val="30"/>
+    <w:abstractNumId w:val="32"/>
   </w:num>
   <w:num w:numId="28" w16cid:durableId="913856275">
-    <w:abstractNumId w:val="19"/>
+    <w:abstractNumId w:val="21"/>
   </w:num>
   <w:num w:numId="29" w16cid:durableId="449740164">
-    <w:abstractNumId w:val="25"/>
+    <w:abstractNumId w:val="27"/>
   </w:num>
   <w:num w:numId="30" w16cid:durableId="909538769">
     <w:abstractNumId w:val="0"/>
   </w:num>
   <w:num w:numId="31" w16cid:durableId="1682513492">
-    <w:abstractNumId w:val="10"/>
+    <w:abstractNumId w:val="12"/>
   </w:num>
   <w:num w:numId="32" w16cid:durableId="1471703309">
-    <w:abstractNumId w:val="20"/>
+    <w:abstractNumId w:val="22"/>
   </w:num>
   <w:num w:numId="33" w16cid:durableId="322244776">
-    <w:abstractNumId w:val="27"/>
+    <w:abstractNumId w:val="29"/>
   </w:num>
   <w:num w:numId="34" w16cid:durableId="914163942">
-    <w:abstractNumId w:val="9"/>
+    <w:abstractNumId w:val="11"/>
   </w:num>
   <w:num w:numId="35" w16cid:durableId="1676767680">
-    <w:abstractNumId w:val="7"/>
+    <w:abstractNumId w:val="9"/>
   </w:num>
   <w:num w:numId="36" w16cid:durableId="1851411835">
     <w:abstractNumId w:val="3"/>
+  </w:num>
+  <w:num w:numId="37" w16cid:durableId="90128298">
+    <w:abstractNumId w:val="6"/>
+  </w:num>
+  <w:num w:numId="38" w16cid:durableId="109476094">
+    <w:abstractNumId w:val="7"/>
   </w:num>
 </w:numbering>
 </file>

--- a/reports/УЧПРАКТИКА_4343_Маркашов_ГД_Селезнев_ДЕ_Пимахин_РА.docx
+++ b/reports/УЧПРАКТИКА_4343_Маркашов_ГД_Селезнев_ДЕ_Пимахин_РА.docx
@@ -3454,9 +3454,11 @@
       <w:r>
         <w:t xml:space="preserve">Реализовать визуализацию </w:t>
       </w:r>
+      <w:proofErr w:type="gramStart"/>
       <w:r>
         <w:t>графа с выделением</w:t>
       </w:r>
+      <w:proofErr w:type="gramEnd"/>
       <w:r>
         <w:t xml:space="preserve"> найденного минимального </w:t>
       </w:r>
@@ -3495,10 +3497,7 @@
       </w:r>
       <w:proofErr w:type="spellEnd"/>
       <w:r>
-        <w:t xml:space="preserve"> Р.А.</w:t>
-      </w:r>
-      <w:r>
-        <w:t xml:space="preserve">, </w:t>
+        <w:t xml:space="preserve"> Р.А., </w:t>
       </w:r>
       <w:proofErr w:type="spellStart"/>
       <w:r>
@@ -3590,125 +3589,850 @@
     <w:p>
       <w:pPr>
         <w:pStyle w:val="a1"/>
-      </w:pPr>
-      <w:r>
-        <w:t xml:space="preserve">Была проведена </w:t>
-      </w:r>
-      <w:r>
-        <w:t xml:space="preserve">работа над </w:t>
-      </w:r>
-      <w:proofErr w:type="spellStart"/>
-      <w:r>
         <w:rPr>
           <w:lang w:val="en-US"/>
         </w:rPr>
-        <w:t>pydantic</w:t>
-      </w:r>
-      <w:proofErr w:type="spellEnd"/>
-      <w:r>
+      </w:pPr>
+      <w:r>
+        <w:t xml:space="preserve">Класс </w:t>
+      </w:r>
+      <w:proofErr w:type="spellStart"/>
+      <w:r>
+        <w:t>GAStateStep</w:t>
+      </w:r>
+      <w:proofErr w:type="spellEnd"/>
+      <w:r>
+        <w:t>(</w:t>
+      </w:r>
+      <w:proofErr w:type="spellStart"/>
+      <w:r>
+        <w:t>BaseModel</w:t>
+      </w:r>
+      <w:proofErr w:type="spellEnd"/>
+      <w:r>
+        <w:t xml:space="preserve">) предназначен для хранения информации о текущем шаге эволюции и содержит следующие поля: </w:t>
+      </w:r>
+      <w:proofErr w:type="spellStart"/>
+      <w:r>
+        <w:t>generation</w:t>
+      </w:r>
+      <w:proofErr w:type="spellEnd"/>
+      <w:r>
+        <w:t xml:space="preserve"> – номер поколения, </w:t>
+      </w:r>
+      <w:proofErr w:type="spellStart"/>
+      <w:r>
+        <w:t>population</w:t>
+      </w:r>
+      <w:proofErr w:type="spellEnd"/>
+      <w:r>
+        <w:t xml:space="preserve"> – список хромосом (кодов </w:t>
+      </w:r>
+      <w:proofErr w:type="spellStart"/>
+      <w:r>
+        <w:t>Прюфера</w:t>
+      </w:r>
+      <w:proofErr w:type="spellEnd"/>
+      <w:r>
+        <w:t xml:space="preserve">), </w:t>
+      </w:r>
+      <w:proofErr w:type="spellStart"/>
+      <w:r>
+        <w:t>best_fitness</w:t>
+      </w:r>
+      <w:proofErr w:type="spellEnd"/>
+      <w:r>
+        <w:t xml:space="preserve"> – лучшее значение качества в поколении, </w:t>
+      </w:r>
+      <w:proofErr w:type="spellStart"/>
+      <w:r>
+        <w:t>avg_fitness</w:t>
+      </w:r>
+      <w:proofErr w:type="spellEnd"/>
+      <w:r>
+        <w:t xml:space="preserve"> – среднее значение качества в поколении, </w:t>
+      </w:r>
+      <w:proofErr w:type="spellStart"/>
+      <w:r>
+        <w:t>worst_fitness</w:t>
+      </w:r>
+      <w:proofErr w:type="spellEnd"/>
+      <w:r>
+        <w:t xml:space="preserve"> – худшее значение качества в поколении.</w:t>
+      </w:r>
+    </w:p>
+    <w:p>
+      <w:pPr>
+        <w:pStyle w:val="a1"/>
+        <w:rPr>
+          <w:lang w:val="en-US"/>
+        </w:rPr>
+      </w:pPr>
+      <w:r>
+        <w:t>Класс</w:t>
+      </w:r>
+      <w:r>
+        <w:rPr>
+          <w:lang w:val="en-US"/>
+        </w:rPr>
         <w:t xml:space="preserve"> </w:t>
       </w:r>
-      <w:r>
-        <w:t>схемами для валидации и хранения данных. В ходе проведения разработки ПО были созданы следующие классы</w:t>
-      </w:r>
-      <w:r>
-        <w:t>:</w:t>
-      </w:r>
-    </w:p>
-    <w:p>
-      <w:pPr>
-        <w:pStyle w:val="a1"/>
-      </w:pPr>
+      <w:proofErr w:type="spellStart"/>
+      <w:proofErr w:type="gramStart"/>
       <w:r>
         <w:rPr>
           <w:lang w:val="en-US"/>
         </w:rPr>
-        <w:t>class</w:t>
-      </w:r>
-      <w:r>
+        <w:t>GAHistory</w:t>
+      </w:r>
+      <w:proofErr w:type="spellEnd"/>
+      <w:r>
+        <w:rPr>
+          <w:lang w:val="en-US"/>
+        </w:rPr>
+        <w:t>(</w:t>
+      </w:r>
+      <w:proofErr w:type="spellStart"/>
+      <w:proofErr w:type="gramEnd"/>
+      <w:r>
+        <w:rPr>
+          <w:lang w:val="en-US"/>
+        </w:rPr>
+        <w:t>BaseModel</w:t>
+      </w:r>
+      <w:proofErr w:type="spellEnd"/>
+      <w:r>
+        <w:rPr>
+          <w:lang w:val="en-US"/>
+        </w:rPr>
+        <w:t xml:space="preserve">) </w:t>
+      </w:r>
+      <w:r>
+        <w:t>реализует</w:t>
+      </w:r>
+      <w:r>
+        <w:rPr>
+          <w:lang w:val="en-US"/>
+        </w:rPr>
         <w:t xml:space="preserve"> </w:t>
       </w:r>
-      <w:proofErr w:type="spellStart"/>
+      <w:r>
+        <w:t>хранение</w:t>
+      </w:r>
       <w:r>
         <w:rPr>
           <w:lang w:val="en-US"/>
         </w:rPr>
+        <w:t xml:space="preserve"> </w:t>
+      </w:r>
+      <w:r>
+        <w:t>истории</w:t>
+      </w:r>
+      <w:r>
+        <w:rPr>
+          <w:lang w:val="en-US"/>
+        </w:rPr>
+        <w:t xml:space="preserve"> </w:t>
+      </w:r>
+      <w:r>
+        <w:t>работы</w:t>
+      </w:r>
+      <w:r>
+        <w:rPr>
+          <w:lang w:val="en-US"/>
+        </w:rPr>
+        <w:t xml:space="preserve"> </w:t>
+      </w:r>
+      <w:r>
+        <w:t>алгоритма</w:t>
+      </w:r>
+      <w:r>
+        <w:rPr>
+          <w:lang w:val="en-US"/>
+        </w:rPr>
+        <w:t xml:space="preserve"> </w:t>
+      </w:r>
+      <w:r>
+        <w:t>и</w:t>
+      </w:r>
+      <w:r>
+        <w:rPr>
+          <w:lang w:val="en-US"/>
+        </w:rPr>
+        <w:t xml:space="preserve"> </w:t>
+      </w:r>
+      <w:r>
+        <w:t>включает</w:t>
+      </w:r>
+      <w:r>
+        <w:rPr>
+          <w:lang w:val="en-US"/>
+        </w:rPr>
+        <w:t xml:space="preserve"> </w:t>
+      </w:r>
+      <w:r>
+        <w:t>поля</w:t>
+      </w:r>
+      <w:r>
+        <w:rPr>
+          <w:lang w:val="en-US"/>
+        </w:rPr>
+        <w:t xml:space="preserve">: </w:t>
+      </w:r>
+      <w:proofErr w:type="spellStart"/>
+      <w:r>
+        <w:rPr>
+          <w:lang w:val="en-US"/>
+        </w:rPr>
+        <w:t>generations_count</w:t>
+      </w:r>
+      <w:proofErr w:type="spellEnd"/>
+      <w:r>
+        <w:rPr>
+          <w:lang w:val="en-US"/>
+        </w:rPr>
+        <w:t xml:space="preserve"> – </w:t>
+      </w:r>
+      <w:r>
+        <w:t>количество</w:t>
+      </w:r>
+      <w:r>
+        <w:rPr>
+          <w:lang w:val="en-US"/>
+        </w:rPr>
+        <w:t xml:space="preserve"> </w:t>
+      </w:r>
+      <w:r>
+        <w:t>поколений</w:t>
+      </w:r>
+      <w:r>
+        <w:rPr>
+          <w:lang w:val="en-US"/>
+        </w:rPr>
+        <w:t xml:space="preserve">, </w:t>
+      </w:r>
+      <w:proofErr w:type="spellStart"/>
+      <w:r>
+        <w:rPr>
+          <w:lang w:val="en-US"/>
+        </w:rPr>
+        <w:t>best_fitness_history</w:t>
+      </w:r>
+      <w:proofErr w:type="spellEnd"/>
+      <w:r>
+        <w:rPr>
+          <w:lang w:val="en-US"/>
+        </w:rPr>
+        <w:t xml:space="preserve"> – </w:t>
+      </w:r>
+      <w:r>
+        <w:t>список</w:t>
+      </w:r>
+      <w:r>
+        <w:rPr>
+          <w:lang w:val="en-US"/>
+        </w:rPr>
+        <w:t xml:space="preserve"> </w:t>
+      </w:r>
+      <w:r>
+        <w:t>лучших</w:t>
+      </w:r>
+      <w:r>
+        <w:rPr>
+          <w:lang w:val="en-US"/>
+        </w:rPr>
+        <w:t xml:space="preserve"> </w:t>
+      </w:r>
+      <w:r>
+        <w:t>значений</w:t>
+      </w:r>
+      <w:r>
+        <w:rPr>
+          <w:lang w:val="en-US"/>
+        </w:rPr>
+        <w:t xml:space="preserve"> </w:t>
+      </w:r>
+      <w:r>
+        <w:t>качества</w:t>
+      </w:r>
+      <w:r>
+        <w:rPr>
+          <w:lang w:val="en-US"/>
+        </w:rPr>
+        <w:t xml:space="preserve"> </w:t>
+      </w:r>
+      <w:r>
+        <w:t>по</w:t>
+      </w:r>
+      <w:r>
+        <w:rPr>
+          <w:lang w:val="en-US"/>
+        </w:rPr>
+        <w:t xml:space="preserve"> </w:t>
+      </w:r>
+      <w:r>
+        <w:t>поколениям</w:t>
+      </w:r>
+      <w:r>
+        <w:rPr>
+          <w:lang w:val="en-US"/>
+        </w:rPr>
+        <w:t xml:space="preserve">, </w:t>
+      </w:r>
+      <w:proofErr w:type="spellStart"/>
+      <w:r>
+        <w:rPr>
+          <w:lang w:val="en-US"/>
+        </w:rPr>
+        <w:t>avg_fitness_history</w:t>
+      </w:r>
+      <w:proofErr w:type="spellEnd"/>
+      <w:r>
+        <w:rPr>
+          <w:lang w:val="en-US"/>
+        </w:rPr>
+        <w:t xml:space="preserve"> – </w:t>
+      </w:r>
+      <w:r>
+        <w:t>список</w:t>
+      </w:r>
+      <w:r>
+        <w:rPr>
+          <w:lang w:val="en-US"/>
+        </w:rPr>
+        <w:t xml:space="preserve"> </w:t>
+      </w:r>
+      <w:r>
+        <w:t>средних</w:t>
+      </w:r>
+      <w:r>
+        <w:rPr>
+          <w:lang w:val="en-US"/>
+        </w:rPr>
+        <w:t xml:space="preserve"> </w:t>
+      </w:r>
+      <w:r>
+        <w:t>значений</w:t>
+      </w:r>
+      <w:r>
+        <w:rPr>
+          <w:lang w:val="en-US"/>
+        </w:rPr>
+        <w:t xml:space="preserve"> </w:t>
+      </w:r>
+      <w:r>
+        <w:t>качества</w:t>
+      </w:r>
+      <w:r>
+        <w:rPr>
+          <w:lang w:val="en-US"/>
+        </w:rPr>
+        <w:t xml:space="preserve">, </w:t>
+      </w:r>
+      <w:proofErr w:type="spellStart"/>
+      <w:r>
+        <w:rPr>
+          <w:lang w:val="en-US"/>
+        </w:rPr>
+        <w:t>worst_fitness_history</w:t>
+      </w:r>
+      <w:proofErr w:type="spellEnd"/>
+      <w:r>
+        <w:rPr>
+          <w:lang w:val="en-US"/>
+        </w:rPr>
+        <w:t xml:space="preserve"> – </w:t>
+      </w:r>
+      <w:r>
+        <w:t>список</w:t>
+      </w:r>
+      <w:r>
+        <w:rPr>
+          <w:lang w:val="en-US"/>
+        </w:rPr>
+        <w:t xml:space="preserve"> </w:t>
+      </w:r>
+      <w:r>
+        <w:t>худших</w:t>
+      </w:r>
+      <w:r>
+        <w:rPr>
+          <w:lang w:val="en-US"/>
+        </w:rPr>
+        <w:t xml:space="preserve"> </w:t>
+      </w:r>
+      <w:r>
+        <w:t>значений</w:t>
+      </w:r>
+      <w:r>
+        <w:rPr>
+          <w:lang w:val="en-US"/>
+        </w:rPr>
+        <w:t xml:space="preserve"> </w:t>
+      </w:r>
+      <w:r>
+        <w:t>качества</w:t>
+      </w:r>
+      <w:r>
+        <w:rPr>
+          <w:lang w:val="en-US"/>
+        </w:rPr>
+        <w:t xml:space="preserve">, steps – </w:t>
+      </w:r>
+      <w:r>
+        <w:t>список</w:t>
+      </w:r>
+      <w:r>
+        <w:rPr>
+          <w:lang w:val="en-US"/>
+        </w:rPr>
+        <w:t xml:space="preserve"> </w:t>
+      </w:r>
+      <w:r>
+        <w:t>шагов</w:t>
+      </w:r>
+      <w:r>
+        <w:rPr>
+          <w:lang w:val="en-US"/>
+        </w:rPr>
+        <w:t xml:space="preserve"> </w:t>
+      </w:r>
+      <w:r>
+        <w:t>эволюции</w:t>
+      </w:r>
+      <w:r>
+        <w:rPr>
+          <w:lang w:val="en-US"/>
+        </w:rPr>
+        <w:t xml:space="preserve"> (</w:t>
+      </w:r>
+      <w:r>
+        <w:t>объектов</w:t>
+      </w:r>
+      <w:r>
+        <w:rPr>
+          <w:lang w:val="en-US"/>
+        </w:rPr>
+        <w:t xml:space="preserve"> </w:t>
+      </w:r>
+      <w:proofErr w:type="spellStart"/>
+      <w:r>
+        <w:rPr>
+          <w:lang w:val="en-US"/>
+        </w:rPr>
         <w:t>GAStateStep</w:t>
       </w:r>
       <w:proofErr w:type="spellEnd"/>
       <w:r>
+        <w:rPr>
+          <w:lang w:val="en-US"/>
+        </w:rPr>
+        <w:t xml:space="preserve">). </w:t>
+      </w:r>
+      <w:r>
+        <w:t xml:space="preserve">Для управления историей реализованы методы: </w:t>
+      </w:r>
+      <w:proofErr w:type="spellStart"/>
+      <w:r>
+        <w:t>add_step</w:t>
+      </w:r>
+      <w:proofErr w:type="spellEnd"/>
+      <w:r>
+        <w:t xml:space="preserve"> для добавления шага, </w:t>
+      </w:r>
+      <w:proofErr w:type="spellStart"/>
+      <w:r>
+        <w:t>get_step</w:t>
+      </w:r>
+      <w:proofErr w:type="spellEnd"/>
+      <w:r>
+        <w:t xml:space="preserve"> для получения шага по индексу, </w:t>
+      </w:r>
+      <w:proofErr w:type="spellStart"/>
+      <w:r>
+        <w:t>get_last_step</w:t>
+      </w:r>
+      <w:proofErr w:type="spellEnd"/>
+      <w:r>
+        <w:t xml:space="preserve"> для получения последнего шага.</w:t>
+      </w:r>
+    </w:p>
+    <w:p>
+      <w:pPr>
+        <w:pStyle w:val="a1"/>
+        <w:rPr>
+          <w:lang w:val="en-US"/>
+        </w:rPr>
+      </w:pPr>
+      <w:r>
+        <w:t xml:space="preserve">Класс </w:t>
+      </w:r>
+      <w:proofErr w:type="spellStart"/>
+      <w:proofErr w:type="gramStart"/>
+      <w:r>
+        <w:t>GraphData</w:t>
+      </w:r>
+      <w:proofErr w:type="spellEnd"/>
+      <w:r>
         <w:t>(</w:t>
       </w:r>
       <w:proofErr w:type="spellStart"/>
-      <w:r>
+      <w:proofErr w:type="gramEnd"/>
+      <w:r>
+        <w:t>BaseModel</w:t>
+      </w:r>
+      <w:proofErr w:type="spellEnd"/>
+      <w:r>
+        <w:t xml:space="preserve">) служит для хранения информации о графе с полями </w:t>
+      </w:r>
+      <w:proofErr w:type="spellStart"/>
+      <w:r>
+        <w:t>num_vertices</w:t>
+      </w:r>
+      <w:proofErr w:type="spellEnd"/>
+      <w:r>
+        <w:t xml:space="preserve"> – количество вершин и </w:t>
+      </w:r>
+      <w:proofErr w:type="spellStart"/>
+      <w:r>
+        <w:t>matrix</w:t>
+      </w:r>
+      <w:proofErr w:type="spellEnd"/>
+      <w:r>
+        <w:t xml:space="preserve"> – матрица смежности. Для обеспечения корректности данных реализован метод </w:t>
+      </w:r>
+      <w:proofErr w:type="spellStart"/>
+      <w:r>
+        <w:t>validate_matrix</w:t>
+      </w:r>
+      <w:proofErr w:type="spellEnd"/>
+      <w:r>
+        <w:t xml:space="preserve">, который срабатывает автоматически после создания объекта и выполняет проверки: отсутствие петель (при обнаружении выбрасывается </w:t>
+      </w:r>
+      <w:proofErr w:type="spellStart"/>
+      <w:r>
+        <w:t>ValueError</w:t>
+      </w:r>
+      <w:proofErr w:type="spellEnd"/>
+      <w:r>
+        <w:t xml:space="preserve">) и использование только ориентированного графа (при нарушении выбрасывается </w:t>
+      </w:r>
+      <w:proofErr w:type="spellStart"/>
+      <w:r>
+        <w:t>ValueError</w:t>
+      </w:r>
+      <w:proofErr w:type="spellEnd"/>
+      <w:r>
+        <w:t xml:space="preserve">). Для удобства конвертации данных реализованы методы </w:t>
+      </w:r>
+      <w:proofErr w:type="spellStart"/>
+      <w:r>
+        <w:t>from_edges_</w:t>
+      </w:r>
+      <w:proofErr w:type="gramStart"/>
+      <w:r>
+        <w:t>list</w:t>
+      </w:r>
+      <w:proofErr w:type="spellEnd"/>
+      <w:r>
+        <w:t>(</w:t>
+      </w:r>
+      <w:proofErr w:type="gramEnd"/>
+      <w:r>
+        <w:t xml:space="preserve">n, </w:t>
+      </w:r>
+      <w:proofErr w:type="spellStart"/>
+      <w:r>
+        <w:t>edges</w:t>
+      </w:r>
+      <w:proofErr w:type="spellEnd"/>
+      <w:r>
+        <w:t xml:space="preserve">) для создания объекта из списка рёбер и </w:t>
+      </w:r>
+      <w:proofErr w:type="spellStart"/>
+      <w:r>
+        <w:t>to_edges_list</w:t>
+      </w:r>
+      <w:proofErr w:type="spellEnd"/>
+      <w:r>
+        <w:t xml:space="preserve"> для обратного преобразования в список рёбер.</w:t>
+      </w:r>
+    </w:p>
+    <w:p>
+      <w:pPr>
+        <w:pStyle w:val="a1"/>
         <w:rPr>
           <w:lang w:val="en-US"/>
         </w:rPr>
-        <w:t>BaseModel</w:t>
-      </w:r>
-      <w:proofErr w:type="spellEnd"/>
-      <w:r>
-        <w:t xml:space="preserve">) </w:t>
-      </w:r>
-      <w:r>
-        <w:t>для</w:t>
-      </w:r>
-      <w:r>
+      </w:pPr>
+      <w:r>
+        <w:t xml:space="preserve">Класс </w:t>
+      </w:r>
+      <w:proofErr w:type="spellStart"/>
+      <w:r>
+        <w:t>Graph</w:t>
+      </w:r>
+      <w:proofErr w:type="spellEnd"/>
+      <w:r>
+        <w:t xml:space="preserve"> предназначен для управления данными графа, их извлечения и применения в алгоритме. Конструктор принимает количество вершин и создаёт объект </w:t>
+      </w:r>
+      <w:proofErr w:type="spellStart"/>
+      <w:r>
+        <w:t>GraphData</w:t>
+      </w:r>
+      <w:proofErr w:type="spellEnd"/>
+      <w:r>
+        <w:t xml:space="preserve">. Для работы с графом реализованы методы: </w:t>
+      </w:r>
+      <w:proofErr w:type="spellStart"/>
+      <w:r>
+        <w:t>get_edges</w:t>
+      </w:r>
+      <w:proofErr w:type="spellEnd"/>
+      <w:r>
+        <w:t xml:space="preserve"> – возврат списка рёбер, </w:t>
+      </w:r>
+      <w:proofErr w:type="spellStart"/>
+      <w:r>
+        <w:t>get_matrix</w:t>
+      </w:r>
+      <w:proofErr w:type="spellEnd"/>
+      <w:r>
+        <w:t xml:space="preserve"> – возврат матрицы смежности, </w:t>
+      </w:r>
+      <w:proofErr w:type="spellStart"/>
+      <w:r>
+        <w:t>get_data</w:t>
+      </w:r>
+      <w:proofErr w:type="spellEnd"/>
+      <w:r>
+        <w:t xml:space="preserve"> – возврат данных графа. Защищённые методы </w:t>
+      </w:r>
+      <w:r>
+        <w:lastRenderedPageBreak/>
+        <w:t>_</w:t>
+      </w:r>
+      <w:proofErr w:type="spellStart"/>
+      <w:r>
+        <w:t>build_adj_list</w:t>
+      </w:r>
+      <w:proofErr w:type="spellEnd"/>
+      <w:r>
+        <w:t xml:space="preserve"> формируют список смежности, _</w:t>
+      </w:r>
+      <w:proofErr w:type="spellStart"/>
+      <w:r>
+        <w:t>validate_vertex</w:t>
+      </w:r>
+      <w:proofErr w:type="spellEnd"/>
+      <w:r>
+        <w:t xml:space="preserve"> проверяют вершину на допустимый диапазон. Методы управления рёбрами включают </w:t>
+      </w:r>
+      <w:proofErr w:type="spellStart"/>
+      <w:r>
+        <w:t>add_edge</w:t>
+      </w:r>
+      <w:proofErr w:type="spellEnd"/>
+      <w:r>
+        <w:t xml:space="preserve"> – добавление ребра, </w:t>
+      </w:r>
+      <w:proofErr w:type="spellStart"/>
+      <w:r>
+        <w:t>find_edge</w:t>
+      </w:r>
+      <w:proofErr w:type="spellEnd"/>
+      <w:r>
+        <w:t xml:space="preserve"> – поиск ребра, </w:t>
+      </w:r>
+      <w:proofErr w:type="spellStart"/>
+      <w:r>
+        <w:t>has_edge</w:t>
+      </w:r>
+      <w:proofErr w:type="spellEnd"/>
+      <w:r>
+        <w:t xml:space="preserve"> – проверка существования ребра, </w:t>
+      </w:r>
+      <w:proofErr w:type="spellStart"/>
+      <w:r>
+        <w:t>get_edge_weight</w:t>
+      </w:r>
+      <w:proofErr w:type="spellEnd"/>
+      <w:r>
+        <w:t xml:space="preserve"> – получение веса ребра. Для анализа графа реализованы: </w:t>
+      </w:r>
+      <w:proofErr w:type="spellStart"/>
+      <w:r>
+        <w:t>get_copy_edges</w:t>
+      </w:r>
+      <w:proofErr w:type="spellEnd"/>
+      <w:r>
+        <w:t xml:space="preserve"> – получение копии списка рёбер, </w:t>
+      </w:r>
+      <w:proofErr w:type="spellStart"/>
+      <w:r>
+        <w:t>get_copy_neighbors</w:t>
+      </w:r>
+      <w:proofErr w:type="spellEnd"/>
+      <w:r>
+        <w:t xml:space="preserve"> – копия списка смежности, </w:t>
+      </w:r>
+      <w:proofErr w:type="spellStart"/>
+      <w:r>
+        <w:t>get_degree</w:t>
+      </w:r>
+      <w:proofErr w:type="spellEnd"/>
+      <w:r>
+        <w:t xml:space="preserve"> – степень вершины, </w:t>
+      </w:r>
+      <w:proofErr w:type="spellStart"/>
+      <w:r>
+        <w:t>get_total_edges</w:t>
+      </w:r>
+      <w:proofErr w:type="spellEnd"/>
+      <w:r>
+        <w:t xml:space="preserve"> – количество рёбер, </w:t>
+      </w:r>
+      <w:proofErr w:type="spellStart"/>
+      <w:r>
+        <w:t>get_total_weight</w:t>
+      </w:r>
+      <w:proofErr w:type="spellEnd"/>
+      <w:r>
+        <w:t xml:space="preserve"> – суммарный вес всех рёбер, </w:t>
+      </w:r>
+      <w:proofErr w:type="spellStart"/>
+      <w:r>
+        <w:t>get_edges_weight</w:t>
+      </w:r>
+      <w:proofErr w:type="spellEnd"/>
+      <w:r>
+        <w:t xml:space="preserve"> – вес переданных рёбер. Методы </w:t>
+      </w:r>
+      <w:proofErr w:type="spellStart"/>
+      <w:r>
+        <w:t>to_dict</w:t>
+      </w:r>
+      <w:proofErr w:type="spellEnd"/>
+      <w:r>
+        <w:t xml:space="preserve"> и </w:t>
+      </w:r>
+      <w:proofErr w:type="spellStart"/>
+      <w:r>
+        <w:t>to_json</w:t>
+      </w:r>
+      <w:proofErr w:type="spellEnd"/>
+      <w:r>
+        <w:t xml:space="preserve"> обеспечивают миграцию данных графа в словарь и JSON-файл соответственно. Проверка свойств графа выполняется методами </w:t>
+      </w:r>
+      <w:proofErr w:type="spellStart"/>
+      <w:r>
+        <w:t>is_connected</w:t>
+      </w:r>
+      <w:proofErr w:type="spellEnd"/>
+      <w:r>
+        <w:t xml:space="preserve"> для связности и статическим методом </w:t>
+      </w:r>
+      <w:proofErr w:type="spellStart"/>
+      <w:r>
+        <w:t>is_tree</w:t>
+      </w:r>
+      <w:proofErr w:type="spellEnd"/>
+      <w:r>
+        <w:t xml:space="preserve"> для проверки списка рёбер на образование дерева.</w:t>
+      </w:r>
+    </w:p>
+    <w:p>
+      <w:pPr>
+        <w:pStyle w:val="a1"/>
+        <w:rPr>
+          <w:lang w:val="en-US"/>
+        </w:rPr>
+      </w:pPr>
+      <w:r>
+        <w:t>Класс</w:t>
+      </w:r>
+      <w:r>
+        <w:rPr>
+          <w:lang w:val="en-US"/>
+        </w:rPr>
         <w:t xml:space="preserve"> </w:t>
       </w:r>
-      <w:r>
-        <w:t>хранения</w:t>
-      </w:r>
-      <w:r>
+      <w:proofErr w:type="spellStart"/>
+      <w:r>
+        <w:rPr>
+          <w:lang w:val="en-US"/>
+        </w:rPr>
+        <w:t>PruferCode</w:t>
+      </w:r>
+      <w:proofErr w:type="spellEnd"/>
+      <w:r>
+        <w:rPr>
+          <w:lang w:val="en-US"/>
+        </w:rPr>
         <w:t xml:space="preserve"> </w:t>
       </w:r>
       <w:r>
-        <w:t>информации о текущем шаге. Он имеет следующие поля</w:t>
-      </w:r>
-      <w:r>
-        <w:t>:</w:t>
-      </w:r>
-    </w:p>
-    <w:p>
-      <w:pPr>
-        <w:pStyle w:val="a1"/>
-        <w:numPr>
-          <w:ilvl w:val="0"/>
-          <w:numId w:val="17"/>
-        </w:numPr>
-      </w:pPr>
+        <w:t>реализует</w:t>
+      </w:r>
       <w:r>
         <w:rPr>
           <w:lang w:val="en-US"/>
         </w:rPr>
-        <w:t>generation</w:t>
-      </w:r>
-      <w:r>
-        <w:t xml:space="preserve"> – </w:t>
-      </w:r>
-      <w:r>
-        <w:t>номер поколения</w:t>
-      </w:r>
-    </w:p>
-    <w:p>
-      <w:pPr>
-        <w:pStyle w:val="a1"/>
-        <w:numPr>
-          <w:ilvl w:val="0"/>
-          <w:numId w:val="17"/>
-        </w:numPr>
-      </w:pPr>
+        <w:t xml:space="preserve"> </w:t>
+      </w:r>
+      <w:r>
+        <w:t>кодирование</w:t>
+      </w:r>
       <w:r>
         <w:rPr>
           <w:lang w:val="en-US"/>
         </w:rPr>
-        <w:t>population</w:t>
-      </w:r>
-      <w:r>
-        <w:t xml:space="preserve"> – </w:t>
-      </w:r>
-      <w:r>
-        <w:t xml:space="preserve">список хромосом(кодов </w:t>
+        <w:t xml:space="preserve"> </w:t>
+      </w:r>
+      <w:r>
+        <w:t>и</w:t>
+      </w:r>
+      <w:r>
+        <w:rPr>
+          <w:lang w:val="en-US"/>
+        </w:rPr>
+        <w:t xml:space="preserve"> </w:t>
+      </w:r>
+      <w:r>
+        <w:t>декодирование</w:t>
+      </w:r>
+      <w:r>
+        <w:rPr>
+          <w:lang w:val="en-US"/>
+        </w:rPr>
+        <w:t xml:space="preserve"> </w:t>
+      </w:r>
+      <w:r>
+        <w:t>графа</w:t>
+      </w:r>
+      <w:r>
+        <w:rPr>
+          <w:lang w:val="en-US"/>
+        </w:rPr>
+        <w:t xml:space="preserve"> </w:t>
+      </w:r>
+      <w:r>
+        <w:t>в</w:t>
+      </w:r>
+      <w:r>
+        <w:rPr>
+          <w:lang w:val="en-US"/>
+        </w:rPr>
+        <w:t xml:space="preserve"> </w:t>
+      </w:r>
+      <w:r>
+        <w:t>код</w:t>
+      </w:r>
+      <w:r>
+        <w:rPr>
+          <w:lang w:val="en-US"/>
+        </w:rPr>
+        <w:t xml:space="preserve"> </w:t>
       </w:r>
       <w:proofErr w:type="spellStart"/>
       <w:r>
@@ -3716,3788 +4440,677 @@
       </w:r>
       <w:proofErr w:type="spellEnd"/>
       <w:r>
-        <w:t>)</w:t>
-      </w:r>
-    </w:p>
-    <w:p>
-      <w:pPr>
-        <w:pStyle w:val="a1"/>
-        <w:numPr>
-          <w:ilvl w:val="0"/>
-          <w:numId w:val="17"/>
-        </w:numPr>
-      </w:pPr>
-      <w:r>
         <w:rPr>
           <w:lang w:val="en-US"/>
         </w:rPr>
-        <w:t>best</w:t>
-      </w:r>
-      <w:r>
-        <w:t>_</w:t>
+        <w:t xml:space="preserve">. </w:t>
+      </w:r>
+      <w:r>
+        <w:t>Статический</w:t>
       </w:r>
       <w:r>
         <w:rPr>
           <w:lang w:val="en-US"/>
         </w:rPr>
-        <w:t>fitness</w:t>
-      </w:r>
-      <w:r>
-        <w:t xml:space="preserve"> – </w:t>
-      </w:r>
-      <w:r>
-        <w:t>лучшее значение качества в поколении</w:t>
-      </w:r>
-    </w:p>
-    <w:p>
-      <w:pPr>
-        <w:pStyle w:val="a1"/>
-        <w:numPr>
-          <w:ilvl w:val="0"/>
-          <w:numId w:val="17"/>
-        </w:numPr>
-      </w:pPr>
+        <w:t xml:space="preserve"> </w:t>
+      </w:r>
+      <w:r>
+        <w:t>метод</w:t>
+      </w:r>
       <w:r>
         <w:rPr>
           <w:lang w:val="en-US"/>
         </w:rPr>
-        <w:t>avg</w:t>
-      </w:r>
-      <w:r>
-        <w:t>_</w:t>
-      </w:r>
+        <w:t xml:space="preserve"> </w:t>
+      </w:r>
+      <w:proofErr w:type="spellStart"/>
       <w:r>
         <w:rPr>
           <w:lang w:val="en-US"/>
         </w:rPr>
-        <w:t>fitness</w:t>
-      </w:r>
-      <w:r>
-        <w:t xml:space="preserve"> – </w:t>
-      </w:r>
-      <w:r>
-        <w:t>среднее значение качества в поколении</w:t>
-      </w:r>
-    </w:p>
-    <w:p>
-      <w:pPr>
-        <w:pStyle w:val="a1"/>
-        <w:numPr>
-          <w:ilvl w:val="0"/>
-          <w:numId w:val="17"/>
-        </w:numPr>
-      </w:pPr>
+        <w:t>edges_to_code</w:t>
+      </w:r>
+      <w:proofErr w:type="spellEnd"/>
       <w:r>
         <w:rPr>
           <w:lang w:val="en-US"/>
         </w:rPr>
-        <w:t>worst</w:t>
-      </w:r>
-      <w:r>
-        <w:t>_</w:t>
+        <w:t xml:space="preserve"> </w:t>
+      </w:r>
+      <w:r>
+        <w:t>преобразует</w:t>
       </w:r>
       <w:r>
         <w:rPr>
           <w:lang w:val="en-US"/>
         </w:rPr>
-        <w:t>fitness</w:t>
-      </w:r>
-      <w:r>
-        <w:t xml:space="preserve"> – </w:t>
-      </w:r>
-      <w:r>
-        <w:t>худшее значение качества в поколении</w:t>
-      </w:r>
-    </w:p>
-    <w:p>
-      <w:pPr>
-        <w:pStyle w:val="a1"/>
-        <w:numPr>
-          <w:ilvl w:val="0"/>
-          <w:numId w:val="17"/>
-        </w:numPr>
-      </w:pPr>
+        <w:t xml:space="preserve"> </w:t>
+      </w:r>
+      <w:r>
+        <w:t>список</w:t>
+      </w:r>
       <w:r>
         <w:rPr>
           <w:lang w:val="en-US"/>
         </w:rPr>
-        <w:t>class</w:t>
-      </w:r>
-      <w:r>
         <w:t xml:space="preserve"> </w:t>
       </w:r>
-      <w:proofErr w:type="spellStart"/>
+      <w:r>
+        <w:t>рёбер</w:t>
+      </w:r>
       <w:r>
         <w:rPr>
           <w:lang w:val="en-US"/>
         </w:rPr>
+        <w:t xml:space="preserve"> </w:t>
+      </w:r>
+      <w:r>
+        <w:t>в</w:t>
+      </w:r>
+      <w:r>
+        <w:rPr>
+          <w:lang w:val="en-US"/>
+        </w:rPr>
+        <w:t xml:space="preserve"> </w:t>
+      </w:r>
+      <w:r>
+        <w:t>код</w:t>
+      </w:r>
+      <w:r>
+        <w:rPr>
+          <w:lang w:val="en-US"/>
+        </w:rPr>
+        <w:t xml:space="preserve"> </w:t>
+      </w:r>
+      <w:proofErr w:type="spellStart"/>
+      <w:r>
+        <w:t>Прюфера</w:t>
+      </w:r>
+      <w:proofErr w:type="spellEnd"/>
+      <w:r>
+        <w:rPr>
+          <w:lang w:val="en-US"/>
+        </w:rPr>
+        <w:t xml:space="preserve">, </w:t>
+      </w:r>
+      <w:r>
+        <w:t>метод</w:t>
+      </w:r>
+      <w:r>
+        <w:rPr>
+          <w:lang w:val="en-US"/>
+        </w:rPr>
+        <w:t xml:space="preserve"> </w:t>
+      </w:r>
+      <w:proofErr w:type="spellStart"/>
+      <w:r>
+        <w:rPr>
+          <w:lang w:val="en-US"/>
+        </w:rPr>
+        <w:t>code_to_edges</w:t>
+      </w:r>
+      <w:proofErr w:type="spellEnd"/>
+      <w:r>
+        <w:rPr>
+          <w:lang w:val="en-US"/>
+        </w:rPr>
+        <w:t xml:space="preserve"> </w:t>
+      </w:r>
+      <w:r>
+        <w:t>выполняет</w:t>
+      </w:r>
+      <w:r>
+        <w:rPr>
+          <w:lang w:val="en-US"/>
+        </w:rPr>
+        <w:t xml:space="preserve"> </w:t>
+      </w:r>
+      <w:r>
+        <w:t>обратное</w:t>
+      </w:r>
+      <w:r>
+        <w:rPr>
+          <w:lang w:val="en-US"/>
+        </w:rPr>
+        <w:t xml:space="preserve"> </w:t>
+      </w:r>
+      <w:r>
+        <w:t>декодирование</w:t>
+      </w:r>
+      <w:r>
+        <w:rPr>
+          <w:lang w:val="en-US"/>
+        </w:rPr>
+        <w:t xml:space="preserve"> </w:t>
+      </w:r>
+      <w:r>
+        <w:t>кода</w:t>
+      </w:r>
+      <w:r>
+        <w:rPr>
+          <w:lang w:val="en-US"/>
+        </w:rPr>
+        <w:t xml:space="preserve"> </w:t>
+      </w:r>
+      <w:r>
+        <w:t>в</w:t>
+      </w:r>
+      <w:r>
+        <w:rPr>
+          <w:lang w:val="en-US"/>
+        </w:rPr>
+        <w:t xml:space="preserve"> </w:t>
+      </w:r>
+      <w:r>
+        <w:t>список</w:t>
+      </w:r>
+      <w:r>
+        <w:rPr>
+          <w:lang w:val="en-US"/>
+        </w:rPr>
+        <w:t xml:space="preserve"> </w:t>
+      </w:r>
+      <w:r>
+        <w:t>рёбер</w:t>
+      </w:r>
+      <w:r>
+        <w:rPr>
+          <w:lang w:val="en-US"/>
+        </w:rPr>
+        <w:t xml:space="preserve">, </w:t>
+      </w:r>
+      <w:r>
+        <w:t>а</w:t>
+      </w:r>
+      <w:r>
+        <w:rPr>
+          <w:lang w:val="en-US"/>
+        </w:rPr>
+        <w:t xml:space="preserve"> </w:t>
+      </w:r>
+      <w:r>
+        <w:t>метод</w:t>
+      </w:r>
+      <w:r>
+        <w:rPr>
+          <w:lang w:val="en-US"/>
+        </w:rPr>
+        <w:t xml:space="preserve"> </w:t>
+      </w:r>
+      <w:proofErr w:type="spellStart"/>
+      <w:r>
+        <w:rPr>
+          <w:lang w:val="en-US"/>
+        </w:rPr>
+        <w:t>is_valid_prufer_code</w:t>
+      </w:r>
+      <w:proofErr w:type="spellEnd"/>
+      <w:r>
+        <w:rPr>
+          <w:lang w:val="en-US"/>
+        </w:rPr>
+        <w:t xml:space="preserve"> </w:t>
+      </w:r>
+      <w:r>
+        <w:t>проверяет</w:t>
+      </w:r>
+      <w:r>
+        <w:rPr>
+          <w:lang w:val="en-US"/>
+        </w:rPr>
+        <w:t xml:space="preserve"> </w:t>
+      </w:r>
+      <w:r>
+        <w:t>валидность</w:t>
+      </w:r>
+      <w:r>
+        <w:rPr>
+          <w:lang w:val="en-US"/>
+        </w:rPr>
+        <w:t xml:space="preserve"> </w:t>
+      </w:r>
+      <w:r>
+        <w:t>кода</w:t>
+      </w:r>
+      <w:r>
+        <w:rPr>
+          <w:lang w:val="en-US"/>
+        </w:rPr>
+        <w:t xml:space="preserve"> </w:t>
+      </w:r>
+      <w:proofErr w:type="spellStart"/>
+      <w:r>
+        <w:t>Прюфера</w:t>
+      </w:r>
+      <w:proofErr w:type="spellEnd"/>
+      <w:r>
+        <w:rPr>
+          <w:lang w:val="en-US"/>
+        </w:rPr>
+        <w:t>.</w:t>
+      </w:r>
+    </w:p>
+    <w:p>
+      <w:pPr>
+        <w:pStyle w:val="a1"/>
+        <w:rPr>
+          <w:lang w:val="en-US"/>
+        </w:rPr>
+      </w:pPr>
+      <w:r>
+        <w:t xml:space="preserve">Класс </w:t>
+      </w:r>
+      <w:proofErr w:type="spellStart"/>
+      <w:r>
+        <w:t>FileIO</w:t>
+      </w:r>
+      <w:proofErr w:type="spellEnd"/>
+      <w:r>
+        <w:t xml:space="preserve"> обеспечивает работу с файлами для чтения графа из файла в формате списка рёбер. Статический метод </w:t>
+      </w:r>
+      <w:proofErr w:type="spellStart"/>
+      <w:r>
+        <w:t>load</w:t>
+      </w:r>
+      <w:proofErr w:type="spellEnd"/>
+      <w:r>
+        <w:t xml:space="preserve"> считывает данные из файла, выполняет их валидацию, создаёт объект класса </w:t>
+      </w:r>
+      <w:proofErr w:type="spellStart"/>
+      <w:r>
+        <w:t>Graph</w:t>
+      </w:r>
+      <w:proofErr w:type="spellEnd"/>
+      <w:r>
+        <w:t xml:space="preserve"> и возвращает его.</w:t>
+      </w:r>
+    </w:p>
+    <w:p>
+      <w:pPr>
+        <w:pStyle w:val="a1"/>
+        <w:rPr>
+          <w:lang w:val="en-US"/>
+        </w:rPr>
+      </w:pPr>
+      <w:r>
+        <w:t xml:space="preserve">Класс </w:t>
+      </w:r>
+      <w:proofErr w:type="spellStart"/>
+      <w:r>
+        <w:t>GraphGenerator</w:t>
+      </w:r>
+      <w:proofErr w:type="spellEnd"/>
+      <w:r>
+        <w:t xml:space="preserve"> предназначен для генерации графа с заданными параметрами. Статический метод </w:t>
+      </w:r>
+      <w:proofErr w:type="spellStart"/>
+      <w:r>
+        <w:t>gen_graph</w:t>
+      </w:r>
+      <w:proofErr w:type="spellEnd"/>
+      <w:r>
+        <w:t xml:space="preserve"> принимает количество вершин, вероятность появления ребра между вершинами, минимальный и максимальный веса рёбер и генерирует граф в соответствии с этими параметрами.</w:t>
+      </w:r>
+    </w:p>
+    <w:p>
+      <w:pPr>
+        <w:pStyle w:val="a1"/>
+      </w:pPr>
+      <w:r>
+        <w:t>Класс </w:t>
+      </w:r>
+      <w:proofErr w:type="spellStart"/>
+      <w:r>
+        <w:t>GraphManager</w:t>
+      </w:r>
+      <w:proofErr w:type="spellEnd"/>
+      <w:r>
+        <w:t> представляет собой абстракцию, объединяющую несколько классов для удобного управления графом и валидации входных данных. Конструктор принимает объекты классов </w:t>
+      </w:r>
+      <w:proofErr w:type="spellStart"/>
+      <w:r>
+        <w:t>FileIO</w:t>
+      </w:r>
+      <w:proofErr w:type="spellEnd"/>
+      <w:r>
+        <w:t> и </w:t>
+      </w:r>
+      <w:proofErr w:type="spellStart"/>
+      <w:r>
+        <w:t>GraphGenerator</w:t>
+      </w:r>
+      <w:proofErr w:type="spellEnd"/>
+      <w:r>
+        <w:t>, а также содержит поле _</w:t>
+      </w:r>
+      <w:proofErr w:type="spellStart"/>
+      <w:r>
+        <w:t>graph</w:t>
+      </w:r>
+      <w:proofErr w:type="spellEnd"/>
+      <w:r>
+        <w:t> для хранения графа. Методы управления графом: </w:t>
+      </w:r>
+      <w:proofErr w:type="spellStart"/>
+      <w:r>
+        <w:t>get_graph</w:t>
+      </w:r>
+      <w:proofErr w:type="spellEnd"/>
+      <w:r>
+        <w:t> – возврат объекта графа при его наличии, </w:t>
+      </w:r>
+      <w:proofErr w:type="spellStart"/>
+      <w:r>
+        <w:t>has_graph</w:t>
+      </w:r>
+      <w:proofErr w:type="spellEnd"/>
+      <w:r>
+        <w:t xml:space="preserve"> – </w:t>
+      </w:r>
+      <w:r>
+        <w:lastRenderedPageBreak/>
+        <w:t>проверка наличия графа, </w:t>
+      </w:r>
+      <w:proofErr w:type="spellStart"/>
+      <w:r>
+        <w:t>set_graph</w:t>
+      </w:r>
+      <w:proofErr w:type="spellEnd"/>
+      <w:r>
+        <w:t> – установка графа, </w:t>
+      </w:r>
+      <w:proofErr w:type="spellStart"/>
+      <w:r>
+        <w:t>clear</w:t>
+      </w:r>
+      <w:proofErr w:type="spellEnd"/>
+      <w:r>
+        <w:t> – удаление графа. Методы создания графа: </w:t>
+      </w:r>
+      <w:proofErr w:type="spellStart"/>
+      <w:r>
+        <w:t>load_from_tuple</w:t>
+      </w:r>
+      <w:proofErr w:type="spellEnd"/>
+      <w:r>
+        <w:t> – создание графа из списка рёбер с весами, </w:t>
+      </w:r>
+      <w:proofErr w:type="spellStart"/>
+      <w:r>
+        <w:t>generate_random_graph</w:t>
+      </w:r>
+      <w:proofErr w:type="spellEnd"/>
+      <w:r>
+        <w:t> – генерация случайного графа. Методы доступа к данным графа дублируют функциональность класса</w:t>
+      </w:r>
+      <w:r>
+        <w:rPr>
+          <w:lang w:val="en-US"/>
+        </w:rPr>
+        <w:t> Grap</w:t>
+      </w:r>
+      <w:r>
+        <w:rPr>
+          <w:lang w:val="en-US"/>
+        </w:rPr>
+        <w:t>h</w:t>
+      </w:r>
+      <w:r>
+        <w:t>, обеспечивая единый интерфейс управления.</w:t>
+      </w:r>
+    </w:p>
+    <w:p>
+      <w:pPr>
+        <w:pStyle w:val="a1"/>
+        <w:rPr>
+          <w:lang w:val="en-US"/>
+        </w:rPr>
+      </w:pPr>
+      <w:r>
+        <w:t>Класс </w:t>
+      </w:r>
+      <w:proofErr w:type="spellStart"/>
+      <w:r>
+        <w:t>HistoryManager</w:t>
+      </w:r>
+      <w:proofErr w:type="spellEnd"/>
+      <w:r>
+        <w:t> реализует хранение и управление историей эволюции особей и шагов алгоритма. Конструктор создаёт объект класса </w:t>
+      </w:r>
+      <w:proofErr w:type="spellStart"/>
+      <w:r>
         <w:t>GAHistory</w:t>
       </w:r>
       <w:proofErr w:type="spellEnd"/>
       <w:r>
-        <w:t>(</w:t>
-      </w:r>
-      <w:proofErr w:type="spellStart"/>
-      <w:r>
+        <w:t>. Методы управления историей: </w:t>
+      </w:r>
+      <w:proofErr w:type="spellStart"/>
+      <w:r>
+        <w:t>add_steps</w:t>
+      </w:r>
+      <w:proofErr w:type="spellEnd"/>
+      <w:r>
+        <w:t> – добавление шага, </w:t>
+      </w:r>
+      <w:proofErr w:type="spellStart"/>
+      <w:r>
+        <w:t>go_forward</w:t>
+      </w:r>
+      <w:proofErr w:type="spellEnd"/>
+      <w:r>
+        <w:t> – переход на следующий шаг, </w:t>
+      </w:r>
+      <w:proofErr w:type="spellStart"/>
+      <w:r>
+        <w:t>go_back</w:t>
+      </w:r>
+      <w:proofErr w:type="spellEnd"/>
+      <w:r>
+        <w:t> – переход на шаг назад, </w:t>
+      </w:r>
+      <w:proofErr w:type="spellStart"/>
+      <w:r>
+        <w:t>go_to</w:t>
+      </w:r>
+      <w:proofErr w:type="spellEnd"/>
+      <w:r>
+        <w:t> – переход на конкретный шаг, </w:t>
+      </w:r>
+      <w:proofErr w:type="spellStart"/>
+      <w:r>
+        <w:t>go_to_end</w:t>
+      </w:r>
+      <w:proofErr w:type="spellEnd"/>
+      <w:r>
+        <w:t> – переход на последний шаг, </w:t>
+      </w:r>
+      <w:proofErr w:type="spellStart"/>
+      <w:r>
+        <w:t>go_to_start</w:t>
+      </w:r>
+      <w:proofErr w:type="spellEnd"/>
+      <w:r>
+        <w:t> – переход в начало истории. Методы доступа к данным: </w:t>
+      </w:r>
+      <w:proofErr w:type="spellStart"/>
+      <w:r>
+        <w:t>get_current</w:t>
+      </w:r>
+      <w:proofErr w:type="spellEnd"/>
+      <w:r>
+        <w:t> – извлечение данных текущего шага, </w:t>
+      </w:r>
+      <w:proofErr w:type="spellStart"/>
+      <w:r>
+        <w:t>get_step</w:t>
+      </w:r>
+      <w:proofErr w:type="spellEnd"/>
+      <w:r>
+        <w:t> – получение шага по индексу, </w:t>
+      </w:r>
+      <w:proofErr w:type="spellStart"/>
+      <w:r>
+        <w:t>get_all</w:t>
+      </w:r>
+      <w:proofErr w:type="spellEnd"/>
+      <w:r>
+        <w:t> – получение копии всей истории, </w:t>
+      </w:r>
+      <w:proofErr w:type="spellStart"/>
+      <w:r>
+        <w:t>get_history_stats</w:t>
+      </w:r>
+      <w:proofErr w:type="spellEnd"/>
+      <w:r>
+        <w:t> – получение статистики, </w:t>
+      </w:r>
+      <w:proofErr w:type="spellStart"/>
+      <w:r>
+        <w:t>get_last</w:t>
+      </w:r>
+      <w:proofErr w:type="spellEnd"/>
+      <w:r>
+        <w:t> – информация последнего шага, </w:t>
+      </w:r>
+      <w:proofErr w:type="spellStart"/>
+      <w:r>
+        <w:t>get_first</w:t>
+      </w:r>
+      <w:proofErr w:type="spellEnd"/>
+      <w:r>
+        <w:t> – информация первого шага. Методы управления состоянием: </w:t>
+      </w:r>
+      <w:proofErr w:type="spellStart"/>
+      <w:r>
+        <w:t>clear</w:t>
+      </w:r>
+      <w:proofErr w:type="spellEnd"/>
+      <w:r>
+        <w:t> – очистка истории, </w:t>
+      </w:r>
+      <w:proofErr w:type="spellStart"/>
+      <w:r>
+        <w:t>is_empty</w:t>
+      </w:r>
+      <w:proofErr w:type="spellEnd"/>
+      <w:r>
+        <w:t> – проверка на пустоту.</w:t>
+      </w:r>
+    </w:p>
+    <w:p>
+      <w:pPr>
+        <w:pStyle w:val="a1"/>
+      </w:pPr>
+      <w:r>
+        <w:t xml:space="preserve">Для избежания ошибок при конвертации параметров из графического интерфейса реализованы </w:t>
+      </w:r>
+      <w:proofErr w:type="spellStart"/>
+      <w:r>
+        <w:t>Enum</w:t>
+      </w:r>
+      <w:proofErr w:type="spellEnd"/>
+      <w:r>
+        <w:t>-классы: </w:t>
+      </w:r>
+      <w:proofErr w:type="spellStart"/>
+      <w:r>
+        <w:t>CrossoverType</w:t>
+      </w:r>
+      <w:proofErr w:type="spellEnd"/>
+      <w:r>
+        <w:t> – типы скрещивания, </w:t>
+      </w:r>
+      <w:proofErr w:type="spellStart"/>
+      <w:r>
+        <w:t>MutationType</w:t>
+      </w:r>
+      <w:proofErr w:type="spellEnd"/>
+      <w:r>
+        <w:t> – типы мутации, </w:t>
+      </w:r>
+      <w:proofErr w:type="spellStart"/>
+      <w:r>
+        <w:t>SelectionType</w:t>
+      </w:r>
+      <w:proofErr w:type="spellEnd"/>
+      <w:r>
+        <w:t xml:space="preserve"> – типы селекции, обеспечивающие </w:t>
+      </w:r>
+      <w:proofErr w:type="spellStart"/>
+      <w:r>
+        <w:t>типобезопасность</w:t>
+      </w:r>
+      <w:proofErr w:type="spellEnd"/>
+      <w:r>
+        <w:t xml:space="preserve"> при передаче параметров в алгоритм.</w:t>
+      </w:r>
+    </w:p>
+    <w:p>
+      <w:pPr>
+        <w:pStyle w:val="a1"/>
         <w:rPr>
           <w:lang w:val="en-US"/>
         </w:rPr>
-        <w:t>BaseModel</w:t>
-      </w:r>
-      <w:proofErr w:type="spellEnd"/>
-      <w:r>
-        <w:t xml:space="preserve">) </w:t>
-      </w:r>
-      <w:r>
-        <w:t>для</w:t>
-      </w:r>
-      <w:r>
-        <w:t xml:space="preserve"> </w:t>
-      </w:r>
-      <w:r>
-        <w:t>хранения</w:t>
-      </w:r>
-      <w:r>
-        <w:t xml:space="preserve"> </w:t>
-      </w:r>
-      <w:r>
-        <w:t>истории работы алгоритма (история шагов эволюции) со следующими полями</w:t>
-      </w:r>
-      <w:r>
-        <w:t>:</w:t>
-      </w:r>
-    </w:p>
-    <w:p>
-      <w:pPr>
-        <w:pStyle w:val="a1"/>
-        <w:numPr>
-          <w:ilvl w:val="0"/>
-          <w:numId w:val="17"/>
-        </w:numPr>
-      </w:pPr>
-      <w:r>
-        <w:rPr>
-          <w:lang w:val="en-US"/>
-        </w:rPr>
-        <w:t>generations</w:t>
-      </w:r>
-      <w:r>
-        <w:t>_</w:t>
-      </w:r>
-      <w:r>
-        <w:rPr>
-          <w:lang w:val="en-US"/>
-        </w:rPr>
-        <w:t>coun</w:t>
-      </w:r>
-      <w:r>
-        <w:rPr>
-          <w:lang w:val="en-US"/>
-        </w:rPr>
-        <w:t>t</w:t>
-      </w:r>
-      <w:r>
-        <w:t xml:space="preserve"> – </w:t>
-      </w:r>
-      <w:r>
-        <w:t>кол</w:t>
-      </w:r>
-      <w:r>
-        <w:t>-</w:t>
-      </w:r>
-      <w:r>
-        <w:t>во</w:t>
-      </w:r>
-      <w:r>
-        <w:t xml:space="preserve"> </w:t>
-      </w:r>
-      <w:r>
-        <w:t>поколений</w:t>
-      </w:r>
-    </w:p>
-    <w:p>
-      <w:pPr>
-        <w:pStyle w:val="a1"/>
-        <w:numPr>
-          <w:ilvl w:val="0"/>
-          <w:numId w:val="17"/>
-        </w:numPr>
-      </w:pPr>
-      <w:r>
-        <w:rPr>
-          <w:lang w:val="en-US"/>
-        </w:rPr>
-        <w:t>best</w:t>
-      </w:r>
-      <w:r>
-        <w:t>_</w:t>
-      </w:r>
-      <w:r>
-        <w:rPr>
-          <w:lang w:val="en-US"/>
-        </w:rPr>
-        <w:t>fitness</w:t>
-      </w:r>
-      <w:r>
-        <w:t>_</w:t>
-      </w:r>
-      <w:r>
-        <w:rPr>
-          <w:lang w:val="en-US"/>
-        </w:rPr>
-        <w:t>history</w:t>
-      </w:r>
-      <w:r>
-        <w:t xml:space="preserve"> – </w:t>
-      </w:r>
-      <w:r>
-        <w:t>список</w:t>
-      </w:r>
-      <w:r>
-        <w:t xml:space="preserve"> </w:t>
-      </w:r>
-      <w:r>
-        <w:t>лучших</w:t>
-      </w:r>
-      <w:r>
-        <w:t xml:space="preserve"> </w:t>
-      </w:r>
-      <w:r>
-        <w:t>значений</w:t>
-      </w:r>
-      <w:r>
-        <w:t xml:space="preserve"> </w:t>
-      </w:r>
-      <w:r>
-        <w:t>качества в поколениях</w:t>
-      </w:r>
-    </w:p>
-    <w:p>
-      <w:pPr>
-        <w:pStyle w:val="a1"/>
-        <w:numPr>
-          <w:ilvl w:val="0"/>
-          <w:numId w:val="17"/>
-        </w:numPr>
-      </w:pPr>
-      <w:r>
-        <w:rPr>
-          <w:lang w:val="en-US"/>
-        </w:rPr>
-        <w:t>avg</w:t>
-      </w:r>
-      <w:r>
-        <w:t xml:space="preserve"> _</w:t>
-      </w:r>
-      <w:r>
-        <w:rPr>
-          <w:lang w:val="en-US"/>
-        </w:rPr>
-        <w:t>fitness</w:t>
-      </w:r>
-      <w:r>
-        <w:t>_</w:t>
-      </w:r>
-      <w:r>
-        <w:rPr>
-          <w:lang w:val="en-US"/>
-        </w:rPr>
-        <w:t>history</w:t>
-      </w:r>
-      <w:r>
-        <w:t xml:space="preserve"> – </w:t>
-      </w:r>
-      <w:r>
-        <w:t>список</w:t>
-      </w:r>
-      <w:r>
-        <w:t xml:space="preserve"> </w:t>
-      </w:r>
-      <w:r>
-        <w:t>средних значений</w:t>
-      </w:r>
-      <w:r>
-        <w:t xml:space="preserve"> </w:t>
-      </w:r>
-      <w:r>
-        <w:t>качества в поколениях</w:t>
-      </w:r>
-    </w:p>
-    <w:p>
-      <w:pPr>
-        <w:pStyle w:val="a1"/>
-        <w:numPr>
-          <w:ilvl w:val="0"/>
-          <w:numId w:val="17"/>
-        </w:numPr>
-      </w:pPr>
-      <w:r>
-        <w:rPr>
-          <w:lang w:val="en-US"/>
-        </w:rPr>
-        <w:t>worst</w:t>
-      </w:r>
-      <w:r>
-        <w:t>_</w:t>
-      </w:r>
-      <w:r>
-        <w:rPr>
-          <w:lang w:val="en-US"/>
-        </w:rPr>
-        <w:t>fitness</w:t>
-      </w:r>
-      <w:r>
-        <w:t>_</w:t>
-      </w:r>
-      <w:r>
-        <w:rPr>
-          <w:lang w:val="en-US"/>
-        </w:rPr>
-        <w:t>history</w:t>
-      </w:r>
-      <w:r>
-        <w:t xml:space="preserve"> – </w:t>
-      </w:r>
-      <w:r>
-        <w:t>список</w:t>
-      </w:r>
-      <w:r>
-        <w:t xml:space="preserve"> </w:t>
-      </w:r>
-      <w:r>
-        <w:t>худших</w:t>
-      </w:r>
-      <w:r>
-        <w:t xml:space="preserve"> </w:t>
-      </w:r>
-      <w:r>
-        <w:t>значений</w:t>
-      </w:r>
-      <w:r>
-        <w:t xml:space="preserve"> </w:t>
-      </w:r>
-      <w:r>
-        <w:t>качества в поколениях</w:t>
-      </w:r>
-    </w:p>
-    <w:p>
-      <w:pPr>
-        <w:pStyle w:val="a1"/>
-        <w:numPr>
-          <w:ilvl w:val="0"/>
-          <w:numId w:val="17"/>
-        </w:numPr>
-      </w:pPr>
-      <w:proofErr w:type="spellStart"/>
-      <w:r>
-        <w:t>steps</w:t>
-      </w:r>
-      <w:proofErr w:type="spellEnd"/>
-      <w:r>
-        <w:t xml:space="preserve"> – список шагов эволюции (</w:t>
-      </w:r>
-      <w:proofErr w:type="spellStart"/>
-      <w:r>
-        <w:rPr>
-          <w:lang w:val="en-US"/>
-        </w:rPr>
-        <w:t>GAStateStep</w:t>
-      </w:r>
-      <w:proofErr w:type="spellEnd"/>
-      <w:r>
-        <w:t>)</w:t>
-      </w:r>
-    </w:p>
-    <w:p>
-      <w:pPr>
-        <w:pStyle w:val="a1"/>
-        <w:numPr>
-          <w:ilvl w:val="0"/>
-          <w:numId w:val="17"/>
-        </w:numPr>
-        <w:rPr>
-          <w:lang w:val="en-US"/>
-        </w:rPr>
-      </w:pPr>
-      <w:r>
-        <w:t>Класс имеет несколько методов</w:t>
-      </w:r>
-      <w:r>
-        <w:rPr>
-          <w:lang w:val="en-US"/>
-        </w:rPr>
-        <w:t>:</w:t>
-      </w:r>
-    </w:p>
-    <w:p>
-      <w:pPr>
-        <w:pStyle w:val="a1"/>
-        <w:numPr>
-          <w:ilvl w:val="0"/>
-          <w:numId w:val="17"/>
-        </w:numPr>
-      </w:pPr>
-      <w:r>
-        <w:rPr>
-          <w:lang w:val="en-US"/>
-        </w:rPr>
-        <w:t>add</w:t>
-      </w:r>
-      <w:r>
-        <w:t>_</w:t>
-      </w:r>
-      <w:r>
-        <w:rPr>
-          <w:lang w:val="en-US"/>
-        </w:rPr>
-        <w:t>step</w:t>
-      </w:r>
-      <w:r>
-        <w:t>(</w:t>
-      </w:r>
-      <w:r>
-        <w:rPr>
-          <w:i/>
-          <w:iCs/>
-          <w:lang w:val="en-US"/>
-        </w:rPr>
-        <w:t>self</w:t>
-      </w:r>
-      <w:r>
-        <w:t xml:space="preserve">, </w:t>
-      </w:r>
-      <w:r>
-        <w:rPr>
-          <w:i/>
-          <w:iCs/>
-          <w:lang w:val="en-US"/>
-        </w:rPr>
-        <w:t>step</w:t>
-      </w:r>
-      <w:r>
-        <w:t xml:space="preserve">: </w:t>
-      </w:r>
-      <w:proofErr w:type="spellStart"/>
-      <w:r>
-        <w:rPr>
-          <w:i/>
-          <w:iCs/>
-          <w:lang w:val="en-US"/>
-        </w:rPr>
-        <w:t>GAStateStep</w:t>
-      </w:r>
-      <w:proofErr w:type="spellEnd"/>
-      <w:r>
-        <w:t xml:space="preserve">) </w:t>
-      </w:r>
-      <w:r>
-        <w:t>для</w:t>
-      </w:r>
-      <w:r>
-        <w:t xml:space="preserve"> </w:t>
-      </w:r>
-      <w:r>
-        <w:t>добавления</w:t>
-      </w:r>
-      <w:r>
-        <w:t xml:space="preserve"> </w:t>
-      </w:r>
-      <w:r>
-        <w:t>шага</w:t>
-      </w:r>
-      <w:r>
-        <w:t xml:space="preserve"> </w:t>
-      </w:r>
-      <w:r>
-        <w:t>в</w:t>
-      </w:r>
-      <w:r>
-        <w:t xml:space="preserve"> </w:t>
-      </w:r>
-      <w:r>
-        <w:t>историю</w:t>
-      </w:r>
-    </w:p>
-    <w:p>
-      <w:pPr>
-        <w:pStyle w:val="a1"/>
-        <w:numPr>
-          <w:ilvl w:val="0"/>
-          <w:numId w:val="17"/>
-        </w:numPr>
-        <w:rPr>
-          <w:lang w:val="en-US"/>
-        </w:rPr>
-      </w:pPr>
-      <w:proofErr w:type="spellStart"/>
-      <w:r>
-        <w:rPr>
-          <w:lang w:val="en-US"/>
-        </w:rPr>
-        <w:t>get_step</w:t>
-      </w:r>
-      <w:proofErr w:type="spellEnd"/>
-      <w:r>
-        <w:rPr>
-          <w:lang w:val="en-US"/>
-        </w:rPr>
-        <w:t xml:space="preserve">(self, index: int) -&gt; </w:t>
-      </w:r>
-      <w:proofErr w:type="spellStart"/>
-      <w:r>
-        <w:rPr>
-          <w:lang w:val="en-US"/>
-        </w:rPr>
-        <w:t>GAStateStep</w:t>
-      </w:r>
-      <w:proofErr w:type="spellEnd"/>
-      <w:r>
-        <w:rPr>
-          <w:lang w:val="en-US"/>
-        </w:rPr>
-        <w:t xml:space="preserve"> </w:t>
-      </w:r>
-      <w:r>
-        <w:t>для</w:t>
-      </w:r>
-      <w:r>
-        <w:rPr>
-          <w:lang w:val="en-US"/>
-        </w:rPr>
-        <w:t xml:space="preserve"> </w:t>
-      </w:r>
-      <w:r>
-        <w:t>получения</w:t>
-      </w:r>
-      <w:r>
-        <w:rPr>
-          <w:lang w:val="en-US"/>
-        </w:rPr>
-        <w:t xml:space="preserve"> </w:t>
-      </w:r>
-      <w:r>
-        <w:t>шага</w:t>
-      </w:r>
-      <w:r>
-        <w:rPr>
-          <w:lang w:val="en-US"/>
-        </w:rPr>
-        <w:t xml:space="preserve"> </w:t>
-      </w:r>
-      <w:r>
-        <w:t>по</w:t>
-      </w:r>
-      <w:r>
-        <w:rPr>
-          <w:lang w:val="en-US"/>
-        </w:rPr>
-        <w:t xml:space="preserve"> </w:t>
-      </w:r>
-      <w:r>
-        <w:t>индексу</w:t>
-      </w:r>
-    </w:p>
-    <w:p>
-      <w:pPr>
-        <w:pStyle w:val="a1"/>
-        <w:numPr>
-          <w:ilvl w:val="0"/>
-          <w:numId w:val="17"/>
-        </w:numPr>
-      </w:pPr>
-      <w:r>
-        <w:rPr>
-          <w:lang w:val="en-US"/>
-        </w:rPr>
-        <w:t>get</w:t>
-      </w:r>
-      <w:r>
-        <w:t>_</w:t>
-      </w:r>
-      <w:r>
-        <w:rPr>
-          <w:lang w:val="en-US"/>
-        </w:rPr>
-        <w:t>last</w:t>
-      </w:r>
-      <w:r>
-        <w:t>_</w:t>
-      </w:r>
-      <w:r>
-        <w:rPr>
-          <w:lang w:val="en-US"/>
-        </w:rPr>
-        <w:t>step</w:t>
-      </w:r>
-      <w:r>
-        <w:t xml:space="preserve">() </w:t>
-      </w:r>
-      <w:r>
-        <w:t>для</w:t>
-      </w:r>
-      <w:r>
-        <w:t xml:space="preserve"> </w:t>
-      </w:r>
-      <w:r>
-        <w:t>получения последнего шага</w:t>
-      </w:r>
-    </w:p>
-    <w:p>
-      <w:pPr>
-        <w:pStyle w:val="a1"/>
-      </w:pPr>
-    </w:p>
-    <w:p>
-      <w:pPr>
-        <w:pStyle w:val="a1"/>
-        <w:numPr>
-          <w:ilvl w:val="0"/>
-          <w:numId w:val="17"/>
-        </w:numPr>
-      </w:pPr>
-      <w:r>
-        <w:rPr>
-          <w:lang w:val="en-US"/>
-        </w:rPr>
-        <w:lastRenderedPageBreak/>
-        <w:t>class</w:t>
-      </w:r>
-      <w:r>
-        <w:t xml:space="preserve"> </w:t>
-      </w:r>
-      <w:proofErr w:type="spellStart"/>
-      <w:r>
-        <w:rPr>
-          <w:lang w:val="en-US"/>
-        </w:rPr>
+      </w:pPr>
+      <w:r>
+        <w:t xml:space="preserve">Использование </w:t>
+      </w:r>
+      <w:proofErr w:type="spellStart"/>
+      <w:r>
+        <w:t>Pydantic</w:t>
+      </w:r>
+      <w:proofErr w:type="spellEnd"/>
+      <w:r>
+        <w:t xml:space="preserve">-схем гарантирует строгую валидацию данных на всех этапах работы приложения. Модульная архитектура с разделением ответственности между классами обеспечивает гибкость и </w:t>
+      </w:r>
+      <w:proofErr w:type="spellStart"/>
+      <w:r>
+        <w:t>поддерживаемость</w:t>
+      </w:r>
+      <w:proofErr w:type="spellEnd"/>
+      <w:r>
+        <w:t xml:space="preserve"> кода: </w:t>
+      </w:r>
+      <w:proofErr w:type="spellStart"/>
+      <w:r>
         <w:t>GraphData</w:t>
       </w:r>
       <w:proofErr w:type="spellEnd"/>
       <w:r>
-        <w:t>(</w:t>
-      </w:r>
-      <w:proofErr w:type="spellStart"/>
-      <w:r>
-        <w:rPr>
-          <w:lang w:val="en-US"/>
-        </w:rPr>
-        <w:t>BaseModel</w:t>
-      </w:r>
-      <w:proofErr w:type="spellEnd"/>
-      <w:r>
-        <w:t xml:space="preserve">) </w:t>
-      </w:r>
-      <w:r>
-        <w:t>для</w:t>
-      </w:r>
-      <w:r>
-        <w:t xml:space="preserve"> </w:t>
-      </w:r>
-      <w:r>
-        <w:t>хранения</w:t>
-      </w:r>
-      <w:r>
-        <w:t xml:space="preserve"> </w:t>
-      </w:r>
-      <w:r>
-        <w:t>информации о графе. Имеет следующие поля</w:t>
-      </w:r>
-      <w:r>
-        <w:t>:</w:t>
-      </w:r>
-    </w:p>
-    <w:p>
-      <w:pPr>
-        <w:pStyle w:val="a1"/>
-        <w:numPr>
-          <w:ilvl w:val="0"/>
-          <w:numId w:val="17"/>
-        </w:numPr>
-      </w:pPr>
-      <w:proofErr w:type="spellStart"/>
-      <w:r>
-        <w:t>num_vercites</w:t>
-      </w:r>
-      <w:proofErr w:type="spellEnd"/>
-      <w:r>
-        <w:t xml:space="preserve"> – </w:t>
-      </w:r>
-      <w:r>
-        <w:t>кол-во вершин в графе</w:t>
-      </w:r>
-    </w:p>
-    <w:p>
-      <w:pPr>
-        <w:pStyle w:val="a1"/>
-        <w:numPr>
-          <w:ilvl w:val="0"/>
-          <w:numId w:val="17"/>
-        </w:numPr>
-      </w:pPr>
-      <w:r>
-        <w:rPr>
-          <w:lang w:val="en-US"/>
-        </w:rPr>
-        <w:t>matrix</w:t>
-      </w:r>
-      <w:r>
-        <w:t xml:space="preserve"> – </w:t>
-      </w:r>
-      <w:r>
-        <w:t>матрица смежности</w:t>
-      </w:r>
-    </w:p>
-    <w:p>
-      <w:pPr>
-        <w:pStyle w:val="a1"/>
-        <w:ind w:firstLine="0"/>
-      </w:pPr>
-      <w:r>
-        <w:tab/>
-        <w:t xml:space="preserve">Для корректности работы алгоритмов были установлено несколько </w:t>
-      </w:r>
-      <w:proofErr w:type="spellStart"/>
-      <w:r>
-        <w:t>валидаций</w:t>
-      </w:r>
-      <w:proofErr w:type="spellEnd"/>
-      <w:r>
-        <w:t xml:space="preserve"> данных и проверки на их соблюдения. Именно для этих целей был создан метод</w:t>
-      </w:r>
-      <w:r>
-        <w:t xml:space="preserve"> </w:t>
-      </w:r>
-      <w:r>
-        <w:rPr>
-          <w:lang w:val="en-US"/>
-        </w:rPr>
-        <w:t>validate</w:t>
-      </w:r>
-      <w:r>
-        <w:t>_</w:t>
-      </w:r>
-      <w:r>
-        <w:rPr>
-          <w:lang w:val="en-US"/>
-        </w:rPr>
-        <w:t>matrix</w:t>
-      </w:r>
-      <w:r>
-        <w:t xml:space="preserve"> </w:t>
-      </w:r>
-      <w:r>
-        <w:t>который срабатывает сразу после создание объекта и проверяет граф на</w:t>
-      </w:r>
-      <w:r>
-        <w:t>:</w:t>
-      </w:r>
-    </w:p>
-    <w:p>
-      <w:pPr>
-        <w:pStyle w:val="a1"/>
-        <w:numPr>
-          <w:ilvl w:val="0"/>
-          <w:numId w:val="7"/>
-        </w:numPr>
-      </w:pPr>
-      <w:r>
-        <w:t xml:space="preserve">Наличие петель и в случае их обнаружения выбрасывает исключение </w:t>
-      </w:r>
-      <w:proofErr w:type="spellStart"/>
-      <w:r>
-        <w:rPr>
-          <w:lang w:val="en-US"/>
-        </w:rPr>
-        <w:t>ValueError</w:t>
-      </w:r>
-      <w:proofErr w:type="spellEnd"/>
-    </w:p>
-    <w:p>
-      <w:pPr>
-        <w:pStyle w:val="a1"/>
-        <w:numPr>
-          <w:ilvl w:val="0"/>
-          <w:numId w:val="7"/>
-        </w:numPr>
-      </w:pPr>
-      <w:r>
-        <w:t xml:space="preserve">Использование только ориентированного графа, в случае исключения выбрасывает исключение </w:t>
-      </w:r>
-      <w:proofErr w:type="spellStart"/>
-      <w:r>
-        <w:rPr>
-          <w:lang w:val="en-US"/>
-        </w:rPr>
-        <w:t>ValueError</w:t>
-      </w:r>
-      <w:proofErr w:type="spellEnd"/>
-    </w:p>
-    <w:p>
-      <w:pPr>
-        <w:pStyle w:val="a1"/>
-        <w:ind w:left="709" w:firstLine="0"/>
-      </w:pPr>
-      <w:r>
-        <w:t>Для удобства работы с алгоритмами и конвертации данных были реализованы следующие методы</w:t>
-      </w:r>
-      <w:r>
-        <w:t>:</w:t>
-      </w:r>
-    </w:p>
-    <w:p>
-      <w:pPr>
-        <w:pStyle w:val="a1"/>
-        <w:numPr>
-          <w:ilvl w:val="0"/>
-          <w:numId w:val="16"/>
-        </w:numPr>
-      </w:pPr>
-      <w:r>
-        <w:rPr>
-          <w:lang w:val="en-US"/>
-        </w:rPr>
-        <w:t>from</w:t>
-      </w:r>
-      <w:r>
-        <w:t>_</w:t>
-      </w:r>
-      <w:r>
-        <w:rPr>
-          <w:lang w:val="en-US"/>
-        </w:rPr>
-        <w:t>edges</w:t>
-      </w:r>
-      <w:r>
-        <w:t>_</w:t>
-      </w:r>
-      <w:r>
-        <w:rPr>
-          <w:lang w:val="en-US"/>
-        </w:rPr>
-        <w:t>list</w:t>
-      </w:r>
-      <w:r>
-        <w:t>(</w:t>
-      </w:r>
-      <w:r>
-        <w:rPr>
-          <w:i/>
-          <w:iCs/>
-          <w:lang w:val="en-US"/>
-        </w:rPr>
-        <w:t>n</w:t>
-      </w:r>
-      <w:r>
-        <w:t xml:space="preserve">: </w:t>
-      </w:r>
-      <w:r>
-        <w:rPr>
-          <w:i/>
-          <w:iCs/>
-          <w:lang w:val="en-US"/>
-        </w:rPr>
-        <w:t>int</w:t>
-      </w:r>
-      <w:r>
-        <w:t xml:space="preserve">, </w:t>
-      </w:r>
-      <w:r>
-        <w:rPr>
-          <w:i/>
-          <w:iCs/>
-          <w:lang w:val="en-US"/>
-        </w:rPr>
-        <w:t>edges</w:t>
-      </w:r>
-      <w:r>
-        <w:t xml:space="preserve">: </w:t>
-      </w:r>
-      <w:r>
-        <w:rPr>
-          <w:i/>
-          <w:iCs/>
-          <w:lang w:val="en-US"/>
-        </w:rPr>
-        <w:t>list</w:t>
-      </w:r>
-      <w:r>
-        <w:t>[</w:t>
-      </w:r>
-      <w:r>
-        <w:rPr>
-          <w:lang w:val="en-US"/>
-        </w:rPr>
-        <w:t>tuple</w:t>
-      </w:r>
-      <w:r>
-        <w:t>[</w:t>
-      </w:r>
-      <w:r>
-        <w:rPr>
-          <w:i/>
-          <w:iCs/>
-          <w:lang w:val="en-US"/>
-        </w:rPr>
-        <w:t>int</w:t>
-      </w:r>
-      <w:r>
-        <w:t xml:space="preserve">, </w:t>
-      </w:r>
-      <w:r>
-        <w:rPr>
-          <w:i/>
-          <w:iCs/>
-          <w:lang w:val="en-US"/>
-        </w:rPr>
-        <w:t>int</w:t>
-      </w:r>
-      <w:r>
-        <w:t xml:space="preserve">, </w:t>
-      </w:r>
-      <w:r>
-        <w:rPr>
-          <w:i/>
-          <w:iCs/>
-          <w:lang w:val="en-US"/>
-        </w:rPr>
-        <w:t>float</w:t>
-      </w:r>
-      <w:r>
-        <w:t xml:space="preserve">]]) </w:t>
-      </w:r>
-      <w:r>
-        <w:t>для</w:t>
-      </w:r>
-      <w:r>
-        <w:t xml:space="preserve"> </w:t>
-      </w:r>
-      <w:r>
-        <w:t>создания</w:t>
-      </w:r>
-      <w:r>
-        <w:t xml:space="preserve"> </w:t>
-      </w:r>
-      <w:r>
-        <w:t>объекта</w:t>
-      </w:r>
-      <w:r>
-        <w:t xml:space="preserve"> </w:t>
-      </w:r>
-      <w:r>
-        <w:t>класса</w:t>
-      </w:r>
-      <w:r>
-        <w:t xml:space="preserve"> </w:t>
-      </w:r>
-      <w:r>
-        <w:t>с</w:t>
-      </w:r>
-      <w:r>
-        <w:t xml:space="preserve"> </w:t>
-      </w:r>
-      <w:r>
-        <w:t>использованием списка ребер</w:t>
-      </w:r>
-    </w:p>
-    <w:p>
-      <w:pPr>
-        <w:pStyle w:val="a1"/>
-        <w:numPr>
-          <w:ilvl w:val="0"/>
-          <w:numId w:val="16"/>
-        </w:numPr>
-      </w:pPr>
-      <w:r>
-        <w:rPr>
-          <w:lang w:val="en-US"/>
-        </w:rPr>
-        <w:t>to</w:t>
-      </w:r>
-      <w:r>
-        <w:t>_</w:t>
-      </w:r>
-      <w:r>
-        <w:rPr>
-          <w:lang w:val="en-US"/>
-        </w:rPr>
-        <w:t>edges</w:t>
-      </w:r>
-      <w:r>
-        <w:t>_</w:t>
-      </w:r>
-      <w:r>
-        <w:rPr>
-          <w:lang w:val="en-US"/>
-        </w:rPr>
-        <w:t>list</w:t>
-      </w:r>
-      <w:r>
-        <w:t xml:space="preserve"> </w:t>
-      </w:r>
-      <w:r>
-        <w:t>обратная</w:t>
-      </w:r>
-      <w:r>
-        <w:t xml:space="preserve"> </w:t>
-      </w:r>
-      <w:r>
-        <w:t>функция для извлечения списка ребер из</w:t>
-      </w:r>
-      <w:r>
-        <w:t xml:space="preserve"> графа.</w:t>
-      </w:r>
-    </w:p>
-    <w:p>
-      <w:pPr>
-        <w:pStyle w:val="a1"/>
-      </w:pPr>
-      <w:r>
-        <w:rPr>
-          <w:lang w:val="en-US"/>
-        </w:rPr>
-        <w:t>Class</w:t>
-      </w:r>
-      <w:r>
-        <w:t xml:space="preserve"> </w:t>
-      </w:r>
-      <w:r>
-        <w:rPr>
-          <w:lang w:val="en-US"/>
-        </w:rPr>
+        <w:t> отвечает за хранение, </w:t>
+      </w:r>
+      <w:proofErr w:type="spellStart"/>
+      <w:r>
         <w:t>Graph</w:t>
       </w:r>
-      <w:r>
-        <w:t xml:space="preserve"> </w:t>
-      </w:r>
-      <w:r>
-        <w:t xml:space="preserve">для управления данными графа и извлечению, установки и применения графа в алгоритме. Конструктор класса принимает кол-во вершин и создает объекта класса </w:t>
-      </w:r>
-      <w:proofErr w:type="spellStart"/>
-      <w:r>
-        <w:rPr>
-          <w:lang w:val="en-US"/>
-        </w:rPr>
-        <w:t>GraphData</w:t>
-      </w:r>
-      <w:proofErr w:type="spellEnd"/>
-      <w:r>
-        <w:t xml:space="preserve"> и хранит кол-во вершин. Для управления графом были реализованы следующие функции</w:t>
-      </w:r>
-      <w:r>
-        <w:t>:</w:t>
-      </w:r>
-    </w:p>
-    <w:p>
-      <w:pPr>
-        <w:pStyle w:val="a1"/>
-        <w:numPr>
-          <w:ilvl w:val="0"/>
-          <w:numId w:val="15"/>
-        </w:numPr>
-      </w:pPr>
-      <w:r>
-        <w:rPr>
-          <w:lang w:val="en-US"/>
-        </w:rPr>
-        <w:t>get</w:t>
-      </w:r>
-      <w:r>
-        <w:t>_</w:t>
-      </w:r>
-      <w:r>
-        <w:rPr>
-          <w:lang w:val="en-US"/>
-        </w:rPr>
-        <w:t>edges</w:t>
-      </w:r>
-      <w:r>
-        <w:t xml:space="preserve"> – </w:t>
-      </w:r>
-      <w:r>
-        <w:t>метод возврата списка ребер из графа</w:t>
-      </w:r>
-    </w:p>
-    <w:p>
-      <w:pPr>
-        <w:pStyle w:val="a1"/>
-        <w:numPr>
-          <w:ilvl w:val="0"/>
-          <w:numId w:val="15"/>
-        </w:numPr>
-      </w:pPr>
-      <w:r>
-        <w:rPr>
-          <w:lang w:val="en-US"/>
-        </w:rPr>
-        <w:t>get</w:t>
-      </w:r>
-      <w:r>
-        <w:t>_</w:t>
-      </w:r>
-      <w:r>
-        <w:rPr>
-          <w:lang w:val="en-US"/>
-        </w:rPr>
-        <w:t>matrix</w:t>
-      </w:r>
-      <w:r>
-        <w:t xml:space="preserve"> – </w:t>
-      </w:r>
-      <w:r>
-        <w:t>метод возврата списка смежности графа</w:t>
-      </w:r>
-    </w:p>
-    <w:p>
-      <w:pPr>
-        <w:pStyle w:val="a1"/>
-        <w:numPr>
-          <w:ilvl w:val="0"/>
-          <w:numId w:val="15"/>
-        </w:numPr>
-      </w:pPr>
-      <w:r>
-        <w:rPr>
-          <w:lang w:val="en-US"/>
-        </w:rPr>
-        <w:t>get</w:t>
-      </w:r>
-      <w:r>
-        <w:t>_</w:t>
-      </w:r>
-      <w:r>
-        <w:rPr>
-          <w:lang w:val="en-US"/>
-        </w:rPr>
-        <w:t>data</w:t>
-      </w:r>
-      <w:r>
-        <w:t xml:space="preserve"> – </w:t>
-      </w:r>
-      <w:r>
-        <w:t xml:space="preserve">метод возврата данных графа из объекта </w:t>
-      </w:r>
-      <w:proofErr w:type="spellStart"/>
-      <w:r>
-        <w:rPr>
-          <w:lang w:val="en-US"/>
-        </w:rPr>
-        <w:t>GraphData</w:t>
-      </w:r>
-      <w:proofErr w:type="spellEnd"/>
-    </w:p>
-    <w:p>
-      <w:pPr>
-        <w:pStyle w:val="a1"/>
-        <w:numPr>
-          <w:ilvl w:val="0"/>
-          <w:numId w:val="15"/>
-        </w:numPr>
-      </w:pPr>
-      <w:r>
-        <w:t>_</w:t>
-      </w:r>
-      <w:r>
-        <w:rPr>
-          <w:lang w:val="en-US"/>
-        </w:rPr>
-        <w:t>build</w:t>
-      </w:r>
-      <w:r>
-        <w:t>_</w:t>
-      </w:r>
-      <w:r>
-        <w:rPr>
-          <w:lang w:val="en-US"/>
-        </w:rPr>
-        <w:t>adj</w:t>
-      </w:r>
-      <w:r>
-        <w:t>_</w:t>
-      </w:r>
-      <w:r>
-        <w:rPr>
-          <w:lang w:val="en-US"/>
-        </w:rPr>
-        <w:t>list</w:t>
-      </w:r>
-      <w:r>
-        <w:t xml:space="preserve"> – </w:t>
-      </w:r>
-      <w:r>
-        <w:t>защищенный</w:t>
-      </w:r>
-      <w:r>
-        <w:t xml:space="preserve"> </w:t>
-      </w:r>
-      <w:r>
-        <w:t>метод для формирования списка смежности</w:t>
-      </w:r>
-    </w:p>
-    <w:p>
-      <w:pPr>
-        <w:pStyle w:val="a1"/>
-        <w:numPr>
-          <w:ilvl w:val="0"/>
-          <w:numId w:val="15"/>
-        </w:numPr>
-      </w:pPr>
-      <w:r>
-        <w:t>_</w:t>
-      </w:r>
-      <w:r>
-        <w:rPr>
-          <w:lang w:val="en-US"/>
-        </w:rPr>
-        <w:t>validate</w:t>
-      </w:r>
-      <w:r>
-        <w:t>_</w:t>
-      </w:r>
-      <w:r>
-        <w:rPr>
-          <w:lang w:val="en-US"/>
-        </w:rPr>
-        <w:t>vertex</w:t>
-      </w:r>
-      <w:r>
-        <w:t xml:space="preserve"> – </w:t>
-      </w:r>
-      <w:r>
-        <w:t>метод</w:t>
-      </w:r>
-      <w:r>
-        <w:t xml:space="preserve"> </w:t>
-      </w:r>
-      <w:r>
-        <w:t>для</w:t>
-      </w:r>
-      <w:r>
-        <w:t xml:space="preserve"> </w:t>
-      </w:r>
-      <w:r>
-        <w:t>валидации вершины по допустимому диапазону значений</w:t>
-      </w:r>
-    </w:p>
-    <w:p>
-      <w:pPr>
-        <w:pStyle w:val="a1"/>
-        <w:numPr>
-          <w:ilvl w:val="0"/>
-          <w:numId w:val="15"/>
-        </w:numPr>
-      </w:pPr>
-      <w:r>
-        <w:rPr>
-          <w:lang w:val="en-US"/>
-        </w:rPr>
-        <w:lastRenderedPageBreak/>
-        <w:t>add</w:t>
-      </w:r>
-      <w:r>
-        <w:t>_</w:t>
-      </w:r>
-      <w:r>
-        <w:rPr>
-          <w:lang w:val="en-US"/>
-        </w:rPr>
-        <w:t>edge</w:t>
-      </w:r>
-      <w:r>
-        <w:t xml:space="preserve"> – </w:t>
-      </w:r>
-      <w:r>
-        <w:t>метод по добавлению ребра в граф</w:t>
-      </w:r>
-    </w:p>
-    <w:p>
-      <w:pPr>
-        <w:pStyle w:val="a1"/>
-        <w:numPr>
-          <w:ilvl w:val="0"/>
-          <w:numId w:val="15"/>
-        </w:numPr>
-      </w:pPr>
-      <w:r>
-        <w:rPr>
-          <w:lang w:val="en-US"/>
-        </w:rPr>
-        <w:t>find</w:t>
-      </w:r>
-      <w:r>
-        <w:t>_</w:t>
-      </w:r>
-      <w:r>
-        <w:rPr>
-          <w:lang w:val="en-US"/>
-        </w:rPr>
-        <w:t>edge</w:t>
-      </w:r>
-      <w:r>
-        <w:t xml:space="preserve"> – </w:t>
-      </w:r>
-      <w:r>
-        <w:t>метод по поиску ребра в графе</w:t>
-      </w:r>
-    </w:p>
-    <w:p>
-      <w:pPr>
-        <w:pStyle w:val="a1"/>
-        <w:numPr>
-          <w:ilvl w:val="0"/>
-          <w:numId w:val="15"/>
-        </w:numPr>
-      </w:pPr>
-      <w:r>
-        <w:rPr>
-          <w:lang w:val="en-US"/>
-        </w:rPr>
-        <w:t>has</w:t>
-      </w:r>
-      <w:r>
-        <w:t>_</w:t>
-      </w:r>
-      <w:r>
-        <w:rPr>
-          <w:lang w:val="en-US"/>
-        </w:rPr>
-        <w:t>edge</w:t>
-      </w:r>
-      <w:r>
-        <w:t xml:space="preserve"> – </w:t>
-      </w:r>
-      <w:r>
-        <w:t>метод по проверки существования ребра</w:t>
-      </w:r>
-    </w:p>
-    <w:p>
-      <w:pPr>
-        <w:pStyle w:val="a1"/>
-        <w:numPr>
-          <w:ilvl w:val="0"/>
-          <w:numId w:val="15"/>
-        </w:numPr>
-      </w:pPr>
-      <w:r>
-        <w:rPr>
-          <w:lang w:val="en-US"/>
-        </w:rPr>
-        <w:t>get</w:t>
-      </w:r>
-      <w:r>
-        <w:t>_</w:t>
-      </w:r>
-      <w:r>
-        <w:rPr>
-          <w:lang w:val="en-US"/>
-        </w:rPr>
-        <w:t>edge</w:t>
-      </w:r>
-      <w:r>
-        <w:t>_</w:t>
-      </w:r>
-      <w:r>
-        <w:rPr>
-          <w:lang w:val="en-US"/>
-        </w:rPr>
-        <w:t>weight</w:t>
-      </w:r>
-      <w:r>
-        <w:t xml:space="preserve"> – </w:t>
-      </w:r>
-      <w:r>
-        <w:t>метод</w:t>
-      </w:r>
-      <w:r>
-        <w:t xml:space="preserve"> </w:t>
-      </w:r>
-      <w:r>
-        <w:t>по</w:t>
-      </w:r>
-      <w:r>
-        <w:t xml:space="preserve"> </w:t>
-      </w:r>
-      <w:r>
-        <w:t>получению веса ребра</w:t>
-      </w:r>
-    </w:p>
-    <w:p>
-      <w:pPr>
-        <w:pStyle w:val="a1"/>
-        <w:numPr>
-          <w:ilvl w:val="0"/>
-          <w:numId w:val="15"/>
-        </w:numPr>
-      </w:pPr>
-      <w:r>
-        <w:rPr>
-          <w:lang w:val="en-US"/>
-        </w:rPr>
-        <w:t>get</w:t>
-      </w:r>
-      <w:r>
-        <w:t>_</w:t>
-      </w:r>
-      <w:r>
-        <w:rPr>
-          <w:lang w:val="en-US"/>
-        </w:rPr>
-        <w:t>copy</w:t>
-      </w:r>
-      <w:r>
-        <w:t>_</w:t>
-      </w:r>
-      <w:r>
-        <w:rPr>
-          <w:lang w:val="en-US"/>
-        </w:rPr>
-        <w:t>edges</w:t>
-      </w:r>
-      <w:r>
-        <w:t xml:space="preserve"> – </w:t>
-      </w:r>
-      <w:r>
-        <w:t>метод</w:t>
-      </w:r>
-      <w:r>
-        <w:t xml:space="preserve"> </w:t>
-      </w:r>
-      <w:r>
-        <w:t>возвращаемый копия списка ребер</w:t>
-      </w:r>
-    </w:p>
-    <w:p>
-      <w:pPr>
-        <w:pStyle w:val="a1"/>
-        <w:numPr>
-          <w:ilvl w:val="0"/>
-          <w:numId w:val="15"/>
-        </w:numPr>
-      </w:pPr>
-      <w:r>
-        <w:rPr>
-          <w:lang w:val="en-US"/>
-        </w:rPr>
-        <w:t>get</w:t>
-      </w:r>
-      <w:r>
-        <w:t>_</w:t>
-      </w:r>
-      <w:r>
-        <w:rPr>
-          <w:lang w:val="en-US"/>
-        </w:rPr>
-        <w:t>copy</w:t>
-      </w:r>
-      <w:r>
-        <w:t>_</w:t>
-      </w:r>
-      <w:r>
-        <w:rPr>
-          <w:lang w:val="en-US"/>
-        </w:rPr>
-        <w:t>neighbors</w:t>
-      </w:r>
-      <w:r>
-        <w:t xml:space="preserve"> – </w:t>
-      </w:r>
-      <w:r>
-        <w:t>метод</w:t>
-      </w:r>
-      <w:r>
-        <w:t xml:space="preserve"> </w:t>
-      </w:r>
-      <w:r>
-        <w:t>по</w:t>
-      </w:r>
-      <w:r>
-        <w:t xml:space="preserve"> </w:t>
-      </w:r>
-      <w:r>
-        <w:t>возвращению копии списка соседей(списка смежности)</w:t>
-      </w:r>
-    </w:p>
-    <w:p>
-      <w:pPr>
-        <w:pStyle w:val="a1"/>
-        <w:numPr>
-          <w:ilvl w:val="0"/>
-          <w:numId w:val="15"/>
-        </w:numPr>
-      </w:pPr>
-      <w:r>
-        <w:rPr>
-          <w:lang w:val="en-US"/>
-        </w:rPr>
-        <w:t>get</w:t>
-      </w:r>
-      <w:r>
-        <w:t>_</w:t>
-      </w:r>
-      <w:r>
-        <w:rPr>
-          <w:lang w:val="en-US"/>
-        </w:rPr>
-        <w:t>degree</w:t>
-      </w:r>
-      <w:r>
-        <w:t xml:space="preserve"> – </w:t>
-      </w:r>
-      <w:r>
-        <w:t>метод возвращающий степень вершины</w:t>
-      </w:r>
-    </w:p>
-    <w:p>
-      <w:pPr>
-        <w:pStyle w:val="a1"/>
-        <w:numPr>
-          <w:ilvl w:val="0"/>
-          <w:numId w:val="15"/>
-        </w:numPr>
-      </w:pPr>
-      <w:r>
-        <w:rPr>
-          <w:lang w:val="en-US"/>
-        </w:rPr>
-        <w:t>get</w:t>
-      </w:r>
-      <w:r>
-        <w:t>_</w:t>
-      </w:r>
-      <w:r>
-        <w:rPr>
-          <w:lang w:val="en-US"/>
-        </w:rPr>
-        <w:t>total</w:t>
-      </w:r>
-      <w:r>
-        <w:t>_</w:t>
-      </w:r>
-      <w:r>
-        <w:rPr>
-          <w:lang w:val="en-US"/>
-        </w:rPr>
-        <w:t>edges</w:t>
-      </w:r>
-      <w:r>
-        <w:t xml:space="preserve"> – </w:t>
-      </w:r>
-      <w:r>
-        <w:t>метод</w:t>
-      </w:r>
-      <w:r>
-        <w:t xml:space="preserve"> </w:t>
-      </w:r>
-      <w:r>
-        <w:t>возвращающий</w:t>
-      </w:r>
-      <w:r>
-        <w:t xml:space="preserve"> </w:t>
-      </w:r>
-      <w:r>
-        <w:t>кол-во ребер в графе</w:t>
-      </w:r>
-    </w:p>
-    <w:p>
-      <w:pPr>
-        <w:pStyle w:val="a1"/>
-        <w:numPr>
-          <w:ilvl w:val="0"/>
-          <w:numId w:val="15"/>
-        </w:numPr>
-      </w:pPr>
-      <w:r>
-        <w:rPr>
-          <w:lang w:val="en-US"/>
-        </w:rPr>
-        <w:t>get</w:t>
-      </w:r>
-      <w:r>
-        <w:t>_</w:t>
-      </w:r>
-      <w:r>
-        <w:rPr>
-          <w:lang w:val="en-US"/>
-        </w:rPr>
-        <w:t>total</w:t>
-      </w:r>
-      <w:r>
-        <w:t>_</w:t>
-      </w:r>
-      <w:r>
-        <w:rPr>
-          <w:lang w:val="en-US"/>
-        </w:rPr>
-        <w:t>weight</w:t>
-      </w:r>
-      <w:r>
-        <w:t xml:space="preserve"> – </w:t>
-      </w:r>
-      <w:r>
-        <w:t>метод</w:t>
-      </w:r>
-      <w:r>
-        <w:t xml:space="preserve"> </w:t>
-      </w:r>
-      <w:r>
-        <w:t>возвращающий</w:t>
-      </w:r>
-      <w:r>
-        <w:t xml:space="preserve"> </w:t>
-      </w:r>
-      <w:r>
-        <w:t>вес всех ребер графа в сумме</w:t>
-      </w:r>
-    </w:p>
-    <w:p>
-      <w:pPr>
-        <w:pStyle w:val="a1"/>
-        <w:numPr>
-          <w:ilvl w:val="0"/>
-          <w:numId w:val="15"/>
-        </w:numPr>
-      </w:pPr>
-      <w:r>
-        <w:rPr>
-          <w:lang w:val="en-US"/>
-        </w:rPr>
-        <w:t>get</w:t>
-      </w:r>
-      <w:r>
-        <w:t>_</w:t>
-      </w:r>
-      <w:r>
-        <w:rPr>
-          <w:lang w:val="en-US"/>
-        </w:rPr>
-        <w:t>edges</w:t>
-      </w:r>
-      <w:r>
-        <w:t>_</w:t>
-      </w:r>
-      <w:r>
-        <w:rPr>
-          <w:lang w:val="en-US"/>
-        </w:rPr>
-        <w:t>weight</w:t>
-      </w:r>
-      <w:r>
-        <w:t xml:space="preserve"> – </w:t>
-      </w:r>
-      <w:r>
-        <w:t>метод</w:t>
-      </w:r>
-      <w:r>
-        <w:t xml:space="preserve"> </w:t>
-      </w:r>
-      <w:r>
-        <w:t xml:space="preserve">возвращающий вес определенных ребер, передаваемых </w:t>
-      </w:r>
-      <w:r>
-        <w:t>списком кортежей ребер</w:t>
-      </w:r>
-    </w:p>
-    <w:p>
-      <w:pPr>
-        <w:pStyle w:val="a1"/>
-        <w:numPr>
-          <w:ilvl w:val="0"/>
-          <w:numId w:val="15"/>
-        </w:numPr>
-      </w:pPr>
-      <w:r>
-        <w:rPr>
-          <w:lang w:val="en-US"/>
-        </w:rPr>
-        <w:t>to</w:t>
-      </w:r>
-      <w:r>
-        <w:t>_</w:t>
-      </w:r>
-      <w:proofErr w:type="spellStart"/>
-      <w:r>
-        <w:rPr>
-          <w:lang w:val="en-US"/>
-        </w:rPr>
-        <w:t>dict</w:t>
-      </w:r>
-      <w:proofErr w:type="spellEnd"/>
-      <w:r>
-        <w:t xml:space="preserve"> – </w:t>
-      </w:r>
-      <w:r>
-        <w:t>метод миграции данных о графе в словарь</w:t>
-      </w:r>
-    </w:p>
-    <w:p>
-      <w:pPr>
-        <w:pStyle w:val="a1"/>
-        <w:numPr>
-          <w:ilvl w:val="0"/>
-          <w:numId w:val="15"/>
-        </w:numPr>
-      </w:pPr>
-      <w:r>
-        <w:rPr>
-          <w:lang w:val="en-US"/>
-        </w:rPr>
-        <w:t>to</w:t>
-      </w:r>
-      <w:r>
-        <w:t>_</w:t>
-      </w:r>
-      <w:proofErr w:type="spellStart"/>
-      <w:r>
-        <w:rPr>
-          <w:lang w:val="en-US"/>
-        </w:rPr>
-        <w:t>json</w:t>
-      </w:r>
-      <w:proofErr w:type="spellEnd"/>
-      <w:r>
-        <w:t xml:space="preserve"> </w:t>
-      </w:r>
-      <w:r>
-        <w:t xml:space="preserve">– метод миграции данных в </w:t>
-      </w:r>
-      <w:proofErr w:type="spellStart"/>
-      <w:r>
-        <w:rPr>
-          <w:lang w:val="en-US"/>
-        </w:rPr>
-        <w:t>json</w:t>
-      </w:r>
-      <w:proofErr w:type="spellEnd"/>
-      <w:r>
-        <w:t xml:space="preserve"> </w:t>
-      </w:r>
-      <w:r>
-        <w:t>файл</w:t>
-      </w:r>
-    </w:p>
-    <w:p>
-      <w:pPr>
-        <w:pStyle w:val="a1"/>
-        <w:numPr>
-          <w:ilvl w:val="0"/>
-          <w:numId w:val="15"/>
-        </w:numPr>
-      </w:pPr>
-      <w:proofErr w:type="spellStart"/>
-      <w:r>
-        <w:t>is_connected</w:t>
-      </w:r>
-      <w:proofErr w:type="spellEnd"/>
-      <w:r>
-        <w:t xml:space="preserve"> – метод проверки связности графа</w:t>
-      </w:r>
-    </w:p>
-    <w:p>
-      <w:pPr>
-        <w:pStyle w:val="a1"/>
-        <w:numPr>
-          <w:ilvl w:val="0"/>
-          <w:numId w:val="15"/>
-        </w:numPr>
-      </w:pPr>
-      <w:r>
-        <w:rPr>
-          <w:lang w:val="en-US"/>
-        </w:rPr>
-        <w:t>is</w:t>
-      </w:r>
-      <w:r>
-        <w:t>_</w:t>
-      </w:r>
-      <w:r>
-        <w:rPr>
-          <w:lang w:val="en-US"/>
-        </w:rPr>
-        <w:t>tree</w:t>
-      </w:r>
-      <w:r>
-        <w:t xml:space="preserve"> – </w:t>
-      </w:r>
-      <w:r>
-        <w:t>статический метод класса для проверки списка ребер на образование дерева из этих ребер</w:t>
-      </w:r>
-    </w:p>
-    <w:p>
-      <w:pPr>
-        <w:pStyle w:val="a1"/>
-      </w:pPr>
-      <w:r>
-        <w:rPr>
-          <w:lang w:val="en-US"/>
-        </w:rPr>
-        <w:t>class</w:t>
-      </w:r>
-      <w:r>
-        <w:t xml:space="preserve"> </w:t>
-      </w:r>
-      <w:proofErr w:type="spellStart"/>
-      <w:r>
-        <w:rPr>
-          <w:lang w:val="en-US"/>
-        </w:rPr>
-        <w:t>PruferCode</w:t>
-      </w:r>
-      <w:proofErr w:type="spellEnd"/>
-      <w:r>
-        <w:t xml:space="preserve"> </w:t>
-      </w:r>
-      <w:r>
-        <w:t xml:space="preserve">один из важнейших классов в ПО. Класс призван для кодировании и декодировании графа в код </w:t>
-      </w:r>
-      <w:proofErr w:type="spellStart"/>
-      <w:r>
-        <w:t>Прюфера</w:t>
-      </w:r>
-      <w:proofErr w:type="spellEnd"/>
-      <w:r>
-        <w:t xml:space="preserve"> из ребер и наоборот из кода </w:t>
-      </w:r>
-      <w:proofErr w:type="spellStart"/>
-      <w:r>
-        <w:t>Прюфера</w:t>
-      </w:r>
-      <w:proofErr w:type="spellEnd"/>
-      <w:r>
-        <w:t xml:space="preserve"> в список ребер. Имеет следующие методы</w:t>
-      </w:r>
-      <w:r>
-        <w:t>:</w:t>
-      </w:r>
-    </w:p>
-    <w:p>
-      <w:pPr>
-        <w:pStyle w:val="a1"/>
-        <w:numPr>
-          <w:ilvl w:val="0"/>
-          <w:numId w:val="14"/>
-        </w:numPr>
-      </w:pPr>
-      <w:r>
-        <w:rPr>
-          <w:lang w:val="en-US"/>
-        </w:rPr>
-        <w:t>edges</w:t>
-      </w:r>
-      <w:r>
-        <w:t>_</w:t>
-      </w:r>
-      <w:r>
-        <w:rPr>
-          <w:lang w:val="en-US"/>
-        </w:rPr>
-        <w:t>to</w:t>
-      </w:r>
-      <w:r>
-        <w:t>_</w:t>
-      </w:r>
-      <w:r>
-        <w:rPr>
-          <w:lang w:val="en-US"/>
-        </w:rPr>
-        <w:t>code</w:t>
-      </w:r>
-      <w:r>
-        <w:t xml:space="preserve"> – </w:t>
-      </w:r>
-      <w:r>
-        <w:t xml:space="preserve">статический метод класса для кодирования списка ребер в код </w:t>
-      </w:r>
-      <w:proofErr w:type="spellStart"/>
-      <w:r>
-        <w:t>Прюфера</w:t>
-      </w:r>
-      <w:proofErr w:type="spellEnd"/>
-    </w:p>
-    <w:p>
-      <w:pPr>
-        <w:pStyle w:val="a1"/>
-        <w:numPr>
-          <w:ilvl w:val="0"/>
-          <w:numId w:val="14"/>
-        </w:numPr>
-      </w:pPr>
-      <w:r>
-        <w:rPr>
-          <w:lang w:val="en-US"/>
-        </w:rPr>
-        <w:t>code</w:t>
-      </w:r>
-      <w:r>
-        <w:t>_</w:t>
-      </w:r>
-      <w:r>
-        <w:rPr>
-          <w:lang w:val="en-US"/>
-        </w:rPr>
-        <w:t>to</w:t>
-      </w:r>
-      <w:r>
-        <w:t>_</w:t>
-      </w:r>
-      <w:r>
-        <w:rPr>
-          <w:lang w:val="en-US"/>
-        </w:rPr>
-        <w:t>edges</w:t>
-      </w:r>
-      <w:r>
-        <w:t xml:space="preserve"> – </w:t>
-      </w:r>
-      <w:r>
-        <w:t xml:space="preserve">статический метод для декодирования кода </w:t>
-      </w:r>
-      <w:proofErr w:type="spellStart"/>
-      <w:r>
-        <w:t>Прюфера</w:t>
-      </w:r>
-      <w:proofErr w:type="spellEnd"/>
-      <w:r>
-        <w:t xml:space="preserve"> в список ребер</w:t>
-      </w:r>
-    </w:p>
-    <w:p>
-      <w:pPr>
-        <w:pStyle w:val="a1"/>
-        <w:numPr>
-          <w:ilvl w:val="0"/>
-          <w:numId w:val="14"/>
-        </w:numPr>
-      </w:pPr>
-      <w:r>
-        <w:rPr>
-          <w:lang w:val="en-US"/>
-        </w:rPr>
-        <w:t>is</w:t>
-      </w:r>
-      <w:r>
-        <w:t>_</w:t>
-      </w:r>
-      <w:r>
-        <w:rPr>
-          <w:lang w:val="en-US"/>
-        </w:rPr>
-        <w:t>valid</w:t>
-      </w:r>
-      <w:r>
-        <w:t>_</w:t>
-      </w:r>
-      <w:proofErr w:type="spellStart"/>
-      <w:r>
-        <w:rPr>
-          <w:lang w:val="en-US"/>
-        </w:rPr>
-        <w:t>prufer</w:t>
-      </w:r>
-      <w:proofErr w:type="spellEnd"/>
-      <w:r>
-        <w:t>_</w:t>
-      </w:r>
-      <w:r>
-        <w:rPr>
-          <w:lang w:val="en-US"/>
-        </w:rPr>
-        <w:t>code</w:t>
-      </w:r>
-      <w:r>
-        <w:t xml:space="preserve"> – </w:t>
-      </w:r>
-      <w:r>
-        <w:t xml:space="preserve">статический метод для проверки </w:t>
-      </w:r>
-      <w:proofErr w:type="spellStart"/>
-      <w:r>
-        <w:t>влидности</w:t>
-      </w:r>
-      <w:proofErr w:type="spellEnd"/>
-      <w:r>
-        <w:t xml:space="preserve"> кода </w:t>
-      </w:r>
-      <w:proofErr w:type="spellStart"/>
-      <w:r>
-        <w:t>Прюфера</w:t>
-      </w:r>
-      <w:proofErr w:type="spellEnd"/>
-    </w:p>
-    <w:p>
-      <w:pPr>
-        <w:pStyle w:val="a1"/>
-      </w:pPr>
-    </w:p>
-    <w:p>
-      <w:pPr>
-        <w:pStyle w:val="a1"/>
-      </w:pPr>
-      <w:r>
-        <w:rPr>
-          <w:lang w:val="en-US"/>
-        </w:rPr>
-        <w:lastRenderedPageBreak/>
-        <w:t>class</w:t>
-      </w:r>
-      <w:r>
-        <w:t xml:space="preserve"> </w:t>
-      </w:r>
-      <w:proofErr w:type="spellStart"/>
-      <w:r>
-        <w:rPr>
-          <w:lang w:val="en-US"/>
-        </w:rPr>
-        <w:t>FileIO</w:t>
-      </w:r>
-      <w:proofErr w:type="spellEnd"/>
-      <w:r>
-        <w:t>. Класс предназначен для работы с файлами, а именно для чтения графа из файла в формате списка ребер. Класс имеет следующий метод</w:t>
-      </w:r>
-      <w:r>
-        <w:t>:</w:t>
-      </w:r>
-    </w:p>
-    <w:p>
-      <w:pPr>
-        <w:pStyle w:val="a1"/>
-        <w:numPr>
-          <w:ilvl w:val="0"/>
-          <w:numId w:val="13"/>
-        </w:numPr>
-      </w:pPr>
-      <w:r>
-        <w:rPr>
-          <w:lang w:val="en-US"/>
-        </w:rPr>
-        <w:t>load</w:t>
-      </w:r>
-      <w:r>
-        <w:t xml:space="preserve"> – </w:t>
-      </w:r>
-      <w:r>
-        <w:t xml:space="preserve">статический метод считывающий данные из файла, их валидация и создания объекта класса </w:t>
-      </w:r>
-      <w:r>
-        <w:rPr>
-          <w:lang w:val="en-US"/>
-        </w:rPr>
-        <w:t>Graph</w:t>
-      </w:r>
-      <w:r>
-        <w:t xml:space="preserve"> </w:t>
-      </w:r>
-      <w:r>
-        <w:t xml:space="preserve">с использованием полученных ребер и последующим возврата объекта класса </w:t>
-      </w:r>
-      <w:r>
-        <w:rPr>
-          <w:lang w:val="en-US"/>
-        </w:rPr>
-        <w:t>Graph</w:t>
-      </w:r>
-    </w:p>
-    <w:p>
-      <w:pPr>
-        <w:pStyle w:val="a1"/>
-      </w:pPr>
-      <w:r>
-        <w:rPr>
-          <w:lang w:val="en-US"/>
-        </w:rPr>
-        <w:t>class</w:t>
-      </w:r>
-      <w:r>
-        <w:t xml:space="preserve"> </w:t>
-      </w:r>
-      <w:proofErr w:type="spellStart"/>
-      <w:r>
-        <w:rPr>
-          <w:lang w:val="en-US"/>
-        </w:rPr>
-        <w:t>GraphGenerator</w:t>
-      </w:r>
-      <w:proofErr w:type="spellEnd"/>
-      <w:r>
-        <w:t xml:space="preserve">. </w:t>
-      </w:r>
-      <w:r>
-        <w:t>Класс</w:t>
-      </w:r>
-      <w:r>
-        <w:t xml:space="preserve"> </w:t>
-      </w:r>
-      <w:r>
-        <w:t>для</w:t>
-      </w:r>
-      <w:r>
-        <w:t xml:space="preserve"> </w:t>
-      </w:r>
-      <w:r>
-        <w:t>генерации графа с использованием параметров. Класс имеет следующий метод</w:t>
-      </w:r>
-      <w:r>
-        <w:t>:</w:t>
-      </w:r>
-    </w:p>
-    <w:p>
-      <w:pPr>
-        <w:pStyle w:val="a1"/>
-        <w:numPr>
-          <w:ilvl w:val="0"/>
-          <w:numId w:val="13"/>
-        </w:numPr>
-      </w:pPr>
-      <w:r>
-        <w:rPr>
-          <w:lang w:val="en-US"/>
-        </w:rPr>
-        <w:t>gen</w:t>
-      </w:r>
-      <w:r>
-        <w:t>_</w:t>
-      </w:r>
-      <w:r>
-        <w:rPr>
-          <w:lang w:val="en-US"/>
-        </w:rPr>
-        <w:t>graph</w:t>
-      </w:r>
-      <w:r>
-        <w:t xml:space="preserve"> – </w:t>
-      </w:r>
-      <w:r>
-        <w:t>статический метод графа с параметрами</w:t>
-      </w:r>
-      <w:r>
-        <w:t>:</w:t>
-      </w:r>
-      <w:r>
-        <w:t xml:space="preserve"> кол-во вершин, вероятность появления ребра между вершинами, минимальным и максимальным весам ребра</w:t>
-      </w:r>
-    </w:p>
-    <w:p>
-      <w:pPr>
-        <w:pStyle w:val="a1"/>
-      </w:pPr>
-      <w:r>
-        <w:rPr>
-          <w:lang w:val="en-US"/>
-        </w:rPr>
-        <w:t>class</w:t>
-      </w:r>
-      <w:r>
-        <w:t xml:space="preserve"> </w:t>
-      </w:r>
-      <w:proofErr w:type="spellStart"/>
-      <w:r>
-        <w:rPr>
-          <w:lang w:val="en-US"/>
-        </w:rPr>
+      <w:proofErr w:type="spellEnd"/>
+      <w:r>
+        <w:t> за управление, </w:t>
+      </w:r>
+      <w:proofErr w:type="spellStart"/>
+      <w:r>
         <w:t>GraphManager</w:t>
       </w:r>
       <w:proofErr w:type="spellEnd"/>
       <w:r>
-        <w:t xml:space="preserve">. </w:t>
-      </w:r>
-      <w:r>
-        <w:t xml:space="preserve">Класс </w:t>
-      </w:r>
-      <w:proofErr w:type="spellStart"/>
-      <w:r>
-        <w:t>асбстрации</w:t>
-      </w:r>
-      <w:proofErr w:type="spellEnd"/>
-      <w:r>
-        <w:t xml:space="preserve"> объединяющий несколько классов в один для удобного управления и комбинации использований других классов, а также для валидации приходящих данных. Метод конструктор объекты классов </w:t>
-      </w:r>
-      <w:proofErr w:type="spellStart"/>
-      <w:r>
-        <w:rPr>
-          <w:lang w:val="en-US"/>
-        </w:rPr>
-        <w:t>FileIO</w:t>
-      </w:r>
-      <w:proofErr w:type="spellEnd"/>
-      <w:r>
-        <w:t xml:space="preserve"> </w:t>
-      </w:r>
-      <w:r>
-        <w:t xml:space="preserve">и </w:t>
-      </w:r>
-      <w:proofErr w:type="spellStart"/>
-      <w:r>
-        <w:rPr>
-          <w:lang w:val="en-US"/>
-        </w:rPr>
-        <w:t>GraphGenerator</w:t>
-      </w:r>
-      <w:proofErr w:type="spellEnd"/>
-      <w:r>
-        <w:t xml:space="preserve">, а также поле </w:t>
-      </w:r>
-      <w:r>
-        <w:t>_</w:t>
-      </w:r>
-      <w:r>
-        <w:rPr>
-          <w:lang w:val="en-US"/>
-        </w:rPr>
-        <w:t>graph</w:t>
-      </w:r>
-      <w:r>
-        <w:t xml:space="preserve"> </w:t>
-      </w:r>
-      <w:r>
-        <w:t>для хранения графа. Класс представляет собой менеджер управления графом. Имеет следующие методы</w:t>
-      </w:r>
-      <w:r>
-        <w:t>:</w:t>
-      </w:r>
-    </w:p>
-    <w:p>
-      <w:pPr>
-        <w:pStyle w:val="a1"/>
-        <w:numPr>
-          <w:ilvl w:val="0"/>
-          <w:numId w:val="12"/>
-        </w:numPr>
-      </w:pPr>
-      <w:r>
-        <w:rPr>
-          <w:lang w:val="en-US"/>
-        </w:rPr>
-        <w:t>get</w:t>
-      </w:r>
-      <w:r>
-        <w:t>_</w:t>
-      </w:r>
-      <w:r>
-        <w:rPr>
-          <w:lang w:val="en-US"/>
-        </w:rPr>
-        <w:t>graph</w:t>
-      </w:r>
-      <w:r>
-        <w:t xml:space="preserve"> – </w:t>
-      </w:r>
-      <w:proofErr w:type="spellStart"/>
-      <w:r>
-        <w:t>возвращяет</w:t>
-      </w:r>
-      <w:proofErr w:type="spellEnd"/>
-      <w:r>
-        <w:t xml:space="preserve"> объект метода </w:t>
-      </w:r>
-      <w:r>
-        <w:rPr>
-          <w:lang w:val="en-US"/>
-        </w:rPr>
-        <w:t>Graph</w:t>
-      </w:r>
-      <w:r>
-        <w:t xml:space="preserve"> </w:t>
-      </w:r>
-      <w:r>
-        <w:t>при его наличии</w:t>
-      </w:r>
-    </w:p>
-    <w:p>
-      <w:pPr>
-        <w:pStyle w:val="a1"/>
-        <w:numPr>
-          <w:ilvl w:val="0"/>
-          <w:numId w:val="12"/>
-        </w:numPr>
-      </w:pPr>
-      <w:r>
-        <w:rPr>
-          <w:lang w:val="en-US"/>
-        </w:rPr>
-        <w:t>has</w:t>
-      </w:r>
-      <w:r>
-        <w:t>_</w:t>
-      </w:r>
-      <w:r>
-        <w:rPr>
-          <w:lang w:val="en-US"/>
-        </w:rPr>
-        <w:t>graph</w:t>
-      </w:r>
-      <w:r>
-        <w:t xml:space="preserve"> – </w:t>
-      </w:r>
-      <w:r>
-        <w:t>проверяет есть ли граф в менеджере</w:t>
-      </w:r>
-    </w:p>
-    <w:p>
-      <w:pPr>
-        <w:pStyle w:val="a1"/>
-        <w:numPr>
-          <w:ilvl w:val="0"/>
-          <w:numId w:val="12"/>
-        </w:numPr>
-      </w:pPr>
-      <w:r>
-        <w:rPr>
-          <w:lang w:val="en-US"/>
-        </w:rPr>
-        <w:t>set</w:t>
-      </w:r>
-      <w:r>
-        <w:t>_</w:t>
-      </w:r>
-      <w:r>
-        <w:rPr>
-          <w:lang w:val="en-US"/>
-        </w:rPr>
-        <w:t>graph</w:t>
-      </w:r>
-      <w:r>
-        <w:t xml:space="preserve"> – </w:t>
-      </w:r>
-      <w:r>
-        <w:t>метод установки графа в менеджере</w:t>
-      </w:r>
-    </w:p>
-    <w:p>
-      <w:pPr>
-        <w:pStyle w:val="a1"/>
-        <w:numPr>
-          <w:ilvl w:val="0"/>
-          <w:numId w:val="12"/>
-        </w:numPr>
-      </w:pPr>
-      <w:r>
-        <w:rPr>
-          <w:lang w:val="en-US"/>
-        </w:rPr>
-        <w:t>clear</w:t>
-      </w:r>
-      <w:r>
-        <w:t xml:space="preserve"> – </w:t>
-      </w:r>
-      <w:r>
-        <w:t>метод по удалению графа из менеджера</w:t>
-      </w:r>
-    </w:p>
-    <w:p>
-      <w:pPr>
-        <w:pStyle w:val="a1"/>
-        <w:numPr>
-          <w:ilvl w:val="0"/>
-          <w:numId w:val="12"/>
-        </w:numPr>
-      </w:pPr>
-      <w:r>
-        <w:rPr>
-          <w:lang w:val="en-US"/>
-        </w:rPr>
-        <w:t>load</w:t>
-      </w:r>
-      <w:r>
-        <w:t>_</w:t>
-      </w:r>
-      <w:r>
-        <w:rPr>
-          <w:lang w:val="en-US"/>
-        </w:rPr>
-        <w:t>from</w:t>
-      </w:r>
-      <w:r>
-        <w:t>_</w:t>
-      </w:r>
-      <w:r>
-        <w:rPr>
-          <w:lang w:val="en-US"/>
-        </w:rPr>
-        <w:t>tuple</w:t>
-      </w:r>
-      <w:r>
-        <w:t xml:space="preserve"> – </w:t>
-      </w:r>
-      <w:r>
-        <w:t>метод</w:t>
-      </w:r>
-      <w:r>
-        <w:t xml:space="preserve"> </w:t>
-      </w:r>
-      <w:r>
-        <w:t>по</w:t>
-      </w:r>
-      <w:r>
-        <w:t xml:space="preserve"> </w:t>
-      </w:r>
-      <w:r>
-        <w:t>созданию и добавления графа в менеджер при входных данных списка ребер с весами</w:t>
-      </w:r>
-    </w:p>
-    <w:p>
-      <w:pPr>
-        <w:pStyle w:val="a1"/>
-        <w:numPr>
-          <w:ilvl w:val="0"/>
-          <w:numId w:val="12"/>
-        </w:numPr>
-      </w:pPr>
-      <w:r>
-        <w:rPr>
-          <w:lang w:val="en-US"/>
-        </w:rPr>
-        <w:t>generate</w:t>
-      </w:r>
-      <w:r>
-        <w:t>_</w:t>
-      </w:r>
-      <w:r>
-        <w:rPr>
-          <w:lang w:val="en-US"/>
-        </w:rPr>
-        <w:t>random</w:t>
-      </w:r>
-      <w:r>
-        <w:t>_</w:t>
-      </w:r>
-      <w:r>
-        <w:rPr>
-          <w:lang w:val="en-US"/>
-        </w:rPr>
-        <w:t>graph</w:t>
-      </w:r>
-      <w:r>
-        <w:t xml:space="preserve"> – </w:t>
-      </w:r>
-      <w:r>
-        <w:t>метод</w:t>
-      </w:r>
-      <w:r>
-        <w:t xml:space="preserve"> </w:t>
-      </w:r>
-      <w:r>
-        <w:t>по</w:t>
-      </w:r>
-      <w:r>
-        <w:t xml:space="preserve"> </w:t>
-      </w:r>
-      <w:r>
-        <w:t>генерации графа с использованием другого класса</w:t>
-      </w:r>
-    </w:p>
-    <w:p>
-      <w:pPr>
-        <w:pStyle w:val="a1"/>
-        <w:numPr>
-          <w:ilvl w:val="0"/>
-          <w:numId w:val="12"/>
-        </w:numPr>
-      </w:pPr>
-      <w:r>
-        <w:rPr>
-          <w:lang w:val="en-US"/>
-        </w:rPr>
-        <w:t>get</w:t>
-      </w:r>
-      <w:r>
-        <w:t>_</w:t>
-      </w:r>
-      <w:r>
-        <w:rPr>
-          <w:lang w:val="en-US"/>
-        </w:rPr>
-        <w:t>edges</w:t>
-      </w:r>
-      <w:r>
-        <w:t xml:space="preserve"> – </w:t>
-      </w:r>
-      <w:r>
-        <w:t>метод возврата списка ребер из графа</w:t>
-      </w:r>
-    </w:p>
-    <w:p>
-      <w:pPr>
-        <w:pStyle w:val="a1"/>
-        <w:numPr>
-          <w:ilvl w:val="0"/>
-          <w:numId w:val="12"/>
-        </w:numPr>
-      </w:pPr>
-      <w:r>
-        <w:rPr>
-          <w:lang w:val="en-US"/>
-        </w:rPr>
-        <w:t>get</w:t>
-      </w:r>
-      <w:r>
-        <w:t>_</w:t>
-      </w:r>
-      <w:r>
-        <w:rPr>
-          <w:lang w:val="en-US"/>
-        </w:rPr>
-        <w:t>matrix</w:t>
-      </w:r>
-      <w:r>
-        <w:t xml:space="preserve"> – </w:t>
-      </w:r>
-      <w:r>
-        <w:t>метод возврата списка смежности графа</w:t>
-      </w:r>
-    </w:p>
-    <w:p>
-      <w:pPr>
-        <w:pStyle w:val="a1"/>
-        <w:numPr>
-          <w:ilvl w:val="0"/>
-          <w:numId w:val="12"/>
-        </w:numPr>
-      </w:pPr>
-      <w:r>
-        <w:rPr>
-          <w:lang w:val="en-US"/>
-        </w:rPr>
-        <w:t>get</w:t>
-      </w:r>
-      <w:r>
-        <w:t>_</w:t>
-      </w:r>
-      <w:r>
-        <w:rPr>
-          <w:lang w:val="en-US"/>
-        </w:rPr>
-        <w:t>data</w:t>
-      </w:r>
-      <w:r>
-        <w:t xml:space="preserve"> – </w:t>
-      </w:r>
-      <w:r>
-        <w:t xml:space="preserve">метод возврата данных графа из объекта </w:t>
-      </w:r>
-      <w:proofErr w:type="spellStart"/>
-      <w:r>
-        <w:rPr>
-          <w:lang w:val="en-US"/>
-        </w:rPr>
-        <w:t>GraphData</w:t>
-      </w:r>
-      <w:proofErr w:type="spellEnd"/>
-    </w:p>
-    <w:p>
-      <w:pPr>
-        <w:pStyle w:val="a1"/>
-        <w:numPr>
-          <w:ilvl w:val="0"/>
-          <w:numId w:val="12"/>
-        </w:numPr>
-      </w:pPr>
-      <w:r>
-        <w:rPr>
-          <w:lang w:val="en-US"/>
-        </w:rPr>
-        <w:t>add</w:t>
-      </w:r>
-      <w:r>
-        <w:t>_</w:t>
-      </w:r>
-      <w:r>
-        <w:rPr>
-          <w:lang w:val="en-US"/>
-        </w:rPr>
-        <w:t>edge</w:t>
-      </w:r>
-      <w:r>
-        <w:t xml:space="preserve"> – </w:t>
-      </w:r>
-      <w:r>
-        <w:t>метод по добавлению ребра в граф</w:t>
-      </w:r>
-    </w:p>
-    <w:p>
-      <w:pPr>
-        <w:pStyle w:val="a1"/>
-        <w:numPr>
-          <w:ilvl w:val="0"/>
-          <w:numId w:val="12"/>
-        </w:numPr>
-      </w:pPr>
-      <w:r>
-        <w:rPr>
-          <w:lang w:val="en-US"/>
-        </w:rPr>
-        <w:t>find</w:t>
-      </w:r>
-      <w:r>
-        <w:t>_</w:t>
-      </w:r>
-      <w:r>
-        <w:rPr>
-          <w:lang w:val="en-US"/>
-        </w:rPr>
-        <w:t>edge</w:t>
-      </w:r>
-      <w:r>
-        <w:t xml:space="preserve"> – </w:t>
-      </w:r>
-      <w:r>
-        <w:t>метод по поиску ребра в графе</w:t>
-      </w:r>
-    </w:p>
-    <w:p>
-      <w:pPr>
-        <w:pStyle w:val="a1"/>
-        <w:numPr>
-          <w:ilvl w:val="0"/>
-          <w:numId w:val="12"/>
-        </w:numPr>
-      </w:pPr>
-      <w:r>
-        <w:rPr>
-          <w:lang w:val="en-US"/>
-        </w:rPr>
-        <w:lastRenderedPageBreak/>
-        <w:t>has</w:t>
-      </w:r>
-      <w:r>
-        <w:t>_</w:t>
-      </w:r>
-      <w:r>
-        <w:rPr>
-          <w:lang w:val="en-US"/>
-        </w:rPr>
-        <w:t>edge</w:t>
-      </w:r>
-      <w:r>
-        <w:t xml:space="preserve"> – </w:t>
-      </w:r>
-      <w:r>
-        <w:t>метод по проверки существования ребра</w:t>
-      </w:r>
-    </w:p>
-    <w:p>
-      <w:pPr>
-        <w:pStyle w:val="a1"/>
-        <w:numPr>
-          <w:ilvl w:val="0"/>
-          <w:numId w:val="12"/>
-        </w:numPr>
-      </w:pPr>
-      <w:r>
-        <w:rPr>
-          <w:lang w:val="en-US"/>
-        </w:rPr>
-        <w:t>get</w:t>
-      </w:r>
-      <w:r>
-        <w:t>_</w:t>
-      </w:r>
-      <w:r>
-        <w:rPr>
-          <w:lang w:val="en-US"/>
-        </w:rPr>
-        <w:t>edge</w:t>
-      </w:r>
-      <w:r>
-        <w:t>_</w:t>
-      </w:r>
-      <w:r>
-        <w:rPr>
-          <w:lang w:val="en-US"/>
-        </w:rPr>
-        <w:t>weight</w:t>
-      </w:r>
-      <w:r>
-        <w:t xml:space="preserve"> – </w:t>
-      </w:r>
-      <w:r>
-        <w:t>метод</w:t>
-      </w:r>
-      <w:r>
-        <w:t xml:space="preserve"> </w:t>
-      </w:r>
-      <w:r>
-        <w:t>по</w:t>
-      </w:r>
-      <w:r>
-        <w:t xml:space="preserve"> </w:t>
-      </w:r>
-      <w:r>
-        <w:t>получению веса ребра</w:t>
-      </w:r>
-    </w:p>
-    <w:p>
-      <w:pPr>
-        <w:pStyle w:val="a1"/>
-        <w:numPr>
-          <w:ilvl w:val="0"/>
-          <w:numId w:val="12"/>
-        </w:numPr>
-      </w:pPr>
-      <w:r>
-        <w:rPr>
-          <w:lang w:val="en-US"/>
-        </w:rPr>
-        <w:t>get</w:t>
-      </w:r>
-      <w:r>
-        <w:t>_</w:t>
-      </w:r>
-      <w:r>
-        <w:rPr>
-          <w:lang w:val="en-US"/>
-        </w:rPr>
-        <w:t>copy</w:t>
-      </w:r>
-      <w:r>
-        <w:t>_</w:t>
-      </w:r>
-      <w:r>
-        <w:rPr>
-          <w:lang w:val="en-US"/>
-        </w:rPr>
-        <w:t>edges</w:t>
-      </w:r>
-      <w:r>
-        <w:t xml:space="preserve"> – </w:t>
-      </w:r>
-      <w:r>
-        <w:t>метод</w:t>
-      </w:r>
-      <w:r>
-        <w:t xml:space="preserve"> </w:t>
-      </w:r>
-      <w:r>
-        <w:t>возвращаемый копия списка ребер</w:t>
-      </w:r>
-    </w:p>
-    <w:p>
-      <w:pPr>
-        <w:pStyle w:val="a1"/>
-        <w:numPr>
-          <w:ilvl w:val="0"/>
-          <w:numId w:val="12"/>
-        </w:numPr>
-      </w:pPr>
-      <w:r>
-        <w:rPr>
-          <w:lang w:val="en-US"/>
-        </w:rPr>
-        <w:t>get</w:t>
-      </w:r>
-      <w:r>
-        <w:t>_</w:t>
-      </w:r>
-      <w:r>
-        <w:rPr>
-          <w:lang w:val="en-US"/>
-        </w:rPr>
-        <w:t>copy</w:t>
-      </w:r>
-      <w:r>
-        <w:t>_</w:t>
-      </w:r>
-      <w:r>
-        <w:rPr>
-          <w:lang w:val="en-US"/>
-        </w:rPr>
-        <w:t>neighbors</w:t>
-      </w:r>
-      <w:r>
-        <w:t xml:space="preserve"> – </w:t>
-      </w:r>
-      <w:r>
-        <w:t>метод</w:t>
-      </w:r>
-      <w:r>
-        <w:t xml:space="preserve"> </w:t>
-      </w:r>
-      <w:r>
-        <w:t>по</w:t>
-      </w:r>
-      <w:r>
-        <w:t xml:space="preserve"> </w:t>
-      </w:r>
-      <w:r>
-        <w:t>возвращению копии списка соседей(списка смежности)</w:t>
-      </w:r>
-    </w:p>
-    <w:p>
-      <w:pPr>
-        <w:pStyle w:val="a1"/>
-        <w:numPr>
-          <w:ilvl w:val="0"/>
-          <w:numId w:val="12"/>
-        </w:numPr>
-      </w:pPr>
-      <w:r>
-        <w:rPr>
-          <w:lang w:val="en-US"/>
-        </w:rPr>
-        <w:t>get</w:t>
-      </w:r>
-      <w:r>
-        <w:t>_</w:t>
-      </w:r>
-      <w:r>
-        <w:rPr>
-          <w:lang w:val="en-US"/>
-        </w:rPr>
-        <w:t>degree</w:t>
-      </w:r>
-      <w:r>
-        <w:t xml:space="preserve"> – </w:t>
-      </w:r>
-      <w:r>
-        <w:t>метод возвращающий степень вершины</w:t>
-      </w:r>
-    </w:p>
-    <w:p>
-      <w:pPr>
-        <w:pStyle w:val="a1"/>
-        <w:numPr>
-          <w:ilvl w:val="0"/>
-          <w:numId w:val="12"/>
-        </w:numPr>
-      </w:pPr>
-      <w:r>
-        <w:rPr>
-          <w:lang w:val="en-US"/>
-        </w:rPr>
-        <w:t>get</w:t>
-      </w:r>
-      <w:r>
-        <w:t>_</w:t>
-      </w:r>
-      <w:r>
-        <w:rPr>
-          <w:lang w:val="en-US"/>
-        </w:rPr>
-        <w:t>total</w:t>
-      </w:r>
-      <w:r>
-        <w:t>_</w:t>
-      </w:r>
-      <w:r>
-        <w:rPr>
-          <w:lang w:val="en-US"/>
-        </w:rPr>
-        <w:t>edges</w:t>
-      </w:r>
-      <w:r>
-        <w:t xml:space="preserve"> – </w:t>
-      </w:r>
-      <w:r>
-        <w:t>метод</w:t>
-      </w:r>
-      <w:r>
-        <w:t xml:space="preserve"> </w:t>
-      </w:r>
-      <w:r>
-        <w:t>возвращающий</w:t>
-      </w:r>
-      <w:r>
-        <w:t xml:space="preserve"> </w:t>
-      </w:r>
-      <w:r>
-        <w:t>кол-во ребер в графе</w:t>
-      </w:r>
-    </w:p>
-    <w:p>
-      <w:pPr>
-        <w:pStyle w:val="a1"/>
-        <w:numPr>
-          <w:ilvl w:val="0"/>
-          <w:numId w:val="12"/>
-        </w:numPr>
-      </w:pPr>
-      <w:r>
-        <w:rPr>
-          <w:lang w:val="en-US"/>
-        </w:rPr>
-        <w:t>get</w:t>
-      </w:r>
-      <w:r>
-        <w:t>_</w:t>
-      </w:r>
-      <w:r>
-        <w:rPr>
-          <w:lang w:val="en-US"/>
-        </w:rPr>
-        <w:t>total</w:t>
-      </w:r>
-      <w:r>
-        <w:t>_</w:t>
-      </w:r>
-      <w:r>
-        <w:rPr>
-          <w:lang w:val="en-US"/>
-        </w:rPr>
-        <w:t>weight</w:t>
-      </w:r>
-      <w:r>
-        <w:t xml:space="preserve"> – </w:t>
-      </w:r>
-      <w:r>
-        <w:t>метод</w:t>
-      </w:r>
-      <w:r>
-        <w:t xml:space="preserve"> </w:t>
-      </w:r>
-      <w:r>
-        <w:t>возвращающий</w:t>
-      </w:r>
-      <w:r>
-        <w:t xml:space="preserve"> </w:t>
-      </w:r>
-      <w:r>
-        <w:t>вес всех ребер графа в сумме</w:t>
-      </w:r>
-    </w:p>
-    <w:p>
-      <w:pPr>
-        <w:pStyle w:val="a1"/>
-        <w:numPr>
-          <w:ilvl w:val="0"/>
-          <w:numId w:val="12"/>
-        </w:numPr>
-      </w:pPr>
-      <w:r>
-        <w:rPr>
-          <w:lang w:val="en-US"/>
-        </w:rPr>
-        <w:t>get</w:t>
-      </w:r>
-      <w:r>
-        <w:t>_</w:t>
-      </w:r>
-      <w:r>
-        <w:rPr>
-          <w:lang w:val="en-US"/>
-        </w:rPr>
-        <w:t>edges</w:t>
-      </w:r>
-      <w:r>
-        <w:t>_</w:t>
-      </w:r>
-      <w:r>
-        <w:rPr>
-          <w:lang w:val="en-US"/>
-        </w:rPr>
-        <w:t>weight</w:t>
-      </w:r>
-      <w:r>
-        <w:t xml:space="preserve"> – </w:t>
-      </w:r>
-      <w:r>
-        <w:t>метод</w:t>
-      </w:r>
-      <w:r>
-        <w:t xml:space="preserve"> </w:t>
-      </w:r>
-      <w:r>
-        <w:t>возвращающий вес определенных ребер, передаваемых списком кортежей ребер</w:t>
-      </w:r>
-    </w:p>
-    <w:p>
-      <w:pPr>
-        <w:pStyle w:val="a1"/>
-        <w:numPr>
-          <w:ilvl w:val="0"/>
-          <w:numId w:val="12"/>
-        </w:numPr>
-      </w:pPr>
-      <w:r>
-        <w:rPr>
-          <w:lang w:val="en-US"/>
-        </w:rPr>
-        <w:t>graph</w:t>
-      </w:r>
-      <w:r>
-        <w:t>_</w:t>
-      </w:r>
-      <w:r>
-        <w:rPr>
-          <w:lang w:val="en-US"/>
-        </w:rPr>
-        <w:t>to</w:t>
-      </w:r>
-      <w:r>
-        <w:t>_</w:t>
-      </w:r>
-      <w:proofErr w:type="spellStart"/>
-      <w:r>
-        <w:rPr>
-          <w:lang w:val="en-US"/>
-        </w:rPr>
-        <w:t>dict</w:t>
-      </w:r>
-      <w:proofErr w:type="spellEnd"/>
-      <w:r>
-        <w:t xml:space="preserve"> – </w:t>
-      </w:r>
-      <w:r>
-        <w:t>метод миграции данных о графе в словарь</w:t>
-      </w:r>
-    </w:p>
-    <w:p>
-      <w:pPr>
-        <w:pStyle w:val="a1"/>
-        <w:numPr>
-          <w:ilvl w:val="0"/>
-          <w:numId w:val="12"/>
-        </w:numPr>
-      </w:pPr>
-      <w:r>
-        <w:rPr>
-          <w:lang w:val="en-US"/>
-        </w:rPr>
-        <w:t>graph</w:t>
-      </w:r>
-      <w:r>
-        <w:t>_</w:t>
-      </w:r>
-      <w:r>
-        <w:rPr>
-          <w:lang w:val="en-US"/>
-        </w:rPr>
-        <w:t>to</w:t>
-      </w:r>
-      <w:r>
-        <w:t>_</w:t>
-      </w:r>
-      <w:proofErr w:type="spellStart"/>
-      <w:r>
-        <w:rPr>
-          <w:lang w:val="en-US"/>
-        </w:rPr>
-        <w:t>json</w:t>
-      </w:r>
-      <w:proofErr w:type="spellEnd"/>
-      <w:r>
-        <w:t xml:space="preserve"> </w:t>
-      </w:r>
-      <w:r>
-        <w:t xml:space="preserve">– метод миграции данных в </w:t>
-      </w:r>
-      <w:proofErr w:type="spellStart"/>
-      <w:r>
-        <w:rPr>
-          <w:lang w:val="en-US"/>
-        </w:rPr>
-        <w:t>json</w:t>
-      </w:r>
-      <w:proofErr w:type="spellEnd"/>
-      <w:r>
-        <w:t xml:space="preserve"> </w:t>
-      </w:r>
-      <w:r>
-        <w:t>файл</w:t>
-      </w:r>
-    </w:p>
-    <w:p>
-      <w:pPr>
-        <w:pStyle w:val="a1"/>
-        <w:numPr>
-          <w:ilvl w:val="0"/>
-          <w:numId w:val="12"/>
-        </w:numPr>
-      </w:pPr>
-      <w:r>
-        <w:rPr>
-          <w:lang w:val="en-US"/>
-        </w:rPr>
-        <w:t>graph</w:t>
-      </w:r>
-      <w:r>
-        <w:t>_</w:t>
-      </w:r>
-      <w:proofErr w:type="spellStart"/>
-      <w:r>
-        <w:t>is_connected</w:t>
-      </w:r>
-      <w:proofErr w:type="spellEnd"/>
-      <w:r>
-        <w:t xml:space="preserve"> – метод проверки связности графа</w:t>
-      </w:r>
-    </w:p>
-    <w:p>
-      <w:pPr>
-        <w:pStyle w:val="a1"/>
-      </w:pPr>
-      <w:r>
-        <w:t xml:space="preserve"> </w:t>
-      </w:r>
-      <w:r>
-        <w:rPr>
-          <w:lang w:val="en-US"/>
-        </w:rPr>
-        <w:t>class</w:t>
-      </w:r>
-      <w:r>
-        <w:t xml:space="preserve"> </w:t>
-      </w:r>
-      <w:proofErr w:type="spellStart"/>
-      <w:r>
-        <w:rPr>
-          <w:lang w:val="en-US"/>
-        </w:rPr>
+        <w:t> за абстракцию, </w:t>
+      </w:r>
+      <w:proofErr w:type="spellStart"/>
+      <w:r>
         <w:t>HistoryManager</w:t>
       </w:r>
       <w:proofErr w:type="spellEnd"/>
       <w:r>
-        <w:t xml:space="preserve">. </w:t>
-      </w:r>
-      <w:r>
-        <w:t>Класс</w:t>
-      </w:r>
-      <w:r>
-        <w:t xml:space="preserve"> </w:t>
-      </w:r>
-      <w:r>
-        <w:t>по</w:t>
-      </w:r>
-      <w:r>
-        <w:t xml:space="preserve"> </w:t>
-      </w:r>
-      <w:r>
-        <w:t xml:space="preserve">хранению и управлению историей эволюции особей, шагов алгоритма. В конструкторе класс создает объекта класса </w:t>
-      </w:r>
-      <w:proofErr w:type="spellStart"/>
-      <w:r>
-        <w:rPr>
-          <w:lang w:val="en-US"/>
-        </w:rPr>
-        <w:t>GAHistory</w:t>
-      </w:r>
-      <w:proofErr w:type="spellEnd"/>
-      <w:r>
-        <w:t>. Класс имеет следующие методы</w:t>
-      </w:r>
-      <w:r>
-        <w:t>:</w:t>
-      </w:r>
-    </w:p>
-    <w:p>
-      <w:pPr>
-        <w:pStyle w:val="a1"/>
-        <w:numPr>
-          <w:ilvl w:val="0"/>
-          <w:numId w:val="11"/>
-        </w:numPr>
-      </w:pPr>
-      <w:r>
-        <w:rPr>
-          <w:lang w:val="en-US"/>
-        </w:rPr>
-        <w:t>add</w:t>
-      </w:r>
-      <w:r>
-        <w:t>_</w:t>
-      </w:r>
-      <w:r>
-        <w:rPr>
-          <w:lang w:val="en-US"/>
-        </w:rPr>
-        <w:t>steps</w:t>
-      </w:r>
-      <w:r>
-        <w:t xml:space="preserve"> – </w:t>
-      </w:r>
-      <w:r>
-        <w:t>метод по добавлению шага историю</w:t>
-      </w:r>
-    </w:p>
-    <w:p>
-      <w:pPr>
-        <w:pStyle w:val="a1"/>
-        <w:numPr>
-          <w:ilvl w:val="0"/>
-          <w:numId w:val="11"/>
-        </w:numPr>
-      </w:pPr>
-      <w:r>
-        <w:rPr>
-          <w:lang w:val="en-US"/>
-        </w:rPr>
-        <w:t>go</w:t>
-      </w:r>
-      <w:r>
-        <w:t>_</w:t>
-      </w:r>
-      <w:r>
-        <w:rPr>
-          <w:lang w:val="en-US"/>
-        </w:rPr>
-        <w:t>forward</w:t>
-      </w:r>
-      <w:r>
-        <w:t xml:space="preserve"> – </w:t>
-      </w:r>
-      <w:r>
-        <w:t>метод по переходу на следующий шаг в истории</w:t>
-      </w:r>
-    </w:p>
-    <w:p>
-      <w:pPr>
-        <w:pStyle w:val="a1"/>
-        <w:numPr>
-          <w:ilvl w:val="0"/>
-          <w:numId w:val="11"/>
-        </w:numPr>
-      </w:pPr>
-      <w:r>
-        <w:rPr>
-          <w:lang w:val="en-US"/>
-        </w:rPr>
-        <w:t>go</w:t>
-      </w:r>
-      <w:r>
-        <w:t>_</w:t>
-      </w:r>
-      <w:r>
-        <w:rPr>
-          <w:lang w:val="en-US"/>
-        </w:rPr>
-        <w:t>back</w:t>
-      </w:r>
-      <w:r>
-        <w:t xml:space="preserve"> </w:t>
-      </w:r>
-      <w:r>
-        <w:t>– метод по переходу на шаг назад в истории</w:t>
-      </w:r>
-    </w:p>
-    <w:p>
-      <w:pPr>
-        <w:pStyle w:val="a1"/>
-        <w:numPr>
-          <w:ilvl w:val="0"/>
-          <w:numId w:val="11"/>
-        </w:numPr>
-      </w:pPr>
-      <w:r>
-        <w:rPr>
-          <w:lang w:val="en-US"/>
-        </w:rPr>
-        <w:t>go</w:t>
-      </w:r>
-      <w:r>
-        <w:t>_</w:t>
-      </w:r>
-      <w:r>
-        <w:rPr>
-          <w:lang w:val="en-US"/>
-        </w:rPr>
-        <w:t>to</w:t>
-      </w:r>
-      <w:r>
-        <w:t xml:space="preserve"> – </w:t>
-      </w:r>
-      <w:r>
-        <w:t>метод по переходу на конкретный шаг в истории</w:t>
-      </w:r>
-    </w:p>
-    <w:p>
-      <w:pPr>
-        <w:pStyle w:val="a1"/>
-        <w:numPr>
-          <w:ilvl w:val="0"/>
-          <w:numId w:val="11"/>
-        </w:numPr>
-      </w:pPr>
-      <w:r>
-        <w:rPr>
-          <w:lang w:val="en-US"/>
-        </w:rPr>
-        <w:t>go</w:t>
-      </w:r>
-      <w:r>
-        <w:t>_</w:t>
-      </w:r>
-      <w:r>
-        <w:rPr>
-          <w:lang w:val="en-US"/>
-        </w:rPr>
-        <w:t>to</w:t>
-      </w:r>
-      <w:r>
-        <w:t>_</w:t>
-      </w:r>
-      <w:r>
-        <w:rPr>
-          <w:lang w:val="en-US"/>
-        </w:rPr>
-        <w:t>end</w:t>
-      </w:r>
-      <w:r>
-        <w:t xml:space="preserve"> – </w:t>
-      </w:r>
-      <w:r>
-        <w:t>метод</w:t>
-      </w:r>
-      <w:r>
-        <w:t xml:space="preserve"> </w:t>
-      </w:r>
-      <w:r>
-        <w:t>по</w:t>
-      </w:r>
-      <w:r>
-        <w:t xml:space="preserve"> </w:t>
-      </w:r>
-      <w:r>
-        <w:t>переходу на последний шаг в истории</w:t>
-      </w:r>
-    </w:p>
-    <w:p>
-      <w:pPr>
-        <w:pStyle w:val="a1"/>
-        <w:numPr>
-          <w:ilvl w:val="0"/>
-          <w:numId w:val="11"/>
-        </w:numPr>
-      </w:pPr>
-      <w:r>
-        <w:rPr>
-          <w:lang w:val="en-US"/>
-        </w:rPr>
-        <w:t>go</w:t>
-      </w:r>
-      <w:r>
-        <w:t>_</w:t>
-      </w:r>
-      <w:r>
-        <w:rPr>
-          <w:lang w:val="en-US"/>
-        </w:rPr>
-        <w:t>to</w:t>
-      </w:r>
-      <w:r>
-        <w:t>_</w:t>
-      </w:r>
-      <w:r>
-        <w:rPr>
-          <w:lang w:val="en-US"/>
-        </w:rPr>
-        <w:t>start</w:t>
-      </w:r>
-      <w:r>
-        <w:t xml:space="preserve"> – </w:t>
-      </w:r>
-      <w:r>
-        <w:t>метод</w:t>
-      </w:r>
-      <w:r>
-        <w:t xml:space="preserve"> </w:t>
-      </w:r>
-      <w:r>
-        <w:t>по</w:t>
-      </w:r>
-      <w:r>
-        <w:t xml:space="preserve"> </w:t>
-      </w:r>
-      <w:r>
-        <w:t>переходу в начало истории</w:t>
-      </w:r>
-    </w:p>
-    <w:p>
-      <w:pPr>
-        <w:pStyle w:val="a1"/>
-        <w:numPr>
-          <w:ilvl w:val="0"/>
-          <w:numId w:val="11"/>
-        </w:numPr>
-      </w:pPr>
-      <w:r>
-        <w:rPr>
-          <w:lang w:val="en-US"/>
-        </w:rPr>
-        <w:t>get</w:t>
-      </w:r>
-      <w:r>
-        <w:t>_</w:t>
-      </w:r>
-      <w:r>
-        <w:rPr>
-          <w:lang w:val="en-US"/>
-        </w:rPr>
-        <w:t>current</w:t>
-      </w:r>
-      <w:r>
-        <w:t xml:space="preserve"> – </w:t>
-      </w:r>
-      <w:r>
-        <w:t>метод по извлечению данных из истории с текущего шага</w:t>
-      </w:r>
-    </w:p>
-    <w:p>
-      <w:pPr>
-        <w:pStyle w:val="a1"/>
-        <w:numPr>
-          <w:ilvl w:val="0"/>
-          <w:numId w:val="11"/>
-        </w:numPr>
-      </w:pPr>
-      <w:r>
-        <w:rPr>
-          <w:lang w:val="en-US"/>
-        </w:rPr>
-        <w:t>get</w:t>
-      </w:r>
-      <w:r>
-        <w:t>_</w:t>
-      </w:r>
-      <w:r>
-        <w:rPr>
-          <w:lang w:val="en-US"/>
-        </w:rPr>
-        <w:t>step</w:t>
-      </w:r>
-      <w:r>
-        <w:t xml:space="preserve"> – </w:t>
-      </w:r>
-      <w:r>
-        <w:t>метод по получению шага по индексу</w:t>
-      </w:r>
-    </w:p>
-    <w:p>
-      <w:pPr>
-        <w:pStyle w:val="a1"/>
-        <w:numPr>
-          <w:ilvl w:val="0"/>
-          <w:numId w:val="11"/>
-        </w:numPr>
-      </w:pPr>
-      <w:r>
-        <w:rPr>
-          <w:lang w:val="en-US"/>
-        </w:rPr>
-        <w:t>get</w:t>
-      </w:r>
-      <w:r>
-        <w:t>_</w:t>
-      </w:r>
-      <w:r>
-        <w:rPr>
-          <w:lang w:val="en-US"/>
-        </w:rPr>
-        <w:t>all</w:t>
-      </w:r>
-      <w:r>
-        <w:t xml:space="preserve"> – </w:t>
-      </w:r>
-      <w:r>
-        <w:t>метод</w:t>
-      </w:r>
-      <w:r>
-        <w:t xml:space="preserve"> получения копии всей истории</w:t>
-      </w:r>
-    </w:p>
-    <w:p>
-      <w:pPr>
-        <w:pStyle w:val="a1"/>
-        <w:numPr>
-          <w:ilvl w:val="0"/>
-          <w:numId w:val="11"/>
-        </w:numPr>
-      </w:pPr>
-      <w:r>
-        <w:rPr>
-          <w:lang w:val="en-US"/>
-        </w:rPr>
-        <w:t>get</w:t>
-      </w:r>
-      <w:r>
-        <w:t>_</w:t>
-      </w:r>
-      <w:r>
-        <w:rPr>
-          <w:lang w:val="en-US"/>
-        </w:rPr>
-        <w:t>history</w:t>
-      </w:r>
-      <w:r>
-        <w:t>_</w:t>
-      </w:r>
-      <w:r>
-        <w:rPr>
-          <w:lang w:val="en-US"/>
-        </w:rPr>
-        <w:t>stats</w:t>
-      </w:r>
-      <w:r>
-        <w:t xml:space="preserve"> – </w:t>
-      </w:r>
-      <w:r>
-        <w:t>метод</w:t>
-      </w:r>
-      <w:r>
-        <w:t xml:space="preserve"> </w:t>
-      </w:r>
-      <w:r>
-        <w:t>по</w:t>
-      </w:r>
-      <w:r>
-        <w:t xml:space="preserve"> </w:t>
-      </w:r>
-      <w:r>
-        <w:t>получению статистики</w:t>
-      </w:r>
-    </w:p>
-    <w:p>
-      <w:pPr>
-        <w:pStyle w:val="a1"/>
-        <w:numPr>
-          <w:ilvl w:val="0"/>
-          <w:numId w:val="11"/>
-        </w:numPr>
-      </w:pPr>
-      <w:r>
-        <w:rPr>
-          <w:lang w:val="en-US"/>
-        </w:rPr>
-        <w:t>get</w:t>
-      </w:r>
-      <w:r>
-        <w:t>_</w:t>
-      </w:r>
-      <w:r>
-        <w:rPr>
-          <w:lang w:val="en-US"/>
-        </w:rPr>
-        <w:t>last</w:t>
-      </w:r>
-      <w:r>
-        <w:t xml:space="preserve"> – </w:t>
-      </w:r>
-      <w:r>
-        <w:t>метод по получению информации из последнего шага</w:t>
-      </w:r>
-    </w:p>
-    <w:p>
-      <w:pPr>
-        <w:pStyle w:val="a1"/>
-        <w:numPr>
-          <w:ilvl w:val="0"/>
-          <w:numId w:val="11"/>
-        </w:numPr>
-      </w:pPr>
-      <w:r>
-        <w:rPr>
-          <w:lang w:val="en-US"/>
-        </w:rPr>
-        <w:lastRenderedPageBreak/>
-        <w:t>get</w:t>
-      </w:r>
-      <w:r>
-        <w:t>_</w:t>
-      </w:r>
-      <w:r>
-        <w:rPr>
-          <w:lang w:val="en-US"/>
-        </w:rPr>
-        <w:t>first</w:t>
-      </w:r>
-      <w:r>
-        <w:t xml:space="preserve"> – </w:t>
-      </w:r>
-      <w:r>
-        <w:t>метод по получению информации из первого шага</w:t>
-      </w:r>
-    </w:p>
-    <w:p>
-      <w:pPr>
-        <w:pStyle w:val="a1"/>
-        <w:numPr>
-          <w:ilvl w:val="0"/>
-          <w:numId w:val="11"/>
-        </w:numPr>
-      </w:pPr>
-      <w:r>
-        <w:rPr>
-          <w:lang w:val="en-US"/>
-        </w:rPr>
-        <w:t>clear</w:t>
-      </w:r>
-      <w:r>
-        <w:t xml:space="preserve"> – </w:t>
-      </w:r>
-      <w:r>
-        <w:t>метод по очистки истории</w:t>
-      </w:r>
-    </w:p>
-    <w:p>
-      <w:pPr>
-        <w:pStyle w:val="a1"/>
-        <w:numPr>
-          <w:ilvl w:val="0"/>
-          <w:numId w:val="11"/>
-        </w:numPr>
-      </w:pPr>
-      <w:r>
-        <w:rPr>
-          <w:lang w:val="en-US"/>
-        </w:rPr>
-        <w:t>is</w:t>
-      </w:r>
-      <w:r>
-        <w:t>_</w:t>
-      </w:r>
-      <w:r>
-        <w:rPr>
-          <w:lang w:val="en-US"/>
-        </w:rPr>
-        <w:t>empty</w:t>
-      </w:r>
-      <w:r>
-        <w:t xml:space="preserve"> </w:t>
-      </w:r>
-      <w:r>
-        <w:t>– метод по проверки пустоты истории</w:t>
-      </w:r>
-    </w:p>
-    <w:p>
-      <w:pPr>
-        <w:pStyle w:val="a1"/>
-      </w:pPr>
-      <w:r>
-        <w:rPr>
-          <w:lang w:val="en-US"/>
-        </w:rPr>
-        <w:t>class</w:t>
-      </w:r>
-      <w:r>
-        <w:t xml:space="preserve"> </w:t>
-      </w:r>
-      <w:proofErr w:type="spellStart"/>
-      <w:r>
-        <w:rPr>
-          <w:lang w:val="en-US"/>
-        </w:rPr>
-        <w:t>CrossoverType</w:t>
-      </w:r>
-      <w:proofErr w:type="spellEnd"/>
-      <w:r>
-        <w:t xml:space="preserve">. </w:t>
-      </w:r>
-      <w:r>
-        <w:t>Класс</w:t>
-      </w:r>
-      <w:r>
-        <w:t xml:space="preserve"> </w:t>
-      </w:r>
-      <w:r>
-        <w:rPr>
-          <w:lang w:val="en-US"/>
-        </w:rPr>
+        <w:t xml:space="preserve"> за историю, а </w:t>
+      </w:r>
+      <w:proofErr w:type="spellStart"/>
+      <w:r>
         <w:t>Enum</w:t>
       </w:r>
-      <w:r>
-        <w:t xml:space="preserve"> </w:t>
-      </w:r>
-      <w:r>
-        <w:t xml:space="preserve">для избежания ошибок при конвертации </w:t>
-      </w:r>
-      <w:r>
-        <w:t>параметров,</w:t>
-      </w:r>
-      <w:r>
-        <w:t xml:space="preserve"> полученных из графического пользовательского интерфейса и переходе в работу к алгоритму</w:t>
-      </w:r>
-    </w:p>
-    <w:p>
-      <w:pPr>
-        <w:pStyle w:val="a1"/>
-      </w:pPr>
-      <w:r>
-        <w:rPr>
-          <w:lang w:val="en-US"/>
-        </w:rPr>
-        <w:t>class</w:t>
-      </w:r>
-      <w:r>
-        <w:t xml:space="preserve"> </w:t>
-      </w:r>
-      <w:proofErr w:type="spellStart"/>
-      <w:r>
-        <w:rPr>
-          <w:lang w:val="en-US"/>
-        </w:rPr>
-        <w:t>MutationType</w:t>
-      </w:r>
-      <w:proofErr w:type="spellEnd"/>
-      <w:r>
-        <w:t xml:space="preserve">. </w:t>
-      </w:r>
-      <w:r>
-        <w:t>Класс</w:t>
-      </w:r>
-      <w:r>
-        <w:t xml:space="preserve"> </w:t>
-      </w:r>
-      <w:r>
-        <w:rPr>
-          <w:lang w:val="en-US"/>
-        </w:rPr>
-        <w:t>Enum</w:t>
-      </w:r>
-      <w:r>
-        <w:t xml:space="preserve"> </w:t>
-      </w:r>
-      <w:r>
-        <w:t xml:space="preserve">для избежания ошибок при конвертации </w:t>
-      </w:r>
-      <w:r>
-        <w:t>параметров,</w:t>
-      </w:r>
-      <w:r>
-        <w:t xml:space="preserve"> полученных из графического пользовательского интерфейса и переходе в работу к алгоритму</w:t>
-      </w:r>
-    </w:p>
-    <w:p>
-      <w:pPr>
-        <w:pStyle w:val="a1"/>
-      </w:pPr>
-      <w:r>
-        <w:rPr>
-          <w:lang w:val="en-US"/>
-        </w:rPr>
-        <w:t>class</w:t>
-      </w:r>
-      <w:r>
-        <w:t xml:space="preserve"> </w:t>
-      </w:r>
-      <w:proofErr w:type="spellStart"/>
-      <w:r>
-        <w:rPr>
-          <w:lang w:val="en-US"/>
-        </w:rPr>
-        <w:t>SelectionType</w:t>
-      </w:r>
-      <w:proofErr w:type="spellEnd"/>
-      <w:r>
-        <w:t xml:space="preserve">. </w:t>
-      </w:r>
-      <w:r>
-        <w:t>Класс</w:t>
-      </w:r>
-      <w:r>
-        <w:t xml:space="preserve"> </w:t>
-      </w:r>
-      <w:r>
-        <w:rPr>
-          <w:lang w:val="en-US"/>
-        </w:rPr>
-        <w:t>Enum</w:t>
-      </w:r>
-      <w:r>
-        <w:t xml:space="preserve"> </w:t>
-      </w:r>
-      <w:r>
-        <w:t xml:space="preserve">для избежания ошибок при конвертации </w:t>
-      </w:r>
-      <w:r>
-        <w:t>параметров,</w:t>
-      </w:r>
-      <w:r>
-        <w:t xml:space="preserve"> полученных из графического пользовательского интерфейса и переходе в работу к алгоритму</w:t>
+      <w:proofErr w:type="spellEnd"/>
+      <w:r>
+        <w:t>-классы гарантируют корректность типов при взаимодействии с пользовательским интерфейсом.</w:t>
       </w:r>
     </w:p>
     <w:p>
@@ -7554,6 +5167,7 @@
           <w:b/>
           <w:bCs/>
         </w:rPr>
+        <w:lastRenderedPageBreak/>
         <w:t xml:space="preserve">Модуль </w:t>
       </w:r>
       <w:r>
@@ -7665,7 +5279,6 @@
         <w:pStyle w:val="a1"/>
       </w:pPr>
       <w:r>
-        <w:lastRenderedPageBreak/>
         <w:t xml:space="preserve">Скрещивание реализовано тремя методами. Метод </w:t>
       </w:r>
       <w:proofErr w:type="spellStart"/>
@@ -7685,10 +5298,12 @@
         <w:t xml:space="preserve"> выбирает случайную точку разреза через </w:t>
       </w:r>
       <w:proofErr w:type="spellStart"/>
+      <w:proofErr w:type="gramStart"/>
       <w:r>
         <w:t>random.randint</w:t>
       </w:r>
       <w:proofErr w:type="spellEnd"/>
+      <w:proofErr w:type="gramEnd"/>
       <w:r>
         <w:t xml:space="preserve"> и обменивает хвостовые части родителей с помощью срезов списков, сохраняя большие блоки генов. Метод </w:t>
       </w:r>
@@ -7746,13 +5361,7 @@
       </w:r>
       <w:proofErr w:type="spellEnd"/>
       <w:r>
-        <w:t xml:space="preserve"> и обменивает гены местами через одновременное присваивание, сохраняя набор </w:t>
-      </w:r>
-      <w:r>
-        <w:t>генов,</w:t>
-      </w:r>
-      <w:r>
-        <w:t xml:space="preserve"> но изменяя структуру кодируемого дерева.</w:t>
+        <w:t xml:space="preserve"> и обменивает гены местами через одновременное присваивание, сохраняя набор генов, но изменяя структуру кодируемого дерева.</w:t>
       </w:r>
     </w:p>
     <w:p>
@@ -7799,7 +5408,19 @@
       </w:r>
       <w:proofErr w:type="spellEnd"/>
       <w:r>
-        <w:t> для выполнения генетических операций. При инициализации через конструктор __</w:t>
+        <w:t xml:space="preserve"> для </w:t>
+      </w:r>
+      <w:r>
+        <w:lastRenderedPageBreak/>
+        <w:t xml:space="preserve">выполнения генетических операций. При инициализации </w:t>
+      </w:r>
+      <w:proofErr w:type="gramStart"/>
+      <w:r>
+        <w:t>через конструктор</w:t>
+      </w:r>
+      <w:proofErr w:type="gramEnd"/>
+      <w:r>
+        <w:t> __</w:t>
       </w:r>
       <w:proofErr w:type="spellStart"/>
       <w:r>
@@ -7879,158 +5500,155 @@
       </w:r>
       <w:proofErr w:type="spellEnd"/>
       <w:r>
-        <w:t xml:space="preserve">. Штраф включает </w:t>
-      </w:r>
+        <w:t xml:space="preserve">. Штраф включает удвоенный максимальный вес дерева, тысячу за каждое </w:t>
+      </w:r>
+      <w:proofErr w:type="spellStart"/>
+      <w:r>
+        <w:t>невалидное</w:t>
+      </w:r>
+      <w:proofErr w:type="spellEnd"/>
+      <w:r>
+        <w:t xml:space="preserve"> ребро и суммарный вес валидных рёбер, что направляет эволюцию от </w:t>
+      </w:r>
+      <w:proofErr w:type="spellStart"/>
+      <w:r>
+        <w:t>невалидных</w:t>
+      </w:r>
+      <w:proofErr w:type="spellEnd"/>
+      <w:r>
+        <w:t xml:space="preserve"> решений через постепенное исправление ошибок к оптимальным.</w:t>
+      </w:r>
+    </w:p>
+    <w:p>
+      <w:pPr>
+        <w:pStyle w:val="a1"/>
+      </w:pPr>
+      <w:r>
+        <w:t>Процесс эволюции реализован методом </w:t>
+      </w:r>
+      <w:proofErr w:type="spellStart"/>
+      <w:r>
+        <w:t>step</w:t>
+      </w:r>
+      <w:proofErr w:type="spellEnd"/>
+      <w:r>
+        <w:t>, который выполняет одно поколение алгоритма. Сначала текущая популяция оценивается методом _</w:t>
+      </w:r>
+      <w:proofErr w:type="spellStart"/>
+      <w:r>
+        <w:t>evaluate_population</w:t>
+      </w:r>
+      <w:proofErr w:type="spellEnd"/>
+      <w:r>
+        <w:t xml:space="preserve"> для селекции родителей. Новая популяция формируется через </w:t>
+      </w:r>
+      <w:proofErr w:type="spellStart"/>
+      <w:r>
+        <w:t>элитизм</w:t>
+      </w:r>
+      <w:proofErr w:type="spellEnd"/>
+      <w:r>
+        <w:t>, когда лучшие особи копируются без изменений, и генерацию потомков. Родители выбираются методом _</w:t>
+      </w:r>
+      <w:proofErr w:type="spellStart"/>
+      <w:r>
+        <w:t>select_parent</w:t>
+      </w:r>
+      <w:proofErr w:type="spellEnd"/>
+      <w:r>
+        <w:t>, скрещиваются методом _</w:t>
+      </w:r>
+      <w:proofErr w:type="spellStart"/>
+      <w:r>
+        <w:t>crossover</w:t>
+      </w:r>
+      <w:proofErr w:type="spellEnd"/>
+      <w:r>
+        <w:t> и мутируют методом _</w:t>
+      </w:r>
+      <w:proofErr w:type="spellStart"/>
+      <w:r>
+        <w:t>mutate</w:t>
+      </w:r>
+      <w:proofErr w:type="spellEnd"/>
+      <w:r>
+        <w:t>, каждый из которых вызывает соответствующие методы класса </w:t>
+      </w:r>
+      <w:proofErr w:type="spellStart"/>
+      <w:r>
+        <w:t>GeneticOperators</w:t>
+      </w:r>
+      <w:proofErr w:type="spellEnd"/>
+      <w:r>
+        <w:t> в зависимости от выбранного типа оператора. После создания новой популяции она оценивается повторно для сбора статистики, которая сохраняется методом _</w:t>
+      </w:r>
+      <w:proofErr w:type="spellStart"/>
+      <w:r>
+        <w:t>save_state</w:t>
+      </w:r>
+      <w:proofErr w:type="spellEnd"/>
+      <w:r>
+        <w:t> в историю для возможности отката через метод </w:t>
+      </w:r>
+      <w:proofErr w:type="spellStart"/>
+      <w:r>
+        <w:t>rollback</w:t>
+      </w:r>
+      <w:proofErr w:type="spellEnd"/>
+      <w:r>
+        <w:t>.</w:t>
+      </w:r>
+    </w:p>
+    <w:p>
+      <w:pPr>
+        <w:pStyle w:val="a1"/>
+      </w:pPr>
+      <w:r>
+        <w:t xml:space="preserve">Метод </w:t>
+      </w:r>
+      <w:proofErr w:type="spellStart"/>
+      <w:r>
+        <w:t>run</w:t>
+      </w:r>
+      <w:proofErr w:type="spellEnd"/>
+      <w:r>
+        <w:t xml:space="preserve"> запускает цикл эволюции на заданное количество поколений, последовательно вызывая метод </w:t>
+      </w:r>
+      <w:proofErr w:type="spellStart"/>
+      <w:r>
+        <w:t>step</w:t>
+      </w:r>
+      <w:proofErr w:type="spellEnd"/>
+      <w:r>
+        <w:t xml:space="preserve"> для каждой итерации. Для работы с результатами реализованы методы </w:t>
+      </w:r>
+      <w:proofErr w:type="spellStart"/>
+      <w:r>
+        <w:t>get_best_solution</w:t>
+      </w:r>
+      <w:proofErr w:type="spellEnd"/>
+      <w:r>
+        <w:t xml:space="preserve"> для получения лучшего решения из текущей популяции, </w:t>
+      </w:r>
+      <w:proofErr w:type="spellStart"/>
+      <w:r>
+        <w:t>get_all_solutions</w:t>
+      </w:r>
+      <w:proofErr w:type="spellEnd"/>
+      <w:r>
+        <w:t xml:space="preserve"> для доступа ко всей отсортированной популяции с рангами, кодами </w:t>
+      </w:r>
+      <w:proofErr w:type="spellStart"/>
+      <w:r>
+        <w:t>Прюфера</w:t>
+      </w:r>
+      <w:proofErr w:type="spellEnd"/>
+      <w:r>
+        <w:t xml:space="preserve"> и весами особей, и </w:t>
+      </w:r>
+      <w:proofErr w:type="spellStart"/>
       <w:r>
         <w:lastRenderedPageBreak/>
-        <w:t xml:space="preserve">удвоенный максимальный вес дерева, тысячу за каждое </w:t>
-      </w:r>
-      <w:proofErr w:type="spellStart"/>
-      <w:r>
-        <w:t>невалидное</w:t>
-      </w:r>
-      <w:proofErr w:type="spellEnd"/>
-      <w:r>
-        <w:t xml:space="preserve"> ребро и суммарный вес валидных рёбер, что направляет эволюцию от </w:t>
-      </w:r>
-      <w:proofErr w:type="spellStart"/>
-      <w:r>
-        <w:t>невалидных</w:t>
-      </w:r>
-      <w:proofErr w:type="spellEnd"/>
-      <w:r>
-        <w:t xml:space="preserve"> решений через постепенное исправление ошибок к оптимальным.</w:t>
-      </w:r>
-    </w:p>
-    <w:p>
-      <w:pPr>
-        <w:pStyle w:val="a1"/>
-      </w:pPr>
-      <w:r>
-        <w:t>Процесс эволюции реализован методом </w:t>
-      </w:r>
-      <w:proofErr w:type="spellStart"/>
-      <w:r>
-        <w:t>step</w:t>
-      </w:r>
-      <w:proofErr w:type="spellEnd"/>
-      <w:r>
-        <w:t>, который выполняет одно поколение алгоритма. Сначала текущая популяция оценивается методом _</w:t>
-      </w:r>
-      <w:proofErr w:type="spellStart"/>
-      <w:r>
-        <w:t>evaluate_population</w:t>
-      </w:r>
-      <w:proofErr w:type="spellEnd"/>
-      <w:r>
-        <w:t xml:space="preserve"> для селекции родителей. Новая популяция формируется через </w:t>
-      </w:r>
-      <w:proofErr w:type="spellStart"/>
-      <w:r>
-        <w:t>элитизм</w:t>
-      </w:r>
-      <w:proofErr w:type="spellEnd"/>
-      <w:r>
-        <w:t>, когда лучшие особи копируются без изменений, и генерацию потомков. Родители выбираются методом _</w:t>
-      </w:r>
-      <w:proofErr w:type="spellStart"/>
-      <w:r>
-        <w:t>select_parent</w:t>
-      </w:r>
-      <w:proofErr w:type="spellEnd"/>
-      <w:r>
-        <w:t>, скрещиваются методом _</w:t>
-      </w:r>
-      <w:proofErr w:type="spellStart"/>
-      <w:r>
-        <w:t>crossover</w:t>
-      </w:r>
-      <w:proofErr w:type="spellEnd"/>
-      <w:r>
-        <w:t> и мутируют методом _</w:t>
-      </w:r>
-      <w:proofErr w:type="spellStart"/>
-      <w:r>
-        <w:t>mutate</w:t>
-      </w:r>
-      <w:proofErr w:type="spellEnd"/>
-      <w:r>
-        <w:t>, каждый из которых вызывает соответствующие методы класса </w:t>
-      </w:r>
-      <w:proofErr w:type="spellStart"/>
-      <w:r>
-        <w:t>GeneticOperators</w:t>
-      </w:r>
-      <w:proofErr w:type="spellEnd"/>
-      <w:r>
-        <w:t> в зависимости от выбранного типа оператора. После создания новой популяции она оценивается повторно для сбора статистики, которая сохраняется методом _</w:t>
-      </w:r>
-      <w:proofErr w:type="spellStart"/>
-      <w:r>
-        <w:t>save_state</w:t>
-      </w:r>
-      <w:proofErr w:type="spellEnd"/>
-      <w:r>
-        <w:t> в историю для возможности отката через метод </w:t>
-      </w:r>
-      <w:proofErr w:type="spellStart"/>
-      <w:r>
-        <w:t>rollback</w:t>
-      </w:r>
-      <w:proofErr w:type="spellEnd"/>
-      <w:r>
-        <w:t>.</w:t>
-      </w:r>
-    </w:p>
-    <w:p>
-      <w:pPr>
-        <w:pStyle w:val="a1"/>
-      </w:pPr>
-      <w:r>
-        <w:t xml:space="preserve">Метод </w:t>
-      </w:r>
-      <w:proofErr w:type="spellStart"/>
-      <w:r>
-        <w:t>run</w:t>
-      </w:r>
-      <w:proofErr w:type="spellEnd"/>
-      <w:r>
-        <w:t xml:space="preserve"> запускает цикл эволюции на заданное количество поколений, последовательно вызывая метод </w:t>
-      </w:r>
-      <w:proofErr w:type="spellStart"/>
-      <w:r>
-        <w:t>step</w:t>
-      </w:r>
-      <w:proofErr w:type="spellEnd"/>
-      <w:r>
-        <w:t xml:space="preserve"> для каждой итерации. Для работы с результатами реализованы методы </w:t>
-      </w:r>
-      <w:proofErr w:type="spellStart"/>
-      <w:r>
-        <w:t>get_best_solution</w:t>
-      </w:r>
-      <w:proofErr w:type="spellEnd"/>
-      <w:r>
-        <w:t xml:space="preserve"> для получения лучшего решения из текущей популяции, </w:t>
-      </w:r>
-      <w:proofErr w:type="spellStart"/>
-      <w:r>
-        <w:t>get_all_solutions</w:t>
-      </w:r>
-      <w:proofErr w:type="spellEnd"/>
-      <w:r>
-        <w:t xml:space="preserve"> для доступа ко всей отсортированной популяции с рангами, кодами </w:t>
-      </w:r>
-      <w:proofErr w:type="spellStart"/>
-      <w:r>
-        <w:t>Прюфера</w:t>
-      </w:r>
-      <w:proofErr w:type="spellEnd"/>
-      <w:r>
-        <w:t xml:space="preserve"> и весами особей, и </w:t>
-      </w:r>
-      <w:proofErr w:type="spellStart"/>
-      <w:r>
         <w:t>get_statistics</w:t>
       </w:r>
       <w:proofErr w:type="spellEnd"/>
@@ -8116,11 +5734,7 @@
       </w:r>
       <w:proofErr w:type="spellEnd"/>
       <w:r>
-        <w:t xml:space="preserve"> для динамической отрисовки графов и построения графиков сходимости. </w:t>
-      </w:r>
-      <w:r>
-        <w:lastRenderedPageBreak/>
-        <w:t>Интерфейс организован по модульному принципу, разделяя функциональность на компоненты, что обеспечивает удобство</w:t>
+        <w:t xml:space="preserve"> для динамической отрисовки графов и построения графиков сходимости. Интерфейс организован по модульному принципу, разделяя функциональность на компоненты, что обеспечивает удобство</w:t>
       </w:r>
       <w:r>
         <w:t xml:space="preserve"> </w:t>
@@ -8432,6 +6046,7 @@
         </w:tabs>
       </w:pPr>
       <w:r>
+        <w:lastRenderedPageBreak/>
         <w:t>__</w:t>
       </w:r>
       <w:proofErr w:type="spellStart"/>
@@ -8493,6 +6108,7 @@
           <w:tab w:val="left" w:pos="709"/>
         </w:tabs>
       </w:pPr>
+      <w:proofErr w:type="gramStart"/>
       <w:r>
         <w:rPr>
           <w:lang w:val="en-US"/>
@@ -8500,6 +6116,7 @@
         <w:t>draw(</w:t>
       </w:r>
       <w:proofErr w:type="spellStart"/>
+      <w:proofErr w:type="gramEnd"/>
       <w:r>
         <w:rPr>
           <w:lang w:val="en-US"/>
@@ -8674,7 +6291,6 @@
       </w:pPr>
       <w:proofErr w:type="spellStart"/>
       <w:r>
-        <w:lastRenderedPageBreak/>
         <w:t>clear</w:t>
       </w:r>
       <w:proofErr w:type="spellEnd"/>
@@ -9035,6 +6651,7 @@
         <w:pStyle w:val="a1"/>
       </w:pPr>
       <w:r>
+        <w:lastRenderedPageBreak/>
         <w:t>Методы класса:</w:t>
       </w:r>
     </w:p>
@@ -9151,11 +6768,19 @@
       </w:pPr>
       <w:proofErr w:type="spellStart"/>
       <w:r>
-        <w:t>get_parameters</w:t>
-      </w:r>
-      <w:proofErr w:type="spellEnd"/>
-      <w:r>
-        <w:t xml:space="preserve">() </w:t>
+        <w:t>get_</w:t>
+      </w:r>
+      <w:proofErr w:type="gramStart"/>
+      <w:r>
+        <w:t>parameters</w:t>
+      </w:r>
+      <w:proofErr w:type="spellEnd"/>
+      <w:r>
+        <w:t>(</w:t>
+      </w:r>
+      <w:proofErr w:type="gramEnd"/>
+      <w:r>
+        <w:t xml:space="preserve">) </w:t>
       </w:r>
       <w:r>
         <w:t>-</w:t>
@@ -9248,7 +6873,6 @@
       </w:pPr>
       <w:proofErr w:type="spellStart"/>
       <w:r>
-        <w:lastRenderedPageBreak/>
         <w:t>btn_load</w:t>
       </w:r>
       <w:proofErr w:type="spellEnd"/>
@@ -9456,9 +7080,14 @@
       </w:r>
       <w:proofErr w:type="spellEnd"/>
       <w:r>
-        <w:t>__(</w:t>
-      </w:r>
-      <w:proofErr w:type="spellStart"/>
+        <w:t>_</w:t>
+      </w:r>
+      <w:proofErr w:type="gramStart"/>
+      <w:r>
+        <w:t>_(</w:t>
+      </w:r>
+      <w:proofErr w:type="spellStart"/>
+      <w:proofErr w:type="gramEnd"/>
       <w:r>
         <w:t>parent</w:t>
       </w:r>
@@ -9626,13 +7255,19 @@
       </w:pPr>
       <w:proofErr w:type="spellStart"/>
       <w:r>
-        <w:t>enable_step_buttons</w:t>
+        <w:lastRenderedPageBreak/>
+        <w:t>enable_step_</w:t>
+      </w:r>
+      <w:proofErr w:type="gramStart"/>
+      <w:r>
+        <w:t>buttons</w:t>
       </w:r>
       <w:proofErr w:type="spellEnd"/>
       <w:r>
         <w:t>(</w:t>
       </w:r>
       <w:proofErr w:type="spellStart"/>
+      <w:proofErr w:type="gramEnd"/>
       <w:r>
         <w:t>can_back</w:t>
       </w:r>
@@ -9681,7 +7316,15 @@
       </w:r>
       <w:proofErr w:type="spellEnd"/>
       <w:r>
-        <w:t>) — изменяет текст кнопки авто-запуска между "Авто-запуск" и "Пауза".</w:t>
+        <w:t xml:space="preserve">) — изменяет текст кнопки </w:t>
+      </w:r>
+      <w:proofErr w:type="gramStart"/>
+      <w:r>
+        <w:t>авто-запуска</w:t>
+      </w:r>
+      <w:proofErr w:type="gramEnd"/>
+      <w:r>
+        <w:t xml:space="preserve"> между "Авто-запуск" и "Пауза".</w:t>
       </w:r>
     </w:p>
     <w:p>
@@ -9867,7 +7510,6 @@
       </w:pPr>
       <w:proofErr w:type="spellStart"/>
       <w:r>
-        <w:lastRenderedPageBreak/>
         <w:t>weight_label</w:t>
       </w:r>
       <w:proofErr w:type="spellEnd"/>
@@ -10159,11 +7801,19 @@
       </w:r>
       <w:proofErr w:type="spellStart"/>
       <w:r>
-        <w:t>create_plot</w:t>
-      </w:r>
-      <w:proofErr w:type="spellEnd"/>
-      <w:r>
-        <w:t xml:space="preserve">() </w:t>
+        <w:t>create_</w:t>
+      </w:r>
+      <w:proofErr w:type="gramStart"/>
+      <w:r>
+        <w:t>plot</w:t>
+      </w:r>
+      <w:proofErr w:type="spellEnd"/>
+      <w:r>
+        <w:t>(</w:t>
+      </w:r>
+      <w:proofErr w:type="gramEnd"/>
+      <w:r>
+        <w:t xml:space="preserve">) </w:t>
       </w:r>
       <w:r>
         <w:t>-</w:t>
@@ -10235,13 +7885,19 @@
       </w:pPr>
       <w:proofErr w:type="spellStart"/>
       <w:r>
-        <w:t>update_weight</w:t>
+        <w:lastRenderedPageBreak/>
+        <w:t>update_</w:t>
+      </w:r>
+      <w:proofErr w:type="gramStart"/>
+      <w:r>
+        <w:t>weight</w:t>
       </w:r>
       <w:proofErr w:type="spellEnd"/>
       <w:r>
         <w:t>(</w:t>
       </w:r>
       <w:proofErr w:type="spellStart"/>
+      <w:proofErr w:type="gramEnd"/>
       <w:r>
         <w:t>weight</w:t>
       </w:r>
@@ -10361,12 +8017,17 @@
         </w:tabs>
       </w:pPr>
       <w:proofErr w:type="spellStart"/>
+      <w:proofErr w:type="gramStart"/>
       <w:r>
         <w:t>reset</w:t>
       </w:r>
       <w:proofErr w:type="spellEnd"/>
       <w:r>
-        <w:t xml:space="preserve">() </w:t>
+        <w:t>(</w:t>
+      </w:r>
+      <w:proofErr w:type="gramEnd"/>
+      <w:r>
+        <w:t xml:space="preserve">) </w:t>
       </w:r>
       <w:r>
         <w:t>-</w:t>
@@ -10432,7 +8093,6 @@
       </w:pPr>
       <w:proofErr w:type="spellStart"/>
       <w:r>
-        <w:lastRenderedPageBreak/>
         <w:t>root</w:t>
       </w:r>
       <w:proofErr w:type="spellEnd"/>
@@ -10951,6 +8611,7 @@
       </w:pPr>
       <w:proofErr w:type="spellStart"/>
       <w:r>
+        <w:lastRenderedPageBreak/>
         <w:t>individual_info_label</w:t>
       </w:r>
       <w:proofErr w:type="spellEnd"/>
@@ -11066,11 +8727,19 @@
       </w:r>
       <w:proofErr w:type="spellStart"/>
       <w:r>
-        <w:t>create_layout</w:t>
-      </w:r>
-      <w:proofErr w:type="spellEnd"/>
-      <w:r>
-        <w:t xml:space="preserve">() </w:t>
+        <w:t>create_</w:t>
+      </w:r>
+      <w:proofErr w:type="gramStart"/>
+      <w:r>
+        <w:t>layout</w:t>
+      </w:r>
+      <w:proofErr w:type="spellEnd"/>
+      <w:r>
+        <w:t>(</w:t>
+      </w:r>
+      <w:proofErr w:type="gramEnd"/>
+      <w:r>
+        <w:t xml:space="preserve">) </w:t>
       </w:r>
       <w:r>
         <w:t>-</w:t>
@@ -11136,11 +8805,19 @@
       </w:r>
       <w:proofErr w:type="spellStart"/>
       <w:r>
-        <w:t>show_generate_dialog</w:t>
-      </w:r>
-      <w:proofErr w:type="spellEnd"/>
-      <w:r>
-        <w:t>()</w:t>
+        <w:t>show_generate_</w:t>
+      </w:r>
+      <w:proofErr w:type="gramStart"/>
+      <w:r>
+        <w:t>dialog</w:t>
+      </w:r>
+      <w:proofErr w:type="spellEnd"/>
+      <w:r>
+        <w:t>(</w:t>
+      </w:r>
+      <w:proofErr w:type="gramEnd"/>
+      <w:r>
+        <w:t>)</w:t>
       </w:r>
       <w:r>
         <w:t xml:space="preserve"> - </w:t>
@@ -11174,11 +8851,19 @@
       </w:r>
       <w:proofErr w:type="spellStart"/>
       <w:r>
-        <w:t>show_manual_dialog</w:t>
-      </w:r>
-      <w:proofErr w:type="spellEnd"/>
-      <w:r>
-        <w:t xml:space="preserve">() </w:t>
+        <w:t>show_manual_</w:t>
+      </w:r>
+      <w:proofErr w:type="gramStart"/>
+      <w:r>
+        <w:t>dialog</w:t>
+      </w:r>
+      <w:proofErr w:type="spellEnd"/>
+      <w:r>
+        <w:t>(</w:t>
+      </w:r>
+      <w:proofErr w:type="gramEnd"/>
+      <w:r>
+        <w:t xml:space="preserve">) </w:t>
       </w:r>
       <w:r>
         <w:t xml:space="preserve">- </w:t>
@@ -11208,16 +8893,23 @@
         </w:tabs>
       </w:pPr>
       <w:r>
-        <w:lastRenderedPageBreak/>
         <w:t>_</w:t>
       </w:r>
       <w:proofErr w:type="spellStart"/>
       <w:r>
-        <w:t>on_generate_graph</w:t>
-      </w:r>
-      <w:proofErr w:type="spellEnd"/>
-      <w:r>
-        <w:t xml:space="preserve">(n, p, </w:t>
+        <w:t>on_generate_</w:t>
+      </w:r>
+      <w:proofErr w:type="gramStart"/>
+      <w:r>
+        <w:t>graph</w:t>
+      </w:r>
+      <w:proofErr w:type="spellEnd"/>
+      <w:r>
+        <w:t>(</w:t>
+      </w:r>
+      <w:proofErr w:type="gramEnd"/>
+      <w:r>
+        <w:t xml:space="preserve">n, p, </w:t>
       </w:r>
       <w:proofErr w:type="spellStart"/>
       <w:r>
@@ -11338,11 +9030,19 @@
       </w:pPr>
       <w:proofErr w:type="spellStart"/>
       <w:r>
-        <w:t>load_graph</w:t>
-      </w:r>
-      <w:proofErr w:type="spellEnd"/>
-      <w:r>
-        <w:t xml:space="preserve">() </w:t>
+        <w:t>load_</w:t>
+      </w:r>
+      <w:proofErr w:type="gramStart"/>
+      <w:r>
+        <w:t>graph</w:t>
+      </w:r>
+      <w:proofErr w:type="spellEnd"/>
+      <w:r>
+        <w:t>(</w:t>
+      </w:r>
+      <w:proofErr w:type="gramEnd"/>
+      <w:r>
+        <w:t xml:space="preserve">) </w:t>
       </w:r>
       <w:r>
         <w:t>-</w:t>
@@ -11373,11 +9073,19 @@
       </w:pPr>
       <w:proofErr w:type="spellStart"/>
       <w:r>
-        <w:t>load_in_ga</w:t>
-      </w:r>
-      <w:proofErr w:type="spellEnd"/>
-      <w:r>
-        <w:t xml:space="preserve">() </w:t>
+        <w:t>load_in_</w:t>
+      </w:r>
+      <w:proofErr w:type="gramStart"/>
+      <w:r>
+        <w:t>ga</w:t>
+      </w:r>
+      <w:proofErr w:type="spellEnd"/>
+      <w:r>
+        <w:t>(</w:t>
+      </w:r>
+      <w:proofErr w:type="gramEnd"/>
+      <w:r>
+        <w:t xml:space="preserve">) </w:t>
       </w:r>
       <w:r>
         <w:t>-</w:t>
@@ -11415,12 +9123,17 @@
         </w:tabs>
       </w:pPr>
       <w:proofErr w:type="spellStart"/>
+      <w:proofErr w:type="gramStart"/>
       <w:r>
         <w:t>reset</w:t>
       </w:r>
       <w:proofErr w:type="spellEnd"/>
       <w:r>
-        <w:t xml:space="preserve">() </w:t>
+        <w:t>(</w:t>
+      </w:r>
+      <w:proofErr w:type="gramEnd"/>
+      <w:r>
+        <w:t xml:space="preserve">) </w:t>
       </w:r>
       <w:r>
         <w:t>-</w:t>
@@ -11442,15 +9155,24 @@
         </w:tabs>
       </w:pPr>
       <w:r>
+        <w:lastRenderedPageBreak/>
         <w:t>_</w:t>
       </w:r>
       <w:proofErr w:type="spellStart"/>
       <w:r>
-        <w:t>populate_individual_selector</w:t>
-      </w:r>
-      <w:proofErr w:type="spellEnd"/>
-      <w:r>
-        <w:t xml:space="preserve">() </w:t>
+        <w:t>populate_individual_</w:t>
+      </w:r>
+      <w:proofErr w:type="gramStart"/>
+      <w:r>
+        <w:t>selector</w:t>
+      </w:r>
+      <w:proofErr w:type="spellEnd"/>
+      <w:r>
+        <w:t>(</w:t>
+      </w:r>
+      <w:proofErr w:type="gramEnd"/>
+      <w:r>
+        <w:t xml:space="preserve">) </w:t>
       </w:r>
       <w:r>
         <w:t>-</w:t>
@@ -11589,11 +9311,19 @@
       </w:pPr>
       <w:proofErr w:type="spellStart"/>
       <w:r>
-        <w:t>show_stats</w:t>
-      </w:r>
-      <w:proofErr w:type="spellEnd"/>
-      <w:r>
-        <w:t xml:space="preserve">() </w:t>
+        <w:t>show_</w:t>
+      </w:r>
+      <w:proofErr w:type="gramStart"/>
+      <w:r>
+        <w:t>stats</w:t>
+      </w:r>
+      <w:proofErr w:type="spellEnd"/>
+      <w:r>
+        <w:t>(</w:t>
+      </w:r>
+      <w:proofErr w:type="gramEnd"/>
+      <w:r>
+        <w:t xml:space="preserve">) </w:t>
       </w:r>
       <w:r>
         <w:t>-</w:t>
@@ -11679,12 +9409,19 @@
       </w:pPr>
       <w:proofErr w:type="spellStart"/>
       <w:r>
-        <w:lastRenderedPageBreak/>
-        <w:t>update_plot</w:t>
-      </w:r>
-      <w:proofErr w:type="spellEnd"/>
-      <w:r>
-        <w:t xml:space="preserve">() </w:t>
+        <w:t>update_</w:t>
+      </w:r>
+      <w:proofErr w:type="gramStart"/>
+      <w:r>
+        <w:t>plot</w:t>
+      </w:r>
+      <w:proofErr w:type="spellEnd"/>
+      <w:r>
+        <w:t>(</w:t>
+      </w:r>
+      <w:proofErr w:type="gramEnd"/>
+      <w:r>
+        <w:t xml:space="preserve">) </w:t>
       </w:r>
       <w:r>
         <w:t>-</w:t>
@@ -11713,11 +9450,19 @@
       </w:pPr>
       <w:proofErr w:type="spellStart"/>
       <w:r>
-        <w:t>run_algorithm</w:t>
-      </w:r>
-      <w:proofErr w:type="spellEnd"/>
-      <w:r>
-        <w:t xml:space="preserve">() </w:t>
+        <w:t>run_</w:t>
+      </w:r>
+      <w:proofErr w:type="gramStart"/>
+      <w:r>
+        <w:t>algorithm</w:t>
+      </w:r>
+      <w:proofErr w:type="spellEnd"/>
+      <w:r>
+        <w:t>(</w:t>
+      </w:r>
+      <w:proofErr w:type="gramEnd"/>
+      <w:r>
+        <w:t xml:space="preserve">) </w:t>
       </w:r>
       <w:r>
         <w:t>-</w:t>
@@ -11740,11 +9485,19 @@
       </w:pPr>
       <w:proofErr w:type="spellStart"/>
       <w:r>
-        <w:t>next_step</w:t>
-      </w:r>
-      <w:proofErr w:type="spellEnd"/>
-      <w:r>
-        <w:t xml:space="preserve">() </w:t>
+        <w:t>next_</w:t>
+      </w:r>
+      <w:proofErr w:type="gramStart"/>
+      <w:r>
+        <w:t>step</w:t>
+      </w:r>
+      <w:proofErr w:type="spellEnd"/>
+      <w:r>
+        <w:t>(</w:t>
+      </w:r>
+      <w:proofErr w:type="gramEnd"/>
+      <w:r>
+        <w:t xml:space="preserve">) </w:t>
       </w:r>
       <w:r>
         <w:t>-</w:t>
@@ -11767,11 +9520,19 @@
       </w:pPr>
       <w:proofErr w:type="spellStart"/>
       <w:r>
-        <w:t>prev_step</w:t>
-      </w:r>
-      <w:proofErr w:type="spellEnd"/>
-      <w:r>
-        <w:t xml:space="preserve">() </w:t>
+        <w:t>prev_</w:t>
+      </w:r>
+      <w:proofErr w:type="gramStart"/>
+      <w:r>
+        <w:t>step</w:t>
+      </w:r>
+      <w:proofErr w:type="spellEnd"/>
+      <w:r>
+        <w:t>(</w:t>
+      </w:r>
+      <w:proofErr w:type="gramEnd"/>
+      <w:r>
+        <w:t xml:space="preserve">) </w:t>
       </w:r>
       <w:r>
         <w:t>-</w:t>
@@ -11780,20 +9541,27 @@
         <w:t xml:space="preserve"> выполняет откат на шаг назад с использованием </w:t>
       </w:r>
       <w:proofErr w:type="spellStart"/>
+      <w:proofErr w:type="gramStart"/>
       <w:r>
         <w:t>ga.rollback</w:t>
       </w:r>
       <w:proofErr w:type="spellEnd"/>
+      <w:proofErr w:type="gramEnd"/>
       <w:r>
         <w:t xml:space="preserve">(), синхронизирует график статистики с помощью </w:t>
       </w:r>
       <w:proofErr w:type="spellStart"/>
+      <w:proofErr w:type="gramStart"/>
       <w:r>
         <w:t>truncate</w:t>
       </w:r>
       <w:proofErr w:type="spellEnd"/>
       <w:r>
-        <w:t>() и обновляет отображение.</w:t>
+        <w:t>(</w:t>
+      </w:r>
+      <w:proofErr w:type="gramEnd"/>
+      <w:r>
+        <w:t>) и обновляет отображение.</w:t>
       </w:r>
     </w:p>
     <w:p>
@@ -11810,11 +9578,19 @@
       </w:pPr>
       <w:proofErr w:type="spellStart"/>
       <w:r>
-        <w:t>skip_to_end</w:t>
-      </w:r>
-      <w:proofErr w:type="spellEnd"/>
-      <w:r>
-        <w:t xml:space="preserve">() </w:t>
+        <w:t>skip_to_</w:t>
+      </w:r>
+      <w:proofErr w:type="gramStart"/>
+      <w:r>
+        <w:t>end</w:t>
+      </w:r>
+      <w:proofErr w:type="spellEnd"/>
+      <w:r>
+        <w:t>(</w:t>
+      </w:r>
+      <w:proofErr w:type="gramEnd"/>
+      <w:r>
+        <w:t xml:space="preserve">) </w:t>
       </w:r>
       <w:r>
         <w:t>-</w:t>
@@ -11831,12 +9607,17 @@
         <w:t xml:space="preserve">, запускает </w:t>
       </w:r>
       <w:proofErr w:type="spellStart"/>
+      <w:proofErr w:type="gramStart"/>
       <w:r>
         <w:t>ga.run</w:t>
       </w:r>
       <w:proofErr w:type="spellEnd"/>
       <w:r>
-        <w:t>() на оставшееся количество поколений, выполняет обновление графика и отображает итоговое решение.</w:t>
+        <w:t>(</w:t>
+      </w:r>
+      <w:proofErr w:type="gramEnd"/>
+      <w:r>
+        <w:t>) на оставшееся количество поколений, выполняет обновление графика и отображает итоговое решение.</w:t>
       </w:r>
     </w:p>
     <w:p>
@@ -11853,11 +9634,19 @@
       </w:pPr>
       <w:proofErr w:type="spellStart"/>
       <w:r>
-        <w:t>toggle_play</w:t>
-      </w:r>
-      <w:proofErr w:type="spellEnd"/>
-      <w:r>
-        <w:t xml:space="preserve">() </w:t>
+        <w:t>toggle_</w:t>
+      </w:r>
+      <w:proofErr w:type="gramStart"/>
+      <w:r>
+        <w:t>play</w:t>
+      </w:r>
+      <w:proofErr w:type="spellEnd"/>
+      <w:r>
+        <w:t>(</w:t>
+      </w:r>
+      <w:proofErr w:type="gramEnd"/>
+      <w:r>
+        <w:t xml:space="preserve">) </w:t>
       </w:r>
       <w:r>
         <w:t>-</w:t>
@@ -11888,11 +9677,20 @@
       </w:pPr>
       <w:proofErr w:type="spellStart"/>
       <w:r>
-        <w:t>play_loop</w:t>
-      </w:r>
-      <w:proofErr w:type="spellEnd"/>
-      <w:r>
-        <w:t xml:space="preserve">() </w:t>
+        <w:lastRenderedPageBreak/>
+        <w:t>play_</w:t>
+      </w:r>
+      <w:proofErr w:type="gramStart"/>
+      <w:r>
+        <w:t>loop</w:t>
+      </w:r>
+      <w:proofErr w:type="spellEnd"/>
+      <w:r>
+        <w:t>(</w:t>
+      </w:r>
+      <w:proofErr w:type="gramEnd"/>
+      <w:r>
+        <w:t xml:space="preserve">) </w:t>
       </w:r>
       <w:r>
         <w:t>-</w:t>
@@ -11902,11 +9700,19 @@
       </w:r>
       <w:proofErr w:type="spellStart"/>
       <w:r>
-        <w:t>next_step</w:t>
-      </w:r>
-      <w:proofErr w:type="spellEnd"/>
-      <w:r>
-        <w:t>() с задержкой 500 мс.</w:t>
+        <w:t>next_</w:t>
+      </w:r>
+      <w:proofErr w:type="gramStart"/>
+      <w:r>
+        <w:t>step</w:t>
+      </w:r>
+      <w:proofErr w:type="spellEnd"/>
+      <w:r>
+        <w:t>(</w:t>
+      </w:r>
+      <w:proofErr w:type="gramEnd"/>
+      <w:r>
+        <w:t>) с задержкой 500 мс.</w:t>
       </w:r>
     </w:p>
     <w:p>
@@ -12116,9 +9922,14 @@
       </w:r>
       <w:proofErr w:type="spellEnd"/>
       <w:r>
-        <w:t>__(</w:t>
-      </w:r>
-      <w:proofErr w:type="spellStart"/>
+        <w:t>_</w:t>
+      </w:r>
+      <w:proofErr w:type="gramStart"/>
+      <w:r>
+        <w:t>_(</w:t>
+      </w:r>
+      <w:proofErr w:type="spellStart"/>
+      <w:proofErr w:type="gramEnd"/>
       <w:r>
         <w:t>parent</w:t>
       </w:r>
@@ -12154,16 +9965,20 @@
         </w:tabs>
       </w:pPr>
       <w:r>
-        <w:lastRenderedPageBreak/>
         <w:t>_</w:t>
       </w:r>
       <w:proofErr w:type="spellStart"/>
+      <w:proofErr w:type="gramStart"/>
       <w:r>
         <w:t>create</w:t>
       </w:r>
       <w:proofErr w:type="spellEnd"/>
       <w:r>
-        <w:t xml:space="preserve">() </w:t>
+        <w:t>(</w:t>
+      </w:r>
+      <w:proofErr w:type="gramEnd"/>
+      <w:r>
+        <w:t xml:space="preserve">) </w:t>
       </w:r>
       <w:r>
         <w:t>-</w:t>
@@ -12312,9 +10127,14 @@
       </w:r>
       <w:proofErr w:type="spellEnd"/>
       <w:r>
-        <w:t>__(</w:t>
-      </w:r>
-      <w:proofErr w:type="spellStart"/>
+        <w:t>_</w:t>
+      </w:r>
+      <w:proofErr w:type="gramStart"/>
+      <w:r>
+        <w:t>_(</w:t>
+      </w:r>
+      <w:proofErr w:type="spellStart"/>
+      <w:proofErr w:type="gramEnd"/>
       <w:r>
         <w:t>parent</w:t>
       </w:r>
@@ -12354,11 +10174,19 @@
       </w:r>
       <w:proofErr w:type="spellStart"/>
       <w:r>
-        <w:t>parse_and_save</w:t>
-      </w:r>
-      <w:proofErr w:type="spellEnd"/>
-      <w:r>
-        <w:t xml:space="preserve">() </w:t>
+        <w:t>parse_and_</w:t>
+      </w:r>
+      <w:proofErr w:type="gramStart"/>
+      <w:r>
+        <w:t>save</w:t>
+      </w:r>
+      <w:proofErr w:type="spellEnd"/>
+      <w:r>
+        <w:t>(</w:t>
+      </w:r>
+      <w:proofErr w:type="gramEnd"/>
+      <w:r>
+        <w:t xml:space="preserve">) </w:t>
       </w:r>
       <w:r>
         <w:t>-</w:t>
@@ -12424,6 +10252,7 @@
         <w:ind w:left="1069"/>
       </w:pPr>
       <w:r>
+        <w:lastRenderedPageBreak/>
         <w:br w:type="page"/>
       </w:r>
     </w:p>
@@ -12766,9 +10595,6 @@
     <w:p>
       <w:pPr>
         <w:pStyle w:val="a1"/>
-        <w:rPr>
-          <w:lang w:val="en-US"/>
-        </w:rPr>
       </w:pPr>
       <w:r>
         <w:t xml:space="preserve">В ходе выполнения практической работы была разработана полнофункциональная программная система для решения задачи поиска минимального </w:t>
@@ -12785,9 +10611,6 @@
     <w:p>
       <w:pPr>
         <w:pStyle w:val="a1"/>
-        <w:rPr>
-          <w:lang w:val="en-US"/>
-        </w:rPr>
       </w:pPr>
       <w:r>
         <w:t xml:space="preserve">Ядро системы представлено модулями генетического алгоритма и операторов, реализующими полный цикл эволюционного процесса с использованием кодов </w:t>
@@ -12828,9 +10651,6 @@
     <w:p>
       <w:pPr>
         <w:pStyle w:val="a1"/>
-        <w:rPr>
-          <w:lang w:val="en-US"/>
-        </w:rPr>
       </w:pPr>
       <w:r>
         <w:t xml:space="preserve">Слой работы с данными построен на основе </w:t>
@@ -12887,9 +10707,6 @@
     <w:p>
       <w:pPr>
         <w:pStyle w:val="a1"/>
-        <w:rPr>
-          <w:lang w:val="en-US"/>
-        </w:rPr>
       </w:pPr>
       <w:r>
         <w:t xml:space="preserve">Графический интерфейс, разработанный с использованием </w:t>
@@ -13126,7 +10943,15 @@
         <w:t xml:space="preserve"> </w:t>
       </w:r>
       <w:r>
-        <w:t>пособие / под ред. Ю. Ю. Тарасевича. — Астрахань : Издательский дом</w:t>
+        <w:t xml:space="preserve">пособие / под ред. Ю. Ю. Тарасевича. — </w:t>
+      </w:r>
+      <w:proofErr w:type="gramStart"/>
+      <w:r>
+        <w:t>Астрахань :</w:t>
+      </w:r>
+      <w:proofErr w:type="gramEnd"/>
+      <w:r>
+        <w:t xml:space="preserve"> Издательский дом</w:t>
       </w:r>
       <w:r>
         <w:t xml:space="preserve"> </w:t>

--- a/reports/УЧПРАКТИКА_4343_Маркашов_ГД_Селезнев_ДЕ_Пимахин_РА.docx
+++ b/reports/УЧПРАКТИКА_4343_Маркашов_ГД_Селезнев_ДЕ_Пимахин_РА.docx
@@ -743,18 +743,8 @@
                 <w:color w:val="000000" w:themeColor="text1"/>
                 <w:szCs w:val="28"/>
               </w:rPr>
-              <w:t xml:space="preserve">Р.А. </w:t>
-            </w:r>
-            <w:proofErr w:type="spellStart"/>
-            <w:r>
-              <w:rPr>
-                <w:rFonts w:cs="Times New Roman"/>
-                <w:color w:val="000000" w:themeColor="text1"/>
-                <w:szCs w:val="28"/>
-              </w:rPr>
-              <w:t>Пимахин</w:t>
-            </w:r>
-            <w:proofErr w:type="spellEnd"/>
+              <w:t>Р.А. Пимахин</w:t>
+            </w:r>
           </w:p>
         </w:tc>
       </w:tr>
@@ -1250,18 +1240,8 @@
                 <w:color w:val="000000" w:themeColor="text1"/>
                 <w:szCs w:val="28"/>
               </w:rPr>
-              <w:t xml:space="preserve">Р.А. </w:t>
-            </w:r>
-            <w:proofErr w:type="spellStart"/>
-            <w:r>
-              <w:rPr>
-                <w:rFonts w:cs="Times New Roman"/>
-                <w:color w:val="000000" w:themeColor="text1"/>
-                <w:szCs w:val="28"/>
-              </w:rPr>
-              <w:t>Пимахин</w:t>
-            </w:r>
-            <w:proofErr w:type="spellEnd"/>
+              <w:t>Р.А. Пимахин</w:t>
+            </w:r>
           </w:p>
         </w:tc>
       </w:tr>
@@ -1469,18 +1449,8 @@
                 <w:color w:val="000000" w:themeColor="text1"/>
                 <w:szCs w:val="28"/>
               </w:rPr>
-              <w:t xml:space="preserve">Ответственный за работу графической части ПО - Р.А. </w:t>
-            </w:r>
-            <w:proofErr w:type="spellStart"/>
-            <w:r>
-              <w:rPr>
-                <w:rFonts w:cs="Times New Roman"/>
-                <w:color w:val="000000" w:themeColor="text1"/>
-                <w:szCs w:val="28"/>
-              </w:rPr>
-              <w:t>Пимахин</w:t>
-            </w:r>
-            <w:proofErr w:type="spellEnd"/>
+              <w:t>Ответственный за работу графической части ПО - Р.А. Пимахин</w:t>
+            </w:r>
           </w:p>
         </w:tc>
       </w:tr>
@@ -1819,18 +1789,8 @@
                 <w:color w:val="000000" w:themeColor="text1"/>
                 <w:szCs w:val="28"/>
               </w:rPr>
-              <w:t xml:space="preserve">Р.А. </w:t>
-            </w:r>
-            <w:proofErr w:type="spellStart"/>
-            <w:r>
-              <w:rPr>
-                <w:rFonts w:cs="Times New Roman"/>
-                <w:color w:val="000000" w:themeColor="text1"/>
-                <w:szCs w:val="28"/>
-              </w:rPr>
-              <w:t>Пимахин</w:t>
-            </w:r>
-            <w:proofErr w:type="spellEnd"/>
+              <w:t>Р.А. Пимахин</w:t>
+            </w:r>
           </w:p>
         </w:tc>
       </w:tr>
@@ -2144,7 +2104,6 @@
           <w:docPartUnique/>
         </w:docPartObj>
       </w:sdtPr>
-      <w:sdtEndPr/>
       <w:sdtContent>
         <w:p>
           <w:pPr>
@@ -3409,15 +3368,7 @@
         <w:ind w:left="0" w:firstLine="709"/>
       </w:pPr>
       <w:r>
-        <w:t>Разработать модульный графический интерфейс пользователя с панелями для настройки параметров, управления процессом эволюции и отображения статистики. (</w:t>
-      </w:r>
-      <w:proofErr w:type="spellStart"/>
-      <w:r>
-        <w:t>Пимахин</w:t>
-      </w:r>
-      <w:proofErr w:type="spellEnd"/>
-      <w:r>
-        <w:t xml:space="preserve"> Р.А.)</w:t>
+        <w:t>Разработать модульный графический интерфейс пользователя с панелями для настройки параметров, управления процессом эволюции и отображения статистики. (Пимахин Р.А.)</w:t>
       </w:r>
     </w:p>
     <w:bookmarkEnd w:id="4"/>
@@ -3431,15 +3382,7 @@
         <w:ind w:left="0" w:firstLine="709"/>
       </w:pPr>
       <w:r>
-        <w:t>Реализовать несколько способов создания и загрузки графов через графический интерфейс: из файла, генерацию случайных графов и ручной ввод. (</w:t>
-      </w:r>
-      <w:proofErr w:type="spellStart"/>
-      <w:r>
-        <w:t>Пимахин</w:t>
-      </w:r>
-      <w:proofErr w:type="spellEnd"/>
-      <w:r>
-        <w:t xml:space="preserve"> Р.А.)</w:t>
+        <w:t>Реализовать несколько способов создания и загрузки графов через графический интерфейс: из файла, генерацию случайных графов и ручной ввод. (Пимахин Р.А.)</w:t>
       </w:r>
     </w:p>
     <w:p>
@@ -3452,15 +3395,7 @@
         <w:ind w:left="0" w:firstLine="709"/>
       </w:pPr>
       <w:r>
-        <w:t xml:space="preserve">Реализовать визуализацию </w:t>
-      </w:r>
-      <w:proofErr w:type="gramStart"/>
-      <w:r>
-        <w:t>графа с выделением</w:t>
-      </w:r>
-      <w:proofErr w:type="gramEnd"/>
-      <w:r>
-        <w:t xml:space="preserve"> найденного минимального </w:t>
+        <w:t xml:space="preserve">Реализовать визуализацию графа с выделением найденного минимального </w:t>
       </w:r>
       <w:proofErr w:type="spellStart"/>
       <w:r>
@@ -3468,15 +3403,7 @@
       </w:r>
       <w:proofErr w:type="spellEnd"/>
       <w:r>
-        <w:t xml:space="preserve"> дерева и возможностью просмотра различных решений из популяции. (</w:t>
-      </w:r>
-      <w:proofErr w:type="spellStart"/>
-      <w:r>
-        <w:t>Пимахин</w:t>
-      </w:r>
-      <w:proofErr w:type="spellEnd"/>
-      <w:r>
-        <w:t xml:space="preserve"> Р.А.)</w:t>
+        <w:t xml:space="preserve"> дерева и возможностью просмотра различных решений из популяции. (Пимахин Р.А.)</w:t>
       </w:r>
     </w:p>
     <w:p>
@@ -3489,15 +3416,7 @@
         <w:ind w:left="0" w:firstLine="709"/>
       </w:pPr>
       <w:r>
-        <w:t>Реализовать график сходимости алгоритма для визуального анализа динамики оптимизации в процессе эволюции. (</w:t>
-      </w:r>
-      <w:proofErr w:type="spellStart"/>
-      <w:r>
-        <w:t>Пимахин</w:t>
-      </w:r>
-      <w:proofErr w:type="spellEnd"/>
-      <w:r>
-        <w:t xml:space="preserve"> Р.А., </w:t>
+        <w:t xml:space="preserve">Реализовать график сходимости алгоритма для визуального анализа динамики оптимизации в процессе эволюции. (Пимахин Р.А., </w:t>
       </w:r>
       <w:proofErr w:type="spellStart"/>
       <w:r>
@@ -3518,15 +3437,7 @@
         <w:ind w:left="0" w:firstLine="709"/>
       </w:pPr>
       <w:r>
-        <w:t>Обеспечить интерактивное управление процессом эволюции: пошаговое выполнение, откат назад, автоматическое проигрывание и быстрый переход к результату. (</w:t>
-      </w:r>
-      <w:proofErr w:type="spellStart"/>
-      <w:r>
-        <w:t>Пимахин</w:t>
-      </w:r>
-      <w:proofErr w:type="spellEnd"/>
-      <w:r>
-        <w:t xml:space="preserve"> Р.А., Селезнев Д.Е.)</w:t>
+        <w:t>Обеспечить интерактивное управление процессом эволюции: пошаговое выполнение, откат назад, автоматическое проигрывание и быстрый переход к результату. (Пимахин Р.А., Селезнев Д.Е.)</w:t>
       </w:r>
     </w:p>
     <w:p>
@@ -3589,16 +3500,476 @@
     <w:p>
       <w:pPr>
         <w:pStyle w:val="a1"/>
+      </w:pPr>
+      <w:r>
+        <w:t xml:space="preserve">Класс </w:t>
+      </w:r>
+      <w:proofErr w:type="spellStart"/>
+      <w:r>
+        <w:t>GAStateStep</w:t>
+      </w:r>
+      <w:proofErr w:type="spellEnd"/>
+      <w:r>
+        <w:t>(</w:t>
+      </w:r>
+      <w:proofErr w:type="spellStart"/>
+      <w:r>
+        <w:t>BaseModel</w:t>
+      </w:r>
+      <w:proofErr w:type="spellEnd"/>
+      <w:r>
+        <w:t xml:space="preserve">) предназначен для хранения информации о текущем шаге эволюции и содержит следующие поля: </w:t>
+      </w:r>
+      <w:proofErr w:type="spellStart"/>
+      <w:r>
+        <w:t>generation</w:t>
+      </w:r>
+      <w:proofErr w:type="spellEnd"/>
+      <w:r>
+        <w:t xml:space="preserve"> – номер поколения, </w:t>
+      </w:r>
+      <w:proofErr w:type="spellStart"/>
+      <w:r>
+        <w:t>population</w:t>
+      </w:r>
+      <w:proofErr w:type="spellEnd"/>
+      <w:r>
+        <w:t xml:space="preserve"> – список хромосом (кодов </w:t>
+      </w:r>
+      <w:proofErr w:type="spellStart"/>
+      <w:r>
+        <w:t>Прюфера</w:t>
+      </w:r>
+      <w:proofErr w:type="spellEnd"/>
+      <w:r>
+        <w:t xml:space="preserve">), </w:t>
+      </w:r>
+      <w:proofErr w:type="spellStart"/>
+      <w:r>
+        <w:t>best_fitness</w:t>
+      </w:r>
+      <w:proofErr w:type="spellEnd"/>
+      <w:r>
+        <w:t xml:space="preserve"> – лучшее значение качества в поколении, </w:t>
+      </w:r>
+      <w:proofErr w:type="spellStart"/>
+      <w:r>
+        <w:t>avg_fitness</w:t>
+      </w:r>
+      <w:proofErr w:type="spellEnd"/>
+      <w:r>
+        <w:t xml:space="preserve"> – среднее значение качества в поколении, </w:t>
+      </w:r>
+      <w:proofErr w:type="spellStart"/>
+      <w:r>
+        <w:t>worst_fitness</w:t>
+      </w:r>
+      <w:proofErr w:type="spellEnd"/>
+      <w:r>
+        <w:t xml:space="preserve"> – худшее значение качества в поколении.</w:t>
+      </w:r>
+    </w:p>
+    <w:p>
+      <w:pPr>
+        <w:pStyle w:val="a1"/>
+      </w:pPr>
+      <w:r>
+        <w:t>Класс</w:t>
+      </w:r>
+      <w:r>
         <w:rPr>
           <w:lang w:val="en-US"/>
         </w:rPr>
+        <w:t xml:space="preserve"> </w:t>
+      </w:r>
+      <w:proofErr w:type="spellStart"/>
+      <w:r>
+        <w:rPr>
+          <w:lang w:val="en-US"/>
+        </w:rPr>
+        <w:t>GAHistory</w:t>
+      </w:r>
+      <w:proofErr w:type="spellEnd"/>
+      <w:r>
+        <w:rPr>
+          <w:lang w:val="en-US"/>
+        </w:rPr>
+        <w:t>(</w:t>
+      </w:r>
+      <w:proofErr w:type="spellStart"/>
+      <w:r>
+        <w:rPr>
+          <w:lang w:val="en-US"/>
+        </w:rPr>
+        <w:t>BaseModel</w:t>
+      </w:r>
+      <w:proofErr w:type="spellEnd"/>
+      <w:r>
+        <w:rPr>
+          <w:lang w:val="en-US"/>
+        </w:rPr>
+        <w:t xml:space="preserve">) </w:t>
+      </w:r>
+      <w:r>
+        <w:t>реализует</w:t>
+      </w:r>
+      <w:r>
+        <w:rPr>
+          <w:lang w:val="en-US"/>
+        </w:rPr>
+        <w:t xml:space="preserve"> </w:t>
+      </w:r>
+      <w:r>
+        <w:t>хранение</w:t>
+      </w:r>
+      <w:r>
+        <w:rPr>
+          <w:lang w:val="en-US"/>
+        </w:rPr>
+        <w:t xml:space="preserve"> </w:t>
+      </w:r>
+      <w:r>
+        <w:t>истории</w:t>
+      </w:r>
+      <w:r>
+        <w:rPr>
+          <w:lang w:val="en-US"/>
+        </w:rPr>
+        <w:t xml:space="preserve"> </w:t>
+      </w:r>
+      <w:r>
+        <w:t>работы</w:t>
+      </w:r>
+      <w:r>
+        <w:rPr>
+          <w:lang w:val="en-US"/>
+        </w:rPr>
+        <w:t xml:space="preserve"> </w:t>
+      </w:r>
+      <w:r>
+        <w:t>алгоритма</w:t>
+      </w:r>
+      <w:r>
+        <w:rPr>
+          <w:lang w:val="en-US"/>
+        </w:rPr>
+        <w:t xml:space="preserve"> </w:t>
+      </w:r>
+      <w:r>
+        <w:t>и</w:t>
+      </w:r>
+      <w:r>
+        <w:rPr>
+          <w:lang w:val="en-US"/>
+        </w:rPr>
+        <w:t xml:space="preserve"> </w:t>
+      </w:r>
+      <w:r>
+        <w:t>включает</w:t>
+      </w:r>
+      <w:r>
+        <w:rPr>
+          <w:lang w:val="en-US"/>
+        </w:rPr>
+        <w:t xml:space="preserve"> </w:t>
+      </w:r>
+      <w:r>
+        <w:t>поля</w:t>
+      </w:r>
+      <w:r>
+        <w:rPr>
+          <w:lang w:val="en-US"/>
+        </w:rPr>
+        <w:t xml:space="preserve">: </w:t>
+      </w:r>
+      <w:proofErr w:type="spellStart"/>
+      <w:r>
+        <w:rPr>
+          <w:lang w:val="en-US"/>
+        </w:rPr>
+        <w:t>generations_count</w:t>
+      </w:r>
+      <w:proofErr w:type="spellEnd"/>
+      <w:r>
+        <w:rPr>
+          <w:lang w:val="en-US"/>
+        </w:rPr>
+        <w:t xml:space="preserve"> – </w:t>
+      </w:r>
+      <w:r>
+        <w:t>количество</w:t>
+      </w:r>
+      <w:r>
+        <w:rPr>
+          <w:lang w:val="en-US"/>
+        </w:rPr>
+        <w:t xml:space="preserve"> </w:t>
+      </w:r>
+      <w:r>
+        <w:t>поколений</w:t>
+      </w:r>
+      <w:r>
+        <w:rPr>
+          <w:lang w:val="en-US"/>
+        </w:rPr>
+        <w:t xml:space="preserve">, </w:t>
+      </w:r>
+      <w:proofErr w:type="spellStart"/>
+      <w:r>
+        <w:rPr>
+          <w:lang w:val="en-US"/>
+        </w:rPr>
+        <w:t>best_fitness_history</w:t>
+      </w:r>
+      <w:proofErr w:type="spellEnd"/>
+      <w:r>
+        <w:rPr>
+          <w:lang w:val="en-US"/>
+        </w:rPr>
+        <w:t xml:space="preserve"> – </w:t>
+      </w:r>
+      <w:r>
+        <w:t>список</w:t>
+      </w:r>
+      <w:r>
+        <w:rPr>
+          <w:lang w:val="en-US"/>
+        </w:rPr>
+        <w:t xml:space="preserve"> </w:t>
+      </w:r>
+      <w:r>
+        <w:t>лучших</w:t>
+      </w:r>
+      <w:r>
+        <w:rPr>
+          <w:lang w:val="en-US"/>
+        </w:rPr>
+        <w:t xml:space="preserve"> </w:t>
+      </w:r>
+      <w:r>
+        <w:t>значений</w:t>
+      </w:r>
+      <w:r>
+        <w:rPr>
+          <w:lang w:val="en-US"/>
+        </w:rPr>
+        <w:t xml:space="preserve"> </w:t>
+      </w:r>
+      <w:r>
+        <w:t>качества</w:t>
+      </w:r>
+      <w:r>
+        <w:rPr>
+          <w:lang w:val="en-US"/>
+        </w:rPr>
+        <w:t xml:space="preserve"> </w:t>
+      </w:r>
+      <w:r>
+        <w:t>по</w:t>
+      </w:r>
+      <w:r>
+        <w:rPr>
+          <w:lang w:val="en-US"/>
+        </w:rPr>
+        <w:t xml:space="preserve"> </w:t>
+      </w:r>
+      <w:r>
+        <w:t>поколениям</w:t>
+      </w:r>
+      <w:r>
+        <w:rPr>
+          <w:lang w:val="en-US"/>
+        </w:rPr>
+        <w:t xml:space="preserve">, </w:t>
+      </w:r>
+      <w:proofErr w:type="spellStart"/>
+      <w:r>
+        <w:rPr>
+          <w:lang w:val="en-US"/>
+        </w:rPr>
+        <w:t>avg_fitness_history</w:t>
+      </w:r>
+      <w:proofErr w:type="spellEnd"/>
+      <w:r>
+        <w:rPr>
+          <w:lang w:val="en-US"/>
+        </w:rPr>
+        <w:t xml:space="preserve"> – </w:t>
+      </w:r>
+      <w:r>
+        <w:t>список</w:t>
+      </w:r>
+      <w:r>
+        <w:rPr>
+          <w:lang w:val="en-US"/>
+        </w:rPr>
+        <w:t xml:space="preserve"> </w:t>
+      </w:r>
+      <w:r>
+        <w:t>средних</w:t>
+      </w:r>
+      <w:r>
+        <w:rPr>
+          <w:lang w:val="en-US"/>
+        </w:rPr>
+        <w:t xml:space="preserve"> </w:t>
+      </w:r>
+      <w:r>
+        <w:t>значений</w:t>
+      </w:r>
+      <w:r>
+        <w:rPr>
+          <w:lang w:val="en-US"/>
+        </w:rPr>
+        <w:t xml:space="preserve"> </w:t>
+      </w:r>
+      <w:r>
+        <w:t>качества</w:t>
+      </w:r>
+      <w:r>
+        <w:rPr>
+          <w:lang w:val="en-US"/>
+        </w:rPr>
+        <w:t xml:space="preserve">, </w:t>
+      </w:r>
+      <w:proofErr w:type="spellStart"/>
+      <w:r>
+        <w:rPr>
+          <w:lang w:val="en-US"/>
+        </w:rPr>
+        <w:t>worst_fitness_history</w:t>
+      </w:r>
+      <w:proofErr w:type="spellEnd"/>
+      <w:r>
+        <w:rPr>
+          <w:lang w:val="en-US"/>
+        </w:rPr>
+        <w:t xml:space="preserve"> – </w:t>
+      </w:r>
+      <w:r>
+        <w:t>список</w:t>
+      </w:r>
+      <w:r>
+        <w:rPr>
+          <w:lang w:val="en-US"/>
+        </w:rPr>
+        <w:t xml:space="preserve"> </w:t>
+      </w:r>
+      <w:r>
+        <w:t>худших</w:t>
+      </w:r>
+      <w:r>
+        <w:rPr>
+          <w:lang w:val="en-US"/>
+        </w:rPr>
+        <w:t xml:space="preserve"> </w:t>
+      </w:r>
+      <w:r>
+        <w:t>значений</w:t>
+      </w:r>
+      <w:r>
+        <w:rPr>
+          <w:lang w:val="en-US"/>
+        </w:rPr>
+        <w:t xml:space="preserve"> </w:t>
+      </w:r>
+      <w:r>
+        <w:t>качества</w:t>
+      </w:r>
+      <w:r>
+        <w:rPr>
+          <w:lang w:val="en-US"/>
+        </w:rPr>
+        <w:t xml:space="preserve">, steps – </w:t>
+      </w:r>
+      <w:r>
+        <w:t>список</w:t>
+      </w:r>
+      <w:r>
+        <w:rPr>
+          <w:lang w:val="en-US"/>
+        </w:rPr>
+        <w:t xml:space="preserve"> </w:t>
+      </w:r>
+      <w:r>
+        <w:t>шагов</w:t>
+      </w:r>
+      <w:r>
+        <w:rPr>
+          <w:lang w:val="en-US"/>
+        </w:rPr>
+        <w:t xml:space="preserve"> </w:t>
+      </w:r>
+      <w:r>
+        <w:t>эволюции</w:t>
+      </w:r>
+      <w:r>
+        <w:rPr>
+          <w:lang w:val="en-US"/>
+        </w:rPr>
+        <w:t xml:space="preserve"> (</w:t>
+      </w:r>
+      <w:r>
+        <w:t>объектов</w:t>
+      </w:r>
+      <w:r>
+        <w:rPr>
+          <w:lang w:val="en-US"/>
+        </w:rPr>
+        <w:t xml:space="preserve"> </w:t>
+      </w:r>
+      <w:proofErr w:type="spellStart"/>
+      <w:r>
+        <w:rPr>
+          <w:lang w:val="en-US"/>
+        </w:rPr>
+        <w:t>GAStateStep</w:t>
+      </w:r>
+      <w:proofErr w:type="spellEnd"/>
+      <w:r>
+        <w:rPr>
+          <w:lang w:val="en-US"/>
+        </w:rPr>
+        <w:t xml:space="preserve">). </w:t>
+      </w:r>
+      <w:r>
+        <w:t xml:space="preserve">Для управления историей реализованы методы: </w:t>
+      </w:r>
+      <w:proofErr w:type="spellStart"/>
+      <w:r>
+        <w:t>add_step</w:t>
+      </w:r>
+      <w:proofErr w:type="spellEnd"/>
+      <w:r>
+        <w:t xml:space="preserve"> для добавления шага, </w:t>
+      </w:r>
+      <w:proofErr w:type="spellStart"/>
+      <w:r>
+        <w:t>get_step</w:t>
+      </w:r>
+      <w:proofErr w:type="spellEnd"/>
+      <w:r>
+        <w:t xml:space="preserve"> для получения шага по индексу, </w:t>
+      </w:r>
+      <w:proofErr w:type="spellStart"/>
+      <w:r>
+        <w:t>get_last_step</w:t>
+      </w:r>
+      <w:proofErr w:type="spellEnd"/>
+      <w:r>
+        <w:t xml:space="preserve"> для получения последнего шага.</w:t>
+      </w:r>
+    </w:p>
+    <w:p>
+      <w:pPr>
+        <w:pStyle w:val="a1"/>
       </w:pPr>
       <w:r>
         <w:t xml:space="preserve">Класс </w:t>
       </w:r>
       <w:proofErr w:type="spellStart"/>
       <w:r>
-        <w:t>GAStateStep</w:t>
+        <w:t>GraphData</w:t>
       </w:r>
       <w:proofErr w:type="spellEnd"/>
       <w:r>
@@ -3610,560 +3981,76 @@
       </w:r>
       <w:proofErr w:type="spellEnd"/>
       <w:r>
-        <w:t xml:space="preserve">) предназначен для хранения информации о текущем шаге эволюции и содержит следующие поля: </w:t>
-      </w:r>
-      <w:proofErr w:type="spellStart"/>
-      <w:r>
-        <w:t>generation</w:t>
-      </w:r>
-      <w:proofErr w:type="spellEnd"/>
-      <w:r>
-        <w:t xml:space="preserve"> – номер поколения, </w:t>
-      </w:r>
-      <w:proofErr w:type="spellStart"/>
-      <w:r>
-        <w:t>population</w:t>
-      </w:r>
-      <w:proofErr w:type="spellEnd"/>
-      <w:r>
-        <w:t xml:space="preserve"> – список хромосом (кодов </w:t>
-      </w:r>
-      <w:proofErr w:type="spellStart"/>
-      <w:r>
-        <w:t>Прюфера</w:t>
-      </w:r>
-      <w:proofErr w:type="spellEnd"/>
-      <w:r>
-        <w:t xml:space="preserve">), </w:t>
-      </w:r>
-      <w:proofErr w:type="spellStart"/>
-      <w:r>
-        <w:t>best_fitness</w:t>
-      </w:r>
-      <w:proofErr w:type="spellEnd"/>
-      <w:r>
-        <w:t xml:space="preserve"> – лучшее значение качества в поколении, </w:t>
-      </w:r>
-      <w:proofErr w:type="spellStart"/>
-      <w:r>
-        <w:t>avg_fitness</w:t>
-      </w:r>
-      <w:proofErr w:type="spellEnd"/>
-      <w:r>
-        <w:t xml:space="preserve"> – среднее значение качества в поколении, </w:t>
-      </w:r>
-      <w:proofErr w:type="spellStart"/>
-      <w:r>
-        <w:t>worst_fitness</w:t>
-      </w:r>
-      <w:proofErr w:type="spellEnd"/>
-      <w:r>
-        <w:t xml:space="preserve"> – худшее значение качества в поколении.</w:t>
+        <w:t xml:space="preserve">) служит для хранения информации о графе с полями </w:t>
+      </w:r>
+      <w:proofErr w:type="spellStart"/>
+      <w:r>
+        <w:t>num_vertices</w:t>
+      </w:r>
+      <w:proofErr w:type="spellEnd"/>
+      <w:r>
+        <w:t xml:space="preserve"> – количество вершин и </w:t>
+      </w:r>
+      <w:proofErr w:type="spellStart"/>
+      <w:r>
+        <w:t>matrix</w:t>
+      </w:r>
+      <w:proofErr w:type="spellEnd"/>
+      <w:r>
+        <w:t xml:space="preserve"> – матрица смежности. Для обеспечения корректности данных реализован метод </w:t>
+      </w:r>
+      <w:proofErr w:type="spellStart"/>
+      <w:r>
+        <w:t>validate_matrix</w:t>
+      </w:r>
+      <w:proofErr w:type="spellEnd"/>
+      <w:r>
+        <w:t xml:space="preserve">, который срабатывает автоматически после создания объекта и выполняет проверки: отсутствие петель (при обнаружении выбрасывается </w:t>
+      </w:r>
+      <w:proofErr w:type="spellStart"/>
+      <w:r>
+        <w:t>ValueError</w:t>
+      </w:r>
+      <w:proofErr w:type="spellEnd"/>
+      <w:r>
+        <w:t xml:space="preserve">) и использование только ориентированного графа (при нарушении выбрасывается </w:t>
+      </w:r>
+      <w:proofErr w:type="spellStart"/>
+      <w:r>
+        <w:t>ValueError</w:t>
+      </w:r>
+      <w:proofErr w:type="spellEnd"/>
+      <w:r>
+        <w:t xml:space="preserve">). Для удобства конвертации данных реализованы методы </w:t>
+      </w:r>
+      <w:proofErr w:type="spellStart"/>
+      <w:r>
+        <w:t>from_edges_list</w:t>
+      </w:r>
+      <w:proofErr w:type="spellEnd"/>
+      <w:r>
+        <w:t xml:space="preserve">(n, </w:t>
+      </w:r>
+      <w:proofErr w:type="spellStart"/>
+      <w:r>
+        <w:t>edges</w:t>
+      </w:r>
+      <w:proofErr w:type="spellEnd"/>
+      <w:r>
+        <w:t xml:space="preserve">) для создания объекта из списка рёбер и </w:t>
+      </w:r>
+      <w:proofErr w:type="spellStart"/>
+      <w:r>
+        <w:t>to_edges_list</w:t>
+      </w:r>
+      <w:proofErr w:type="spellEnd"/>
+      <w:r>
+        <w:t xml:space="preserve"> для обратного преобразования в список рёбер.</w:t>
       </w:r>
     </w:p>
     <w:p>
       <w:pPr>
         <w:pStyle w:val="a1"/>
-        <w:rPr>
-          <w:lang w:val="en-US"/>
-        </w:rPr>
-      </w:pPr>
-      <w:r>
-        <w:t>Класс</w:t>
-      </w:r>
-      <w:r>
-        <w:rPr>
-          <w:lang w:val="en-US"/>
-        </w:rPr>
-        <w:t xml:space="preserve"> </w:t>
-      </w:r>
-      <w:proofErr w:type="spellStart"/>
-      <w:proofErr w:type="gramStart"/>
-      <w:r>
-        <w:rPr>
-          <w:lang w:val="en-US"/>
-        </w:rPr>
-        <w:t>GAHistory</w:t>
-      </w:r>
-      <w:proofErr w:type="spellEnd"/>
-      <w:r>
-        <w:rPr>
-          <w:lang w:val="en-US"/>
-        </w:rPr>
-        <w:t>(</w:t>
-      </w:r>
-      <w:proofErr w:type="spellStart"/>
-      <w:proofErr w:type="gramEnd"/>
-      <w:r>
-        <w:rPr>
-          <w:lang w:val="en-US"/>
-        </w:rPr>
-        <w:t>BaseModel</w:t>
-      </w:r>
-      <w:proofErr w:type="spellEnd"/>
-      <w:r>
-        <w:rPr>
-          <w:lang w:val="en-US"/>
-        </w:rPr>
-        <w:t xml:space="preserve">) </w:t>
-      </w:r>
-      <w:r>
-        <w:t>реализует</w:t>
-      </w:r>
-      <w:r>
-        <w:rPr>
-          <w:lang w:val="en-US"/>
-        </w:rPr>
-        <w:t xml:space="preserve"> </w:t>
-      </w:r>
-      <w:r>
-        <w:t>хранение</w:t>
-      </w:r>
-      <w:r>
-        <w:rPr>
-          <w:lang w:val="en-US"/>
-        </w:rPr>
-        <w:t xml:space="preserve"> </w:t>
-      </w:r>
-      <w:r>
-        <w:t>истории</w:t>
-      </w:r>
-      <w:r>
-        <w:rPr>
-          <w:lang w:val="en-US"/>
-        </w:rPr>
-        <w:t xml:space="preserve"> </w:t>
-      </w:r>
-      <w:r>
-        <w:t>работы</w:t>
-      </w:r>
-      <w:r>
-        <w:rPr>
-          <w:lang w:val="en-US"/>
-        </w:rPr>
-        <w:t xml:space="preserve"> </w:t>
-      </w:r>
-      <w:r>
-        <w:t>алгоритма</w:t>
-      </w:r>
-      <w:r>
-        <w:rPr>
-          <w:lang w:val="en-US"/>
-        </w:rPr>
-        <w:t xml:space="preserve"> </w:t>
-      </w:r>
-      <w:r>
-        <w:t>и</w:t>
-      </w:r>
-      <w:r>
-        <w:rPr>
-          <w:lang w:val="en-US"/>
-        </w:rPr>
-        <w:t xml:space="preserve"> </w:t>
-      </w:r>
-      <w:r>
-        <w:t>включает</w:t>
-      </w:r>
-      <w:r>
-        <w:rPr>
-          <w:lang w:val="en-US"/>
-        </w:rPr>
-        <w:t xml:space="preserve"> </w:t>
-      </w:r>
-      <w:r>
-        <w:t>поля</w:t>
-      </w:r>
-      <w:r>
-        <w:rPr>
-          <w:lang w:val="en-US"/>
-        </w:rPr>
-        <w:t xml:space="preserve">: </w:t>
-      </w:r>
-      <w:proofErr w:type="spellStart"/>
-      <w:r>
-        <w:rPr>
-          <w:lang w:val="en-US"/>
-        </w:rPr>
-        <w:t>generations_count</w:t>
-      </w:r>
-      <w:proofErr w:type="spellEnd"/>
-      <w:r>
-        <w:rPr>
-          <w:lang w:val="en-US"/>
-        </w:rPr>
-        <w:t xml:space="preserve"> – </w:t>
-      </w:r>
-      <w:r>
-        <w:t>количество</w:t>
-      </w:r>
-      <w:r>
-        <w:rPr>
-          <w:lang w:val="en-US"/>
-        </w:rPr>
-        <w:t xml:space="preserve"> </w:t>
-      </w:r>
-      <w:r>
-        <w:t>поколений</w:t>
-      </w:r>
-      <w:r>
-        <w:rPr>
-          <w:lang w:val="en-US"/>
-        </w:rPr>
-        <w:t xml:space="preserve">, </w:t>
-      </w:r>
-      <w:proofErr w:type="spellStart"/>
-      <w:r>
-        <w:rPr>
-          <w:lang w:val="en-US"/>
-        </w:rPr>
-        <w:t>best_fitness_history</w:t>
-      </w:r>
-      <w:proofErr w:type="spellEnd"/>
-      <w:r>
-        <w:rPr>
-          <w:lang w:val="en-US"/>
-        </w:rPr>
-        <w:t xml:space="preserve"> – </w:t>
-      </w:r>
-      <w:r>
-        <w:t>список</w:t>
-      </w:r>
-      <w:r>
-        <w:rPr>
-          <w:lang w:val="en-US"/>
-        </w:rPr>
-        <w:t xml:space="preserve"> </w:t>
-      </w:r>
-      <w:r>
-        <w:t>лучших</w:t>
-      </w:r>
-      <w:r>
-        <w:rPr>
-          <w:lang w:val="en-US"/>
-        </w:rPr>
-        <w:t xml:space="preserve"> </w:t>
-      </w:r>
-      <w:r>
-        <w:t>значений</w:t>
-      </w:r>
-      <w:r>
-        <w:rPr>
-          <w:lang w:val="en-US"/>
-        </w:rPr>
-        <w:t xml:space="preserve"> </w:t>
-      </w:r>
-      <w:r>
-        <w:t>качества</w:t>
-      </w:r>
-      <w:r>
-        <w:rPr>
-          <w:lang w:val="en-US"/>
-        </w:rPr>
-        <w:t xml:space="preserve"> </w:t>
-      </w:r>
-      <w:r>
-        <w:t>по</w:t>
-      </w:r>
-      <w:r>
-        <w:rPr>
-          <w:lang w:val="en-US"/>
-        </w:rPr>
-        <w:t xml:space="preserve"> </w:t>
-      </w:r>
-      <w:r>
-        <w:t>поколениям</w:t>
-      </w:r>
-      <w:r>
-        <w:rPr>
-          <w:lang w:val="en-US"/>
-        </w:rPr>
-        <w:t xml:space="preserve">, </w:t>
-      </w:r>
-      <w:proofErr w:type="spellStart"/>
-      <w:r>
-        <w:rPr>
-          <w:lang w:val="en-US"/>
-        </w:rPr>
-        <w:t>avg_fitness_history</w:t>
-      </w:r>
-      <w:proofErr w:type="spellEnd"/>
-      <w:r>
-        <w:rPr>
-          <w:lang w:val="en-US"/>
-        </w:rPr>
-        <w:t xml:space="preserve"> – </w:t>
-      </w:r>
-      <w:r>
-        <w:t>список</w:t>
-      </w:r>
-      <w:r>
-        <w:rPr>
-          <w:lang w:val="en-US"/>
-        </w:rPr>
-        <w:t xml:space="preserve"> </w:t>
-      </w:r>
-      <w:r>
-        <w:t>средних</w:t>
-      </w:r>
-      <w:r>
-        <w:rPr>
-          <w:lang w:val="en-US"/>
-        </w:rPr>
-        <w:t xml:space="preserve"> </w:t>
-      </w:r>
-      <w:r>
-        <w:t>значений</w:t>
-      </w:r>
-      <w:r>
-        <w:rPr>
-          <w:lang w:val="en-US"/>
-        </w:rPr>
-        <w:t xml:space="preserve"> </w:t>
-      </w:r>
-      <w:r>
-        <w:t>качества</w:t>
-      </w:r>
-      <w:r>
-        <w:rPr>
-          <w:lang w:val="en-US"/>
-        </w:rPr>
-        <w:t xml:space="preserve">, </w:t>
-      </w:r>
-      <w:proofErr w:type="spellStart"/>
-      <w:r>
-        <w:rPr>
-          <w:lang w:val="en-US"/>
-        </w:rPr>
-        <w:t>worst_fitness_history</w:t>
-      </w:r>
-      <w:proofErr w:type="spellEnd"/>
-      <w:r>
-        <w:rPr>
-          <w:lang w:val="en-US"/>
-        </w:rPr>
-        <w:t xml:space="preserve"> – </w:t>
-      </w:r>
-      <w:r>
-        <w:t>список</w:t>
-      </w:r>
-      <w:r>
-        <w:rPr>
-          <w:lang w:val="en-US"/>
-        </w:rPr>
-        <w:t xml:space="preserve"> </w:t>
-      </w:r>
-      <w:r>
-        <w:t>худших</w:t>
-      </w:r>
-      <w:r>
-        <w:rPr>
-          <w:lang w:val="en-US"/>
-        </w:rPr>
-        <w:t xml:space="preserve"> </w:t>
-      </w:r>
-      <w:r>
-        <w:t>значений</w:t>
-      </w:r>
-      <w:r>
-        <w:rPr>
-          <w:lang w:val="en-US"/>
-        </w:rPr>
-        <w:t xml:space="preserve"> </w:t>
-      </w:r>
-      <w:r>
-        <w:t>качества</w:t>
-      </w:r>
-      <w:r>
-        <w:rPr>
-          <w:lang w:val="en-US"/>
-        </w:rPr>
-        <w:t xml:space="preserve">, steps – </w:t>
-      </w:r>
-      <w:r>
-        <w:t>список</w:t>
-      </w:r>
-      <w:r>
-        <w:rPr>
-          <w:lang w:val="en-US"/>
-        </w:rPr>
-        <w:t xml:space="preserve"> </w:t>
-      </w:r>
-      <w:r>
-        <w:t>шагов</w:t>
-      </w:r>
-      <w:r>
-        <w:rPr>
-          <w:lang w:val="en-US"/>
-        </w:rPr>
-        <w:t xml:space="preserve"> </w:t>
-      </w:r>
-      <w:r>
-        <w:t>эволюции</w:t>
-      </w:r>
-      <w:r>
-        <w:rPr>
-          <w:lang w:val="en-US"/>
-        </w:rPr>
-        <w:t xml:space="preserve"> (</w:t>
-      </w:r>
-      <w:r>
-        <w:t>объектов</w:t>
-      </w:r>
-      <w:r>
-        <w:rPr>
-          <w:lang w:val="en-US"/>
-        </w:rPr>
-        <w:t xml:space="preserve"> </w:t>
-      </w:r>
-      <w:proofErr w:type="spellStart"/>
-      <w:r>
-        <w:rPr>
-          <w:lang w:val="en-US"/>
-        </w:rPr>
-        <w:t>GAStateStep</w:t>
-      </w:r>
-      <w:proofErr w:type="spellEnd"/>
-      <w:r>
-        <w:rPr>
-          <w:lang w:val="en-US"/>
-        </w:rPr>
-        <w:t xml:space="preserve">). </w:t>
-      </w:r>
-      <w:r>
-        <w:t xml:space="preserve">Для управления историей реализованы методы: </w:t>
-      </w:r>
-      <w:proofErr w:type="spellStart"/>
-      <w:r>
-        <w:t>add_step</w:t>
-      </w:r>
-      <w:proofErr w:type="spellEnd"/>
-      <w:r>
-        <w:t xml:space="preserve"> для добавления шага, </w:t>
-      </w:r>
-      <w:proofErr w:type="spellStart"/>
-      <w:r>
-        <w:t>get_step</w:t>
-      </w:r>
-      <w:proofErr w:type="spellEnd"/>
-      <w:r>
-        <w:t xml:space="preserve"> для получения шага по индексу, </w:t>
-      </w:r>
-      <w:proofErr w:type="spellStart"/>
-      <w:r>
-        <w:t>get_last_step</w:t>
-      </w:r>
-      <w:proofErr w:type="spellEnd"/>
-      <w:r>
-        <w:t xml:space="preserve"> для получения последнего шага.</w:t>
-      </w:r>
-    </w:p>
-    <w:p>
-      <w:pPr>
-        <w:pStyle w:val="a1"/>
-        <w:rPr>
-          <w:lang w:val="en-US"/>
-        </w:rPr>
-      </w:pPr>
-      <w:r>
-        <w:t xml:space="preserve">Класс </w:t>
-      </w:r>
-      <w:proofErr w:type="spellStart"/>
-      <w:proofErr w:type="gramStart"/>
-      <w:r>
-        <w:t>GraphData</w:t>
-      </w:r>
-      <w:proofErr w:type="spellEnd"/>
-      <w:r>
-        <w:t>(</w:t>
-      </w:r>
-      <w:proofErr w:type="spellStart"/>
-      <w:proofErr w:type="gramEnd"/>
-      <w:r>
-        <w:t>BaseModel</w:t>
-      </w:r>
-      <w:proofErr w:type="spellEnd"/>
-      <w:r>
-        <w:t xml:space="preserve">) служит для хранения информации о графе с полями </w:t>
-      </w:r>
-      <w:proofErr w:type="spellStart"/>
-      <w:r>
-        <w:t>num_vertices</w:t>
-      </w:r>
-      <w:proofErr w:type="spellEnd"/>
-      <w:r>
-        <w:t xml:space="preserve"> – количество вершин и </w:t>
-      </w:r>
-      <w:proofErr w:type="spellStart"/>
-      <w:r>
-        <w:t>matrix</w:t>
-      </w:r>
-      <w:proofErr w:type="spellEnd"/>
-      <w:r>
-        <w:t xml:space="preserve"> – матрица смежности. Для обеспечения корректности данных реализован метод </w:t>
-      </w:r>
-      <w:proofErr w:type="spellStart"/>
-      <w:r>
-        <w:t>validate_matrix</w:t>
-      </w:r>
-      <w:proofErr w:type="spellEnd"/>
-      <w:r>
-        <w:t xml:space="preserve">, который срабатывает автоматически после создания объекта и выполняет проверки: отсутствие петель (при обнаружении выбрасывается </w:t>
-      </w:r>
-      <w:proofErr w:type="spellStart"/>
-      <w:r>
-        <w:t>ValueError</w:t>
-      </w:r>
-      <w:proofErr w:type="spellEnd"/>
-      <w:r>
-        <w:t xml:space="preserve">) и использование только ориентированного графа (при нарушении выбрасывается </w:t>
-      </w:r>
-      <w:proofErr w:type="spellStart"/>
-      <w:r>
-        <w:t>ValueError</w:t>
-      </w:r>
-      <w:proofErr w:type="spellEnd"/>
-      <w:r>
-        <w:t xml:space="preserve">). Для удобства конвертации данных реализованы методы </w:t>
-      </w:r>
-      <w:proofErr w:type="spellStart"/>
-      <w:r>
-        <w:t>from_edges_</w:t>
-      </w:r>
-      <w:proofErr w:type="gramStart"/>
-      <w:r>
-        <w:t>list</w:t>
-      </w:r>
-      <w:proofErr w:type="spellEnd"/>
-      <w:r>
-        <w:t>(</w:t>
-      </w:r>
-      <w:proofErr w:type="gramEnd"/>
-      <w:r>
-        <w:t xml:space="preserve">n, </w:t>
-      </w:r>
-      <w:proofErr w:type="spellStart"/>
-      <w:r>
-        <w:t>edges</w:t>
-      </w:r>
-      <w:proofErr w:type="spellEnd"/>
-      <w:r>
-        <w:t xml:space="preserve">) для создания объекта из списка рёбер и </w:t>
-      </w:r>
-      <w:proofErr w:type="spellStart"/>
-      <w:r>
-        <w:t>to_edges_list</w:t>
-      </w:r>
-      <w:proofErr w:type="spellEnd"/>
-      <w:r>
-        <w:t xml:space="preserve"> для обратного преобразования в список рёбер.</w:t>
-      </w:r>
-    </w:p>
-    <w:p>
-      <w:pPr>
-        <w:pStyle w:val="a1"/>
-        <w:rPr>
-          <w:lang w:val="en-US"/>
-        </w:rPr>
       </w:pPr>
       <w:r>
         <w:t xml:space="preserve">Класс </w:t>
@@ -4344,358 +4231,306 @@
     <w:p>
       <w:pPr>
         <w:pStyle w:val="a1"/>
+      </w:pPr>
+      <w:r>
+        <w:t>Класс</w:t>
+      </w:r>
+      <w:r>
+        <w:t xml:space="preserve"> </w:t>
+      </w:r>
+      <w:proofErr w:type="spellStart"/>
+      <w:r>
         <w:rPr>
           <w:lang w:val="en-US"/>
         </w:rPr>
-      </w:pPr>
-      <w:r>
-        <w:t>Класс</w:t>
+        <w:t>PruferCode</w:t>
+      </w:r>
+      <w:proofErr w:type="spellEnd"/>
+      <w:r>
+        <w:t xml:space="preserve"> </w:t>
+      </w:r>
+      <w:r>
+        <w:t>реализует</w:t>
+      </w:r>
+      <w:r>
+        <w:t xml:space="preserve"> </w:t>
+      </w:r>
+      <w:r>
+        <w:t>кодирование</w:t>
+      </w:r>
+      <w:r>
+        <w:t xml:space="preserve"> </w:t>
+      </w:r>
+      <w:r>
+        <w:t>и</w:t>
+      </w:r>
+      <w:r>
+        <w:t xml:space="preserve"> </w:t>
+      </w:r>
+      <w:r>
+        <w:t>декодирование</w:t>
+      </w:r>
+      <w:r>
+        <w:t xml:space="preserve"> </w:t>
+      </w:r>
+      <w:r>
+        <w:t>графа</w:t>
+      </w:r>
+      <w:r>
+        <w:t xml:space="preserve"> </w:t>
+      </w:r>
+      <w:r>
+        <w:t>в</w:t>
+      </w:r>
+      <w:r>
+        <w:t xml:space="preserve"> </w:t>
+      </w:r>
+      <w:r>
+        <w:t>код</w:t>
+      </w:r>
+      <w:r>
+        <w:t xml:space="preserve"> </w:t>
+      </w:r>
+      <w:proofErr w:type="spellStart"/>
+      <w:r>
+        <w:t>Прюфера</w:t>
+      </w:r>
+      <w:proofErr w:type="spellEnd"/>
+      <w:r>
+        <w:t xml:space="preserve">. </w:t>
+      </w:r>
+      <w:r>
+        <w:t>Статический</w:t>
+      </w:r>
+      <w:r>
+        <w:t xml:space="preserve"> </w:t>
+      </w:r>
+      <w:r>
+        <w:t>метод</w:t>
+      </w:r>
+      <w:r>
+        <w:t xml:space="preserve"> </w:t>
       </w:r>
       <w:r>
         <w:rPr>
           <w:lang w:val="en-US"/>
         </w:rPr>
+        <w:t>edges</w:t>
+      </w:r>
+      <w:r>
+        <w:t>_</w:t>
+      </w:r>
+      <w:r>
+        <w:rPr>
+          <w:lang w:val="en-US"/>
+        </w:rPr>
+        <w:t>to</w:t>
+      </w:r>
+      <w:r>
+        <w:t>_</w:t>
+      </w:r>
+      <w:r>
+        <w:rPr>
+          <w:lang w:val="en-US"/>
+        </w:rPr>
+        <w:t>code</w:t>
+      </w:r>
+      <w:r>
         <w:t xml:space="preserve"> </w:t>
       </w:r>
-      <w:proofErr w:type="spellStart"/>
+      <w:r>
+        <w:t>преобразует</w:t>
+      </w:r>
+      <w:r>
+        <w:t xml:space="preserve"> </w:t>
+      </w:r>
+      <w:r>
+        <w:t>список</w:t>
+      </w:r>
+      <w:r>
+        <w:t xml:space="preserve"> </w:t>
+      </w:r>
+      <w:r>
+        <w:t>рёбер</w:t>
+      </w:r>
+      <w:r>
+        <w:t xml:space="preserve"> </w:t>
+      </w:r>
+      <w:r>
+        <w:t>в</w:t>
+      </w:r>
+      <w:r>
+        <w:t xml:space="preserve"> </w:t>
+      </w:r>
+      <w:r>
+        <w:t>код</w:t>
+      </w:r>
+      <w:r>
+        <w:t xml:space="preserve"> </w:t>
+      </w:r>
+      <w:proofErr w:type="spellStart"/>
+      <w:r>
+        <w:t>Прюфера</w:t>
+      </w:r>
+      <w:proofErr w:type="spellEnd"/>
+      <w:r>
+        <w:t xml:space="preserve">, </w:t>
+      </w:r>
+      <w:r>
+        <w:t>метод</w:t>
+      </w:r>
+      <w:r>
+        <w:t xml:space="preserve"> </w:t>
+      </w:r>
       <w:r>
         <w:rPr>
           <w:lang w:val="en-US"/>
         </w:rPr>
-        <w:t>PruferCode</w:t>
-      </w:r>
-      <w:proofErr w:type="spellEnd"/>
+        <w:t>code</w:t>
+      </w:r>
+      <w:r>
+        <w:t>_</w:t>
+      </w:r>
       <w:r>
         <w:rPr>
           <w:lang w:val="en-US"/>
         </w:rPr>
+        <w:t>to</w:t>
+      </w:r>
+      <w:r>
+        <w:t>_</w:t>
+      </w:r>
+      <w:r>
+        <w:rPr>
+          <w:lang w:val="en-US"/>
+        </w:rPr>
+        <w:t>edges</w:t>
+      </w:r>
+      <w:r>
         <w:t xml:space="preserve"> </w:t>
       </w:r>
       <w:r>
-        <w:t>реализует</w:t>
+        <w:t>выполняет</w:t>
+      </w:r>
+      <w:r>
+        <w:t xml:space="preserve"> </w:t>
+      </w:r>
+      <w:r>
+        <w:t>обратное</w:t>
+      </w:r>
+      <w:r>
+        <w:t xml:space="preserve"> </w:t>
+      </w:r>
+      <w:r>
+        <w:t>декодирование</w:t>
+      </w:r>
+      <w:r>
+        <w:t xml:space="preserve"> </w:t>
+      </w:r>
+      <w:r>
+        <w:t>кода</w:t>
+      </w:r>
+      <w:r>
+        <w:t xml:space="preserve"> </w:t>
+      </w:r>
+      <w:r>
+        <w:t>в</w:t>
+      </w:r>
+      <w:r>
+        <w:t xml:space="preserve"> </w:t>
+      </w:r>
+      <w:r>
+        <w:t>список</w:t>
+      </w:r>
+      <w:r>
+        <w:t xml:space="preserve"> </w:t>
+      </w:r>
+      <w:r>
+        <w:t>рёбер</w:t>
+      </w:r>
+      <w:r>
+        <w:t xml:space="preserve">, </w:t>
+      </w:r>
+      <w:r>
+        <w:t>а</w:t>
+      </w:r>
+      <w:r>
+        <w:t xml:space="preserve"> </w:t>
+      </w:r>
+      <w:r>
+        <w:t>метод</w:t>
+      </w:r>
+      <w:r>
+        <w:t xml:space="preserve"> </w:t>
       </w:r>
       <w:r>
         <w:rPr>
           <w:lang w:val="en-US"/>
         </w:rPr>
+        <w:t>is</w:t>
+      </w:r>
+      <w:r>
+        <w:t>_</w:t>
+      </w:r>
+      <w:r>
+        <w:rPr>
+          <w:lang w:val="en-US"/>
+        </w:rPr>
+        <w:t>valid</w:t>
+      </w:r>
+      <w:r>
+        <w:t>_</w:t>
+      </w:r>
+      <w:proofErr w:type="spellStart"/>
+      <w:r>
+        <w:rPr>
+          <w:lang w:val="en-US"/>
+        </w:rPr>
+        <w:t>prufer</w:t>
+      </w:r>
+      <w:proofErr w:type="spellEnd"/>
+      <w:r>
+        <w:t>_</w:t>
+      </w:r>
+      <w:r>
+        <w:rPr>
+          <w:lang w:val="en-US"/>
+        </w:rPr>
+        <w:t>code</w:t>
+      </w:r>
+      <w:r>
         <w:t xml:space="preserve"> </w:t>
       </w:r>
       <w:r>
-        <w:t>кодирование</w:t>
-      </w:r>
-      <w:r>
-        <w:rPr>
-          <w:lang w:val="en-US"/>
-        </w:rPr>
+        <w:t>проверяет</w:t>
+      </w:r>
+      <w:r>
         <w:t xml:space="preserve"> </w:t>
       </w:r>
       <w:r>
-        <w:t>и</w:t>
-      </w:r>
-      <w:r>
-        <w:rPr>
-          <w:lang w:val="en-US"/>
-        </w:rPr>
+        <w:t>валидность</w:t>
+      </w:r>
+      <w:r>
         <w:t xml:space="preserve"> </w:t>
       </w:r>
       <w:r>
-        <w:t>декодирование</w:t>
-      </w:r>
-      <w:r>
-        <w:rPr>
-          <w:lang w:val="en-US"/>
-        </w:rPr>
+        <w:t>кода</w:t>
+      </w:r>
+      <w:r>
         <w:t xml:space="preserve"> </w:t>
       </w:r>
-      <w:r>
-        <w:t>графа</w:t>
-      </w:r>
-      <w:r>
-        <w:rPr>
-          <w:lang w:val="en-US"/>
-        </w:rPr>
-        <w:t xml:space="preserve"> </w:t>
-      </w:r>
-      <w:r>
-        <w:t>в</w:t>
-      </w:r>
-      <w:r>
-        <w:rPr>
-          <w:lang w:val="en-US"/>
-        </w:rPr>
-        <w:t xml:space="preserve"> </w:t>
-      </w:r>
-      <w:r>
-        <w:t>код</w:t>
-      </w:r>
-      <w:r>
-        <w:rPr>
-          <w:lang w:val="en-US"/>
-        </w:rPr>
-        <w:t xml:space="preserve"> </w:t>
-      </w:r>
       <w:proofErr w:type="spellStart"/>
       <w:r>
         <w:t>Прюфера</w:t>
       </w:r>
       <w:proofErr w:type="spellEnd"/>
       <w:r>
-        <w:rPr>
-          <w:lang w:val="en-US"/>
-        </w:rPr>
-        <w:t xml:space="preserve">. </w:t>
-      </w:r>
-      <w:r>
-        <w:t>Статический</w:t>
-      </w:r>
-      <w:r>
-        <w:rPr>
-          <w:lang w:val="en-US"/>
-        </w:rPr>
-        <w:t xml:space="preserve"> </w:t>
-      </w:r>
-      <w:r>
-        <w:t>метод</w:t>
-      </w:r>
-      <w:r>
-        <w:rPr>
-          <w:lang w:val="en-US"/>
-        </w:rPr>
-        <w:t xml:space="preserve"> </w:t>
-      </w:r>
-      <w:proofErr w:type="spellStart"/>
-      <w:r>
-        <w:rPr>
-          <w:lang w:val="en-US"/>
-        </w:rPr>
-        <w:t>edges_to_code</w:t>
-      </w:r>
-      <w:proofErr w:type="spellEnd"/>
-      <w:r>
-        <w:rPr>
-          <w:lang w:val="en-US"/>
-        </w:rPr>
-        <w:t xml:space="preserve"> </w:t>
-      </w:r>
-      <w:r>
-        <w:t>преобразует</w:t>
-      </w:r>
-      <w:r>
-        <w:rPr>
-          <w:lang w:val="en-US"/>
-        </w:rPr>
-        <w:t xml:space="preserve"> </w:t>
-      </w:r>
-      <w:r>
-        <w:t>список</w:t>
-      </w:r>
-      <w:r>
-        <w:rPr>
-          <w:lang w:val="en-US"/>
-        </w:rPr>
-        <w:t xml:space="preserve"> </w:t>
-      </w:r>
-      <w:r>
-        <w:t>рёбер</w:t>
-      </w:r>
-      <w:r>
-        <w:rPr>
-          <w:lang w:val="en-US"/>
-        </w:rPr>
-        <w:t xml:space="preserve"> </w:t>
-      </w:r>
-      <w:r>
-        <w:t>в</w:t>
-      </w:r>
-      <w:r>
-        <w:rPr>
-          <w:lang w:val="en-US"/>
-        </w:rPr>
-        <w:t xml:space="preserve"> </w:t>
-      </w:r>
-      <w:r>
-        <w:t>код</w:t>
-      </w:r>
-      <w:r>
-        <w:rPr>
-          <w:lang w:val="en-US"/>
-        </w:rPr>
-        <w:t xml:space="preserve"> </w:t>
-      </w:r>
-      <w:proofErr w:type="spellStart"/>
-      <w:r>
-        <w:t>Прюфера</w:t>
-      </w:r>
-      <w:proofErr w:type="spellEnd"/>
-      <w:r>
-        <w:rPr>
-          <w:lang w:val="en-US"/>
-        </w:rPr>
-        <w:t xml:space="preserve">, </w:t>
-      </w:r>
-      <w:r>
-        <w:t>метод</w:t>
-      </w:r>
-      <w:r>
-        <w:rPr>
-          <w:lang w:val="en-US"/>
-        </w:rPr>
-        <w:t xml:space="preserve"> </w:t>
-      </w:r>
-      <w:proofErr w:type="spellStart"/>
-      <w:r>
-        <w:rPr>
-          <w:lang w:val="en-US"/>
-        </w:rPr>
-        <w:t>code_to_edges</w:t>
-      </w:r>
-      <w:proofErr w:type="spellEnd"/>
-      <w:r>
-        <w:rPr>
-          <w:lang w:val="en-US"/>
-        </w:rPr>
-        <w:t xml:space="preserve"> </w:t>
-      </w:r>
-      <w:r>
-        <w:t>выполняет</w:t>
-      </w:r>
-      <w:r>
-        <w:rPr>
-          <w:lang w:val="en-US"/>
-        </w:rPr>
-        <w:t xml:space="preserve"> </w:t>
-      </w:r>
-      <w:r>
-        <w:t>обратное</w:t>
-      </w:r>
-      <w:r>
-        <w:rPr>
-          <w:lang w:val="en-US"/>
-        </w:rPr>
-        <w:t xml:space="preserve"> </w:t>
-      </w:r>
-      <w:r>
-        <w:t>декодирование</w:t>
-      </w:r>
-      <w:r>
-        <w:rPr>
-          <w:lang w:val="en-US"/>
-        </w:rPr>
-        <w:t xml:space="preserve"> </w:t>
-      </w:r>
-      <w:r>
-        <w:t>кода</w:t>
-      </w:r>
-      <w:r>
-        <w:rPr>
-          <w:lang w:val="en-US"/>
-        </w:rPr>
-        <w:t xml:space="preserve"> </w:t>
-      </w:r>
-      <w:r>
-        <w:t>в</w:t>
-      </w:r>
-      <w:r>
-        <w:rPr>
-          <w:lang w:val="en-US"/>
-        </w:rPr>
-        <w:t xml:space="preserve"> </w:t>
-      </w:r>
-      <w:r>
-        <w:t>список</w:t>
-      </w:r>
-      <w:r>
-        <w:rPr>
-          <w:lang w:val="en-US"/>
-        </w:rPr>
-        <w:t xml:space="preserve"> </w:t>
-      </w:r>
-      <w:r>
-        <w:t>рёбер</w:t>
-      </w:r>
-      <w:r>
-        <w:rPr>
-          <w:lang w:val="en-US"/>
-        </w:rPr>
-        <w:t xml:space="preserve">, </w:t>
-      </w:r>
-      <w:r>
-        <w:t>а</w:t>
-      </w:r>
-      <w:r>
-        <w:rPr>
-          <w:lang w:val="en-US"/>
-        </w:rPr>
-        <w:t xml:space="preserve"> </w:t>
-      </w:r>
-      <w:r>
-        <w:t>метод</w:t>
-      </w:r>
-      <w:r>
-        <w:rPr>
-          <w:lang w:val="en-US"/>
-        </w:rPr>
-        <w:t xml:space="preserve"> </w:t>
-      </w:r>
-      <w:proofErr w:type="spellStart"/>
-      <w:r>
-        <w:rPr>
-          <w:lang w:val="en-US"/>
-        </w:rPr>
-        <w:t>is_valid_prufer_code</w:t>
-      </w:r>
-      <w:proofErr w:type="spellEnd"/>
-      <w:r>
-        <w:rPr>
-          <w:lang w:val="en-US"/>
-        </w:rPr>
-        <w:t xml:space="preserve"> </w:t>
-      </w:r>
-      <w:r>
-        <w:t>проверяет</w:t>
-      </w:r>
-      <w:r>
-        <w:rPr>
-          <w:lang w:val="en-US"/>
-        </w:rPr>
-        <w:t xml:space="preserve"> </w:t>
-      </w:r>
-      <w:r>
-        <w:t>валидность</w:t>
-      </w:r>
-      <w:r>
-        <w:rPr>
-          <w:lang w:val="en-US"/>
-        </w:rPr>
-        <w:t xml:space="preserve"> </w:t>
-      </w:r>
-      <w:r>
-        <w:t>кода</w:t>
-      </w:r>
-      <w:r>
-        <w:rPr>
-          <w:lang w:val="en-US"/>
-        </w:rPr>
-        <w:t xml:space="preserve"> </w:t>
-      </w:r>
-      <w:proofErr w:type="spellStart"/>
-      <w:r>
-        <w:t>Прюфера</w:t>
-      </w:r>
-      <w:proofErr w:type="spellEnd"/>
-      <w:r>
-        <w:rPr>
-          <w:lang w:val="en-US"/>
-        </w:rPr>
         <w:t>.</w:t>
       </w:r>
     </w:p>
     <w:p>
       <w:pPr>
         <w:pStyle w:val="a1"/>
-        <w:rPr>
-          <w:lang w:val="en-US"/>
-        </w:rPr>
       </w:pPr>
       <w:r>
         <w:t xml:space="preserve">Класс </w:t>
@@ -4728,9 +4563,6 @@
     <w:p>
       <w:pPr>
         <w:pStyle w:val="a1"/>
-        <w:rPr>
-          <w:lang w:val="en-US"/>
-        </w:rPr>
       </w:pPr>
       <w:r>
         <w:t xml:space="preserve">Класс </w:t>
@@ -4862,9 +4694,6 @@
     <w:p>
       <w:pPr>
         <w:pStyle w:val="a1"/>
-        <w:rPr>
-          <w:lang w:val="en-US"/>
-        </w:rPr>
       </w:pPr>
       <w:r>
         <w:t>Класс </w:t>
@@ -5049,9 +4878,6 @@
     <w:p>
       <w:pPr>
         <w:pStyle w:val="a1"/>
-        <w:rPr>
-          <w:lang w:val="en-US"/>
-        </w:rPr>
       </w:pPr>
       <w:r>
         <w:t xml:space="preserve">Использование </w:t>
@@ -5298,12 +5124,10 @@
         <w:t xml:space="preserve"> выбирает случайную точку разреза через </w:t>
       </w:r>
       <w:proofErr w:type="spellStart"/>
-      <w:proofErr w:type="gramStart"/>
       <w:r>
         <w:t>random.randint</w:t>
       </w:r>
       <w:proofErr w:type="spellEnd"/>
-      <w:proofErr w:type="gramEnd"/>
       <w:r>
         <w:t xml:space="preserve"> и обменивает хвостовые части родителей с помощью срезов списков, сохраняя большие блоки генов. Метод </w:t>
       </w:r>
@@ -5412,15 +5236,7 @@
       </w:r>
       <w:r>
         <w:lastRenderedPageBreak/>
-        <w:t xml:space="preserve">выполнения генетических операций. При инициализации </w:t>
-      </w:r>
-      <w:proofErr w:type="gramStart"/>
-      <w:r>
-        <w:t>через конструктор</w:t>
-      </w:r>
-      <w:proofErr w:type="gramEnd"/>
-      <w:r>
-        <w:t> __</w:t>
+        <w:t>выполнения генетических операций. При инициализации через конструктор __</w:t>
       </w:r>
       <w:proofErr w:type="spellStart"/>
       <w:r>
@@ -5707,4552 +5523,798 @@
     </w:p>
     <w:p>
       <w:pPr>
-        <w:pStyle w:val="a1"/>
-      </w:pPr>
-      <w:r>
-        <w:t xml:space="preserve">Графический интерфейс разработан с использованием стандартной библиотеки </w:t>
-      </w:r>
-      <w:proofErr w:type="spellStart"/>
-      <w:r>
-        <w:t>Tkinter</w:t>
-      </w:r>
-      <w:proofErr w:type="spellEnd"/>
-      <w:r>
-        <w:t xml:space="preserve">, а также библиотек </w:t>
-      </w:r>
-      <w:proofErr w:type="spellStart"/>
-      <w:r>
-        <w:t>Matplotlib</w:t>
-      </w:r>
-      <w:proofErr w:type="spellEnd"/>
-      <w:r>
-        <w:t xml:space="preserve"> и </w:t>
-      </w:r>
-      <w:proofErr w:type="spellStart"/>
-      <w:r>
-        <w:t>NetworkX</w:t>
-      </w:r>
-      <w:proofErr w:type="spellEnd"/>
-      <w:r>
-        <w:t xml:space="preserve"> для динамической отрисовки графов и построения графиков сходимости. Интерфейс организован по модульному принципу, разделяя функциональность на компоненты, что обеспечивает удобство</w:t>
-      </w:r>
-      <w:r>
-        <w:t xml:space="preserve"> </w:t>
-      </w:r>
-      <w:r>
-        <w:t>в</w:t>
-      </w:r>
-      <w:r>
-        <w:t xml:space="preserve"> расширени</w:t>
-      </w:r>
-      <w:r>
-        <w:t>и и внесении изменений</w:t>
-      </w:r>
-      <w:r>
-        <w:t>.</w:t>
-      </w:r>
-    </w:p>
-    <w:p>
-      <w:pPr>
-        <w:pStyle w:val="a1"/>
-      </w:pPr>
-      <w:r>
-        <w:t>В ходе разработки GUI-модуля были созданы следующие классы:</w:t>
-      </w:r>
-    </w:p>
-    <w:p>
-      <w:pPr>
-        <w:pStyle w:val="a1"/>
-      </w:pPr>
-      <w:proofErr w:type="spellStart"/>
-      <w:r>
-        <w:rPr>
-          <w:b/>
-          <w:bCs/>
-        </w:rPr>
-        <w:t>class</w:t>
-      </w:r>
-      <w:proofErr w:type="spellEnd"/>
-      <w:r>
-        <w:rPr>
-          <w:b/>
-          <w:bCs/>
-        </w:rPr>
-        <w:t xml:space="preserve"> </w:t>
-      </w:r>
-      <w:proofErr w:type="spellStart"/>
-      <w:r>
-        <w:rPr>
-          <w:b/>
-          <w:bCs/>
-        </w:rPr>
-        <w:t>GraphDrawer</w:t>
-      </w:r>
-      <w:proofErr w:type="spellEnd"/>
-    </w:p>
-    <w:p>
-      <w:pPr>
-        <w:pStyle w:val="a1"/>
-      </w:pPr>
-      <w:r>
-        <w:t xml:space="preserve">Класс отвечает за отрисовку структуры графа и выделение найденного минимального </w:t>
-      </w:r>
-      <w:proofErr w:type="spellStart"/>
-      <w:r>
-        <w:t>остовного</w:t>
-      </w:r>
-      <w:proofErr w:type="spellEnd"/>
-      <w:r>
-        <w:t xml:space="preserve"> дерева на </w:t>
-      </w:r>
-      <w:r>
-        <w:t>поле</w:t>
-      </w:r>
-      <w:r>
-        <w:t xml:space="preserve"> </w:t>
-      </w:r>
-      <w:proofErr w:type="spellStart"/>
-      <w:r>
-        <w:t>Tkinter</w:t>
-      </w:r>
-      <w:proofErr w:type="spellEnd"/>
-      <w:r>
-        <w:t xml:space="preserve"> с помощью интеграции с </w:t>
-      </w:r>
-      <w:proofErr w:type="spellStart"/>
-      <w:r>
-        <w:t>Matplotlib</w:t>
-      </w:r>
-      <w:proofErr w:type="spellEnd"/>
-      <w:r>
-        <w:t xml:space="preserve"> и </w:t>
-      </w:r>
-      <w:proofErr w:type="spellStart"/>
-      <w:r>
-        <w:t>NetworkX</w:t>
-      </w:r>
-      <w:proofErr w:type="spellEnd"/>
-      <w:r>
-        <w:t>.</w:t>
-      </w:r>
-    </w:p>
-    <w:p>
-      <w:pPr>
-        <w:pStyle w:val="a1"/>
-      </w:pPr>
-      <w:r>
-        <w:t>Поля класса:</w:t>
-      </w:r>
-    </w:p>
-    <w:p>
-      <w:pPr>
-        <w:pStyle w:val="a1"/>
-        <w:numPr>
-          <w:ilvl w:val="0"/>
-          <w:numId w:val="21"/>
-        </w:numPr>
-        <w:tabs>
-          <w:tab w:val="clear" w:pos="720"/>
-          <w:tab w:val="left" w:pos="709"/>
-        </w:tabs>
-      </w:pPr>
-      <w:r>
-        <w:rPr>
-          <w:lang w:val="en-US"/>
-        </w:rPr>
-        <w:t>canvas</w:t>
-      </w:r>
-      <w:r>
-        <w:t xml:space="preserve"> -</w:t>
-      </w:r>
-      <w:r>
-        <w:t xml:space="preserve"> </w:t>
-      </w:r>
-      <w:r>
-        <w:t>поле</w:t>
-      </w:r>
-      <w:r>
-        <w:t xml:space="preserve"> </w:t>
-      </w:r>
-      <w:proofErr w:type="spellStart"/>
-      <w:r>
-        <w:t>Tkinter</w:t>
-      </w:r>
-      <w:proofErr w:type="spellEnd"/>
-      <w:r>
-        <w:t xml:space="preserve"> для размещения графика.</w:t>
-      </w:r>
-    </w:p>
-    <w:p>
-      <w:pPr>
-        <w:pStyle w:val="a1"/>
-        <w:numPr>
-          <w:ilvl w:val="0"/>
-          <w:numId w:val="21"/>
-        </w:numPr>
-        <w:tabs>
-          <w:tab w:val="clear" w:pos="720"/>
-          <w:tab w:val="left" w:pos="709"/>
-        </w:tabs>
-      </w:pPr>
-      <w:r>
-        <w:rPr>
-          <w:lang w:val="en-US"/>
-        </w:rPr>
-        <w:t>pos</w:t>
-      </w:r>
-      <w:r>
-        <w:t xml:space="preserve"> - </w:t>
-      </w:r>
-      <w:r>
-        <w:t>кэш координат вершин для стабильного отображения при обновлениях.</w:t>
-      </w:r>
-    </w:p>
-    <w:p>
-      <w:pPr>
-        <w:pStyle w:val="a1"/>
-        <w:numPr>
-          <w:ilvl w:val="0"/>
-          <w:numId w:val="21"/>
-        </w:numPr>
-        <w:tabs>
-          <w:tab w:val="clear" w:pos="720"/>
-          <w:tab w:val="left" w:pos="709"/>
-        </w:tabs>
-      </w:pPr>
-      <w:r>
-        <w:rPr>
-          <w:lang w:val="en-US"/>
-        </w:rPr>
-        <w:t xml:space="preserve">fig - </w:t>
-      </w:r>
-      <w:r>
-        <w:t xml:space="preserve">фигура </w:t>
-      </w:r>
-      <w:proofErr w:type="spellStart"/>
-      <w:r>
-        <w:t>Matplotlib</w:t>
-      </w:r>
-      <w:proofErr w:type="spellEnd"/>
-      <w:r>
-        <w:t>.</w:t>
-      </w:r>
-    </w:p>
-    <w:p>
-      <w:pPr>
-        <w:pStyle w:val="a1"/>
-        <w:numPr>
-          <w:ilvl w:val="0"/>
-          <w:numId w:val="21"/>
-        </w:numPr>
-        <w:tabs>
-          <w:tab w:val="clear" w:pos="720"/>
-          <w:tab w:val="left" w:pos="709"/>
-        </w:tabs>
-      </w:pPr>
-      <w:r>
-        <w:rPr>
-          <w:lang w:val="en-US"/>
-        </w:rPr>
-        <w:t>ax</w:t>
-      </w:r>
-      <w:r>
-        <w:t xml:space="preserve"> - </w:t>
-      </w:r>
-      <w:r>
-        <w:t>оси координат для рисования.</w:t>
-      </w:r>
-    </w:p>
-    <w:p>
-      <w:pPr>
-        <w:pStyle w:val="a1"/>
-        <w:numPr>
-          <w:ilvl w:val="0"/>
-          <w:numId w:val="21"/>
-        </w:numPr>
-        <w:tabs>
-          <w:tab w:val="clear" w:pos="720"/>
-          <w:tab w:val="left" w:pos="709"/>
-        </w:tabs>
-      </w:pPr>
-      <w:proofErr w:type="spellStart"/>
-      <w:r>
-        <w:t>plot_canvas</w:t>
-      </w:r>
-      <w:proofErr w:type="spellEnd"/>
-      <w:r>
-        <w:t xml:space="preserve"> </w:t>
-      </w:r>
-      <w:r>
-        <w:t xml:space="preserve">- </w:t>
-      </w:r>
-      <w:r>
-        <w:t xml:space="preserve">виджет для встраивания графика в </w:t>
-      </w:r>
-      <w:proofErr w:type="spellStart"/>
-      <w:r>
-        <w:t>Tkinter</w:t>
-      </w:r>
-      <w:proofErr w:type="spellEnd"/>
-      <w:r>
-        <w:t>.</w:t>
-      </w:r>
-    </w:p>
-    <w:p>
-      <w:pPr>
-        <w:pStyle w:val="a1"/>
-        <w:numPr>
-          <w:ilvl w:val="0"/>
-          <w:numId w:val="21"/>
-        </w:numPr>
-        <w:tabs>
-          <w:tab w:val="clear" w:pos="720"/>
-          <w:tab w:val="left" w:pos="709"/>
-        </w:tabs>
-      </w:pPr>
-      <w:proofErr w:type="spellStart"/>
-      <w:r>
-        <w:t>plot_widget</w:t>
-      </w:r>
-      <w:proofErr w:type="spellEnd"/>
-      <w:r>
-        <w:t xml:space="preserve"> </w:t>
-      </w:r>
-      <w:r>
-        <w:t xml:space="preserve">- </w:t>
-      </w:r>
-      <w:r>
-        <w:t>встроенный виджет графика.</w:t>
-      </w:r>
-    </w:p>
-    <w:p>
-      <w:pPr>
-        <w:pStyle w:val="a1"/>
-      </w:pPr>
-      <w:r>
-        <w:t>Методы класса:</w:t>
-      </w:r>
-    </w:p>
-    <w:p>
-      <w:pPr>
-        <w:pStyle w:val="a1"/>
-        <w:numPr>
-          <w:ilvl w:val="0"/>
-          <w:numId w:val="22"/>
-        </w:numPr>
-        <w:tabs>
-          <w:tab w:val="clear" w:pos="720"/>
-          <w:tab w:val="left" w:pos="709"/>
-        </w:tabs>
-      </w:pPr>
-      <w:r>
-        <w:lastRenderedPageBreak/>
-        <w:t>__</w:t>
-      </w:r>
-      <w:proofErr w:type="spellStart"/>
-      <w:r>
-        <w:t>init</w:t>
-      </w:r>
-      <w:proofErr w:type="spellEnd"/>
-      <w:r>
-        <w:t>__(</w:t>
-      </w:r>
-      <w:proofErr w:type="spellStart"/>
-      <w:r>
-        <w:t>canvas_widget</w:t>
-      </w:r>
-      <w:proofErr w:type="spellEnd"/>
-      <w:r>
-        <w:t xml:space="preserve">) </w:t>
-      </w:r>
-      <w:r>
-        <w:t xml:space="preserve">- </w:t>
-      </w:r>
-      <w:r>
-        <w:t xml:space="preserve">инициализирует фигуру </w:t>
-      </w:r>
-      <w:proofErr w:type="spellStart"/>
-      <w:r>
-        <w:t>Matplotlib</w:t>
-      </w:r>
-      <w:proofErr w:type="spellEnd"/>
-      <w:r>
-        <w:t xml:space="preserve">, настраивает белый фон и интегрирует виджет графика в </w:t>
-      </w:r>
-      <w:proofErr w:type="spellStart"/>
-      <w:r>
-        <w:t>Tkinter.Canvas</w:t>
-      </w:r>
-      <w:proofErr w:type="spellEnd"/>
-      <w:r>
-        <w:t xml:space="preserve"> через </w:t>
-      </w:r>
-      <w:proofErr w:type="spellStart"/>
-      <w:r>
-        <w:t>FigureCanvasTkAgg</w:t>
-      </w:r>
-      <w:proofErr w:type="spellEnd"/>
-      <w:r>
-        <w:t>.</w:t>
-      </w:r>
-    </w:p>
-    <w:p>
-      <w:pPr>
-        <w:pStyle w:val="a1"/>
-        <w:numPr>
-          <w:ilvl w:val="0"/>
-          <w:numId w:val="22"/>
-        </w:numPr>
-        <w:tabs>
-          <w:tab w:val="clear" w:pos="720"/>
-          <w:tab w:val="left" w:pos="709"/>
-        </w:tabs>
-      </w:pPr>
-      <w:proofErr w:type="gramStart"/>
-      <w:r>
-        <w:rPr>
-          <w:lang w:val="en-US"/>
-        </w:rPr>
-        <w:t>draw(</w:t>
-      </w:r>
-      <w:proofErr w:type="spellStart"/>
-      <w:proofErr w:type="gramEnd"/>
-      <w:r>
-        <w:rPr>
-          <w:lang w:val="en-US"/>
-        </w:rPr>
-        <w:t>vertices_count</w:t>
-      </w:r>
-      <w:proofErr w:type="spellEnd"/>
-      <w:r>
-        <w:rPr>
-          <w:lang w:val="en-US"/>
-        </w:rPr>
-        <w:t xml:space="preserve">, </w:t>
-      </w:r>
-      <w:proofErr w:type="spellStart"/>
-      <w:r>
-        <w:rPr>
-          <w:lang w:val="en-US"/>
-        </w:rPr>
-        <w:t>edges_list</w:t>
-      </w:r>
-      <w:proofErr w:type="spellEnd"/>
-      <w:r>
-        <w:rPr>
-          <w:lang w:val="en-US"/>
-        </w:rPr>
-        <w:t xml:space="preserve">, </w:t>
-      </w:r>
-      <w:proofErr w:type="spellStart"/>
-      <w:r>
-        <w:rPr>
-          <w:lang w:val="en-US"/>
-        </w:rPr>
-        <w:t>mst_edges</w:t>
-      </w:r>
-      <w:proofErr w:type="spellEnd"/>
-      <w:r>
-        <w:rPr>
-          <w:lang w:val="en-US"/>
-        </w:rPr>
-        <w:t xml:space="preserve">=None, </w:t>
-      </w:r>
-      <w:proofErr w:type="spellStart"/>
-      <w:r>
-        <w:rPr>
-          <w:lang w:val="en-US"/>
-        </w:rPr>
-        <w:t>selected_edges</w:t>
-      </w:r>
-      <w:proofErr w:type="spellEnd"/>
-      <w:r>
-        <w:rPr>
-          <w:lang w:val="en-US"/>
-        </w:rPr>
-        <w:t xml:space="preserve">=None, </w:t>
-      </w:r>
-      <w:proofErr w:type="spellStart"/>
-      <w:r>
-        <w:rPr>
-          <w:lang w:val="en-US"/>
-        </w:rPr>
-        <w:t>reset_layout</w:t>
-      </w:r>
-      <w:proofErr w:type="spellEnd"/>
-      <w:r>
-        <w:rPr>
-          <w:lang w:val="en-US"/>
-        </w:rPr>
-        <w:t>=False)</w:t>
-      </w:r>
-      <w:r>
-        <w:rPr>
-          <w:lang w:val="en-US"/>
-        </w:rPr>
-        <w:t xml:space="preserve"> - </w:t>
-      </w:r>
-      <w:r>
-        <w:t>основной</w:t>
-      </w:r>
-      <w:r>
-        <w:rPr>
-          <w:lang w:val="en-US"/>
-        </w:rPr>
-        <w:t xml:space="preserve"> </w:t>
-      </w:r>
-      <w:r>
-        <w:t>метод</w:t>
-      </w:r>
-      <w:r>
-        <w:rPr>
-          <w:lang w:val="en-US"/>
-        </w:rPr>
-        <w:t xml:space="preserve"> </w:t>
-      </w:r>
-      <w:r>
-        <w:t>отрисовки</w:t>
-      </w:r>
-      <w:r>
-        <w:rPr>
-          <w:lang w:val="en-US"/>
-        </w:rPr>
-        <w:t xml:space="preserve">. </w:t>
-      </w:r>
-      <w:r>
-        <w:t>Формирует граф</w:t>
-      </w:r>
-      <w:r>
-        <w:t xml:space="preserve">, </w:t>
-      </w:r>
-      <w:r>
-        <w:t xml:space="preserve">рассчитывает стабильное расположение вершин по алгоритму </w:t>
-      </w:r>
-      <w:proofErr w:type="spellStart"/>
-      <w:r>
-        <w:t>spring_layout</w:t>
-      </w:r>
-      <w:proofErr w:type="spellEnd"/>
-      <w:r>
-        <w:t xml:space="preserve"> с коэффициентом в зависимости от числа вершин. </w:t>
-      </w:r>
-      <w:proofErr w:type="spellStart"/>
-      <w:r>
-        <w:t>Отрисовывает</w:t>
-      </w:r>
-      <w:proofErr w:type="spellEnd"/>
-      <w:r>
-        <w:t xml:space="preserve"> рёбра графа, вершины, их метки и веса рёбер. При передаче списка </w:t>
-      </w:r>
-      <w:proofErr w:type="spellStart"/>
-      <w:r>
-        <w:t>mst_edges</w:t>
-      </w:r>
-      <w:proofErr w:type="spellEnd"/>
-      <w:r>
-        <w:t xml:space="preserve"> подсвечивает рёбра, входящие в текущее лучшее </w:t>
-      </w:r>
-      <w:proofErr w:type="spellStart"/>
-      <w:r>
-        <w:t>остовное</w:t>
-      </w:r>
-      <w:proofErr w:type="spellEnd"/>
-      <w:r>
-        <w:t xml:space="preserve"> дерево, красным цветом (</w:t>
-      </w:r>
-      <w:proofErr w:type="spellStart"/>
-      <w:r>
-        <w:t>crimson</w:t>
-      </w:r>
-      <w:proofErr w:type="spellEnd"/>
-      <w:r>
-        <w:t xml:space="preserve">) с увеличенной толщиной. При передаче </w:t>
-      </w:r>
-      <w:proofErr w:type="spellStart"/>
-      <w:r>
-        <w:t>selected_edges</w:t>
-      </w:r>
-      <w:proofErr w:type="spellEnd"/>
-      <w:r>
-        <w:t xml:space="preserve"> подсвечивает рёбра выбранной особи зелёным цветом пунктирной линией, что позволяет визуально сравнивать различные решения.</w:t>
-      </w:r>
-    </w:p>
-    <w:p>
-      <w:pPr>
-        <w:pStyle w:val="a1"/>
-        <w:numPr>
-          <w:ilvl w:val="0"/>
-          <w:numId w:val="22"/>
-        </w:numPr>
-        <w:tabs>
-          <w:tab w:val="clear" w:pos="720"/>
-          <w:tab w:val="left" w:pos="709"/>
-        </w:tabs>
-      </w:pPr>
-      <w:proofErr w:type="spellStart"/>
-      <w:r>
-        <w:t>clear</w:t>
-      </w:r>
-      <w:proofErr w:type="spellEnd"/>
-      <w:r>
-        <w:t>(</w:t>
-      </w:r>
-      <w:proofErr w:type="spellStart"/>
-      <w:r>
-        <w:t>self</w:t>
-      </w:r>
-      <w:proofErr w:type="spellEnd"/>
-      <w:r>
-        <w:t xml:space="preserve">) </w:t>
-      </w:r>
-      <w:r>
-        <w:t xml:space="preserve">- </w:t>
-      </w:r>
-      <w:r>
-        <w:t xml:space="preserve">полностью очищает координатные оси </w:t>
-      </w:r>
-      <w:r>
-        <w:t>пол</w:t>
-      </w:r>
-      <w:r>
-        <w:t>я</w:t>
-      </w:r>
-      <w:r>
-        <w:t>, сбрасывает кэш позиций вершин и обновляет полотно.</w:t>
-      </w:r>
-    </w:p>
-    <w:p>
-      <w:pPr>
-        <w:pStyle w:val="a1"/>
-      </w:pPr>
-      <w:proofErr w:type="spellStart"/>
-      <w:r>
-        <w:rPr>
-          <w:b/>
-          <w:bCs/>
-        </w:rPr>
-        <w:t>class</w:t>
-      </w:r>
-      <w:proofErr w:type="spellEnd"/>
-      <w:r>
-        <w:rPr>
-          <w:b/>
-          <w:bCs/>
-        </w:rPr>
-        <w:t xml:space="preserve"> </w:t>
-      </w:r>
-      <w:proofErr w:type="spellStart"/>
-      <w:r>
-        <w:rPr>
-          <w:b/>
-          <w:bCs/>
-        </w:rPr>
-        <w:t>ParameterFrame</w:t>
-      </w:r>
-      <w:proofErr w:type="spellEnd"/>
-    </w:p>
-    <w:p>
-      <w:pPr>
-        <w:pStyle w:val="a1"/>
-      </w:pPr>
-      <w:r>
-        <w:t>Класс инкапсулирует все элементы управления для настройки параметров генетического алгоритма.</w:t>
-      </w:r>
-    </w:p>
-    <w:p>
-      <w:pPr>
-        <w:pStyle w:val="a1"/>
-      </w:pPr>
-      <w:r>
-        <w:t>Поля класса:</w:t>
-      </w:r>
-    </w:p>
-    <w:p>
-      <w:pPr>
-        <w:pStyle w:val="a1"/>
-        <w:numPr>
-          <w:ilvl w:val="0"/>
-          <w:numId w:val="23"/>
-        </w:numPr>
-        <w:tabs>
-          <w:tab w:val="clear" w:pos="720"/>
-          <w:tab w:val="left" w:pos="709"/>
-        </w:tabs>
-      </w:pPr>
-      <w:proofErr w:type="spellStart"/>
-      <w:r>
-        <w:t>frame</w:t>
-      </w:r>
-      <w:proofErr w:type="spellEnd"/>
-      <w:r>
-        <w:t xml:space="preserve"> </w:t>
-      </w:r>
-      <w:r>
-        <w:rPr>
-          <w:lang w:val="en-US"/>
-        </w:rPr>
-        <w:t xml:space="preserve">- </w:t>
-      </w:r>
-      <w:r>
-        <w:t>контейнер для параметров.</w:t>
-      </w:r>
-    </w:p>
-    <w:p>
-      <w:pPr>
-        <w:pStyle w:val="a1"/>
-        <w:numPr>
-          <w:ilvl w:val="0"/>
-          <w:numId w:val="23"/>
-        </w:numPr>
-        <w:tabs>
-          <w:tab w:val="clear" w:pos="720"/>
-          <w:tab w:val="left" w:pos="709"/>
-        </w:tabs>
-      </w:pPr>
-      <w:proofErr w:type="spellStart"/>
-      <w:r>
-        <w:t>population</w:t>
-      </w:r>
-      <w:proofErr w:type="spellEnd"/>
-      <w:r>
-        <w:t xml:space="preserve"> </w:t>
-      </w:r>
-      <w:r>
-        <w:t xml:space="preserve">- </w:t>
-      </w:r>
-      <w:r>
-        <w:t>поле ввода размера популяции.</w:t>
-      </w:r>
-    </w:p>
-    <w:p>
-      <w:pPr>
-        <w:pStyle w:val="a1"/>
-        <w:numPr>
-          <w:ilvl w:val="0"/>
-          <w:numId w:val="23"/>
-        </w:numPr>
-        <w:tabs>
-          <w:tab w:val="clear" w:pos="720"/>
-          <w:tab w:val="left" w:pos="709"/>
-        </w:tabs>
-      </w:pPr>
-      <w:proofErr w:type="spellStart"/>
-      <w:r>
-        <w:t>generations</w:t>
-      </w:r>
-      <w:proofErr w:type="spellEnd"/>
-      <w:r>
-        <w:t xml:space="preserve"> </w:t>
-      </w:r>
-      <w:r>
-        <w:t xml:space="preserve">- </w:t>
-      </w:r>
-      <w:r>
-        <w:t>поле ввода количества поколений.</w:t>
-      </w:r>
-    </w:p>
-    <w:p>
-      <w:pPr>
-        <w:pStyle w:val="a1"/>
-        <w:numPr>
-          <w:ilvl w:val="0"/>
-          <w:numId w:val="23"/>
-        </w:numPr>
-        <w:tabs>
-          <w:tab w:val="clear" w:pos="720"/>
-          <w:tab w:val="left" w:pos="709"/>
-        </w:tabs>
-      </w:pPr>
-      <w:proofErr w:type="spellStart"/>
-      <w:r>
-        <w:t>crossover</w:t>
-      </w:r>
-      <w:proofErr w:type="spellEnd"/>
-      <w:r>
-        <w:t xml:space="preserve"> </w:t>
-      </w:r>
-      <w:r>
-        <w:t xml:space="preserve">- </w:t>
-      </w:r>
-      <w:r>
-        <w:t>поле ввода вероятности скрещивания.</w:t>
-      </w:r>
-    </w:p>
-    <w:p>
-      <w:pPr>
-        <w:pStyle w:val="a1"/>
-        <w:numPr>
-          <w:ilvl w:val="0"/>
-          <w:numId w:val="23"/>
-        </w:numPr>
-        <w:tabs>
-          <w:tab w:val="clear" w:pos="720"/>
-          <w:tab w:val="left" w:pos="709"/>
-        </w:tabs>
-      </w:pPr>
-      <w:proofErr w:type="spellStart"/>
-      <w:r>
-        <w:t>mutation</w:t>
-      </w:r>
-      <w:proofErr w:type="spellEnd"/>
-      <w:r>
-        <w:t xml:space="preserve"> </w:t>
-      </w:r>
-      <w:r>
-        <w:t xml:space="preserve">- </w:t>
-      </w:r>
-      <w:r>
-        <w:t>поле ввода вероятности мутации.</w:t>
-      </w:r>
-    </w:p>
-    <w:p>
-      <w:pPr>
-        <w:pStyle w:val="a1"/>
-        <w:numPr>
-          <w:ilvl w:val="0"/>
-          <w:numId w:val="23"/>
-        </w:numPr>
-        <w:tabs>
-          <w:tab w:val="clear" w:pos="720"/>
-          <w:tab w:val="left" w:pos="709"/>
-        </w:tabs>
-      </w:pPr>
-      <w:proofErr w:type="spellStart"/>
-      <w:r>
-        <w:t>selection</w:t>
-      </w:r>
-      <w:proofErr w:type="spellEnd"/>
-      <w:r>
-        <w:t xml:space="preserve"> </w:t>
-      </w:r>
-      <w:r>
-        <w:t xml:space="preserve">- </w:t>
-      </w:r>
-      <w:r>
-        <w:t>выпадающий список для выбора метода селекции.</w:t>
-      </w:r>
-    </w:p>
-    <w:p>
-      <w:pPr>
-        <w:pStyle w:val="a1"/>
-        <w:numPr>
-          <w:ilvl w:val="0"/>
-          <w:numId w:val="23"/>
-        </w:numPr>
-        <w:tabs>
-          <w:tab w:val="clear" w:pos="720"/>
-          <w:tab w:val="left" w:pos="709"/>
-        </w:tabs>
-      </w:pPr>
-      <w:proofErr w:type="spellStart"/>
-      <w:r>
-        <w:t>tournament_size</w:t>
-      </w:r>
-      <w:proofErr w:type="spellEnd"/>
-      <w:r>
-        <w:t xml:space="preserve"> </w:t>
-      </w:r>
-      <w:r>
-        <w:t xml:space="preserve">- </w:t>
-      </w:r>
-      <w:r>
-        <w:t>поле ввода размера турнира.</w:t>
-      </w:r>
-    </w:p>
-    <w:p>
-      <w:pPr>
-        <w:pStyle w:val="a1"/>
-        <w:numPr>
-          <w:ilvl w:val="0"/>
-          <w:numId w:val="23"/>
-        </w:numPr>
-        <w:tabs>
-          <w:tab w:val="clear" w:pos="720"/>
-          <w:tab w:val="left" w:pos="709"/>
-        </w:tabs>
-      </w:pPr>
-      <w:proofErr w:type="spellStart"/>
-      <w:r>
-        <w:t>crossover_method</w:t>
-      </w:r>
-      <w:proofErr w:type="spellEnd"/>
-      <w:r>
-        <w:t xml:space="preserve"> </w:t>
-      </w:r>
-      <w:r>
-        <w:t xml:space="preserve">- </w:t>
-      </w:r>
-      <w:r>
-        <w:t>выпадающий список для выбора метода скрещивания.</w:t>
-      </w:r>
-    </w:p>
-    <w:p>
-      <w:pPr>
-        <w:pStyle w:val="a1"/>
-        <w:numPr>
-          <w:ilvl w:val="0"/>
-          <w:numId w:val="23"/>
-        </w:numPr>
-        <w:tabs>
-          <w:tab w:val="clear" w:pos="720"/>
-          <w:tab w:val="left" w:pos="709"/>
-        </w:tabs>
-      </w:pPr>
-      <w:proofErr w:type="spellStart"/>
-      <w:r>
-        <w:t>mutation_method</w:t>
-      </w:r>
-      <w:proofErr w:type="spellEnd"/>
-      <w:r>
-        <w:t xml:space="preserve"> </w:t>
-      </w:r>
-      <w:r>
-        <w:t xml:space="preserve">- </w:t>
-      </w:r>
-      <w:r>
-        <w:t>выпадающий список для выбора метода мутации.</w:t>
-      </w:r>
-    </w:p>
-    <w:p>
-      <w:pPr>
-        <w:pStyle w:val="a1"/>
-        <w:numPr>
-          <w:ilvl w:val="0"/>
-          <w:numId w:val="23"/>
-        </w:numPr>
-        <w:tabs>
-          <w:tab w:val="clear" w:pos="720"/>
-          <w:tab w:val="left" w:pos="709"/>
-        </w:tabs>
-      </w:pPr>
-      <w:proofErr w:type="spellStart"/>
-      <w:r>
-        <w:t>elitism</w:t>
-      </w:r>
-      <w:proofErr w:type="spellEnd"/>
-      <w:r>
-        <w:t xml:space="preserve"> </w:t>
-      </w:r>
-      <w:r>
-        <w:t xml:space="preserve">- </w:t>
-      </w:r>
-      <w:r>
-        <w:t xml:space="preserve">поле ввода количества </w:t>
-      </w:r>
-      <w:r>
-        <w:t>лучших</w:t>
-      </w:r>
-      <w:r>
-        <w:t xml:space="preserve"> особей.</w:t>
-      </w:r>
-    </w:p>
-    <w:p>
-      <w:pPr>
-        <w:pStyle w:val="a1"/>
-      </w:pPr>
-      <w:r>
-        <w:lastRenderedPageBreak/>
-        <w:t>Методы класса:</w:t>
-      </w:r>
-    </w:p>
-    <w:p>
-      <w:pPr>
-        <w:pStyle w:val="a1"/>
-        <w:numPr>
-          <w:ilvl w:val="0"/>
-          <w:numId w:val="24"/>
-        </w:numPr>
-        <w:tabs>
-          <w:tab w:val="clear" w:pos="720"/>
-          <w:tab w:val="left" w:pos="709"/>
-        </w:tabs>
-      </w:pPr>
-      <w:r>
-        <w:t>__</w:t>
-      </w:r>
-      <w:proofErr w:type="spellStart"/>
-      <w:r>
-        <w:t>init</w:t>
-      </w:r>
-      <w:proofErr w:type="spellEnd"/>
-      <w:r>
-        <w:t>__(</w:t>
-      </w:r>
-      <w:proofErr w:type="spellStart"/>
-      <w:r>
-        <w:t>parent</w:t>
-      </w:r>
-      <w:proofErr w:type="spellEnd"/>
-      <w:r>
-        <w:t xml:space="preserve">) </w:t>
-      </w:r>
-      <w:r>
-        <w:t>-</w:t>
-      </w:r>
-      <w:r>
-        <w:t xml:space="preserve"> создаёт </w:t>
-      </w:r>
-      <w:r>
-        <w:t>раздел</w:t>
-      </w:r>
-      <w:r>
-        <w:t xml:space="preserve"> с параметрами, размещает все поля ввода и подписи к</w:t>
-      </w:r>
-      <w:r>
-        <w:t xml:space="preserve"> ним</w:t>
-      </w:r>
-      <w:r>
-        <w:t>.</w:t>
-      </w:r>
-    </w:p>
-    <w:p>
-      <w:pPr>
-        <w:pStyle w:val="a1"/>
-        <w:numPr>
-          <w:ilvl w:val="0"/>
-          <w:numId w:val="24"/>
-        </w:numPr>
-        <w:tabs>
-          <w:tab w:val="clear" w:pos="720"/>
-          <w:tab w:val="left" w:pos="709"/>
-        </w:tabs>
-      </w:pPr>
-      <w:r>
-        <w:t>_</w:t>
-      </w:r>
-      <w:proofErr w:type="spellStart"/>
-      <w:r>
-        <w:t>update_selection</w:t>
-      </w:r>
-      <w:proofErr w:type="spellEnd"/>
-      <w:r>
-        <w:t>(</w:t>
-      </w:r>
-      <w:proofErr w:type="spellStart"/>
-      <w:r>
-        <w:t>event</w:t>
-      </w:r>
-      <w:proofErr w:type="spellEnd"/>
-      <w:r>
-        <w:t>=</w:t>
-      </w:r>
-      <w:proofErr w:type="spellStart"/>
-      <w:r>
-        <w:t>None</w:t>
-      </w:r>
-      <w:proofErr w:type="spellEnd"/>
-      <w:r>
-        <w:t xml:space="preserve">) </w:t>
-      </w:r>
-      <w:r>
-        <w:t xml:space="preserve">- </w:t>
-      </w:r>
-      <w:r>
-        <w:t>динамически управляет доступностью поля «Размер турнира» в зависимости от выбранного метода селекции</w:t>
-      </w:r>
-      <w:r>
-        <w:t>.</w:t>
-      </w:r>
-    </w:p>
-    <w:p>
-      <w:pPr>
-        <w:pStyle w:val="a1"/>
-        <w:numPr>
-          <w:ilvl w:val="0"/>
-          <w:numId w:val="24"/>
-        </w:numPr>
-        <w:tabs>
-          <w:tab w:val="clear" w:pos="720"/>
-          <w:tab w:val="left" w:pos="709"/>
-        </w:tabs>
-      </w:pPr>
-      <w:proofErr w:type="spellStart"/>
-      <w:r>
-        <w:t>get_</w:t>
-      </w:r>
-      <w:proofErr w:type="gramStart"/>
-      <w:r>
-        <w:t>parameters</w:t>
-      </w:r>
-      <w:proofErr w:type="spellEnd"/>
-      <w:r>
-        <w:t>(</w:t>
-      </w:r>
-      <w:proofErr w:type="gramEnd"/>
-      <w:r>
-        <w:t xml:space="preserve">) </w:t>
-      </w:r>
-      <w:r>
-        <w:t>-</w:t>
-      </w:r>
-      <w:r>
-        <w:t xml:space="preserve"> возвращает словарь со всеми параметрами, считанными из полей ввода и приведёнными к соответствующим типам данных.</w:t>
-      </w:r>
-    </w:p>
-    <w:p>
-      <w:pPr>
-        <w:pStyle w:val="a1"/>
-      </w:pPr>
-      <w:proofErr w:type="spellStart"/>
-      <w:r>
-        <w:rPr>
-          <w:b/>
-          <w:bCs/>
-        </w:rPr>
-        <w:t>class</w:t>
-      </w:r>
-      <w:proofErr w:type="spellEnd"/>
-      <w:r>
-        <w:rPr>
-          <w:b/>
-          <w:bCs/>
-        </w:rPr>
-        <w:t xml:space="preserve"> </w:t>
-      </w:r>
-      <w:proofErr w:type="spellStart"/>
-      <w:r>
-        <w:rPr>
-          <w:b/>
-          <w:bCs/>
-        </w:rPr>
-        <w:t>ControlButtons</w:t>
-      </w:r>
-      <w:proofErr w:type="spellEnd"/>
-    </w:p>
-    <w:p>
-      <w:pPr>
-        <w:pStyle w:val="a1"/>
-      </w:pPr>
-      <w:r>
-        <w:t>Класс группирует все кнопки управления для работы с графом и алгоритмом.</w:t>
-      </w:r>
-    </w:p>
-    <w:p>
-      <w:pPr>
-        <w:pStyle w:val="a1"/>
-      </w:pPr>
-      <w:r>
-        <w:t>Поля класса:</w:t>
-      </w:r>
-    </w:p>
-    <w:p>
-      <w:pPr>
-        <w:pStyle w:val="a1"/>
-        <w:numPr>
-          <w:ilvl w:val="0"/>
-          <w:numId w:val="25"/>
-        </w:numPr>
-        <w:tabs>
-          <w:tab w:val="clear" w:pos="720"/>
-          <w:tab w:val="left" w:pos="709"/>
-        </w:tabs>
-      </w:pPr>
-      <w:proofErr w:type="spellStart"/>
-      <w:r>
-        <w:t>btn_generate</w:t>
-      </w:r>
-      <w:proofErr w:type="spellEnd"/>
-      <w:r>
-        <w:t xml:space="preserve"> - </w:t>
-      </w:r>
-      <w:r>
-        <w:t>кнопка генерации случайного графа.</w:t>
-      </w:r>
-    </w:p>
-    <w:p>
-      <w:pPr>
-        <w:pStyle w:val="a1"/>
-        <w:numPr>
-          <w:ilvl w:val="0"/>
-          <w:numId w:val="25"/>
-        </w:numPr>
-        <w:tabs>
-          <w:tab w:val="clear" w:pos="720"/>
-          <w:tab w:val="left" w:pos="709"/>
-        </w:tabs>
-      </w:pPr>
-      <w:proofErr w:type="spellStart"/>
-      <w:r>
-        <w:t>btn_load</w:t>
-      </w:r>
-      <w:proofErr w:type="spellEnd"/>
-      <w:r>
-        <w:t xml:space="preserve"> - </w:t>
-      </w:r>
-      <w:r>
-        <w:t>кнопка загрузки графа из файла.</w:t>
-      </w:r>
-    </w:p>
-    <w:p>
-      <w:pPr>
-        <w:pStyle w:val="a1"/>
-        <w:numPr>
-          <w:ilvl w:val="0"/>
-          <w:numId w:val="25"/>
-        </w:numPr>
-        <w:tabs>
-          <w:tab w:val="clear" w:pos="720"/>
-          <w:tab w:val="left" w:pos="709"/>
-        </w:tabs>
-      </w:pPr>
-      <w:proofErr w:type="spellStart"/>
-      <w:r>
-        <w:t>btn_manual</w:t>
-      </w:r>
-      <w:proofErr w:type="spellEnd"/>
-      <w:r>
-        <w:t xml:space="preserve"> - </w:t>
-      </w:r>
-      <w:r>
-        <w:t>кнопка ручного ввода графа.</w:t>
-      </w:r>
-    </w:p>
-    <w:p>
-      <w:pPr>
-        <w:pStyle w:val="a1"/>
-        <w:numPr>
-          <w:ilvl w:val="0"/>
-          <w:numId w:val="25"/>
-        </w:numPr>
-        <w:tabs>
-          <w:tab w:val="clear" w:pos="720"/>
-          <w:tab w:val="left" w:pos="709"/>
-        </w:tabs>
-      </w:pPr>
-      <w:proofErr w:type="spellStart"/>
-      <w:r>
-        <w:t>btn_run</w:t>
-      </w:r>
-      <w:proofErr w:type="spellEnd"/>
-      <w:r>
-        <w:t xml:space="preserve"> -</w:t>
-      </w:r>
-      <w:r>
-        <w:t xml:space="preserve"> кнопка запуска алгоритма.</w:t>
-      </w:r>
-    </w:p>
-    <w:p>
-      <w:pPr>
-        <w:pStyle w:val="a1"/>
-        <w:numPr>
-          <w:ilvl w:val="0"/>
-          <w:numId w:val="25"/>
-        </w:numPr>
-        <w:tabs>
-          <w:tab w:val="clear" w:pos="720"/>
-          <w:tab w:val="left" w:pos="709"/>
-        </w:tabs>
-      </w:pPr>
-      <w:proofErr w:type="spellStart"/>
-      <w:r>
-        <w:t>btn_reset</w:t>
-      </w:r>
-      <w:proofErr w:type="spellEnd"/>
-      <w:r>
-        <w:t xml:space="preserve"> - </w:t>
-      </w:r>
-      <w:r>
-        <w:t>кнопка сброса состояния.</w:t>
-      </w:r>
-    </w:p>
-    <w:p>
-      <w:pPr>
-        <w:pStyle w:val="a1"/>
-        <w:numPr>
-          <w:ilvl w:val="0"/>
-          <w:numId w:val="25"/>
-        </w:numPr>
-        <w:tabs>
-          <w:tab w:val="clear" w:pos="720"/>
-          <w:tab w:val="left" w:pos="709"/>
-        </w:tabs>
-      </w:pPr>
-      <w:proofErr w:type="spellStart"/>
-      <w:r>
-        <w:t>btn_back</w:t>
-      </w:r>
-      <w:proofErr w:type="spellEnd"/>
-      <w:r>
-        <w:t xml:space="preserve"> - </w:t>
-      </w:r>
-      <w:r>
-        <w:t>кнопка шага назад.</w:t>
-      </w:r>
-    </w:p>
-    <w:p>
-      <w:pPr>
-        <w:pStyle w:val="a1"/>
-        <w:numPr>
-          <w:ilvl w:val="0"/>
-          <w:numId w:val="25"/>
-        </w:numPr>
-        <w:tabs>
-          <w:tab w:val="clear" w:pos="720"/>
-          <w:tab w:val="left" w:pos="709"/>
-        </w:tabs>
-      </w:pPr>
-      <w:proofErr w:type="spellStart"/>
-      <w:r>
-        <w:t>btn_play</w:t>
-      </w:r>
-      <w:proofErr w:type="spellEnd"/>
-      <w:r>
-        <w:t xml:space="preserve"> - </w:t>
-      </w:r>
-      <w:r>
-        <w:t>кнопка авто-запуска/паузы.</w:t>
-      </w:r>
-    </w:p>
-    <w:p>
-      <w:pPr>
-        <w:pStyle w:val="a1"/>
-        <w:numPr>
-          <w:ilvl w:val="0"/>
-          <w:numId w:val="25"/>
-        </w:numPr>
-        <w:tabs>
-          <w:tab w:val="clear" w:pos="720"/>
-          <w:tab w:val="left" w:pos="709"/>
-        </w:tabs>
-      </w:pPr>
-      <w:proofErr w:type="spellStart"/>
-      <w:r>
-        <w:t>btn_next</w:t>
-      </w:r>
-      <w:proofErr w:type="spellEnd"/>
-      <w:r>
-        <w:t xml:space="preserve"> - </w:t>
-      </w:r>
-      <w:r>
-        <w:t>кнопка шага вперёд.</w:t>
-      </w:r>
-    </w:p>
-    <w:p>
-      <w:pPr>
-        <w:pStyle w:val="a1"/>
-        <w:numPr>
-          <w:ilvl w:val="0"/>
-          <w:numId w:val="25"/>
-        </w:numPr>
-        <w:tabs>
-          <w:tab w:val="clear" w:pos="720"/>
-          <w:tab w:val="left" w:pos="709"/>
-        </w:tabs>
-      </w:pPr>
-      <w:proofErr w:type="spellStart"/>
-      <w:r>
-        <w:t>btn_skip</w:t>
-      </w:r>
-      <w:proofErr w:type="spellEnd"/>
-      <w:r>
-        <w:t xml:space="preserve"> - </w:t>
-      </w:r>
-      <w:r>
-        <w:t>кнопка пропуска к конечному поколению.</w:t>
-      </w:r>
-    </w:p>
-    <w:p>
-      <w:pPr>
-        <w:pStyle w:val="a1"/>
-      </w:pPr>
-      <w:r>
-        <w:t>Методы класса:</w:t>
-      </w:r>
-    </w:p>
-    <w:p>
-      <w:pPr>
-        <w:pStyle w:val="a1"/>
-        <w:numPr>
-          <w:ilvl w:val="0"/>
-          <w:numId w:val="26"/>
-        </w:numPr>
-        <w:tabs>
-          <w:tab w:val="clear" w:pos="720"/>
-          <w:tab w:val="left" w:pos="709"/>
-        </w:tabs>
-      </w:pPr>
-      <w:r>
-        <w:t>__</w:t>
-      </w:r>
-      <w:proofErr w:type="spellStart"/>
-      <w:r>
-        <w:t>init</w:t>
-      </w:r>
-      <w:proofErr w:type="spellEnd"/>
-      <w:r>
-        <w:t>_</w:t>
-      </w:r>
-      <w:proofErr w:type="gramStart"/>
-      <w:r>
-        <w:t>_(</w:t>
-      </w:r>
-      <w:proofErr w:type="spellStart"/>
-      <w:proofErr w:type="gramEnd"/>
-      <w:r>
-        <w:t>parent</w:t>
-      </w:r>
-      <w:proofErr w:type="spellEnd"/>
-      <w:r>
-        <w:t xml:space="preserve">, </w:t>
-      </w:r>
-      <w:proofErr w:type="spellStart"/>
-      <w:r>
-        <w:t>on_generate</w:t>
-      </w:r>
-      <w:proofErr w:type="spellEnd"/>
-      <w:r>
-        <w:t xml:space="preserve">, </w:t>
-      </w:r>
-      <w:proofErr w:type="spellStart"/>
-      <w:r>
-        <w:t>on_load</w:t>
-      </w:r>
-      <w:proofErr w:type="spellEnd"/>
-      <w:r>
-        <w:t xml:space="preserve">, </w:t>
-      </w:r>
-      <w:proofErr w:type="spellStart"/>
-      <w:r>
-        <w:t>on_manual</w:t>
-      </w:r>
-      <w:proofErr w:type="spellEnd"/>
-      <w:r>
-        <w:t xml:space="preserve">, </w:t>
-      </w:r>
-      <w:proofErr w:type="spellStart"/>
-      <w:r>
-        <w:t>on_run</w:t>
-      </w:r>
-      <w:proofErr w:type="spellEnd"/>
-      <w:r>
-        <w:t xml:space="preserve">, </w:t>
-      </w:r>
-      <w:proofErr w:type="spellStart"/>
-      <w:r>
-        <w:t>on_reset</w:t>
-      </w:r>
-      <w:proofErr w:type="spellEnd"/>
-      <w:r>
-        <w:t xml:space="preserve">, </w:t>
-      </w:r>
-      <w:proofErr w:type="spellStart"/>
-      <w:r>
-        <w:t>on_step_back</w:t>
-      </w:r>
-      <w:proofErr w:type="spellEnd"/>
-      <w:r>
-        <w:t xml:space="preserve">, </w:t>
-      </w:r>
-      <w:proofErr w:type="spellStart"/>
-      <w:r>
-        <w:t>on_step_forward</w:t>
-      </w:r>
-      <w:proofErr w:type="spellEnd"/>
-      <w:r>
-        <w:t xml:space="preserve">, </w:t>
-      </w:r>
-      <w:proofErr w:type="spellStart"/>
-      <w:r>
-        <w:t>on_play</w:t>
-      </w:r>
-      <w:proofErr w:type="spellEnd"/>
-      <w:r>
-        <w:t xml:space="preserve">, </w:t>
-      </w:r>
-      <w:proofErr w:type="spellStart"/>
-      <w:r>
-        <w:t>on_skip</w:t>
-      </w:r>
-      <w:proofErr w:type="spellEnd"/>
-      <w:r>
-        <w:t xml:space="preserve">) </w:t>
-      </w:r>
-      <w:r>
-        <w:t xml:space="preserve">- </w:t>
-      </w:r>
-      <w:r>
-        <w:t>инициализирует все кнопки, размещает их в три горизонтальные группы (управление графом, управление алгоритмом, пошаговое управление) и связывает с переданными функциями-обработчиками.</w:t>
-      </w:r>
-    </w:p>
-    <w:p>
-      <w:pPr>
-        <w:pStyle w:val="a1"/>
-        <w:numPr>
-          <w:ilvl w:val="0"/>
-          <w:numId w:val="26"/>
-        </w:numPr>
-        <w:tabs>
-          <w:tab w:val="clear" w:pos="720"/>
-          <w:tab w:val="left" w:pos="709"/>
-        </w:tabs>
-      </w:pPr>
-      <w:proofErr w:type="spellStart"/>
-      <w:r>
-        <w:t>enable_controls</w:t>
-      </w:r>
-      <w:proofErr w:type="spellEnd"/>
-      <w:r>
-        <w:t>(</w:t>
-      </w:r>
-      <w:proofErr w:type="spellStart"/>
-      <w:r>
-        <w:t>enabled</w:t>
-      </w:r>
-      <w:proofErr w:type="spellEnd"/>
-      <w:r>
-        <w:t xml:space="preserve">) </w:t>
-      </w:r>
-      <w:r>
-        <w:t xml:space="preserve">- </w:t>
-      </w:r>
-      <w:r>
-        <w:t>включает или отключает кнопки пошагового управления (</w:t>
-      </w:r>
-      <w:proofErr w:type="spellStart"/>
-      <w:r>
-        <w:t>play</w:t>
-      </w:r>
-      <w:proofErr w:type="spellEnd"/>
-      <w:r>
-        <w:t xml:space="preserve">, </w:t>
-      </w:r>
-      <w:proofErr w:type="spellStart"/>
-      <w:r>
-        <w:t>next</w:t>
-      </w:r>
-      <w:proofErr w:type="spellEnd"/>
-      <w:r>
-        <w:t xml:space="preserve">, </w:t>
-      </w:r>
-      <w:proofErr w:type="spellStart"/>
-      <w:r>
-        <w:t>back</w:t>
-      </w:r>
-      <w:proofErr w:type="spellEnd"/>
-      <w:r>
-        <w:t xml:space="preserve">, </w:t>
-      </w:r>
-      <w:proofErr w:type="spellStart"/>
-      <w:r>
-        <w:t>skip</w:t>
-      </w:r>
-      <w:proofErr w:type="spellEnd"/>
-      <w:r>
-        <w:t>) в зависимости от состояния алгоритма.</w:t>
-      </w:r>
-    </w:p>
-    <w:p>
-      <w:pPr>
-        <w:pStyle w:val="a1"/>
-        <w:numPr>
-          <w:ilvl w:val="0"/>
-          <w:numId w:val="26"/>
-        </w:numPr>
-        <w:tabs>
-          <w:tab w:val="clear" w:pos="720"/>
-          <w:tab w:val="left" w:pos="709"/>
-        </w:tabs>
-      </w:pPr>
-      <w:proofErr w:type="spellStart"/>
-      <w:r>
-        <w:lastRenderedPageBreak/>
-        <w:t>enable_step_</w:t>
-      </w:r>
-      <w:proofErr w:type="gramStart"/>
-      <w:r>
-        <w:t>buttons</w:t>
-      </w:r>
-      <w:proofErr w:type="spellEnd"/>
-      <w:r>
-        <w:t>(</w:t>
-      </w:r>
-      <w:proofErr w:type="spellStart"/>
-      <w:proofErr w:type="gramEnd"/>
-      <w:r>
-        <w:t>can_back</w:t>
-      </w:r>
-      <w:proofErr w:type="spellEnd"/>
-      <w:r>
-        <w:t xml:space="preserve">, </w:t>
-      </w:r>
-      <w:proofErr w:type="spellStart"/>
-      <w:r>
-        <w:t>can_skip</w:t>
-      </w:r>
-      <w:proofErr w:type="spellEnd"/>
-      <w:r>
-        <w:t>)</w:t>
-      </w:r>
-      <w:r>
-        <w:t xml:space="preserve"> - </w:t>
-      </w:r>
-      <w:r>
-        <w:t>динамически управляет доступностью кнопок "Шаг назад" и "Пропустить" в зависимости от текущего поколения.</w:t>
-      </w:r>
-    </w:p>
-    <w:p>
-      <w:pPr>
-        <w:pStyle w:val="a1"/>
-        <w:numPr>
-          <w:ilvl w:val="0"/>
-          <w:numId w:val="26"/>
-        </w:numPr>
-        <w:tabs>
-          <w:tab w:val="clear" w:pos="720"/>
-          <w:tab w:val="left" w:pos="709"/>
-        </w:tabs>
-      </w:pPr>
-      <w:proofErr w:type="spellStart"/>
-      <w:r>
-        <w:t>set_play_button_text</w:t>
-      </w:r>
-      <w:proofErr w:type="spellEnd"/>
-      <w:r>
-        <w:t>(</w:t>
-      </w:r>
-      <w:proofErr w:type="spellStart"/>
-      <w:r>
-        <w:t>is_playing</w:t>
-      </w:r>
-      <w:proofErr w:type="spellEnd"/>
-      <w:r>
-        <w:t xml:space="preserve">) — изменяет текст кнопки </w:t>
-      </w:r>
-      <w:proofErr w:type="gramStart"/>
-      <w:r>
-        <w:t>авто-запуска</w:t>
-      </w:r>
-      <w:proofErr w:type="gramEnd"/>
-      <w:r>
-        <w:t xml:space="preserve"> между "Авто-запуск" и "Пауза".</w:t>
-      </w:r>
-    </w:p>
-    <w:p>
-      <w:pPr>
-        <w:pStyle w:val="a1"/>
-      </w:pPr>
-      <w:proofErr w:type="spellStart"/>
-      <w:r>
-        <w:rPr>
-          <w:b/>
-          <w:bCs/>
-        </w:rPr>
-        <w:t>class</w:t>
-      </w:r>
-      <w:proofErr w:type="spellEnd"/>
-      <w:r>
-        <w:rPr>
-          <w:b/>
-          <w:bCs/>
-        </w:rPr>
-        <w:t xml:space="preserve"> </w:t>
-      </w:r>
-      <w:proofErr w:type="spellStart"/>
-      <w:r>
-        <w:rPr>
-          <w:b/>
-          <w:bCs/>
-        </w:rPr>
-        <w:t>StatisticsFrame</w:t>
-      </w:r>
-      <w:proofErr w:type="spellEnd"/>
-    </w:p>
-    <w:p>
-      <w:pPr>
-        <w:pStyle w:val="a1"/>
-      </w:pPr>
-      <w:r>
-        <w:t>Класс отвечает за отображение статистических метрик и построение графика сходимости в реальном времени.</w:t>
-      </w:r>
-    </w:p>
-    <w:p>
-      <w:pPr>
-        <w:pStyle w:val="a1"/>
-      </w:pPr>
-      <w:r>
-        <w:t>Поля класса:</w:t>
-      </w:r>
-    </w:p>
-    <w:p>
-      <w:pPr>
-        <w:pStyle w:val="a1"/>
-        <w:numPr>
-          <w:ilvl w:val="0"/>
-          <w:numId w:val="27"/>
-        </w:numPr>
-        <w:tabs>
-          <w:tab w:val="clear" w:pos="720"/>
-          <w:tab w:val="left" w:pos="709"/>
-        </w:tabs>
-      </w:pPr>
-      <w:proofErr w:type="spellStart"/>
-      <w:r>
-        <w:t>frame</w:t>
-      </w:r>
-      <w:proofErr w:type="spellEnd"/>
-      <w:r>
-        <w:rPr>
-          <w:lang w:val="en-US"/>
-        </w:rPr>
-        <w:t xml:space="preserve"> - </w:t>
-      </w:r>
-      <w:r>
-        <w:t>контейнер для статистики.</w:t>
-      </w:r>
-    </w:p>
-    <w:p>
-      <w:pPr>
-        <w:pStyle w:val="a1"/>
-        <w:numPr>
-          <w:ilvl w:val="0"/>
-          <w:numId w:val="27"/>
-        </w:numPr>
-        <w:tabs>
-          <w:tab w:val="clear" w:pos="720"/>
-          <w:tab w:val="left" w:pos="709"/>
-        </w:tabs>
-      </w:pPr>
-      <w:proofErr w:type="spellStart"/>
-      <w:r>
-        <w:t>generation_label</w:t>
-      </w:r>
-      <w:proofErr w:type="spellEnd"/>
-      <w:r>
-        <w:t xml:space="preserve"> - </w:t>
-      </w:r>
-      <w:r>
-        <w:t>метка с номером текущего поколения.</w:t>
-      </w:r>
-    </w:p>
-    <w:p>
-      <w:pPr>
-        <w:pStyle w:val="a1"/>
-        <w:numPr>
-          <w:ilvl w:val="0"/>
-          <w:numId w:val="27"/>
-        </w:numPr>
-        <w:tabs>
-          <w:tab w:val="clear" w:pos="720"/>
-          <w:tab w:val="left" w:pos="709"/>
-        </w:tabs>
-      </w:pPr>
-      <w:proofErr w:type="spellStart"/>
-      <w:r>
-        <w:t>best_label</w:t>
-      </w:r>
-      <w:proofErr w:type="spellEnd"/>
-      <w:r>
-        <w:t xml:space="preserve"> - </w:t>
-      </w:r>
-      <w:r>
-        <w:t>метка с лучшим значением фитнеса.</w:t>
-      </w:r>
-    </w:p>
-    <w:p>
-      <w:pPr>
-        <w:pStyle w:val="a1"/>
-        <w:numPr>
-          <w:ilvl w:val="0"/>
-          <w:numId w:val="27"/>
-        </w:numPr>
-        <w:tabs>
-          <w:tab w:val="clear" w:pos="720"/>
-          <w:tab w:val="left" w:pos="709"/>
-        </w:tabs>
-      </w:pPr>
-      <w:proofErr w:type="spellStart"/>
-      <w:r>
-        <w:t>avg_label</w:t>
-      </w:r>
-      <w:proofErr w:type="spellEnd"/>
-      <w:r>
-        <w:t xml:space="preserve"> -</w:t>
-      </w:r>
-      <w:r>
-        <w:t xml:space="preserve"> метка со средним значением фитнеса.</w:t>
-      </w:r>
-    </w:p>
-    <w:p>
-      <w:pPr>
-        <w:pStyle w:val="a1"/>
-        <w:numPr>
-          <w:ilvl w:val="0"/>
-          <w:numId w:val="27"/>
-        </w:numPr>
-        <w:tabs>
-          <w:tab w:val="clear" w:pos="720"/>
-          <w:tab w:val="left" w:pos="709"/>
-        </w:tabs>
-      </w:pPr>
-      <w:proofErr w:type="spellStart"/>
-      <w:r>
-        <w:t>worst_label</w:t>
-      </w:r>
-      <w:proofErr w:type="spellEnd"/>
-      <w:r>
-        <w:t xml:space="preserve"> -</w:t>
-      </w:r>
-      <w:r>
-        <w:t xml:space="preserve"> метка с худшим значением фитнеса.</w:t>
-      </w:r>
-    </w:p>
-    <w:p>
-      <w:pPr>
-        <w:pStyle w:val="a1"/>
-        <w:numPr>
-          <w:ilvl w:val="0"/>
-          <w:numId w:val="27"/>
-        </w:numPr>
-        <w:tabs>
-          <w:tab w:val="clear" w:pos="720"/>
-          <w:tab w:val="left" w:pos="709"/>
-        </w:tabs>
-      </w:pPr>
-      <w:proofErr w:type="spellStart"/>
-      <w:r>
-        <w:t>weight_label</w:t>
-      </w:r>
-      <w:proofErr w:type="spellEnd"/>
-      <w:r>
-        <w:t xml:space="preserve"> </w:t>
-      </w:r>
-      <w:r>
-        <w:t>-</w:t>
-      </w:r>
-      <w:r>
-        <w:t xml:space="preserve"> метка с весом текущего минимального </w:t>
-      </w:r>
-      <w:proofErr w:type="spellStart"/>
-      <w:r>
-        <w:t>остовного</w:t>
-      </w:r>
-      <w:proofErr w:type="spellEnd"/>
-      <w:r>
-        <w:t xml:space="preserve"> дерева.</w:t>
-      </w:r>
-    </w:p>
-    <w:p>
-      <w:pPr>
-        <w:pStyle w:val="a1"/>
-        <w:numPr>
-          <w:ilvl w:val="0"/>
-          <w:numId w:val="27"/>
-        </w:numPr>
-        <w:tabs>
-          <w:tab w:val="clear" w:pos="720"/>
-          <w:tab w:val="left" w:pos="709"/>
-        </w:tabs>
-      </w:pPr>
-      <w:proofErr w:type="spellStart"/>
-      <w:r>
-        <w:t>F</w:t>
-      </w:r>
-      <w:r>
-        <w:t>ig</w:t>
-      </w:r>
-      <w:proofErr w:type="spellEnd"/>
-      <w:r>
-        <w:t xml:space="preserve"> - </w:t>
-      </w:r>
-      <w:r>
-        <w:t xml:space="preserve">фигура </w:t>
-      </w:r>
-      <w:proofErr w:type="spellStart"/>
-      <w:r>
-        <w:t>Matplotlib</w:t>
-      </w:r>
-      <w:proofErr w:type="spellEnd"/>
-      <w:r>
-        <w:t xml:space="preserve"> для графика.</w:t>
-      </w:r>
-    </w:p>
-    <w:p>
-      <w:pPr>
-        <w:pStyle w:val="a1"/>
-        <w:numPr>
-          <w:ilvl w:val="0"/>
-          <w:numId w:val="27"/>
-        </w:numPr>
-        <w:tabs>
-          <w:tab w:val="clear" w:pos="720"/>
-          <w:tab w:val="left" w:pos="709"/>
-        </w:tabs>
-      </w:pPr>
-      <w:r>
-        <w:rPr>
-          <w:lang w:val="en-US"/>
-        </w:rPr>
-        <w:t>ax</w:t>
-      </w:r>
-      <w:r>
-        <w:t xml:space="preserve"> </w:t>
-      </w:r>
-      <w:r>
-        <w:rPr>
-          <w:lang w:val="en-US"/>
-        </w:rPr>
-        <w:t xml:space="preserve">- </w:t>
-      </w:r>
-      <w:r>
-        <w:t>оси координат графика.</w:t>
-      </w:r>
-    </w:p>
-    <w:p>
-      <w:pPr>
-        <w:pStyle w:val="a1"/>
-        <w:numPr>
-          <w:ilvl w:val="0"/>
-          <w:numId w:val="27"/>
-        </w:numPr>
-        <w:tabs>
-          <w:tab w:val="clear" w:pos="720"/>
-          <w:tab w:val="left" w:pos="709"/>
-        </w:tabs>
-      </w:pPr>
-      <w:proofErr w:type="spellStart"/>
-      <w:r>
-        <w:t>canvas</w:t>
-      </w:r>
-      <w:proofErr w:type="spellEnd"/>
-      <w:r>
-        <w:t xml:space="preserve"> </w:t>
-      </w:r>
-      <w:r>
-        <w:t xml:space="preserve">- </w:t>
-      </w:r>
-      <w:r>
-        <w:t>виджет для встраивания графика.</w:t>
-      </w:r>
-    </w:p>
-    <w:p>
-      <w:pPr>
-        <w:pStyle w:val="a1"/>
-        <w:numPr>
-          <w:ilvl w:val="0"/>
-          <w:numId w:val="27"/>
-        </w:numPr>
-        <w:tabs>
-          <w:tab w:val="clear" w:pos="720"/>
-          <w:tab w:val="left" w:pos="709"/>
-        </w:tabs>
-      </w:pPr>
-      <w:proofErr w:type="spellStart"/>
-      <w:r>
-        <w:t>generations</w:t>
-      </w:r>
-      <w:proofErr w:type="spellEnd"/>
-      <w:r>
-        <w:t xml:space="preserve"> </w:t>
-      </w:r>
-      <w:r>
-        <w:t xml:space="preserve">- </w:t>
-      </w:r>
-      <w:r>
-        <w:t>список поколений для построения графика.</w:t>
-      </w:r>
-    </w:p>
-    <w:p>
-      <w:pPr>
-        <w:pStyle w:val="a1"/>
-        <w:numPr>
-          <w:ilvl w:val="0"/>
-          <w:numId w:val="27"/>
-        </w:numPr>
-        <w:tabs>
-          <w:tab w:val="clear" w:pos="720"/>
-          <w:tab w:val="left" w:pos="709"/>
-        </w:tabs>
-      </w:pPr>
-      <w:proofErr w:type="spellStart"/>
-      <w:r>
-        <w:t>weights</w:t>
-      </w:r>
-      <w:proofErr w:type="spellEnd"/>
-      <w:r>
-        <w:t xml:space="preserve"> </w:t>
-      </w:r>
-      <w:r>
-        <w:t xml:space="preserve">- </w:t>
-      </w:r>
-      <w:r>
-        <w:t>список значений веса для построения графика.</w:t>
-      </w:r>
-    </w:p>
-    <w:p>
-      <w:pPr>
-        <w:pStyle w:val="a1"/>
-        <w:numPr>
-          <w:ilvl w:val="0"/>
-          <w:numId w:val="27"/>
-        </w:numPr>
-        <w:tabs>
-          <w:tab w:val="clear" w:pos="720"/>
-          <w:tab w:val="left" w:pos="709"/>
-        </w:tabs>
-      </w:pPr>
-      <w:proofErr w:type="spellStart"/>
-      <w:r>
-        <w:t>best_line</w:t>
-      </w:r>
-      <w:proofErr w:type="spellEnd"/>
-      <w:r>
-        <w:t xml:space="preserve"> - </w:t>
-      </w:r>
-      <w:r>
-        <w:t>линия графика лучшего веса.</w:t>
-      </w:r>
-    </w:p>
-    <w:p>
-      <w:pPr>
-        <w:pStyle w:val="a1"/>
-        <w:numPr>
-          <w:ilvl w:val="0"/>
-          <w:numId w:val="27"/>
-        </w:numPr>
-        <w:tabs>
-          <w:tab w:val="clear" w:pos="720"/>
-          <w:tab w:val="left" w:pos="709"/>
-        </w:tabs>
-      </w:pPr>
-      <w:proofErr w:type="spellStart"/>
-      <w:r>
-        <w:t>scatter</w:t>
-      </w:r>
-      <w:proofErr w:type="spellEnd"/>
-      <w:r>
-        <w:t xml:space="preserve"> </w:t>
-      </w:r>
-      <w:r>
-        <w:t xml:space="preserve">- </w:t>
-      </w:r>
-      <w:r>
-        <w:t>точки улучшений на графике.</w:t>
-      </w:r>
-    </w:p>
-    <w:p>
-      <w:pPr>
-        <w:pStyle w:val="a1"/>
-      </w:pPr>
-      <w:r>
-        <w:t>Методы класса:</w:t>
-      </w:r>
-    </w:p>
-    <w:p>
-      <w:pPr>
-        <w:pStyle w:val="a1"/>
-        <w:numPr>
-          <w:ilvl w:val="0"/>
-          <w:numId w:val="28"/>
-        </w:numPr>
-        <w:tabs>
-          <w:tab w:val="clear" w:pos="720"/>
-          <w:tab w:val="left" w:pos="709"/>
-        </w:tabs>
-      </w:pPr>
-      <w:r>
-        <w:t>__</w:t>
-      </w:r>
-      <w:proofErr w:type="spellStart"/>
-      <w:r>
-        <w:t>init</w:t>
-      </w:r>
-      <w:proofErr w:type="spellEnd"/>
-      <w:r>
-        <w:t>__(</w:t>
-      </w:r>
-      <w:proofErr w:type="spellStart"/>
-      <w:r>
-        <w:t>parent</w:t>
-      </w:r>
-      <w:proofErr w:type="spellEnd"/>
-      <w:r>
-        <w:t>)</w:t>
-      </w:r>
-      <w:r>
-        <w:t xml:space="preserve"> </w:t>
-      </w:r>
-      <w:r>
-        <w:t>-</w:t>
-      </w:r>
-      <w:r>
-        <w:t xml:space="preserve"> создаёт </w:t>
-      </w:r>
-      <w:r>
-        <w:t>раздел</w:t>
-      </w:r>
-      <w:r>
-        <w:t>, размещает метки для отображения статистики и инициализирует график с пустыми данными.</w:t>
-      </w:r>
-    </w:p>
-    <w:p>
-      <w:pPr>
-        <w:pStyle w:val="a1"/>
-        <w:numPr>
-          <w:ilvl w:val="0"/>
-          <w:numId w:val="28"/>
-        </w:numPr>
-        <w:tabs>
-          <w:tab w:val="clear" w:pos="720"/>
-          <w:tab w:val="left" w:pos="709"/>
-        </w:tabs>
-      </w:pPr>
-      <w:r>
-        <w:t>_</w:t>
-      </w:r>
-      <w:proofErr w:type="spellStart"/>
-      <w:r>
-        <w:t>create_</w:t>
-      </w:r>
-      <w:proofErr w:type="gramStart"/>
-      <w:r>
-        <w:t>plot</w:t>
-      </w:r>
-      <w:proofErr w:type="spellEnd"/>
-      <w:r>
-        <w:t>(</w:t>
-      </w:r>
-      <w:proofErr w:type="gramEnd"/>
-      <w:r>
-        <w:t xml:space="preserve">) </w:t>
-      </w:r>
-      <w:r>
-        <w:t>-</w:t>
-      </w:r>
-      <w:r>
-        <w:t xml:space="preserve"> создаёт фигуру </w:t>
-      </w:r>
-      <w:proofErr w:type="spellStart"/>
-      <w:r>
-        <w:t>Matplotlib</w:t>
-      </w:r>
-      <w:proofErr w:type="spellEnd"/>
-      <w:r>
-        <w:t>, настраивает оси, добавляет линию для лучшего веса и точечный график для найденных решений-улучшений.</w:t>
-      </w:r>
-    </w:p>
-    <w:p>
-      <w:pPr>
-        <w:pStyle w:val="a1"/>
-        <w:numPr>
-          <w:ilvl w:val="0"/>
-          <w:numId w:val="28"/>
-        </w:numPr>
-        <w:tabs>
-          <w:tab w:val="clear" w:pos="720"/>
-          <w:tab w:val="left" w:pos="709"/>
-        </w:tabs>
-      </w:pPr>
-      <w:proofErr w:type="spellStart"/>
-      <w:r>
-        <w:t>update_stats</w:t>
-      </w:r>
-      <w:proofErr w:type="spellEnd"/>
-      <w:r>
-        <w:t>(</w:t>
-      </w:r>
-      <w:proofErr w:type="spellStart"/>
-      <w:r>
-        <w:t>stats</w:t>
-      </w:r>
-      <w:proofErr w:type="spellEnd"/>
-      <w:r>
-        <w:t xml:space="preserve">) </w:t>
-      </w:r>
-      <w:r>
-        <w:t>-</w:t>
-      </w:r>
-      <w:r>
-        <w:t xml:space="preserve"> обновляет текстовые метки статистики (поколение, лучший/средний/худший фитнес) на основе переданн</w:t>
-      </w:r>
-      <w:r>
-        <w:t>ых данных</w:t>
-      </w:r>
-      <w:r>
-        <w:t>.</w:t>
-      </w:r>
-    </w:p>
-    <w:p>
-      <w:pPr>
-        <w:pStyle w:val="a1"/>
-        <w:numPr>
-          <w:ilvl w:val="0"/>
-          <w:numId w:val="28"/>
-        </w:numPr>
-        <w:tabs>
-          <w:tab w:val="clear" w:pos="720"/>
-          <w:tab w:val="left" w:pos="709"/>
-        </w:tabs>
-      </w:pPr>
-      <w:proofErr w:type="spellStart"/>
-      <w:r>
-        <w:lastRenderedPageBreak/>
-        <w:t>update_</w:t>
-      </w:r>
-      <w:proofErr w:type="gramStart"/>
-      <w:r>
-        <w:t>weight</w:t>
-      </w:r>
-      <w:proofErr w:type="spellEnd"/>
-      <w:r>
-        <w:t>(</w:t>
-      </w:r>
-      <w:proofErr w:type="spellStart"/>
-      <w:proofErr w:type="gramEnd"/>
-      <w:r>
-        <w:t>weight</w:t>
-      </w:r>
-      <w:proofErr w:type="spellEnd"/>
-      <w:r>
-        <w:t xml:space="preserve">, </w:t>
-      </w:r>
-      <w:proofErr w:type="spellStart"/>
-      <w:r>
-        <w:t>generation</w:t>
-      </w:r>
-      <w:proofErr w:type="spellEnd"/>
-      <w:r>
-        <w:t xml:space="preserve">, </w:t>
-      </w:r>
-      <w:proofErr w:type="spellStart"/>
-      <w:r>
-        <w:t>is_valid</w:t>
-      </w:r>
-      <w:proofErr w:type="spellEnd"/>
-      <w:r>
-        <w:t xml:space="preserve">) </w:t>
-      </w:r>
-      <w:r>
-        <w:t>-</w:t>
-      </w:r>
-      <w:r>
-        <w:t xml:space="preserve"> обновляет вес МОД и добавляет точку на график. Ведёт учёт только </w:t>
-      </w:r>
-      <w:r>
-        <w:t>корректных</w:t>
-      </w:r>
-      <w:r>
-        <w:t xml:space="preserve"> решений (вес которых не превышает штрафной порог). При обнаружении улучшения добавляет точку на точечный график.</w:t>
-      </w:r>
-    </w:p>
-    <w:p>
-      <w:pPr>
-        <w:pStyle w:val="a1"/>
-        <w:numPr>
-          <w:ilvl w:val="0"/>
-          <w:numId w:val="28"/>
-        </w:numPr>
-        <w:tabs>
-          <w:tab w:val="clear" w:pos="720"/>
-          <w:tab w:val="left" w:pos="709"/>
-        </w:tabs>
-      </w:pPr>
-      <w:proofErr w:type="spellStart"/>
-      <w:r>
-        <w:t>truncate</w:t>
-      </w:r>
-      <w:proofErr w:type="spellEnd"/>
-      <w:r>
-        <w:t>(</w:t>
-      </w:r>
-      <w:proofErr w:type="spellStart"/>
-      <w:r>
-        <w:t>generation</w:t>
-      </w:r>
-      <w:proofErr w:type="spellEnd"/>
-      <w:r>
-        <w:t xml:space="preserve">) </w:t>
-      </w:r>
-      <w:r>
-        <w:t>-</w:t>
-      </w:r>
-      <w:r>
-        <w:t xml:space="preserve"> обрезает данные графика до указанного поколения, используется при откате алгоритма.</w:t>
-      </w:r>
-    </w:p>
-    <w:p>
-      <w:pPr>
-        <w:pStyle w:val="a1"/>
-        <w:numPr>
-          <w:ilvl w:val="0"/>
-          <w:numId w:val="28"/>
-        </w:numPr>
-        <w:tabs>
-          <w:tab w:val="clear" w:pos="720"/>
-          <w:tab w:val="left" w:pos="709"/>
-        </w:tabs>
-      </w:pPr>
-      <w:proofErr w:type="spellStart"/>
-      <w:r>
-        <w:t>bulk_update_weights</w:t>
-      </w:r>
-      <w:proofErr w:type="spellEnd"/>
-      <w:r>
-        <w:t>(</w:t>
-      </w:r>
-      <w:proofErr w:type="spellStart"/>
-      <w:r>
-        <w:t>weight_data</w:t>
-      </w:r>
-      <w:proofErr w:type="spellEnd"/>
-      <w:r>
-        <w:t xml:space="preserve">) </w:t>
-      </w:r>
-      <w:r>
-        <w:t>-</w:t>
-      </w:r>
-      <w:r>
-        <w:t xml:space="preserve"> выполняет обновление графика при пропуске большого числа поколений, что повышает производительность.</w:t>
-      </w:r>
-    </w:p>
-    <w:p>
-      <w:pPr>
-        <w:pStyle w:val="a1"/>
-        <w:numPr>
-          <w:ilvl w:val="0"/>
-          <w:numId w:val="28"/>
-        </w:numPr>
-        <w:tabs>
-          <w:tab w:val="clear" w:pos="720"/>
-          <w:tab w:val="left" w:pos="709"/>
-        </w:tabs>
-      </w:pPr>
-      <w:proofErr w:type="spellStart"/>
-      <w:proofErr w:type="gramStart"/>
-      <w:r>
-        <w:t>reset</w:t>
-      </w:r>
-      <w:proofErr w:type="spellEnd"/>
-      <w:r>
-        <w:t>(</w:t>
-      </w:r>
-      <w:proofErr w:type="gramEnd"/>
-      <w:r>
-        <w:t xml:space="preserve">) </w:t>
-      </w:r>
-      <w:r>
-        <w:t>-</w:t>
-      </w:r>
-      <w:r>
-        <w:t xml:space="preserve"> полностью сбрасывает статистику и очищает график.</w:t>
-      </w:r>
-    </w:p>
-    <w:p>
-      <w:pPr>
-        <w:pStyle w:val="a1"/>
-      </w:pPr>
-      <w:proofErr w:type="spellStart"/>
-      <w:r>
-        <w:rPr>
-          <w:b/>
-          <w:bCs/>
-        </w:rPr>
-        <w:t>class</w:t>
-      </w:r>
-      <w:proofErr w:type="spellEnd"/>
-      <w:r>
-        <w:rPr>
-          <w:b/>
-          <w:bCs/>
-        </w:rPr>
-        <w:t xml:space="preserve"> GA_GUI</w:t>
-      </w:r>
-    </w:p>
-    <w:p>
-      <w:pPr>
-        <w:pStyle w:val="a1"/>
-      </w:pPr>
-      <w:r>
-        <w:t xml:space="preserve">Центральный класс главного окна приложения. </w:t>
-      </w:r>
-      <w:r>
-        <w:t>Отвечает за</w:t>
-      </w:r>
-      <w:r>
-        <w:t xml:space="preserve"> работу всех компонентов, управляет загрузкой данных и процессом эволюции.</w:t>
-      </w:r>
-    </w:p>
-    <w:p>
-      <w:pPr>
-        <w:pStyle w:val="a1"/>
-      </w:pPr>
-      <w:r>
-        <w:t>Поля класса:</w:t>
-      </w:r>
-    </w:p>
-    <w:p>
-      <w:pPr>
-        <w:pStyle w:val="a1"/>
-        <w:numPr>
-          <w:ilvl w:val="0"/>
-          <w:numId w:val="31"/>
-        </w:numPr>
-        <w:tabs>
-          <w:tab w:val="clear" w:pos="720"/>
-          <w:tab w:val="left" w:pos="709"/>
-        </w:tabs>
-      </w:pPr>
-      <w:proofErr w:type="spellStart"/>
-      <w:r>
-        <w:t>root</w:t>
-      </w:r>
-      <w:proofErr w:type="spellEnd"/>
-      <w:r>
-        <w:t xml:space="preserve"> </w:t>
-      </w:r>
-      <w:r>
-        <w:t xml:space="preserve">- </w:t>
-      </w:r>
-      <w:r>
-        <w:t>корневое окно приложения.</w:t>
-      </w:r>
-    </w:p>
-    <w:p>
-      <w:pPr>
-        <w:pStyle w:val="a1"/>
-        <w:numPr>
-          <w:ilvl w:val="0"/>
-          <w:numId w:val="31"/>
-        </w:numPr>
-        <w:tabs>
-          <w:tab w:val="clear" w:pos="720"/>
-          <w:tab w:val="left" w:pos="709"/>
-        </w:tabs>
-      </w:pPr>
-      <w:proofErr w:type="spellStart"/>
-      <w:r>
-        <w:t>graph_manager</w:t>
-      </w:r>
-      <w:proofErr w:type="spellEnd"/>
-      <w:r>
-        <w:t xml:space="preserve"> - </w:t>
-      </w:r>
-      <w:r>
-        <w:t>менеджер для работы с графом.</w:t>
-      </w:r>
-    </w:p>
-    <w:p>
-      <w:pPr>
-        <w:pStyle w:val="a1"/>
-        <w:numPr>
-          <w:ilvl w:val="0"/>
-          <w:numId w:val="31"/>
-        </w:numPr>
-        <w:tabs>
-          <w:tab w:val="clear" w:pos="720"/>
-          <w:tab w:val="left" w:pos="709"/>
-        </w:tabs>
-      </w:pPr>
-      <w:proofErr w:type="spellStart"/>
-      <w:r>
-        <w:t>algorithm_running</w:t>
-      </w:r>
-      <w:proofErr w:type="spellEnd"/>
-      <w:r>
-        <w:t xml:space="preserve"> - ф</w:t>
-      </w:r>
-      <w:r>
-        <w:t>лаг выполнения алгоритма.</w:t>
-      </w:r>
-    </w:p>
-    <w:p>
-      <w:pPr>
-        <w:pStyle w:val="a1"/>
-        <w:numPr>
-          <w:ilvl w:val="0"/>
-          <w:numId w:val="31"/>
-        </w:numPr>
-        <w:tabs>
-          <w:tab w:val="clear" w:pos="720"/>
-          <w:tab w:val="left" w:pos="709"/>
-        </w:tabs>
-        <w:rPr>
-          <w:lang w:val="en-US"/>
-        </w:rPr>
-      </w:pPr>
-      <w:proofErr w:type="spellStart"/>
-      <w:r>
-        <w:rPr>
-          <w:lang w:val="en-US"/>
-        </w:rPr>
-        <w:t>current_step</w:t>
-      </w:r>
-      <w:proofErr w:type="spellEnd"/>
-      <w:r>
-        <w:t xml:space="preserve"> -</w:t>
-      </w:r>
-      <w:r>
-        <w:rPr>
-          <w:lang w:val="en-US"/>
-        </w:rPr>
-        <w:t xml:space="preserve"> </w:t>
-      </w:r>
-      <w:r>
-        <w:t>текущий</w:t>
-      </w:r>
-      <w:r>
-        <w:rPr>
-          <w:lang w:val="en-US"/>
-        </w:rPr>
-        <w:t xml:space="preserve"> </w:t>
-      </w:r>
-      <w:r>
-        <w:t>шаг</w:t>
-      </w:r>
-      <w:r>
-        <w:rPr>
-          <w:lang w:val="en-US"/>
-        </w:rPr>
-        <w:t>.</w:t>
-      </w:r>
-    </w:p>
-    <w:p>
-      <w:pPr>
-        <w:pStyle w:val="a1"/>
-        <w:numPr>
-          <w:ilvl w:val="0"/>
-          <w:numId w:val="31"/>
-        </w:numPr>
-        <w:tabs>
-          <w:tab w:val="clear" w:pos="720"/>
-          <w:tab w:val="left" w:pos="709"/>
-        </w:tabs>
-        <w:rPr>
-          <w:lang w:val="en-US"/>
-        </w:rPr>
-      </w:pPr>
-      <w:proofErr w:type="spellStart"/>
-      <w:r>
-        <w:rPr>
-          <w:lang w:val="en-US"/>
-        </w:rPr>
-        <w:t>is_playing</w:t>
-      </w:r>
-      <w:proofErr w:type="spellEnd"/>
-      <w:r>
-        <w:t xml:space="preserve"> - </w:t>
-      </w:r>
-      <w:r>
-        <w:t>флаг</w:t>
-      </w:r>
-      <w:r>
-        <w:rPr>
-          <w:lang w:val="en-US"/>
-        </w:rPr>
-        <w:t xml:space="preserve"> </w:t>
-      </w:r>
-      <w:proofErr w:type="spellStart"/>
-      <w:r>
-        <w:t>автопроигрывания</w:t>
-      </w:r>
-      <w:proofErr w:type="spellEnd"/>
-      <w:r>
-        <w:rPr>
-          <w:lang w:val="en-US"/>
-        </w:rPr>
-        <w:t>.</w:t>
-      </w:r>
-    </w:p>
-    <w:p>
-      <w:pPr>
-        <w:pStyle w:val="a1"/>
-        <w:numPr>
-          <w:ilvl w:val="0"/>
-          <w:numId w:val="31"/>
-        </w:numPr>
-        <w:tabs>
-          <w:tab w:val="clear" w:pos="720"/>
-          <w:tab w:val="left" w:pos="709"/>
-        </w:tabs>
-      </w:pPr>
-      <w:proofErr w:type="spellStart"/>
-      <w:r>
-        <w:t>max_generations</w:t>
-      </w:r>
-      <w:proofErr w:type="spellEnd"/>
-      <w:r>
-        <w:t xml:space="preserve"> - </w:t>
-      </w:r>
-      <w:r>
-        <w:t>максимальное число поколений.</w:t>
-      </w:r>
-    </w:p>
-    <w:p>
-      <w:pPr>
-        <w:pStyle w:val="a1"/>
-        <w:numPr>
-          <w:ilvl w:val="0"/>
-          <w:numId w:val="31"/>
-        </w:numPr>
-        <w:tabs>
-          <w:tab w:val="clear" w:pos="720"/>
-          <w:tab w:val="left" w:pos="709"/>
-        </w:tabs>
-      </w:pPr>
-      <w:proofErr w:type="spellStart"/>
-      <w:r>
-        <w:t>best_mst_weight</w:t>
-      </w:r>
-      <w:proofErr w:type="spellEnd"/>
-      <w:r>
-        <w:t xml:space="preserve"> - </w:t>
-      </w:r>
-      <w:r>
-        <w:t>лучший найденный вес МОД.</w:t>
-      </w:r>
-    </w:p>
-    <w:p>
-      <w:pPr>
-        <w:pStyle w:val="a1"/>
-        <w:numPr>
-          <w:ilvl w:val="0"/>
-          <w:numId w:val="31"/>
-        </w:numPr>
-        <w:tabs>
-          <w:tab w:val="clear" w:pos="720"/>
-          <w:tab w:val="left" w:pos="709"/>
-        </w:tabs>
-      </w:pPr>
-      <w:r>
-        <w:rPr>
-          <w:lang w:val="en-US"/>
-        </w:rPr>
-        <w:t>g</w:t>
-      </w:r>
-      <w:r>
-        <w:t>a</w:t>
-      </w:r>
-      <w:r>
-        <w:t xml:space="preserve"> -</w:t>
-      </w:r>
-      <w:r>
-        <w:t xml:space="preserve"> объект генетического алгоритма.</w:t>
-      </w:r>
-    </w:p>
-    <w:p>
-      <w:pPr>
-        <w:pStyle w:val="a1"/>
-        <w:numPr>
-          <w:ilvl w:val="0"/>
-          <w:numId w:val="31"/>
-        </w:numPr>
-        <w:tabs>
-          <w:tab w:val="clear" w:pos="720"/>
-          <w:tab w:val="left" w:pos="709"/>
-        </w:tabs>
-      </w:pPr>
-      <w:r>
-        <w:rPr>
-          <w:lang w:val="en-US"/>
-        </w:rPr>
-        <w:t>all</w:t>
-      </w:r>
-      <w:r>
-        <w:t>_</w:t>
-      </w:r>
-      <w:r>
-        <w:rPr>
-          <w:lang w:val="en-US"/>
-        </w:rPr>
-        <w:t>edges</w:t>
-      </w:r>
-      <w:r>
-        <w:t xml:space="preserve"> -</w:t>
-      </w:r>
-      <w:r>
-        <w:t xml:space="preserve"> </w:t>
-      </w:r>
-      <w:r>
-        <w:t>все</w:t>
-      </w:r>
-      <w:r>
-        <w:t xml:space="preserve"> </w:t>
-      </w:r>
-      <w:r>
-        <w:t>рёбра</w:t>
-      </w:r>
-      <w:r>
-        <w:t xml:space="preserve"> </w:t>
-      </w:r>
-      <w:r>
-        <w:t>графа</w:t>
-      </w:r>
-      <w:r>
-        <w:t>.</w:t>
-      </w:r>
-    </w:p>
-    <w:p>
-      <w:pPr>
-        <w:pStyle w:val="a1"/>
-        <w:numPr>
-          <w:ilvl w:val="0"/>
-          <w:numId w:val="31"/>
-        </w:numPr>
-        <w:tabs>
-          <w:tab w:val="clear" w:pos="720"/>
-          <w:tab w:val="left" w:pos="709"/>
-        </w:tabs>
-      </w:pPr>
-      <w:proofErr w:type="spellStart"/>
-      <w:r>
-        <w:t>log</w:t>
-      </w:r>
-      <w:proofErr w:type="spellEnd"/>
-      <w:r>
-        <w:t xml:space="preserve"> </w:t>
-      </w:r>
-      <w:r>
-        <w:t xml:space="preserve">- </w:t>
-      </w:r>
-      <w:r>
-        <w:t>текстовое поле для логирования.</w:t>
-      </w:r>
-    </w:p>
-    <w:p>
-      <w:pPr>
-        <w:pStyle w:val="a1"/>
-        <w:numPr>
-          <w:ilvl w:val="0"/>
-          <w:numId w:val="31"/>
-        </w:numPr>
-        <w:tabs>
-          <w:tab w:val="clear" w:pos="720"/>
-          <w:tab w:val="left" w:pos="709"/>
-        </w:tabs>
-      </w:pPr>
-      <w:proofErr w:type="spellStart"/>
-      <w:r>
-        <w:t>D</w:t>
-      </w:r>
-      <w:r>
-        <w:t>rawer</w:t>
-      </w:r>
-      <w:proofErr w:type="spellEnd"/>
-      <w:r>
-        <w:t xml:space="preserve"> -</w:t>
-      </w:r>
-      <w:r>
-        <w:t xml:space="preserve"> объект для визуализации графа.</w:t>
-      </w:r>
-    </w:p>
-    <w:p>
-      <w:pPr>
-        <w:pStyle w:val="a1"/>
-        <w:numPr>
-          <w:ilvl w:val="0"/>
-          <w:numId w:val="31"/>
-        </w:numPr>
-        <w:tabs>
-          <w:tab w:val="clear" w:pos="720"/>
-          <w:tab w:val="left" w:pos="709"/>
-        </w:tabs>
-        <w:rPr>
-          <w:lang w:val="en-US"/>
-        </w:rPr>
-      </w:pPr>
-      <w:r>
-        <w:rPr>
-          <w:lang w:val="en-US"/>
-        </w:rPr>
-        <w:t>params -</w:t>
-      </w:r>
-      <w:r>
-        <w:rPr>
-          <w:lang w:val="en-US"/>
-        </w:rPr>
-        <w:t xml:space="preserve"> </w:t>
-      </w:r>
-      <w:r>
-        <w:t>раздел</w:t>
-      </w:r>
-      <w:r>
-        <w:rPr>
-          <w:lang w:val="en-US"/>
-        </w:rPr>
-        <w:t xml:space="preserve"> </w:t>
-      </w:r>
-      <w:r>
-        <w:t>с</w:t>
-      </w:r>
-      <w:r>
-        <w:rPr>
-          <w:lang w:val="en-US"/>
-        </w:rPr>
-        <w:t xml:space="preserve"> </w:t>
-      </w:r>
-      <w:r>
-        <w:t>параметрами</w:t>
-      </w:r>
-      <w:r>
-        <w:rPr>
-          <w:lang w:val="en-US"/>
-        </w:rPr>
-        <w:t>.</w:t>
-      </w:r>
-    </w:p>
-    <w:p>
-      <w:pPr>
-        <w:pStyle w:val="a1"/>
-        <w:numPr>
-          <w:ilvl w:val="0"/>
-          <w:numId w:val="31"/>
-        </w:numPr>
-        <w:tabs>
-          <w:tab w:val="clear" w:pos="720"/>
-          <w:tab w:val="left" w:pos="709"/>
-        </w:tabs>
-      </w:pPr>
-      <w:proofErr w:type="spellStart"/>
-      <w:r>
-        <w:t>controls</w:t>
-      </w:r>
-      <w:proofErr w:type="spellEnd"/>
-      <w:r>
-        <w:t xml:space="preserve"> </w:t>
-      </w:r>
-      <w:r>
-        <w:t xml:space="preserve">- </w:t>
-      </w:r>
-      <w:r>
-        <w:t>панель управления.</w:t>
-      </w:r>
-    </w:p>
-    <w:p>
-      <w:pPr>
-        <w:pStyle w:val="a1"/>
-        <w:numPr>
-          <w:ilvl w:val="0"/>
-          <w:numId w:val="31"/>
-        </w:numPr>
-        <w:tabs>
-          <w:tab w:val="clear" w:pos="720"/>
-          <w:tab w:val="left" w:pos="709"/>
-        </w:tabs>
-      </w:pPr>
-      <w:proofErr w:type="spellStart"/>
-      <w:r>
-        <w:t>stats</w:t>
-      </w:r>
-      <w:proofErr w:type="spellEnd"/>
-      <w:r>
-        <w:t xml:space="preserve"> </w:t>
-      </w:r>
-      <w:r>
-        <w:t>- раздел</w:t>
-      </w:r>
-      <w:r>
-        <w:t xml:space="preserve"> со статистикой.</w:t>
-      </w:r>
-    </w:p>
-    <w:p>
-      <w:pPr>
-        <w:pStyle w:val="a1"/>
-        <w:numPr>
-          <w:ilvl w:val="0"/>
-          <w:numId w:val="31"/>
-        </w:numPr>
-        <w:tabs>
-          <w:tab w:val="clear" w:pos="720"/>
-          <w:tab w:val="left" w:pos="709"/>
-        </w:tabs>
-      </w:pPr>
-      <w:proofErr w:type="spellStart"/>
-      <w:r>
-        <w:t>individual_var</w:t>
-      </w:r>
-      <w:proofErr w:type="spellEnd"/>
-      <w:r>
-        <w:t xml:space="preserve"> </w:t>
-      </w:r>
-      <w:r>
-        <w:t xml:space="preserve">- </w:t>
-      </w:r>
-      <w:r>
-        <w:t>переменная для выбора особи.</w:t>
-      </w:r>
-    </w:p>
-    <w:p>
-      <w:pPr>
-        <w:pStyle w:val="a1"/>
-        <w:numPr>
-          <w:ilvl w:val="0"/>
-          <w:numId w:val="31"/>
-        </w:numPr>
-        <w:tabs>
-          <w:tab w:val="clear" w:pos="720"/>
-          <w:tab w:val="left" w:pos="709"/>
-        </w:tabs>
-      </w:pPr>
-      <w:proofErr w:type="spellStart"/>
-      <w:r>
-        <w:t>individual_combo</w:t>
-      </w:r>
-      <w:proofErr w:type="spellEnd"/>
-      <w:r>
-        <w:t xml:space="preserve"> </w:t>
-      </w:r>
-      <w:r>
-        <w:t xml:space="preserve">- </w:t>
-      </w:r>
-      <w:r>
-        <w:t>выпадающий список для выбора особи.</w:t>
-      </w:r>
-    </w:p>
-    <w:p>
-      <w:pPr>
-        <w:pStyle w:val="a1"/>
-        <w:numPr>
-          <w:ilvl w:val="0"/>
-          <w:numId w:val="31"/>
-        </w:numPr>
-        <w:tabs>
-          <w:tab w:val="clear" w:pos="720"/>
-          <w:tab w:val="left" w:pos="709"/>
-        </w:tabs>
-      </w:pPr>
-      <w:proofErr w:type="spellStart"/>
-      <w:r>
-        <w:lastRenderedPageBreak/>
-        <w:t>individual_info_label</w:t>
-      </w:r>
-      <w:proofErr w:type="spellEnd"/>
-      <w:r>
-        <w:t xml:space="preserve"> </w:t>
-      </w:r>
-      <w:r>
-        <w:t xml:space="preserve">- </w:t>
-      </w:r>
-      <w:r>
-        <w:t>метка с информацией о выбранной особи.</w:t>
-      </w:r>
-    </w:p>
-    <w:p>
-      <w:pPr>
-        <w:pStyle w:val="a1"/>
-        <w:numPr>
-          <w:ilvl w:val="0"/>
-          <w:numId w:val="31"/>
-        </w:numPr>
-        <w:tabs>
-          <w:tab w:val="clear" w:pos="720"/>
-          <w:tab w:val="left" w:pos="709"/>
-        </w:tabs>
-      </w:pPr>
-      <w:proofErr w:type="spellStart"/>
-      <w:r>
-        <w:t>individual_solutions</w:t>
-      </w:r>
-      <w:proofErr w:type="spellEnd"/>
-      <w:r>
-        <w:t xml:space="preserve"> </w:t>
-      </w:r>
-      <w:r>
-        <w:t xml:space="preserve">- </w:t>
-      </w:r>
-      <w:r>
-        <w:t>список всех решений текущей популяции.</w:t>
-      </w:r>
-    </w:p>
-    <w:p>
-      <w:pPr>
-        <w:pStyle w:val="a1"/>
-      </w:pPr>
-      <w:r>
-        <w:t>Методы класса:</w:t>
-      </w:r>
-    </w:p>
-    <w:p>
-      <w:pPr>
-        <w:pStyle w:val="a1"/>
-        <w:numPr>
-          <w:ilvl w:val="0"/>
-          <w:numId w:val="32"/>
-        </w:numPr>
-        <w:tabs>
-          <w:tab w:val="clear" w:pos="720"/>
-          <w:tab w:val="left" w:pos="709"/>
-        </w:tabs>
-      </w:pPr>
-      <w:r>
-        <w:t>__</w:t>
-      </w:r>
-      <w:proofErr w:type="spellStart"/>
-      <w:r>
-        <w:t>init</w:t>
-      </w:r>
-      <w:proofErr w:type="spellEnd"/>
-      <w:r>
-        <w:t>__(</w:t>
-      </w:r>
-      <w:proofErr w:type="spellStart"/>
-      <w:r>
-        <w:t>root</w:t>
-      </w:r>
-      <w:proofErr w:type="spellEnd"/>
-      <w:r>
-        <w:t xml:space="preserve">) </w:t>
-      </w:r>
-      <w:r>
-        <w:t>-</w:t>
-      </w:r>
-      <w:r>
-        <w:t xml:space="preserve"> инициализирует главное окно, создаёт </w:t>
-      </w:r>
-      <w:r>
-        <w:t xml:space="preserve">левую панель с информацией </w:t>
-      </w:r>
-      <w:r>
-        <w:t xml:space="preserve">(граф, параметры, управление) и </w:t>
-      </w:r>
-      <w:r>
-        <w:t>правую</w:t>
-      </w:r>
-      <w:r>
-        <w:t xml:space="preserve"> (лог, статистика), настраивает все компоненты.</w:t>
-      </w:r>
-    </w:p>
-    <w:p>
-      <w:pPr>
-        <w:pStyle w:val="a1"/>
-        <w:numPr>
-          <w:ilvl w:val="0"/>
-          <w:numId w:val="32"/>
-        </w:numPr>
-        <w:tabs>
-          <w:tab w:val="clear" w:pos="720"/>
-          <w:tab w:val="left" w:pos="709"/>
-        </w:tabs>
-      </w:pPr>
-      <w:r>
-        <w:t>_</w:t>
-      </w:r>
-      <w:proofErr w:type="spellStart"/>
-      <w:r>
-        <w:t>create_</w:t>
-      </w:r>
-      <w:proofErr w:type="gramStart"/>
-      <w:r>
-        <w:t>layout</w:t>
-      </w:r>
-      <w:proofErr w:type="spellEnd"/>
-      <w:r>
-        <w:t>(</w:t>
-      </w:r>
-      <w:proofErr w:type="gramEnd"/>
-      <w:r>
-        <w:t xml:space="preserve">) </w:t>
-      </w:r>
-      <w:r>
-        <w:t>-</w:t>
-      </w:r>
-      <w:r>
-        <w:t xml:space="preserve"> создаёт основную структуру интерфейса: разделяет окно на левую и правую панели, размещает </w:t>
-      </w:r>
-      <w:proofErr w:type="spellStart"/>
-      <w:r>
-        <w:t>ParameterFrame</w:t>
-      </w:r>
-      <w:proofErr w:type="spellEnd"/>
-      <w:r>
-        <w:t xml:space="preserve">, </w:t>
-      </w:r>
-      <w:proofErr w:type="spellStart"/>
-      <w:r>
-        <w:t>ControlButtons</w:t>
-      </w:r>
-      <w:proofErr w:type="spellEnd"/>
-      <w:r>
-        <w:t xml:space="preserve">, </w:t>
-      </w:r>
-      <w:proofErr w:type="spellStart"/>
-      <w:r>
-        <w:t>GraphDrawer</w:t>
-      </w:r>
-      <w:proofErr w:type="spellEnd"/>
-      <w:r>
-        <w:t xml:space="preserve">, </w:t>
-      </w:r>
-      <w:proofErr w:type="spellStart"/>
-      <w:r>
-        <w:t>StatisticsFrame</w:t>
-      </w:r>
-      <w:proofErr w:type="spellEnd"/>
-      <w:r>
-        <w:t xml:space="preserve"> и </w:t>
-      </w:r>
-      <w:proofErr w:type="spellStart"/>
-      <w:r>
-        <w:t>ScrolledText</w:t>
-      </w:r>
-      <w:proofErr w:type="spellEnd"/>
-      <w:r>
-        <w:t>.</w:t>
-      </w:r>
-    </w:p>
-    <w:p>
-      <w:pPr>
-        <w:pStyle w:val="a1"/>
-        <w:numPr>
-          <w:ilvl w:val="0"/>
-          <w:numId w:val="32"/>
-        </w:numPr>
-        <w:tabs>
-          <w:tab w:val="clear" w:pos="720"/>
-          <w:tab w:val="left" w:pos="709"/>
-        </w:tabs>
-      </w:pPr>
-      <w:r>
-        <w:t>_</w:t>
-      </w:r>
-      <w:proofErr w:type="spellStart"/>
-      <w:r>
-        <w:t>show_generate_</w:t>
-      </w:r>
-      <w:proofErr w:type="gramStart"/>
-      <w:r>
-        <w:t>dialog</w:t>
-      </w:r>
-      <w:proofErr w:type="spellEnd"/>
-      <w:r>
-        <w:t>(</w:t>
-      </w:r>
-      <w:proofErr w:type="gramEnd"/>
-      <w:r>
-        <w:t>)</w:t>
-      </w:r>
-      <w:r>
-        <w:t xml:space="preserve"> - </w:t>
-      </w:r>
-      <w:r>
-        <w:t xml:space="preserve">открывает диалоговое окно </w:t>
-      </w:r>
-      <w:proofErr w:type="spellStart"/>
-      <w:r>
-        <w:t>GenerateGraphDialog</w:t>
-      </w:r>
-      <w:proofErr w:type="spellEnd"/>
-      <w:r>
-        <w:t xml:space="preserve"> для генерации случайного графа.</w:t>
-      </w:r>
-    </w:p>
-    <w:p>
-      <w:pPr>
-        <w:pStyle w:val="a1"/>
-        <w:numPr>
-          <w:ilvl w:val="0"/>
-          <w:numId w:val="32"/>
-        </w:numPr>
-        <w:tabs>
-          <w:tab w:val="clear" w:pos="720"/>
-          <w:tab w:val="left" w:pos="709"/>
-        </w:tabs>
-      </w:pPr>
-      <w:r>
-        <w:t>_</w:t>
-      </w:r>
-      <w:proofErr w:type="spellStart"/>
-      <w:r>
-        <w:t>show_manual_</w:t>
-      </w:r>
-      <w:proofErr w:type="gramStart"/>
-      <w:r>
-        <w:t>dialog</w:t>
-      </w:r>
-      <w:proofErr w:type="spellEnd"/>
-      <w:r>
-        <w:t>(</w:t>
-      </w:r>
-      <w:proofErr w:type="gramEnd"/>
-      <w:r>
-        <w:t xml:space="preserve">) </w:t>
-      </w:r>
-      <w:r>
-        <w:t xml:space="preserve">- </w:t>
-      </w:r>
-      <w:r>
-        <w:t xml:space="preserve">открывает диалоговое окно </w:t>
-      </w:r>
-      <w:proofErr w:type="spellStart"/>
-      <w:r>
-        <w:t>ManualInputDialog</w:t>
-      </w:r>
-      <w:proofErr w:type="spellEnd"/>
-      <w:r>
-        <w:t xml:space="preserve"> для ручного ввода рёбер.</w:t>
-      </w:r>
-    </w:p>
-    <w:p>
-      <w:pPr>
-        <w:pStyle w:val="a1"/>
-        <w:numPr>
-          <w:ilvl w:val="0"/>
-          <w:numId w:val="32"/>
-        </w:numPr>
-        <w:tabs>
-          <w:tab w:val="clear" w:pos="720"/>
-          <w:tab w:val="left" w:pos="709"/>
-        </w:tabs>
-      </w:pPr>
-      <w:r>
-        <w:t>_</w:t>
-      </w:r>
-      <w:proofErr w:type="spellStart"/>
-      <w:r>
-        <w:t>on_generate_</w:t>
-      </w:r>
-      <w:proofErr w:type="gramStart"/>
-      <w:r>
-        <w:t>graph</w:t>
-      </w:r>
-      <w:proofErr w:type="spellEnd"/>
-      <w:r>
-        <w:t>(</w:t>
-      </w:r>
-      <w:proofErr w:type="gramEnd"/>
-      <w:r>
-        <w:t xml:space="preserve">n, p, </w:t>
-      </w:r>
-      <w:proofErr w:type="spellStart"/>
-      <w:r>
-        <w:t>w_min</w:t>
-      </w:r>
-      <w:proofErr w:type="spellEnd"/>
-      <w:r>
-        <w:t xml:space="preserve">, </w:t>
-      </w:r>
-      <w:proofErr w:type="spellStart"/>
-      <w:r>
-        <w:t>w_max</w:t>
-      </w:r>
-      <w:proofErr w:type="spellEnd"/>
-      <w:r>
-        <w:t xml:space="preserve">) </w:t>
-      </w:r>
-      <w:r>
-        <w:t>-</w:t>
-      </w:r>
-      <w:r>
-        <w:t xml:space="preserve"> обрабатывает результат генерации графа, обновляет отображение и </w:t>
-      </w:r>
-      <w:r>
-        <w:t>записывает</w:t>
-      </w:r>
-      <w:r>
-        <w:t xml:space="preserve"> событие.</w:t>
-      </w:r>
-    </w:p>
-    <w:p>
-      <w:pPr>
-        <w:pStyle w:val="a1"/>
-        <w:numPr>
-          <w:ilvl w:val="0"/>
-          <w:numId w:val="32"/>
-        </w:numPr>
-        <w:tabs>
-          <w:tab w:val="clear" w:pos="720"/>
-          <w:tab w:val="left" w:pos="709"/>
-        </w:tabs>
-      </w:pPr>
-      <w:r>
-        <w:t>_</w:t>
-      </w:r>
-      <w:proofErr w:type="spellStart"/>
-      <w:r>
-        <w:t>on_manual_input</w:t>
-      </w:r>
-      <w:proofErr w:type="spellEnd"/>
-      <w:r>
-        <w:t>(</w:t>
-      </w:r>
-      <w:proofErr w:type="spellStart"/>
-      <w:r>
-        <w:t>edges</w:t>
-      </w:r>
-      <w:proofErr w:type="spellEnd"/>
-      <w:r>
-        <w:t xml:space="preserve">) </w:t>
-      </w:r>
-      <w:r>
-        <w:t>-</w:t>
-      </w:r>
-      <w:r>
-        <w:t xml:space="preserve"> обрабатывает результат ручного ввода, создаёт граф и обновляет отображение.</w:t>
-      </w:r>
-    </w:p>
-    <w:p>
-      <w:pPr>
-        <w:pStyle w:val="a1"/>
-        <w:numPr>
-          <w:ilvl w:val="0"/>
-          <w:numId w:val="32"/>
-        </w:numPr>
-        <w:tabs>
-          <w:tab w:val="clear" w:pos="720"/>
-          <w:tab w:val="left" w:pos="709"/>
-        </w:tabs>
-      </w:pPr>
-      <w:r>
-        <w:t>_</w:t>
-      </w:r>
-      <w:proofErr w:type="spellStart"/>
-      <w:r>
-        <w:t>update_after_graph_load</w:t>
-      </w:r>
-      <w:proofErr w:type="spellEnd"/>
-      <w:r>
-        <w:t>(</w:t>
-      </w:r>
-      <w:proofErr w:type="spellStart"/>
-      <w:r>
-        <w:t>message</w:t>
-      </w:r>
-      <w:proofErr w:type="spellEnd"/>
-      <w:r>
-        <w:t xml:space="preserve">) </w:t>
-      </w:r>
-      <w:r>
-        <w:t>-</w:t>
-      </w:r>
-      <w:r>
-        <w:t xml:space="preserve"> обновляет интерфейс после загрузки или создания графа: очищает и перерисовывает холст, добавляет сообщение в лог, сохраняет список рёбер.</w:t>
-      </w:r>
-    </w:p>
-    <w:p>
-      <w:pPr>
-        <w:pStyle w:val="a1"/>
-        <w:numPr>
-          <w:ilvl w:val="0"/>
-          <w:numId w:val="32"/>
-        </w:numPr>
-        <w:tabs>
-          <w:tab w:val="clear" w:pos="720"/>
-          <w:tab w:val="left" w:pos="709"/>
-        </w:tabs>
-      </w:pPr>
-      <w:proofErr w:type="spellStart"/>
-      <w:r>
-        <w:t>load_</w:t>
-      </w:r>
-      <w:proofErr w:type="gramStart"/>
-      <w:r>
-        <w:t>graph</w:t>
-      </w:r>
-      <w:proofErr w:type="spellEnd"/>
-      <w:r>
-        <w:t>(</w:t>
-      </w:r>
-      <w:proofErr w:type="gramEnd"/>
-      <w:r>
-        <w:t xml:space="preserve">) </w:t>
-      </w:r>
-      <w:r>
-        <w:t>-</w:t>
-      </w:r>
-      <w:r>
-        <w:t xml:space="preserve"> открывает диалог выбора файла, загружает граф через </w:t>
-      </w:r>
-      <w:proofErr w:type="spellStart"/>
-      <w:r>
-        <w:t>GraphManager</w:t>
-      </w:r>
-      <w:proofErr w:type="spellEnd"/>
-      <w:r>
-        <w:t xml:space="preserve"> и обновляет интерфейс.</w:t>
-      </w:r>
-    </w:p>
-    <w:p>
-      <w:pPr>
-        <w:pStyle w:val="a1"/>
-        <w:numPr>
-          <w:ilvl w:val="0"/>
-          <w:numId w:val="32"/>
-        </w:numPr>
-        <w:tabs>
-          <w:tab w:val="clear" w:pos="720"/>
-          <w:tab w:val="left" w:pos="709"/>
-        </w:tabs>
-      </w:pPr>
-      <w:proofErr w:type="spellStart"/>
-      <w:r>
-        <w:t>load_in_</w:t>
-      </w:r>
-      <w:proofErr w:type="gramStart"/>
-      <w:r>
-        <w:t>ga</w:t>
-      </w:r>
-      <w:proofErr w:type="spellEnd"/>
-      <w:r>
-        <w:t>(</w:t>
-      </w:r>
-      <w:proofErr w:type="gramEnd"/>
-      <w:r>
-        <w:t xml:space="preserve">) </w:t>
-      </w:r>
-      <w:r>
-        <w:t>-</w:t>
-      </w:r>
-      <w:r>
-        <w:t xml:space="preserve"> инициализирует объект </w:t>
-      </w:r>
-      <w:proofErr w:type="spellStart"/>
-      <w:r>
-        <w:t>GeneticAlgorithmMST</w:t>
-      </w:r>
-      <w:proofErr w:type="spellEnd"/>
-      <w:r>
-        <w:t xml:space="preserve"> с параметрами из </w:t>
-      </w:r>
-      <w:proofErr w:type="spellStart"/>
-      <w:r>
-        <w:t>ParameterFrame</w:t>
-      </w:r>
-      <w:proofErr w:type="spellEnd"/>
-      <w:r>
-        <w:t>. Проверяет наличие графа, считывает параметры, создаёт экземпляр алгоритма и сбрасывает график статистики.</w:t>
-      </w:r>
-    </w:p>
-    <w:p>
-      <w:pPr>
-        <w:pStyle w:val="a1"/>
-        <w:numPr>
-          <w:ilvl w:val="0"/>
-          <w:numId w:val="32"/>
-        </w:numPr>
-        <w:tabs>
-          <w:tab w:val="clear" w:pos="720"/>
-          <w:tab w:val="left" w:pos="709"/>
-        </w:tabs>
-      </w:pPr>
-      <w:proofErr w:type="spellStart"/>
-      <w:proofErr w:type="gramStart"/>
-      <w:r>
-        <w:t>reset</w:t>
-      </w:r>
-      <w:proofErr w:type="spellEnd"/>
-      <w:r>
-        <w:t>(</w:t>
-      </w:r>
-      <w:proofErr w:type="gramEnd"/>
-      <w:r>
-        <w:t xml:space="preserve">) </w:t>
-      </w:r>
-      <w:r>
-        <w:t>-</w:t>
-      </w:r>
-      <w:r>
-        <w:t xml:space="preserve"> полностью сбрасывает состояние приложения: останавливает алгоритм, очищает холст, сбрасывает статистику, отключает кнопки управления, очищает список особей и лог.</w:t>
-      </w:r>
-    </w:p>
-    <w:p>
-      <w:pPr>
-        <w:pStyle w:val="a1"/>
-        <w:numPr>
-          <w:ilvl w:val="0"/>
-          <w:numId w:val="32"/>
-        </w:numPr>
-        <w:tabs>
-          <w:tab w:val="clear" w:pos="720"/>
-          <w:tab w:val="left" w:pos="709"/>
-        </w:tabs>
-      </w:pPr>
-      <w:r>
-        <w:lastRenderedPageBreak/>
-        <w:t>_</w:t>
-      </w:r>
-      <w:proofErr w:type="spellStart"/>
-      <w:r>
-        <w:t>populate_individual_</w:t>
-      </w:r>
-      <w:proofErr w:type="gramStart"/>
-      <w:r>
-        <w:t>selector</w:t>
-      </w:r>
-      <w:proofErr w:type="spellEnd"/>
-      <w:r>
-        <w:t>(</w:t>
-      </w:r>
-      <w:proofErr w:type="gramEnd"/>
-      <w:r>
-        <w:t xml:space="preserve">) </w:t>
-      </w:r>
-      <w:r>
-        <w:t>-</w:t>
-      </w:r>
-      <w:r>
-        <w:t xml:space="preserve"> заполняет </w:t>
-      </w:r>
-      <w:proofErr w:type="spellStart"/>
-      <w:r>
-        <w:t>Combobox</w:t>
-      </w:r>
-      <w:proofErr w:type="spellEnd"/>
-      <w:r>
-        <w:t xml:space="preserve"> списком особей из текущей популяции. Для каждой особи формирует строку с рангом, весом и кодом </w:t>
-      </w:r>
-      <w:proofErr w:type="spellStart"/>
-      <w:r>
-        <w:t>Прюфера</w:t>
-      </w:r>
-      <w:proofErr w:type="spellEnd"/>
-      <w:r>
-        <w:t>.</w:t>
-      </w:r>
-    </w:p>
-    <w:p>
-      <w:pPr>
-        <w:pStyle w:val="a1"/>
-        <w:numPr>
-          <w:ilvl w:val="0"/>
-          <w:numId w:val="32"/>
-        </w:numPr>
-        <w:tabs>
-          <w:tab w:val="clear" w:pos="720"/>
-          <w:tab w:val="left" w:pos="709"/>
-        </w:tabs>
-      </w:pPr>
-      <w:r>
-        <w:t>_</w:t>
-      </w:r>
-      <w:proofErr w:type="spellStart"/>
-      <w:r>
-        <w:t>on_individual_selected</w:t>
-      </w:r>
-      <w:proofErr w:type="spellEnd"/>
-      <w:r>
-        <w:t>(</w:t>
-      </w:r>
-      <w:proofErr w:type="spellStart"/>
-      <w:r>
-        <w:t>event</w:t>
-      </w:r>
-      <w:proofErr w:type="spellEnd"/>
-      <w:r>
-        <w:t>=</w:t>
-      </w:r>
-      <w:proofErr w:type="spellStart"/>
-      <w:r>
-        <w:t>None</w:t>
-      </w:r>
-      <w:proofErr w:type="spellEnd"/>
-      <w:r>
-        <w:t xml:space="preserve">) </w:t>
-      </w:r>
-      <w:r>
-        <w:t>-</w:t>
-      </w:r>
-      <w:r>
-        <w:t xml:space="preserve"> обрабатывает выбор особи из </w:t>
-      </w:r>
-      <w:proofErr w:type="spellStart"/>
-      <w:r>
-        <w:t>Combobox</w:t>
-      </w:r>
-      <w:proofErr w:type="spellEnd"/>
-      <w:r>
-        <w:t>: обновляет информационную метку и перерисовывает граф с подсветкой рёбер выбранной особи.</w:t>
-      </w:r>
-    </w:p>
-    <w:p>
-      <w:pPr>
-        <w:pStyle w:val="a1"/>
-        <w:numPr>
-          <w:ilvl w:val="0"/>
-          <w:numId w:val="32"/>
-        </w:numPr>
-        <w:tabs>
-          <w:tab w:val="clear" w:pos="720"/>
-          <w:tab w:val="left" w:pos="709"/>
-        </w:tabs>
-      </w:pPr>
-      <w:r>
-        <w:t>_</w:t>
-      </w:r>
-      <w:proofErr w:type="spellStart"/>
-      <w:r>
-        <w:t>redraw_with_selected</w:t>
-      </w:r>
-      <w:proofErr w:type="spellEnd"/>
-      <w:r>
-        <w:t>(</w:t>
-      </w:r>
-      <w:proofErr w:type="spellStart"/>
-      <w:r>
-        <w:t>selected_edges</w:t>
-      </w:r>
-      <w:proofErr w:type="spellEnd"/>
-      <w:r>
-        <w:t>=</w:t>
-      </w:r>
-      <w:proofErr w:type="spellStart"/>
-      <w:r>
-        <w:t>None</w:t>
-      </w:r>
-      <w:proofErr w:type="spellEnd"/>
-      <w:r>
-        <w:t xml:space="preserve">) </w:t>
-      </w:r>
-      <w:r>
-        <w:t>-</w:t>
-      </w:r>
-      <w:r>
-        <w:t xml:space="preserve"> перерисовывает граф с учётом лучшего МОД и рёбер выбранной особи (если они переданы).</w:t>
-      </w:r>
-    </w:p>
-    <w:p>
-      <w:pPr>
-        <w:pStyle w:val="a1"/>
-        <w:numPr>
-          <w:ilvl w:val="0"/>
-          <w:numId w:val="32"/>
-        </w:numPr>
-        <w:tabs>
-          <w:tab w:val="clear" w:pos="720"/>
-          <w:tab w:val="left" w:pos="709"/>
-        </w:tabs>
-      </w:pPr>
-      <w:proofErr w:type="spellStart"/>
-      <w:r>
-        <w:t>show_</w:t>
-      </w:r>
-      <w:proofErr w:type="gramStart"/>
-      <w:r>
-        <w:t>stats</w:t>
-      </w:r>
-      <w:proofErr w:type="spellEnd"/>
-      <w:r>
-        <w:t>(</w:t>
-      </w:r>
-      <w:proofErr w:type="gramEnd"/>
-      <w:r>
-        <w:t xml:space="preserve">) </w:t>
-      </w:r>
-      <w:r>
-        <w:t>-</w:t>
-      </w:r>
-      <w:r>
-        <w:t xml:space="preserve"> обновляет статистику в </w:t>
-      </w:r>
-      <w:proofErr w:type="spellStart"/>
-      <w:r>
-        <w:t>StatisticsFrame</w:t>
-      </w:r>
-      <w:proofErr w:type="spellEnd"/>
-      <w:r>
-        <w:t xml:space="preserve"> на основе данных из </w:t>
-      </w:r>
-      <w:proofErr w:type="spellStart"/>
-      <w:r>
-        <w:t>GeneticAlgorithmMST</w:t>
-      </w:r>
-      <w:proofErr w:type="spellEnd"/>
-      <w:r>
-        <w:t>. При обнаружении нового лучшего решения добавляет запись в лог.</w:t>
-      </w:r>
-    </w:p>
-    <w:p>
-      <w:pPr>
-        <w:pStyle w:val="a1"/>
-        <w:numPr>
-          <w:ilvl w:val="0"/>
-          <w:numId w:val="32"/>
-        </w:numPr>
-        <w:tabs>
-          <w:tab w:val="clear" w:pos="720"/>
-          <w:tab w:val="left" w:pos="709"/>
-        </w:tabs>
-      </w:pPr>
-      <w:r>
-        <w:t>_</w:t>
-      </w:r>
-      <w:proofErr w:type="spellStart"/>
-      <w:r>
-        <w:t>is_valid_solution</w:t>
-      </w:r>
-      <w:proofErr w:type="spellEnd"/>
-      <w:r>
-        <w:t>(</w:t>
-      </w:r>
-      <w:proofErr w:type="spellStart"/>
-      <w:r>
-        <w:t>solution</w:t>
-      </w:r>
-      <w:proofErr w:type="spellEnd"/>
-      <w:r>
-        <w:t xml:space="preserve">) </w:t>
-      </w:r>
-      <w:r>
-        <w:t>-</w:t>
-      </w:r>
-      <w:r>
-        <w:t xml:space="preserve"> проверяет </w:t>
-      </w:r>
-      <w:r>
-        <w:t>корректность</w:t>
-      </w:r>
-      <w:r>
-        <w:t xml:space="preserve"> решения (является ли набор рёбер деревом)</w:t>
-      </w:r>
-      <w:r>
-        <w:t>.</w:t>
-      </w:r>
-    </w:p>
-    <w:p>
-      <w:pPr>
-        <w:pStyle w:val="a1"/>
-        <w:numPr>
-          <w:ilvl w:val="0"/>
-          <w:numId w:val="32"/>
-        </w:numPr>
-        <w:tabs>
-          <w:tab w:val="clear" w:pos="720"/>
-          <w:tab w:val="left" w:pos="709"/>
-        </w:tabs>
-      </w:pPr>
-      <w:proofErr w:type="spellStart"/>
-      <w:r>
-        <w:t>update_</w:t>
-      </w:r>
-      <w:proofErr w:type="gramStart"/>
-      <w:r>
-        <w:t>plot</w:t>
-      </w:r>
-      <w:proofErr w:type="spellEnd"/>
-      <w:r>
-        <w:t>(</w:t>
-      </w:r>
-      <w:proofErr w:type="gramEnd"/>
-      <w:r>
-        <w:t xml:space="preserve">) </w:t>
-      </w:r>
-      <w:r>
-        <w:t>-</w:t>
-      </w:r>
-      <w:r>
-        <w:t xml:space="preserve"> обновляет список особей в селекторе и перерисовывает граф с текущим лучшим решением. Управляет доступностью кнопок </w:t>
-      </w:r>
-      <w:r>
-        <w:t>управления</w:t>
-      </w:r>
-      <w:r>
-        <w:t>.</w:t>
-      </w:r>
-    </w:p>
-    <w:p>
-      <w:pPr>
-        <w:pStyle w:val="a1"/>
-        <w:numPr>
-          <w:ilvl w:val="0"/>
-          <w:numId w:val="32"/>
-        </w:numPr>
-        <w:tabs>
-          <w:tab w:val="clear" w:pos="720"/>
-          <w:tab w:val="left" w:pos="709"/>
-        </w:tabs>
-      </w:pPr>
-      <w:proofErr w:type="spellStart"/>
-      <w:r>
-        <w:t>run_</w:t>
-      </w:r>
-      <w:proofErr w:type="gramStart"/>
-      <w:r>
-        <w:t>algorithm</w:t>
-      </w:r>
-      <w:proofErr w:type="spellEnd"/>
-      <w:r>
-        <w:t>(</w:t>
-      </w:r>
-      <w:proofErr w:type="gramEnd"/>
-      <w:r>
-        <w:t xml:space="preserve">) </w:t>
-      </w:r>
-      <w:r>
-        <w:t>-</w:t>
-      </w:r>
-      <w:r>
-        <w:t xml:space="preserve"> запускает генетический алгоритм: инициализирует GA, выполняет один шаг для демонстрации и обновляет интерфейс. При ошибках выводит сообщение в лог и диалоговое окно.</w:t>
-      </w:r>
-    </w:p>
-    <w:p>
-      <w:pPr>
-        <w:pStyle w:val="a1"/>
-        <w:numPr>
-          <w:ilvl w:val="0"/>
-          <w:numId w:val="32"/>
-        </w:numPr>
-        <w:tabs>
-          <w:tab w:val="clear" w:pos="720"/>
-          <w:tab w:val="left" w:pos="709"/>
-        </w:tabs>
-      </w:pPr>
-      <w:proofErr w:type="spellStart"/>
-      <w:r>
-        <w:t>next_</w:t>
-      </w:r>
-      <w:proofErr w:type="gramStart"/>
-      <w:r>
-        <w:t>step</w:t>
-      </w:r>
-      <w:proofErr w:type="spellEnd"/>
-      <w:r>
-        <w:t>(</w:t>
-      </w:r>
-      <w:proofErr w:type="gramEnd"/>
-      <w:r>
-        <w:t xml:space="preserve">) </w:t>
-      </w:r>
-      <w:r>
-        <w:t>-</w:t>
-      </w:r>
-      <w:r>
-        <w:t xml:space="preserve"> выполняет шаг вперёд, обновляет отображение и добавляет запись в лог.</w:t>
-      </w:r>
-    </w:p>
-    <w:p>
-      <w:pPr>
-        <w:pStyle w:val="a1"/>
-        <w:numPr>
-          <w:ilvl w:val="0"/>
-          <w:numId w:val="32"/>
-        </w:numPr>
-        <w:tabs>
-          <w:tab w:val="clear" w:pos="720"/>
-          <w:tab w:val="left" w:pos="709"/>
-        </w:tabs>
-      </w:pPr>
-      <w:proofErr w:type="spellStart"/>
-      <w:r>
-        <w:t>prev_</w:t>
-      </w:r>
-      <w:proofErr w:type="gramStart"/>
-      <w:r>
-        <w:t>step</w:t>
-      </w:r>
-      <w:proofErr w:type="spellEnd"/>
-      <w:r>
-        <w:t>(</w:t>
-      </w:r>
-      <w:proofErr w:type="gramEnd"/>
-      <w:r>
-        <w:t xml:space="preserve">) </w:t>
-      </w:r>
-      <w:r>
-        <w:t>-</w:t>
-      </w:r>
-      <w:r>
-        <w:t xml:space="preserve"> выполняет откат на шаг назад с использованием </w:t>
-      </w:r>
-      <w:proofErr w:type="spellStart"/>
-      <w:proofErr w:type="gramStart"/>
-      <w:r>
-        <w:t>ga.rollback</w:t>
-      </w:r>
-      <w:proofErr w:type="spellEnd"/>
-      <w:proofErr w:type="gramEnd"/>
-      <w:r>
-        <w:t xml:space="preserve">(), синхронизирует график статистики с помощью </w:t>
-      </w:r>
-      <w:proofErr w:type="spellStart"/>
-      <w:proofErr w:type="gramStart"/>
-      <w:r>
-        <w:t>truncate</w:t>
-      </w:r>
-      <w:proofErr w:type="spellEnd"/>
-      <w:r>
-        <w:t>(</w:t>
-      </w:r>
-      <w:proofErr w:type="gramEnd"/>
-      <w:r>
-        <w:t>) и обновляет отображение.</w:t>
-      </w:r>
-    </w:p>
-    <w:p>
-      <w:pPr>
-        <w:pStyle w:val="a1"/>
-        <w:numPr>
-          <w:ilvl w:val="0"/>
-          <w:numId w:val="32"/>
-        </w:numPr>
-        <w:tabs>
-          <w:tab w:val="clear" w:pos="720"/>
-          <w:tab w:val="left" w:pos="709"/>
-        </w:tabs>
-      </w:pPr>
-      <w:proofErr w:type="spellStart"/>
-      <w:r>
-        <w:t>skip_to_</w:t>
-      </w:r>
-      <w:proofErr w:type="gramStart"/>
-      <w:r>
-        <w:t>end</w:t>
-      </w:r>
-      <w:proofErr w:type="spellEnd"/>
-      <w:r>
-        <w:t>(</w:t>
-      </w:r>
-      <w:proofErr w:type="gramEnd"/>
-      <w:r>
-        <w:t xml:space="preserve">) </w:t>
-      </w:r>
-      <w:r>
-        <w:t>-</w:t>
-      </w:r>
-      <w:r>
-        <w:t xml:space="preserve"> выполняет пропуск к финальному поколению: отключает </w:t>
-      </w:r>
-      <w:proofErr w:type="spellStart"/>
-      <w:r>
-        <w:t>автопроигрывание</w:t>
-      </w:r>
-      <w:proofErr w:type="spellEnd"/>
-      <w:r>
-        <w:t xml:space="preserve">, запускает </w:t>
-      </w:r>
-      <w:proofErr w:type="spellStart"/>
-      <w:proofErr w:type="gramStart"/>
-      <w:r>
-        <w:t>ga.run</w:t>
-      </w:r>
-      <w:proofErr w:type="spellEnd"/>
-      <w:r>
-        <w:t>(</w:t>
-      </w:r>
-      <w:proofErr w:type="gramEnd"/>
-      <w:r>
-        <w:t>) на оставшееся количество поколений, выполняет обновление графика и отображает итоговое решение.</w:t>
-      </w:r>
-    </w:p>
-    <w:p>
-      <w:pPr>
-        <w:pStyle w:val="a1"/>
-        <w:numPr>
-          <w:ilvl w:val="0"/>
-          <w:numId w:val="32"/>
-        </w:numPr>
-        <w:tabs>
-          <w:tab w:val="clear" w:pos="720"/>
-          <w:tab w:val="left" w:pos="709"/>
-        </w:tabs>
-      </w:pPr>
-      <w:proofErr w:type="spellStart"/>
-      <w:r>
-        <w:t>toggle_</w:t>
-      </w:r>
-      <w:proofErr w:type="gramStart"/>
-      <w:r>
-        <w:t>play</w:t>
-      </w:r>
-      <w:proofErr w:type="spellEnd"/>
-      <w:r>
-        <w:t>(</w:t>
-      </w:r>
-      <w:proofErr w:type="gramEnd"/>
-      <w:r>
-        <w:t xml:space="preserve">) </w:t>
-      </w:r>
-      <w:r>
-        <w:t>-</w:t>
-      </w:r>
-      <w:r>
-        <w:t xml:space="preserve"> переключает режим </w:t>
-      </w:r>
-      <w:proofErr w:type="spellStart"/>
-      <w:r>
-        <w:t>автопроигрывания</w:t>
-      </w:r>
-      <w:proofErr w:type="spellEnd"/>
-      <w:r>
-        <w:t>, обновляет текст кнопки.</w:t>
-      </w:r>
-    </w:p>
-    <w:p>
-      <w:pPr>
-        <w:pStyle w:val="a1"/>
-        <w:numPr>
-          <w:ilvl w:val="0"/>
-          <w:numId w:val="32"/>
-        </w:numPr>
-        <w:tabs>
-          <w:tab w:val="clear" w:pos="720"/>
-          <w:tab w:val="left" w:pos="709"/>
-        </w:tabs>
-      </w:pPr>
-      <w:proofErr w:type="spellStart"/>
-      <w:r>
-        <w:lastRenderedPageBreak/>
-        <w:t>play_</w:t>
-      </w:r>
-      <w:proofErr w:type="gramStart"/>
-      <w:r>
-        <w:t>loop</w:t>
-      </w:r>
-      <w:proofErr w:type="spellEnd"/>
-      <w:r>
-        <w:t>(</w:t>
-      </w:r>
-      <w:proofErr w:type="gramEnd"/>
-      <w:r>
-        <w:t xml:space="preserve">) </w:t>
-      </w:r>
-      <w:r>
-        <w:t>-</w:t>
-      </w:r>
-      <w:r>
-        <w:t xml:space="preserve"> циклически выполняет </w:t>
-      </w:r>
-      <w:proofErr w:type="spellStart"/>
-      <w:r>
-        <w:t>next_</w:t>
-      </w:r>
-      <w:proofErr w:type="gramStart"/>
-      <w:r>
-        <w:t>step</w:t>
-      </w:r>
-      <w:proofErr w:type="spellEnd"/>
-      <w:r>
-        <w:t>(</w:t>
-      </w:r>
-      <w:proofErr w:type="gramEnd"/>
-      <w:r>
-        <w:t>) с задержкой 500 мс.</w:t>
-      </w:r>
-    </w:p>
-    <w:p>
-      <w:pPr>
-        <w:pStyle w:val="a1"/>
-      </w:pPr>
-      <w:proofErr w:type="spellStart"/>
-      <w:r>
-        <w:rPr>
-          <w:b/>
-          <w:bCs/>
-        </w:rPr>
-        <w:t>class</w:t>
-      </w:r>
-      <w:proofErr w:type="spellEnd"/>
-      <w:r>
-        <w:rPr>
-          <w:b/>
-          <w:bCs/>
-        </w:rPr>
-        <w:t xml:space="preserve"> </w:t>
-      </w:r>
-      <w:proofErr w:type="spellStart"/>
-      <w:r>
-        <w:rPr>
-          <w:b/>
-          <w:bCs/>
-        </w:rPr>
-        <w:t>GenerateGraphDialog</w:t>
-      </w:r>
-      <w:proofErr w:type="spellEnd"/>
-    </w:p>
-    <w:p>
-      <w:pPr>
-        <w:pStyle w:val="a1"/>
-      </w:pPr>
-      <w:r>
-        <w:t>Класс диалогового окна для генерации случайного графа с заданными параметрами.</w:t>
-      </w:r>
-    </w:p>
-    <w:p>
-      <w:pPr>
-        <w:pStyle w:val="a1"/>
-      </w:pPr>
-      <w:r>
-        <w:t>Поля класса:</w:t>
-      </w:r>
-    </w:p>
-    <w:p>
-      <w:pPr>
-        <w:pStyle w:val="a1"/>
-        <w:numPr>
-          <w:ilvl w:val="0"/>
-          <w:numId w:val="33"/>
-        </w:numPr>
-        <w:tabs>
-          <w:tab w:val="clear" w:pos="720"/>
-          <w:tab w:val="left" w:pos="709"/>
-        </w:tabs>
-      </w:pPr>
-      <w:proofErr w:type="spellStart"/>
-      <w:r>
-        <w:t>window</w:t>
-      </w:r>
-      <w:proofErr w:type="spellEnd"/>
-      <w:r>
-        <w:t xml:space="preserve"> </w:t>
-      </w:r>
-      <w:r>
-        <w:rPr>
-          <w:lang w:val="en-US"/>
-        </w:rPr>
-        <w:t xml:space="preserve">- </w:t>
-      </w:r>
-      <w:r>
-        <w:t>диалоговое окно.</w:t>
-      </w:r>
-    </w:p>
-    <w:p>
-      <w:pPr>
-        <w:pStyle w:val="a1"/>
-        <w:numPr>
-          <w:ilvl w:val="0"/>
-          <w:numId w:val="33"/>
-        </w:numPr>
-        <w:tabs>
-          <w:tab w:val="clear" w:pos="720"/>
-          <w:tab w:val="left" w:pos="709"/>
-        </w:tabs>
-      </w:pPr>
-      <w:proofErr w:type="spellStart"/>
-      <w:r>
-        <w:t>vertices</w:t>
-      </w:r>
-      <w:proofErr w:type="spellEnd"/>
-      <w:r>
-        <w:t xml:space="preserve"> - </w:t>
-      </w:r>
-      <w:r>
-        <w:t>поле ввода числа вершин.</w:t>
-      </w:r>
-    </w:p>
-    <w:p>
-      <w:pPr>
-        <w:pStyle w:val="a1"/>
-        <w:numPr>
-          <w:ilvl w:val="0"/>
-          <w:numId w:val="33"/>
-        </w:numPr>
-        <w:tabs>
-          <w:tab w:val="clear" w:pos="720"/>
-          <w:tab w:val="left" w:pos="709"/>
-        </w:tabs>
-      </w:pPr>
-      <w:proofErr w:type="spellStart"/>
-      <w:r>
-        <w:t>probability</w:t>
-      </w:r>
-      <w:proofErr w:type="spellEnd"/>
-      <w:r>
-        <w:t xml:space="preserve"> </w:t>
-      </w:r>
-      <w:r>
-        <w:t xml:space="preserve">- </w:t>
-      </w:r>
-      <w:r>
-        <w:t>поле ввода вероятности появления ребра.</w:t>
-      </w:r>
-    </w:p>
-    <w:p>
-      <w:pPr>
-        <w:pStyle w:val="a1"/>
-        <w:numPr>
-          <w:ilvl w:val="0"/>
-          <w:numId w:val="33"/>
-        </w:numPr>
-        <w:tabs>
-          <w:tab w:val="clear" w:pos="720"/>
-          <w:tab w:val="left" w:pos="709"/>
-        </w:tabs>
-      </w:pPr>
-      <w:proofErr w:type="spellStart"/>
-      <w:r>
-        <w:t>min_weight</w:t>
-      </w:r>
-      <w:proofErr w:type="spellEnd"/>
-      <w:r>
-        <w:t xml:space="preserve"> </w:t>
-      </w:r>
-      <w:r>
-        <w:t>-</w:t>
-      </w:r>
-      <w:r>
-        <w:t xml:space="preserve"> поле ввода минимального веса.</w:t>
-      </w:r>
-    </w:p>
-    <w:p>
-      <w:pPr>
-        <w:pStyle w:val="a1"/>
-        <w:numPr>
-          <w:ilvl w:val="0"/>
-          <w:numId w:val="33"/>
-        </w:numPr>
-        <w:tabs>
-          <w:tab w:val="clear" w:pos="720"/>
-          <w:tab w:val="left" w:pos="709"/>
-        </w:tabs>
-      </w:pPr>
-      <w:proofErr w:type="spellStart"/>
-      <w:r>
-        <w:t>max_weight</w:t>
-      </w:r>
-      <w:proofErr w:type="spellEnd"/>
-      <w:r>
-        <w:t xml:space="preserve"> -</w:t>
-      </w:r>
-      <w:r>
-        <w:t xml:space="preserve"> поле ввода максимального веса.</w:t>
-      </w:r>
-    </w:p>
-    <w:p>
-      <w:pPr>
-        <w:pStyle w:val="a1"/>
-      </w:pPr>
-      <w:r>
-        <w:t>Методы класса:</w:t>
-      </w:r>
-    </w:p>
-    <w:p>
-      <w:pPr>
-        <w:pStyle w:val="a1"/>
-        <w:numPr>
-          <w:ilvl w:val="0"/>
-          <w:numId w:val="34"/>
-        </w:numPr>
-        <w:tabs>
-          <w:tab w:val="clear" w:pos="720"/>
-          <w:tab w:val="left" w:pos="709"/>
-        </w:tabs>
-      </w:pPr>
-      <w:r>
-        <w:t>__</w:t>
-      </w:r>
-      <w:proofErr w:type="spellStart"/>
-      <w:r>
-        <w:t>init</w:t>
-      </w:r>
-      <w:proofErr w:type="spellEnd"/>
-      <w:r>
-        <w:t>_</w:t>
-      </w:r>
-      <w:proofErr w:type="gramStart"/>
-      <w:r>
-        <w:t>_(</w:t>
-      </w:r>
-      <w:proofErr w:type="spellStart"/>
-      <w:proofErr w:type="gramEnd"/>
-      <w:r>
-        <w:t>parent</w:t>
-      </w:r>
-      <w:proofErr w:type="spellEnd"/>
-      <w:r>
-        <w:t xml:space="preserve">, </w:t>
-      </w:r>
-      <w:proofErr w:type="spellStart"/>
-      <w:r>
-        <w:t>on_generate</w:t>
-      </w:r>
-      <w:proofErr w:type="spellEnd"/>
-      <w:r>
-        <w:t xml:space="preserve">) </w:t>
-      </w:r>
-      <w:r>
-        <w:t>-</w:t>
-      </w:r>
-      <w:r>
-        <w:t xml:space="preserve"> создаёт диалоговое окно с полями ввода и кнопками "Сгенерировать" и "Отмена".</w:t>
-      </w:r>
-    </w:p>
-    <w:p>
-      <w:pPr>
-        <w:pStyle w:val="a1"/>
-        <w:numPr>
-          <w:ilvl w:val="0"/>
-          <w:numId w:val="34"/>
-        </w:numPr>
-        <w:tabs>
-          <w:tab w:val="clear" w:pos="720"/>
-          <w:tab w:val="left" w:pos="709"/>
-        </w:tabs>
-      </w:pPr>
-      <w:r>
-        <w:t>_</w:t>
-      </w:r>
-      <w:proofErr w:type="spellStart"/>
-      <w:proofErr w:type="gramStart"/>
-      <w:r>
-        <w:t>create</w:t>
-      </w:r>
-      <w:proofErr w:type="spellEnd"/>
-      <w:r>
-        <w:t>(</w:t>
-      </w:r>
-      <w:proofErr w:type="gramEnd"/>
-      <w:r>
-        <w:t xml:space="preserve">) </w:t>
-      </w:r>
-      <w:r>
-        <w:t>-</w:t>
-      </w:r>
-      <w:r>
-        <w:t xml:space="preserve"> считывает значения из полей, вызывает функцию обратного вызова </w:t>
-      </w:r>
-      <w:proofErr w:type="spellStart"/>
-      <w:r>
-        <w:t>on_generate</w:t>
-      </w:r>
-      <w:proofErr w:type="spellEnd"/>
-      <w:r>
-        <w:t xml:space="preserve"> с параметрами и закрывает окно.</w:t>
-      </w:r>
-    </w:p>
-    <w:p>
-      <w:pPr>
-        <w:pStyle w:val="a1"/>
-      </w:pPr>
-      <w:proofErr w:type="spellStart"/>
-      <w:r>
-        <w:rPr>
-          <w:b/>
-          <w:bCs/>
-        </w:rPr>
-        <w:t>class</w:t>
-      </w:r>
-      <w:proofErr w:type="spellEnd"/>
-      <w:r>
-        <w:rPr>
-          <w:b/>
-          <w:bCs/>
-        </w:rPr>
-        <w:t xml:space="preserve"> </w:t>
-      </w:r>
-      <w:proofErr w:type="spellStart"/>
-      <w:r>
-        <w:rPr>
-          <w:b/>
-          <w:bCs/>
-        </w:rPr>
-        <w:t>ManualInputDialog</w:t>
-      </w:r>
-      <w:proofErr w:type="spellEnd"/>
-    </w:p>
-    <w:p>
-      <w:pPr>
-        <w:pStyle w:val="a1"/>
-      </w:pPr>
-      <w:r>
-        <w:t>Класс диалогового окна для ручного ввода графа в текстовом формате.</w:t>
-      </w:r>
-    </w:p>
-    <w:p>
-      <w:pPr>
-        <w:pStyle w:val="a1"/>
-      </w:pPr>
-      <w:r>
-        <w:t>Поля класса:</w:t>
-      </w:r>
-    </w:p>
-    <w:p>
-      <w:pPr>
-        <w:pStyle w:val="a1"/>
-        <w:numPr>
-          <w:ilvl w:val="0"/>
-          <w:numId w:val="35"/>
-        </w:numPr>
-        <w:tabs>
-          <w:tab w:val="clear" w:pos="720"/>
-          <w:tab w:val="left" w:pos="709"/>
-        </w:tabs>
-      </w:pPr>
-      <w:proofErr w:type="spellStart"/>
-      <w:r>
-        <w:t>window</w:t>
-      </w:r>
-      <w:proofErr w:type="spellEnd"/>
-      <w:r>
-        <w:t xml:space="preserve"> </w:t>
-      </w:r>
-      <w:r>
-        <w:rPr>
-          <w:lang w:val="en-US"/>
-        </w:rPr>
-        <w:t xml:space="preserve">- </w:t>
-      </w:r>
-      <w:r>
-        <w:t>диалоговое окно.</w:t>
-      </w:r>
-    </w:p>
-    <w:p>
-      <w:pPr>
-        <w:pStyle w:val="a1"/>
-        <w:numPr>
-          <w:ilvl w:val="0"/>
-          <w:numId w:val="35"/>
-        </w:numPr>
-        <w:tabs>
-          <w:tab w:val="clear" w:pos="720"/>
-          <w:tab w:val="left" w:pos="709"/>
-        </w:tabs>
-      </w:pPr>
-      <w:proofErr w:type="spellStart"/>
-      <w:r>
-        <w:t>txt_input</w:t>
-      </w:r>
-      <w:proofErr w:type="spellEnd"/>
-      <w:r>
-        <w:t xml:space="preserve"> </w:t>
-      </w:r>
-      <w:r>
-        <w:t xml:space="preserve">- </w:t>
-      </w:r>
-      <w:r>
-        <w:t>текстовое поле для ввода рёбер.</w:t>
-      </w:r>
-    </w:p>
-    <w:p>
-      <w:pPr>
-        <w:pStyle w:val="a1"/>
-      </w:pPr>
-      <w:r>
-        <w:t>Методы класса:</w:t>
-      </w:r>
-    </w:p>
-    <w:p>
-      <w:pPr>
-        <w:pStyle w:val="a1"/>
-        <w:numPr>
-          <w:ilvl w:val="0"/>
-          <w:numId w:val="36"/>
-        </w:numPr>
-        <w:tabs>
-          <w:tab w:val="clear" w:pos="720"/>
-          <w:tab w:val="left" w:pos="709"/>
-        </w:tabs>
-      </w:pPr>
-      <w:r>
-        <w:t>__</w:t>
-      </w:r>
-      <w:proofErr w:type="spellStart"/>
-      <w:r>
-        <w:t>init</w:t>
-      </w:r>
-      <w:proofErr w:type="spellEnd"/>
-      <w:r>
-        <w:t>_</w:t>
-      </w:r>
-      <w:proofErr w:type="gramStart"/>
-      <w:r>
-        <w:t>_(</w:t>
-      </w:r>
-      <w:proofErr w:type="spellStart"/>
-      <w:proofErr w:type="gramEnd"/>
-      <w:r>
-        <w:t>parent</w:t>
-      </w:r>
-      <w:proofErr w:type="spellEnd"/>
-      <w:r>
-        <w:t xml:space="preserve">, </w:t>
-      </w:r>
-      <w:proofErr w:type="spellStart"/>
-      <w:r>
-        <w:t>on_save</w:t>
-      </w:r>
-      <w:proofErr w:type="spellEnd"/>
-      <w:r>
-        <w:t xml:space="preserve">) </w:t>
-      </w:r>
-      <w:r>
-        <w:t>-</w:t>
-      </w:r>
-      <w:r>
-        <w:t xml:space="preserve"> создаёт диалоговое окно с текстовым полем, инструкцией по вводу и кнопками "Применить" и "Отмена". Заполняет поле примером данных.</w:t>
-      </w:r>
-    </w:p>
-    <w:p>
-      <w:pPr>
-        <w:pStyle w:val="a1"/>
-        <w:numPr>
-          <w:ilvl w:val="0"/>
-          <w:numId w:val="36"/>
-        </w:numPr>
-        <w:tabs>
-          <w:tab w:val="clear" w:pos="720"/>
-          <w:tab w:val="left" w:pos="709"/>
-        </w:tabs>
-      </w:pPr>
-      <w:r>
-        <w:t>_</w:t>
-      </w:r>
-      <w:proofErr w:type="spellStart"/>
-      <w:r>
-        <w:t>parse_and_</w:t>
-      </w:r>
-      <w:proofErr w:type="gramStart"/>
-      <w:r>
-        <w:t>save</w:t>
-      </w:r>
-      <w:proofErr w:type="spellEnd"/>
-      <w:r>
-        <w:t>(</w:t>
-      </w:r>
-      <w:proofErr w:type="gramEnd"/>
-      <w:r>
-        <w:t xml:space="preserve">) </w:t>
-      </w:r>
-      <w:r>
-        <w:t>-</w:t>
-      </w:r>
-      <w:r>
-        <w:t xml:space="preserve"> </w:t>
-      </w:r>
-      <w:r>
-        <w:t>обрабатывает</w:t>
-      </w:r>
-      <w:r>
-        <w:t xml:space="preserve"> текстов</w:t>
-      </w:r>
-      <w:r>
-        <w:t>ый</w:t>
-      </w:r>
-      <w:r>
-        <w:t xml:space="preserve"> ввод: разбивает на строки, каждую строку разбивает на три части (u, v, w), преобразует к типам </w:t>
-      </w:r>
-      <w:proofErr w:type="spellStart"/>
-      <w:r>
-        <w:t>int</w:t>
-      </w:r>
-      <w:proofErr w:type="spellEnd"/>
-      <w:r>
-        <w:t xml:space="preserve"> и </w:t>
-      </w:r>
-      <w:proofErr w:type="spellStart"/>
-      <w:r>
-        <w:t>float</w:t>
-      </w:r>
-      <w:proofErr w:type="spellEnd"/>
-      <w:r>
-        <w:t>. При ошибках формата выводит сообщение. При успешн</w:t>
-      </w:r>
-      <w:r>
-        <w:t xml:space="preserve">ой обработке </w:t>
-      </w:r>
-      <w:r>
-        <w:t xml:space="preserve">вызывает </w:t>
-      </w:r>
-      <w:proofErr w:type="spellStart"/>
-      <w:r>
-        <w:t>on_save</w:t>
-      </w:r>
-      <w:proofErr w:type="spellEnd"/>
-      <w:r>
-        <w:t xml:space="preserve"> с полученным списком рёбер и закрывает окно.</w:t>
-      </w:r>
-    </w:p>
-    <w:p>
-      <w:pPr>
-        <w:pStyle w:val="a1"/>
-      </w:pPr>
-    </w:p>
-    <w:p>
-      <w:pPr>
         <w:pStyle w:val="a"/>
         <w:numPr>
           <w:ilvl w:val="0"/>
           <w:numId w:val="0"/>
         </w:numPr>
-        <w:ind w:left="1069"/>
+      </w:pPr>
+      <w:r>
+        <w:tab/>
+      </w:r>
+      <w:r>
+        <w:t xml:space="preserve">Графический интерфейс разработан с использованием стандартной библиотеки </w:t>
+      </w:r>
+      <w:proofErr w:type="spellStart"/>
+      <w:r>
+        <w:t>Tkinter</w:t>
+      </w:r>
+      <w:proofErr w:type="spellEnd"/>
+      <w:r>
+        <w:t xml:space="preserve">, а также библиотек </w:t>
+      </w:r>
+      <w:proofErr w:type="spellStart"/>
+      <w:r>
+        <w:t>Matplotlib</w:t>
+      </w:r>
+      <w:proofErr w:type="spellEnd"/>
+      <w:r>
+        <w:t xml:space="preserve"> и </w:t>
+      </w:r>
+      <w:proofErr w:type="spellStart"/>
+      <w:r>
+        <w:t>NetworkX</w:t>
+      </w:r>
+      <w:proofErr w:type="spellEnd"/>
+      <w:r>
+        <w:t xml:space="preserve"> для динамической отрисовки графов и построения графиков сходимости. Интерфейс организован по модульному принципу, разделяя функциональность на компоненты, что обеспечивает удобство в расширении и внесении изменений.</w:t>
+      </w:r>
+    </w:p>
+    <w:p>
+      <w:pPr>
+        <w:pStyle w:val="a"/>
+        <w:numPr>
+          <w:ilvl w:val="0"/>
+          <w:numId w:val="0"/>
+        </w:numPr>
+      </w:pPr>
+      <w:r>
+        <w:tab/>
+      </w:r>
+      <w:r>
+        <w:t>Класс </w:t>
+      </w:r>
+      <w:proofErr w:type="spellStart"/>
+      <w:r>
+        <w:t>GraphDrawer</w:t>
+      </w:r>
+      <w:proofErr w:type="spellEnd"/>
+      <w:r>
+        <w:t xml:space="preserve"> предназначен для отрисовки графа и выделения найденного минимального </w:t>
+      </w:r>
+      <w:proofErr w:type="spellStart"/>
+      <w:r>
+        <w:t>остовного</w:t>
+      </w:r>
+      <w:proofErr w:type="spellEnd"/>
+      <w:r>
+        <w:t xml:space="preserve"> дерева. Конструктор класса принимает виджет </w:t>
+      </w:r>
+      <w:proofErr w:type="spellStart"/>
+      <w:r>
+        <w:t>Canvas</w:t>
+      </w:r>
+      <w:proofErr w:type="spellEnd"/>
+      <w:r>
+        <w:t xml:space="preserve"> из </w:t>
+      </w:r>
+      <w:proofErr w:type="spellStart"/>
+      <w:r>
+        <w:t>Tkinter</w:t>
+      </w:r>
+      <w:proofErr w:type="spellEnd"/>
+      <w:r>
+        <w:t xml:space="preserve">, создаёт фигуру </w:t>
+      </w:r>
+      <w:proofErr w:type="spellStart"/>
+      <w:r>
+        <w:t>Matplotlib</w:t>
+      </w:r>
+      <w:proofErr w:type="spellEnd"/>
+      <w:r>
+        <w:t xml:space="preserve"> с белым фоном и интегрирует её в переданный контейнер через </w:t>
+      </w:r>
+      <w:proofErr w:type="spellStart"/>
+      <w:r>
+        <w:t>FigureCanvasTkAgg</w:t>
+      </w:r>
+      <w:proofErr w:type="spellEnd"/>
+      <w:r>
+        <w:t>. Метод </w:t>
+      </w:r>
+      <w:proofErr w:type="spellStart"/>
+      <w:r>
+        <w:t>draw</w:t>
+      </w:r>
+      <w:proofErr w:type="spellEnd"/>
+      <w:r>
+        <w:t> выполняет</w:t>
+      </w:r>
+      <w:r>
+        <w:t xml:space="preserve"> </w:t>
+      </w:r>
+      <w:r>
+        <w:t>полную</w:t>
+      </w:r>
+      <w:r>
+        <w:t xml:space="preserve"> </w:t>
+      </w:r>
+      <w:r>
+        <w:t>отрисовку</w:t>
+      </w:r>
+      <w:r>
+        <w:t xml:space="preserve"> </w:t>
+      </w:r>
+      <w:r>
+        <w:t>графа:</w:t>
+      </w:r>
+      <w:r>
+        <w:t xml:space="preserve"> </w:t>
+      </w:r>
+      <w:r>
+        <w:t>создаёт</w:t>
+      </w:r>
+      <w:r>
+        <w:t xml:space="preserve"> </w:t>
+      </w:r>
+      <w:r>
+        <w:t>объект </w:t>
+      </w:r>
+      <w:proofErr w:type="spellStart"/>
+      <w:r>
+        <w:t>networkx.Graph</w:t>
+      </w:r>
+      <w:proofErr w:type="spellEnd"/>
+      <w:r>
+        <w:t>, добавляет вершины и рёбра с весами, вычисляет стабильное расположение вершин с использованием алгоритма </w:t>
+      </w:r>
+      <w:proofErr w:type="spellStart"/>
+      <w:r>
+        <w:t>spring_layout</w:t>
+      </w:r>
+      <w:proofErr w:type="spellEnd"/>
+      <w:r>
+        <w:t> (коэффициент k автоматически подбирается в зависимости от числа вершин для оптимального отображения). Для рёбер графа используется цвет </w:t>
+      </w:r>
+      <w:proofErr w:type="spellStart"/>
+      <w:r>
+        <w:t>lightgray</w:t>
+      </w:r>
+      <w:proofErr w:type="spellEnd"/>
+      <w:r>
+        <w:t>. При передаче списка </w:t>
+      </w:r>
+      <w:proofErr w:type="spellStart"/>
+      <w:r>
+        <w:t>mst_edges</w:t>
+      </w:r>
+      <w:proofErr w:type="spellEnd"/>
+      <w:r>
+        <w:t xml:space="preserve"> метод выделяет рёбра минимального </w:t>
+      </w:r>
+      <w:proofErr w:type="spellStart"/>
+      <w:r>
+        <w:t>остовного</w:t>
+      </w:r>
+      <w:proofErr w:type="spellEnd"/>
+      <w:r>
+        <w:t xml:space="preserve"> дерева цветом </w:t>
+      </w:r>
+      <w:proofErr w:type="spellStart"/>
+      <w:r>
+        <w:t>crimson</w:t>
+      </w:r>
+      <w:proofErr w:type="spellEnd"/>
+      <w:r>
+        <w:t> с увеличенной толщиной, а при передаче </w:t>
+      </w:r>
+      <w:proofErr w:type="spellStart"/>
+      <w:r>
+        <w:t>selected_edges</w:t>
+      </w:r>
+      <w:proofErr w:type="spellEnd"/>
+      <w:r>
+        <w:t> подсвечивает рёбра выбранной особи зелёным цветом пунктирной линией, что позволяет визуально сравнивать различные решения. Метод </w:t>
+      </w:r>
+      <w:proofErr w:type="spellStart"/>
+      <w:r>
+        <w:t>clear</w:t>
+      </w:r>
+      <w:proofErr w:type="spellEnd"/>
+      <w:r>
+        <w:t> полностью очищает координатные оси, сбрасывает кэш позиций вершин и обновляет полотно.</w:t>
+      </w:r>
+    </w:p>
+    <w:p>
+      <w:pPr>
+        <w:pStyle w:val="a"/>
+        <w:numPr>
+          <w:ilvl w:val="0"/>
+          <w:numId w:val="0"/>
+        </w:numPr>
       </w:pPr>
       <w:r>
         <w:lastRenderedPageBreak/>
+        <w:tab/>
+      </w:r>
+      <w:r>
+        <w:t>Класс </w:t>
+      </w:r>
+      <w:proofErr w:type="spellStart"/>
+      <w:r>
+        <w:t>ParameterFrame</w:t>
+      </w:r>
+      <w:proofErr w:type="spellEnd"/>
+      <w:r>
+        <w:t xml:space="preserve"> инкапсулирует все элементы управления для настройки параметров генетического алгоритма. Конструктор создаёт группу с рамкой, размещает поля ввода для следующих параметров: размер популяции (значение по умолчанию 100), количество поколений (200), вероятность скрещивания (0.8), вероятность мутации (0.05), метод селекции (выпадающий список с вариантами турнирной и рулеточной селекции), размер турнира (5), метод скрещивания (одноточечный, двухточечный, равномерный), метод мутации (обмен </w:t>
+      </w:r>
+      <w:r>
+        <w:t>генов</w:t>
+      </w:r>
+      <w:r>
+        <w:t xml:space="preserve">, </w:t>
+      </w:r>
+      <w:r>
+        <w:t>замена генов</w:t>
+      </w:r>
+      <w:r>
+        <w:t xml:space="preserve">) и количество </w:t>
+      </w:r>
+      <w:r>
+        <w:t>лучших</w:t>
+      </w:r>
+      <w:r>
+        <w:t xml:space="preserve"> особей (2). Для обеспечения корректности взаимодействия метод _</w:t>
+      </w:r>
+      <w:proofErr w:type="spellStart"/>
+      <w:r>
+        <w:t>update_selection</w:t>
+      </w:r>
+      <w:proofErr w:type="spellEnd"/>
+      <w:r>
+        <w:t> динамически управляет доступностью поля «Размер турнира»: при выборе рулеточной селекции поле блокируется, так как данный метод не требует указания размера турнира. Метод </w:t>
+      </w:r>
+      <w:proofErr w:type="spellStart"/>
+      <w:r>
+        <w:t>get_parameters</w:t>
+      </w:r>
+      <w:proofErr w:type="spellEnd"/>
+      <w:r>
+        <w:t> считывает все значения из полей ввода, приводит их к соответствующим типам данных и возвращает словарь, готовый для передачи в генетический алгоритм.</w:t>
+      </w:r>
+    </w:p>
+    <w:p>
+      <w:pPr>
+        <w:pStyle w:val="a"/>
+        <w:numPr>
+          <w:ilvl w:val="0"/>
+          <w:numId w:val="0"/>
+        </w:numPr>
+      </w:pPr>
+      <w:r>
+        <w:tab/>
+      </w:r>
+      <w:r>
+        <w:t>Класс </w:t>
+      </w:r>
+      <w:proofErr w:type="spellStart"/>
+      <w:r>
+        <w:t>ControlButtons</w:t>
+      </w:r>
+      <w:proofErr w:type="spellEnd"/>
+      <w:r>
+        <w:t xml:space="preserve"> группирует все кнопки управления и обеспечивает </w:t>
+      </w:r>
+      <w:r>
+        <w:t>взаимодействие</w:t>
+      </w:r>
+      <w:r>
+        <w:t xml:space="preserve"> пользователя с </w:t>
+      </w:r>
+      <w:r>
+        <w:t>программой</w:t>
+      </w:r>
+      <w:r>
+        <w:t>. Конструктор принимает функции-обработчики для каждого действия и размещает кнопки в три группы. Первая группа («Сгенерировать граф», «Загрузить граф», «Ввести вручную») отвечает за создание и загрузку графов. Вторая группа («Запустить алгоритм», «Сброс») управляет выполнением алгоритма. Третья группа («Шаг назад», «Авто-запуск», «Шаг вперёд», «Пропустить») обеспечивает пошаговое управление эволюцией. Метод </w:t>
+      </w:r>
+      <w:proofErr w:type="spellStart"/>
+      <w:r>
+        <w:t>enable_controls</w:t>
+      </w:r>
+      <w:proofErr w:type="spellEnd"/>
+      <w:r>
+        <w:t> включает или отключает кнопки пошагового управления в зависимости от состояния алгоритма. Метод </w:t>
+      </w:r>
+      <w:proofErr w:type="spellStart"/>
+      <w:r>
+        <w:t>enable_step_buttons</w:t>
+      </w:r>
+      <w:proofErr w:type="spellEnd"/>
+      <w:r>
+        <w:t> динамически управляет доступностью кнопок «Шаг назад» и «Пропустить» на основе текущего поколения: кнопка назад доступна при </w:t>
+      </w:r>
+      <w:proofErr w:type="spellStart"/>
+      <w:r>
+        <w:t>generation</w:t>
+      </w:r>
+      <w:proofErr w:type="spellEnd"/>
+      <w:r>
+        <w:t xml:space="preserve"> </w:t>
+      </w:r>
+      <w:r>
+        <w:t>&gt;</w:t>
+      </w:r>
+      <w:r>
+        <w:t xml:space="preserve"> 1, кнопка пропуска </w:t>
+      </w:r>
+      <w:r>
+        <w:t>-</w:t>
+      </w:r>
+      <w:r>
+        <w:t xml:space="preserve"> при </w:t>
+      </w:r>
+      <w:proofErr w:type="spellStart"/>
+      <w:r>
+        <w:t>generation</w:t>
+      </w:r>
+      <w:proofErr w:type="spellEnd"/>
+      <w:r>
+        <w:t xml:space="preserve"> &lt; </w:t>
+      </w:r>
+      <w:proofErr w:type="spellStart"/>
+      <w:r>
+        <w:t>max_generations</w:t>
+      </w:r>
+      <w:proofErr w:type="spellEnd"/>
+      <w:r>
+        <w:t>. Метод </w:t>
+      </w:r>
+      <w:proofErr w:type="spellStart"/>
+      <w:r>
+        <w:t>set_play_button_text</w:t>
+      </w:r>
+      <w:proofErr w:type="spellEnd"/>
+      <w:r>
+        <w:t> изменяет текст кнопки авто-запуска между «Авто-запуск» и «Пауза» в зависимости от режима воспроизведения.</w:t>
+      </w:r>
+    </w:p>
+    <w:p>
+      <w:pPr>
+        <w:pStyle w:val="a"/>
+        <w:numPr>
+          <w:ilvl w:val="0"/>
+          <w:numId w:val="0"/>
+        </w:numPr>
+      </w:pPr>
+      <w:r>
+        <w:lastRenderedPageBreak/>
+        <w:tab/>
+      </w:r>
+      <w:r>
+        <w:t>Класс </w:t>
+      </w:r>
+      <w:proofErr w:type="spellStart"/>
+      <w:r>
+        <w:t>StatisticsFrame</w:t>
+      </w:r>
+      <w:proofErr w:type="spellEnd"/>
+      <w:r>
+        <w:t xml:space="preserve"> отвечает за отображение статистических метрик и построение графика сходимости. Конструктор создаёт группу с рамкой, размещает метки для отображения текущего поколения, лучшего, среднего и худшего значений функции приспособленности, а также веса минимального </w:t>
+      </w:r>
+      <w:proofErr w:type="spellStart"/>
+      <w:r>
+        <w:t>остовного</w:t>
+      </w:r>
+      <w:proofErr w:type="spellEnd"/>
+      <w:r>
+        <w:t xml:space="preserve"> дерева. Метод _</w:t>
+      </w:r>
+      <w:proofErr w:type="spellStart"/>
+      <w:r>
+        <w:t>create_plot</w:t>
+      </w:r>
+      <w:proofErr w:type="spellEnd"/>
+      <w:r>
+        <w:t xml:space="preserve"> создаёт фигуру </w:t>
+      </w:r>
+      <w:proofErr w:type="spellStart"/>
+      <w:r>
+        <w:t>Matplotlib</w:t>
+      </w:r>
+      <w:proofErr w:type="spellEnd"/>
+      <w:r>
+        <w:t>, настраивает оси с серым фоном, добавляет сетку и легенду. График содержит две визуальные компоненты: линию (</w:t>
+      </w:r>
+      <w:proofErr w:type="spellStart"/>
+      <w:r>
+        <w:t>best_line</w:t>
+      </w:r>
+      <w:proofErr w:type="spellEnd"/>
+      <w:r>
+        <w:t>) зелёного цвета, показывающую динамику лучшего веса по поколениям, и точечный график (</w:t>
+      </w:r>
+      <w:proofErr w:type="spellStart"/>
+      <w:r>
+        <w:t>scatter</w:t>
+      </w:r>
+      <w:proofErr w:type="spellEnd"/>
+      <w:r>
+        <w:t>) красного цвета, отмечающий поколения, в которых было найдено улучшение. Метод </w:t>
+      </w:r>
+      <w:proofErr w:type="spellStart"/>
+      <w:r>
+        <w:t>update_stats</w:t>
+      </w:r>
+      <w:proofErr w:type="spellEnd"/>
+      <w:r>
+        <w:t> обновляет текстовые метки статистики на основе переданных данных. Метод </w:t>
+      </w:r>
+      <w:proofErr w:type="spellStart"/>
+      <w:r>
+        <w:t>update_weight</w:t>
+      </w:r>
+      <w:proofErr w:type="spellEnd"/>
+      <w:r>
+        <w:t> обновляет вес МОД и добавляет точку на график, при этом ведётся учёт только корректных решений (вес которых не превышает штрафной порог), а при обнаружении улучшения точка добавляется на точечный график. Метод </w:t>
+      </w:r>
+      <w:proofErr w:type="spellStart"/>
+      <w:r>
+        <w:t>truncate</w:t>
+      </w:r>
+      <w:proofErr w:type="spellEnd"/>
+      <w:r>
+        <w:t> обрезает данные графика до указанного поколения, что используется при откате алгоритма. Метод </w:t>
+      </w:r>
+      <w:proofErr w:type="spellStart"/>
+      <w:r>
+        <w:t>bulk_update_weights</w:t>
+      </w:r>
+      <w:proofErr w:type="spellEnd"/>
+      <w:r>
+        <w:t> выполняет обновление графика при пропуске большого числа поколений. Метод </w:t>
+      </w:r>
+      <w:proofErr w:type="spellStart"/>
+      <w:r>
+        <w:t>reset</w:t>
+      </w:r>
+      <w:proofErr w:type="spellEnd"/>
+      <w:r>
+        <w:t> полностью сбрасывает все метки статистики, очищает данные и обновляет график до начального состояния.</w:t>
+      </w:r>
+    </w:p>
+    <w:p>
+      <w:pPr>
+        <w:pStyle w:val="a"/>
+        <w:numPr>
+          <w:ilvl w:val="0"/>
+          <w:numId w:val="0"/>
+        </w:numPr>
+      </w:pPr>
+      <w:r>
+        <w:tab/>
+      </w:r>
+      <w:r>
+        <w:t>Класс GA_GUI является центральным классом главного окна пр</w:t>
+      </w:r>
+      <w:r>
+        <w:t>ограммы</w:t>
+      </w:r>
+      <w:r>
+        <w:t xml:space="preserve"> и управляет всеми компонентами интерфейса, загрузкой данных и процессом эволюции. Конструктор инициализирует менеджер графа (</w:t>
+      </w:r>
+      <w:proofErr w:type="spellStart"/>
+      <w:r>
+        <w:t>GraphManager</w:t>
+      </w:r>
+      <w:proofErr w:type="spellEnd"/>
+      <w:r>
+        <w:t>), устанавливает флаги состояния алгоритма и текущего шага, создаёт структуру интерфейса с левой панелью (граф, параметры, управление) и правой панелью (лог, статистика). Метод _</w:t>
+      </w:r>
+      <w:proofErr w:type="spellStart"/>
+      <w:r>
+        <w:t>create_layout</w:t>
+      </w:r>
+      <w:proofErr w:type="spellEnd"/>
+      <w:r>
+        <w:t xml:space="preserve"> формирует основную структуру окна: создаёт экземпляры всех компонентов (ParameterFrame, ControlButtons, GraphDrawer, StatisticsFrame, ScrolledText), настраивает их размещение и связывает события. Для работы с популяцией реализован </w:t>
+      </w:r>
+      <w:r>
+        <w:t>выбор</w:t>
+      </w:r>
+      <w:r>
+        <w:t xml:space="preserve"> особей: метод _</w:t>
+      </w:r>
+      <w:proofErr w:type="spellStart"/>
+      <w:r>
+        <w:t>populate_individual_selector</w:t>
+      </w:r>
+      <w:proofErr w:type="spellEnd"/>
+      <w:r>
+        <w:t> заполняет выпадающий список строками</w:t>
+      </w:r>
+      <w:r>
+        <w:t>,</w:t>
+      </w:r>
+      <w:r>
+        <w:t xml:space="preserve"> а метод _</w:t>
+      </w:r>
+      <w:proofErr w:type="spellStart"/>
+      <w:r>
+        <w:t>on_individual_selected</w:t>
+      </w:r>
+      <w:proofErr w:type="spellEnd"/>
+      <w:r>
+        <w:t xml:space="preserve"> обрабатывает выбор пользователя, обновляет информационную метку и перерисовывает </w:t>
+      </w:r>
+      <w:r>
+        <w:lastRenderedPageBreak/>
+        <w:t>граф с подсветкой рёбер выбранной особи.</w:t>
+      </w:r>
+      <w:r>
+        <w:t xml:space="preserve"> </w:t>
+      </w:r>
+      <w:r>
+        <w:t>Метод</w:t>
+      </w:r>
+      <w:r>
+        <w:t xml:space="preserve"> </w:t>
+      </w:r>
+      <w:r>
+        <w:t>_</w:t>
+      </w:r>
+      <w:proofErr w:type="spellStart"/>
+      <w:r>
+        <w:t>redraw_with_selected</w:t>
+      </w:r>
+      <w:proofErr w:type="spellEnd"/>
+      <w:r>
+        <w:t> обеспечивает совместную отрисовку рёбер МОД и рёбер выбранной особи. Метод </w:t>
+      </w:r>
+      <w:proofErr w:type="spellStart"/>
+      <w:r>
+        <w:t>load_in_ga</w:t>
+      </w:r>
+      <w:proofErr w:type="spellEnd"/>
+      <w:r>
+        <w:t> инициализирует объект генетического алгоритма с параметрами из интерфейса и проверяет наличие графа. Метод </w:t>
+      </w:r>
+      <w:proofErr w:type="spellStart"/>
+      <w:r>
+        <w:t>reset</w:t>
+      </w:r>
+      <w:proofErr w:type="spellEnd"/>
+      <w:r>
+        <w:t> полностью сбрасывает состояние приложения: останавливает алгоритм, очищает холст, сбрасывает статистику и отключает кнопки управления. Метод </w:t>
+      </w:r>
+      <w:proofErr w:type="spellStart"/>
+      <w:r>
+        <w:t>show_stats</w:t>
+      </w:r>
+      <w:proofErr w:type="spellEnd"/>
+      <w:r>
+        <w:t> обновляет статистику из генетического алгоритма, при обнаружении нового лучшего решения добавляет запись в лог. Метод _</w:t>
+      </w:r>
+      <w:proofErr w:type="spellStart"/>
+      <w:r>
+        <w:t>is_valid_solution</w:t>
+      </w:r>
+      <w:proofErr w:type="spellEnd"/>
+      <w:r>
+        <w:t> проверяет корректность решения с использованием статического метода </w:t>
+      </w:r>
+      <w:proofErr w:type="spellStart"/>
+      <w:r>
+        <w:t>Graph.is_tree</w:t>
+      </w:r>
+      <w:proofErr w:type="spellEnd"/>
+      <w:r>
+        <w:t>. Метод </w:t>
+      </w:r>
+      <w:proofErr w:type="spellStart"/>
+      <w:r>
+        <w:t>update_plot</w:t>
+      </w:r>
+      <w:proofErr w:type="spellEnd"/>
+      <w:r>
+        <w:t> обновляет список особей, статистику и перерисовывает граф, а также управляет доступностью кнопок пошагового управления. Метод </w:t>
+      </w:r>
+      <w:proofErr w:type="spellStart"/>
+      <w:r>
+        <w:t>run_algorithm</w:t>
+      </w:r>
+      <w:proofErr w:type="spellEnd"/>
+      <w:r>
+        <w:t> инициализирует и запускает алгоритм на одно поколение для демонстрации начального состояния. Метод </w:t>
+      </w:r>
+      <w:proofErr w:type="spellStart"/>
+      <w:r>
+        <w:t>next_step</w:t>
+      </w:r>
+      <w:proofErr w:type="spellEnd"/>
+      <w:r>
+        <w:t> выполняет шаг вперёд, обновляет отображение и добавляет запись в лог. Метод </w:t>
+      </w:r>
+      <w:proofErr w:type="spellStart"/>
+      <w:r>
+        <w:t>prev_step</w:t>
+      </w:r>
+      <w:proofErr w:type="spellEnd"/>
+      <w:r>
+        <w:t> выполняет откат на шаг назад с использованием </w:t>
+      </w:r>
+      <w:proofErr w:type="spellStart"/>
+      <w:r>
+        <w:t>ga.rollback</w:t>
+      </w:r>
+      <w:proofErr w:type="spellEnd"/>
+      <w:r>
+        <w:t>() и синхронизирует график статистики. Метод </w:t>
+      </w:r>
+      <w:proofErr w:type="spellStart"/>
+      <w:r>
+        <w:t>skip_to_end</w:t>
+      </w:r>
+      <w:proofErr w:type="spellEnd"/>
+      <w:r>
+        <w:t xml:space="preserve"> выполняет пропуск к финальному поколению: отключает </w:t>
+      </w:r>
+      <w:proofErr w:type="spellStart"/>
+      <w:r>
+        <w:t>автопроигрывание</w:t>
+      </w:r>
+      <w:proofErr w:type="spellEnd"/>
+      <w:r>
+        <w:t>, запускает </w:t>
+      </w:r>
+      <w:proofErr w:type="spellStart"/>
+      <w:r>
+        <w:t>ga.run</w:t>
+      </w:r>
+      <w:proofErr w:type="spellEnd"/>
+      <w:r>
+        <w:t>() на оставшееся количество поколений, выполняет обновление графика через </w:t>
+      </w:r>
+      <w:proofErr w:type="spellStart"/>
+      <w:r>
+        <w:t>bulk_update_weights</w:t>
+      </w:r>
+      <w:proofErr w:type="spellEnd"/>
+      <w:r>
+        <w:t> и отображает итоговое решение. Метод </w:t>
+      </w:r>
+      <w:proofErr w:type="spellStart"/>
+      <w:r>
+        <w:t>toggle_play</w:t>
+      </w:r>
+      <w:proofErr w:type="spellEnd"/>
+      <w:r>
+        <w:t xml:space="preserve"> переключает режим </w:t>
+      </w:r>
+      <w:proofErr w:type="spellStart"/>
+      <w:r>
+        <w:t>автопроигрывания</w:t>
+      </w:r>
+      <w:proofErr w:type="spellEnd"/>
+      <w:r>
+        <w:t>, обновляет текст кнопки. Метод </w:t>
+      </w:r>
+      <w:proofErr w:type="spellStart"/>
+      <w:r>
+        <w:t>play_loop</w:t>
+      </w:r>
+      <w:proofErr w:type="spellEnd"/>
+      <w:r>
+        <w:t> циклически выполняет </w:t>
+      </w:r>
+      <w:proofErr w:type="spellStart"/>
+      <w:r>
+        <w:t>next_step</w:t>
+      </w:r>
+      <w:proofErr w:type="spellEnd"/>
+      <w:r>
+        <w:t>() с задержкой 500 мс.</w:t>
+      </w:r>
+    </w:p>
+    <w:p>
+      <w:pPr>
+        <w:pStyle w:val="a"/>
+        <w:numPr>
+          <w:ilvl w:val="0"/>
+          <w:numId w:val="0"/>
+        </w:numPr>
+      </w:pPr>
+      <w:r>
+        <w:tab/>
+      </w:r>
+      <w:r>
+        <w:t>Класс </w:t>
+      </w:r>
+      <w:proofErr w:type="spellStart"/>
+      <w:r>
+        <w:t>GenerateGraphDialog</w:t>
+      </w:r>
+      <w:proofErr w:type="spellEnd"/>
+      <w:r>
+        <w:t> </w:t>
+      </w:r>
+      <w:r>
+        <w:t>реализует</w:t>
+      </w:r>
+      <w:r>
+        <w:t xml:space="preserve"> диалоговое окно для генерации случайного графа с заданными параметрами. Конструктор создаёт окно с полями ввода для количества вершин (по умолчанию 20), вероятности появления ребра (0.3), минимального (1) и максимального (100) весов рёбер. Метод _</w:t>
+      </w:r>
+      <w:proofErr w:type="spellStart"/>
+      <w:r>
+        <w:t>create</w:t>
+      </w:r>
+      <w:proofErr w:type="spellEnd"/>
+      <w:r>
+        <w:t> считывает значения из полей, преобразует их к соответствующим типам, вызывает функцию обратного вызова </w:t>
+      </w:r>
+      <w:proofErr w:type="spellStart"/>
+      <w:r>
+        <w:t>on_generate</w:t>
+      </w:r>
+      <w:proofErr w:type="spellEnd"/>
+      <w:r>
+        <w:t> с переданными параметрами и закрывает окно.</w:t>
+      </w:r>
+    </w:p>
+    <w:p>
+      <w:pPr>
+        <w:pStyle w:val="a"/>
+        <w:numPr>
+          <w:ilvl w:val="0"/>
+          <w:numId w:val="0"/>
+        </w:numPr>
+      </w:pPr>
+      <w:r>
+        <w:lastRenderedPageBreak/>
+        <w:tab/>
+      </w:r>
+      <w:r>
+        <w:t>Класс </w:t>
+      </w:r>
+      <w:proofErr w:type="spellStart"/>
+      <w:r>
+        <w:t>ManualInputDialog</w:t>
+      </w:r>
+      <w:proofErr w:type="spellEnd"/>
+      <w:r>
+        <w:t> реализует диалоговое окно для ручного ввода графа в текстовом формате. Конструктор создаёт окно с инструкцией по вводу (каждое ребро на новой строке в формате «u v w») и текстовым полем с примером данных. Метод _</w:t>
+      </w:r>
+      <w:proofErr w:type="spellStart"/>
+      <w:r>
+        <w:t>parse_and_save</w:t>
+      </w:r>
+      <w:proofErr w:type="spellEnd"/>
+      <w:r>
+        <w:t xml:space="preserve"> обрабатывает введённый текст: разбивает на строки, каждую строку разделяет на три части, преобразует номера вершин в целые числа, а вес — в число с плавающей </w:t>
+      </w:r>
+      <w:r>
+        <w:t>точкой</w:t>
+      </w:r>
+      <w:r>
+        <w:t>. При обнаружении ошибок формата выводится сообщение с причиной ошибки. При успешной обработке вызывается функция обратного вызова </w:t>
+      </w:r>
+      <w:proofErr w:type="spellStart"/>
+      <w:r>
+        <w:t>on_save</w:t>
+      </w:r>
+      <w:proofErr w:type="spellEnd"/>
+      <w:r>
+        <w:t> с полученным списком рёбер и окно закрывается.</w:t>
+      </w:r>
+    </w:p>
+    <w:p>
+      <w:pPr>
+        <w:jc w:val="left"/>
+        <w:rPr>
+          <w:rFonts w:cs="Times New Roman"/>
+          <w:szCs w:val="28"/>
+        </w:rPr>
+      </w:pPr>
+      <w:r>
         <w:br w:type="page"/>
       </w:r>
     </w:p>
@@ -10943,15 +7005,7 @@
         <w:t xml:space="preserve"> </w:t>
       </w:r>
       <w:r>
-        <w:t xml:space="preserve">пособие / под ред. Ю. Ю. Тарасевича. — </w:t>
-      </w:r>
-      <w:proofErr w:type="gramStart"/>
-      <w:r>
-        <w:t>Астрахань :</w:t>
-      </w:r>
-      <w:proofErr w:type="gramEnd"/>
-      <w:r>
-        <w:t xml:space="preserve"> Издательский дом</w:t>
+        <w:t>пособие / под ред. Ю. Ю. Тарасевича. — Астрахань : Издательский дом</w:t>
       </w:r>
       <w:r>
         <w:t xml:space="preserve"> </w:t>

--- a/reports/УЧПРАКТИКА_4343_Маркашов_ГД_Селезнев_ДЕ_Пимахин_РА.docx
+++ b/reports/УЧПРАКТИКА_4343_Маркашов_ГД_Селезнев_ДЕ_Пимахин_РА.docx
@@ -43,29 +43,7 @@
           <w:sz w:val="26"/>
           <w:szCs w:val="26"/>
         </w:rPr>
-        <w:t xml:space="preserve">«ЛЭТИ» им. </w:t>
-      </w:r>
-      <w:proofErr w:type="spellStart"/>
-      <w:r>
-        <w:rPr>
-          <w:rFonts w:cs="Times New Roman"/>
-          <w:b/>
-          <w:bCs/>
-          <w:sz w:val="26"/>
-          <w:szCs w:val="26"/>
-        </w:rPr>
-        <w:t>В.И.Ульянова</w:t>
-      </w:r>
-      <w:proofErr w:type="spellEnd"/>
-      <w:r>
-        <w:rPr>
-          <w:rFonts w:cs="Times New Roman"/>
-          <w:b/>
-          <w:bCs/>
-          <w:sz w:val="26"/>
-          <w:szCs w:val="26"/>
-        </w:rPr>
-        <w:t xml:space="preserve"> (Ленина)»</w:t>
+        <w:t>«ЛЭТИ» им. В.И.Ульянова (Ленина)»</w:t>
       </w:r>
     </w:p>
     <w:p>
@@ -519,18 +497,8 @@
                 <w:color w:val="000000" w:themeColor="text1"/>
                 <w:szCs w:val="28"/>
               </w:rPr>
-              <w:t xml:space="preserve">Г.Д. </w:t>
-            </w:r>
-            <w:proofErr w:type="spellStart"/>
-            <w:r>
-              <w:rPr>
-                <w:rFonts w:cs="Times New Roman"/>
-                <w:color w:val="000000" w:themeColor="text1"/>
-                <w:szCs w:val="28"/>
-              </w:rPr>
-              <w:t>Маркашов</w:t>
-            </w:r>
-            <w:proofErr w:type="spellEnd"/>
+              <w:t>Г.Д. Маркашов</w:t>
+            </w:r>
             <w:r>
               <w:rPr>
                 <w:rFonts w:cs="Times New Roman"/>
@@ -919,18 +887,8 @@
                 <w:color w:val="000000" w:themeColor="text1"/>
                 <w:szCs w:val="28"/>
               </w:rPr>
-              <w:t xml:space="preserve">Т.Р. </w:t>
-            </w:r>
-            <w:proofErr w:type="spellStart"/>
-            <w:r>
-              <w:rPr>
-                <w:rFonts w:cs="Times New Roman"/>
-                <w:color w:val="000000" w:themeColor="text1"/>
-                <w:szCs w:val="28"/>
-              </w:rPr>
-              <w:t>Жангиров</w:t>
-            </w:r>
-            <w:proofErr w:type="spellEnd"/>
+              <w:t>Т.Р. Жангиров</w:t>
+            </w:r>
           </w:p>
         </w:tc>
       </w:tr>
@@ -1184,18 +1142,8 @@
                 <w:color w:val="000000" w:themeColor="text1"/>
                 <w:szCs w:val="28"/>
               </w:rPr>
-              <w:t xml:space="preserve">Г.Д. </w:t>
-            </w:r>
-            <w:proofErr w:type="spellStart"/>
-            <w:r>
-              <w:rPr>
-                <w:rFonts w:cs="Times New Roman"/>
-                <w:color w:val="000000" w:themeColor="text1"/>
-                <w:szCs w:val="28"/>
-              </w:rPr>
-              <w:t>Маркашов</w:t>
-            </w:r>
-            <w:proofErr w:type="spellEnd"/>
+              <w:t>Г.Д. Маркашов</w:t>
+            </w:r>
           </w:p>
           <w:p>
             <w:pPr>
@@ -1348,23 +1296,7 @@
                 <w:color w:val="000000" w:themeColor="text1"/>
                 <w:szCs w:val="28"/>
               </w:rPr>
-              <w:t xml:space="preserve">Дан взвешенный неориентированный граф (ребра имеют вес больше 0). Необходимо найти минимальное </w:t>
-            </w:r>
-            <w:proofErr w:type="spellStart"/>
-            <w:r>
-              <w:rPr>
-                <w:color w:val="000000" w:themeColor="text1"/>
-                <w:szCs w:val="28"/>
-              </w:rPr>
-              <w:t>остовное</w:t>
-            </w:r>
-            <w:proofErr w:type="spellEnd"/>
-            <w:r>
-              <w:rPr>
-                <w:color w:val="000000" w:themeColor="text1"/>
-                <w:szCs w:val="28"/>
-              </w:rPr>
-              <w:t xml:space="preserve"> дерево для данного графа.</w:t>
+              <w:t>Дан взвешенный неориентированный граф (ребра имеют вес больше 0). Необходимо найти минимальное остовное дерево для данного графа.</w:t>
             </w:r>
             <w:r>
               <w:rPr>
@@ -1405,18 +1337,8 @@
                 <w:color w:val="000000" w:themeColor="text1"/>
                 <w:szCs w:val="28"/>
               </w:rPr>
-              <w:t xml:space="preserve">Г.Д. </w:t>
-            </w:r>
-            <w:proofErr w:type="spellStart"/>
-            <w:r>
-              <w:rPr>
-                <w:rFonts w:cs="Times New Roman"/>
-                <w:color w:val="000000" w:themeColor="text1"/>
-                <w:szCs w:val="28"/>
-              </w:rPr>
-              <w:t>Маркашов</w:t>
-            </w:r>
-            <w:proofErr w:type="spellEnd"/>
+              <w:t>Г.Д. Маркашов</w:t>
+            </w:r>
           </w:p>
           <w:p>
             <w:pPr>
@@ -1647,18 +1569,8 @@
                 <w:color w:val="000000" w:themeColor="text1"/>
                 <w:szCs w:val="28"/>
               </w:rPr>
-              <w:t xml:space="preserve">Г.Д. </w:t>
-            </w:r>
-            <w:proofErr w:type="spellStart"/>
-            <w:r>
-              <w:rPr>
-                <w:rFonts w:cs="Times New Roman"/>
-                <w:color w:val="000000" w:themeColor="text1"/>
-                <w:szCs w:val="28"/>
-              </w:rPr>
-              <w:t>Маркашов</w:t>
-            </w:r>
-            <w:proofErr w:type="spellEnd"/>
+              <w:t>Г.Д. Маркашов</w:t>
+            </w:r>
           </w:p>
         </w:tc>
       </w:tr>
@@ -1853,18 +1765,8 @@
                 <w:color w:val="000000" w:themeColor="text1"/>
                 <w:szCs w:val="28"/>
               </w:rPr>
-              <w:t xml:space="preserve">Т.Р. </w:t>
-            </w:r>
-            <w:proofErr w:type="spellStart"/>
-            <w:r>
-              <w:rPr>
-                <w:rFonts w:cs="Times New Roman"/>
-                <w:color w:val="000000" w:themeColor="text1"/>
-                <w:szCs w:val="28"/>
-              </w:rPr>
-              <w:t>Жангиров</w:t>
-            </w:r>
-            <w:proofErr w:type="spellEnd"/>
+              <w:t>Т.Р. Жангиров</w:t>
+            </w:r>
           </w:p>
         </w:tc>
       </w:tr>
@@ -1907,15 +1809,7 @@
         <w:pStyle w:val="a1"/>
       </w:pPr>
       <w:r>
-        <w:t xml:space="preserve">В данной работе рассматривается задача поиска минимального </w:t>
-      </w:r>
-      <w:proofErr w:type="spellStart"/>
-      <w:r>
-        <w:t>остовного</w:t>
-      </w:r>
-      <w:proofErr w:type="spellEnd"/>
-      <w:r>
-        <w:t xml:space="preserve"> дерева (МОД) во взвешенном неориентированном графе с использованием генетического алгоритма. Целью проекта является разработка программного приложения с графическим интерфейсом пользователя, позволяющего задавать исходные данные, настраивать параметры алгоритма, выполнять поиск решения и визуализировать процесс оптимизации.</w:t>
+        <w:t>В данной работе рассматривается задача поиска минимального остовного дерева (МОД) во взвешенном неориентированном графе с использованием генетического алгоритма. Целью проекта является разработка программного приложения с графическим интерфейсом пользователя, позволяющего задавать исходные данные, настраивать параметры алгоритма, выполнять поиск решения и визуализировать процесс оптимизации.</w:t>
       </w:r>
     </w:p>
     <w:p>
@@ -1923,15 +1817,7 @@
         <w:pStyle w:val="a1"/>
       </w:pPr>
       <w:r>
-        <w:t xml:space="preserve">В отчёте описываются особенности постановки задачи, структура представления графа, принципы работы реализованного генетического алгоритма, используемые операции формирования популяции, отбора, скрещивания и мутации, а также функция качества решения. Рассматривается архитектура разработанного программного обеспечения, возможности взаимодействия пользователя с графическим интерфейсом и способы визуализации процесса поиска минимального </w:t>
-      </w:r>
-      <w:proofErr w:type="spellStart"/>
-      <w:r>
-        <w:t>остовного</w:t>
-      </w:r>
-      <w:proofErr w:type="spellEnd"/>
-      <w:r>
-        <w:t xml:space="preserve"> дерева.</w:t>
+        <w:t>В отчёте описываются особенности постановки задачи, структура представления графа, принципы работы реализованного генетического алгоритма, используемые операции формирования популяции, отбора, скрещивания и мутации, а также функция качества решения. Рассматривается архитектура разработанного программного обеспечения, возможности взаимодействия пользователя с графическим интерфейсом и способы визуализации процесса поиска минимального остовного дерева.</w:t>
       </w:r>
     </w:p>
     <w:p>
@@ -2104,6 +1990,7 @@
           <w:docPartUnique/>
         </w:docPartObj>
       </w:sdtPr>
+      <w:sdtEndPr/>
       <w:sdtContent>
         <w:p>
           <w:pPr>
@@ -3052,56 +2939,24 @@
           <w:rFonts w:cs="Times New Roman"/>
           <w:szCs w:val="28"/>
         </w:rPr>
-        <w:t xml:space="preserve">Предметной областью данной работы являются задачи оптимизации на графах, в частности задача поиска минимального </w:t>
-      </w:r>
-      <w:proofErr w:type="spellStart"/>
-      <w:r>
+        <w:t>Предметной областью данной работы являются задачи оптимизации на графах, в частности задача поиска минимального остовного дерева (МОД) во взвешенном неориентированном графе. Подобные задачи находят применение при проектировании сетей связи, транспортных систем, электрических сетей и других областях, где требуется построение наиболее эффективной структуры при минимальных затратах. Для решения сложных оптимизационных задач могут применяться эвристические методы, одним из которых являются генетические алгоритмы, основанные на моделировании процессов естественного отбора и эволюции.</w:t>
+      </w:r>
+    </w:p>
+    <w:p>
+      <w:pPr>
+        <w:spacing w:line="360" w:lineRule="auto"/>
+        <w:ind w:firstLine="709"/>
         <w:rPr>
           <w:rFonts w:cs="Times New Roman"/>
           <w:szCs w:val="28"/>
         </w:rPr>
-        <w:t>остовного</w:t>
-      </w:r>
-      <w:proofErr w:type="spellEnd"/>
+      </w:pPr>
       <w:r>
         <w:rPr>
           <w:rFonts w:cs="Times New Roman"/>
           <w:szCs w:val="28"/>
         </w:rPr>
-        <w:t xml:space="preserve"> дерева (МОД) во взвешенном неориентированном графе. Подобные задачи находят применение при проектировании сетей связи, транспортных систем, электрических сетей и других областях, где требуется построение наиболее эффективной структуры при минимальных затратах. Для решения сложных оптимизационных задач могут применяться эвристические методы, одним из которых являются генетические алгоритмы, основанные на моделировании процессов естественного отбора и эволюции.</w:t>
-      </w:r>
-    </w:p>
-    <w:p>
-      <w:pPr>
-        <w:spacing w:line="360" w:lineRule="auto"/>
-        <w:ind w:firstLine="709"/>
-        <w:rPr>
-          <w:rFonts w:cs="Times New Roman"/>
-          <w:szCs w:val="28"/>
-        </w:rPr>
-      </w:pPr>
-      <w:r>
-        <w:rPr>
-          <w:rFonts w:cs="Times New Roman"/>
-          <w:szCs w:val="28"/>
-        </w:rPr>
-        <w:t xml:space="preserve">Целью практики является разработка программного приложения для поиска минимального </w:t>
-      </w:r>
-      <w:proofErr w:type="spellStart"/>
-      <w:r>
-        <w:rPr>
-          <w:rFonts w:cs="Times New Roman"/>
-          <w:szCs w:val="28"/>
-        </w:rPr>
-        <w:t>остовного</w:t>
-      </w:r>
-      <w:proofErr w:type="spellEnd"/>
-      <w:r>
-        <w:rPr>
-          <w:rFonts w:cs="Times New Roman"/>
-          <w:szCs w:val="28"/>
-        </w:rPr>
-        <w:t xml:space="preserve"> дерева во взвешенном неориентированном графе с использованием генетического алгоритма. Разрабатываемая программа должна обеспечивать возможность задания исходных данных различными способами, настройки параметров алгоритма пользователем, визуального отображения процесса поиска решения и анализа эффективности работы алгоритма.</w:t>
+        <w:t>Целью практики является разработка программного приложения для поиска минимального остовного дерева во взвешенном неориентированном графе с использованием генетического алгоритма. Разрабатываемая программа должна обеспечивать возможность задания исходных данных различными способами, настройки параметров алгоритма пользователем, визуального отображения процесса поиска решения и анализа эффективности работы алгоритма.</w:t>
       </w:r>
     </w:p>
     <w:p>
@@ -3121,23 +2976,7 @@
           <w:rFonts w:cs="Times New Roman"/>
           <w:szCs w:val="28"/>
         </w:rPr>
-        <w:t xml:space="preserve">Для достижения поставленной цели необходимо решить следующие задачи: изучить особенности задачи поиска минимального </w:t>
-      </w:r>
-      <w:proofErr w:type="spellStart"/>
-      <w:r>
-        <w:rPr>
-          <w:rFonts w:cs="Times New Roman"/>
-          <w:szCs w:val="28"/>
-        </w:rPr>
-        <w:t>остовного</w:t>
-      </w:r>
-      <w:proofErr w:type="spellEnd"/>
-      <w:r>
-        <w:rPr>
-          <w:rFonts w:cs="Times New Roman"/>
-          <w:szCs w:val="28"/>
-        </w:rPr>
-        <w:t xml:space="preserve"> дерева и методы её решения; разработать представление графа и структуру генетического алгоритма; реализовать основные этапы работы алгоритма, включая формирование начальной популяции, оценку качества решений, отбор, скрещивание и мутацию; разработать графический интерфейс пользователя на языке Python; реализовать возможность ввода данных через интерфейс, загрузки из файла и генерации случайных графов; обеспечить пошаговую визуализацию процесса поиска решения, построение графика изменения функции качества и возможность получения итогового результата без просмотра всех промежуточных этапов.</w:t>
+        <w:t>Для достижения поставленной цели необходимо решить следующие задачи: изучить особенности задачи поиска минимального остовного дерева и методы её решения; разработать представление графа и структуру генетического алгоритма; реализовать основные этапы работы алгоритма, включая формирование начальной популяции, оценку качества решений, отбор, скрещивание и мутацию; разработать графический интерфейс пользователя на языке Python; реализовать возможность ввода данных через интерфейс, загрузки из файла и генерации случайных графов; обеспечить пошаговую визуализацию процесса поиска решения, построение графика изменения функции качества и возможность получения итогового результата без просмотра всех промежуточных этапов.</w:t>
       </w:r>
       <w:r>
         <w:br w:type="page"/>
@@ -3182,15 +3021,7 @@
         <w:pStyle w:val="a1"/>
       </w:pPr>
       <w:r>
-        <w:t xml:space="preserve">Предметной областью практики являются поиск минимального </w:t>
-      </w:r>
-      <w:proofErr w:type="spellStart"/>
-      <w:r>
-        <w:t>остовного</w:t>
-      </w:r>
-      <w:proofErr w:type="spellEnd"/>
-      <w:r>
-        <w:t xml:space="preserve"> дерева во взвешенном неориентированном графе с использованием генетических алгоритмов. Подобные задачи применяются при проектировании сетей связи, транспортных систем, электрических сетей и других структур, где требуется найти наиболее эффективное соединение объектов с минимальными затратами.</w:t>
+        <w:t>Предметной областью практики являются поиск минимального остовного дерева во взвешенном неориентированном графе с использованием генетических алгоритмов. Подобные задачи применяются при проектировании сетей связи, транспортных систем, электрических сетей и других структур, где требуется найти наиболее эффективное соединение объектов с минимальными затратами.</w:t>
       </w:r>
     </w:p>
     <w:p>
@@ -3233,15 +3064,7 @@
         <w:ind w:left="0" w:firstLine="709"/>
       </w:pPr>
       <w:r>
-        <w:t>Разработать слой работы с данными, обеспечивающий валидацию и целостность информации о графах, истории эволюции и параметрах алгоритма. (</w:t>
-      </w:r>
-      <w:proofErr w:type="spellStart"/>
-      <w:r>
-        <w:t>Маркашов</w:t>
-      </w:r>
-      <w:proofErr w:type="spellEnd"/>
-      <w:r>
-        <w:t xml:space="preserve"> Г.Д.)</w:t>
+        <w:t>Разработать слой работы с данными, обеспечивающий валидацию и целостность информации о графах, истории эволюции и параметрах алгоритма. (Маркашов Г.Д.)</w:t>
       </w:r>
     </w:p>
     <w:p>
@@ -3254,15 +3077,7 @@
         <w:ind w:left="0" w:firstLine="709"/>
       </w:pPr>
       <w:r>
-        <w:t>Реализовать механизмы загрузки графов из файлов, генерации случайных связных графов и конвертации между различными представлениями данных. (</w:t>
-      </w:r>
-      <w:proofErr w:type="spellStart"/>
-      <w:r>
-        <w:t>Маркашов</w:t>
-      </w:r>
-      <w:proofErr w:type="spellEnd"/>
-      <w:r>
-        <w:t xml:space="preserve"> Г.Д.)</w:t>
+        <w:t>Реализовать механизмы загрузки графов из файлов, генерации случайных связных графов и конвертации между различными представлениями данных. (Маркашов Г.Д.)</w:t>
       </w:r>
     </w:p>
     <w:p>
@@ -3275,23 +3090,7 @@
         <w:ind w:left="0" w:firstLine="709"/>
       </w:pPr>
       <w:r>
-        <w:t xml:space="preserve">Реализовать алгоритмы кодирования и декодирования деревьев с использованием кодов </w:t>
-      </w:r>
-      <w:proofErr w:type="spellStart"/>
-      <w:r>
-        <w:t>Прюфера</w:t>
-      </w:r>
-      <w:proofErr w:type="spellEnd"/>
-      <w:r>
-        <w:t xml:space="preserve"> для представления решений в генетическом алгоритме. (</w:t>
-      </w:r>
-      <w:proofErr w:type="spellStart"/>
-      <w:r>
-        <w:t>Маркашов</w:t>
-      </w:r>
-      <w:proofErr w:type="spellEnd"/>
-      <w:r>
-        <w:t xml:space="preserve"> Г.Д., Селезнев Д.Е.)</w:t>
+        <w:t>Реализовать алгоритмы кодирования и декодирования деревьев с использованием кодов Прюфера для представления решений в генетическом алгоритме. (Маркашов Г.Д., Селезнев Д.Е.)</w:t>
       </w:r>
     </w:p>
     <w:p>
@@ -3317,23 +3116,7 @@
         <w:ind w:left="0" w:firstLine="709"/>
       </w:pPr>
       <w:r>
-        <w:t xml:space="preserve">Разработать генетический алгоритм для поиска минимального </w:t>
-      </w:r>
-      <w:proofErr w:type="spellStart"/>
-      <w:r>
-        <w:t>остовного</w:t>
-      </w:r>
-      <w:proofErr w:type="spellEnd"/>
-      <w:r>
-        <w:t xml:space="preserve"> дерева, включающий функцию приспособленности с системой штрафов, механизм </w:t>
-      </w:r>
-      <w:proofErr w:type="spellStart"/>
-      <w:r>
-        <w:t>элитизма</w:t>
-      </w:r>
-      <w:proofErr w:type="spellEnd"/>
-      <w:r>
-        <w:t xml:space="preserve"> и критерий сходимости. (Селезнев Д.Е.)</w:t>
+        <w:t>Разработать генетический алгоритм для поиска минимального остовного дерева, включающий функцию приспособленности с системой штрафов, механизм элитизма и критерий сходимости. (Селезнев Д.Е.)</w:t>
       </w:r>
     </w:p>
     <w:p>
@@ -3347,15 +3130,7 @@
       </w:pPr>
       <w:r>
         <w:lastRenderedPageBreak/>
-        <w:t xml:space="preserve">Реализовать механизм сохранения истории эволюции с возможностью отката к предыдущим поколениям и сбор статистики для анализа работы алгоритма. (Селезнев Д.Е., </w:t>
-      </w:r>
-      <w:proofErr w:type="spellStart"/>
-      <w:r>
-        <w:t>Маркашов</w:t>
-      </w:r>
-      <w:proofErr w:type="spellEnd"/>
-      <w:r>
-        <w:t xml:space="preserve"> Г.Д.)</w:t>
+        <w:t>Реализовать механизм сохранения истории эволюции с возможностью отката к предыдущим поколениям и сбор статистики для анализа работы алгоритма. (Селезнев Д.Е., Маркашов Г.Д.)</w:t>
       </w:r>
     </w:p>
     <w:p>
@@ -3395,15 +3170,7 @@
         <w:ind w:left="0" w:firstLine="709"/>
       </w:pPr>
       <w:r>
-        <w:t xml:space="preserve">Реализовать визуализацию графа с выделением найденного минимального </w:t>
-      </w:r>
-      <w:proofErr w:type="spellStart"/>
-      <w:r>
-        <w:t>остовного</w:t>
-      </w:r>
-      <w:proofErr w:type="spellEnd"/>
-      <w:r>
-        <w:t xml:space="preserve"> дерева и возможностью просмотра различных решений из популяции. (Пимахин Р.А.)</w:t>
+        <w:t>Реализовать визуализацию графа с выделением найденного минимального остовного дерева и возможностью просмотра различных решений из популяции. (Пимахин Р.А.)</w:t>
       </w:r>
     </w:p>
     <w:p>
@@ -3416,15 +3183,7 @@
         <w:ind w:left="0" w:firstLine="709"/>
       </w:pPr>
       <w:r>
-        <w:t xml:space="preserve">Реализовать график сходимости алгоритма для визуального анализа динамики оптимизации в процессе эволюции. (Пимахин Р.А., </w:t>
-      </w:r>
-      <w:proofErr w:type="spellStart"/>
-      <w:r>
-        <w:t>Маркашов</w:t>
-      </w:r>
-      <w:proofErr w:type="spellEnd"/>
-      <w:r>
-        <w:t xml:space="preserve"> Г.Д.)</w:t>
+        <w:t>Реализовать график сходимости алгоритма для визуального анализа динамики оптимизации в процессе эволюции. (Пимахин Р.А., Маркашов Г.Д.)</w:t>
       </w:r>
     </w:p>
     <w:p>
@@ -3502,71 +3261,634 @@
         <w:pStyle w:val="a1"/>
       </w:pPr>
       <w:r>
-        <w:t xml:space="preserve">Класс </w:t>
-      </w:r>
-      <w:proofErr w:type="spellStart"/>
-      <w:r>
+        <w:t>Класс GAStateStep(BaseModel) предназначен для хранения информации о текущем шаге эволюции и содержит следующие поля: generation – номер поколения, population – список хромосом (кодов Прюфера), best_fitness – лучшее значение качества в поколении, avg_fitness – среднее значение качества в поколении, worst_fitness – худшее значение качества в поколении.</w:t>
+      </w:r>
+    </w:p>
+    <w:p>
+      <w:pPr>
+        <w:pStyle w:val="a1"/>
+      </w:pPr>
+      <w:r>
+        <w:t>Класс</w:t>
+      </w:r>
+      <w:r>
+        <w:t xml:space="preserve"> </w:t>
+      </w:r>
+      <w:r>
+        <w:rPr>
+          <w:lang w:val="en-US"/>
+        </w:rPr>
+        <w:t>GAHistory</w:t>
+      </w:r>
+      <w:r>
+        <w:t>(</w:t>
+      </w:r>
+      <w:r>
+        <w:rPr>
+          <w:lang w:val="en-US"/>
+        </w:rPr>
+        <w:t>BaseModel</w:t>
+      </w:r>
+      <w:r>
+        <w:t xml:space="preserve">) </w:t>
+      </w:r>
+      <w:r>
+        <w:t>реализует</w:t>
+      </w:r>
+      <w:r>
+        <w:t xml:space="preserve"> </w:t>
+      </w:r>
+      <w:r>
+        <w:t>хранение</w:t>
+      </w:r>
+      <w:r>
+        <w:t xml:space="preserve"> </w:t>
+      </w:r>
+      <w:r>
+        <w:t>истории</w:t>
+      </w:r>
+      <w:r>
+        <w:t xml:space="preserve"> </w:t>
+      </w:r>
+      <w:r>
+        <w:t>работы</w:t>
+      </w:r>
+      <w:r>
+        <w:t xml:space="preserve"> </w:t>
+      </w:r>
+      <w:r>
+        <w:t>алгоритма</w:t>
+      </w:r>
+      <w:r>
+        <w:t xml:space="preserve"> </w:t>
+      </w:r>
+      <w:r>
+        <w:t>и</w:t>
+      </w:r>
+      <w:r>
+        <w:t xml:space="preserve"> </w:t>
+      </w:r>
+      <w:r>
+        <w:t>включает</w:t>
+      </w:r>
+      <w:r>
+        <w:t xml:space="preserve"> </w:t>
+      </w:r>
+      <w:r>
+        <w:t>поля</w:t>
+      </w:r>
+      <w:r>
+        <w:t xml:space="preserve">: </w:t>
+      </w:r>
+      <w:r>
+        <w:rPr>
+          <w:lang w:val="en-US"/>
+        </w:rPr>
+        <w:t>generations</w:t>
+      </w:r>
+      <w:r>
+        <w:t>_</w:t>
+      </w:r>
+      <w:r>
+        <w:rPr>
+          <w:lang w:val="en-US"/>
+        </w:rPr>
+        <w:t>count</w:t>
+      </w:r>
+      <w:r>
+        <w:t xml:space="preserve"> – </w:t>
+      </w:r>
+      <w:r>
+        <w:t>количество</w:t>
+      </w:r>
+      <w:r>
+        <w:t xml:space="preserve"> </w:t>
+      </w:r>
+      <w:r>
+        <w:t>поколений</w:t>
+      </w:r>
+      <w:r>
+        <w:t xml:space="preserve">, </w:t>
+      </w:r>
+      <w:r>
+        <w:rPr>
+          <w:lang w:val="en-US"/>
+        </w:rPr>
+        <w:t>best</w:t>
+      </w:r>
+      <w:r>
+        <w:t>_</w:t>
+      </w:r>
+      <w:r>
+        <w:rPr>
+          <w:lang w:val="en-US"/>
+        </w:rPr>
+        <w:t>fitness</w:t>
+      </w:r>
+      <w:r>
+        <w:t>_</w:t>
+      </w:r>
+      <w:r>
+        <w:rPr>
+          <w:lang w:val="en-US"/>
+        </w:rPr>
+        <w:t>history</w:t>
+      </w:r>
+      <w:r>
+        <w:t xml:space="preserve"> – </w:t>
+      </w:r>
+      <w:r>
+        <w:t>список</w:t>
+      </w:r>
+      <w:r>
+        <w:t xml:space="preserve"> </w:t>
+      </w:r>
+      <w:r>
+        <w:t>лучших</w:t>
+      </w:r>
+      <w:r>
+        <w:t xml:space="preserve"> </w:t>
+      </w:r>
+      <w:r>
+        <w:t>значений</w:t>
+      </w:r>
+      <w:r>
+        <w:t xml:space="preserve"> </w:t>
+      </w:r>
+      <w:r>
+        <w:t>качества</w:t>
+      </w:r>
+      <w:r>
+        <w:t xml:space="preserve"> </w:t>
+      </w:r>
+      <w:r>
+        <w:t>по</w:t>
+      </w:r>
+      <w:r>
+        <w:t xml:space="preserve"> </w:t>
+      </w:r>
+      <w:r>
+        <w:t>поколениям</w:t>
+      </w:r>
+      <w:r>
+        <w:t xml:space="preserve">, </w:t>
+      </w:r>
+      <w:r>
+        <w:rPr>
+          <w:lang w:val="en-US"/>
+        </w:rPr>
+        <w:t>avg</w:t>
+      </w:r>
+      <w:r>
+        <w:t>_</w:t>
+      </w:r>
+      <w:r>
+        <w:rPr>
+          <w:lang w:val="en-US"/>
+        </w:rPr>
+        <w:t>fitness</w:t>
+      </w:r>
+      <w:r>
+        <w:t>_</w:t>
+      </w:r>
+      <w:r>
+        <w:rPr>
+          <w:lang w:val="en-US"/>
+        </w:rPr>
+        <w:t>history</w:t>
+      </w:r>
+      <w:r>
+        <w:t xml:space="preserve"> – </w:t>
+      </w:r>
+      <w:r>
+        <w:t>список</w:t>
+      </w:r>
+      <w:r>
+        <w:t xml:space="preserve"> </w:t>
+      </w:r>
+      <w:r>
+        <w:t>средних</w:t>
+      </w:r>
+      <w:r>
+        <w:t xml:space="preserve"> </w:t>
+      </w:r>
+      <w:r>
+        <w:t>значений</w:t>
+      </w:r>
+      <w:r>
+        <w:t xml:space="preserve"> </w:t>
+      </w:r>
+      <w:r>
+        <w:t>качества</w:t>
+      </w:r>
+      <w:r>
+        <w:t xml:space="preserve">, </w:t>
+      </w:r>
+      <w:r>
+        <w:rPr>
+          <w:lang w:val="en-US"/>
+        </w:rPr>
+        <w:t>worst</w:t>
+      </w:r>
+      <w:r>
+        <w:t>_</w:t>
+      </w:r>
+      <w:r>
+        <w:rPr>
+          <w:lang w:val="en-US"/>
+        </w:rPr>
+        <w:t>fitness</w:t>
+      </w:r>
+      <w:r>
+        <w:t>_</w:t>
+      </w:r>
+      <w:r>
+        <w:rPr>
+          <w:lang w:val="en-US"/>
+        </w:rPr>
+        <w:t>history</w:t>
+      </w:r>
+      <w:r>
+        <w:t xml:space="preserve"> – </w:t>
+      </w:r>
+      <w:r>
+        <w:t>список</w:t>
+      </w:r>
+      <w:r>
+        <w:t xml:space="preserve"> </w:t>
+      </w:r>
+      <w:r>
+        <w:t>худших</w:t>
+      </w:r>
+      <w:r>
+        <w:t xml:space="preserve"> </w:t>
+      </w:r>
+      <w:r>
+        <w:t>значений</w:t>
+      </w:r>
+      <w:r>
+        <w:t xml:space="preserve"> </w:t>
+      </w:r>
+      <w:r>
+        <w:t>качества</w:t>
+      </w:r>
+      <w:r>
+        <w:t xml:space="preserve">, </w:t>
+      </w:r>
+      <w:r>
+        <w:rPr>
+          <w:lang w:val="en-US"/>
+        </w:rPr>
+        <w:t>steps</w:t>
+      </w:r>
+      <w:r>
+        <w:t xml:space="preserve"> – </w:t>
+      </w:r>
+      <w:r>
+        <w:t>список</w:t>
+      </w:r>
+      <w:r>
+        <w:t xml:space="preserve"> </w:t>
+      </w:r>
+      <w:r>
+        <w:t>шагов</w:t>
+      </w:r>
+      <w:r>
+        <w:t xml:space="preserve"> </w:t>
+      </w:r>
+      <w:r>
+        <w:t>эволюции</w:t>
+      </w:r>
+      <w:r>
+        <w:t xml:space="preserve"> (</w:t>
+      </w:r>
+      <w:r>
+        <w:t>объектов</w:t>
+      </w:r>
+      <w:r>
+        <w:t xml:space="preserve"> </w:t>
+      </w:r>
+      <w:r>
+        <w:rPr>
+          <w:lang w:val="en-US"/>
+        </w:rPr>
         <w:t>GAStateStep</w:t>
       </w:r>
-      <w:proofErr w:type="spellEnd"/>
-      <w:r>
-        <w:t>(</w:t>
-      </w:r>
-      <w:proofErr w:type="spellStart"/>
-      <w:r>
-        <w:t>BaseModel</w:t>
-      </w:r>
-      <w:proofErr w:type="spellEnd"/>
-      <w:r>
-        <w:t xml:space="preserve">) предназначен для хранения информации о текущем шаге эволюции и содержит следующие поля: </w:t>
-      </w:r>
-      <w:proofErr w:type="spellStart"/>
-      <w:r>
-        <w:t>generation</w:t>
-      </w:r>
-      <w:proofErr w:type="spellEnd"/>
-      <w:r>
-        <w:t xml:space="preserve"> – номер поколения, </w:t>
-      </w:r>
-      <w:proofErr w:type="spellStart"/>
-      <w:r>
-        <w:t>population</w:t>
-      </w:r>
-      <w:proofErr w:type="spellEnd"/>
-      <w:r>
-        <w:t xml:space="preserve"> – список хромосом (кодов </w:t>
-      </w:r>
-      <w:proofErr w:type="spellStart"/>
+      <w:r>
+        <w:t xml:space="preserve">). </w:t>
+      </w:r>
+      <w:r>
+        <w:t>Для управления историей реализованы методы: add_step для добавления шага, get_step для получения шага по индексу, get_last_step для получения последнего шага.</w:t>
+      </w:r>
+    </w:p>
+    <w:p>
+      <w:pPr>
+        <w:pStyle w:val="a1"/>
+      </w:pPr>
+      <w:r>
+        <w:t>Класс GraphData(BaseModel) служит для хранения информации о графе с полями num_vertices – количество вершин и matrix – матрица смежности. Для обеспечения корректности данных реализован метод validate_matrix, который срабатывает автоматически после создания объекта и выполняет проверки: отсутствие петель (при обнаружении выбрасывается ValueError) и использование только ориентированного графа (при нарушении выбрасывается ValueError). Для удобства конвертации данных реализованы методы from_edges_list(n, edges) для создания объекта из списка рёбер и to_edges_list для обратного преобразования в список рёбер.</w:t>
+      </w:r>
+    </w:p>
+    <w:p>
+      <w:pPr>
+        <w:pStyle w:val="a1"/>
+      </w:pPr>
+      <w:r>
+        <w:t xml:space="preserve">Класс Graph предназначен для управления данными графа, их извлечения и применения в алгоритме. Конструктор принимает количество вершин и создаёт объект GraphData. Для работы с графом реализованы методы: get_edges – возврат списка рёбер, get_matrix – возврат матрицы смежности, get_data – возврат данных графа. Защищённые методы </w:t>
+      </w:r>
+      <w:r>
+        <w:lastRenderedPageBreak/>
+        <w:t>_build_adj_list формируют список смежности, _validate_vertex проверяют вершину на допустимый диапазон. Методы управления рёбрами включают add_edge – добавление ребра, find_edge – поиск ребра, has_edge – проверка существования ребра, get_edge_weight – получение веса ребра. Для анализа графа реализованы: get_copy_edges – получение копии списка рёбер, get_copy_neighbors – копия списка смежности, get_degree – степень вершины, get_total_edges – количество рёбер, get_total_weight – суммарный вес всех рёбер, get_edges_weight – вес переданных рёбер. Методы to_dict и to_json обеспечивают миграцию данных графа в словарь и JSON-файл соответственно. Проверка свойств графа выполняется методами is_connected для связности и статическим методом is_tree для проверки списка рёбер на образование дерева.</w:t>
+      </w:r>
+    </w:p>
+    <w:p>
+      <w:pPr>
+        <w:pStyle w:val="a1"/>
+      </w:pPr>
+      <w:r>
+        <w:t>Класс</w:t>
+      </w:r>
+      <w:r>
+        <w:t xml:space="preserve"> </w:t>
+      </w:r>
+      <w:r>
+        <w:rPr>
+          <w:lang w:val="en-US"/>
+        </w:rPr>
+        <w:t>PruferCode</w:t>
+      </w:r>
+      <w:r>
+        <w:t xml:space="preserve"> </w:t>
+      </w:r>
+      <w:r>
+        <w:t>реализует</w:t>
+      </w:r>
+      <w:r>
+        <w:t xml:space="preserve"> </w:t>
+      </w:r>
+      <w:r>
+        <w:t>кодирование</w:t>
+      </w:r>
+      <w:r>
+        <w:t xml:space="preserve"> </w:t>
+      </w:r>
+      <w:r>
+        <w:t>и</w:t>
+      </w:r>
+      <w:r>
+        <w:t xml:space="preserve"> </w:t>
+      </w:r>
+      <w:r>
+        <w:t>декодирование</w:t>
+      </w:r>
+      <w:r>
+        <w:t xml:space="preserve"> </w:t>
+      </w:r>
+      <w:r>
+        <w:t>графа</w:t>
+      </w:r>
+      <w:r>
+        <w:t xml:space="preserve"> </w:t>
+      </w:r>
+      <w:r>
+        <w:t>в</w:t>
+      </w:r>
+      <w:r>
+        <w:t xml:space="preserve"> </w:t>
+      </w:r>
+      <w:r>
+        <w:t>код</w:t>
+      </w:r>
+      <w:r>
+        <w:t xml:space="preserve"> </w:t>
+      </w:r>
       <w:r>
         <w:t>Прюфера</w:t>
       </w:r>
-      <w:proofErr w:type="spellEnd"/>
-      <w:r>
-        <w:t xml:space="preserve">), </w:t>
-      </w:r>
-      <w:proofErr w:type="spellStart"/>
-      <w:r>
-        <w:t>best_fitness</w:t>
-      </w:r>
-      <w:proofErr w:type="spellEnd"/>
-      <w:r>
-        <w:t xml:space="preserve"> – лучшее значение качества в поколении, </w:t>
-      </w:r>
-      <w:proofErr w:type="spellStart"/>
-      <w:r>
-        <w:t>avg_fitness</w:t>
-      </w:r>
-      <w:proofErr w:type="spellEnd"/>
-      <w:r>
-        <w:t xml:space="preserve"> – среднее значение качества в поколении, </w:t>
-      </w:r>
-      <w:proofErr w:type="spellStart"/>
-      <w:r>
-        <w:t>worst_fitness</w:t>
-      </w:r>
-      <w:proofErr w:type="spellEnd"/>
-      <w:r>
-        <w:t xml:space="preserve"> – худшее значение качества в поколении.</w:t>
+      <w:r>
+        <w:t xml:space="preserve">. </w:t>
+      </w:r>
+      <w:r>
+        <w:t>Статический</w:t>
+      </w:r>
+      <w:r>
+        <w:t xml:space="preserve"> </w:t>
+      </w:r>
+      <w:r>
+        <w:t>метод</w:t>
+      </w:r>
+      <w:r>
+        <w:t xml:space="preserve"> </w:t>
+      </w:r>
+      <w:r>
+        <w:rPr>
+          <w:lang w:val="en-US"/>
+        </w:rPr>
+        <w:t>edges</w:t>
+      </w:r>
+      <w:r>
+        <w:t>_</w:t>
+      </w:r>
+      <w:r>
+        <w:rPr>
+          <w:lang w:val="en-US"/>
+        </w:rPr>
+        <w:t>to</w:t>
+      </w:r>
+      <w:r>
+        <w:t>_</w:t>
+      </w:r>
+      <w:r>
+        <w:rPr>
+          <w:lang w:val="en-US"/>
+        </w:rPr>
+        <w:t>code</w:t>
+      </w:r>
+      <w:r>
+        <w:t xml:space="preserve"> </w:t>
+      </w:r>
+      <w:r>
+        <w:t>преобразует</w:t>
+      </w:r>
+      <w:r>
+        <w:t xml:space="preserve"> </w:t>
+      </w:r>
+      <w:r>
+        <w:t>список</w:t>
+      </w:r>
+      <w:r>
+        <w:t xml:space="preserve"> </w:t>
+      </w:r>
+      <w:r>
+        <w:t>рёбер</w:t>
+      </w:r>
+      <w:r>
+        <w:t xml:space="preserve"> </w:t>
+      </w:r>
+      <w:r>
+        <w:t>в</w:t>
+      </w:r>
+      <w:r>
+        <w:t xml:space="preserve"> </w:t>
+      </w:r>
+      <w:r>
+        <w:t>код</w:t>
+      </w:r>
+      <w:r>
+        <w:t xml:space="preserve"> </w:t>
+      </w:r>
+      <w:r>
+        <w:t>Прюфера</w:t>
+      </w:r>
+      <w:r>
+        <w:t xml:space="preserve">, </w:t>
+      </w:r>
+      <w:r>
+        <w:t>метод</w:t>
+      </w:r>
+      <w:r>
+        <w:t xml:space="preserve"> </w:t>
+      </w:r>
+      <w:r>
+        <w:rPr>
+          <w:lang w:val="en-US"/>
+        </w:rPr>
+        <w:t>code</w:t>
+      </w:r>
+      <w:r>
+        <w:t>_</w:t>
+      </w:r>
+      <w:r>
+        <w:rPr>
+          <w:lang w:val="en-US"/>
+        </w:rPr>
+        <w:t>to</w:t>
+      </w:r>
+      <w:r>
+        <w:t>_</w:t>
+      </w:r>
+      <w:r>
+        <w:rPr>
+          <w:lang w:val="en-US"/>
+        </w:rPr>
+        <w:t>edges</w:t>
+      </w:r>
+      <w:r>
+        <w:t xml:space="preserve"> </w:t>
+      </w:r>
+      <w:r>
+        <w:t>выполняет</w:t>
+      </w:r>
+      <w:r>
+        <w:t xml:space="preserve"> </w:t>
+      </w:r>
+      <w:r>
+        <w:t>обратное</w:t>
+      </w:r>
+      <w:r>
+        <w:t xml:space="preserve"> </w:t>
+      </w:r>
+      <w:r>
+        <w:t>декодирование</w:t>
+      </w:r>
+      <w:r>
+        <w:t xml:space="preserve"> </w:t>
+      </w:r>
+      <w:r>
+        <w:t>кода</w:t>
+      </w:r>
+      <w:r>
+        <w:t xml:space="preserve"> </w:t>
+      </w:r>
+      <w:r>
+        <w:t>в</w:t>
+      </w:r>
+      <w:r>
+        <w:t xml:space="preserve"> </w:t>
+      </w:r>
+      <w:r>
+        <w:t>список</w:t>
+      </w:r>
+      <w:r>
+        <w:t xml:space="preserve"> </w:t>
+      </w:r>
+      <w:r>
+        <w:t>рёбер</w:t>
+      </w:r>
+      <w:r>
+        <w:t xml:space="preserve">, </w:t>
+      </w:r>
+      <w:r>
+        <w:t>а</w:t>
+      </w:r>
+      <w:r>
+        <w:t xml:space="preserve"> </w:t>
+      </w:r>
+      <w:r>
+        <w:t>метод</w:t>
+      </w:r>
+      <w:r>
+        <w:t xml:space="preserve"> </w:t>
+      </w:r>
+      <w:r>
+        <w:rPr>
+          <w:lang w:val="en-US"/>
+        </w:rPr>
+        <w:t>is</w:t>
+      </w:r>
+      <w:r>
+        <w:t>_</w:t>
+      </w:r>
+      <w:r>
+        <w:rPr>
+          <w:lang w:val="en-US"/>
+        </w:rPr>
+        <w:t>valid</w:t>
+      </w:r>
+      <w:r>
+        <w:t>_</w:t>
+      </w:r>
+      <w:r>
+        <w:rPr>
+          <w:lang w:val="en-US"/>
+        </w:rPr>
+        <w:t>prufer</w:t>
+      </w:r>
+      <w:r>
+        <w:t>_</w:t>
+      </w:r>
+      <w:r>
+        <w:rPr>
+          <w:lang w:val="en-US"/>
+        </w:rPr>
+        <w:t>code</w:t>
+      </w:r>
+      <w:r>
+        <w:t xml:space="preserve"> </w:t>
+      </w:r>
+      <w:r>
+        <w:t>проверяет</w:t>
+      </w:r>
+      <w:r>
+        <w:t xml:space="preserve"> </w:t>
+      </w:r>
+      <w:r>
+        <w:t>валидность</w:t>
+      </w:r>
+      <w:r>
+        <w:t xml:space="preserve"> </w:t>
+      </w:r>
+      <w:r>
+        <w:t>кода</w:t>
+      </w:r>
+      <w:r>
+        <w:t xml:space="preserve"> </w:t>
+      </w:r>
+      <w:r>
+        <w:t>Прюфера</w:t>
+      </w:r>
+      <w:r>
+        <w:t>.</w:t>
       </w:r>
     </w:p>
     <w:p>
@@ -3574,390 +3896,42 @@
         <w:pStyle w:val="a1"/>
       </w:pPr>
       <w:r>
-        <w:t>Класс</w:t>
+        <w:t>Класс FileIO обеспечивает работу с файлами для чтения графа из файла в формате списка рёбер. Статический метод load считывает данные из файла, выполняет их валидацию, создаёт объект класса Graph и возвращает его.</w:t>
+      </w:r>
+    </w:p>
+    <w:p>
+      <w:pPr>
+        <w:pStyle w:val="a1"/>
+      </w:pPr>
+      <w:r>
+        <w:t>Класс GraphGenerator предназначен для генерации графа с заданными параметрами. Статический метод gen_graph принимает количество вершин, вероятность появления ребра между вершинами, минимальный и максимальный веса рёбер и генерирует граф в соответствии с этими параметрами.</w:t>
+      </w:r>
+    </w:p>
+    <w:p>
+      <w:pPr>
+        <w:pStyle w:val="a1"/>
+      </w:pPr>
+      <w:r>
+        <w:t xml:space="preserve">Класс GraphManager представляет собой абстракцию, объединяющую несколько классов для удобного управления графом и валидации входных данных. Конструктор принимает объекты классов FileIO и GraphGenerator, а также содержит поле _graph для хранения графа. Методы управления графом: get_graph – возврат объекта графа при его наличии, has_graph – </w:t>
+      </w:r>
+      <w:r>
+        <w:lastRenderedPageBreak/>
+        <w:t>проверка наличия графа, set_graph – установка графа, clear – удаление графа. Методы создания графа: load_from_tuple – создание графа из списка рёбер с весами, generate_random_graph – генерация случайного графа. Методы доступа к данным графа дублируют функциональность класса</w:t>
       </w:r>
       <w:r>
         <w:rPr>
           <w:lang w:val="en-US"/>
         </w:rPr>
-        <w:t xml:space="preserve"> </w:t>
-      </w:r>
-      <w:proofErr w:type="spellStart"/>
+        <w:t> Grap</w:t>
+      </w:r>
       <w:r>
         <w:rPr>
           <w:lang w:val="en-US"/>
         </w:rPr>
-        <w:t>GAHistory</w:t>
-      </w:r>
-      <w:proofErr w:type="spellEnd"/>
-      <w:r>
-        <w:rPr>
-          <w:lang w:val="en-US"/>
-        </w:rPr>
-        <w:t>(</w:t>
-      </w:r>
-      <w:proofErr w:type="spellStart"/>
-      <w:r>
-        <w:rPr>
-          <w:lang w:val="en-US"/>
-        </w:rPr>
-        <w:t>BaseModel</w:t>
-      </w:r>
-      <w:proofErr w:type="spellEnd"/>
-      <w:r>
-        <w:rPr>
-          <w:lang w:val="en-US"/>
-        </w:rPr>
-        <w:t xml:space="preserve">) </w:t>
-      </w:r>
-      <w:r>
-        <w:t>реализует</w:t>
-      </w:r>
-      <w:r>
-        <w:rPr>
-          <w:lang w:val="en-US"/>
-        </w:rPr>
-        <w:t xml:space="preserve"> </w:t>
-      </w:r>
-      <w:r>
-        <w:t>хранение</w:t>
-      </w:r>
-      <w:r>
-        <w:rPr>
-          <w:lang w:val="en-US"/>
-        </w:rPr>
-        <w:t xml:space="preserve"> </w:t>
-      </w:r>
-      <w:r>
-        <w:t>истории</w:t>
-      </w:r>
-      <w:r>
-        <w:rPr>
-          <w:lang w:val="en-US"/>
-        </w:rPr>
-        <w:t xml:space="preserve"> </w:t>
-      </w:r>
-      <w:r>
-        <w:t>работы</w:t>
-      </w:r>
-      <w:r>
-        <w:rPr>
-          <w:lang w:val="en-US"/>
-        </w:rPr>
-        <w:t xml:space="preserve"> </w:t>
-      </w:r>
-      <w:r>
-        <w:t>алгоритма</w:t>
-      </w:r>
-      <w:r>
-        <w:rPr>
-          <w:lang w:val="en-US"/>
-        </w:rPr>
-        <w:t xml:space="preserve"> </w:t>
-      </w:r>
-      <w:r>
-        <w:t>и</w:t>
-      </w:r>
-      <w:r>
-        <w:rPr>
-          <w:lang w:val="en-US"/>
-        </w:rPr>
-        <w:t xml:space="preserve"> </w:t>
-      </w:r>
-      <w:r>
-        <w:t>включает</w:t>
-      </w:r>
-      <w:r>
-        <w:rPr>
-          <w:lang w:val="en-US"/>
-        </w:rPr>
-        <w:t xml:space="preserve"> </w:t>
-      </w:r>
-      <w:r>
-        <w:t>поля</w:t>
-      </w:r>
-      <w:r>
-        <w:rPr>
-          <w:lang w:val="en-US"/>
-        </w:rPr>
-        <w:t xml:space="preserve">: </w:t>
-      </w:r>
-      <w:proofErr w:type="spellStart"/>
-      <w:r>
-        <w:rPr>
-          <w:lang w:val="en-US"/>
-        </w:rPr>
-        <w:t>generations_count</w:t>
-      </w:r>
-      <w:proofErr w:type="spellEnd"/>
-      <w:r>
-        <w:rPr>
-          <w:lang w:val="en-US"/>
-        </w:rPr>
-        <w:t xml:space="preserve"> – </w:t>
-      </w:r>
-      <w:r>
-        <w:t>количество</w:t>
-      </w:r>
-      <w:r>
-        <w:rPr>
-          <w:lang w:val="en-US"/>
-        </w:rPr>
-        <w:t xml:space="preserve"> </w:t>
-      </w:r>
-      <w:r>
-        <w:t>поколений</w:t>
-      </w:r>
-      <w:r>
-        <w:rPr>
-          <w:lang w:val="en-US"/>
-        </w:rPr>
-        <w:t xml:space="preserve">, </w:t>
-      </w:r>
-      <w:proofErr w:type="spellStart"/>
-      <w:r>
-        <w:rPr>
-          <w:lang w:val="en-US"/>
-        </w:rPr>
-        <w:t>best_fitness_history</w:t>
-      </w:r>
-      <w:proofErr w:type="spellEnd"/>
-      <w:r>
-        <w:rPr>
-          <w:lang w:val="en-US"/>
-        </w:rPr>
-        <w:t xml:space="preserve"> – </w:t>
-      </w:r>
-      <w:r>
-        <w:t>список</w:t>
-      </w:r>
-      <w:r>
-        <w:rPr>
-          <w:lang w:val="en-US"/>
-        </w:rPr>
-        <w:t xml:space="preserve"> </w:t>
-      </w:r>
-      <w:r>
-        <w:t>лучших</w:t>
-      </w:r>
-      <w:r>
-        <w:rPr>
-          <w:lang w:val="en-US"/>
-        </w:rPr>
-        <w:t xml:space="preserve"> </w:t>
-      </w:r>
-      <w:r>
-        <w:t>значений</w:t>
-      </w:r>
-      <w:r>
-        <w:rPr>
-          <w:lang w:val="en-US"/>
-        </w:rPr>
-        <w:t xml:space="preserve"> </w:t>
-      </w:r>
-      <w:r>
-        <w:t>качества</w:t>
-      </w:r>
-      <w:r>
-        <w:rPr>
-          <w:lang w:val="en-US"/>
-        </w:rPr>
-        <w:t xml:space="preserve"> </w:t>
-      </w:r>
-      <w:r>
-        <w:t>по</w:t>
-      </w:r>
-      <w:r>
-        <w:rPr>
-          <w:lang w:val="en-US"/>
-        </w:rPr>
-        <w:t xml:space="preserve"> </w:t>
-      </w:r>
-      <w:r>
-        <w:t>поколениям</w:t>
-      </w:r>
-      <w:r>
-        <w:rPr>
-          <w:lang w:val="en-US"/>
-        </w:rPr>
-        <w:t xml:space="preserve">, </w:t>
-      </w:r>
-      <w:proofErr w:type="spellStart"/>
-      <w:r>
-        <w:rPr>
-          <w:lang w:val="en-US"/>
-        </w:rPr>
-        <w:t>avg_fitness_history</w:t>
-      </w:r>
-      <w:proofErr w:type="spellEnd"/>
-      <w:r>
-        <w:rPr>
-          <w:lang w:val="en-US"/>
-        </w:rPr>
-        <w:t xml:space="preserve"> – </w:t>
-      </w:r>
-      <w:r>
-        <w:t>список</w:t>
-      </w:r>
-      <w:r>
-        <w:rPr>
-          <w:lang w:val="en-US"/>
-        </w:rPr>
-        <w:t xml:space="preserve"> </w:t>
-      </w:r>
-      <w:r>
-        <w:t>средних</w:t>
-      </w:r>
-      <w:r>
-        <w:rPr>
-          <w:lang w:val="en-US"/>
-        </w:rPr>
-        <w:t xml:space="preserve"> </w:t>
-      </w:r>
-      <w:r>
-        <w:t>значений</w:t>
-      </w:r>
-      <w:r>
-        <w:rPr>
-          <w:lang w:val="en-US"/>
-        </w:rPr>
-        <w:t xml:space="preserve"> </w:t>
-      </w:r>
-      <w:r>
-        <w:t>качества</w:t>
-      </w:r>
-      <w:r>
-        <w:rPr>
-          <w:lang w:val="en-US"/>
-        </w:rPr>
-        <w:t xml:space="preserve">, </w:t>
-      </w:r>
-      <w:proofErr w:type="spellStart"/>
-      <w:r>
-        <w:rPr>
-          <w:lang w:val="en-US"/>
-        </w:rPr>
-        <w:t>worst_fitness_history</w:t>
-      </w:r>
-      <w:proofErr w:type="spellEnd"/>
-      <w:r>
-        <w:rPr>
-          <w:lang w:val="en-US"/>
-        </w:rPr>
-        <w:t xml:space="preserve"> – </w:t>
-      </w:r>
-      <w:r>
-        <w:t>список</w:t>
-      </w:r>
-      <w:r>
-        <w:rPr>
-          <w:lang w:val="en-US"/>
-        </w:rPr>
-        <w:t xml:space="preserve"> </w:t>
-      </w:r>
-      <w:r>
-        <w:t>худших</w:t>
-      </w:r>
-      <w:r>
-        <w:rPr>
-          <w:lang w:val="en-US"/>
-        </w:rPr>
-        <w:t xml:space="preserve"> </w:t>
-      </w:r>
-      <w:r>
-        <w:t>значений</w:t>
-      </w:r>
-      <w:r>
-        <w:rPr>
-          <w:lang w:val="en-US"/>
-        </w:rPr>
-        <w:t xml:space="preserve"> </w:t>
-      </w:r>
-      <w:r>
-        <w:t>качества</w:t>
-      </w:r>
-      <w:r>
-        <w:rPr>
-          <w:lang w:val="en-US"/>
-        </w:rPr>
-        <w:t xml:space="preserve">, steps – </w:t>
-      </w:r>
-      <w:r>
-        <w:t>список</w:t>
-      </w:r>
-      <w:r>
-        <w:rPr>
-          <w:lang w:val="en-US"/>
-        </w:rPr>
-        <w:t xml:space="preserve"> </w:t>
-      </w:r>
-      <w:r>
-        <w:t>шагов</w:t>
-      </w:r>
-      <w:r>
-        <w:rPr>
-          <w:lang w:val="en-US"/>
-        </w:rPr>
-        <w:t xml:space="preserve"> </w:t>
-      </w:r>
-      <w:r>
-        <w:t>эволюции</w:t>
-      </w:r>
-      <w:r>
-        <w:rPr>
-          <w:lang w:val="en-US"/>
-        </w:rPr>
-        <w:t xml:space="preserve"> (</w:t>
-      </w:r>
-      <w:r>
-        <w:t>объектов</w:t>
-      </w:r>
-      <w:r>
-        <w:rPr>
-          <w:lang w:val="en-US"/>
-        </w:rPr>
-        <w:t xml:space="preserve"> </w:t>
-      </w:r>
-      <w:proofErr w:type="spellStart"/>
-      <w:r>
-        <w:rPr>
-          <w:lang w:val="en-US"/>
-        </w:rPr>
-        <w:t>GAStateStep</w:t>
-      </w:r>
-      <w:proofErr w:type="spellEnd"/>
-      <w:r>
-        <w:rPr>
-          <w:lang w:val="en-US"/>
-        </w:rPr>
-        <w:t xml:space="preserve">). </w:t>
-      </w:r>
-      <w:r>
-        <w:t xml:space="preserve">Для управления историей реализованы методы: </w:t>
-      </w:r>
-      <w:proofErr w:type="spellStart"/>
-      <w:r>
-        <w:t>add_step</w:t>
-      </w:r>
-      <w:proofErr w:type="spellEnd"/>
-      <w:r>
-        <w:t xml:space="preserve"> для добавления шага, </w:t>
-      </w:r>
-      <w:proofErr w:type="spellStart"/>
-      <w:r>
-        <w:t>get_step</w:t>
-      </w:r>
-      <w:proofErr w:type="spellEnd"/>
-      <w:r>
-        <w:t xml:space="preserve"> для получения шага по индексу, </w:t>
-      </w:r>
-      <w:proofErr w:type="spellStart"/>
-      <w:r>
-        <w:t>get_last_step</w:t>
-      </w:r>
-      <w:proofErr w:type="spellEnd"/>
-      <w:r>
-        <w:t xml:space="preserve"> для получения последнего шага.</w:t>
+        <w:t>h</w:t>
+      </w:r>
+      <w:r>
+        <w:t>, обеспечивая единый интерфейс управления.</w:t>
       </w:r>
     </w:p>
     <w:p>
@@ -3965,87 +3939,7 @@
         <w:pStyle w:val="a1"/>
       </w:pPr>
       <w:r>
-        <w:t xml:space="preserve">Класс </w:t>
-      </w:r>
-      <w:proofErr w:type="spellStart"/>
-      <w:r>
-        <w:t>GraphData</w:t>
-      </w:r>
-      <w:proofErr w:type="spellEnd"/>
-      <w:r>
-        <w:t>(</w:t>
-      </w:r>
-      <w:proofErr w:type="spellStart"/>
-      <w:r>
-        <w:t>BaseModel</w:t>
-      </w:r>
-      <w:proofErr w:type="spellEnd"/>
-      <w:r>
-        <w:t xml:space="preserve">) служит для хранения информации о графе с полями </w:t>
-      </w:r>
-      <w:proofErr w:type="spellStart"/>
-      <w:r>
-        <w:t>num_vertices</w:t>
-      </w:r>
-      <w:proofErr w:type="spellEnd"/>
-      <w:r>
-        <w:t xml:space="preserve"> – количество вершин и </w:t>
-      </w:r>
-      <w:proofErr w:type="spellStart"/>
-      <w:r>
-        <w:t>matrix</w:t>
-      </w:r>
-      <w:proofErr w:type="spellEnd"/>
-      <w:r>
-        <w:t xml:space="preserve"> – матрица смежности. Для обеспечения корректности данных реализован метод </w:t>
-      </w:r>
-      <w:proofErr w:type="spellStart"/>
-      <w:r>
-        <w:t>validate_matrix</w:t>
-      </w:r>
-      <w:proofErr w:type="spellEnd"/>
-      <w:r>
-        <w:t xml:space="preserve">, который срабатывает автоматически после создания объекта и выполняет проверки: отсутствие петель (при обнаружении выбрасывается </w:t>
-      </w:r>
-      <w:proofErr w:type="spellStart"/>
-      <w:r>
-        <w:t>ValueError</w:t>
-      </w:r>
-      <w:proofErr w:type="spellEnd"/>
-      <w:r>
-        <w:t xml:space="preserve">) и использование только ориентированного графа (при нарушении выбрасывается </w:t>
-      </w:r>
-      <w:proofErr w:type="spellStart"/>
-      <w:r>
-        <w:t>ValueError</w:t>
-      </w:r>
-      <w:proofErr w:type="spellEnd"/>
-      <w:r>
-        <w:t xml:space="preserve">). Для удобства конвертации данных реализованы методы </w:t>
-      </w:r>
-      <w:proofErr w:type="spellStart"/>
-      <w:r>
-        <w:t>from_edges_list</w:t>
-      </w:r>
-      <w:proofErr w:type="spellEnd"/>
-      <w:r>
-        <w:t xml:space="preserve">(n, </w:t>
-      </w:r>
-      <w:proofErr w:type="spellStart"/>
-      <w:r>
-        <w:t>edges</w:t>
-      </w:r>
-      <w:proofErr w:type="spellEnd"/>
-      <w:r>
-        <w:t xml:space="preserve">) для создания объекта из списка рёбер и </w:t>
-      </w:r>
-      <w:proofErr w:type="spellStart"/>
-      <w:r>
-        <w:t>to_edges_list</w:t>
-      </w:r>
-      <w:proofErr w:type="spellEnd"/>
-      <w:r>
-        <w:t xml:space="preserve"> для обратного преобразования в список рёбер.</w:t>
+        <w:t>Класс HistoryManager реализует хранение и управление историей эволюции особей и шагов алгоритма. Конструктор создаёт объект класса GAHistory. Методы управления историей: add_steps – добавление шага, go_forward – переход на следующий шаг, go_back – переход на шаг назад, go_to – переход на конкретный шаг, go_to_end – переход на последний шаг, go_to_start – переход в начало истории. Методы доступа к данным: get_current – извлечение данных текущего шага, get_step – получение шага по индексу, get_all – получение копии всей истории, get_history_stats – получение статистики, get_last – информация последнего шага, get_first – информация первого шага. Методы управления состоянием: clear – очистка истории, is_empty – проверка на пустоту.</w:t>
       </w:r>
     </w:p>
     <w:p>
@@ -4053,179 +3947,7 @@
         <w:pStyle w:val="a1"/>
       </w:pPr>
       <w:r>
-        <w:t xml:space="preserve">Класс </w:t>
-      </w:r>
-      <w:proofErr w:type="spellStart"/>
-      <w:r>
-        <w:t>Graph</w:t>
-      </w:r>
-      <w:proofErr w:type="spellEnd"/>
-      <w:r>
-        <w:t xml:space="preserve"> предназначен для управления данными графа, их извлечения и применения в алгоритме. Конструктор принимает количество вершин и создаёт объект </w:t>
-      </w:r>
-      <w:proofErr w:type="spellStart"/>
-      <w:r>
-        <w:t>GraphData</w:t>
-      </w:r>
-      <w:proofErr w:type="spellEnd"/>
-      <w:r>
-        <w:t xml:space="preserve">. Для работы с графом реализованы методы: </w:t>
-      </w:r>
-      <w:proofErr w:type="spellStart"/>
-      <w:r>
-        <w:t>get_edges</w:t>
-      </w:r>
-      <w:proofErr w:type="spellEnd"/>
-      <w:r>
-        <w:t xml:space="preserve"> – возврат списка рёбер, </w:t>
-      </w:r>
-      <w:proofErr w:type="spellStart"/>
-      <w:r>
-        <w:t>get_matrix</w:t>
-      </w:r>
-      <w:proofErr w:type="spellEnd"/>
-      <w:r>
-        <w:t xml:space="preserve"> – возврат матрицы смежности, </w:t>
-      </w:r>
-      <w:proofErr w:type="spellStart"/>
-      <w:r>
-        <w:t>get_data</w:t>
-      </w:r>
-      <w:proofErr w:type="spellEnd"/>
-      <w:r>
-        <w:t xml:space="preserve"> – возврат данных графа. Защищённые методы </w:t>
-      </w:r>
-      <w:r>
-        <w:lastRenderedPageBreak/>
-        <w:t>_</w:t>
-      </w:r>
-      <w:proofErr w:type="spellStart"/>
-      <w:r>
-        <w:t>build_adj_list</w:t>
-      </w:r>
-      <w:proofErr w:type="spellEnd"/>
-      <w:r>
-        <w:t xml:space="preserve"> формируют список смежности, _</w:t>
-      </w:r>
-      <w:proofErr w:type="spellStart"/>
-      <w:r>
-        <w:t>validate_vertex</w:t>
-      </w:r>
-      <w:proofErr w:type="spellEnd"/>
-      <w:r>
-        <w:t xml:space="preserve"> проверяют вершину на допустимый диапазон. Методы управления рёбрами включают </w:t>
-      </w:r>
-      <w:proofErr w:type="spellStart"/>
-      <w:r>
-        <w:t>add_edge</w:t>
-      </w:r>
-      <w:proofErr w:type="spellEnd"/>
-      <w:r>
-        <w:t xml:space="preserve"> – добавление ребра, </w:t>
-      </w:r>
-      <w:proofErr w:type="spellStart"/>
-      <w:r>
-        <w:t>find_edge</w:t>
-      </w:r>
-      <w:proofErr w:type="spellEnd"/>
-      <w:r>
-        <w:t xml:space="preserve"> – поиск ребра, </w:t>
-      </w:r>
-      <w:proofErr w:type="spellStart"/>
-      <w:r>
-        <w:t>has_edge</w:t>
-      </w:r>
-      <w:proofErr w:type="spellEnd"/>
-      <w:r>
-        <w:t xml:space="preserve"> – проверка существования ребра, </w:t>
-      </w:r>
-      <w:proofErr w:type="spellStart"/>
-      <w:r>
-        <w:t>get_edge_weight</w:t>
-      </w:r>
-      <w:proofErr w:type="spellEnd"/>
-      <w:r>
-        <w:t xml:space="preserve"> – получение веса ребра. Для анализа графа реализованы: </w:t>
-      </w:r>
-      <w:proofErr w:type="spellStart"/>
-      <w:r>
-        <w:t>get_copy_edges</w:t>
-      </w:r>
-      <w:proofErr w:type="spellEnd"/>
-      <w:r>
-        <w:t xml:space="preserve"> – получение копии списка рёбер, </w:t>
-      </w:r>
-      <w:proofErr w:type="spellStart"/>
-      <w:r>
-        <w:t>get_copy_neighbors</w:t>
-      </w:r>
-      <w:proofErr w:type="spellEnd"/>
-      <w:r>
-        <w:t xml:space="preserve"> – копия списка смежности, </w:t>
-      </w:r>
-      <w:proofErr w:type="spellStart"/>
-      <w:r>
-        <w:t>get_degree</w:t>
-      </w:r>
-      <w:proofErr w:type="spellEnd"/>
-      <w:r>
-        <w:t xml:space="preserve"> – степень вершины, </w:t>
-      </w:r>
-      <w:proofErr w:type="spellStart"/>
-      <w:r>
-        <w:t>get_total_edges</w:t>
-      </w:r>
-      <w:proofErr w:type="spellEnd"/>
-      <w:r>
-        <w:t xml:space="preserve"> – количество рёбер, </w:t>
-      </w:r>
-      <w:proofErr w:type="spellStart"/>
-      <w:r>
-        <w:t>get_total_weight</w:t>
-      </w:r>
-      <w:proofErr w:type="spellEnd"/>
-      <w:r>
-        <w:t xml:space="preserve"> – суммарный вес всех рёбер, </w:t>
-      </w:r>
-      <w:proofErr w:type="spellStart"/>
-      <w:r>
-        <w:t>get_edges_weight</w:t>
-      </w:r>
-      <w:proofErr w:type="spellEnd"/>
-      <w:r>
-        <w:t xml:space="preserve"> – вес переданных рёбер. Методы </w:t>
-      </w:r>
-      <w:proofErr w:type="spellStart"/>
-      <w:r>
-        <w:t>to_dict</w:t>
-      </w:r>
-      <w:proofErr w:type="spellEnd"/>
-      <w:r>
-        <w:t xml:space="preserve"> и </w:t>
-      </w:r>
-      <w:proofErr w:type="spellStart"/>
-      <w:r>
-        <w:t>to_json</w:t>
-      </w:r>
-      <w:proofErr w:type="spellEnd"/>
-      <w:r>
-        <w:t xml:space="preserve"> обеспечивают миграцию данных графа в словарь и JSON-файл соответственно. Проверка свойств графа выполняется методами </w:t>
-      </w:r>
-      <w:proofErr w:type="spellStart"/>
-      <w:r>
-        <w:t>is_connected</w:t>
-      </w:r>
-      <w:proofErr w:type="spellEnd"/>
-      <w:r>
-        <w:t xml:space="preserve"> для связности и статическим методом </w:t>
-      </w:r>
-      <w:proofErr w:type="spellStart"/>
-      <w:r>
-        <w:t>is_tree</w:t>
-      </w:r>
-      <w:proofErr w:type="spellEnd"/>
-      <w:r>
-        <w:t xml:space="preserve"> для проверки списка рёбер на образование дерева.</w:t>
+        <w:t>Для избежания ошибок при конвертации параметров из графического интерфейса реализованы Enum-классы: CrossoverType – типы скрещивания, MutationType – типы мутации, SelectionType – типы селекции, обеспечивающие типобезопасность при передаче параметров в алгоритм.</w:t>
       </w:r>
     </w:p>
     <w:p>
@@ -4233,710 +3955,7 @@
         <w:pStyle w:val="a1"/>
       </w:pPr>
       <w:r>
-        <w:t>Класс</w:t>
-      </w:r>
-      <w:r>
-        <w:t xml:space="preserve"> </w:t>
-      </w:r>
-      <w:proofErr w:type="spellStart"/>
-      <w:r>
-        <w:rPr>
-          <w:lang w:val="en-US"/>
-        </w:rPr>
-        <w:t>PruferCode</w:t>
-      </w:r>
-      <w:proofErr w:type="spellEnd"/>
-      <w:r>
-        <w:t xml:space="preserve"> </w:t>
-      </w:r>
-      <w:r>
-        <w:t>реализует</w:t>
-      </w:r>
-      <w:r>
-        <w:t xml:space="preserve"> </w:t>
-      </w:r>
-      <w:r>
-        <w:t>кодирование</w:t>
-      </w:r>
-      <w:r>
-        <w:t xml:space="preserve"> </w:t>
-      </w:r>
-      <w:r>
-        <w:t>и</w:t>
-      </w:r>
-      <w:r>
-        <w:t xml:space="preserve"> </w:t>
-      </w:r>
-      <w:r>
-        <w:t>декодирование</w:t>
-      </w:r>
-      <w:r>
-        <w:t xml:space="preserve"> </w:t>
-      </w:r>
-      <w:r>
-        <w:t>графа</w:t>
-      </w:r>
-      <w:r>
-        <w:t xml:space="preserve"> </w:t>
-      </w:r>
-      <w:r>
-        <w:t>в</w:t>
-      </w:r>
-      <w:r>
-        <w:t xml:space="preserve"> </w:t>
-      </w:r>
-      <w:r>
-        <w:t>код</w:t>
-      </w:r>
-      <w:r>
-        <w:t xml:space="preserve"> </w:t>
-      </w:r>
-      <w:proofErr w:type="spellStart"/>
-      <w:r>
-        <w:t>Прюфера</w:t>
-      </w:r>
-      <w:proofErr w:type="spellEnd"/>
-      <w:r>
-        <w:t xml:space="preserve">. </w:t>
-      </w:r>
-      <w:r>
-        <w:t>Статический</w:t>
-      </w:r>
-      <w:r>
-        <w:t xml:space="preserve"> </w:t>
-      </w:r>
-      <w:r>
-        <w:t>метод</w:t>
-      </w:r>
-      <w:r>
-        <w:t xml:space="preserve"> </w:t>
-      </w:r>
-      <w:r>
-        <w:rPr>
-          <w:lang w:val="en-US"/>
-        </w:rPr>
-        <w:t>edges</w:t>
-      </w:r>
-      <w:r>
-        <w:t>_</w:t>
-      </w:r>
-      <w:r>
-        <w:rPr>
-          <w:lang w:val="en-US"/>
-        </w:rPr>
-        <w:t>to</w:t>
-      </w:r>
-      <w:r>
-        <w:t>_</w:t>
-      </w:r>
-      <w:r>
-        <w:rPr>
-          <w:lang w:val="en-US"/>
-        </w:rPr>
-        <w:t>code</w:t>
-      </w:r>
-      <w:r>
-        <w:t xml:space="preserve"> </w:t>
-      </w:r>
-      <w:r>
-        <w:t>преобразует</w:t>
-      </w:r>
-      <w:r>
-        <w:t xml:space="preserve"> </w:t>
-      </w:r>
-      <w:r>
-        <w:t>список</w:t>
-      </w:r>
-      <w:r>
-        <w:t xml:space="preserve"> </w:t>
-      </w:r>
-      <w:r>
-        <w:t>рёбер</w:t>
-      </w:r>
-      <w:r>
-        <w:t xml:space="preserve"> </w:t>
-      </w:r>
-      <w:r>
-        <w:t>в</w:t>
-      </w:r>
-      <w:r>
-        <w:t xml:space="preserve"> </w:t>
-      </w:r>
-      <w:r>
-        <w:t>код</w:t>
-      </w:r>
-      <w:r>
-        <w:t xml:space="preserve"> </w:t>
-      </w:r>
-      <w:proofErr w:type="spellStart"/>
-      <w:r>
-        <w:t>Прюфера</w:t>
-      </w:r>
-      <w:proofErr w:type="spellEnd"/>
-      <w:r>
-        <w:t xml:space="preserve">, </w:t>
-      </w:r>
-      <w:r>
-        <w:t>метод</w:t>
-      </w:r>
-      <w:r>
-        <w:t xml:space="preserve"> </w:t>
-      </w:r>
-      <w:r>
-        <w:rPr>
-          <w:lang w:val="en-US"/>
-        </w:rPr>
-        <w:t>code</w:t>
-      </w:r>
-      <w:r>
-        <w:t>_</w:t>
-      </w:r>
-      <w:r>
-        <w:rPr>
-          <w:lang w:val="en-US"/>
-        </w:rPr>
-        <w:t>to</w:t>
-      </w:r>
-      <w:r>
-        <w:t>_</w:t>
-      </w:r>
-      <w:r>
-        <w:rPr>
-          <w:lang w:val="en-US"/>
-        </w:rPr>
-        <w:t>edges</w:t>
-      </w:r>
-      <w:r>
-        <w:t xml:space="preserve"> </w:t>
-      </w:r>
-      <w:r>
-        <w:t>выполняет</w:t>
-      </w:r>
-      <w:r>
-        <w:t xml:space="preserve"> </w:t>
-      </w:r>
-      <w:r>
-        <w:t>обратное</w:t>
-      </w:r>
-      <w:r>
-        <w:t xml:space="preserve"> </w:t>
-      </w:r>
-      <w:r>
-        <w:t>декодирование</w:t>
-      </w:r>
-      <w:r>
-        <w:t xml:space="preserve"> </w:t>
-      </w:r>
-      <w:r>
-        <w:t>кода</w:t>
-      </w:r>
-      <w:r>
-        <w:t xml:space="preserve"> </w:t>
-      </w:r>
-      <w:r>
-        <w:t>в</w:t>
-      </w:r>
-      <w:r>
-        <w:t xml:space="preserve"> </w:t>
-      </w:r>
-      <w:r>
-        <w:t>список</w:t>
-      </w:r>
-      <w:r>
-        <w:t xml:space="preserve"> </w:t>
-      </w:r>
-      <w:r>
-        <w:t>рёбер</w:t>
-      </w:r>
-      <w:r>
-        <w:t xml:space="preserve">, </w:t>
-      </w:r>
-      <w:r>
-        <w:t>а</w:t>
-      </w:r>
-      <w:r>
-        <w:t xml:space="preserve"> </w:t>
-      </w:r>
-      <w:r>
-        <w:t>метод</w:t>
-      </w:r>
-      <w:r>
-        <w:t xml:space="preserve"> </w:t>
-      </w:r>
-      <w:r>
-        <w:rPr>
-          <w:lang w:val="en-US"/>
-        </w:rPr>
-        <w:t>is</w:t>
-      </w:r>
-      <w:r>
-        <w:t>_</w:t>
-      </w:r>
-      <w:r>
-        <w:rPr>
-          <w:lang w:val="en-US"/>
-        </w:rPr>
-        <w:t>valid</w:t>
-      </w:r>
-      <w:r>
-        <w:t>_</w:t>
-      </w:r>
-      <w:proofErr w:type="spellStart"/>
-      <w:r>
-        <w:rPr>
-          <w:lang w:val="en-US"/>
-        </w:rPr>
-        <w:t>prufer</w:t>
-      </w:r>
-      <w:proofErr w:type="spellEnd"/>
-      <w:r>
-        <w:t>_</w:t>
-      </w:r>
-      <w:r>
-        <w:rPr>
-          <w:lang w:val="en-US"/>
-        </w:rPr>
-        <w:t>code</w:t>
-      </w:r>
-      <w:r>
-        <w:t xml:space="preserve"> </w:t>
-      </w:r>
-      <w:r>
-        <w:t>проверяет</w:t>
-      </w:r>
-      <w:r>
-        <w:t xml:space="preserve"> </w:t>
-      </w:r>
-      <w:r>
-        <w:t>валидность</w:t>
-      </w:r>
-      <w:r>
-        <w:t xml:space="preserve"> </w:t>
-      </w:r>
-      <w:r>
-        <w:t>кода</w:t>
-      </w:r>
-      <w:r>
-        <w:t xml:space="preserve"> </w:t>
-      </w:r>
-      <w:proofErr w:type="spellStart"/>
-      <w:r>
-        <w:t>Прюфера</w:t>
-      </w:r>
-      <w:proofErr w:type="spellEnd"/>
-      <w:r>
-        <w:t>.</w:t>
-      </w:r>
-    </w:p>
-    <w:p>
-      <w:pPr>
-        <w:pStyle w:val="a1"/>
-      </w:pPr>
-      <w:r>
-        <w:t xml:space="preserve">Класс </w:t>
-      </w:r>
-      <w:proofErr w:type="spellStart"/>
-      <w:r>
-        <w:t>FileIO</w:t>
-      </w:r>
-      <w:proofErr w:type="spellEnd"/>
-      <w:r>
-        <w:t xml:space="preserve"> обеспечивает работу с файлами для чтения графа из файла в формате списка рёбер. Статический метод </w:t>
-      </w:r>
-      <w:proofErr w:type="spellStart"/>
-      <w:r>
-        <w:t>load</w:t>
-      </w:r>
-      <w:proofErr w:type="spellEnd"/>
-      <w:r>
-        <w:t xml:space="preserve"> считывает данные из файла, выполняет их валидацию, создаёт объект класса </w:t>
-      </w:r>
-      <w:proofErr w:type="spellStart"/>
-      <w:r>
-        <w:t>Graph</w:t>
-      </w:r>
-      <w:proofErr w:type="spellEnd"/>
-      <w:r>
-        <w:t xml:space="preserve"> и возвращает его.</w:t>
-      </w:r>
-    </w:p>
-    <w:p>
-      <w:pPr>
-        <w:pStyle w:val="a1"/>
-      </w:pPr>
-      <w:r>
-        <w:t xml:space="preserve">Класс </w:t>
-      </w:r>
-      <w:proofErr w:type="spellStart"/>
-      <w:r>
-        <w:t>GraphGenerator</w:t>
-      </w:r>
-      <w:proofErr w:type="spellEnd"/>
-      <w:r>
-        <w:t xml:space="preserve"> предназначен для генерации графа с заданными параметрами. Статический метод </w:t>
-      </w:r>
-      <w:proofErr w:type="spellStart"/>
-      <w:r>
-        <w:t>gen_graph</w:t>
-      </w:r>
-      <w:proofErr w:type="spellEnd"/>
-      <w:r>
-        <w:t xml:space="preserve"> принимает количество вершин, вероятность появления ребра между вершинами, минимальный и максимальный веса рёбер и генерирует граф в соответствии с этими параметрами.</w:t>
-      </w:r>
-    </w:p>
-    <w:p>
-      <w:pPr>
-        <w:pStyle w:val="a1"/>
-      </w:pPr>
-      <w:r>
-        <w:t>Класс </w:t>
-      </w:r>
-      <w:proofErr w:type="spellStart"/>
-      <w:r>
-        <w:t>GraphManager</w:t>
-      </w:r>
-      <w:proofErr w:type="spellEnd"/>
-      <w:r>
-        <w:t> представляет собой абстракцию, объединяющую несколько классов для удобного управления графом и валидации входных данных. Конструктор принимает объекты классов </w:t>
-      </w:r>
-      <w:proofErr w:type="spellStart"/>
-      <w:r>
-        <w:t>FileIO</w:t>
-      </w:r>
-      <w:proofErr w:type="spellEnd"/>
-      <w:r>
-        <w:t> и </w:t>
-      </w:r>
-      <w:proofErr w:type="spellStart"/>
-      <w:r>
-        <w:t>GraphGenerator</w:t>
-      </w:r>
-      <w:proofErr w:type="spellEnd"/>
-      <w:r>
-        <w:t>, а также содержит поле _</w:t>
-      </w:r>
-      <w:proofErr w:type="spellStart"/>
-      <w:r>
-        <w:t>graph</w:t>
-      </w:r>
-      <w:proofErr w:type="spellEnd"/>
-      <w:r>
-        <w:t> для хранения графа. Методы управления графом: </w:t>
-      </w:r>
-      <w:proofErr w:type="spellStart"/>
-      <w:r>
-        <w:t>get_graph</w:t>
-      </w:r>
-      <w:proofErr w:type="spellEnd"/>
-      <w:r>
-        <w:t> – возврат объекта графа при его наличии, </w:t>
-      </w:r>
-      <w:proofErr w:type="spellStart"/>
-      <w:r>
-        <w:t>has_graph</w:t>
-      </w:r>
-      <w:proofErr w:type="spellEnd"/>
-      <w:r>
-        <w:t xml:space="preserve"> – </w:t>
-      </w:r>
-      <w:r>
-        <w:lastRenderedPageBreak/>
-        <w:t>проверка наличия графа, </w:t>
-      </w:r>
-      <w:proofErr w:type="spellStart"/>
-      <w:r>
-        <w:t>set_graph</w:t>
-      </w:r>
-      <w:proofErr w:type="spellEnd"/>
-      <w:r>
-        <w:t> – установка графа, </w:t>
-      </w:r>
-      <w:proofErr w:type="spellStart"/>
-      <w:r>
-        <w:t>clear</w:t>
-      </w:r>
-      <w:proofErr w:type="spellEnd"/>
-      <w:r>
-        <w:t> – удаление графа. Методы создания графа: </w:t>
-      </w:r>
-      <w:proofErr w:type="spellStart"/>
-      <w:r>
-        <w:t>load_from_tuple</w:t>
-      </w:r>
-      <w:proofErr w:type="spellEnd"/>
-      <w:r>
-        <w:t> – создание графа из списка рёбер с весами, </w:t>
-      </w:r>
-      <w:proofErr w:type="spellStart"/>
-      <w:r>
-        <w:t>generate_random_graph</w:t>
-      </w:r>
-      <w:proofErr w:type="spellEnd"/>
-      <w:r>
-        <w:t> – генерация случайного графа. Методы доступа к данным графа дублируют функциональность класса</w:t>
-      </w:r>
-      <w:r>
-        <w:rPr>
-          <w:lang w:val="en-US"/>
-        </w:rPr>
-        <w:t> Grap</w:t>
-      </w:r>
-      <w:r>
-        <w:rPr>
-          <w:lang w:val="en-US"/>
-        </w:rPr>
-        <w:t>h</w:t>
-      </w:r>
-      <w:r>
-        <w:t>, обеспечивая единый интерфейс управления.</w:t>
-      </w:r>
-    </w:p>
-    <w:p>
-      <w:pPr>
-        <w:pStyle w:val="a1"/>
-      </w:pPr>
-      <w:r>
-        <w:t>Класс </w:t>
-      </w:r>
-      <w:proofErr w:type="spellStart"/>
-      <w:r>
-        <w:t>HistoryManager</w:t>
-      </w:r>
-      <w:proofErr w:type="spellEnd"/>
-      <w:r>
-        <w:t> реализует хранение и управление историей эволюции особей и шагов алгоритма. Конструктор создаёт объект класса </w:t>
-      </w:r>
-      <w:proofErr w:type="spellStart"/>
-      <w:r>
-        <w:t>GAHistory</w:t>
-      </w:r>
-      <w:proofErr w:type="spellEnd"/>
-      <w:r>
-        <w:t>. Методы управления историей: </w:t>
-      </w:r>
-      <w:proofErr w:type="spellStart"/>
-      <w:r>
-        <w:t>add_steps</w:t>
-      </w:r>
-      <w:proofErr w:type="spellEnd"/>
-      <w:r>
-        <w:t> – добавление шага, </w:t>
-      </w:r>
-      <w:proofErr w:type="spellStart"/>
-      <w:r>
-        <w:t>go_forward</w:t>
-      </w:r>
-      <w:proofErr w:type="spellEnd"/>
-      <w:r>
-        <w:t> – переход на следующий шаг, </w:t>
-      </w:r>
-      <w:proofErr w:type="spellStart"/>
-      <w:r>
-        <w:t>go_back</w:t>
-      </w:r>
-      <w:proofErr w:type="spellEnd"/>
-      <w:r>
-        <w:t> – переход на шаг назад, </w:t>
-      </w:r>
-      <w:proofErr w:type="spellStart"/>
-      <w:r>
-        <w:t>go_to</w:t>
-      </w:r>
-      <w:proofErr w:type="spellEnd"/>
-      <w:r>
-        <w:t> – переход на конкретный шаг, </w:t>
-      </w:r>
-      <w:proofErr w:type="spellStart"/>
-      <w:r>
-        <w:t>go_to_end</w:t>
-      </w:r>
-      <w:proofErr w:type="spellEnd"/>
-      <w:r>
-        <w:t> – переход на последний шаг, </w:t>
-      </w:r>
-      <w:proofErr w:type="spellStart"/>
-      <w:r>
-        <w:t>go_to_start</w:t>
-      </w:r>
-      <w:proofErr w:type="spellEnd"/>
-      <w:r>
-        <w:t> – переход в начало истории. Методы доступа к данным: </w:t>
-      </w:r>
-      <w:proofErr w:type="spellStart"/>
-      <w:r>
-        <w:t>get_current</w:t>
-      </w:r>
-      <w:proofErr w:type="spellEnd"/>
-      <w:r>
-        <w:t> – извлечение данных текущего шага, </w:t>
-      </w:r>
-      <w:proofErr w:type="spellStart"/>
-      <w:r>
-        <w:t>get_step</w:t>
-      </w:r>
-      <w:proofErr w:type="spellEnd"/>
-      <w:r>
-        <w:t> – получение шага по индексу, </w:t>
-      </w:r>
-      <w:proofErr w:type="spellStart"/>
-      <w:r>
-        <w:t>get_all</w:t>
-      </w:r>
-      <w:proofErr w:type="spellEnd"/>
-      <w:r>
-        <w:t> – получение копии всей истории, </w:t>
-      </w:r>
-      <w:proofErr w:type="spellStart"/>
-      <w:r>
-        <w:t>get_history_stats</w:t>
-      </w:r>
-      <w:proofErr w:type="spellEnd"/>
-      <w:r>
-        <w:t> – получение статистики, </w:t>
-      </w:r>
-      <w:proofErr w:type="spellStart"/>
-      <w:r>
-        <w:t>get_last</w:t>
-      </w:r>
-      <w:proofErr w:type="spellEnd"/>
-      <w:r>
-        <w:t> – информация последнего шага, </w:t>
-      </w:r>
-      <w:proofErr w:type="spellStart"/>
-      <w:r>
-        <w:t>get_first</w:t>
-      </w:r>
-      <w:proofErr w:type="spellEnd"/>
-      <w:r>
-        <w:t> – информация первого шага. Методы управления состоянием: </w:t>
-      </w:r>
-      <w:proofErr w:type="spellStart"/>
-      <w:r>
-        <w:t>clear</w:t>
-      </w:r>
-      <w:proofErr w:type="spellEnd"/>
-      <w:r>
-        <w:t> – очистка истории, </w:t>
-      </w:r>
-      <w:proofErr w:type="spellStart"/>
-      <w:r>
-        <w:t>is_empty</w:t>
-      </w:r>
-      <w:proofErr w:type="spellEnd"/>
-      <w:r>
-        <w:t> – проверка на пустоту.</w:t>
-      </w:r>
-    </w:p>
-    <w:p>
-      <w:pPr>
-        <w:pStyle w:val="a1"/>
-      </w:pPr>
-      <w:r>
-        <w:t xml:space="preserve">Для избежания ошибок при конвертации параметров из графического интерфейса реализованы </w:t>
-      </w:r>
-      <w:proofErr w:type="spellStart"/>
-      <w:r>
-        <w:t>Enum</w:t>
-      </w:r>
-      <w:proofErr w:type="spellEnd"/>
-      <w:r>
-        <w:t>-классы: </w:t>
-      </w:r>
-      <w:proofErr w:type="spellStart"/>
-      <w:r>
-        <w:t>CrossoverType</w:t>
-      </w:r>
-      <w:proofErr w:type="spellEnd"/>
-      <w:r>
-        <w:t> – типы скрещивания, </w:t>
-      </w:r>
-      <w:proofErr w:type="spellStart"/>
-      <w:r>
-        <w:t>MutationType</w:t>
-      </w:r>
-      <w:proofErr w:type="spellEnd"/>
-      <w:r>
-        <w:t> – типы мутации, </w:t>
-      </w:r>
-      <w:proofErr w:type="spellStart"/>
-      <w:r>
-        <w:t>SelectionType</w:t>
-      </w:r>
-      <w:proofErr w:type="spellEnd"/>
-      <w:r>
-        <w:t xml:space="preserve"> – типы селекции, обеспечивающие </w:t>
-      </w:r>
-      <w:proofErr w:type="spellStart"/>
-      <w:r>
-        <w:t>типобезопасность</w:t>
-      </w:r>
-      <w:proofErr w:type="spellEnd"/>
-      <w:r>
-        <w:t xml:space="preserve"> при передаче параметров в алгоритм.</w:t>
-      </w:r>
-    </w:p>
-    <w:p>
-      <w:pPr>
-        <w:pStyle w:val="a1"/>
-      </w:pPr>
-      <w:r>
-        <w:t xml:space="preserve">Использование </w:t>
-      </w:r>
-      <w:proofErr w:type="spellStart"/>
-      <w:r>
-        <w:t>Pydantic</w:t>
-      </w:r>
-      <w:proofErr w:type="spellEnd"/>
-      <w:r>
-        <w:t xml:space="preserve">-схем гарантирует строгую валидацию данных на всех этапах работы приложения. Модульная архитектура с разделением ответственности между классами обеспечивает гибкость и </w:t>
-      </w:r>
-      <w:proofErr w:type="spellStart"/>
-      <w:r>
-        <w:t>поддерживаемость</w:t>
-      </w:r>
-      <w:proofErr w:type="spellEnd"/>
-      <w:r>
-        <w:t xml:space="preserve"> кода: </w:t>
-      </w:r>
-      <w:proofErr w:type="spellStart"/>
-      <w:r>
-        <w:t>GraphData</w:t>
-      </w:r>
-      <w:proofErr w:type="spellEnd"/>
-      <w:r>
-        <w:t> отвечает за хранение, </w:t>
-      </w:r>
-      <w:proofErr w:type="spellStart"/>
-      <w:r>
-        <w:t>Graph</w:t>
-      </w:r>
-      <w:proofErr w:type="spellEnd"/>
-      <w:r>
-        <w:t> за управление, </w:t>
-      </w:r>
-      <w:proofErr w:type="spellStart"/>
-      <w:r>
-        <w:t>GraphManager</w:t>
-      </w:r>
-      <w:proofErr w:type="spellEnd"/>
-      <w:r>
-        <w:t> за абстракцию, </w:t>
-      </w:r>
-      <w:proofErr w:type="spellStart"/>
-      <w:r>
-        <w:t>HistoryManager</w:t>
-      </w:r>
-      <w:proofErr w:type="spellEnd"/>
-      <w:r>
-        <w:t xml:space="preserve"> за историю, а </w:t>
-      </w:r>
-      <w:proofErr w:type="spellStart"/>
-      <w:r>
-        <w:t>Enum</w:t>
-      </w:r>
-      <w:proofErr w:type="spellEnd"/>
-      <w:r>
-        <w:t>-классы гарантируют корректность типов при взаимодействии с пользовательским интерфейсом.</w:t>
+        <w:t>Использование Pydantic-схем гарантирует строгую валидацию данных на всех этапах работы приложения. Модульная архитектура с разделением ответственности между классами обеспечивает гибкость и поддерживаемость кода: GraphData отвечает за хранение, Graph за управление, GraphManager за абстракцию, HistoryManager за историю, а Enum-классы гарантируют корректность типов при взаимодействии с пользовательским интерфейсом.</w:t>
       </w:r>
     </w:p>
     <w:p>
@@ -4961,23 +3980,7 @@
         <w:pStyle w:val="a1"/>
       </w:pPr>
       <w:r>
-        <w:t>Генетический алгоритм реализован в модуле ga_engine.py и включает два основных класса: </w:t>
-      </w:r>
-      <w:proofErr w:type="spellStart"/>
-      <w:r>
-        <w:t>GeneticAlgorithmMST</w:t>
-      </w:r>
-      <w:proofErr w:type="spellEnd"/>
-      <w:r>
-        <w:t> для управления процессом эволюции и </w:t>
-      </w:r>
-      <w:proofErr w:type="spellStart"/>
-      <w:r>
-        <w:t>GeneticOperators</w:t>
-      </w:r>
-      <w:proofErr w:type="spellEnd"/>
-      <w:r>
-        <w:t> для реализации генетических операторов.</w:t>
+        <w:t>Генетический алгоритм реализован в модуле ga_engine.py и включает два основных класса: GeneticAlgorithmMST для управления процессом эволюции и GeneticOperators для реализации генетических операторов.</w:t>
       </w:r>
     </w:p>
     <w:p>
@@ -5009,31 +4012,7 @@
         <w:pStyle w:val="a1"/>
       </w:pPr>
       <w:r>
-        <w:t xml:space="preserve">Класс </w:t>
-      </w:r>
-      <w:proofErr w:type="spellStart"/>
-      <w:r>
-        <w:t>GeneticOperators</w:t>
-      </w:r>
-      <w:proofErr w:type="spellEnd"/>
-      <w:r>
-        <w:t xml:space="preserve"> инкапсулирует все генетические операторы, обеспечивая модульность и возможность независимого тестирования. Метод </w:t>
-      </w:r>
-      <w:proofErr w:type="spellStart"/>
-      <w:r>
-        <w:t>create_random_individual</w:t>
-      </w:r>
-      <w:proofErr w:type="spellEnd"/>
-      <w:r>
-        <w:t xml:space="preserve"> генерирует случайные коды </w:t>
-      </w:r>
-      <w:proofErr w:type="spellStart"/>
-      <w:r>
-        <w:t>Прюфера</w:t>
-      </w:r>
-      <w:proofErr w:type="spellEnd"/>
-      <w:r>
-        <w:t xml:space="preserve"> заданной длины для инициализации популяции.</w:t>
+        <w:t>Класс GeneticOperators инкапсулирует все генетические операторы, обеспечивая модульность и возможность независимого тестирования. Метод create_random_individual генерирует случайные коды Прюфера заданной длины для инициализации популяции.</w:t>
       </w:r>
     </w:p>
     <w:p>
@@ -5041,63 +4020,7 @@
         <w:pStyle w:val="a1"/>
       </w:pPr>
       <w:r>
-        <w:t xml:space="preserve">Турнирная селекция реализована методом </w:t>
-      </w:r>
-      <w:proofErr w:type="spellStart"/>
-      <w:r>
-        <w:t>tournament_selection</w:t>
-      </w:r>
-      <w:proofErr w:type="spellEnd"/>
-      <w:r>
-        <w:t xml:space="preserve">, который случайно выбирает участников турнира через </w:t>
-      </w:r>
-      <w:proofErr w:type="spellStart"/>
-      <w:r>
-        <w:t>random.sample</w:t>
-      </w:r>
-      <w:proofErr w:type="spellEnd"/>
-      <w:r>
-        <w:t xml:space="preserve"> и находит победителя с минимальным </w:t>
-      </w:r>
-      <w:proofErr w:type="spellStart"/>
-      <w:r>
-        <w:t>fitness</w:t>
-      </w:r>
-      <w:proofErr w:type="spellEnd"/>
-      <w:r>
-        <w:t xml:space="preserve"> через функцию </w:t>
-      </w:r>
-      <w:proofErr w:type="spellStart"/>
-      <w:r>
-        <w:t>min</w:t>
-      </w:r>
-      <w:proofErr w:type="spellEnd"/>
-      <w:r>
-        <w:t xml:space="preserve">, обеспечивая баланс между исследованием новых решений и эксплуатацией найденных. Рулеточная селекция в методе </w:t>
-      </w:r>
-      <w:proofErr w:type="spellStart"/>
-      <w:r>
-        <w:t>roulette_selection</w:t>
-      </w:r>
-      <w:proofErr w:type="spellEnd"/>
-      <w:r>
-        <w:t xml:space="preserve"> инвертирует </w:t>
-      </w:r>
-      <w:proofErr w:type="spellStart"/>
-      <w:r>
-        <w:t>fitness</w:t>
-      </w:r>
-      <w:proofErr w:type="spellEnd"/>
-      <w:r>
-        <w:t xml:space="preserve"> для задачи минимизации, создаёт накопительную сумму через </w:t>
-      </w:r>
-      <w:proofErr w:type="spellStart"/>
-      <w:r>
-        <w:t>sum</w:t>
-      </w:r>
-      <w:proofErr w:type="spellEnd"/>
-      <w:r>
-        <w:t xml:space="preserve"> и выбирает особь пропорционально её приспособленности.</w:t>
+        <w:t>Турнирная селекция реализована методом tournament_selection, который случайно выбирает участников турнира через random.sample и находит победителя с минимальным fitness через функцию min, обеспечивая баланс между исследованием новых решений и эксплуатацией найденных. Рулеточная селекция в методе roulette_selection инвертирует fitness для задачи минимизации, создаёт накопительную сумму через sum и выбирает особь пропорционально её приспособленности.</w:t>
       </w:r>
     </w:p>
     <w:p>
@@ -5105,39 +4028,7 @@
         <w:pStyle w:val="a1"/>
       </w:pPr>
       <w:r>
-        <w:t xml:space="preserve">Скрещивание реализовано тремя методами. Метод </w:t>
-      </w:r>
-      <w:proofErr w:type="spellStart"/>
-      <w:r>
-        <w:t>uniform_crossover</w:t>
-      </w:r>
-      <w:proofErr w:type="spellEnd"/>
-      <w:r>
-        <w:t xml:space="preserve"> на каждой позиции случайно выбирает ген от одного из родителей через цикл, обеспечивая равномерное смешивание генетического материала. Метод </w:t>
-      </w:r>
-      <w:proofErr w:type="spellStart"/>
-      <w:r>
-        <w:t>one_point_crossover</w:t>
-      </w:r>
-      <w:proofErr w:type="spellEnd"/>
-      <w:r>
-        <w:t xml:space="preserve"> выбирает случайную точку разреза через </w:t>
-      </w:r>
-      <w:proofErr w:type="spellStart"/>
-      <w:r>
-        <w:t>random.randint</w:t>
-      </w:r>
-      <w:proofErr w:type="spellEnd"/>
-      <w:r>
-        <w:t xml:space="preserve"> и обменивает хвостовые части родителей с помощью срезов списков, сохраняя большие блоки генов. Метод </w:t>
-      </w:r>
-      <w:proofErr w:type="spellStart"/>
-      <w:r>
-        <w:t>two_point_crossover</w:t>
-      </w:r>
-      <w:proofErr w:type="spellEnd"/>
-      <w:r>
-        <w:t xml:space="preserve"> выбирает две точки разреза и обменивает средние сегменты путём конкатенации трёх срезов, сохраняя граничные области от обоих родителей.</w:t>
+        <w:t>Скрещивание реализовано тремя методами. Метод uniform_crossover на каждой позиции случайно выбирает ген от одного из родителей через цикл, обеспечивая равномерное смешивание генетического материала. Метод one_point_crossover выбирает случайную точку разреза через random.randint и обменивает хвостовые части родителей с помощью срезов списков, сохраняя большие блоки генов. Метод two_point_crossover выбирает две точки разреза и обменивает средние сегменты путём конкатенации трёх срезов, сохраняя граничные области от обоих родителей.</w:t>
       </w:r>
     </w:p>
     <w:p>
@@ -5145,47 +4036,7 @@
         <w:pStyle w:val="a1"/>
       </w:pPr>
       <w:r>
-        <w:t xml:space="preserve">Мутация представлена двумя методами. Метод </w:t>
-      </w:r>
-      <w:proofErr w:type="spellStart"/>
-      <w:r>
-        <w:t>mutate</w:t>
-      </w:r>
-      <w:proofErr w:type="spellEnd"/>
-      <w:r>
-        <w:t xml:space="preserve"> проходит по всем позициям кода </w:t>
-      </w:r>
-      <w:proofErr w:type="spellStart"/>
-      <w:r>
-        <w:t>Прюфера</w:t>
-      </w:r>
-      <w:proofErr w:type="spellEnd"/>
-      <w:r>
-        <w:t xml:space="preserve"> и с заданной вероятностью заменяет каждый ген на новое случайное значение через </w:t>
-      </w:r>
-      <w:proofErr w:type="spellStart"/>
-      <w:r>
-        <w:t>random.randint</w:t>
-      </w:r>
-      <w:proofErr w:type="spellEnd"/>
-      <w:r>
-        <w:t xml:space="preserve">, вводя новые гены в популяцию для увеличения разнообразия и избегания локальных оптимумов. Метод </w:t>
-      </w:r>
-      <w:proofErr w:type="spellStart"/>
-      <w:r>
-        <w:t>mutate_swap</w:t>
-      </w:r>
-      <w:proofErr w:type="spellEnd"/>
-      <w:r>
-        <w:t xml:space="preserve"> выбирает две случайные позиции через </w:t>
-      </w:r>
-      <w:proofErr w:type="spellStart"/>
-      <w:r>
-        <w:t>random.sample</w:t>
-      </w:r>
-      <w:proofErr w:type="spellEnd"/>
-      <w:r>
-        <w:t xml:space="preserve"> и обменивает гены местами через одновременное присваивание, сохраняя набор генов, но изменяя структуру кодируемого дерева.</w:t>
+        <w:t>Мутация представлена двумя методами. Метод mutate проходит по всем позициям кода Прюфера и с заданной вероятностью заменяет каждый ген на новое случайное значение через random.randint, вводя новые гены в популяцию для увеличения разнообразия и избегания локальных оптимумов. Метод mutate_swap выбирает две случайные позиции через random.sample и обменивает гены местами через одновременное присваивание, сохраняя набор генов, но изменяя структуру кодируемого дерева.</w:t>
       </w:r>
     </w:p>
     <w:p>
@@ -5216,59 +4067,11 @@
         <w:pStyle w:val="a1"/>
       </w:pPr>
       <w:r>
-        <w:t>Класс </w:t>
-      </w:r>
-      <w:proofErr w:type="spellStart"/>
-      <w:r>
-        <w:t>GeneticAlgorithmMST</w:t>
-      </w:r>
-      <w:proofErr w:type="spellEnd"/>
-      <w:r>
-        <w:t> управляет полным циклом эволюции популяции решений, используя экземпляр класса </w:t>
-      </w:r>
-      <w:proofErr w:type="spellStart"/>
-      <w:r>
-        <w:t>GeneticOperators</w:t>
-      </w:r>
-      <w:proofErr w:type="spellEnd"/>
-      <w:r>
-        <w:t xml:space="preserve"> для </w:t>
+        <w:t xml:space="preserve">Класс GeneticAlgorithmMST управляет полным циклом эволюции популяции решений, используя экземпляр класса GeneticOperators для </w:t>
       </w:r>
       <w:r>
         <w:lastRenderedPageBreak/>
-        <w:t>выполнения генетических операций. При инициализации через конструктор __</w:t>
-      </w:r>
-      <w:proofErr w:type="spellStart"/>
-      <w:r>
-        <w:t>init</w:t>
-      </w:r>
-      <w:proofErr w:type="spellEnd"/>
-      <w:r>
-        <w:t>__ класс принимает граф и параметры алгоритма, проверяет связность графа методом </w:t>
-      </w:r>
-      <w:proofErr w:type="spellStart"/>
-      <w:r>
-        <w:t>is_connected</w:t>
-      </w:r>
-      <w:proofErr w:type="spellEnd"/>
-      <w:r>
-        <w:t>, вычисляет максимально возможный вес дерева для расчёта штрафов. Начальная популяция создаётся методом _</w:t>
-      </w:r>
-      <w:proofErr w:type="spellStart"/>
-      <w:r>
-        <w:t>initialize_population</w:t>
-      </w:r>
-      <w:proofErr w:type="spellEnd"/>
-      <w:r>
-        <w:t xml:space="preserve">, который генерирует случайные коды </w:t>
-      </w:r>
-      <w:proofErr w:type="spellStart"/>
-      <w:r>
-        <w:t>Прюфера</w:t>
-      </w:r>
-      <w:proofErr w:type="spellEnd"/>
-      <w:r>
-        <w:t>, оценивает их и сохраняет статистику поколения 0 в историю.</w:t>
+        <w:t>выполнения генетических операций. При инициализации через конструктор __init__ класс принимает граф и параметры алгоритма, проверяет связность графа методом is_connected, вычисляет максимально возможный вес дерева для расчёта штрафов. Начальная популяция создаётся методом _initialize_population, который генерирует случайные коды Прюфера, оценивает их и сохраняет статистику поколения 0 в историю.</w:t>
       </w:r>
     </w:p>
     <w:p>
@@ -5276,63 +4079,7 @@
         <w:pStyle w:val="a1"/>
       </w:pPr>
       <w:r>
-        <w:t>Центральным элементом алгоритма является функция приспособленности, реализованная методом _</w:t>
-      </w:r>
-      <w:proofErr w:type="spellStart"/>
-      <w:r>
-        <w:t>calculate_fitness</w:t>
-      </w:r>
-      <w:proofErr w:type="spellEnd"/>
-      <w:r>
-        <w:t xml:space="preserve">. Она использует двухуровневую систему оценки: преобразует код </w:t>
-      </w:r>
-      <w:proofErr w:type="spellStart"/>
-      <w:r>
-        <w:t>Прюфера</w:t>
-      </w:r>
-      <w:proofErr w:type="spellEnd"/>
-      <w:r>
-        <w:t xml:space="preserve"> в рёбра дерева через </w:t>
-      </w:r>
-      <w:proofErr w:type="spellStart"/>
-      <w:r>
-        <w:t>PruferCode.code_to_edges</w:t>
-      </w:r>
-      <w:proofErr w:type="spellEnd"/>
-      <w:r>
-        <w:t>, проверяет валидность каждого ребра методом </w:t>
-      </w:r>
-      <w:proofErr w:type="spellStart"/>
-      <w:r>
-        <w:t>get_edge_weight</w:t>
-      </w:r>
-      <w:proofErr w:type="spellEnd"/>
-      <w:r>
-        <w:t xml:space="preserve"> графа и возвращает суммарный вес для валидных деревьев или штрафное значение для </w:t>
-      </w:r>
-      <w:proofErr w:type="spellStart"/>
-      <w:r>
-        <w:t>невалидных</w:t>
-      </w:r>
-      <w:proofErr w:type="spellEnd"/>
-      <w:r>
-        <w:t xml:space="preserve">. Штраф включает удвоенный максимальный вес дерева, тысячу за каждое </w:t>
-      </w:r>
-      <w:proofErr w:type="spellStart"/>
-      <w:r>
-        <w:t>невалидное</w:t>
-      </w:r>
-      <w:proofErr w:type="spellEnd"/>
-      <w:r>
-        <w:t xml:space="preserve"> ребро и суммарный вес валидных рёбер, что направляет эволюцию от </w:t>
-      </w:r>
-      <w:proofErr w:type="spellStart"/>
-      <w:r>
-        <w:t>невалидных</w:t>
-      </w:r>
-      <w:proofErr w:type="spellEnd"/>
-      <w:r>
-        <w:t xml:space="preserve"> решений через постепенное исправление ошибок к оптимальным.</w:t>
+        <w:t>Центральным элементом алгоритма является функция приспособленности, реализованная методом _calculate_fitness. Она использует двухуровневую систему оценки: преобразует код Прюфера в рёбра дерева через PruferCode.code_to_edges, проверяет валидность каждого ребра методом get_edge_weight графа и возвращает суммарный вес для валидных деревьев или штрафное значение для невалидных. Штраф включает удвоенный максимальный вес дерева, тысячу за каждое невалидное ребро и суммарный вес валидных рёбер, что направляет эволюцию от невалидных решений через постепенное исправление ошибок к оптимальным.</w:t>
       </w:r>
     </w:p>
     <w:p>
@@ -5340,79 +4087,7 @@
         <w:pStyle w:val="a1"/>
       </w:pPr>
       <w:r>
-        <w:t>Процесс эволюции реализован методом </w:t>
-      </w:r>
-      <w:proofErr w:type="spellStart"/>
-      <w:r>
-        <w:t>step</w:t>
-      </w:r>
-      <w:proofErr w:type="spellEnd"/>
-      <w:r>
-        <w:t>, который выполняет одно поколение алгоритма. Сначала текущая популяция оценивается методом _</w:t>
-      </w:r>
-      <w:proofErr w:type="spellStart"/>
-      <w:r>
-        <w:t>evaluate_population</w:t>
-      </w:r>
-      <w:proofErr w:type="spellEnd"/>
-      <w:r>
-        <w:t xml:space="preserve"> для селекции родителей. Новая популяция формируется через </w:t>
-      </w:r>
-      <w:proofErr w:type="spellStart"/>
-      <w:r>
-        <w:t>элитизм</w:t>
-      </w:r>
-      <w:proofErr w:type="spellEnd"/>
-      <w:r>
-        <w:t>, когда лучшие особи копируются без изменений, и генерацию потомков. Родители выбираются методом _</w:t>
-      </w:r>
-      <w:proofErr w:type="spellStart"/>
-      <w:r>
-        <w:t>select_parent</w:t>
-      </w:r>
-      <w:proofErr w:type="spellEnd"/>
-      <w:r>
-        <w:t>, скрещиваются методом _</w:t>
-      </w:r>
-      <w:proofErr w:type="spellStart"/>
-      <w:r>
-        <w:t>crossover</w:t>
-      </w:r>
-      <w:proofErr w:type="spellEnd"/>
-      <w:r>
-        <w:t> и мутируют методом _</w:t>
-      </w:r>
-      <w:proofErr w:type="spellStart"/>
-      <w:r>
-        <w:t>mutate</w:t>
-      </w:r>
-      <w:proofErr w:type="spellEnd"/>
-      <w:r>
-        <w:t>, каждый из которых вызывает соответствующие методы класса </w:t>
-      </w:r>
-      <w:proofErr w:type="spellStart"/>
-      <w:r>
-        <w:t>GeneticOperators</w:t>
-      </w:r>
-      <w:proofErr w:type="spellEnd"/>
-      <w:r>
-        <w:t> в зависимости от выбранного типа оператора. После создания новой популяции она оценивается повторно для сбора статистики, которая сохраняется методом _</w:t>
-      </w:r>
-      <w:proofErr w:type="spellStart"/>
-      <w:r>
-        <w:t>save_state</w:t>
-      </w:r>
-      <w:proofErr w:type="spellEnd"/>
-      <w:r>
-        <w:t> в историю для возможности отката через метод </w:t>
-      </w:r>
-      <w:proofErr w:type="spellStart"/>
-      <w:r>
-        <w:t>rollback</w:t>
-      </w:r>
-      <w:proofErr w:type="spellEnd"/>
-      <w:r>
-        <w:t>.</w:t>
+        <w:t>Процесс эволюции реализован методом step, который выполняет одно поколение алгоритма. Сначала текущая популяция оценивается методом _evaluate_population для селекции родителей. Новая популяция формируется через элитизм, когда лучшие особи копируются без изменений, и генерацию потомков. Родители выбираются методом _select_parent, скрещиваются методом _crossover и мутируют методом _mutate, каждый из которых вызывает соответствующие методы класса GeneticOperators в зависимости от выбранного типа оператора. После создания новой популяции она оценивается повторно для сбора статистики, которая сохраняется методом _save_state в историю для возможности отката через метод rollback.</w:t>
       </w:r>
     </w:p>
     <w:p>
@@ -5420,64 +4095,11 @@
         <w:pStyle w:val="a1"/>
       </w:pPr>
       <w:r>
-        <w:t xml:space="preserve">Метод </w:t>
-      </w:r>
-      <w:proofErr w:type="spellStart"/>
-      <w:r>
-        <w:t>run</w:t>
-      </w:r>
-      <w:proofErr w:type="spellEnd"/>
-      <w:r>
-        <w:t xml:space="preserve"> запускает цикл эволюции на заданное количество поколений, последовательно вызывая метод </w:t>
-      </w:r>
-      <w:proofErr w:type="spellStart"/>
-      <w:r>
-        <w:t>step</w:t>
-      </w:r>
-      <w:proofErr w:type="spellEnd"/>
-      <w:r>
-        <w:t xml:space="preserve"> для каждой итерации. Для работы с результатами реализованы методы </w:t>
-      </w:r>
-      <w:proofErr w:type="spellStart"/>
-      <w:r>
-        <w:t>get_best_solution</w:t>
-      </w:r>
-      <w:proofErr w:type="spellEnd"/>
-      <w:r>
-        <w:t xml:space="preserve"> для получения лучшего решения из текущей популяции, </w:t>
-      </w:r>
-      <w:proofErr w:type="spellStart"/>
-      <w:r>
-        <w:t>get_all_solutions</w:t>
-      </w:r>
-      <w:proofErr w:type="spellEnd"/>
-      <w:r>
-        <w:t xml:space="preserve"> для доступа ко всей отсортированной популяции с рангами, кодами </w:t>
-      </w:r>
-      <w:proofErr w:type="spellStart"/>
-      <w:r>
-        <w:t>Прюфера</w:t>
-      </w:r>
-      <w:proofErr w:type="spellEnd"/>
-      <w:r>
-        <w:t xml:space="preserve"> и весами особей, и </w:t>
-      </w:r>
-      <w:proofErr w:type="spellStart"/>
+        <w:t xml:space="preserve">Метод run запускает цикл эволюции на заданное количество поколений, последовательно вызывая метод step для каждой итерации. Для работы с результатами реализованы методы get_best_solution для получения лучшего решения из текущей популяции, get_all_solutions для доступа ко всей отсортированной популяции с рангами, кодами Прюфера и весами особей, и </w:t>
+      </w:r>
       <w:r>
         <w:lastRenderedPageBreak/>
-        <w:t>get_statistics</w:t>
-      </w:r>
-      <w:proofErr w:type="spellEnd"/>
-      <w:r>
-        <w:t xml:space="preserve"> для извлечения полной статистики по всем поколениям, включая списки лучшего, среднего и худшего </w:t>
-      </w:r>
-      <w:proofErr w:type="spellStart"/>
-      <w:r>
-        <w:t>fitness</w:t>
-      </w:r>
-      <w:proofErr w:type="spellEnd"/>
-      <w:r>
-        <w:t>.</w:t>
+        <w:t>get_statistics для извлечения полной статистики по всем поколениям, включая списки лучшего, среднего и худшего fitness.</w:t>
       </w:r>
     </w:p>
     <w:p>
@@ -5485,23 +4107,7 @@
         <w:pStyle w:val="a1"/>
       </w:pPr>
       <w:r>
-        <w:t xml:space="preserve">Использование кодов </w:t>
-      </w:r>
-      <w:proofErr w:type="spellStart"/>
-      <w:r>
-        <w:t>Прюфера</w:t>
-      </w:r>
-      <w:proofErr w:type="spellEnd"/>
-      <w:r>
-        <w:t xml:space="preserve"> гарантирует корректность всех генерируемых деревьев без циклов, устраняя необходимость проверок валидности на структурном уровне. Двухуровневая функция приспособленности с системой штрафов обеспечивает робастность алгоритма даже при случайной инициализации популяции с большим количеством </w:t>
-      </w:r>
-      <w:proofErr w:type="spellStart"/>
-      <w:r>
-        <w:t>невалидных</w:t>
-      </w:r>
-      <w:proofErr w:type="spellEnd"/>
-      <w:r>
-        <w:t xml:space="preserve"> особей.</w:t>
+        <w:t>Использование кодов Прюфера гарантирует корректность всех генерируемых деревьев без циклов, устраняя необходимость проверок валидности на структурном уровне. Двухуровневая функция приспособленности с системой штрафов обеспечивает робастность алгоритма даже при случайной инициализации популяции с большим количеством невалидных особей.</w:t>
       </w:r>
     </w:p>
     <w:p>
@@ -5533,31 +4139,7 @@
         <w:tab/>
       </w:r>
       <w:r>
-        <w:t xml:space="preserve">Графический интерфейс разработан с использованием стандартной библиотеки </w:t>
-      </w:r>
-      <w:proofErr w:type="spellStart"/>
-      <w:r>
-        <w:t>Tkinter</w:t>
-      </w:r>
-      <w:proofErr w:type="spellEnd"/>
-      <w:r>
-        <w:t xml:space="preserve">, а также библиотек </w:t>
-      </w:r>
-      <w:proofErr w:type="spellStart"/>
-      <w:r>
-        <w:t>Matplotlib</w:t>
-      </w:r>
-      <w:proofErr w:type="spellEnd"/>
-      <w:r>
-        <w:t xml:space="preserve"> и </w:t>
-      </w:r>
-      <w:proofErr w:type="spellStart"/>
-      <w:r>
-        <w:t>NetworkX</w:t>
-      </w:r>
-      <w:proofErr w:type="spellEnd"/>
-      <w:r>
-        <w:t xml:space="preserve"> для динамической отрисовки графов и построения графиков сходимости. Интерфейс организован по модульному принципу, разделяя функциональность на компоненты, что обеспечивает удобство в расширении и внесении изменений.</w:t>
+        <w:t>Графический интерфейс разработан с использованием стандартной библиотеки Tkinter, а также библиотек Matplotlib и NetworkX для динамической отрисовки графов и построения графиков сходимости. Интерфейс организован по модульному принципу, разделяя функциональность на компоненты, что обеспечивает удобство в расширении и внесении изменений.</w:t>
       </w:r>
     </w:p>
     <w:p>
@@ -5572,63 +4154,7 @@
         <w:tab/>
       </w:r>
       <w:r>
-        <w:t>Класс </w:t>
-      </w:r>
-      <w:proofErr w:type="spellStart"/>
-      <w:r>
-        <w:t>GraphDrawer</w:t>
-      </w:r>
-      <w:proofErr w:type="spellEnd"/>
-      <w:r>
-        <w:t xml:space="preserve"> предназначен для отрисовки графа и выделения найденного минимального </w:t>
-      </w:r>
-      <w:proofErr w:type="spellStart"/>
-      <w:r>
-        <w:t>остовного</w:t>
-      </w:r>
-      <w:proofErr w:type="spellEnd"/>
-      <w:r>
-        <w:t xml:space="preserve"> дерева. Конструктор класса принимает виджет </w:t>
-      </w:r>
-      <w:proofErr w:type="spellStart"/>
-      <w:r>
-        <w:t>Canvas</w:t>
-      </w:r>
-      <w:proofErr w:type="spellEnd"/>
-      <w:r>
-        <w:t xml:space="preserve"> из </w:t>
-      </w:r>
-      <w:proofErr w:type="spellStart"/>
-      <w:r>
-        <w:t>Tkinter</w:t>
-      </w:r>
-      <w:proofErr w:type="spellEnd"/>
-      <w:r>
-        <w:t xml:space="preserve">, создаёт фигуру </w:t>
-      </w:r>
-      <w:proofErr w:type="spellStart"/>
-      <w:r>
-        <w:t>Matplotlib</w:t>
-      </w:r>
-      <w:proofErr w:type="spellEnd"/>
-      <w:r>
-        <w:t xml:space="preserve"> с белым фоном и интегрирует её в переданный контейнер через </w:t>
-      </w:r>
-      <w:proofErr w:type="spellStart"/>
-      <w:r>
-        <w:t>FigureCanvasTkAgg</w:t>
-      </w:r>
-      <w:proofErr w:type="spellEnd"/>
-      <w:r>
-        <w:t>. Метод </w:t>
-      </w:r>
-      <w:proofErr w:type="spellStart"/>
-      <w:r>
-        <w:t>draw</w:t>
-      </w:r>
-      <w:proofErr w:type="spellEnd"/>
-      <w:r>
-        <w:t> выполняет</w:t>
+        <w:t>Класс GraphDrawer предназначен для отрисовки графа и выделения найденного минимального остовного дерева. Конструктор класса принимает виджет Canvas из Tkinter, создаёт фигуру Matplotlib с белым фоном и интегрирует её в переданный контейнер через FigureCanvasTkAgg. Метод draw выполняет</w:t>
       </w:r>
       <w:r>
         <w:t xml:space="preserve"> </w:t>
@@ -5658,71 +4184,7 @@
         <w:t xml:space="preserve"> </w:t>
       </w:r>
       <w:r>
-        <w:t>объект </w:t>
-      </w:r>
-      <w:proofErr w:type="spellStart"/>
-      <w:r>
-        <w:t>networkx.Graph</w:t>
-      </w:r>
-      <w:proofErr w:type="spellEnd"/>
-      <w:r>
-        <w:t>, добавляет вершины и рёбра с весами, вычисляет стабильное расположение вершин с использованием алгоритма </w:t>
-      </w:r>
-      <w:proofErr w:type="spellStart"/>
-      <w:r>
-        <w:t>spring_layout</w:t>
-      </w:r>
-      <w:proofErr w:type="spellEnd"/>
-      <w:r>
-        <w:t> (коэффициент k автоматически подбирается в зависимости от числа вершин для оптимального отображения). Для рёбер графа используется цвет </w:t>
-      </w:r>
-      <w:proofErr w:type="spellStart"/>
-      <w:r>
-        <w:t>lightgray</w:t>
-      </w:r>
-      <w:proofErr w:type="spellEnd"/>
-      <w:r>
-        <w:t>. При передаче списка </w:t>
-      </w:r>
-      <w:proofErr w:type="spellStart"/>
-      <w:r>
-        <w:t>mst_edges</w:t>
-      </w:r>
-      <w:proofErr w:type="spellEnd"/>
-      <w:r>
-        <w:t xml:space="preserve"> метод выделяет рёбра минимального </w:t>
-      </w:r>
-      <w:proofErr w:type="spellStart"/>
-      <w:r>
-        <w:t>остовного</w:t>
-      </w:r>
-      <w:proofErr w:type="spellEnd"/>
-      <w:r>
-        <w:t xml:space="preserve"> дерева цветом </w:t>
-      </w:r>
-      <w:proofErr w:type="spellStart"/>
-      <w:r>
-        <w:t>crimson</w:t>
-      </w:r>
-      <w:proofErr w:type="spellEnd"/>
-      <w:r>
-        <w:t> с увеличенной толщиной, а при передаче </w:t>
-      </w:r>
-      <w:proofErr w:type="spellStart"/>
-      <w:r>
-        <w:t>selected_edges</w:t>
-      </w:r>
-      <w:proofErr w:type="spellEnd"/>
-      <w:r>
-        <w:t> подсвечивает рёбра выбранной особи зелёным цветом пунктирной линией, что позволяет визуально сравнивать различные решения. Метод </w:t>
-      </w:r>
-      <w:proofErr w:type="spellStart"/>
-      <w:r>
-        <w:t>clear</w:t>
-      </w:r>
-      <w:proofErr w:type="spellEnd"/>
-      <w:r>
-        <w:t> полностью очищает координатные оси, сбрасывает кэш позиций вершин и обновляет полотно.</w:t>
+        <w:t>объект networkx.Graph, добавляет вершины и рёбра с весами, вычисляет стабильное расположение вершин с использованием алгоритма spring_layout (коэффициент k автоматически подбирается в зависимости от числа вершин для оптимального отображения). Для рёбер графа используется цвет lightgray. При передаче списка mst_edges метод выделяет рёбра минимального остовного дерева цветом crimson с увеличенной толщиной, а при передаче selected_edges подсвечивает рёбра выбранной особи зелёным цветом пунктирной линией, что позволяет визуально сравнивать различные решения. Метод clear полностью очищает координатные оси, сбрасывает кэш позиций вершин и обновляет полотно.</w:t>
       </w:r>
     </w:p>
     <w:p>
@@ -5738,15 +4200,7 @@
         <w:tab/>
       </w:r>
       <w:r>
-        <w:t>Класс </w:t>
-      </w:r>
-      <w:proofErr w:type="spellStart"/>
-      <w:r>
-        <w:t>ParameterFrame</w:t>
-      </w:r>
-      <w:proofErr w:type="spellEnd"/>
-      <w:r>
-        <w:t xml:space="preserve"> инкапсулирует все элементы управления для настройки параметров генетического алгоритма. Конструктор создаёт группу с рамкой, размещает поля ввода для следующих параметров: размер популяции (значение по умолчанию 100), количество поколений (200), вероятность скрещивания (0.8), вероятность мутации (0.05), метод селекции (выпадающий список с вариантами турнирной и рулеточной селекции), размер турнира (5), метод скрещивания (одноточечный, двухточечный, равномерный), метод мутации (обмен </w:t>
+        <w:t xml:space="preserve">Класс ParameterFrame инкапсулирует все элементы управления для настройки параметров генетического алгоритма. Конструктор создаёт группу с рамкой, размещает поля ввода для следующих параметров: размер популяции (значение по умолчанию 100), количество поколений (200), вероятность скрещивания (0.8), вероятность мутации (0.05), метод селекции (выпадающий список с вариантами турнирной и рулеточной селекции), размер турнира (5), метод скрещивания (одноточечный, двухточечный, равномерный), метод мутации (обмен </w:t>
       </w:r>
       <w:r>
         <w:t>генов</w:t>
@@ -5764,23 +4218,7 @@
         <w:t>лучших</w:t>
       </w:r>
       <w:r>
-        <w:t xml:space="preserve"> особей (2). Для обеспечения корректности взаимодействия метод _</w:t>
-      </w:r>
-      <w:proofErr w:type="spellStart"/>
-      <w:r>
-        <w:t>update_selection</w:t>
-      </w:r>
-      <w:proofErr w:type="spellEnd"/>
-      <w:r>
-        <w:t> динамически управляет доступностью поля «Размер турнира»: при выборе рулеточной селекции поле блокируется, так как данный метод не требует указания размера турнира. Метод </w:t>
-      </w:r>
-      <w:proofErr w:type="spellStart"/>
-      <w:r>
-        <w:t>get_parameters</w:t>
-      </w:r>
-      <w:proofErr w:type="spellEnd"/>
-      <w:r>
-        <w:t> считывает все значения из полей ввода, приводит их к соответствующим типам данных и возвращает словарь, готовый для передачи в генетический алгоритм.</w:t>
+        <w:t xml:space="preserve"> особей (2). Для обеспечения корректности взаимодействия метод _update_selection динамически управляет доступностью поля «Размер турнира»: при выборе рулеточной селекции поле блокируется, так как данный метод не требует указания размера турнира. Метод get_parameters считывает все значения из полей ввода, приводит их к соответствующим типам данных и возвращает словарь, готовый для передачи в генетический алгоритм.</w:t>
       </w:r>
     </w:p>
     <w:p>
@@ -5795,49 +4233,17 @@
         <w:tab/>
       </w:r>
       <w:r>
-        <w:t>Класс </w:t>
-      </w:r>
-      <w:proofErr w:type="spellStart"/>
-      <w:r>
-        <w:t>ControlButtons</w:t>
-      </w:r>
-      <w:proofErr w:type="spellEnd"/>
-      <w:r>
-        <w:t xml:space="preserve"> группирует все кнопки управления и обеспечивает </w:t>
-      </w:r>
-      <w:r>
-        <w:t>взаимодействие</w:t>
-      </w:r>
-      <w:r>
-        <w:t xml:space="preserve"> пользователя с </w:t>
+        <w:t xml:space="preserve">Класс ControlButtons группирует все кнопки управления и обеспечивает взаимодействие пользователя с </w:t>
       </w:r>
       <w:r>
         <w:t>программой</w:t>
       </w:r>
       <w:r>
-        <w:t>. Конструктор принимает функции-обработчики для каждого действия и размещает кнопки в три группы. Первая группа («Сгенерировать граф», «Загрузить граф», «Ввести вручную») отвечает за создание и загрузку графов. Вторая группа («Запустить алгоритм», «Сброс») управляет выполнением алгоритма. Третья группа («Шаг назад», «Авто-запуск», «Шаг вперёд», «Пропустить») обеспечивает пошаговое управление эволюцией. Метод </w:t>
-      </w:r>
-      <w:proofErr w:type="spellStart"/>
-      <w:r>
-        <w:t>enable_controls</w:t>
-      </w:r>
-      <w:proofErr w:type="spellEnd"/>
-      <w:r>
-        <w:t> включает или отключает кнопки пошагового управления в зависимости от состояния алгоритма. Метод </w:t>
-      </w:r>
-      <w:proofErr w:type="spellStart"/>
-      <w:r>
-        <w:t>enable_step_buttons</w:t>
-      </w:r>
-      <w:proofErr w:type="spellEnd"/>
-      <w:r>
-        <w:t> динамически управляет доступностью кнопок «Шаг назад» и «Пропустить» на основе текущего поколения: кнопка назад доступна при </w:t>
-      </w:r>
-      <w:proofErr w:type="spellStart"/>
+        <w:t>. Конструктор принимает функции-обработчики для каждого действия и размещает кнопки в три группы. Первая группа («Сгенерировать граф», «Загрузить граф», «Ввести вручную») отвечает за создание и загрузку графов. Вторая группа («Запустить алгоритм», «Сброс») управляет выполнением алгоритма. Третья группа («Шаг назад», «Авто-запуск», «Шаг вперёд», «Пропустить») обеспечивает пошаговое управление эволюцией. Метод enable_controls включает или отключает кнопки пошагового управления в зависимости от состояния алгоритма. Метод enable_step_buttons динамически управляет доступностью кнопок «Шаг назад» и «Пропустить» на основе текущего поколения: кнопка назад доступна при </w:t>
+      </w:r>
       <w:r>
         <w:t>generation</w:t>
       </w:r>
-      <w:proofErr w:type="spellEnd"/>
       <w:r>
         <w:t xml:space="preserve"> </w:t>
       </w:r>
@@ -5851,31 +4257,7 @@
         <w:t>-</w:t>
       </w:r>
       <w:r>
-        <w:t xml:space="preserve"> при </w:t>
-      </w:r>
-      <w:proofErr w:type="spellStart"/>
-      <w:r>
-        <w:t>generation</w:t>
-      </w:r>
-      <w:proofErr w:type="spellEnd"/>
-      <w:r>
-        <w:t xml:space="preserve"> &lt; </w:t>
-      </w:r>
-      <w:proofErr w:type="spellStart"/>
-      <w:r>
-        <w:t>max_generations</w:t>
-      </w:r>
-      <w:proofErr w:type="spellEnd"/>
-      <w:r>
-        <w:t>. Метод </w:t>
-      </w:r>
-      <w:proofErr w:type="spellStart"/>
-      <w:r>
-        <w:t>set_play_button_text</w:t>
-      </w:r>
-      <w:proofErr w:type="spellEnd"/>
-      <w:r>
-        <w:t> изменяет текст кнопки авто-запуска между «Авто-запуск» и «Пауза» в зависимости от режима воспроизведения.</w:t>
+        <w:t xml:space="preserve"> при generation &lt; max_generations. Метод set_play_button_text изменяет текст кнопки авто-запуска между «Авто-запуск» и «Пауза» в зависимости от режима воспроизведения.</w:t>
       </w:r>
     </w:p>
     <w:p>
@@ -5891,95 +4273,7 @@
         <w:tab/>
       </w:r>
       <w:r>
-        <w:t>Класс </w:t>
-      </w:r>
-      <w:proofErr w:type="spellStart"/>
-      <w:r>
-        <w:t>StatisticsFrame</w:t>
-      </w:r>
-      <w:proofErr w:type="spellEnd"/>
-      <w:r>
-        <w:t xml:space="preserve"> отвечает за отображение статистических метрик и построение графика сходимости. Конструктор создаёт группу с рамкой, размещает метки для отображения текущего поколения, лучшего, среднего и худшего значений функции приспособленности, а также веса минимального </w:t>
-      </w:r>
-      <w:proofErr w:type="spellStart"/>
-      <w:r>
-        <w:t>остовного</w:t>
-      </w:r>
-      <w:proofErr w:type="spellEnd"/>
-      <w:r>
-        <w:t xml:space="preserve"> дерева. Метод _</w:t>
-      </w:r>
-      <w:proofErr w:type="spellStart"/>
-      <w:r>
-        <w:t>create_plot</w:t>
-      </w:r>
-      <w:proofErr w:type="spellEnd"/>
-      <w:r>
-        <w:t xml:space="preserve"> создаёт фигуру </w:t>
-      </w:r>
-      <w:proofErr w:type="spellStart"/>
-      <w:r>
-        <w:t>Matplotlib</w:t>
-      </w:r>
-      <w:proofErr w:type="spellEnd"/>
-      <w:r>
-        <w:t>, настраивает оси с серым фоном, добавляет сетку и легенду. График содержит две визуальные компоненты: линию (</w:t>
-      </w:r>
-      <w:proofErr w:type="spellStart"/>
-      <w:r>
-        <w:t>best_line</w:t>
-      </w:r>
-      <w:proofErr w:type="spellEnd"/>
-      <w:r>
-        <w:t>) зелёного цвета, показывающую динамику лучшего веса по поколениям, и точечный график (</w:t>
-      </w:r>
-      <w:proofErr w:type="spellStart"/>
-      <w:r>
-        <w:t>scatter</w:t>
-      </w:r>
-      <w:proofErr w:type="spellEnd"/>
-      <w:r>
-        <w:t>) красного цвета, отмечающий поколения, в которых было найдено улучшение. Метод </w:t>
-      </w:r>
-      <w:proofErr w:type="spellStart"/>
-      <w:r>
-        <w:t>update_stats</w:t>
-      </w:r>
-      <w:proofErr w:type="spellEnd"/>
-      <w:r>
-        <w:t> обновляет текстовые метки статистики на основе переданных данных. Метод </w:t>
-      </w:r>
-      <w:proofErr w:type="spellStart"/>
-      <w:r>
-        <w:t>update_weight</w:t>
-      </w:r>
-      <w:proofErr w:type="spellEnd"/>
-      <w:r>
-        <w:t> обновляет вес МОД и добавляет точку на график, при этом ведётся учёт только корректных решений (вес которых не превышает штрафной порог), а при обнаружении улучшения точка добавляется на точечный график. Метод </w:t>
-      </w:r>
-      <w:proofErr w:type="spellStart"/>
-      <w:r>
-        <w:t>truncate</w:t>
-      </w:r>
-      <w:proofErr w:type="spellEnd"/>
-      <w:r>
-        <w:t> обрезает данные графика до указанного поколения, что используется при откате алгоритма. Метод </w:t>
-      </w:r>
-      <w:proofErr w:type="spellStart"/>
-      <w:r>
-        <w:t>bulk_update_weights</w:t>
-      </w:r>
-      <w:proofErr w:type="spellEnd"/>
-      <w:r>
-        <w:t> выполняет обновление графика при пропуске большого числа поколений. Метод </w:t>
-      </w:r>
-      <w:proofErr w:type="spellStart"/>
-      <w:r>
-        <w:t>reset</w:t>
-      </w:r>
-      <w:proofErr w:type="spellEnd"/>
-      <w:r>
-        <w:t> полностью сбрасывает все метки статистики, очищает данные и обновляет график до начального состояния.</w:t>
+        <w:t>Класс StatisticsFrame отвечает за отображение статистических метрик и построение графика сходимости. Конструктор создаёт группу с рамкой, размещает метки для отображения текущего поколения, лучшего, среднего и худшего значений функции приспособленности, а также веса минимального остовного дерева. Метод _create_plot создаёт фигуру Matplotlib, настраивает оси с серым фоном, добавляет сетку и легенду. График содержит две визуальные компоненты: линию (best_line) зелёного цвета, показывающую динамику лучшего веса по поколениям, и точечный график (scatter) красного цвета, отмечающий поколения, в которых было найдено улучшение. Метод update_stats обновляет текстовые метки статистики на основе переданных данных. Метод update_weight обновляет вес МОД и добавляет точку на график, при этом ведётся учёт только корректных решений (вес которых не превышает штрафной порог), а при обнаружении улучшения точка добавляется на точечный график. Метод truncate обрезает данные графика до указанного поколения, что используется при откате алгоритма. Метод bulk_update_weights выполняет обновление графика при пропуске большого числа поколений. Метод reset полностью сбрасывает все метки статистики, очищает данные и обновляет график до начального состояния.</w:t>
       </w:r>
     </w:p>
     <w:p>
@@ -6000,51 +4294,19 @@
         <w:t>ограммы</w:t>
       </w:r>
       <w:r>
-        <w:t xml:space="preserve"> и управляет всеми компонентами интерфейса, загрузкой данных и процессом эволюции. Конструктор инициализирует менеджер графа (</w:t>
-      </w:r>
-      <w:proofErr w:type="spellStart"/>
-      <w:r>
-        <w:t>GraphManager</w:t>
-      </w:r>
-      <w:proofErr w:type="spellEnd"/>
-      <w:r>
-        <w:t>), устанавливает флаги состояния алгоритма и текущего шага, создаёт структуру интерфейса с левой панелью (граф, параметры, управление) и правой панелью (лог, статистика). Метод _</w:t>
-      </w:r>
-      <w:proofErr w:type="spellStart"/>
-      <w:r>
-        <w:t>create_layout</w:t>
-      </w:r>
-      <w:proofErr w:type="spellEnd"/>
-      <w:r>
-        <w:t xml:space="preserve"> формирует основную структуру окна: создаёт экземпляры всех компонентов (ParameterFrame, ControlButtons, GraphDrawer, StatisticsFrame, ScrolledText), настраивает их размещение и связывает события. Для работы с популяцией реализован </w:t>
+        <w:t xml:space="preserve"> и управляет всеми компонентами интерфейса, загрузкой данных и процессом эволюции. Конструктор инициализирует менеджер графа (GraphManager), устанавливает флаги состояния алгоритма и текущего шага, создаёт структуру интерфейса с левой панелью (граф, параметры, управление) и правой панелью (лог, статистика). Метод _create_layout формирует основную структуру окна: создаёт экземпляры всех компонентов (ParameterFrame, ControlButtons, GraphDrawer, StatisticsFrame, ScrolledText), настраивает их размещение и связывает события. Для работы с популяцией реализован </w:t>
       </w:r>
       <w:r>
         <w:t>выбор</w:t>
       </w:r>
       <w:r>
-        <w:t xml:space="preserve"> особей: метод _</w:t>
-      </w:r>
-      <w:proofErr w:type="spellStart"/>
-      <w:r>
-        <w:t>populate_individual_selector</w:t>
-      </w:r>
-      <w:proofErr w:type="spellEnd"/>
-      <w:r>
-        <w:t> заполняет выпадающий список строками</w:t>
+        <w:t xml:space="preserve"> особей: метод _populate_individual_selector заполняет выпадающий список строками</w:t>
       </w:r>
       <w:r>
         <w:t>,</w:t>
       </w:r>
       <w:r>
-        <w:t xml:space="preserve"> а метод _</w:t>
-      </w:r>
-      <w:proofErr w:type="spellStart"/>
-      <w:r>
-        <w:t>on_individual_selected</w:t>
-      </w:r>
-      <w:proofErr w:type="spellEnd"/>
-      <w:r>
-        <w:t xml:space="preserve"> обрабатывает выбор пользователя, обновляет информационную метку и перерисовывает </w:t>
+        <w:t xml:space="preserve"> а метод _on_individual_selected обрабатывает выбор пользователя, обновляет информационную метку и перерисовывает </w:t>
       </w:r>
       <w:r>
         <w:lastRenderedPageBreak/>
@@ -6060,159 +4322,7 @@
         <w:t xml:space="preserve"> </w:t>
       </w:r>
       <w:r>
-        <w:t>_</w:t>
-      </w:r>
-      <w:proofErr w:type="spellStart"/>
-      <w:r>
-        <w:t>redraw_with_selected</w:t>
-      </w:r>
-      <w:proofErr w:type="spellEnd"/>
-      <w:r>
-        <w:t> обеспечивает совместную отрисовку рёбер МОД и рёбер выбранной особи. Метод </w:t>
-      </w:r>
-      <w:proofErr w:type="spellStart"/>
-      <w:r>
-        <w:t>load_in_ga</w:t>
-      </w:r>
-      <w:proofErr w:type="spellEnd"/>
-      <w:r>
-        <w:t> инициализирует объект генетического алгоритма с параметрами из интерфейса и проверяет наличие графа. Метод </w:t>
-      </w:r>
-      <w:proofErr w:type="spellStart"/>
-      <w:r>
-        <w:t>reset</w:t>
-      </w:r>
-      <w:proofErr w:type="spellEnd"/>
-      <w:r>
-        <w:t> полностью сбрасывает состояние приложения: останавливает алгоритм, очищает холст, сбрасывает статистику и отключает кнопки управления. Метод </w:t>
-      </w:r>
-      <w:proofErr w:type="spellStart"/>
-      <w:r>
-        <w:t>show_stats</w:t>
-      </w:r>
-      <w:proofErr w:type="spellEnd"/>
-      <w:r>
-        <w:t> обновляет статистику из генетического алгоритма, при обнаружении нового лучшего решения добавляет запись в лог. Метод _</w:t>
-      </w:r>
-      <w:proofErr w:type="spellStart"/>
-      <w:r>
-        <w:t>is_valid_solution</w:t>
-      </w:r>
-      <w:proofErr w:type="spellEnd"/>
-      <w:r>
-        <w:t> проверяет корректность решения с использованием статического метода </w:t>
-      </w:r>
-      <w:proofErr w:type="spellStart"/>
-      <w:r>
-        <w:t>Graph.is_tree</w:t>
-      </w:r>
-      <w:proofErr w:type="spellEnd"/>
-      <w:r>
-        <w:t>. Метод </w:t>
-      </w:r>
-      <w:proofErr w:type="spellStart"/>
-      <w:r>
-        <w:t>update_plot</w:t>
-      </w:r>
-      <w:proofErr w:type="spellEnd"/>
-      <w:r>
-        <w:t> обновляет список особей, статистику и перерисовывает граф, а также управляет доступностью кнопок пошагового управления. Метод </w:t>
-      </w:r>
-      <w:proofErr w:type="spellStart"/>
-      <w:r>
-        <w:t>run_algorithm</w:t>
-      </w:r>
-      <w:proofErr w:type="spellEnd"/>
-      <w:r>
-        <w:t> инициализирует и запускает алгоритм на одно поколение для демонстрации начального состояния. Метод </w:t>
-      </w:r>
-      <w:proofErr w:type="spellStart"/>
-      <w:r>
-        <w:t>next_step</w:t>
-      </w:r>
-      <w:proofErr w:type="spellEnd"/>
-      <w:r>
-        <w:t> выполняет шаг вперёд, обновляет отображение и добавляет запись в лог. Метод </w:t>
-      </w:r>
-      <w:proofErr w:type="spellStart"/>
-      <w:r>
-        <w:t>prev_step</w:t>
-      </w:r>
-      <w:proofErr w:type="spellEnd"/>
-      <w:r>
-        <w:t> выполняет откат на шаг назад с использованием </w:t>
-      </w:r>
-      <w:proofErr w:type="spellStart"/>
-      <w:r>
-        <w:t>ga.rollback</w:t>
-      </w:r>
-      <w:proofErr w:type="spellEnd"/>
-      <w:r>
-        <w:t>() и синхронизирует график статистики. Метод </w:t>
-      </w:r>
-      <w:proofErr w:type="spellStart"/>
-      <w:r>
-        <w:t>skip_to_end</w:t>
-      </w:r>
-      <w:proofErr w:type="spellEnd"/>
-      <w:r>
-        <w:t xml:space="preserve"> выполняет пропуск к финальному поколению: отключает </w:t>
-      </w:r>
-      <w:proofErr w:type="spellStart"/>
-      <w:r>
-        <w:t>автопроигрывание</w:t>
-      </w:r>
-      <w:proofErr w:type="spellEnd"/>
-      <w:r>
-        <w:t>, запускает </w:t>
-      </w:r>
-      <w:proofErr w:type="spellStart"/>
-      <w:r>
-        <w:t>ga.run</w:t>
-      </w:r>
-      <w:proofErr w:type="spellEnd"/>
-      <w:r>
-        <w:t>() на оставшееся количество поколений, выполняет обновление графика через </w:t>
-      </w:r>
-      <w:proofErr w:type="spellStart"/>
-      <w:r>
-        <w:t>bulk_update_weights</w:t>
-      </w:r>
-      <w:proofErr w:type="spellEnd"/>
-      <w:r>
-        <w:t> и отображает итоговое решение. Метод </w:t>
-      </w:r>
-      <w:proofErr w:type="spellStart"/>
-      <w:r>
-        <w:t>toggle_play</w:t>
-      </w:r>
-      <w:proofErr w:type="spellEnd"/>
-      <w:r>
-        <w:t xml:space="preserve"> переключает режим </w:t>
-      </w:r>
-      <w:proofErr w:type="spellStart"/>
-      <w:r>
-        <w:t>автопроигрывания</w:t>
-      </w:r>
-      <w:proofErr w:type="spellEnd"/>
-      <w:r>
-        <w:t>, обновляет текст кнопки. Метод </w:t>
-      </w:r>
-      <w:proofErr w:type="spellStart"/>
-      <w:r>
-        <w:t>play_loop</w:t>
-      </w:r>
-      <w:proofErr w:type="spellEnd"/>
-      <w:r>
-        <w:t> циклически выполняет </w:t>
-      </w:r>
-      <w:proofErr w:type="spellStart"/>
-      <w:r>
-        <w:t>next_step</w:t>
-      </w:r>
-      <w:proofErr w:type="spellEnd"/>
-      <w:r>
-        <w:t>() с задержкой 500 мс.</w:t>
+        <w:t>_redraw_with_selected обеспечивает совместную отрисовку рёбер МОД и рёбер выбранной особи. Метод load_in_ga инициализирует объект генетического алгоритма с параметрами из интерфейса и проверяет наличие графа. Метод reset полностью сбрасывает состояние приложения: останавливает алгоритм, очищает холст, сбрасывает статистику и отключает кнопки управления. Метод show_stats обновляет статистику из генетического алгоритма, при обнаружении нового лучшего решения добавляет запись в лог. Метод _is_valid_solution проверяет корректность решения с использованием статического метода Graph.is_tree. Метод update_plot обновляет список особей, статистику и перерисовывает граф, а также управляет доступностью кнопок пошагового управления. Метод run_algorithm инициализирует и запускает алгоритм на одно поколение для демонстрации начального состояния. Метод next_step выполняет шаг вперёд, обновляет отображение и добавляет запись в лог. Метод prev_step выполняет откат на шаг назад с использованием ga.rollback() и синхронизирует график статистики. Метод skip_to_end выполняет пропуск к финальному поколению: отключает автопроигрывание, запускает ga.run() на оставшееся количество поколений, выполняет обновление графика через bulk_update_weights и отображает итоговое решение. Метод toggle_play переключает режим автопроигрывания, обновляет текст кнопки. Метод play_loop циклически выполняет next_step() с задержкой 500 мс.</w:t>
       </w:r>
     </w:p>
     <w:p>
@@ -6227,37 +4337,13 @@
         <w:tab/>
       </w:r>
       <w:r>
-        <w:t>Класс </w:t>
-      </w:r>
-      <w:proofErr w:type="spellStart"/>
-      <w:r>
-        <w:t>GenerateGraphDialog</w:t>
-      </w:r>
-      <w:proofErr w:type="spellEnd"/>
-      <w:r>
-        <w:t> </w:t>
+        <w:t>Класс GenerateGraphDialog </w:t>
       </w:r>
       <w:r>
         <w:t>реализует</w:t>
       </w:r>
       <w:r>
-        <w:t xml:space="preserve"> диалоговое окно для генерации случайного графа с заданными параметрами. Конструктор создаёт окно с полями ввода для количества вершин (по умолчанию 20), вероятности появления ребра (0.3), минимального (1) и максимального (100) весов рёбер. Метод _</w:t>
-      </w:r>
-      <w:proofErr w:type="spellStart"/>
-      <w:r>
-        <w:t>create</w:t>
-      </w:r>
-      <w:proofErr w:type="spellEnd"/>
-      <w:r>
-        <w:t> считывает значения из полей, преобразует их к соответствующим типам, вызывает функцию обратного вызова </w:t>
-      </w:r>
-      <w:proofErr w:type="spellStart"/>
-      <w:r>
-        <w:t>on_generate</w:t>
-      </w:r>
-      <w:proofErr w:type="spellEnd"/>
-      <w:r>
-        <w:t> с переданными параметрами и закрывает окно.</w:t>
+        <w:t xml:space="preserve"> диалоговое окно для генерации случайного графа с заданными параметрами. Конструктор создаёт окно с полями ввода для количества вершин (по умолчанию 20), вероятности появления ребра (0.3), минимального (1) и максимального (100) весов рёбер. Метод _create считывает значения из полей, преобразует их к соответствующим типам, вызывает функцию обратного вызова on_generate с переданными параметрами и закрывает окно.</w:t>
       </w:r>
     </w:p>
     <w:p>
@@ -6273,37 +4359,13 @@
         <w:tab/>
       </w:r>
       <w:r>
-        <w:t>Класс </w:t>
-      </w:r>
-      <w:proofErr w:type="spellStart"/>
-      <w:r>
-        <w:t>ManualInputDialog</w:t>
-      </w:r>
-      <w:proofErr w:type="spellEnd"/>
-      <w:r>
-        <w:t> реализует диалоговое окно для ручного ввода графа в текстовом формате. Конструктор создаёт окно с инструкцией по вводу (каждое ребро на новой строке в формате «u v w») и текстовым полем с примером данных. Метод _</w:t>
-      </w:r>
-      <w:proofErr w:type="spellStart"/>
-      <w:r>
-        <w:t>parse_and_save</w:t>
-      </w:r>
-      <w:proofErr w:type="spellEnd"/>
-      <w:r>
-        <w:t xml:space="preserve"> обрабатывает введённый текст: разбивает на строки, каждую строку разделяет на три части, преобразует номера вершин в целые числа, а вес — в число с плавающей </w:t>
+        <w:t xml:space="preserve">Класс ManualInputDialog реализует диалоговое окно для ручного ввода графа в текстовом формате. Конструктор создаёт окно с инструкцией по вводу (каждое ребро на новой строке в формате «u v w») и текстовым полем с примером данных. Метод _parse_and_save обрабатывает введённый текст: разбивает на строки, каждую строку разделяет на три части, преобразует номера вершин в целые числа, а вес — в число с плавающей </w:t>
       </w:r>
       <w:r>
         <w:t>точкой</w:t>
       </w:r>
       <w:r>
-        <w:t>. При обнаружении ошибок формата выводится сообщение с причиной ошибки. При успешной обработке вызывается функция обратного вызова </w:t>
-      </w:r>
-      <w:proofErr w:type="spellStart"/>
-      <w:r>
-        <w:t>on_save</w:t>
-      </w:r>
-      <w:proofErr w:type="spellEnd"/>
-      <w:r>
-        <w:t> с полученным списком рёбер и окно закрывается.</w:t>
+        <w:t>. При обнаружении ошибок формата выводится сообщение с причиной ошибки. При успешной обработке вызывается функция обратного вызова on_save с полученным списком рёбер и окно закрывается.</w:t>
       </w:r>
     </w:p>
     <w:p>
@@ -6374,11 +4436,9 @@
         </w:numPr>
         <w:ind w:left="0" w:firstLine="709"/>
       </w:pPr>
-      <w:proofErr w:type="spellStart"/>
       <w:r>
         <w:t>Tkinter</w:t>
       </w:r>
-      <w:proofErr w:type="spellEnd"/>
       <w:r>
         <w:rPr>
           <w:b/>
@@ -6405,11 +4465,9 @@
           <w:caps/>
         </w:rPr>
       </w:pPr>
-      <w:proofErr w:type="spellStart"/>
       <w:r>
         <w:t>NetworkX</w:t>
       </w:r>
-      <w:proofErr w:type="spellEnd"/>
       <w:r>
         <w:rPr>
           <w:b/>
@@ -6444,14 +4502,12 @@
           <w:caps/>
         </w:rPr>
       </w:pPr>
-      <w:proofErr w:type="spellStart"/>
       <w:r>
         <w:rPr>
           <w:lang w:val="en-US"/>
         </w:rPr>
         <w:t>Pydantic</w:t>
       </w:r>
-      <w:proofErr w:type="spellEnd"/>
       <w:r>
         <w:rPr>
           <w:b/>
@@ -6521,15 +4577,7 @@
         <w:pStyle w:val="a1"/>
       </w:pPr>
       <w:r>
-        <w:t>По результатам работы учебная практика оценена на &lt;</w:t>
-      </w:r>
-      <w:proofErr w:type="spellStart"/>
-      <w:r>
-        <w:t>ваша_оценка</w:t>
-      </w:r>
-      <w:proofErr w:type="spellEnd"/>
-      <w:r>
-        <w:t>&gt;.</w:t>
+        <w:t>По результатам работы учебная практика оценена на &lt;ваша_оценка&gt;.</w:t>
       </w:r>
     </w:p>
     <w:p>
@@ -6659,15 +4707,7 @@
         <w:pStyle w:val="a1"/>
       </w:pPr>
       <w:r>
-        <w:t xml:space="preserve">В ходе выполнения практической работы была разработана полнофункциональная программная система для решения задачи поиска минимального </w:t>
-      </w:r>
-      <w:proofErr w:type="spellStart"/>
-      <w:r>
-        <w:t>остовного</w:t>
-      </w:r>
-      <w:proofErr w:type="spellEnd"/>
-      <w:r>
-        <w:t xml:space="preserve"> дерева взвешенного неориентированного графа с использованием генетического алгоритма.</w:t>
+        <w:t>В ходе выполнения практической работы была разработана полнофункциональная программная система для решения задачи поиска минимального остовного дерева взвешенного неориентированного графа с использованием генетического алгоритма.</w:t>
       </w:r>
     </w:p>
     <w:p>
@@ -6675,39 +4715,7 @@
         <w:pStyle w:val="a1"/>
       </w:pPr>
       <w:r>
-        <w:t xml:space="preserve">Ядро системы представлено модулями генетического алгоритма и операторов, реализующими полный цикл эволюционного процесса с использованием кодов </w:t>
-      </w:r>
-      <w:proofErr w:type="spellStart"/>
-      <w:r>
-        <w:t>Прюфера</w:t>
-      </w:r>
-      <w:proofErr w:type="spellEnd"/>
-      <w:r>
-        <w:t xml:space="preserve"> в качестве представления решений. Применение кодов </w:t>
-      </w:r>
-      <w:proofErr w:type="spellStart"/>
-      <w:r>
-        <w:t>Прюфера</w:t>
-      </w:r>
-      <w:proofErr w:type="spellEnd"/>
-      <w:r>
-        <w:t xml:space="preserve"> обеспечило корректность всех генерируемых решений, исключив необходимость проверок на ацикличность деревьев. Двухуровневая функция приспособленности с системой штрафов обеспечивает эволюцию от </w:t>
-      </w:r>
-      <w:proofErr w:type="spellStart"/>
-      <w:r>
-        <w:t>невалидных</w:t>
-      </w:r>
-      <w:proofErr w:type="spellEnd"/>
-      <w:r>
-        <w:t xml:space="preserve"> решений к оптимальным. Алгоритм поддерживает гибкую настройку параметров, включая типы селекции, скрещивания и мутации, механизм </w:t>
-      </w:r>
-      <w:proofErr w:type="spellStart"/>
-      <w:r>
-        <w:t>элитизма</w:t>
-      </w:r>
-      <w:proofErr w:type="spellEnd"/>
-      <w:r>
-        <w:t xml:space="preserve"> и адаптивный критерий сходимости.</w:t>
+        <w:t>Ядро системы представлено модулями генетического алгоритма и операторов, реализующими полный цикл эволюционного процесса с использованием кодов Прюфера в качестве представления решений. Применение кодов Прюфера обеспечило корректность всех генерируемых решений, исключив необходимость проверок на ацикличность деревьев. Двухуровневая функция приспособленности с системой штрафов обеспечивает эволюцию от невалидных решений к оптимальным. Алгоритм поддерживает гибкую настройку параметров, включая типы селекции, скрещивания и мутации, механизм элитизма и адаптивный критерий сходимости.</w:t>
       </w:r>
     </w:p>
     <w:p>
@@ -6715,55 +4723,7 @@
         <w:pStyle w:val="a1"/>
       </w:pPr>
       <w:r>
-        <w:t xml:space="preserve">Слой работы с данными построен на основе </w:t>
-      </w:r>
-      <w:proofErr w:type="spellStart"/>
-      <w:r>
-        <w:t>pydantic</w:t>
-      </w:r>
-      <w:proofErr w:type="spellEnd"/>
-      <w:r>
-        <w:t xml:space="preserve">-схем, обеспечивающих валидацию и целостность данных. Классы </w:t>
-      </w:r>
-      <w:proofErr w:type="spellStart"/>
-      <w:r>
-        <w:t>Graph</w:t>
-      </w:r>
-      <w:proofErr w:type="spellEnd"/>
-      <w:r>
-        <w:t xml:space="preserve">, </w:t>
-      </w:r>
-      <w:proofErr w:type="spellStart"/>
-      <w:r>
-        <w:t>PruferCode</w:t>
-      </w:r>
-      <w:proofErr w:type="spellEnd"/>
-      <w:r>
-        <w:t xml:space="preserve">, </w:t>
-      </w:r>
-      <w:proofErr w:type="spellStart"/>
-      <w:r>
-        <w:t>GraphGenerator</w:t>
-      </w:r>
-      <w:proofErr w:type="spellEnd"/>
-      <w:r>
-        <w:t xml:space="preserve"> и </w:t>
-      </w:r>
-      <w:proofErr w:type="spellStart"/>
-      <w:r>
-        <w:t>FileIO</w:t>
-      </w:r>
-      <w:proofErr w:type="spellEnd"/>
-      <w:r>
-        <w:t xml:space="preserve"> предоставляют полный функционал для работы с графами, их генерации и загрузки. Класс </w:t>
-      </w:r>
-      <w:proofErr w:type="spellStart"/>
-      <w:r>
-        <w:t>GraphManager</w:t>
-      </w:r>
-      <w:proofErr w:type="spellEnd"/>
-      <w:r>
-        <w:t xml:space="preserve"> объединяет функциональность в единый интерфейс.</w:t>
+        <w:t>Слой работы с данными построен на основе pydantic-схем, обеспечивающих валидацию и целостность данных. Классы Graph, PruferCode, GraphGenerator и FileIO предоставляют полный функционал для работы с графами, их генерации и загрузки. Класс GraphManager объединяет функциональность в единый интерфейс.</w:t>
       </w:r>
     </w:p>
     <w:p>
@@ -6771,80 +4731,72 @@
         <w:pStyle w:val="a1"/>
       </w:pPr>
       <w:r>
-        <w:t xml:space="preserve">Графический интерфейс, разработанный с использованием </w:t>
-      </w:r>
-      <w:proofErr w:type="spellStart"/>
-      <w:r>
-        <w:t>tkinter</w:t>
-      </w:r>
-      <w:proofErr w:type="spellEnd"/>
-      <w:r>
-        <w:t xml:space="preserve">, </w:t>
-      </w:r>
-      <w:proofErr w:type="spellStart"/>
-      <w:r>
-        <w:t>matplotlib</w:t>
-      </w:r>
-      <w:proofErr w:type="spellEnd"/>
-      <w:r>
-        <w:t xml:space="preserve"> и </w:t>
-      </w:r>
-      <w:proofErr w:type="spellStart"/>
-      <w:r>
-        <w:t>networkx</w:t>
-      </w:r>
-      <w:proofErr w:type="spellEnd"/>
-      <w:r>
-        <w:t xml:space="preserve">, предоставляет интуитивный способ взаимодействия с системой. Интерфейс разделён на специализированные компоненты: </w:t>
-      </w:r>
-      <w:proofErr w:type="spellStart"/>
-      <w:r>
-        <w:t>ParameterFrame</w:t>
-      </w:r>
-      <w:proofErr w:type="spellEnd"/>
-      <w:r>
-        <w:t xml:space="preserve"> для настройки параметров, </w:t>
-      </w:r>
-      <w:proofErr w:type="spellStart"/>
-      <w:r>
-        <w:t>ControlButtons</w:t>
-      </w:r>
-      <w:proofErr w:type="spellEnd"/>
-      <w:r>
-        <w:t xml:space="preserve"> для управления эволюцией, </w:t>
-      </w:r>
-      <w:proofErr w:type="spellStart"/>
-      <w:r>
-        <w:t>StatisticsFrame</w:t>
-      </w:r>
-      <w:proofErr w:type="spellEnd"/>
-      <w:r>
-        <w:t xml:space="preserve"> для отображения метрик и графика сходимости. Система поддерживает три способа создания графов: загрузку из файла, генерацию случайных графов и ручной ввод рёбер. Класс </w:t>
-      </w:r>
-      <w:proofErr w:type="spellStart"/>
-      <w:r>
-        <w:t>GraphDrawer</w:t>
-      </w:r>
-      <w:proofErr w:type="spellEnd"/>
-      <w:r>
-        <w:t xml:space="preserve"> обеспечивает визуализацию с выделением рёбер МОД и отображением любой особи из популяции. Интерфейс предоставляет пошаговое выполнение, автоматическое проигрывание и быстрый переход к результату.</w:t>
+        <w:t>Графический интерфейс, разработанный с использованием tkinter, matplotlib и networkx, предоставляет интуитивный способ взаимодействия с системой. Интерфейс разделён на специализированные компоненты: ParameterFrame для настройки параметров, ControlButtons для управления эволюцией, StatisticsFrame для отображения метрик и графика сходимости. Система поддерживает три способа создания графов: загрузку из файла, генерацию случайных графов и ручной ввод рёбер. Класс GraphDrawer обеспечивает визуализацию с выделением рёбер МОД и отображением любой особи из популяции. Интерфейс предоставляет пошаговое выполнение, автоматическое проигрывание и быстрый переход к результату.</w:t>
       </w:r>
     </w:p>
     <w:p>
       <w:pPr>
         <w:pStyle w:val="a1"/>
+        <w:rPr>
+          <w:lang w:val="en-US"/>
+        </w:rPr>
       </w:pPr>
       <w:r>
         <w:lastRenderedPageBreak/>
-        <w:t xml:space="preserve">Разработанная система успешно прошла тестирование на графах различной сложности. Модульная архитектура и использование современных практик разработки обеспечивают </w:t>
-      </w:r>
-      <w:proofErr w:type="spellStart"/>
-      <w:r>
-        <w:t>поддерживаемость</w:t>
-      </w:r>
-      <w:proofErr w:type="spellEnd"/>
-      <w:r>
-        <w:t xml:space="preserve"> и расширяемость системы. Полученные результаты подтверждают эффективность применения генетических алгоритмов для решения задачи поиска МОД. Система может использоваться в образовательных целях для изучения эволюционных алгоритмов и в качестве основы для решения практических задач оптимизации сетевых структур.</w:t>
+        <w:t>Разработанная система успешно прошла тестирование на графах различной сложности. Модульная архитектура и использование современных практик разработки обеспечивают поддерживаемость и расширяемость системы. Полученные результаты подтверждают эффективность применения генетических алгоритмов для решения задачи поиска МОД. Система может использоваться в образовательных целях для изучения эволюционных алгоритмов и в качестве основы для решения практических задач оптимизации сетевых структур.</w:t>
+      </w:r>
+    </w:p>
+    <w:p>
+      <w:pPr>
+        <w:pStyle w:val="a1"/>
+      </w:pPr>
+      <w:r>
+        <w:t>Исходный код проекта</w:t>
+      </w:r>
+      <w:r>
+        <w:t xml:space="preserve">: </w:t>
+      </w:r>
+      <w:r>
+        <w:rPr>
+          <w:lang w:val="en-US"/>
+        </w:rPr>
+        <w:t>https</w:t>
+      </w:r>
+      <w:r>
+        <w:t>://</w:t>
+      </w:r>
+      <w:r>
+        <w:rPr>
+          <w:lang w:val="en-US"/>
+        </w:rPr>
+        <w:t>github</w:t>
+      </w:r>
+      <w:r>
+        <w:t>.</w:t>
+      </w:r>
+      <w:r>
+        <w:rPr>
+          <w:lang w:val="en-US"/>
+        </w:rPr>
+        <w:t>com</w:t>
+      </w:r>
+      <w:r>
+        <w:t>/</w:t>
+      </w:r>
+      <w:r>
+        <w:rPr>
+          <w:lang w:val="en-US"/>
+        </w:rPr>
+        <w:t>goormany</w:t>
+      </w:r>
+      <w:r>
+        <w:t>/</w:t>
+      </w:r>
+      <w:r>
+        <w:rPr>
+          <w:lang w:val="en-US"/>
+        </w:rPr>
+        <w:t>GeneticAlgorithms</w:t>
       </w:r>
     </w:p>
     <w:p>
@@ -6887,21 +4839,7 @@
         <w:rPr>
           <w:lang w:val="en-US"/>
         </w:rPr>
-        <w:t xml:space="preserve">The State of the </w:t>
-      </w:r>
-      <w:proofErr w:type="spellStart"/>
-      <w:r>
-        <w:rPr>
-          <w:lang w:val="en-US"/>
-        </w:rPr>
-        <w:t>Octoverse</w:t>
-      </w:r>
-      <w:proofErr w:type="spellEnd"/>
-      <w:r>
-        <w:rPr>
-          <w:lang w:val="en-US"/>
-        </w:rPr>
-        <w:t xml:space="preserve"> [</w:t>
+        <w:t>The State of the Octoverse [</w:t>
       </w:r>
       <w:r>
         <w:t>Электронный</w:t>
@@ -6959,27 +4897,14 @@
           <w:numId w:val="3"/>
         </w:numPr>
       </w:pPr>
-      <w:proofErr w:type="spellStart"/>
-      <w:r>
-        <w:t>Вирсански</w:t>
-      </w:r>
-      <w:proofErr w:type="spellEnd"/>
-      <w:r>
-        <w:t xml:space="preserve"> Э.</w:t>
+      <w:r>
+        <w:t>Вирсански Э.</w:t>
       </w:r>
       <w:r>
         <w:t xml:space="preserve"> </w:t>
       </w:r>
       <w:r>
-        <w:t xml:space="preserve">В52 Генетические алгоритмы на Python / пер. с англ. А. А. </w:t>
-      </w:r>
-      <w:proofErr w:type="spellStart"/>
-      <w:r>
-        <w:t>Слинкина</w:t>
-      </w:r>
-      <w:proofErr w:type="spellEnd"/>
-      <w:r>
-        <w:t>. – М.:</w:t>
+        <w:t>В52 Генетические алгоритмы на Python / пер. с англ. А. А. Слинкина. – М.:</w:t>
       </w:r>
     </w:p>
     <w:p>
@@ -6991,15 +4916,7 @@
         </w:numPr>
       </w:pPr>
       <w:r>
-        <w:t xml:space="preserve">ДМК Пресс, 2020. – 286 с.: </w:t>
-      </w:r>
-      <w:proofErr w:type="spellStart"/>
-      <w:r>
-        <w:t>ил.Панченко</w:t>
-      </w:r>
-      <w:proofErr w:type="spellEnd"/>
-      <w:r>
-        <w:t>, Т. В. Генетические алгоритмы [Текст] : учебно-методическое</w:t>
+        <w:t>ДМК Пресс, 2020. – 286 с.: ил.Панченко, Т. В. Генетические алгоритмы [Текст] : учебно-методическое</w:t>
       </w:r>
       <w:r>
         <w:t xml:space="preserve"> </w:t>
@@ -7025,19 +4942,11 @@
           <w:lang w:val="en-US"/>
         </w:rPr>
       </w:pPr>
-      <w:proofErr w:type="spellStart"/>
       <w:r>
         <w:rPr>
           <w:lang w:val="en-US"/>
         </w:rPr>
-        <w:t>Tkinter</w:t>
-      </w:r>
-      <w:proofErr w:type="spellEnd"/>
-      <w:r>
-        <w:rPr>
-          <w:lang w:val="en-US"/>
-        </w:rPr>
-        <w:t xml:space="preserve"> Documentation. Python Software Foundation. – </w:t>
+        <w:t xml:space="preserve">Tkinter Documentation. Python Software Foundation. – </w:t>
       </w:r>
       <w:r>
         <w:t>Режим</w:t>
@@ -7078,19 +4987,11 @@
           <w:lang w:val="en-US"/>
         </w:rPr>
       </w:pPr>
-      <w:proofErr w:type="spellStart"/>
       <w:r>
         <w:rPr>
           <w:lang w:val="en-US"/>
         </w:rPr>
-        <w:t>Pydantic</w:t>
-      </w:r>
-      <w:proofErr w:type="spellEnd"/>
-      <w:r>
-        <w:rPr>
-          <w:lang w:val="en-US"/>
-        </w:rPr>
-        <w:t xml:space="preserve"> Documentation. – </w:t>
+        <w:t xml:space="preserve">Pydantic Documentation. – </w:t>
       </w:r>
       <w:r>
         <w:t>Режим</w:t>
@@ -7131,19 +5032,11 @@
           <w:lang w:val="en-US"/>
         </w:rPr>
       </w:pPr>
-      <w:proofErr w:type="spellStart"/>
       <w:r>
         <w:rPr>
           <w:lang w:val="en-US"/>
         </w:rPr>
-        <w:t>NetworkX</w:t>
-      </w:r>
-      <w:proofErr w:type="spellEnd"/>
-      <w:r>
-        <w:rPr>
-          <w:lang w:val="en-US"/>
-        </w:rPr>
-        <w:t xml:space="preserve"> Documentation. – </w:t>
+        <w:t xml:space="preserve">NetworkX Documentation. – </w:t>
       </w:r>
       <w:r>
         <w:t>Режим</w:t>
@@ -12898,6 +10791,7 @@
   <w:style w:type="character" w:default="1" w:styleId="a2">
     <w:name w:val="Default Paragraph Font"/>
     <w:uiPriority w:val="1"/>
+    <w:semiHidden/>
     <w:unhideWhenUsed/>
   </w:style>
   <w:style w:type="table" w:default="1" w:styleId="a3">
